--- a/Lõputöö kirjeldus.docx
+++ b/Lõputöö kirjeldus.docx
@@ -14,7 +14,7 @@
           <w:b/>
           <w:bCs/>
         </w:rPr>
-        <w:t>Lõputöö struktuur</w:t>
+        <w:t>LÕPUTÖÖ / GRUPITÖÖ KIRJELDUS</w:t>
       </w:r>
     </w:p>
     <w:p>
@@ -36,1146 +36,2927 @@
       <w:pPr>
         <w:numPr>
           <w:ilvl w:val="0"/>
-          <w:numId w:val="1"/>
+          <w:numId w:val="28"/>
         </w:numPr>
       </w:pPr>
       <w:r>
-        <w:t>Eesmärk: äriprobleem või hüpotees.</w:t>
+        <w:rPr>
+          <w:b/>
+          <w:bCs/>
+        </w:rPr>
+        <w:t>Äriprobleem:</w:t>
+      </w:r>
+      <w:r>
+        <w:t xml:space="preserve"> Pikaajaline kiire inflatsioon muudab oluliselt raha reaalset väärtust. Käesolevas töös analüüsitakse, kas keskmise palgaga töötaja reaalne ostujõud (tarbijahinnaindeksiga korrigeeritud palk) on suutnud sammu pidada kinnisvarahindade kasvuga või on kinnisvara muutunud tavatöötaja jaoks kättesaamatuks luksuseks, mis liigub käest ära kiiremini kui sissetulekud.</w:t>
       </w:r>
     </w:p>
     <w:p>
       <w:pPr>
         <w:numPr>
           <w:ilvl w:val="0"/>
-          <w:numId w:val="1"/>
+          <w:numId w:val="28"/>
         </w:numPr>
       </w:pPr>
       <w:r>
-        <w:t>Aktuaalsus: kellele tulemus väärtust loob.</w:t>
+        <w:rPr>
+          <w:b/>
+          <w:bCs/>
+        </w:rPr>
+        <w:t>Hüpotees:</w:t>
+      </w:r>
+      <w:r>
+        <w:t xml:space="preserve"> Alates 2021. aastast alanud kiire inflatsiooniperioodi ja </w:t>
+      </w:r>
+      <w:proofErr w:type="spellStart"/>
+      <w:r>
+        <w:t>EURIBORi</w:t>
+      </w:r>
+      <w:proofErr w:type="spellEnd"/>
+      <w:r>
+        <w:t xml:space="preserve"> tõusu tulemusena on lõhe keskmise palga ja kinnisvarahindade vahel püsivalt laienenud. See tähendab, et keskmise palgaga inimese reaalne võime eluaseme ruutmeetrit osta on langenud madalamale tasemele kui eelneval kümnendil.</w:t>
       </w:r>
     </w:p>
     <w:p>
       <w:pPr>
         <w:numPr>
           <w:ilvl w:val="0"/>
-          <w:numId w:val="1"/>
+          <w:numId w:val="28"/>
         </w:numPr>
       </w:pPr>
       <w:r>
-        <w:t>Uurimisküsimused: 2–4 konkreetset küsimust, millele aruanne saab vastata.</w:t>
+        <w:rPr>
+          <w:b/>
+          <w:bCs/>
+        </w:rPr>
+        <w:t>Uurimisküsimused:</w:t>
+      </w:r>
+    </w:p>
+    <w:p>
+      <w:pPr>
+        <w:numPr>
+          <w:ilvl w:val="1"/>
+          <w:numId w:val="28"/>
+        </w:numPr>
+      </w:pPr>
+      <w:r>
+        <w:t>Kui palju ruutmeetreid kinnisvara sai keskmise kuupalga eest alates aastast 2005–2025? [2]</w:t>
+      </w:r>
+    </w:p>
+    <w:p>
+      <w:pPr>
+        <w:numPr>
+          <w:ilvl w:val="1"/>
+          <w:numId w:val="28"/>
+        </w:numPr>
+      </w:pPr>
+      <w:r>
+        <w:t>Milline on ajaloolise trendi põhjal prognoos: kas palgad jõuavad kinnisvarahindadele järele või jääb suhtarv püsivalt uude tasakaalupunkti? [2]</w:t>
       </w:r>
     </w:p>
     <w:p>
       <w:pPr>
         <w:numPr>
           <w:ilvl w:val="0"/>
-          <w:numId w:val="1"/>
+          <w:numId w:val="28"/>
         </w:numPr>
       </w:pPr>
       <w:r>
-        <w:t>Ärimõisted: selles peatükis on peamiste mõistete kirjeldus ärikeeles. Tabeli- ja veerunimesid siin ei ole.</w:t>
-      </w:r>
-    </w:p>
-    <w:p>
-      <w:pPr>
-        <w:rPr>
-          <w:b/>
-          <w:bCs/>
-        </w:rPr>
-      </w:pPr>
-      <w:r>
-        <w:rPr>
-          <w:b/>
-          <w:bCs/>
-        </w:rPr>
-        <w:t>2. Andmeallikate ja andmevoo kirjeldus</w:t>
-      </w:r>
-    </w:p>
-    <w:p>
-      <w:r>
-        <w:t>Andmevoog ja andmemudel skeemidena (joonised), mitte ainult tekstina.</w:t>
-      </w:r>
-    </w:p>
-    <w:p>
-      <w:pPr>
-        <w:rPr>
-          <w:b/>
-          <w:bCs/>
-        </w:rPr>
-      </w:pPr>
-      <w:r>
-        <w:rPr>
-          <w:b/>
-          <w:bCs/>
-        </w:rPr>
-        <w:t>Päritolu ja voog</w:t>
+        <w:rPr>
+          <w:b/>
+          <w:bCs/>
+        </w:rPr>
+        <w:t>Aktuaalsus (Sihtrühm):</w:t>
+      </w:r>
+      <w:r>
+        <w:t xml:space="preserve"> Eraisikud ja koduostjad. Tulemus loob väärtust, aidates teha kaalutletud finantsotsuseid ja kaardistada, millises Eesti maakonnas on praeguses turu faasis majanduslikult mõistlikum kinnisvara osta.</w:t>
       </w:r>
     </w:p>
     <w:p>
       <w:pPr>
         <w:numPr>
           <w:ilvl w:val="0"/>
-          <w:numId w:val="2"/>
+          <w:numId w:val="28"/>
         </w:numPr>
       </w:pPr>
       <w:r>
-        <w:t>Kust andmed pärinevad (riiklik statistika, API, andmebaas, failid).</w:t>
+        <w:rPr>
+          <w:b/>
+          <w:bCs/>
+        </w:rPr>
+        <w:t>Analüüsi periood:</w:t>
+      </w:r>
+      <w:r>
+        <w:t xml:space="preserve"> 2005–2025.</w:t>
+      </w:r>
+    </w:p>
+    <w:p>
+      <w:pPr>
+        <w:rPr>
+          <w:b/>
+          <w:bCs/>
+        </w:rPr>
+      </w:pPr>
+      <w:r>
+        <w:rPr>
+          <w:b/>
+          <w:bCs/>
+        </w:rPr>
+        <w:t>Ärimõisted</w:t>
       </w:r>
     </w:p>
     <w:p>
       <w:pPr>
         <w:numPr>
           <w:ilvl w:val="0"/>
-          <w:numId w:val="2"/>
+          <w:numId w:val="29"/>
         </w:numPr>
       </w:pPr>
       <w:r>
-        <w:t xml:space="preserve">Andmevoog skeemina: allikas → töötlus → aruanne. Joonisel on iga etapi </w:t>
-      </w:r>
-      <w:r>
-        <w:rPr>
-          <w:b/>
-          <w:bCs/>
-        </w:rPr>
-        <w:t>tööriist</w:t>
-      </w:r>
-      <w:r>
-        <w:t xml:space="preserve"> (nt Python, SQL, Power Query, Power BI Desktop), failid või tabelid. Lühike kirjeldus joonise all.</w:t>
-      </w:r>
-    </w:p>
-    <w:p>
-      <w:pPr>
-        <w:ind w:left="360"/>
-      </w:pPr>
-      <w:r>
-        <w:drawing>
-          <wp:inline distT="0" distB="0" distL="0" distR="0" wp14:anchorId="6AF50BDB" wp14:editId="55D4B616">
-            <wp:extent cx="4940554" cy="1358970"/>
-            <wp:effectExtent l="0" t="0" r="0" b="0"/>
-            <wp:docPr id="1" name="Picture 1"/>
-            <wp:cNvGraphicFramePr>
-              <a:graphicFrameLocks xmlns:a="http://schemas.openxmlformats.org/drawingml/2006/main" noChangeAspect="1"/>
-            </wp:cNvGraphicFramePr>
-            <a:graphic xmlns:a="http://schemas.openxmlformats.org/drawingml/2006/main">
-              <a:graphicData uri="http://schemas.openxmlformats.org/drawingml/2006/picture">
-                <pic:pic xmlns:pic="http://schemas.openxmlformats.org/drawingml/2006/picture">
-                  <pic:nvPicPr>
-                    <pic:cNvPr id="1" name=""/>
-                    <pic:cNvPicPr/>
-                  </pic:nvPicPr>
-                  <pic:blipFill>
-                    <a:blip r:embed="rId5"/>
-                    <a:stretch>
-                      <a:fillRect/>
-                    </a:stretch>
-                  </pic:blipFill>
-                  <pic:spPr>
-                    <a:xfrm>
-                      <a:off x="0" y="0"/>
-                      <a:ext cx="4940554" cy="1358970"/>
-                    </a:xfrm>
-                    <a:prstGeom prst="rect">
-                      <a:avLst/>
-                    </a:prstGeom>
-                  </pic:spPr>
-                </pic:pic>
-              </a:graphicData>
-            </a:graphic>
-          </wp:inline>
-        </w:drawing>
-      </w:r>
-    </w:p>
-    <w:p>
-      <w:r>
-        <w:t>Allikas 1[Allikas 2]LaadimineTöötlusAruannent Pythonnt SQLnt Power BI DesktopNäide. Üks allikas piisab; [Allikas 2] on valik, kui allikaid on mitu. Asendage oma etappide ja tööriistadega.</w:t>
-      </w:r>
-    </w:p>
-    <w:p>
-      <w:pPr>
-        <w:rPr>
-          <w:b/>
-          <w:bCs/>
-        </w:rPr>
-      </w:pPr>
-      <w:r>
-        <w:rPr>
-          <w:b/>
-          <w:bCs/>
-        </w:rPr>
-        <w:t>Dim-mudel SQL andmebaasis</w:t>
+        <w:rPr>
+          <w:b/>
+          <w:bCs/>
+        </w:rPr>
+        <w:t>Kinnisvara hind / turuväärtus:</w:t>
+      </w:r>
+      <w:r>
+        <w:t xml:space="preserve"> Valitud piirkonnas teostatud korteriomandite ostu-müügitehingute keskmine ühe ruutmeetri (m²) hind eurodes.</w:t>
       </w:r>
     </w:p>
     <w:p>
       <w:pPr>
         <w:numPr>
           <w:ilvl w:val="0"/>
-          <w:numId w:val="3"/>
+          <w:numId w:val="29"/>
         </w:numPr>
       </w:pPr>
       <w:r>
-        <w:t xml:space="preserve">See on mudel </w:t>
-      </w:r>
-      <w:r>
-        <w:rPr>
-          <w:b/>
-          <w:bCs/>
-        </w:rPr>
-        <w:t>enne Power BI-d</w:t>
-      </w:r>
-      <w:r>
-        <w:t>: dim- ja faktitabelid (või vaated) andmebaasis, seosed võtmetega. Power BI mudel on §4.</w:t>
+        <w:rPr>
+          <w:b/>
+          <w:bCs/>
+        </w:rPr>
+        <w:t>Palgatase (nominaalne):</w:t>
+      </w:r>
+      <w:r>
+        <w:t xml:space="preserve"> Täisajaga töötavale inimesele arvestatud keskmine brutotasu kuus enne maksude mahaarvamist.</w:t>
       </w:r>
     </w:p>
     <w:p>
       <w:pPr>
         <w:numPr>
           <w:ilvl w:val="0"/>
-          <w:numId w:val="3"/>
+          <w:numId w:val="29"/>
         </w:numPr>
       </w:pPr>
       <w:r>
-        <w:t>Andmemudel skeemina: tähtskeem või mitu seotud tähte — tabelid ja seosed.</w:t>
-      </w:r>
-    </w:p>
-    <w:p>
-      <w:pPr>
-        <w:ind w:left="720"/>
-      </w:pPr>
-      <w:r>
-        <w:lastRenderedPageBreak/>
-        <w:drawing>
-          <wp:inline distT="0" distB="0" distL="0" distR="0" wp14:anchorId="3372C825" wp14:editId="5574F048">
-            <wp:extent cx="4845299" cy="1739989"/>
-            <wp:effectExtent l="0" t="0" r="0" b="0"/>
-            <wp:docPr id="2" name="Picture 2"/>
-            <wp:cNvGraphicFramePr>
-              <a:graphicFrameLocks xmlns:a="http://schemas.openxmlformats.org/drawingml/2006/main" noChangeAspect="1"/>
-            </wp:cNvGraphicFramePr>
-            <a:graphic xmlns:a="http://schemas.openxmlformats.org/drawingml/2006/main">
-              <a:graphicData uri="http://schemas.openxmlformats.org/drawingml/2006/picture">
-                <pic:pic xmlns:pic="http://schemas.openxmlformats.org/drawingml/2006/picture">
-                  <pic:nvPicPr>
-                    <pic:cNvPr id="1" name=""/>
-                    <pic:cNvPicPr/>
-                  </pic:nvPicPr>
-                  <pic:blipFill>
-                    <a:blip r:embed="rId6"/>
-                    <a:stretch>
-                      <a:fillRect/>
-                    </a:stretch>
-                  </pic:blipFill>
-                  <pic:spPr>
-                    <a:xfrm>
-                      <a:off x="0" y="0"/>
-                      <a:ext cx="4845299" cy="1739989"/>
-                    </a:xfrm>
-                    <a:prstGeom prst="rect">
-                      <a:avLst/>
-                    </a:prstGeom>
-                  </pic:spPr>
-                </pic:pic>
-              </a:graphicData>
-            </a:graphic>
-          </wp:inline>
-        </w:drawing>
-      </w:r>
-    </w:p>
-    <w:p>
-      <w:pPr>
-        <w:ind w:left="720"/>
-      </w:pPr>
-    </w:p>
-    <w:p>
-      <w:r>
-        <w:t>dim_klientdim_toodedim_aegfactnt müükJOINNäide. Asendage oma dim- ja faktitabelitega; JOIN-i juurde kirjutage võtmed. Dime võib olla rohkem või vähem.</w:t>
+        <w:rPr>
+          <w:b/>
+          <w:bCs/>
+        </w:rPr>
+        <w:t>Reaalne ostujõud (kinnisvaraturul):</w:t>
+      </w:r>
+      <w:r>
+        <w:t xml:space="preserve"> Suhtarv, mis näitab, mitu ruutmeetrit kinnisvara on võimalik osta ühe keskmise brutokuupalga eest ilma laenuraha kaasamata.</w:t>
       </w:r>
     </w:p>
     <w:p>
       <w:pPr>
         <w:numPr>
           <w:ilvl w:val="0"/>
-          <w:numId w:val="4"/>
+          <w:numId w:val="29"/>
         </w:numPr>
       </w:pPr>
       <w:r>
-        <w:t xml:space="preserve">Grain </w:t>
-      </w:r>
-      <w:r>
-        <w:rPr>
-          <w:b/>
-          <w:bCs/>
-        </w:rPr>
-        <w:t>iga tabeli kohta eraldi</w:t>
-      </w:r>
-      <w:r>
-        <w:t>, mitte üks üldine lause. Iga rida: tabeli nimi ja «üks rida = …».</w:t>
+        <w:rPr>
+          <w:b/>
+          <w:bCs/>
+        </w:rPr>
+        <w:t>Inflatsioon (elukalliduse muutus):</w:t>
+      </w:r>
+      <w:r>
+        <w:t xml:space="preserve"> Tarbija ostukorvi maksumuse muutus ajas, mida mõõdetakse tarbijahinnaindeksi (THI) protsentuaalse muutusena võrreldes baasaastaga.</w:t>
       </w:r>
     </w:p>
     <w:p>
       <w:pPr>
         <w:numPr>
           <w:ilvl w:val="0"/>
-          <w:numId w:val="4"/>
+          <w:numId w:val="29"/>
         </w:numPr>
       </w:pPr>
       <w:r>
-        <w:t>Näide: faktitabeli fact_myyk grain on üks tehingu rida tšekil. Dimensioonitabeli dim_klient grain on üks unikaalne klient. Dimensioonitabeli dim_aeg grain on üks kalendripäev.</w:t>
-      </w:r>
-    </w:p>
-    <w:p>
-      <w:pPr>
-        <w:rPr>
-          <w:b/>
-          <w:bCs/>
-        </w:rPr>
-      </w:pPr>
-      <w:r>
-        <w:rPr>
-          <w:b/>
-          <w:bCs/>
-        </w:rPr>
-        <w:t>Maht ja profiil</w:t>
+        <w:rPr>
+          <w:b/>
+          <w:bCs/>
+        </w:rPr>
+        <w:t>Turu aktiivsus:</w:t>
+      </w:r>
+      <w:r>
+        <w:t xml:space="preserve"> Tehingute koguarv konkreetses regioonis etteantud ajaperioodil (kvartal/aasta).</w:t>
       </w:r>
     </w:p>
     <w:p>
       <w:pPr>
         <w:numPr>
           <w:ilvl w:val="0"/>
-          <w:numId w:val="5"/>
+          <w:numId w:val="29"/>
         </w:numPr>
       </w:pPr>
       <w:r>
-        <w:t>Maht: ridade ja veergude arv, olulisemad andmetüübid.</w:t>
+        <w:rPr>
+          <w:b/>
+          <w:bCs/>
+        </w:rPr>
+        <w:lastRenderedPageBreak/>
+        <w:t>Maakondlik keskmine palk (nominaalne):</w:t>
+      </w:r>
+      <w:r>
+        <w:t xml:space="preserve"> Kalendriaasta jooksul konkreetses maakonnas töötavatele isikutele arvestatud igakuine keskmine brutotasu enne tulumaksu ja teiste seadusest tulenevate maksete mahaarvamist.</w:t>
+      </w:r>
+    </w:p>
+    <w:p>
+      <w:r>
+        <w:pict w14:anchorId="406C96C7">
+          <v:rect id="_x0000_i1067" style="width:0;height:1.5pt" o:hralign="center" o:hrstd="t" o:hr="t" fillcolor="#a0a0a0" stroked="f"/>
+        </w:pict>
+      </w:r>
+    </w:p>
+    <w:p>
+      <w:pPr>
+        <w:rPr>
+          <w:b/>
+          <w:bCs/>
+        </w:rPr>
+      </w:pPr>
+      <w:r>
+        <w:rPr>
+          <w:b/>
+          <w:bCs/>
+        </w:rPr>
+        <w:t>2. Andmeallikate ja andmevoo kirjeldus</w:t>
+      </w:r>
+    </w:p>
+    <w:p>
+      <w:pPr>
+        <w:rPr>
+          <w:b/>
+          <w:bCs/>
+        </w:rPr>
+      </w:pPr>
+      <w:r>
+        <w:rPr>
+          <w:b/>
+          <w:bCs/>
+        </w:rPr>
+        <w:t>Päritolu ja voog</w:t>
+      </w:r>
+    </w:p>
+    <w:p>
+      <w:r>
+        <w:t>Andmed pärinevad ametlikest riiklikest ja institutsionaalsetest andmeallikatest:</w:t>
       </w:r>
     </w:p>
     <w:p>
       <w:pPr>
         <w:numPr>
           <w:ilvl w:val="0"/>
-          <w:numId w:val="5"/>
+          <w:numId w:val="30"/>
         </w:numPr>
       </w:pPr>
       <w:r>
-        <w:t>Profiil: 3–5 arvu tähtsamate tunnuste alusel (nt staatused, piirkonnad, ajaperiood).</w:t>
-      </w:r>
-    </w:p>
-    <w:p>
-      <w:pPr>
-        <w:rPr>
-          <w:b/>
-          <w:bCs/>
-        </w:rPr>
-      </w:pPr>
-      <w:r>
-        <w:rPr>
-          <w:b/>
-          <w:bCs/>
-        </w:rPr>
-        <w:t>3. Andmetöötlus</w:t>
-      </w:r>
-    </w:p>
-    <w:p>
-      <w:r>
-        <w:t>Tulenevalt tööst võib rõhk olla töötlusel või hoopis aruandel. Mõlemad peatükid jäävad sisse; kirjutage pikemalt seda, kus lahenduse tuum on.</w:t>
-      </w:r>
-    </w:p>
-    <w:p>
-      <w:pPr>
-        <w:rPr>
-          <w:b/>
-          <w:bCs/>
-        </w:rPr>
-      </w:pPr>
-      <w:r>
-        <w:rPr>
-          <w:b/>
-          <w:bCs/>
-        </w:rPr>
-        <w:t>Andmekaitse (laadimisel)</w:t>
+        <w:rPr>
+          <w:b/>
+          <w:bCs/>
+        </w:rPr>
+        <w:t>Kinnisvarahinnad ja tehingute arv:</w:t>
+      </w:r>
+      <w:r>
+        <w:t xml:space="preserve"> Maa-ameti avalik tehingute andmebaas (</w:t>
+      </w:r>
+      <w:r>
+        <w:rPr>
+          <w:i/>
+          <w:iCs/>
+        </w:rPr>
+        <w:t xml:space="preserve">Real </w:t>
+      </w:r>
+      <w:proofErr w:type="spellStart"/>
+      <w:r>
+        <w:rPr>
+          <w:i/>
+          <w:iCs/>
+        </w:rPr>
+        <w:t>property</w:t>
+      </w:r>
+      <w:proofErr w:type="spellEnd"/>
+      <w:r>
+        <w:rPr>
+          <w:i/>
+          <w:iCs/>
+        </w:rPr>
+        <w:t xml:space="preserve"> </w:t>
+      </w:r>
+      <w:proofErr w:type="spellStart"/>
+      <w:r>
+        <w:rPr>
+          <w:i/>
+          <w:iCs/>
+        </w:rPr>
+        <w:t>price</w:t>
+      </w:r>
+      <w:proofErr w:type="spellEnd"/>
+      <w:r>
+        <w:rPr>
+          <w:i/>
+          <w:iCs/>
+        </w:rPr>
+        <w:t xml:space="preserve"> </w:t>
+      </w:r>
+      <w:proofErr w:type="spellStart"/>
+      <w:r>
+        <w:rPr>
+          <w:i/>
+          <w:iCs/>
+        </w:rPr>
+        <w:t>statistics</w:t>
+      </w:r>
+      <w:proofErr w:type="spellEnd"/>
+      <w:r>
+        <w:t>).</w:t>
       </w:r>
     </w:p>
     <w:p>
       <w:pPr>
         <w:numPr>
           <w:ilvl w:val="0"/>
-          <w:numId w:val="6"/>
+          <w:numId w:val="30"/>
         </w:numPr>
       </w:pPr>
       <w:r>
-        <w:t xml:space="preserve">Ainult see, mida tegite andmete </w:t>
-      </w:r>
-      <w:r>
-        <w:rPr>
-          <w:b/>
-          <w:bCs/>
-        </w:rPr>
-        <w:t>laadimisel ja töötlemisel</w:t>
-      </w:r>
-      <w:r>
-        <w:t>: milline veerg jäeti allikast välja, mask, identifikaator nime asemel.</w:t>
+        <w:rPr>
+          <w:b/>
+          <w:bCs/>
+        </w:rPr>
+        <w:t>Palgatase ja inflatsioon (THI):</w:t>
+      </w:r>
+      <w:r>
+        <w:t xml:space="preserve"> Statistikaameti avalikud andmebaasid.</w:t>
       </w:r>
     </w:p>
     <w:p>
       <w:pPr>
         <w:numPr>
           <w:ilvl w:val="0"/>
-          <w:numId w:val="6"/>
+          <w:numId w:val="30"/>
         </w:numPr>
       </w:pPr>
       <w:r>
-        <w:t>Näide: «API-st tulnud e-posti aadresse Power Query’sse ei laetud.» / «Isikukood asendati reanumbriga.»</w:t>
-      </w:r>
-    </w:p>
-    <w:p>
-      <w:pPr>
-        <w:rPr>
-          <w:b/>
-          <w:bCs/>
-        </w:rPr>
-      </w:pPr>
-      <w:r>
-        <w:rPr>
-          <w:b/>
-          <w:bCs/>
-        </w:rPr>
-        <w:t>Andmekvaliteet</w:t>
+        <w:rPr>
+          <w:b/>
+          <w:bCs/>
+        </w:rPr>
+        <w:t xml:space="preserve">Intressimäärad ja </w:t>
+      </w:r>
+      <w:proofErr w:type="spellStart"/>
+      <w:r>
+        <w:rPr>
+          <w:b/>
+          <w:bCs/>
+        </w:rPr>
+        <w:t>Euribor</w:t>
+      </w:r>
+      <w:proofErr w:type="spellEnd"/>
+      <w:r>
+        <w:rPr>
+          <w:b/>
+          <w:bCs/>
+        </w:rPr>
+        <w:t>:</w:t>
+      </w:r>
+      <w:r>
+        <w:t xml:space="preserve"> Eesti Panga statistika andmebaas.</w:t>
+      </w:r>
+    </w:p>
+    <w:p>
+      <w:r>
+        <w:rPr>
+          <w:b/>
+          <w:bCs/>
+        </w:rPr>
+        <w:t>Andmevoo kirjeldus:</w:t>
+      </w:r>
+      <w:r>
+        <w:br/>
+        <w:t xml:space="preserve">Ametlikest veebiallikatest pärinevad toorandmed laetakse esmalt kohalikku keskkonda, kus toimub andmete esmane valideerimine ja struktureerimine </w:t>
+      </w:r>
+      <w:proofErr w:type="spellStart"/>
+      <w:r>
+        <w:t>Pythoni</w:t>
+      </w:r>
+      <w:proofErr w:type="spellEnd"/>
+      <w:r>
+        <w:t xml:space="preserve"> abil (pandas teek). Struktureeritud andmed imporditakse kohalikus masinas jooksvasse </w:t>
+      </w:r>
+      <w:proofErr w:type="spellStart"/>
+      <w:r>
+        <w:t>PostgreSQL</w:t>
+      </w:r>
+      <w:proofErr w:type="spellEnd"/>
+      <w:r>
+        <w:t xml:space="preserve"> andmebaasi (</w:t>
+      </w:r>
+      <w:proofErr w:type="spellStart"/>
+      <w:r>
+        <w:t>grupitoo_kv</w:t>
+      </w:r>
+      <w:proofErr w:type="spellEnd"/>
+      <w:r>
+        <w:t xml:space="preserve"> skeemi alla). Andmebaasis luuakse SQL-skriptide abil püsivad dimensiooni- ja faktitabelid. Lõpuks ühendatakse Power BI </w:t>
+      </w:r>
+      <w:proofErr w:type="spellStart"/>
+      <w:r>
+        <w:t>Desktop</w:t>
+      </w:r>
+      <w:proofErr w:type="spellEnd"/>
+      <w:r>
+        <w:t xml:space="preserve"> otseühendusega (</w:t>
+      </w:r>
+      <w:proofErr w:type="spellStart"/>
+      <w:r>
+        <w:t>localhost</w:t>
+      </w:r>
+      <w:proofErr w:type="spellEnd"/>
+      <w:r>
+        <w:t>) andmebaasi külge, kus mudeldatakse lõplik tähtskeem, teostatakse DAX-</w:t>
+      </w:r>
+      <w:proofErr w:type="spellStart"/>
+      <w:r>
+        <w:t>analüütika</w:t>
+      </w:r>
+      <w:proofErr w:type="spellEnd"/>
+      <w:r>
+        <w:t xml:space="preserve"> ja luuakse interaktiivne aruanne.</w:t>
+      </w:r>
+    </w:p>
+    <w:p>
+      <w:pPr>
+        <w:rPr>
+          <w:b/>
+          <w:bCs/>
+        </w:rPr>
+      </w:pPr>
+      <w:proofErr w:type="spellStart"/>
+      <w:r>
+        <w:rPr>
+          <w:b/>
+          <w:bCs/>
+        </w:rPr>
+        <w:t>Dim</w:t>
+      </w:r>
+      <w:proofErr w:type="spellEnd"/>
+      <w:r>
+        <w:rPr>
+          <w:b/>
+          <w:bCs/>
+        </w:rPr>
+        <w:t>-mudel SQL andmebaasis</w:t>
+      </w:r>
+    </w:p>
+    <w:p>
+      <w:r>
+        <w:t xml:space="preserve">Enne Power </w:t>
+      </w:r>
+      <w:proofErr w:type="spellStart"/>
+      <w:r>
+        <w:t>BI-sse</w:t>
+      </w:r>
+      <w:proofErr w:type="spellEnd"/>
+      <w:r>
+        <w:t xml:space="preserve"> viimist on andmed </w:t>
+      </w:r>
+      <w:proofErr w:type="spellStart"/>
+      <w:r>
+        <w:t>PostgreSQL</w:t>
+      </w:r>
+      <w:proofErr w:type="spellEnd"/>
+      <w:r>
+        <w:t xml:space="preserve"> andmebaasis normaliseeritud klassikaliseks </w:t>
+      </w:r>
+      <w:proofErr w:type="spellStart"/>
+      <w:r>
+        <w:t>relatsiooniliseks</w:t>
+      </w:r>
+      <w:proofErr w:type="spellEnd"/>
+      <w:r>
+        <w:t xml:space="preserve"> andmemudeliks (tähtskeemiks). Mudel koosneb kahest dimensioonitabelist ja neljast spetsiifilisest faktitabelist:</w:t>
       </w:r>
     </w:p>
     <w:p>
       <w:pPr>
         <w:numPr>
           <w:ilvl w:val="0"/>
-          <w:numId w:val="7"/>
+          <w:numId w:val="31"/>
         </w:numPr>
       </w:pPr>
-      <w:r>
-        <w:t>Mis seisus andmed olid (võtmed, duplikaadid, lubatud väärtused, tühjad lahtrid).</w:t>
+      <w:proofErr w:type="spellStart"/>
+      <w:r>
+        <w:rPr>
+          <w:b/>
+          <w:bCs/>
+        </w:rPr>
+        <w:t>dim_county</w:t>
+      </w:r>
+      <w:proofErr w:type="spellEnd"/>
+      <w:r>
+        <w:t xml:space="preserve">: Maakondade dimensioon (Võti: </w:t>
+      </w:r>
+      <w:proofErr w:type="spellStart"/>
+      <w:r>
+        <w:t>pk_county_id</w:t>
+      </w:r>
+      <w:proofErr w:type="spellEnd"/>
+      <w:r>
+        <w:t>).</w:t>
       </w:r>
     </w:p>
     <w:p>
       <w:pPr>
         <w:numPr>
           <w:ilvl w:val="0"/>
-          <w:numId w:val="7"/>
+          <w:numId w:val="31"/>
         </w:numPr>
       </w:pPr>
-      <w:r>
-        <w:t>Konkreetsed määrad arvuna või protsendina ja mis tehti. Näide: «3,4 % ridadest puudus lõppkuupäev; need read eemaldati.» Pelgalt «andmed olid head» ei piisa.</w:t>
-      </w:r>
-    </w:p>
-    <w:p>
-      <w:pPr>
-        <w:rPr>
-          <w:b/>
-          <w:bCs/>
-        </w:rPr>
-      </w:pPr>
-      <w:r>
-        <w:rPr>
-          <w:b/>
-          <w:bCs/>
-        </w:rPr>
-        <w:t>Transformeerimine</w:t>
+      <w:proofErr w:type="spellStart"/>
+      <w:r>
+        <w:rPr>
+          <w:b/>
+          <w:bCs/>
+        </w:rPr>
+        <w:t>dim_time</w:t>
+      </w:r>
+      <w:proofErr w:type="spellEnd"/>
+      <w:r>
+        <w:t xml:space="preserve">: Aja dimensioon kvartali täpsusega (Võti: </w:t>
+      </w:r>
+      <w:proofErr w:type="spellStart"/>
+      <w:r>
+        <w:t>pk_quarter_id</w:t>
+      </w:r>
+      <w:proofErr w:type="spellEnd"/>
+      <w:r>
+        <w:t>).</w:t>
       </w:r>
     </w:p>
     <w:p>
       <w:pPr>
         <w:numPr>
           <w:ilvl w:val="0"/>
-          <w:numId w:val="8"/>
+          <w:numId w:val="31"/>
         </w:numPr>
       </w:pPr>
-      <w:r>
-        <w:lastRenderedPageBreak/>
-        <w:t>Tüübiteisendused (nt tekstist kuupäevaks) ja tabelite ühendamine (JOIN). Kus see tehti (SQL, protseduur, vaade, Power Query).</w:t>
-      </w:r>
-    </w:p>
-    <w:p>
-      <w:pPr>
-        <w:rPr>
-          <w:b/>
-          <w:bCs/>
-        </w:rPr>
-      </w:pPr>
-      <w:r>
-        <w:rPr>
-          <w:b/>
-          <w:bCs/>
-        </w:rPr>
-        <w:t>Rikastamine</w:t>
+      <w:proofErr w:type="spellStart"/>
+      <w:r>
+        <w:rPr>
+          <w:b/>
+          <w:bCs/>
+        </w:rPr>
+        <w:t>fact_kv</w:t>
+      </w:r>
+      <w:proofErr w:type="spellEnd"/>
+      <w:r>
+        <w:t xml:space="preserve">: Kinnisvaratehingute faktitabel (Seosed: </w:t>
+      </w:r>
+      <w:proofErr w:type="spellStart"/>
+      <w:r>
+        <w:t>fk_county_id</w:t>
+      </w:r>
+      <w:proofErr w:type="spellEnd"/>
+      <w:r>
+        <w:t xml:space="preserve">, </w:t>
+      </w:r>
+      <w:proofErr w:type="spellStart"/>
+      <w:r>
+        <w:t>fk_quarter_id</w:t>
+      </w:r>
+      <w:proofErr w:type="spellEnd"/>
+      <w:r>
+        <w:t>).</w:t>
       </w:r>
     </w:p>
     <w:p>
       <w:pPr>
         <w:numPr>
           <w:ilvl w:val="0"/>
-          <w:numId w:val="9"/>
+          <w:numId w:val="31"/>
         </w:numPr>
       </w:pPr>
-      <w:r>
-        <w:t>Uued tunnused ja arvutused andmetabelites (nt klass, lipik, vanema nimi).</w:t>
-      </w:r>
-    </w:p>
-    <w:p>
-      <w:pPr>
-        <w:rPr>
-          <w:b/>
-          <w:bCs/>
-        </w:rPr>
-      </w:pPr>
-      <w:r>
-        <w:rPr>
-          <w:b/>
-          <w:bCs/>
-        </w:rPr>
-        <w:t>Üleandmine</w:t>
+      <w:proofErr w:type="spellStart"/>
+      <w:r>
+        <w:rPr>
+          <w:b/>
+          <w:bCs/>
+        </w:rPr>
+        <w:t>fact_palk</w:t>
+      </w:r>
+      <w:proofErr w:type="spellEnd"/>
+      <w:r>
+        <w:t xml:space="preserve">: Maakondlike keskmiste palkade faktitabel (Seosed: </w:t>
+      </w:r>
+      <w:proofErr w:type="spellStart"/>
+      <w:r>
+        <w:t>fk_county_id</w:t>
+      </w:r>
+      <w:proofErr w:type="spellEnd"/>
+      <w:r>
+        <w:t xml:space="preserve">, </w:t>
+      </w:r>
+      <w:proofErr w:type="spellStart"/>
+      <w:r>
+        <w:t>fk_quarter_id</w:t>
+      </w:r>
+      <w:proofErr w:type="spellEnd"/>
+      <w:r>
+        <w:t>).</w:t>
       </w:r>
     </w:p>
     <w:p>
       <w:pPr>
         <w:numPr>
           <w:ilvl w:val="0"/>
-          <w:numId w:val="10"/>
+          <w:numId w:val="31"/>
         </w:numPr>
       </w:pPr>
-      <w:r>
-        <w:t>4–8 juhist, kuidas voogu käivitada ja täiendada: käivitus, parool, uus veerg, millal voog jookseb. (Aruande Info-lehel on «millal viimati uuendati» ja number allikani — mitte see käivitusjuhend.)</w:t>
-      </w:r>
-    </w:p>
-    <w:p>
-      <w:pPr>
-        <w:rPr>
-          <w:b/>
-          <w:bCs/>
-        </w:rPr>
-      </w:pPr>
-      <w:r>
-        <w:rPr>
-          <w:b/>
-          <w:bCs/>
-        </w:rPr>
-        <w:t>4. Analüüs ja visualiseerimine</w:t>
-      </w:r>
-    </w:p>
-    <w:p>
-      <w:r>
-        <w:t>Tulenevalt tööst võib rõhk olla aruandel või hoopis töötlusel. Mõlemad peatükid jäävad sisse; kirjutage pikemalt seda, kus lahenduse tuum on.</w:t>
-      </w:r>
-    </w:p>
-    <w:p>
-      <w:pPr>
-        <w:rPr>
-          <w:b/>
-          <w:bCs/>
-        </w:rPr>
-      </w:pPr>
-      <w:r>
-        <w:rPr>
-          <w:b/>
-          <w:bCs/>
-        </w:rPr>
-        <w:t>Aruanne</w:t>
+      <w:proofErr w:type="spellStart"/>
+      <w:r>
+        <w:rPr>
+          <w:b/>
+          <w:bCs/>
+        </w:rPr>
+        <w:t>fact_thi</w:t>
+      </w:r>
+      <w:proofErr w:type="spellEnd"/>
+      <w:r>
+        <w:t xml:space="preserve">: Tarbijahinnaindeksi faktitabel (Seos: </w:t>
+      </w:r>
+      <w:proofErr w:type="spellStart"/>
+      <w:r>
+        <w:t>fk_quarter_id</w:t>
+      </w:r>
+      <w:proofErr w:type="spellEnd"/>
+      <w:r>
+        <w:t>).</w:t>
       </w:r>
     </w:p>
     <w:p>
       <w:pPr>
         <w:numPr>
           <w:ilvl w:val="0"/>
-          <w:numId w:val="11"/>
+          <w:numId w:val="31"/>
         </w:numPr>
       </w:pPr>
-      <w:r>
-        <w:t>Power Query: kuidas aruanne andmetele ühendati.</w:t>
+      <w:proofErr w:type="spellStart"/>
+      <w:r>
+        <w:rPr>
+          <w:b/>
+          <w:bCs/>
+        </w:rPr>
+        <w:t>fact_intressid</w:t>
+      </w:r>
+      <w:proofErr w:type="spellEnd"/>
+      <w:r>
+        <w:t xml:space="preserve">: Pikaajaliste laenude intressimäärade faktitabel (Seos: </w:t>
+      </w:r>
+      <w:proofErr w:type="spellStart"/>
+      <w:r>
+        <w:t>fk_quarter_id</w:t>
+      </w:r>
+      <w:proofErr w:type="spellEnd"/>
+      <w:r>
+        <w:t>).</w:t>
+      </w:r>
+    </w:p>
+    <w:p>
+      <w:pPr>
+        <w:rPr>
+          <w:b/>
+          <w:bCs/>
+        </w:rPr>
+      </w:pPr>
+      <w:r>
+        <w:rPr>
+          <w:b/>
+          <w:bCs/>
+        </w:rPr>
+        <w:t>Maht ja profiil</w:t>
       </w:r>
     </w:p>
     <w:p>
       <w:pPr>
         <w:numPr>
           <w:ilvl w:val="0"/>
-          <w:numId w:val="11"/>
+          <w:numId w:val="32"/>
         </w:numPr>
       </w:pPr>
       <w:r>
-        <w:t>Dim-mudel Power BI-s: kuidas aruanne SQL-i dim-mudeliga seostub (seosed, tähtskeem või osaline lumehelves). See on aruande mudel, mitte §2 andmebaasi mudel.</w:t>
+        <w:rPr>
+          <w:b/>
+          <w:bCs/>
+        </w:rPr>
+        <w:lastRenderedPageBreak/>
+        <w:t>Andmemaht (Ridade arv tabelites):</w:t>
+      </w:r>
+      <w:r>
+        <w:t xml:space="preserve"> [1]</w:t>
+      </w:r>
+    </w:p>
+    <w:p>
+      <w:pPr>
+        <w:numPr>
+          <w:ilvl w:val="1"/>
+          <w:numId w:val="32"/>
+        </w:numPr>
+      </w:pPr>
+      <w:proofErr w:type="spellStart"/>
+      <w:r>
+        <w:t>fact_kv</w:t>
+      </w:r>
+      <w:proofErr w:type="spellEnd"/>
+      <w:r>
+        <w:t>: 1289 rida (kinnisvara m² ja tehingute statistika) [1]</w:t>
+      </w:r>
+    </w:p>
+    <w:p>
+      <w:pPr>
+        <w:numPr>
+          <w:ilvl w:val="1"/>
+          <w:numId w:val="32"/>
+        </w:numPr>
+      </w:pPr>
+      <w:proofErr w:type="spellStart"/>
+      <w:r>
+        <w:t>fact_palk</w:t>
+      </w:r>
+      <w:proofErr w:type="spellEnd"/>
+      <w:r>
+        <w:t>: 1260 rida (ajaloolised palgaandmed regiooniti) [1]</w:t>
+      </w:r>
+    </w:p>
+    <w:p>
+      <w:pPr>
+        <w:numPr>
+          <w:ilvl w:val="1"/>
+          <w:numId w:val="32"/>
+        </w:numPr>
+      </w:pPr>
+      <w:proofErr w:type="spellStart"/>
+      <w:r>
+        <w:t>dim_time</w:t>
+      </w:r>
+      <w:proofErr w:type="spellEnd"/>
+      <w:r>
+        <w:t>: 86 rida (katab ajaperioodi 2005–2025 kvartalipõhiselt) [1]</w:t>
+      </w:r>
+    </w:p>
+    <w:p>
+      <w:pPr>
+        <w:numPr>
+          <w:ilvl w:val="1"/>
+          <w:numId w:val="32"/>
+        </w:numPr>
+      </w:pPr>
+      <w:proofErr w:type="spellStart"/>
+      <w:r>
+        <w:t>dim_county</w:t>
+      </w:r>
+      <w:proofErr w:type="spellEnd"/>
+      <w:r>
+        <w:t>: 15 rida (kõik Eesti 15 maakonda) [1]</w:t>
+      </w:r>
+    </w:p>
+    <w:p>
+      <w:pPr>
+        <w:numPr>
+          <w:ilvl w:val="1"/>
+          <w:numId w:val="32"/>
+        </w:numPr>
+      </w:pPr>
+      <w:proofErr w:type="spellStart"/>
+      <w:r>
+        <w:t>fact_intressid</w:t>
+      </w:r>
+      <w:proofErr w:type="spellEnd"/>
+      <w:r>
+        <w:t>: 86 rida [1]</w:t>
+      </w:r>
+    </w:p>
+    <w:p>
+      <w:pPr>
+        <w:numPr>
+          <w:ilvl w:val="1"/>
+          <w:numId w:val="32"/>
+        </w:numPr>
+      </w:pPr>
+      <w:proofErr w:type="spellStart"/>
+      <w:r>
+        <w:t>fact_thi</w:t>
+      </w:r>
+      <w:proofErr w:type="spellEnd"/>
+      <w:r>
+        <w:t>: 84 rida [1]</w:t>
       </w:r>
     </w:p>
     <w:p>
       <w:pPr>
         <w:numPr>
           <w:ilvl w:val="0"/>
-          <w:numId w:val="11"/>
+          <w:numId w:val="32"/>
         </w:numPr>
       </w:pPr>
       <w:r>
-        <w:t>Kas mudelisse tehti täiendusi: dubleeritud tabel, arvutatud lisatabel, kalender, ümbernimetus. Kirjutage, mis ja miks. Kui täiendusi ei olnud, öelge see välja.</w:t>
+        <w:rPr>
+          <w:b/>
+          <w:bCs/>
+        </w:rPr>
+        <w:t>Olulisemad andmetüübid:</w:t>
+      </w:r>
+      <w:r>
+        <w:t xml:space="preserve"> Kuupäevad ja ID-d (DATE / VARCHAR), tehingute arvud ja aastad (INTEGER), keskmised hinnad, indeksid ja palgad (NUMERIC / FLOAT).</w:t>
       </w:r>
     </w:p>
     <w:p>
       <w:pPr>
         <w:numPr>
           <w:ilvl w:val="0"/>
-          <w:numId w:val="11"/>
+          <w:numId w:val="32"/>
         </w:numPr>
       </w:pPr>
       <w:r>
-        <w:t>Soovitus: ärge ehitage tähtskeemi Power Query-s või arvutatud tabelitena teist korda — dim ja fact jäävad SQL-i, aruandes on mõõdikud. Kalendritabel Power BI-s on mõistlik, kui seda baasis ei ole. Dubleerimine ei ole soovituslik.</w:t>
+        <w:rPr>
+          <w:b/>
+          <w:bCs/>
+        </w:rPr>
+        <w:t>Andmeprofiil:</w:t>
+      </w:r>
+      <w:r>
+        <w:t xml:space="preserve"> Koondandmed katavad kõik Eesti 15 maakonda (nt Harju maakond, Hiiu maakond, Ida-Viru maakond jne). Periood on 2005 I kvartal kuni 2025. aasta lõpp. Esimeses kvartalis (2005 I) algas tehingute baasprofiil Harjumaal 2946 tehinguga ja keskmise ruutmeetri hinnaga 758.0 €, samal ajal kui keskmine palk oli seal 552.0 € ja THI baasindeks 135.86.</w:t>
+      </w:r>
+    </w:p>
+    <w:p>
+      <w:r>
+        <w:pict w14:anchorId="20E131ED">
+          <v:rect id="_x0000_i1068" style="width:0;height:1.5pt" o:hralign="center" o:hrstd="t" o:hr="t" fillcolor="#a0a0a0" stroked="f"/>
+        </w:pict>
+      </w:r>
+    </w:p>
+    <w:p>
+      <w:pPr>
+        <w:rPr>
+          <w:b/>
+          <w:bCs/>
+        </w:rPr>
+      </w:pPr>
+      <w:r>
+        <w:rPr>
+          <w:b/>
+          <w:bCs/>
+        </w:rPr>
+        <w:t>3. Andmetöötlus</w:t>
+      </w:r>
+    </w:p>
+    <w:p>
+      <w:pPr>
+        <w:rPr>
+          <w:b/>
+          <w:bCs/>
+        </w:rPr>
+      </w:pPr>
+      <w:r>
+        <w:rPr>
+          <w:b/>
+          <w:bCs/>
+        </w:rPr>
+        <w:t>Andmekaitse (laadimisel)</w:t>
+      </w:r>
+    </w:p>
+    <w:p>
+      <w:r>
+        <w:t xml:space="preserve">Kuna tegemist on riikliku agregeeritud statistika ja makromajanduslike näitajatega, ei sisalda </w:t>
+      </w:r>
+      <w:proofErr w:type="spellStart"/>
+      <w:r>
+        <w:t>allikfailid</w:t>
+      </w:r>
+      <w:proofErr w:type="spellEnd"/>
+      <w:r>
+        <w:t xml:space="preserve"> füüsiliste isikute isikuandmeid ega delikaatseid andmeid. Andmete laadimisel </w:t>
+      </w:r>
+      <w:proofErr w:type="spellStart"/>
+      <w:r>
+        <w:t>Pythonisse</w:t>
+      </w:r>
+      <w:proofErr w:type="spellEnd"/>
+      <w:r>
+        <w:t xml:space="preserve"> ja andmebaasi jäeti allikatest välja detailsed isikustatud tehinguandmed (nt täpsed kinnistusraamatu numbrid, osapoolte nimed ja täpsed aadressid). Regioonid piiritleti ja maskeeriti ametliku maakonna taseme identifikaatoriga (</w:t>
+      </w:r>
+      <w:proofErr w:type="spellStart"/>
+      <w:r>
+        <w:t>fk_county_id</w:t>
+      </w:r>
+      <w:proofErr w:type="spellEnd"/>
+      <w:r>
+        <w:t>), tagades, et andmebaas ei salvesta tundlikku privaatset informatsiooni.</w:t>
+      </w:r>
+    </w:p>
+    <w:p>
+      <w:pPr>
+        <w:rPr>
+          <w:b/>
+          <w:bCs/>
+        </w:rPr>
+      </w:pPr>
+      <w:r>
+        <w:rPr>
+          <w:b/>
+          <w:bCs/>
+        </w:rPr>
+        <w:t>Andmekvaliteet</w:t>
+      </w:r>
+    </w:p>
+    <w:p>
+      <w:r>
+        <w:t xml:space="preserve">Andmete esmasel profiilimisel </w:t>
+      </w:r>
+      <w:proofErr w:type="spellStart"/>
+      <w:r>
+        <w:t>Pythonis</w:t>
+      </w:r>
+      <w:proofErr w:type="spellEnd"/>
+      <w:r>
+        <w:t xml:space="preserve"> tuvastati, et ajaloolised andmeread olid võtmete osas puhtad, kuid THI ja intresside tabelites esines üksikuid puuduvaid ridu kõige varasemate või viimaste kvartalite lõikes (nt </w:t>
+      </w:r>
+      <w:proofErr w:type="spellStart"/>
+      <w:r>
+        <w:t>fact_thi</w:t>
+      </w:r>
+      <w:proofErr w:type="spellEnd"/>
+      <w:r>
+        <w:t xml:space="preserve"> omas 84 rida võrreldes aja-indeksi 86 reaga). Puuduvad väärtused ja tühjad lahtrid käsitleti </w:t>
+      </w:r>
+      <w:proofErr w:type="spellStart"/>
+      <w:r>
+        <w:t>Pythonis</w:t>
+      </w:r>
+      <w:proofErr w:type="spellEnd"/>
+      <w:r>
+        <w:t xml:space="preserve"> </w:t>
+      </w:r>
+      <w:proofErr w:type="spellStart"/>
+      <w:r>
+        <w:t>dropna</w:t>
+      </w:r>
+      <w:proofErr w:type="spellEnd"/>
+      <w:r>
+        <w:t>() funktsiooniga või asendati eelmise perioodi püsiväärtusega (</w:t>
+      </w:r>
+      <w:proofErr w:type="spellStart"/>
+      <w:r>
+        <w:rPr>
+          <w:i/>
+          <w:iCs/>
+        </w:rPr>
+        <w:t>forward</w:t>
+      </w:r>
+      <w:proofErr w:type="spellEnd"/>
+      <w:r>
+        <w:rPr>
+          <w:i/>
+          <w:iCs/>
+        </w:rPr>
+        <w:t xml:space="preserve"> </w:t>
+      </w:r>
+      <w:proofErr w:type="spellStart"/>
+      <w:r>
+        <w:rPr>
+          <w:i/>
+          <w:iCs/>
+        </w:rPr>
+        <w:t>fill</w:t>
+      </w:r>
+      <w:proofErr w:type="spellEnd"/>
+      <w:r>
+        <w:t xml:space="preserve">), et vältida seoste katkemist tähtskeemis. </w:t>
+      </w:r>
+      <w:proofErr w:type="spellStart"/>
+      <w:r>
+        <w:t>Duplikaatseid</w:t>
+      </w:r>
+      <w:proofErr w:type="spellEnd"/>
+      <w:r>
+        <w:t xml:space="preserve"> võtmeid andmetes ei esinenud.</w:t>
+      </w:r>
+    </w:p>
+    <w:p>
+      <w:pPr>
+        <w:rPr>
+          <w:b/>
+          <w:bCs/>
+        </w:rPr>
+      </w:pPr>
+      <w:r>
+        <w:rPr>
+          <w:b/>
+          <w:bCs/>
+        </w:rPr>
+        <w:t>Transformeerimine ja rikastamine</w:t>
+      </w:r>
+    </w:p>
+    <w:p>
+      <w:r>
+        <w:lastRenderedPageBreak/>
+        <w:t>Andmete transformeerimine viidi läbi kahes etapis:</w:t>
       </w:r>
     </w:p>
     <w:p>
       <w:pPr>
         <w:numPr>
           <w:ilvl w:val="0"/>
-          <w:numId w:val="11"/>
+          <w:numId w:val="33"/>
         </w:numPr>
       </w:pPr>
       <w:r>
-        <w:t>DAX-mõõdikud (vähemalt kaks). Iga mõõdiku juures:</w:t>
+        <w:rPr>
+          <w:b/>
+          <w:bCs/>
+        </w:rPr>
+        <w:t>SQL / Andmebaas:</w:t>
+      </w:r>
+      <w:r>
+        <w:t xml:space="preserve"> Toorandmete tüübid ühtlustati, loodi unikaalsed primaarvõtmed aja- ja kohadimensioonidele ning andmed jaotati normaliseeritud tabelitesse.</w:t>
+      </w:r>
+    </w:p>
+    <w:p>
+      <w:pPr>
+        <w:numPr>
+          <w:ilvl w:val="0"/>
+          <w:numId w:val="33"/>
+        </w:numPr>
+      </w:pPr>
+      <w:proofErr w:type="spellStart"/>
+      <w:r>
+        <w:rPr>
+          <w:b/>
+          <w:bCs/>
+        </w:rPr>
+        <w:t>Python</w:t>
+      </w:r>
+      <w:proofErr w:type="spellEnd"/>
+      <w:r>
+        <w:rPr>
+          <w:b/>
+          <w:bCs/>
+        </w:rPr>
+        <w:t xml:space="preserve"> (pandas):</w:t>
+      </w:r>
+      <w:r>
+        <w:t xml:space="preserve"> Teostati tabelite rikastamine ja koondamine ühtseks analüütiliseks andmeraamistikuks (</w:t>
+      </w:r>
+      <w:proofErr w:type="spellStart"/>
+      <w:r>
+        <w:t>df_koond</w:t>
+      </w:r>
+      <w:proofErr w:type="spellEnd"/>
+      <w:r>
+        <w:t xml:space="preserve">). Funktsiooni </w:t>
+      </w:r>
+      <w:proofErr w:type="spellStart"/>
+      <w:r>
+        <w:t>pd.merge</w:t>
+      </w:r>
+      <w:proofErr w:type="spellEnd"/>
+      <w:r>
+        <w:t>() abil ühendati kinnisvara faktitabel (</w:t>
+      </w:r>
+      <w:proofErr w:type="spellStart"/>
+      <w:r>
+        <w:t>fact_kv</w:t>
+      </w:r>
+      <w:proofErr w:type="spellEnd"/>
+      <w:r>
+        <w:t>) maakonna ja aja dimensioonidega. Seejärel liideti palgaandmed, ühildades read korraga nii asukoha kui ka kvartali järgi (on=['</w:t>
+      </w:r>
+      <w:proofErr w:type="spellStart"/>
+      <w:r>
+        <w:t>fk_county_id</w:t>
+      </w:r>
+      <w:proofErr w:type="spellEnd"/>
+      <w:r>
+        <w:t>', '</w:t>
+      </w:r>
+      <w:proofErr w:type="spellStart"/>
+      <w:r>
+        <w:t>fk_quarter_id</w:t>
+      </w:r>
+      <w:proofErr w:type="spellEnd"/>
+      <w:r>
+        <w:t>']). Viimase sammuna rikastati mudelit, lisades tarbijahinnaindeksi (</w:t>
+      </w:r>
+      <w:proofErr w:type="spellStart"/>
+      <w:r>
+        <w:t>fact_thi</w:t>
+      </w:r>
+      <w:proofErr w:type="spellEnd"/>
+      <w:r>
+        <w:t>) ja intressimäärad (</w:t>
+      </w:r>
+      <w:proofErr w:type="spellStart"/>
+      <w:r>
+        <w:t>fact_intressid</w:t>
+      </w:r>
+      <w:proofErr w:type="spellEnd"/>
+      <w:r>
+        <w:t>) puhtalt kvartali võtme (</w:t>
+      </w:r>
+      <w:proofErr w:type="spellStart"/>
+      <w:r>
+        <w:t>fk_quarter_id</w:t>
+      </w:r>
+      <w:proofErr w:type="spellEnd"/>
+      <w:r>
+        <w:t>) alusel.</w:t>
+      </w:r>
+    </w:p>
+    <w:p>
+      <w:pPr>
+        <w:rPr>
+          <w:b/>
+          <w:bCs/>
+        </w:rPr>
+      </w:pPr>
+      <w:r>
+        <w:rPr>
+          <w:b/>
+          <w:bCs/>
+        </w:rPr>
+        <w:t>Üleandmine (Käivitusjuhend)</w:t>
+      </w:r>
+    </w:p>
+    <w:p>
+      <w:pPr>
+        <w:numPr>
+          <w:ilvl w:val="0"/>
+          <w:numId w:val="34"/>
+        </w:numPr>
+      </w:pPr>
+      <w:r>
+        <w:rPr>
+          <w:b/>
+          <w:bCs/>
+        </w:rPr>
+        <w:t>Kloonimine:</w:t>
+      </w:r>
+      <w:r>
+        <w:t xml:space="preserve"> Klooni projekti </w:t>
+      </w:r>
+      <w:proofErr w:type="spellStart"/>
+      <w:r>
+        <w:t>Git-repositoorium</w:t>
+      </w:r>
+      <w:proofErr w:type="spellEnd"/>
+      <w:r>
+        <w:t xml:space="preserve"> oma kohalikku masinasse.</w:t>
+      </w:r>
+    </w:p>
+    <w:p>
+      <w:pPr>
+        <w:numPr>
+          <w:ilvl w:val="0"/>
+          <w:numId w:val="34"/>
+        </w:numPr>
+      </w:pPr>
+      <w:r>
+        <w:rPr>
+          <w:b/>
+          <w:bCs/>
+        </w:rPr>
+        <w:t>Andmebaasi püstitus:</w:t>
+      </w:r>
+      <w:r>
+        <w:t xml:space="preserve"> Veendu, et Sinu arvutis jookseb kohalik </w:t>
+      </w:r>
+      <w:proofErr w:type="spellStart"/>
+      <w:r>
+        <w:t>PostgreSQL</w:t>
+      </w:r>
+      <w:proofErr w:type="spellEnd"/>
+      <w:r>
+        <w:t xml:space="preserve"> server andmebaasiga </w:t>
+      </w:r>
+      <w:proofErr w:type="spellStart"/>
+      <w:r>
+        <w:t>postgres</w:t>
+      </w:r>
+      <w:proofErr w:type="spellEnd"/>
+      <w:r>
+        <w:t xml:space="preserve"> </w:t>
+      </w:r>
+      <w:proofErr w:type="spellStart"/>
+      <w:r>
+        <w:t>portil</w:t>
+      </w:r>
+      <w:proofErr w:type="spellEnd"/>
+      <w:r>
+        <w:t xml:space="preserve"> 5432.</w:t>
+      </w:r>
+    </w:p>
+    <w:p>
+      <w:pPr>
+        <w:numPr>
+          <w:ilvl w:val="0"/>
+          <w:numId w:val="34"/>
+        </w:numPr>
+      </w:pPr>
+      <w:r>
+        <w:rPr>
+          <w:b/>
+          <w:bCs/>
+        </w:rPr>
+        <w:t>Skriptide käivitus:</w:t>
+      </w:r>
+      <w:r>
+        <w:t xml:space="preserve"> Käivita </w:t>
+      </w:r>
+      <w:proofErr w:type="spellStart"/>
+      <w:r>
+        <w:t>repositooriumis</w:t>
+      </w:r>
+      <w:proofErr w:type="spellEnd"/>
+      <w:r>
+        <w:t xml:space="preserve"> olevad SQL-skriptid, mis </w:t>
+      </w:r>
+      <w:proofErr w:type="spellStart"/>
+      <w:r>
+        <w:t>luuvad</w:t>
+      </w:r>
+      <w:proofErr w:type="spellEnd"/>
+      <w:r>
+        <w:t xml:space="preserve"> skeemi </w:t>
+      </w:r>
+      <w:proofErr w:type="spellStart"/>
+      <w:r>
+        <w:t>grupitoo_kv</w:t>
+      </w:r>
+      <w:proofErr w:type="spellEnd"/>
+      <w:r>
+        <w:t xml:space="preserve"> ja vajalikud tabelipõhjad.</w:t>
+      </w:r>
+    </w:p>
+    <w:p>
+      <w:pPr>
+        <w:numPr>
+          <w:ilvl w:val="0"/>
+          <w:numId w:val="34"/>
+        </w:numPr>
+      </w:pPr>
+      <w:r>
+        <w:rPr>
+          <w:b/>
+          <w:bCs/>
+        </w:rPr>
+        <w:t>Andmete import:</w:t>
+      </w:r>
+      <w:r>
+        <w:t xml:space="preserve"> Ava andmetöötluse </w:t>
+      </w:r>
+      <w:proofErr w:type="spellStart"/>
+      <w:r>
+        <w:t>Pythoni</w:t>
+      </w:r>
+      <w:proofErr w:type="spellEnd"/>
+      <w:r>
+        <w:t xml:space="preserve"> skript/märkmik, kontrolli ühenduse parooli (DB_PASSWORD = "andmed") ja käivita kood. Skript tõmbab toorandmed mällu, teostab liitmised ja kirjutab 6 põhitabelit andmebaasi.</w:t>
+      </w:r>
+    </w:p>
+    <w:p>
+      <w:pPr>
+        <w:numPr>
+          <w:ilvl w:val="0"/>
+          <w:numId w:val="34"/>
+        </w:numPr>
+      </w:pPr>
+      <w:r>
+        <w:rPr>
+          <w:b/>
+          <w:bCs/>
+        </w:rPr>
+        <w:t>Aruande käivitus:</w:t>
+      </w:r>
+      <w:r>
+        <w:t xml:space="preserve"> Ava Power BI aruanne </w:t>
+      </w:r>
+      <w:proofErr w:type="spellStart"/>
+      <w:r>
+        <w:t>Desktopis</w:t>
+      </w:r>
+      <w:proofErr w:type="spellEnd"/>
+      <w:r>
+        <w:t xml:space="preserve">, mis on häälestatud loendama andmeid aadressilt </w:t>
+      </w:r>
+      <w:proofErr w:type="spellStart"/>
+      <w:r>
+        <w:t>localhost</w:t>
+      </w:r>
+      <w:proofErr w:type="spellEnd"/>
+      <w:r>
+        <w:t>. Voog jookseb manuaalse või ajastatud värskendamise (</w:t>
+      </w:r>
+      <w:proofErr w:type="spellStart"/>
+      <w:r>
+        <w:rPr>
+          <w:i/>
+          <w:iCs/>
+        </w:rPr>
+        <w:t>Refresh</w:t>
+      </w:r>
+      <w:proofErr w:type="spellEnd"/>
+      <w:r>
+        <w:t>) vajutamisel.</w:t>
+      </w:r>
+    </w:p>
+    <w:p>
+      <w:r>
+        <w:pict w14:anchorId="7A451E92">
+          <v:rect id="_x0000_i1069" style="width:0;height:1.5pt" o:hralign="center" o:hrstd="t" o:hr="t" fillcolor="#a0a0a0" stroked="f"/>
+        </w:pict>
+      </w:r>
+    </w:p>
+    <w:p>
+      <w:pPr>
+        <w:rPr>
+          <w:b/>
+          <w:bCs/>
+        </w:rPr>
+      </w:pPr>
+      <w:r>
+        <w:rPr>
+          <w:b/>
+          <w:bCs/>
+        </w:rPr>
+        <w:t>4. Analüüs ja visualiseerimine</w:t>
+      </w:r>
+    </w:p>
+    <w:p>
+      <w:pPr>
+        <w:rPr>
+          <w:b/>
+          <w:bCs/>
+        </w:rPr>
+      </w:pPr>
+      <w:r>
+        <w:rPr>
+          <w:b/>
+          <w:bCs/>
+        </w:rPr>
+        <w:t>Aruanne</w:t>
+      </w:r>
+    </w:p>
+    <w:p>
+      <w:pPr>
+        <w:numPr>
+          <w:ilvl w:val="0"/>
+          <w:numId w:val="35"/>
+        </w:numPr>
+      </w:pPr>
+      <w:r>
+        <w:rPr>
+          <w:b/>
+          <w:bCs/>
+        </w:rPr>
+        <w:t>Ühenduvus:</w:t>
+      </w:r>
+      <w:r>
+        <w:t xml:space="preserve"> Power BI aruanne ühendub otse kohaliku </w:t>
+      </w:r>
+      <w:proofErr w:type="spellStart"/>
+      <w:r>
+        <w:t>PostgreSQL</w:t>
+      </w:r>
+      <w:proofErr w:type="spellEnd"/>
+      <w:r>
+        <w:t xml:space="preserve"> andmebaasi (</w:t>
+      </w:r>
+      <w:proofErr w:type="spellStart"/>
+      <w:r>
+        <w:t>localhost</w:t>
+      </w:r>
+      <w:proofErr w:type="spellEnd"/>
+      <w:r>
+        <w:t xml:space="preserve">) skeemiga </w:t>
+      </w:r>
+      <w:proofErr w:type="spellStart"/>
+      <w:r>
+        <w:t>grupitoo_kv</w:t>
+      </w:r>
+      <w:proofErr w:type="spellEnd"/>
+      <w:r>
+        <w:t>.</w:t>
+      </w:r>
+    </w:p>
+    <w:p>
+      <w:pPr>
+        <w:numPr>
+          <w:ilvl w:val="0"/>
+          <w:numId w:val="35"/>
+        </w:numPr>
+      </w:pPr>
+      <w:proofErr w:type="spellStart"/>
+      <w:r>
+        <w:rPr>
+          <w:b/>
+          <w:bCs/>
+        </w:rPr>
+        <w:t>Dim</w:t>
+      </w:r>
+      <w:proofErr w:type="spellEnd"/>
+      <w:r>
+        <w:rPr>
+          <w:b/>
+          <w:bCs/>
+        </w:rPr>
+        <w:t xml:space="preserve">-mudel Power </w:t>
+      </w:r>
+      <w:proofErr w:type="spellStart"/>
+      <w:r>
+        <w:rPr>
+          <w:b/>
+          <w:bCs/>
+        </w:rPr>
+        <w:t>BI-s</w:t>
+      </w:r>
+      <w:proofErr w:type="spellEnd"/>
+      <w:r>
+        <w:rPr>
+          <w:b/>
+          <w:bCs/>
+        </w:rPr>
+        <w:t>:</w:t>
+      </w:r>
+      <w:r>
+        <w:t xml:space="preserve"> Power BI siseselt imporditi tabelid andmebaasist muutmatul kujul, säilitades andmebaasi tähtskeemi struktuuri. Aruande seoste vaates on </w:t>
+      </w:r>
+      <w:proofErr w:type="spellStart"/>
+      <w:r>
+        <w:t>fact_kv</w:t>
+      </w:r>
+      <w:proofErr w:type="spellEnd"/>
+      <w:r>
+        <w:t xml:space="preserve"> ja </w:t>
+      </w:r>
+      <w:proofErr w:type="spellStart"/>
+      <w:r>
+        <w:t>fact_palk</w:t>
+      </w:r>
+      <w:proofErr w:type="spellEnd"/>
+      <w:r>
+        <w:t xml:space="preserve"> seotud dimensioonidega </w:t>
+      </w:r>
+      <w:proofErr w:type="spellStart"/>
+      <w:r>
+        <w:t>dim_county</w:t>
+      </w:r>
+      <w:proofErr w:type="spellEnd"/>
+      <w:r>
+        <w:t xml:space="preserve"> ja </w:t>
+      </w:r>
+      <w:proofErr w:type="spellStart"/>
+      <w:r>
+        <w:t>dim_time</w:t>
+      </w:r>
+      <w:proofErr w:type="spellEnd"/>
+      <w:r>
+        <w:t xml:space="preserve"> "mitu-ühele" (</w:t>
+      </w:r>
+      <w:proofErr w:type="spellStart"/>
+      <w:r>
+        <w:rPr>
+          <w:i/>
+          <w:iCs/>
+        </w:rPr>
+        <w:t>many-to-one</w:t>
+      </w:r>
+      <w:proofErr w:type="spellEnd"/>
+      <w:r>
+        <w:t xml:space="preserve">) seoste kaudu. </w:t>
+      </w:r>
+      <w:proofErr w:type="spellStart"/>
+      <w:r>
+        <w:t>fact_thi</w:t>
+      </w:r>
+      <w:proofErr w:type="spellEnd"/>
+      <w:r>
+        <w:t xml:space="preserve"> ja </w:t>
+      </w:r>
+      <w:proofErr w:type="spellStart"/>
+      <w:r>
+        <w:t>fact_intressid</w:t>
+      </w:r>
+      <w:proofErr w:type="spellEnd"/>
+      <w:r>
+        <w:t xml:space="preserve"> on seotud otse ajatabeliga </w:t>
+      </w:r>
+      <w:proofErr w:type="spellStart"/>
+      <w:r>
+        <w:t>dim_time</w:t>
+      </w:r>
+      <w:proofErr w:type="spellEnd"/>
+      <w:r>
+        <w:t>.</w:t>
+      </w:r>
+    </w:p>
+    <w:p>
+      <w:pPr>
+        <w:numPr>
+          <w:ilvl w:val="0"/>
+          <w:numId w:val="35"/>
+        </w:numPr>
+      </w:pPr>
+      <w:r>
+        <w:rPr>
+          <w:b/>
+          <w:bCs/>
+        </w:rPr>
+        <w:lastRenderedPageBreak/>
+        <w:t>Täiendused mudelis:</w:t>
+      </w:r>
+      <w:r>
+        <w:t xml:space="preserve"> Mudeli puhtuse huvides ei dubleeritud tabeleid Power </w:t>
+      </w:r>
+      <w:proofErr w:type="spellStart"/>
+      <w:r>
+        <w:t>Query-s</w:t>
+      </w:r>
+      <w:proofErr w:type="spellEnd"/>
+      <w:r>
+        <w:t xml:space="preserve">. Kuna kinnisvara keskmine ruutmeetri hind oli andmebaasis esitatud tuhandetes ühikutes (nt 0.8 tähistas 800 eurot), tehti Power </w:t>
+      </w:r>
+      <w:proofErr w:type="spellStart"/>
+      <w:r>
+        <w:t>BI-s</w:t>
+      </w:r>
+      <w:proofErr w:type="spellEnd"/>
+      <w:r>
+        <w:t xml:space="preserve"> </w:t>
+      </w:r>
+      <w:proofErr w:type="spellStart"/>
+      <w:r>
+        <w:t>visuaalide</w:t>
+      </w:r>
+      <w:proofErr w:type="spellEnd"/>
+      <w:r>
+        <w:t xml:space="preserve"> telgedel ja DAX-mõõdikutes kohandused reaalse väärtuse </w:t>
+      </w:r>
+      <w:proofErr w:type="spellStart"/>
+      <w:r>
+        <w:t>skaleerimiseks</w:t>
+      </w:r>
+      <w:proofErr w:type="spellEnd"/>
+      <w:r>
+        <w:t>.</w:t>
+      </w:r>
+    </w:p>
+    <w:p>
+      <w:pPr>
+        <w:rPr>
+          <w:b/>
+          <w:bCs/>
+        </w:rPr>
+      </w:pPr>
+      <w:r>
+        <w:rPr>
+          <w:b/>
+          <w:bCs/>
+        </w:rPr>
+        <w:t>DAX-mõõdikud</w:t>
+      </w:r>
+    </w:p>
+    <w:p>
+      <w:r>
+        <w:t>Aruandes loodi püstitatud hüpoteeside testimiseks kaks peamist DAX-mõõdikut:</w:t>
+      </w:r>
+    </w:p>
+    <w:p>
+      <w:pPr>
+        <w:numPr>
+          <w:ilvl w:val="0"/>
+          <w:numId w:val="36"/>
+        </w:numPr>
+      </w:pPr>
+      <w:proofErr w:type="spellStart"/>
+      <w:r>
+        <w:rPr>
+          <w:b/>
+          <w:bCs/>
+        </w:rPr>
+        <w:t>Reaalne_Palk</w:t>
+      </w:r>
+      <w:proofErr w:type="spellEnd"/>
+    </w:p>
+    <w:p>
+      <w:proofErr w:type="spellStart"/>
+      <w:r>
+        <w:t>dax</w:t>
+      </w:r>
+      <w:proofErr w:type="spellEnd"/>
+    </w:p>
+    <w:p>
+      <w:proofErr w:type="spellStart"/>
+      <w:r>
+        <w:t>Reaalne_Palk</w:t>
+      </w:r>
+      <w:proofErr w:type="spellEnd"/>
+      <w:r>
+        <w:t xml:space="preserve"> = DIVIDE(AVERAGE('</w:t>
+      </w:r>
+      <w:proofErr w:type="spellStart"/>
+      <w:r>
+        <w:t>grupitoo_kv</w:t>
+      </w:r>
+      <w:proofErr w:type="spellEnd"/>
+      <w:r>
+        <w:t xml:space="preserve"> </w:t>
+      </w:r>
+      <w:proofErr w:type="spellStart"/>
+      <w:r>
+        <w:t>fact_palk</w:t>
+      </w:r>
+      <w:proofErr w:type="spellEnd"/>
+      <w:r>
+        <w:t>'[</w:t>
+      </w:r>
+      <w:proofErr w:type="spellStart"/>
+      <w:r>
+        <w:t>average_salary</w:t>
+      </w:r>
+      <w:proofErr w:type="spellEnd"/>
+      <w:r>
+        <w:t>]), AVERAGE('</w:t>
+      </w:r>
+      <w:proofErr w:type="spellStart"/>
+      <w:r>
+        <w:t>grupitoo_kv</w:t>
+      </w:r>
+      <w:proofErr w:type="spellEnd"/>
+      <w:r>
+        <w:t xml:space="preserve"> </w:t>
+      </w:r>
+      <w:proofErr w:type="spellStart"/>
+      <w:r>
+        <w:t>fact_thi</w:t>
+      </w:r>
+      <w:proofErr w:type="spellEnd"/>
+      <w:r>
+        <w:t>'[</w:t>
+      </w:r>
+      <w:proofErr w:type="spellStart"/>
+      <w:r>
+        <w:t>keskmine_indeks</w:t>
+      </w:r>
+      <w:proofErr w:type="spellEnd"/>
+      <w:r>
+        <w:t>]), 1) * 100</w:t>
+      </w:r>
+    </w:p>
+    <w:p>
+      <w:r>
+        <w:t>Olge koodi kasutamisel ettevaatlik.</w:t>
       </w:r>
     </w:p>
     <w:p>
       <w:pPr>
         <w:numPr>
           <w:ilvl w:val="1"/>
-          <w:numId w:val="11"/>
+          <w:numId w:val="36"/>
         </w:numPr>
       </w:pPr>
       <w:r>
-        <w:t>nimi ja valem;</w:t>
+        <w:rPr>
+          <w:i/>
+          <w:iCs/>
+        </w:rPr>
+        <w:t>Selgitus:</w:t>
+      </w:r>
+      <w:r>
+        <w:t xml:space="preserve"> See mõõdik arvutab sissejuhatuses defineeritud inflatsiooniga korrigeeritud reaalset ostujõudu (palk jagatud tarbijahinnaindeksiga), võimaldades näha palga tegelikku väärtuse muutust ajas.</w:t>
+      </w:r>
+    </w:p>
+    <w:p>
+      <w:pPr>
+        <w:numPr>
+          <w:ilvl w:val="0"/>
+          <w:numId w:val="36"/>
+        </w:numPr>
+      </w:pPr>
+      <w:r>
+        <w:rPr>
+          <w:b/>
+          <w:bCs/>
+        </w:rPr>
+        <w:t>M2_Kuupalga_Eest</w:t>
+      </w:r>
+    </w:p>
+    <w:p>
+      <w:proofErr w:type="spellStart"/>
+      <w:r>
+        <w:t>dax</w:t>
+      </w:r>
+      <w:proofErr w:type="spellEnd"/>
+    </w:p>
+    <w:p>
+      <w:r>
+        <w:t>M2_Kuupalga_Eest = DIVIDE(AVERAGE('</w:t>
+      </w:r>
+      <w:proofErr w:type="spellStart"/>
+      <w:r>
+        <w:t>grupitoo_kv</w:t>
+      </w:r>
+      <w:proofErr w:type="spellEnd"/>
+      <w:r>
+        <w:t xml:space="preserve"> </w:t>
+      </w:r>
+      <w:proofErr w:type="spellStart"/>
+      <w:r>
+        <w:t>fact_palk</w:t>
+      </w:r>
+      <w:proofErr w:type="spellEnd"/>
+      <w:r>
+        <w:t>'[</w:t>
+      </w:r>
+      <w:proofErr w:type="spellStart"/>
+      <w:r>
+        <w:t>average_salary</w:t>
+      </w:r>
+      <w:proofErr w:type="spellEnd"/>
+      <w:r>
+        <w:t>]), AVERAGE('</w:t>
+      </w:r>
+      <w:proofErr w:type="spellStart"/>
+      <w:r>
+        <w:t>grupitoo_kv</w:t>
+      </w:r>
+      <w:proofErr w:type="spellEnd"/>
+      <w:r>
+        <w:t xml:space="preserve"> </w:t>
+      </w:r>
+      <w:proofErr w:type="spellStart"/>
+      <w:r>
+        <w:t>fact_kv</w:t>
+      </w:r>
+      <w:proofErr w:type="spellEnd"/>
+      <w:r>
+        <w:t>'[avg_price_m2]) * 1000, 0)</w:t>
+      </w:r>
+    </w:p>
+    <w:p>
+      <w:r>
+        <w:t>Olge koodi kasutamisel ettevaatlik.</w:t>
       </w:r>
     </w:p>
     <w:p>
       <w:pPr>
         <w:numPr>
           <w:ilvl w:val="1"/>
-          <w:numId w:val="11"/>
+          <w:numId w:val="36"/>
         </w:numPr>
       </w:pPr>
       <w:r>
-        <w:t>üks lause, millist sissejuhatuse ärimõistet see arvutab (nt «See mõõdik arvutab sissejuhatuses defineeritud käivet.»);</w:t>
+        <w:rPr>
+          <w:i/>
+          <w:iCs/>
+        </w:rPr>
+        <w:t>Selgitus:</w:t>
+      </w:r>
+      <w:r>
+        <w:t xml:space="preserve"> See mõõdik vastab otseselt esimesele uurimisküsimusele. See arvutab suhtarvu, mis näitab, mitu ruutmeetrit kinnisvara saab koduostja osta ühe keskmise nominaalse kuupalga eest konkreetses maakonnas ja kvartalis.</w:t>
+      </w:r>
+    </w:p>
+    <w:p>
+      <w:pPr>
+        <w:rPr>
+          <w:b/>
+          <w:bCs/>
+        </w:rPr>
+      </w:pPr>
+      <w:r>
+        <w:rPr>
+          <w:b/>
+          <w:bCs/>
+        </w:rPr>
+        <w:t>Andmelugu, kasutajamugavus ja UX/UI</w:t>
+      </w:r>
+    </w:p>
+    <w:p>
+      <w:r>
+        <w:t>Juhtlaud on üles ehitatud loogilise andmeloo printsiibil, liikudes globaalsest trendist piirkondliku detailini:</w:t>
+      </w:r>
+    </w:p>
+    <w:p>
+      <w:pPr>
+        <w:numPr>
+          <w:ilvl w:val="0"/>
+          <w:numId w:val="37"/>
+        </w:numPr>
+      </w:pPr>
+      <w:r>
+        <w:rPr>
+          <w:b/>
+          <w:bCs/>
+        </w:rPr>
+        <w:t>Esimene vaade (Trendianalüüs):</w:t>
+      </w:r>
+      <w:r>
+        <w:t xml:space="preserve"> Kombineeritud tulp- ja joondiagramm, mis kuvab aastate (2005–2025) lõikes kinnisvara m² hinda (tulbad, vasak Y-telg) ja reaalse palga ostujõudu (joon, parem Y-telg). See vastab koheselt äriprobleemile, näidates visuaalselt kääride rebenemist alates 2021. aastast.</w:t>
+      </w:r>
+    </w:p>
+    <w:p>
+      <w:pPr>
+        <w:numPr>
+          <w:ilvl w:val="0"/>
+          <w:numId w:val="37"/>
+        </w:numPr>
+      </w:pPr>
+      <w:r>
+        <w:rPr>
+          <w:b/>
+          <w:bCs/>
+        </w:rPr>
+        <w:t>Regionaalne vaade (</w:t>
+      </w:r>
+      <w:proofErr w:type="spellStart"/>
+      <w:r>
+        <w:rPr>
+          <w:b/>
+          <w:bCs/>
+        </w:rPr>
+        <w:t>Shape</w:t>
+      </w:r>
+      <w:proofErr w:type="spellEnd"/>
+      <w:r>
+        <w:rPr>
+          <w:b/>
+          <w:bCs/>
+        </w:rPr>
+        <w:t xml:space="preserve"> </w:t>
+      </w:r>
+      <w:proofErr w:type="spellStart"/>
+      <w:r>
+        <w:rPr>
+          <w:b/>
+          <w:bCs/>
+        </w:rPr>
+        <w:t>Map</w:t>
+      </w:r>
+      <w:proofErr w:type="spellEnd"/>
+      <w:r>
+        <w:rPr>
+          <w:b/>
+          <w:bCs/>
+        </w:rPr>
+        <w:t xml:space="preserve"> &amp; </w:t>
+      </w:r>
+      <w:proofErr w:type="spellStart"/>
+      <w:r>
+        <w:rPr>
+          <w:b/>
+          <w:bCs/>
+        </w:rPr>
+        <w:t>Scatter</w:t>
+      </w:r>
+      <w:proofErr w:type="spellEnd"/>
+      <w:r>
+        <w:rPr>
+          <w:b/>
+          <w:bCs/>
+        </w:rPr>
+        <w:t xml:space="preserve"> </w:t>
+      </w:r>
+      <w:proofErr w:type="spellStart"/>
+      <w:r>
+        <w:rPr>
+          <w:b/>
+          <w:bCs/>
+        </w:rPr>
+        <w:t>Chart</w:t>
+      </w:r>
+      <w:proofErr w:type="spellEnd"/>
+      <w:r>
+        <w:rPr>
+          <w:b/>
+          <w:bCs/>
+        </w:rPr>
+        <w:t>):</w:t>
+      </w:r>
+      <w:r>
+        <w:t xml:space="preserve"> Kasutusele võeti Eesti maakondade kohandatud kujundikaart (</w:t>
+      </w:r>
+      <w:proofErr w:type="spellStart"/>
+      <w:r>
+        <w:rPr>
+          <w:i/>
+          <w:iCs/>
+        </w:rPr>
+        <w:t>Shape</w:t>
+      </w:r>
+      <w:proofErr w:type="spellEnd"/>
+      <w:r>
+        <w:rPr>
+          <w:i/>
+          <w:iCs/>
+        </w:rPr>
+        <w:t xml:space="preserve"> </w:t>
+      </w:r>
+      <w:proofErr w:type="spellStart"/>
+      <w:r>
+        <w:rPr>
+          <w:i/>
+          <w:iCs/>
+        </w:rPr>
+        <w:t>map</w:t>
+      </w:r>
+      <w:proofErr w:type="spellEnd"/>
+      <w:r>
+        <w:t xml:space="preserve">) koos värviküllastuse funktsiooniga, mis kuvab mõõdikut M2_Kuupalga_Eest. Kaardi kõrvale on </w:t>
+      </w:r>
+      <w:r>
+        <w:lastRenderedPageBreak/>
+        <w:t>ehitatud hajuvusdiagramm (</w:t>
+      </w:r>
+      <w:proofErr w:type="spellStart"/>
+      <w:r>
+        <w:rPr>
+          <w:i/>
+          <w:iCs/>
+        </w:rPr>
+        <w:t>Scatter</w:t>
+      </w:r>
+      <w:proofErr w:type="spellEnd"/>
+      <w:r>
+        <w:rPr>
+          <w:i/>
+          <w:iCs/>
+        </w:rPr>
+        <w:t xml:space="preserve"> </w:t>
+      </w:r>
+      <w:proofErr w:type="spellStart"/>
+      <w:r>
+        <w:rPr>
+          <w:i/>
+          <w:iCs/>
+        </w:rPr>
+        <w:t>chart</w:t>
+      </w:r>
+      <w:proofErr w:type="spellEnd"/>
+      <w:r>
+        <w:t>), kus x-teljel on palk, y-teljel m² hind ja mullideks maakonnad, mis liiguvad ajateljel (</w:t>
+      </w:r>
+      <w:proofErr w:type="spellStart"/>
+      <w:r>
+        <w:rPr>
+          <w:i/>
+          <w:iCs/>
+        </w:rPr>
+        <w:t>Play</w:t>
+      </w:r>
+      <w:proofErr w:type="spellEnd"/>
+      <w:r>
+        <w:rPr>
+          <w:i/>
+          <w:iCs/>
+        </w:rPr>
+        <w:t xml:space="preserve"> </w:t>
+      </w:r>
+      <w:proofErr w:type="spellStart"/>
+      <w:r>
+        <w:rPr>
+          <w:i/>
+          <w:iCs/>
+        </w:rPr>
+        <w:t>axis</w:t>
+      </w:r>
+      <w:proofErr w:type="spellEnd"/>
+      <w:r>
+        <w:t>).</w:t>
+      </w:r>
+    </w:p>
+    <w:p>
+      <w:pPr>
+        <w:numPr>
+          <w:ilvl w:val="0"/>
+          <w:numId w:val="37"/>
+        </w:numPr>
+      </w:pPr>
+      <w:r>
+        <w:rPr>
+          <w:b/>
+          <w:bCs/>
+        </w:rPr>
+        <w:t>UX/UI lahendused:</w:t>
+      </w:r>
+      <w:r>
+        <w:t xml:space="preserve"> Kasutajamugavuse tagamiseks rakendati </w:t>
+      </w:r>
+      <w:proofErr w:type="spellStart"/>
+      <w:r>
+        <w:t>visuaalide</w:t>
+      </w:r>
+      <w:proofErr w:type="spellEnd"/>
+      <w:r>
+        <w:t xml:space="preserve"> vahelist risti-filtreerimist (</w:t>
+      </w:r>
+      <w:proofErr w:type="spellStart"/>
+      <w:r>
+        <w:rPr>
+          <w:i/>
+          <w:iCs/>
+        </w:rPr>
+        <w:t>cross-filtering</w:t>
+      </w:r>
+      <w:proofErr w:type="spellEnd"/>
+      <w:r>
+        <w:t>). Vajutades kaardil konkreetsele maakonnale, kohanduvad kõik lehe graafikud automaatselt valitud piirkonna andmetega, võimaldades koduostjal sekundi jooksul analüüsida just talle huvipakkuvat turgu.</w:t>
+      </w:r>
+    </w:p>
+    <w:p>
+      <w:pPr>
+        <w:rPr>
+          <w:b/>
+          <w:bCs/>
+        </w:rPr>
+      </w:pPr>
+      <w:r>
+        <w:rPr>
+          <w:b/>
+          <w:bCs/>
+        </w:rPr>
+        <w:t>Kasutajajuhend ja Info-leht</w:t>
+      </w:r>
+    </w:p>
+    <w:p>
+      <w:pPr>
+        <w:numPr>
+          <w:ilvl w:val="0"/>
+          <w:numId w:val="38"/>
+        </w:numPr>
+      </w:pPr>
+      <w:r>
+        <w:rPr>
+          <w:b/>
+          <w:bCs/>
+        </w:rPr>
+        <w:t>Kasutajajuhend (5 sammu):</w:t>
       </w:r>
     </w:p>
     <w:p>
       <w:pPr>
         <w:numPr>
           <w:ilvl w:val="1"/>
-          <w:numId w:val="11"/>
+          <w:numId w:val="38"/>
         </w:numPr>
       </w:pPr>
       <w:r>
-        <w:t>kui ärimõiste reegel välistab ridu, on sama filter valemis näha (nt FILTER ( …, staatus &lt;&gt; "Tühistatud" ) või taidetud = "Täidetud").</w:t>
+        <w:t xml:space="preserve">Ava Power BI </w:t>
+      </w:r>
+      <w:proofErr w:type="spellStart"/>
+      <w:r>
+        <w:t>Desktopis</w:t>
+      </w:r>
+      <w:proofErr w:type="spellEnd"/>
+      <w:r>
+        <w:t xml:space="preserve"> fail </w:t>
+      </w:r>
+      <w:proofErr w:type="spellStart"/>
+      <w:r>
+        <w:t>KV_grupitoo_aruanne.pbix</w:t>
+      </w:r>
+      <w:proofErr w:type="spellEnd"/>
+      <w:r>
+        <w:t>.</w:t>
+      </w:r>
+    </w:p>
+    <w:p>
+      <w:pPr>
+        <w:numPr>
+          <w:ilvl w:val="1"/>
+          <w:numId w:val="38"/>
+        </w:numPr>
+      </w:pPr>
+      <w:r>
+        <w:t xml:space="preserve">Veendu, et andmed on värskendatud, vajutades avalehel nuppu </w:t>
+      </w:r>
+      <w:proofErr w:type="spellStart"/>
+      <w:r>
+        <w:rPr>
+          <w:i/>
+          <w:iCs/>
+        </w:rPr>
+        <w:t>Refresh</w:t>
+      </w:r>
+      <w:proofErr w:type="spellEnd"/>
+      <w:r>
+        <w:t>.</w:t>
+      </w:r>
+    </w:p>
+    <w:p>
+      <w:pPr>
+        <w:numPr>
+          <w:ilvl w:val="1"/>
+          <w:numId w:val="38"/>
+        </w:numPr>
+      </w:pPr>
+      <w:r>
+        <w:t>Vali pealehelt ajavahemiku filter (2005–2025).</w:t>
+      </w:r>
+    </w:p>
+    <w:p>
+      <w:pPr>
+        <w:numPr>
+          <w:ilvl w:val="1"/>
+          <w:numId w:val="38"/>
+        </w:numPr>
+      </w:pPr>
+      <w:r>
+        <w:t xml:space="preserve">Liigu hiirega hajuvusdiagrammi mummude kohale või lülita sisse </w:t>
+      </w:r>
+      <w:proofErr w:type="spellStart"/>
+      <w:r>
+        <w:rPr>
+          <w:i/>
+          <w:iCs/>
+        </w:rPr>
+        <w:t>Category</w:t>
+      </w:r>
+      <w:proofErr w:type="spellEnd"/>
+      <w:r>
+        <w:rPr>
+          <w:i/>
+          <w:iCs/>
+        </w:rPr>
+        <w:t xml:space="preserve"> </w:t>
+      </w:r>
+      <w:proofErr w:type="spellStart"/>
+      <w:r>
+        <w:rPr>
+          <w:i/>
+          <w:iCs/>
+        </w:rPr>
+        <w:t>labels</w:t>
+      </w:r>
+      <w:proofErr w:type="spellEnd"/>
+      <w:r>
+        <w:t>, et tuvastada maakondade positsioonid.</w:t>
+      </w:r>
+    </w:p>
+    <w:p>
+      <w:pPr>
+        <w:numPr>
+          <w:ilvl w:val="1"/>
+          <w:numId w:val="38"/>
+        </w:numPr>
+      </w:pPr>
+      <w:r>
+        <w:t>Vajuta Eesti kaardil soovitud maakonnale, et näha selle regiooni ajaloolist kättesaadavuse trendi ülemisel põhidiagrammil.</w:t>
       </w:r>
     </w:p>
     <w:p>
       <w:pPr>
         <w:numPr>
           <w:ilvl w:val="0"/>
-          <w:numId w:val="11"/>
+          <w:numId w:val="38"/>
         </w:numPr>
       </w:pPr>
       <w:r>
-        <w:t>Visuaalid, visuaalide vaheline suhtlus, filtrid, UX/UI.</w:t>
-      </w:r>
-    </w:p>
-    <w:p>
-      <w:pPr>
-        <w:rPr>
-          <w:b/>
-          <w:bCs/>
-        </w:rPr>
-      </w:pPr>
-      <w:r>
-        <w:rPr>
-          <w:b/>
-          <w:bCs/>
-        </w:rPr>
-        <w:t>Andmelugu, kasutajamugavus, visualiseerimine</w:t>
+        <w:rPr>
+          <w:b/>
+          <w:bCs/>
+        </w:rPr>
+        <w:t>Info-leht:</w:t>
+      </w:r>
+      <w:r>
+        <w:t xml:space="preserve"> Sisaldab </w:t>
+      </w:r>
+      <w:proofErr w:type="spellStart"/>
+      <w:r>
+        <w:t>metaandmeid</w:t>
+      </w:r>
+      <w:proofErr w:type="spellEnd"/>
+      <w:r>
+        <w:t xml:space="preserve"> andmete päritolu kohta (Maa-amet, Statistikaamet, Eesti Pank). Esitatud on andmevoo viimase uuendamise kuupäev ja audiitorkontrolli jälgitavusahel: </w:t>
+      </w:r>
+      <w:r>
+        <w:rPr>
+          <w:i/>
+          <w:iCs/>
+        </w:rPr>
+        <w:t xml:space="preserve">Visuaal -&gt; DAX-mõõdik (M2_Kuupalga_Eest) -&gt; </w:t>
+      </w:r>
+      <w:proofErr w:type="spellStart"/>
+      <w:r>
+        <w:rPr>
+          <w:i/>
+          <w:iCs/>
+        </w:rPr>
+        <w:t>PostgreSQL</w:t>
+      </w:r>
+      <w:proofErr w:type="spellEnd"/>
+      <w:r>
+        <w:rPr>
+          <w:i/>
+          <w:iCs/>
+        </w:rPr>
+        <w:t xml:space="preserve"> faktitabel (</w:t>
+      </w:r>
+      <w:proofErr w:type="spellStart"/>
+      <w:r>
+        <w:rPr>
+          <w:i/>
+          <w:iCs/>
+        </w:rPr>
+        <w:t>fact_kv</w:t>
+      </w:r>
+      <w:proofErr w:type="spellEnd"/>
+      <w:r>
+        <w:rPr>
+          <w:i/>
+          <w:iCs/>
+        </w:rPr>
+        <w:t xml:space="preserve">, </w:t>
+      </w:r>
+      <w:proofErr w:type="spellStart"/>
+      <w:r>
+        <w:rPr>
+          <w:i/>
+          <w:iCs/>
+        </w:rPr>
+        <w:t>fact_palk</w:t>
+      </w:r>
+      <w:proofErr w:type="spellEnd"/>
+      <w:r>
+        <w:rPr>
+          <w:i/>
+          <w:iCs/>
+        </w:rPr>
+        <w:t>) -&gt; Toorandmed</w:t>
+      </w:r>
+      <w:r>
+        <w:t>.</w:t>
+      </w:r>
+    </w:p>
+    <w:p>
+      <w:r>
+        <w:pict w14:anchorId="48B2C033">
+          <v:rect id="_x0000_i1070" style="width:0;height:1.5pt" o:hralign="center" o:hrstd="t" o:hr="t" fillcolor="#a0a0a0" stroked="f"/>
+        </w:pict>
+      </w:r>
+    </w:p>
+    <w:p>
+      <w:pPr>
+        <w:rPr>
+          <w:b/>
+          <w:bCs/>
+        </w:rPr>
+      </w:pPr>
+      <w:r>
+        <w:rPr>
+          <w:b/>
+          <w:bCs/>
+        </w:rPr>
+        <w:t>5. Andmekorraldus</w:t>
+      </w:r>
+    </w:p>
+    <w:p>
+      <w:pPr>
+        <w:rPr>
+          <w:b/>
+          <w:bCs/>
+        </w:rPr>
+      </w:pPr>
+      <w:r>
+        <w:rPr>
+          <w:b/>
+          <w:bCs/>
+        </w:rPr>
+        <w:t>Turve (valmis aruandes)</w:t>
       </w:r>
     </w:p>
     <w:p>
       <w:pPr>
         <w:numPr>
           <w:ilvl w:val="0"/>
-          <w:numId w:val="12"/>
+          <w:numId w:val="39"/>
         </w:numPr>
       </w:pPr>
       <w:r>
-        <w:t>Mida juhtlaud jutustab ja kuidas see uurimisküsimustele vastab.</w:t>
+        <w:rPr>
+          <w:b/>
+          <w:bCs/>
+        </w:rPr>
+        <w:t>Veergude liigitus:</w:t>
+      </w:r>
+    </w:p>
+    <w:p>
+      <w:pPr>
+        <w:numPr>
+          <w:ilvl w:val="1"/>
+          <w:numId w:val="39"/>
+        </w:numPr>
+      </w:pPr>
+      <w:r>
+        <w:rPr>
+          <w:i/>
+          <w:iCs/>
+        </w:rPr>
+        <w:t xml:space="preserve">Isikuandmed / </w:t>
+      </w:r>
+      <w:proofErr w:type="spellStart"/>
+      <w:r>
+        <w:rPr>
+          <w:i/>
+          <w:iCs/>
+        </w:rPr>
+        <w:t>Eriliigilised</w:t>
+      </w:r>
+      <w:proofErr w:type="spellEnd"/>
+      <w:r>
+        <w:rPr>
+          <w:i/>
+          <w:iCs/>
+        </w:rPr>
+        <w:t xml:space="preserve"> andmed:</w:t>
+      </w:r>
+      <w:r>
+        <w:t xml:space="preserve"> Ei eksisteeri antud mudelis (eemaldatud laadimise etapis).</w:t>
+      </w:r>
+    </w:p>
+    <w:p>
+      <w:pPr>
+        <w:numPr>
+          <w:ilvl w:val="1"/>
+          <w:numId w:val="39"/>
+        </w:numPr>
+      </w:pPr>
+      <w:r>
+        <w:rPr>
+          <w:i/>
+          <w:iCs/>
+        </w:rPr>
+        <w:t>Tundlik äriinfo:</w:t>
+      </w:r>
+      <w:r>
+        <w:t xml:space="preserve"> Ei sisaldu (kasutatakse ainult avalikke riiklikke statistikaandmeid).</w:t>
+      </w:r>
+    </w:p>
+    <w:p>
+      <w:pPr>
+        <w:numPr>
+          <w:ilvl w:val="1"/>
+          <w:numId w:val="39"/>
+        </w:numPr>
+      </w:pPr>
+      <w:r>
+        <w:rPr>
+          <w:i/>
+          <w:iCs/>
+        </w:rPr>
+        <w:t>Ilma liigituseta (Avalik info):</w:t>
+      </w:r>
+      <w:r>
+        <w:t xml:space="preserve"> Kõik mudeli veerud (maakondade nimed, keskmised turuhinnad, indeksid ja palgad) kuuluvad avaliku info liigituse alla.</w:t>
       </w:r>
     </w:p>
     <w:p>
       <w:pPr>
         <w:numPr>
           <w:ilvl w:val="0"/>
-          <w:numId w:val="12"/>
+          <w:numId w:val="39"/>
         </w:numPr>
       </w:pPr>
       <w:r>
-        <w:t>Kasutajamugavus ja visualiseeringud (esimene vaade, pealkirjad, värvid).</w:t>
-      </w:r>
-    </w:p>
-    <w:p>
-      <w:pPr>
-        <w:rPr>
-          <w:b/>
-          <w:bCs/>
-        </w:rPr>
-      </w:pPr>
-      <w:r>
         <w:rPr>
           <w:b/>
           <w:bCs/>
         </w:rPr>
         <w:lastRenderedPageBreak/>
-        <w:t>Kasutajajuhend, Info-leht ja mõõdikute tabel</w:t>
+        <w:t>Avalik juhtlaud:</w:t>
+      </w:r>
+      <w:r>
+        <w:t xml:space="preserve"> Kuna andmed on agregeeritud ja pärinevad avalikest allikatest, tohib kogu juhtlauda jagada täies mahus avalikult eraisikutele ja koduostjatele, ilma et see riivaks andmekaitse reegleid.</w:t>
+      </w:r>
+    </w:p>
+    <w:p>
+      <w:r>
+        <w:pict w14:anchorId="0C84336E">
+          <v:rect id="_x0000_i1071" style="width:0;height:1.5pt" o:hralign="center" o:hrstd="t" o:hr="t" fillcolor="#a0a0a0" stroked="f"/>
+        </w:pict>
+      </w:r>
+    </w:p>
+    <w:p>
+      <w:pPr>
+        <w:rPr>
+          <w:b/>
+          <w:bCs/>
+        </w:rPr>
+      </w:pPr>
+      <w:r>
+        <w:rPr>
+          <w:b/>
+          <w:bCs/>
+        </w:rPr>
+        <w:t>6. Lisatulemused (Prognoos)</w:t>
+      </w:r>
+    </w:p>
+    <w:p>
+      <w:r>
+        <w:t xml:space="preserve">Uurimisküsimuse nr 2 lahendamiseks integreeriti lahendusse ajaloolise trendi põhjal koostatud tulevikuprognoos. </w:t>
+      </w:r>
+      <w:proofErr w:type="spellStart"/>
+      <w:r>
+        <w:t>Pythoni</w:t>
+      </w:r>
+      <w:proofErr w:type="spellEnd"/>
+      <w:r>
+        <w:t xml:space="preserve"> </w:t>
+      </w:r>
+      <w:proofErr w:type="spellStart"/>
+      <w:r>
+        <w:t>scikit-learn</w:t>
+      </w:r>
+      <w:proofErr w:type="spellEnd"/>
+      <w:r>
+        <w:t xml:space="preserve"> teegi lineaarse regressiooni mudeli abil pikendati reaalse ostujõu (</w:t>
+      </w:r>
+      <w:proofErr w:type="spellStart"/>
+      <w:r>
+        <w:t>Reaalne_Palk</w:t>
+      </w:r>
+      <w:proofErr w:type="spellEnd"/>
+      <w:r>
+        <w:t>) ja kinnisvarahindade (avg_price_m2) aegridasid aastateni 2026–2030. Tulemused näitavad, et kui nominaalne palgakasv jätkub stabiilses 5–6% rütmis, kuid kinnisvaraturg jääb pakkumise defitsiidi tõttu kõrgele hinnatasemele, ei suuda ostujõud kinnisvarale kiiresti järele jõuda. Suhtarv stabiliseerub uues madalamas tasakaalupunktis, mis kinnitab hüpoteesi, et kinnisvara jääb suurlinnades tavatöötajale pikemaks ajaks luksuskaubaks.</w:t>
+      </w:r>
+    </w:p>
+    <w:p>
+      <w:r>
+        <w:pict w14:anchorId="46B5C0B4">
+          <v:rect id="_x0000_i1072" style="width:0;height:1.5pt" o:hralign="center" o:hrstd="t" o:hr="t" fillcolor="#a0a0a0" stroked="f"/>
+        </w:pict>
+      </w:r>
+    </w:p>
+    <w:p>
+      <w:pPr>
+        <w:rPr>
+          <w:b/>
+          <w:bCs/>
+        </w:rPr>
+      </w:pPr>
+      <w:r>
+        <w:rPr>
+          <w:b/>
+          <w:bCs/>
+        </w:rPr>
+        <w:t>7. Kokkuvõte ja arutelu</w:t>
+      </w:r>
+    </w:p>
+    <w:p>
+      <w:pPr>
+        <w:rPr>
+          <w:b/>
+          <w:bCs/>
+        </w:rPr>
+      </w:pPr>
+      <w:r>
+        <w:rPr>
+          <w:b/>
+          <w:bCs/>
+        </w:rPr>
+        <w:t>Vastused uurimisküsimustele:</w:t>
       </w:r>
     </w:p>
     <w:p>
       <w:pPr>
         <w:numPr>
           <w:ilvl w:val="0"/>
-          <w:numId w:val="13"/>
+          <w:numId w:val="40"/>
         </w:numPr>
       </w:pPr>
       <w:r>
-        <w:t>Kasutajajuhend: 5–8 sammu aruande avamiseks ja lugemiseks.</w:t>
+        <w:rPr>
+          <w:b/>
+          <w:bCs/>
+        </w:rPr>
+        <w:t>Kuupalga eest saadav m² (2005–2025):</w:t>
+      </w:r>
+      <w:r>
+        <w:t xml:space="preserve"> Analüüs näitas, et suhtarv on teinud läbi suure tsükli. 2007. aasta buumi ajal sai kuupalga eest kriitiliselt vähe ruutmeetreid (ca 0.5 m² Harjumaal). Perioodil 2010–2020 ostujõud paranes oluliselt, ulatudes kohati pea 1.0 ruutmeetrini ühe kuupalga kohta. Alates 2021. aastast kukkus suhtarv uuesti järsult inflatsiooni ja hinnatõusu tõttu tagasi madalale tasemele.</w:t>
       </w:r>
     </w:p>
     <w:p>
       <w:pPr>
         <w:numPr>
           <w:ilvl w:val="0"/>
-          <w:numId w:val="13"/>
+          <w:numId w:val="40"/>
         </w:numPr>
       </w:pPr>
       <w:r>
-        <w:t>Info-leht (peakasutaja / audiitor): kust andmed tulevad, millal viimati uuendati, kuidas number allikani viia (visuaal → mõõdik → tabel või vaade → allikas). Millal voog käivitatakse, on §3 üleandmine.</w:t>
+        <w:rPr>
+          <w:b/>
+          <w:bCs/>
+        </w:rPr>
+        <w:t>Tuleviku tasakaalupunkt:</w:t>
+      </w:r>
+      <w:r>
+        <w:t xml:space="preserve"> Prognoosimudeli kohaselt ei ole oodata kiiret sissetulekute </w:t>
+      </w:r>
+      <w:proofErr w:type="spellStart"/>
+      <w:r>
+        <w:t>järelejõudmist</w:t>
+      </w:r>
+      <w:proofErr w:type="spellEnd"/>
+      <w:r>
+        <w:t xml:space="preserve"> peamistes tõmbekeskustes (Harjumaa, Tartumaa). Suhtarv jääb püsivalt uude, koduostja jaoks ebasoodsamasse tasakaalupunkti.</w:t>
+      </w:r>
+    </w:p>
+    <w:p>
+      <w:pPr>
+        <w:rPr>
+          <w:b/>
+          <w:bCs/>
+        </w:rPr>
+      </w:pPr>
+      <w:r>
+        <w:rPr>
+          <w:b/>
+          <w:bCs/>
+        </w:rPr>
+        <w:t>Praktilised soovitused:</w:t>
+      </w:r>
+    </w:p>
+    <w:p>
+      <w:r>
+        <w:t>Eraisikutest koduostjatel soovitatakse finantsotsuste tegemisel vaadata pealinnast väljapoole. Aruande kaardi- ja hajuvusdiagramm tõestavad, et mitmetes perifeersetes maakondades on ostujõu suhtarv säilinud tervislikul tasemel (üle 1 m² palga kohta), pakkudes paremat väärtust kui ülehinnatud suurlinnade turg.</w:t>
+      </w:r>
+    </w:p>
+    <w:p>
+      <w:pPr>
+        <w:rPr>
+          <w:b/>
+          <w:bCs/>
+        </w:rPr>
+      </w:pPr>
+      <w:r>
+        <w:rPr>
+          <w:b/>
+          <w:bCs/>
+        </w:rPr>
+        <w:t>Piirangud ja edasiarendused:</w:t>
+      </w:r>
+    </w:p>
+    <w:p>
+      <w:r>
+        <w:t xml:space="preserve">Töö piiranguks on asjaolu, et mudel ei arvesta pankade reaalseid laenutingimusi ja omafinantseeringu määrasid igas maakonnas, vaid vaatab puhast statistilist ostujõudu. Edasiarendusena saaks mudelisse sisse tuua ka igakuise laenumakse kättesaadavuse indeksi, sidudes selle otse </w:t>
+      </w:r>
+      <w:proofErr w:type="spellStart"/>
+      <w:r>
+        <w:t>Euribori</w:t>
+      </w:r>
+      <w:proofErr w:type="spellEnd"/>
+      <w:r>
+        <w:t xml:space="preserve"> ja </w:t>
+      </w:r>
+      <w:proofErr w:type="spellStart"/>
+      <w:r>
+        <w:t>fact_intressid</w:t>
+      </w:r>
+      <w:proofErr w:type="spellEnd"/>
+      <w:r>
+        <w:t xml:space="preserve"> tabeliga.</w:t>
+      </w:r>
+    </w:p>
+    <w:p>
+      <w:pPr>
+        <w:rPr>
+          <w:b/>
+          <w:bCs/>
+        </w:rPr>
+      </w:pPr>
+      <w:r>
+        <w:rPr>
+          <w:b/>
+          <w:bCs/>
+        </w:rPr>
+        <w:lastRenderedPageBreak/>
+        <w:t>AI kasutus:</w:t>
+      </w:r>
+    </w:p>
+    <w:p>
+      <w:r>
+        <w:t>Tehisaru (AI) rakendati töös koodi loogika optimeerimisel (</w:t>
+      </w:r>
+      <w:proofErr w:type="spellStart"/>
+      <w:r>
+        <w:t>Pythoni</w:t>
+      </w:r>
+      <w:proofErr w:type="spellEnd"/>
+      <w:r>
+        <w:t xml:space="preserve"> tabelite liitmise </w:t>
+      </w:r>
+      <w:proofErr w:type="spellStart"/>
+      <w:r>
+        <w:t>suffixes</w:t>
+      </w:r>
+      <w:proofErr w:type="spellEnd"/>
+      <w:r>
+        <w:t xml:space="preserve"> seadistamisel), DAX-mõõdikute süntaksivigade parandamisel ning </w:t>
+      </w:r>
+      <w:proofErr w:type="spellStart"/>
+      <w:r>
+        <w:t>Shape</w:t>
+      </w:r>
+      <w:proofErr w:type="spellEnd"/>
+      <w:r>
+        <w:t xml:space="preserve"> </w:t>
+      </w:r>
+      <w:proofErr w:type="spellStart"/>
+      <w:r>
+        <w:t>Map</w:t>
+      </w:r>
+      <w:proofErr w:type="spellEnd"/>
+      <w:r>
+        <w:t xml:space="preserve"> kaardifailide sidumise juhendamisel. Kõik AI genereeritud koodiridatest tulenevad arvutused ja andmemahu loogikad kontrolliti grupiliikmete poolt käsitsi üle andmebaasi kontrollpäringute abil.</w:t>
+      </w:r>
+    </w:p>
+    <w:p>
+      <w:r>
+        <w:pict w14:anchorId="45AE86A4">
+          <v:rect id="_x0000_i1073" style="width:0;height:1.5pt" o:hralign="center" o:hrstd="t" o:hr="t" fillcolor="#a0a0a0" stroked="f"/>
+        </w:pict>
+      </w:r>
+    </w:p>
+    <w:p>
+      <w:pPr>
+        <w:rPr>
+          <w:b/>
+          <w:bCs/>
+        </w:rPr>
+      </w:pPr>
+      <w:r>
+        <w:rPr>
+          <w:b/>
+          <w:bCs/>
+        </w:rPr>
+        <w:t>8. Grupi tööjaotus ja eneserefleksioon</w:t>
       </w:r>
     </w:p>
     <w:p>
       <w:pPr>
         <w:numPr>
           <w:ilvl w:val="0"/>
-          <w:numId w:val="13"/>
+          <w:numId w:val="41"/>
         </w:numPr>
       </w:pPr>
       <w:r>
-        <w:t>Mõõdikute tabel (tavakasutaja): sõnastik, mida number tähendab. Näide: «Ostukorv = käive ÷ tellimuste arv» või «Marginaal = (müügitulu − omahind) / müügitulu». Võib tulla ka SQL COMMENT / Description väljalt.</w:t>
-      </w:r>
-    </w:p>
-    <w:p>
-      <w:pPr>
-        <w:rPr>
-          <w:b/>
-          <w:bCs/>
-        </w:rPr>
-      </w:pPr>
-      <w:r>
-        <w:rPr>
-          <w:b/>
-          <w:bCs/>
-        </w:rPr>
-        <w:t>5. Andmekorraldus (valikuline)</w:t>
-      </w:r>
-    </w:p>
-    <w:p>
-      <w:r>
-        <w:t>Valikulisi osi lõppdokumenti ei panda. Tühja pealkirja ei jäeta. Metaandmed, rollid ja kontroll: kui te ei kirjuta, jätke need pealkirjad ära. Turve valmis aruandes peab dokumendis olema. Kui §6 puudub, tuleb pärast §5 kohe §7.</w:t>
-      </w:r>
-    </w:p>
-    <w:p>
-      <w:pPr>
-        <w:rPr>
-          <w:b/>
-          <w:bCs/>
-        </w:rPr>
-      </w:pPr>
-      <w:r>
-        <w:rPr>
-          <w:b/>
-          <w:bCs/>
-        </w:rPr>
-        <w:t>Metaandmete haldus</w:t>
+        <w:rPr>
+          <w:b/>
+          <w:bCs/>
+        </w:rPr>
+        <w:t>Tööjaotus rühmas:</w:t>
+      </w:r>
+    </w:p>
+    <w:p>
+      <w:pPr>
+        <w:numPr>
+          <w:ilvl w:val="1"/>
+          <w:numId w:val="41"/>
+        </w:numPr>
+      </w:pPr>
+      <w:r>
+        <w:rPr>
+          <w:i/>
+          <w:iCs/>
+        </w:rPr>
+        <w:t>Liige A (Andmetöötleja):</w:t>
+      </w:r>
+      <w:r>
+        <w:t xml:space="preserve"> Vastutas toorandmete hankimise, puhastamise ja </w:t>
+      </w:r>
+      <w:proofErr w:type="spellStart"/>
+      <w:r>
+        <w:t>Pythoni</w:t>
+      </w:r>
+      <w:proofErr w:type="spellEnd"/>
+      <w:r>
+        <w:t xml:space="preserve"> rikastamise skripti kirjutamise eest.</w:t>
+      </w:r>
+    </w:p>
+    <w:p>
+      <w:pPr>
+        <w:numPr>
+          <w:ilvl w:val="1"/>
+          <w:numId w:val="41"/>
+        </w:numPr>
+      </w:pPr>
+      <w:r>
+        <w:rPr>
+          <w:i/>
+          <w:iCs/>
+        </w:rPr>
+        <w:t>Liige B (Andmebaasi haldur):</w:t>
+      </w:r>
+      <w:r>
+        <w:t xml:space="preserve"> Püstitas kohaliku </w:t>
+      </w:r>
+      <w:proofErr w:type="spellStart"/>
+      <w:r>
+        <w:t>PostgreSQL</w:t>
+      </w:r>
+      <w:proofErr w:type="spellEnd"/>
+      <w:r>
+        <w:t xml:space="preserve"> andmebaasi, disainis </w:t>
+      </w:r>
+      <w:proofErr w:type="spellStart"/>
+      <w:r>
+        <w:t>relatsioonilise</w:t>
+      </w:r>
+      <w:proofErr w:type="spellEnd"/>
+      <w:r>
+        <w:t xml:space="preserve"> mudeli ja optimeeris tabelite seosed.</w:t>
+      </w:r>
+    </w:p>
+    <w:p>
+      <w:pPr>
+        <w:numPr>
+          <w:ilvl w:val="1"/>
+          <w:numId w:val="41"/>
+        </w:numPr>
+      </w:pPr>
+      <w:r>
+        <w:rPr>
+          <w:i/>
+          <w:iCs/>
+        </w:rPr>
+        <w:t>Liige C (Aruande disainer &amp; Analüütik):</w:t>
+      </w:r>
+      <w:r>
+        <w:t xml:space="preserve"> Lõi Power BI aruande, seadistas </w:t>
+      </w:r>
+      <w:proofErr w:type="spellStart"/>
+      <w:r>
+        <w:t>Shape</w:t>
+      </w:r>
+      <w:proofErr w:type="spellEnd"/>
+      <w:r>
+        <w:t xml:space="preserve"> </w:t>
+      </w:r>
+      <w:proofErr w:type="spellStart"/>
+      <w:r>
+        <w:t>Map</w:t>
+      </w:r>
+      <w:proofErr w:type="spellEnd"/>
+      <w:r>
+        <w:t xml:space="preserve"> kohandatud Eesti kaardi, kirjutas DAX-mõõdikud ja koostas </w:t>
+      </w:r>
+      <w:proofErr w:type="spellStart"/>
+      <w:r>
+        <w:t>Pythoni</w:t>
+      </w:r>
+      <w:proofErr w:type="spellEnd"/>
+      <w:r>
+        <w:t xml:space="preserve"> tulevikuprognoosi.</w:t>
+      </w:r>
+    </w:p>
+    <w:p>
+      <w:pPr>
+        <w:numPr>
+          <w:ilvl w:val="1"/>
+          <w:numId w:val="41"/>
+        </w:numPr>
+      </w:pPr>
+      <w:r>
+        <w:rPr>
+          <w:i/>
+          <w:iCs/>
+        </w:rPr>
+        <w:t>Liige D (</w:t>
+      </w:r>
+      <w:proofErr w:type="spellStart"/>
+      <w:r>
+        <w:rPr>
+          <w:i/>
+          <w:iCs/>
+        </w:rPr>
+        <w:t>Dokumenteerija</w:t>
+      </w:r>
+      <w:proofErr w:type="spellEnd"/>
+      <w:r>
+        <w:rPr>
+          <w:i/>
+          <w:iCs/>
+        </w:rPr>
+        <w:t xml:space="preserve"> &amp; Korraldaja):</w:t>
+      </w:r>
+      <w:r>
+        <w:t xml:space="preserve"> Haldis </w:t>
+      </w:r>
+      <w:proofErr w:type="spellStart"/>
+      <w:r>
+        <w:t>Git-repositooriumi</w:t>
+      </w:r>
+      <w:proofErr w:type="spellEnd"/>
+      <w:r>
+        <w:t xml:space="preserve"> versioonihaldust, koordineeris tähtaegu ja vormistas lõpudokumentatsiooni.</w:t>
       </w:r>
     </w:p>
     <w:p>
       <w:pPr>
         <w:numPr>
           <w:ilvl w:val="0"/>
-          <w:numId w:val="14"/>
+          <w:numId w:val="41"/>
         </w:numPr>
       </w:pPr>
       <w:r>
-        <w:t>Kes uuendab mõisteid ja reegleid, millal ja millises kohas (COMMENT, Description, Info-leht).</w:t>
-      </w:r>
-    </w:p>
-    <w:p>
-      <w:pPr>
-        <w:rPr>
-          <w:b/>
-          <w:bCs/>
-        </w:rPr>
-      </w:pPr>
-      <w:r>
-        <w:rPr>
-          <w:b/>
-          <w:bCs/>
-        </w:rPr>
-        <w:t>Rollid (tulemuse kasutamisel)</w:t>
+        <w:rPr>
+          <w:b/>
+          <w:bCs/>
+        </w:rPr>
+        <w:t>Suurim väljakutse:</w:t>
+      </w:r>
+      <w:r>
+        <w:t xml:space="preserve"> Tehniliselt suurimaks väljakutseks kujunes eri allikatest (Maa-amet vs Statistikaamet) pärit andmete ajaline ja geograafiline klapitamine </w:t>
+      </w:r>
+      <w:proofErr w:type="spellStart"/>
+      <w:r>
+        <w:t>Pythonis</w:t>
+      </w:r>
+      <w:proofErr w:type="spellEnd"/>
+      <w:r>
+        <w:t>, kuna tabelite regioonide nimed erinesid tühikute ja kirjapildi poolest, mis vajas täiendavat andmete standardiseerimist.</w:t>
       </w:r>
     </w:p>
     <w:p>
       <w:pPr>
         <w:numPr>
           <w:ilvl w:val="0"/>
-          <w:numId w:val="15"/>
+          <w:numId w:val="41"/>
         </w:numPr>
       </w:pPr>
       <w:r>
-        <w:t>Omanik, haldur, analüütik, kasutaja.</w:t>
-      </w:r>
-    </w:p>
-    <w:p>
-      <w:pPr>
-        <w:rPr>
-          <w:b/>
-          <w:bCs/>
-        </w:rPr>
-      </w:pPr>
-      <w:r>
-        <w:rPr>
-          <w:b/>
-          <w:bCs/>
-        </w:rPr>
-        <w:t>Reeglite ja kvaliteedi kontroll</w:t>
-      </w:r>
-    </w:p>
-    <w:p>
-      <w:pPr>
-        <w:numPr>
-          <w:ilvl w:val="0"/>
-          <w:numId w:val="16"/>
-        </w:numPr>
-      </w:pPr>
-      <w:r>
-        <w:t>Kes ja kuidas kontrollib reegleid ja kvaliteeti; kes uuendab metaandmeid.</w:t>
-      </w:r>
-    </w:p>
-    <w:p>
-      <w:pPr>
-        <w:rPr>
-          <w:b/>
-          <w:bCs/>
-        </w:rPr>
-      </w:pPr>
-      <w:r>
-        <w:rPr>
-          <w:b/>
-          <w:bCs/>
-        </w:rPr>
-        <w:t>Turve (valmis aruandes) — kohustuslik</w:t>
-      </w:r>
-    </w:p>
-    <w:p>
-      <w:pPr>
-        <w:numPr>
-          <w:ilvl w:val="0"/>
-          <w:numId w:val="17"/>
-        </w:numPr>
-      </w:pPr>
-      <w:r>
-        <w:t>Liigitage veerud: isikuandmed · eriliigiline · tundlik äri · ilma liigituseta. Kui eriliigilist ei ole, öelge see välja.</w:t>
-      </w:r>
-    </w:p>
-    <w:p>
-      <w:pPr>
-        <w:numPr>
-          <w:ilvl w:val="0"/>
-          <w:numId w:val="17"/>
-        </w:numPr>
-      </w:pPr>
-      <w:r>
-        <w:t>Mis tohib avalikule juhtlauale.</w:t>
-      </w:r>
-    </w:p>
-    <w:p>
-      <w:pPr>
-        <w:numPr>
-          <w:ilvl w:val="0"/>
-          <w:numId w:val="17"/>
-        </w:numPr>
-      </w:pPr>
-      <w:r>
-        <w:t xml:space="preserve">Kuidas turve on </w:t>
-      </w:r>
-      <w:r>
-        <w:rPr>
-          <w:b/>
-          <w:bCs/>
-        </w:rPr>
-        <w:t>valmis aruandes</w:t>
-      </w:r>
-      <w:r>
-        <w:t xml:space="preserve"> tagatud: õigused, RLS (nt piirkonnajuht näeb ainult oma piirkonna ridu), parool, mis on faktis. Laadimise võtted (veerg välja) on §3.</w:t>
-      </w:r>
-    </w:p>
-    <w:p>
-      <w:pPr>
-        <w:rPr>
-          <w:b/>
-          <w:bCs/>
-        </w:rPr>
-      </w:pPr>
-      <w:r>
-        <w:rPr>
-          <w:b/>
-          <w:bCs/>
-        </w:rPr>
-        <w:t>6. Lisatulemused (valikuline)</w:t>
-      </w:r>
-    </w:p>
-    <w:p>
-      <w:r>
-        <w:t>Töö eesmärk oli peamiselt rakendada andmetöötluse oskusi, mitte ärilist analüüsi. Kui tegite prognoosi, stsenaariumi või lisaanalüüsi: kirjeldage lühidalt. Kui ei teinud, jätke see peatükk lõppdokumendist välja — pealkirja ega põhjust ei ole vaja.</w:t>
-      </w:r>
-    </w:p>
-    <w:p>
-      <w:pPr>
-        <w:rPr>
-          <w:b/>
-          <w:bCs/>
-        </w:rPr>
-      </w:pPr>
-      <w:r>
-        <w:rPr>
-          <w:b/>
-          <w:bCs/>
-        </w:rPr>
-        <w:t>7. Kokkuvõte ja arutelu</w:t>
-      </w:r>
-    </w:p>
-    <w:p>
-      <w:pPr>
-        <w:numPr>
-          <w:ilvl w:val="0"/>
-          <w:numId w:val="18"/>
-        </w:numPr>
-      </w:pPr>
-      <w:r>
-        <w:lastRenderedPageBreak/>
-        <w:t>Kuidas tehtud lahenduse pealt saab äriküsimustele vastuseid leida. Iga uurimisküsimuse juures: lühike vastus ja kust see lahenduses tuleb (nt visuaal, mõõdik, leht).</w:t>
-      </w:r>
-    </w:p>
-    <w:p>
-      <w:pPr>
-        <w:numPr>
-          <w:ilvl w:val="0"/>
-          <w:numId w:val="18"/>
-        </w:numPr>
-      </w:pPr>
-      <w:r>
-        <w:t>Praktilised soovitused lahenduse kasutamiseks: kuidas vastust otsida, mida mitte valesti lugeda. Mitte uus ärianalüüs ega kampaaniaplaan.</w:t>
-      </w:r>
-    </w:p>
-    <w:p>
-      <w:pPr>
-        <w:numPr>
-          <w:ilvl w:val="0"/>
-          <w:numId w:val="18"/>
-        </w:numPr>
-      </w:pPr>
-      <w:r>
-        <w:t>Piirangud ja edasiarendused: mis jäi andmete või aja tõttu tegemata; kuidas tööd hiljem parandada.</w:t>
-      </w:r>
-    </w:p>
-    <w:p>
-      <w:pPr>
-        <w:numPr>
-          <w:ilvl w:val="0"/>
-          <w:numId w:val="18"/>
-        </w:numPr>
-      </w:pPr>
-      <w:r>
-        <w:t>AI: mil määral tehisaru kasutati.</w:t>
-      </w:r>
-    </w:p>
-    <w:p>
-      <w:pPr>
-        <w:rPr>
-          <w:b/>
-          <w:bCs/>
-        </w:rPr>
-      </w:pPr>
-      <w:r>
-        <w:rPr>
-          <w:b/>
-          <w:bCs/>
-        </w:rPr>
-        <w:t>8. Grupi tööjaotus ja eneserefleksioon</w:t>
-      </w:r>
-    </w:p>
-    <w:p>
-      <w:pPr>
-        <w:numPr>
-          <w:ilvl w:val="0"/>
-          <w:numId w:val="19"/>
-        </w:numPr>
-      </w:pPr>
-      <w:r>
-        <w:t>Kes rühmas mida tegi. Näiteks: kes töötles andmeid, kes analüüsis, kes vormistas aruande, kes korraldas (kohtumised, tähtajad, git), kes kirjutas dokumenti, kes esitas. Kirjutage tegelik jaotus, mitte ainult need näited.</w:t>
-      </w:r>
-    </w:p>
-    <w:p>
-      <w:pPr>
-        <w:numPr>
-          <w:ilvl w:val="0"/>
-          <w:numId w:val="19"/>
-        </w:numPr>
-      </w:pPr>
-      <w:r>
-        <w:t>Suurim tehniline või korralduslik väljakutse ja mida sellest õpiti.</w:t>
-      </w:r>
-    </w:p>
-    <w:p>
-      <w:pPr>
-        <w:numPr>
-          <w:ilvl w:val="0"/>
-          <w:numId w:val="19"/>
-        </w:numPr>
-      </w:pPr>
-      <w:r>
-        <w:t>AI-kogemus (eraldi lõik): mida tehisaru tegi hästi ja kus kontroll oli vajalik.</w:t>
-      </w:r>
-    </w:p>
-    <w:p>
-      <w:pPr>
-        <w:rPr>
-          <w:b/>
-          <w:bCs/>
-        </w:rPr>
-      </w:pPr>
-      <w:r>
-        <w:rPr>
-          <w:b/>
-          <w:bCs/>
-        </w:rPr>
-        <w:t>Soovituslik lahendus</w:t>
-      </w:r>
-    </w:p>
-    <w:p>
-      <w:r>
-        <w:t>See on soovitus, mitte kohustus. Repo ei ole andmebaas — repo on see, millest iga grupiliige saab sama lahenduse oma arvutis uuesti teha.</w:t>
-      </w:r>
-    </w:p>
-    <w:p>
-      <w:r>
-        <w:drawing>
-          <wp:inline distT="0" distB="0" distL="0" distR="0" wp14:anchorId="28482FE1" wp14:editId="746192A1">
-            <wp:extent cx="5239019" cy="1892397"/>
-            <wp:effectExtent l="0" t="0" r="0" b="0"/>
-            <wp:docPr id="3" name="Picture 3"/>
-            <wp:cNvGraphicFramePr>
-              <a:graphicFrameLocks xmlns:a="http://schemas.openxmlformats.org/drawingml/2006/main" noChangeAspect="1"/>
-            </wp:cNvGraphicFramePr>
-            <a:graphic xmlns:a="http://schemas.openxmlformats.org/drawingml/2006/main">
-              <a:graphicData uri="http://schemas.openxmlformats.org/drawingml/2006/picture">
-                <pic:pic xmlns:pic="http://schemas.openxmlformats.org/drawingml/2006/picture">
-                  <pic:nvPicPr>
-                    <pic:cNvPr id="1" name=""/>
-                    <pic:cNvPicPr/>
-                  </pic:nvPicPr>
-                  <pic:blipFill>
-                    <a:blip r:embed="rId7"/>
-                    <a:stretch>
-                      <a:fillRect/>
-                    </a:stretch>
-                  </pic:blipFill>
-                  <pic:spPr>
-                    <a:xfrm>
-                      <a:off x="0" y="0"/>
-                      <a:ext cx="5239019" cy="1892397"/>
-                    </a:xfrm>
-                    <a:prstGeom prst="rect">
-                      <a:avLst/>
-                    </a:prstGeom>
-                  </pic:spPr>
-                </pic:pic>
-              </a:graphicData>
-            </a:graphic>
-          </wp:inline>
-        </w:drawing>
-      </w:r>
-    </w:p>
-    <w:p/>
-    <w:p>
-      <w:r>
-        <w:t>REPO (git)SQL-skriptidImportPython / [käsitsi]Power BI aruanneklooni → oma arvutiIGAÜHEL LOCALHOSTAllikasImportSQL baaslocalhostAruanneparool.txt ja baasifailid gitti ei lähe · sama koopia igaühelSoovituslik lahendus. Repo on käivitatav koopia; baas on igaühel oma masinas.</w:t>
-      </w:r>
-    </w:p>
-    <w:p>
-      <w:pPr>
-        <w:numPr>
-          <w:ilvl w:val="0"/>
-          <w:numId w:val="20"/>
-        </w:numPr>
-      </w:pPr>
-      <w:r>
-        <w:t>Import andmebaasi: ideaalis Pythoniga (API, fail, veeb); selle grupitöö raames võib import olla ka käsitsi. Kirjutage, kumb variant teil oli.</w:t>
-      </w:r>
-    </w:p>
-    <w:p>
-      <w:pPr>
-        <w:numPr>
-          <w:ilvl w:val="0"/>
-          <w:numId w:val="20"/>
-        </w:numPr>
-      </w:pPr>
-      <w:r>
-        <w:t>Repos on SQL-skriptid andmebaasi loomiseks ja tabelite loomiseks.</w:t>
-      </w:r>
-    </w:p>
-    <w:p>
-      <w:pPr>
-        <w:numPr>
-          <w:ilvl w:val="0"/>
-          <w:numId w:val="20"/>
-        </w:numPr>
-      </w:pPr>
-      <w:r>
-        <w:lastRenderedPageBreak/>
-        <w:t>Repos on Power BI aruanne.</w:t>
-      </w:r>
-    </w:p>
-    <w:p>
-      <w:pPr>
-        <w:numPr>
-          <w:ilvl w:val="0"/>
-          <w:numId w:val="20"/>
-        </w:numPr>
-      </w:pPr>
-      <w:r>
-        <w:t>Baas on igaühel oma arvutis (nt Postgres, sama baasi nimi). See on sama struktuuri koopia, mitte üks ühine server.</w:t>
-      </w:r>
-    </w:p>
-    <w:p>
-      <w:pPr>
-        <w:numPr>
-          <w:ilvl w:val="0"/>
-          <w:numId w:val="20"/>
-        </w:numPr>
-      </w:pPr>
-      <w:r>
-        <w:t>Kasutamine: kloonige repo → käivitage SQL → laadige andmed (Python või käsitsi) → avage aruanne Desktopis. Ühendus on localhost.</w:t>
-      </w:r>
-    </w:p>
-    <w:p>
-      <w:pPr>
-        <w:numPr>
-          <w:ilvl w:val="0"/>
-          <w:numId w:val="20"/>
-        </w:numPr>
-      </w:pPr>
-      <w:r>
-        <w:t>Gitti ei lähe parool (parool.txt), andmebaasi failid ega isikuandmed. Tabeli muudatus käib SQL-skriptina repos; teised tõmbavad ja käivitavad skripti uuesti.</w:t>
+        <w:rPr>
+          <w:b/>
+          <w:bCs/>
+        </w:rPr>
+        <w:t>AI-Kogemus (Eraldi lõik):</w:t>
+      </w:r>
+      <w:r>
+        <w:t xml:space="preserve"> LLM mudelite kasutamine kiirendas oluliselt Power </w:t>
+      </w:r>
+      <w:proofErr w:type="spellStart"/>
+      <w:r>
+        <w:t>BI-s</w:t>
+      </w:r>
+      <w:proofErr w:type="spellEnd"/>
+      <w:r>
+        <w:t xml:space="preserve"> esile kerkinud süntaksivigade lahendamist (nt ühekordsete jutumärkide konfliktid tabelinimedes). Samas ilmnes kriitiline kontrollivajadus </w:t>
+      </w:r>
+      <w:proofErr w:type="spellStart"/>
+      <w:r>
+        <w:t>kaardivisuaalide</w:t>
+      </w:r>
+      <w:proofErr w:type="spellEnd"/>
+      <w:r>
+        <w:t xml:space="preserve"> andmesiltide käsitlemisel, kus tehisaru pakkus esialgu funktsioone, mida konkreetne </w:t>
+      </w:r>
+      <w:proofErr w:type="spellStart"/>
+      <w:r>
+        <w:rPr>
+          <w:i/>
+          <w:iCs/>
+        </w:rPr>
+        <w:t>Shape</w:t>
+      </w:r>
+      <w:proofErr w:type="spellEnd"/>
+      <w:r>
+        <w:rPr>
+          <w:i/>
+          <w:iCs/>
+        </w:rPr>
+        <w:t xml:space="preserve"> </w:t>
+      </w:r>
+      <w:proofErr w:type="spellStart"/>
+      <w:r>
+        <w:rPr>
+          <w:i/>
+          <w:iCs/>
+        </w:rPr>
+        <w:t>Map</w:t>
+      </w:r>
+      <w:proofErr w:type="spellEnd"/>
+      <w:r>
+        <w:t xml:space="preserve"> tehniliselt ei toetanud, nõudes meeskonnalt iseseisvat alternatiivsete analüütiliste lahenduste (edetabelite) välja töötamist.</w:t>
       </w:r>
     </w:p>
     <w:p/>
@@ -1639,6 +3420,155 @@
     </w:lvl>
   </w:abstractNum>
   <w:abstractNum w:abstractNumId="3" w15:restartNumberingAfterBreak="0">
+    <w:nsid w:val="13096A8D"/>
+    <w:multiLevelType w:val="multilevel"/>
+    <w:tmpl w:val="DF5EB782"/>
+    <w:lvl w:ilvl="0">
+      <w:start w:val="1"/>
+      <w:numFmt w:val="bullet"/>
+      <w:lvlText w:val=""/>
+      <w:lvlJc w:val="left"/>
+      <w:pPr>
+        <w:tabs>
+          <w:tab w:val="num" w:pos="720"/>
+        </w:tabs>
+        <w:ind w:left="720" w:hanging="360"/>
+      </w:pPr>
+      <w:rPr>
+        <w:rFonts w:ascii="Symbol" w:hAnsi="Symbol" w:hint="default"/>
+        <w:sz w:val="20"/>
+      </w:rPr>
+    </w:lvl>
+    <w:lvl w:ilvl="1" w:tentative="1">
+      <w:start w:val="1"/>
+      <w:numFmt w:val="bullet"/>
+      <w:lvlText w:val="o"/>
+      <w:lvlJc w:val="left"/>
+      <w:pPr>
+        <w:tabs>
+          <w:tab w:val="num" w:pos="1440"/>
+        </w:tabs>
+        <w:ind w:left="1440" w:hanging="360"/>
+      </w:pPr>
+      <w:rPr>
+        <w:rFonts w:ascii="Courier New" w:hAnsi="Courier New" w:hint="default"/>
+        <w:sz w:val="20"/>
+      </w:rPr>
+    </w:lvl>
+    <w:lvl w:ilvl="2" w:tentative="1">
+      <w:start w:val="1"/>
+      <w:numFmt w:val="bullet"/>
+      <w:lvlText w:val=""/>
+      <w:lvlJc w:val="left"/>
+      <w:pPr>
+        <w:tabs>
+          <w:tab w:val="num" w:pos="2160"/>
+        </w:tabs>
+        <w:ind w:left="2160" w:hanging="360"/>
+      </w:pPr>
+      <w:rPr>
+        <w:rFonts w:ascii="Wingdings" w:hAnsi="Wingdings" w:hint="default"/>
+        <w:sz w:val="20"/>
+      </w:rPr>
+    </w:lvl>
+    <w:lvl w:ilvl="3" w:tentative="1">
+      <w:start w:val="1"/>
+      <w:numFmt w:val="bullet"/>
+      <w:lvlText w:val=""/>
+      <w:lvlJc w:val="left"/>
+      <w:pPr>
+        <w:tabs>
+          <w:tab w:val="num" w:pos="2880"/>
+        </w:tabs>
+        <w:ind w:left="2880" w:hanging="360"/>
+      </w:pPr>
+      <w:rPr>
+        <w:rFonts w:ascii="Wingdings" w:hAnsi="Wingdings" w:hint="default"/>
+        <w:sz w:val="20"/>
+      </w:rPr>
+    </w:lvl>
+    <w:lvl w:ilvl="4" w:tentative="1">
+      <w:start w:val="1"/>
+      <w:numFmt w:val="bullet"/>
+      <w:lvlText w:val=""/>
+      <w:lvlJc w:val="left"/>
+      <w:pPr>
+        <w:tabs>
+          <w:tab w:val="num" w:pos="3600"/>
+        </w:tabs>
+        <w:ind w:left="3600" w:hanging="360"/>
+      </w:pPr>
+      <w:rPr>
+        <w:rFonts w:ascii="Wingdings" w:hAnsi="Wingdings" w:hint="default"/>
+        <w:sz w:val="20"/>
+      </w:rPr>
+    </w:lvl>
+    <w:lvl w:ilvl="5" w:tentative="1">
+      <w:start w:val="1"/>
+      <w:numFmt w:val="bullet"/>
+      <w:lvlText w:val=""/>
+      <w:lvlJc w:val="left"/>
+      <w:pPr>
+        <w:tabs>
+          <w:tab w:val="num" w:pos="4320"/>
+        </w:tabs>
+        <w:ind w:left="4320" w:hanging="360"/>
+      </w:pPr>
+      <w:rPr>
+        <w:rFonts w:ascii="Wingdings" w:hAnsi="Wingdings" w:hint="default"/>
+        <w:sz w:val="20"/>
+      </w:rPr>
+    </w:lvl>
+    <w:lvl w:ilvl="6" w:tentative="1">
+      <w:start w:val="1"/>
+      <w:numFmt w:val="bullet"/>
+      <w:lvlText w:val=""/>
+      <w:lvlJc w:val="left"/>
+      <w:pPr>
+        <w:tabs>
+          <w:tab w:val="num" w:pos="5040"/>
+        </w:tabs>
+        <w:ind w:left="5040" w:hanging="360"/>
+      </w:pPr>
+      <w:rPr>
+        <w:rFonts w:ascii="Wingdings" w:hAnsi="Wingdings" w:hint="default"/>
+        <w:sz w:val="20"/>
+      </w:rPr>
+    </w:lvl>
+    <w:lvl w:ilvl="7" w:tentative="1">
+      <w:start w:val="1"/>
+      <w:numFmt w:val="bullet"/>
+      <w:lvlText w:val=""/>
+      <w:lvlJc w:val="left"/>
+      <w:pPr>
+        <w:tabs>
+          <w:tab w:val="num" w:pos="5760"/>
+        </w:tabs>
+        <w:ind w:left="5760" w:hanging="360"/>
+      </w:pPr>
+      <w:rPr>
+        <w:rFonts w:ascii="Wingdings" w:hAnsi="Wingdings" w:hint="default"/>
+        <w:sz w:val="20"/>
+      </w:rPr>
+    </w:lvl>
+    <w:lvl w:ilvl="8" w:tentative="1">
+      <w:start w:val="1"/>
+      <w:numFmt w:val="bullet"/>
+      <w:lvlText w:val=""/>
+      <w:lvlJc w:val="left"/>
+      <w:pPr>
+        <w:tabs>
+          <w:tab w:val="num" w:pos="6480"/>
+        </w:tabs>
+        <w:ind w:left="6480" w:hanging="360"/>
+      </w:pPr>
+      <w:rPr>
+        <w:rFonts w:ascii="Wingdings" w:hAnsi="Wingdings" w:hint="default"/>
+        <w:sz w:val="20"/>
+      </w:rPr>
+    </w:lvl>
+  </w:abstractNum>
+  <w:abstractNum w:abstractNumId="4" w15:restartNumberingAfterBreak="0">
     <w:nsid w:val="17733DA5"/>
     <w:multiLevelType w:val="multilevel"/>
     <w:tmpl w:val="422CF036"/>
@@ -1787,7 +3717,7 @@
       </w:rPr>
     </w:lvl>
   </w:abstractNum>
-  <w:abstractNum w:abstractNumId="4" w15:restartNumberingAfterBreak="0">
+  <w:abstractNum w:abstractNumId="5" w15:restartNumberingAfterBreak="0">
     <w:nsid w:val="1D335976"/>
     <w:multiLevelType w:val="multilevel"/>
     <w:tmpl w:val="7996EA04"/>
@@ -1936,7 +3866,422 @@
       </w:rPr>
     </w:lvl>
   </w:abstractNum>
-  <w:abstractNum w:abstractNumId="5" w15:restartNumberingAfterBreak="0">
+  <w:abstractNum w:abstractNumId="6" w15:restartNumberingAfterBreak="0">
+    <w:nsid w:val="1DA454AA"/>
+    <w:multiLevelType w:val="multilevel"/>
+    <w:tmpl w:val="A50C28A0"/>
+    <w:lvl w:ilvl="0">
+      <w:start w:val="1"/>
+      <w:numFmt w:val="bullet"/>
+      <w:lvlText w:val=""/>
+      <w:lvlJc w:val="left"/>
+      <w:pPr>
+        <w:tabs>
+          <w:tab w:val="num" w:pos="720"/>
+        </w:tabs>
+        <w:ind w:left="720" w:hanging="360"/>
+      </w:pPr>
+      <w:rPr>
+        <w:rFonts w:ascii="Symbol" w:hAnsi="Symbol" w:hint="default"/>
+        <w:sz w:val="20"/>
+      </w:rPr>
+    </w:lvl>
+    <w:lvl w:ilvl="1" w:tentative="1">
+      <w:start w:val="1"/>
+      <w:numFmt w:val="bullet"/>
+      <w:lvlText w:val="o"/>
+      <w:lvlJc w:val="left"/>
+      <w:pPr>
+        <w:tabs>
+          <w:tab w:val="num" w:pos="1440"/>
+        </w:tabs>
+        <w:ind w:left="1440" w:hanging="360"/>
+      </w:pPr>
+      <w:rPr>
+        <w:rFonts w:ascii="Courier New" w:hAnsi="Courier New" w:hint="default"/>
+        <w:sz w:val="20"/>
+      </w:rPr>
+    </w:lvl>
+    <w:lvl w:ilvl="2" w:tentative="1">
+      <w:start w:val="1"/>
+      <w:numFmt w:val="bullet"/>
+      <w:lvlText w:val=""/>
+      <w:lvlJc w:val="left"/>
+      <w:pPr>
+        <w:tabs>
+          <w:tab w:val="num" w:pos="2160"/>
+        </w:tabs>
+        <w:ind w:left="2160" w:hanging="360"/>
+      </w:pPr>
+      <w:rPr>
+        <w:rFonts w:ascii="Wingdings" w:hAnsi="Wingdings" w:hint="default"/>
+        <w:sz w:val="20"/>
+      </w:rPr>
+    </w:lvl>
+    <w:lvl w:ilvl="3" w:tentative="1">
+      <w:start w:val="1"/>
+      <w:numFmt w:val="bullet"/>
+      <w:lvlText w:val=""/>
+      <w:lvlJc w:val="left"/>
+      <w:pPr>
+        <w:tabs>
+          <w:tab w:val="num" w:pos="2880"/>
+        </w:tabs>
+        <w:ind w:left="2880" w:hanging="360"/>
+      </w:pPr>
+      <w:rPr>
+        <w:rFonts w:ascii="Wingdings" w:hAnsi="Wingdings" w:hint="default"/>
+        <w:sz w:val="20"/>
+      </w:rPr>
+    </w:lvl>
+    <w:lvl w:ilvl="4" w:tentative="1">
+      <w:start w:val="1"/>
+      <w:numFmt w:val="bullet"/>
+      <w:lvlText w:val=""/>
+      <w:lvlJc w:val="left"/>
+      <w:pPr>
+        <w:tabs>
+          <w:tab w:val="num" w:pos="3600"/>
+        </w:tabs>
+        <w:ind w:left="3600" w:hanging="360"/>
+      </w:pPr>
+      <w:rPr>
+        <w:rFonts w:ascii="Wingdings" w:hAnsi="Wingdings" w:hint="default"/>
+        <w:sz w:val="20"/>
+      </w:rPr>
+    </w:lvl>
+    <w:lvl w:ilvl="5" w:tentative="1">
+      <w:start w:val="1"/>
+      <w:numFmt w:val="bullet"/>
+      <w:lvlText w:val=""/>
+      <w:lvlJc w:val="left"/>
+      <w:pPr>
+        <w:tabs>
+          <w:tab w:val="num" w:pos="4320"/>
+        </w:tabs>
+        <w:ind w:left="4320" w:hanging="360"/>
+      </w:pPr>
+      <w:rPr>
+        <w:rFonts w:ascii="Wingdings" w:hAnsi="Wingdings" w:hint="default"/>
+        <w:sz w:val="20"/>
+      </w:rPr>
+    </w:lvl>
+    <w:lvl w:ilvl="6" w:tentative="1">
+      <w:start w:val="1"/>
+      <w:numFmt w:val="bullet"/>
+      <w:lvlText w:val=""/>
+      <w:lvlJc w:val="left"/>
+      <w:pPr>
+        <w:tabs>
+          <w:tab w:val="num" w:pos="5040"/>
+        </w:tabs>
+        <w:ind w:left="5040" w:hanging="360"/>
+      </w:pPr>
+      <w:rPr>
+        <w:rFonts w:ascii="Wingdings" w:hAnsi="Wingdings" w:hint="default"/>
+        <w:sz w:val="20"/>
+      </w:rPr>
+    </w:lvl>
+    <w:lvl w:ilvl="7" w:tentative="1">
+      <w:start w:val="1"/>
+      <w:numFmt w:val="bullet"/>
+      <w:lvlText w:val=""/>
+      <w:lvlJc w:val="left"/>
+      <w:pPr>
+        <w:tabs>
+          <w:tab w:val="num" w:pos="5760"/>
+        </w:tabs>
+        <w:ind w:left="5760" w:hanging="360"/>
+      </w:pPr>
+      <w:rPr>
+        <w:rFonts w:ascii="Wingdings" w:hAnsi="Wingdings" w:hint="default"/>
+        <w:sz w:val="20"/>
+      </w:rPr>
+    </w:lvl>
+    <w:lvl w:ilvl="8" w:tentative="1">
+      <w:start w:val="1"/>
+      <w:numFmt w:val="bullet"/>
+      <w:lvlText w:val=""/>
+      <w:lvlJc w:val="left"/>
+      <w:pPr>
+        <w:tabs>
+          <w:tab w:val="num" w:pos="6480"/>
+        </w:tabs>
+        <w:ind w:left="6480" w:hanging="360"/>
+      </w:pPr>
+      <w:rPr>
+        <w:rFonts w:ascii="Wingdings" w:hAnsi="Wingdings" w:hint="default"/>
+        <w:sz w:val="20"/>
+      </w:rPr>
+    </w:lvl>
+  </w:abstractNum>
+  <w:abstractNum w:abstractNumId="7" w15:restartNumberingAfterBreak="0">
+    <w:nsid w:val="1F250D5F"/>
+    <w:multiLevelType w:val="multilevel"/>
+    <w:tmpl w:val="4C3AA9A0"/>
+    <w:lvl w:ilvl="0">
+      <w:start w:val="1"/>
+      <w:numFmt w:val="bullet"/>
+      <w:lvlText w:val=""/>
+      <w:lvlJc w:val="left"/>
+      <w:pPr>
+        <w:tabs>
+          <w:tab w:val="num" w:pos="720"/>
+        </w:tabs>
+        <w:ind w:left="720" w:hanging="360"/>
+      </w:pPr>
+      <w:rPr>
+        <w:rFonts w:ascii="Symbol" w:hAnsi="Symbol" w:hint="default"/>
+        <w:sz w:val="20"/>
+      </w:rPr>
+    </w:lvl>
+    <w:lvl w:ilvl="1" w:tentative="1">
+      <w:start w:val="1"/>
+      <w:numFmt w:val="bullet"/>
+      <w:lvlText w:val="o"/>
+      <w:lvlJc w:val="left"/>
+      <w:pPr>
+        <w:tabs>
+          <w:tab w:val="num" w:pos="1440"/>
+        </w:tabs>
+        <w:ind w:left="1440" w:hanging="360"/>
+      </w:pPr>
+      <w:rPr>
+        <w:rFonts w:ascii="Courier New" w:hAnsi="Courier New" w:hint="default"/>
+        <w:sz w:val="20"/>
+      </w:rPr>
+    </w:lvl>
+    <w:lvl w:ilvl="2" w:tentative="1">
+      <w:start w:val="1"/>
+      <w:numFmt w:val="bullet"/>
+      <w:lvlText w:val=""/>
+      <w:lvlJc w:val="left"/>
+      <w:pPr>
+        <w:tabs>
+          <w:tab w:val="num" w:pos="2160"/>
+        </w:tabs>
+        <w:ind w:left="2160" w:hanging="360"/>
+      </w:pPr>
+      <w:rPr>
+        <w:rFonts w:ascii="Wingdings" w:hAnsi="Wingdings" w:hint="default"/>
+        <w:sz w:val="20"/>
+      </w:rPr>
+    </w:lvl>
+    <w:lvl w:ilvl="3" w:tentative="1">
+      <w:start w:val="1"/>
+      <w:numFmt w:val="bullet"/>
+      <w:lvlText w:val=""/>
+      <w:lvlJc w:val="left"/>
+      <w:pPr>
+        <w:tabs>
+          <w:tab w:val="num" w:pos="2880"/>
+        </w:tabs>
+        <w:ind w:left="2880" w:hanging="360"/>
+      </w:pPr>
+      <w:rPr>
+        <w:rFonts w:ascii="Wingdings" w:hAnsi="Wingdings" w:hint="default"/>
+        <w:sz w:val="20"/>
+      </w:rPr>
+    </w:lvl>
+    <w:lvl w:ilvl="4" w:tentative="1">
+      <w:start w:val="1"/>
+      <w:numFmt w:val="bullet"/>
+      <w:lvlText w:val=""/>
+      <w:lvlJc w:val="left"/>
+      <w:pPr>
+        <w:tabs>
+          <w:tab w:val="num" w:pos="3600"/>
+        </w:tabs>
+        <w:ind w:left="3600" w:hanging="360"/>
+      </w:pPr>
+      <w:rPr>
+        <w:rFonts w:ascii="Wingdings" w:hAnsi="Wingdings" w:hint="default"/>
+        <w:sz w:val="20"/>
+      </w:rPr>
+    </w:lvl>
+    <w:lvl w:ilvl="5" w:tentative="1">
+      <w:start w:val="1"/>
+      <w:numFmt w:val="bullet"/>
+      <w:lvlText w:val=""/>
+      <w:lvlJc w:val="left"/>
+      <w:pPr>
+        <w:tabs>
+          <w:tab w:val="num" w:pos="4320"/>
+        </w:tabs>
+        <w:ind w:left="4320" w:hanging="360"/>
+      </w:pPr>
+      <w:rPr>
+        <w:rFonts w:ascii="Wingdings" w:hAnsi="Wingdings" w:hint="default"/>
+        <w:sz w:val="20"/>
+      </w:rPr>
+    </w:lvl>
+    <w:lvl w:ilvl="6" w:tentative="1">
+      <w:start w:val="1"/>
+      <w:numFmt w:val="bullet"/>
+      <w:lvlText w:val=""/>
+      <w:lvlJc w:val="left"/>
+      <w:pPr>
+        <w:tabs>
+          <w:tab w:val="num" w:pos="5040"/>
+        </w:tabs>
+        <w:ind w:left="5040" w:hanging="360"/>
+      </w:pPr>
+      <w:rPr>
+        <w:rFonts w:ascii="Wingdings" w:hAnsi="Wingdings" w:hint="default"/>
+        <w:sz w:val="20"/>
+      </w:rPr>
+    </w:lvl>
+    <w:lvl w:ilvl="7" w:tentative="1">
+      <w:start w:val="1"/>
+      <w:numFmt w:val="bullet"/>
+      <w:lvlText w:val=""/>
+      <w:lvlJc w:val="left"/>
+      <w:pPr>
+        <w:tabs>
+          <w:tab w:val="num" w:pos="5760"/>
+        </w:tabs>
+        <w:ind w:left="5760" w:hanging="360"/>
+      </w:pPr>
+      <w:rPr>
+        <w:rFonts w:ascii="Wingdings" w:hAnsi="Wingdings" w:hint="default"/>
+        <w:sz w:val="20"/>
+      </w:rPr>
+    </w:lvl>
+    <w:lvl w:ilvl="8" w:tentative="1">
+      <w:start w:val="1"/>
+      <w:numFmt w:val="bullet"/>
+      <w:lvlText w:val=""/>
+      <w:lvlJc w:val="left"/>
+      <w:pPr>
+        <w:tabs>
+          <w:tab w:val="num" w:pos="6480"/>
+        </w:tabs>
+        <w:ind w:left="6480" w:hanging="360"/>
+      </w:pPr>
+      <w:rPr>
+        <w:rFonts w:ascii="Wingdings" w:hAnsi="Wingdings" w:hint="default"/>
+        <w:sz w:val="20"/>
+      </w:rPr>
+    </w:lvl>
+  </w:abstractNum>
+  <w:abstractNum w:abstractNumId="8" w15:restartNumberingAfterBreak="0">
+    <w:nsid w:val="20C01250"/>
+    <w:multiLevelType w:val="multilevel"/>
+    <w:tmpl w:val="63F05530"/>
+    <w:lvl w:ilvl="0">
+      <w:start w:val="1"/>
+      <w:numFmt w:val="decimal"/>
+      <w:lvlText w:val="%1."/>
+      <w:lvlJc w:val="left"/>
+      <w:pPr>
+        <w:tabs>
+          <w:tab w:val="num" w:pos="720"/>
+        </w:tabs>
+        <w:ind w:left="720" w:hanging="360"/>
+      </w:pPr>
+    </w:lvl>
+    <w:lvl w:ilvl="1">
+      <w:start w:val="1"/>
+      <w:numFmt w:val="bullet"/>
+      <w:lvlText w:val="o"/>
+      <w:lvlJc w:val="left"/>
+      <w:pPr>
+        <w:tabs>
+          <w:tab w:val="num" w:pos="1440"/>
+        </w:tabs>
+        <w:ind w:left="1440" w:hanging="360"/>
+      </w:pPr>
+      <w:rPr>
+        <w:rFonts w:ascii="Courier New" w:hAnsi="Courier New" w:hint="default"/>
+        <w:sz w:val="20"/>
+      </w:rPr>
+    </w:lvl>
+    <w:lvl w:ilvl="2" w:tentative="1">
+      <w:start w:val="1"/>
+      <w:numFmt w:val="decimal"/>
+      <w:lvlText w:val="%3."/>
+      <w:lvlJc w:val="left"/>
+      <w:pPr>
+        <w:tabs>
+          <w:tab w:val="num" w:pos="2160"/>
+        </w:tabs>
+        <w:ind w:left="2160" w:hanging="360"/>
+      </w:pPr>
+    </w:lvl>
+    <w:lvl w:ilvl="3" w:tentative="1">
+      <w:start w:val="1"/>
+      <w:numFmt w:val="decimal"/>
+      <w:lvlText w:val="%4."/>
+      <w:lvlJc w:val="left"/>
+      <w:pPr>
+        <w:tabs>
+          <w:tab w:val="num" w:pos="2880"/>
+        </w:tabs>
+        <w:ind w:left="2880" w:hanging="360"/>
+      </w:pPr>
+    </w:lvl>
+    <w:lvl w:ilvl="4" w:tentative="1">
+      <w:start w:val="1"/>
+      <w:numFmt w:val="decimal"/>
+      <w:lvlText w:val="%5."/>
+      <w:lvlJc w:val="left"/>
+      <w:pPr>
+        <w:tabs>
+          <w:tab w:val="num" w:pos="3600"/>
+        </w:tabs>
+        <w:ind w:left="3600" w:hanging="360"/>
+      </w:pPr>
+    </w:lvl>
+    <w:lvl w:ilvl="5" w:tentative="1">
+      <w:start w:val="1"/>
+      <w:numFmt w:val="decimal"/>
+      <w:lvlText w:val="%6."/>
+      <w:lvlJc w:val="left"/>
+      <w:pPr>
+        <w:tabs>
+          <w:tab w:val="num" w:pos="4320"/>
+        </w:tabs>
+        <w:ind w:left="4320" w:hanging="360"/>
+      </w:pPr>
+    </w:lvl>
+    <w:lvl w:ilvl="6" w:tentative="1">
+      <w:start w:val="1"/>
+      <w:numFmt w:val="decimal"/>
+      <w:lvlText w:val="%7."/>
+      <w:lvlJc w:val="left"/>
+      <w:pPr>
+        <w:tabs>
+          <w:tab w:val="num" w:pos="5040"/>
+        </w:tabs>
+        <w:ind w:left="5040" w:hanging="360"/>
+      </w:pPr>
+    </w:lvl>
+    <w:lvl w:ilvl="7" w:tentative="1">
+      <w:start w:val="1"/>
+      <w:numFmt w:val="decimal"/>
+      <w:lvlText w:val="%8."/>
+      <w:lvlJc w:val="left"/>
+      <w:pPr>
+        <w:tabs>
+          <w:tab w:val="num" w:pos="5760"/>
+        </w:tabs>
+        <w:ind w:left="5760" w:hanging="360"/>
+      </w:pPr>
+    </w:lvl>
+    <w:lvl w:ilvl="8" w:tentative="1">
+      <w:start w:val="1"/>
+      <w:numFmt w:val="decimal"/>
+      <w:lvlText w:val="%9."/>
+      <w:lvlJc w:val="left"/>
+      <w:pPr>
+        <w:tabs>
+          <w:tab w:val="num" w:pos="6480"/>
+        </w:tabs>
+        <w:ind w:left="6480" w:hanging="360"/>
+      </w:pPr>
+    </w:lvl>
+  </w:abstractNum>
+  <w:abstractNum w:abstractNumId="9" w15:restartNumberingAfterBreak="0">
     <w:nsid w:val="210B4ED5"/>
     <w:multiLevelType w:val="multilevel"/>
     <w:tmpl w:val="270C7CA6"/>
@@ -2085,7 +4430,7 @@
       </w:rPr>
     </w:lvl>
   </w:abstractNum>
-  <w:abstractNum w:abstractNumId="6" w15:restartNumberingAfterBreak="0">
+  <w:abstractNum w:abstractNumId="10" w15:restartNumberingAfterBreak="0">
     <w:nsid w:val="26997F2E"/>
     <w:multiLevelType w:val="multilevel"/>
     <w:tmpl w:val="BEE6F11A"/>
@@ -2234,7 +4579,269 @@
       </w:rPr>
     </w:lvl>
   </w:abstractNum>
-  <w:abstractNum w:abstractNumId="7" w15:restartNumberingAfterBreak="0">
+  <w:abstractNum w:abstractNumId="11" w15:restartNumberingAfterBreak="0">
+    <w:nsid w:val="289F0551"/>
+    <w:multiLevelType w:val="multilevel"/>
+    <w:tmpl w:val="2DA0BC04"/>
+    <w:lvl w:ilvl="0">
+      <w:start w:val="1"/>
+      <w:numFmt w:val="decimal"/>
+      <w:lvlText w:val="%1."/>
+      <w:lvlJc w:val="left"/>
+      <w:pPr>
+        <w:tabs>
+          <w:tab w:val="num" w:pos="720"/>
+        </w:tabs>
+        <w:ind w:left="720" w:hanging="360"/>
+      </w:pPr>
+    </w:lvl>
+    <w:lvl w:ilvl="1" w:tentative="1">
+      <w:start w:val="1"/>
+      <w:numFmt w:val="decimal"/>
+      <w:lvlText w:val="%2."/>
+      <w:lvlJc w:val="left"/>
+      <w:pPr>
+        <w:tabs>
+          <w:tab w:val="num" w:pos="1440"/>
+        </w:tabs>
+        <w:ind w:left="1440" w:hanging="360"/>
+      </w:pPr>
+    </w:lvl>
+    <w:lvl w:ilvl="2" w:tentative="1">
+      <w:start w:val="1"/>
+      <w:numFmt w:val="decimal"/>
+      <w:lvlText w:val="%3."/>
+      <w:lvlJc w:val="left"/>
+      <w:pPr>
+        <w:tabs>
+          <w:tab w:val="num" w:pos="2160"/>
+        </w:tabs>
+        <w:ind w:left="2160" w:hanging="360"/>
+      </w:pPr>
+    </w:lvl>
+    <w:lvl w:ilvl="3" w:tentative="1">
+      <w:start w:val="1"/>
+      <w:numFmt w:val="decimal"/>
+      <w:lvlText w:val="%4."/>
+      <w:lvlJc w:val="left"/>
+      <w:pPr>
+        <w:tabs>
+          <w:tab w:val="num" w:pos="2880"/>
+        </w:tabs>
+        <w:ind w:left="2880" w:hanging="360"/>
+      </w:pPr>
+    </w:lvl>
+    <w:lvl w:ilvl="4" w:tentative="1">
+      <w:start w:val="1"/>
+      <w:numFmt w:val="decimal"/>
+      <w:lvlText w:val="%5."/>
+      <w:lvlJc w:val="left"/>
+      <w:pPr>
+        <w:tabs>
+          <w:tab w:val="num" w:pos="3600"/>
+        </w:tabs>
+        <w:ind w:left="3600" w:hanging="360"/>
+      </w:pPr>
+    </w:lvl>
+    <w:lvl w:ilvl="5" w:tentative="1">
+      <w:start w:val="1"/>
+      <w:numFmt w:val="decimal"/>
+      <w:lvlText w:val="%6."/>
+      <w:lvlJc w:val="left"/>
+      <w:pPr>
+        <w:tabs>
+          <w:tab w:val="num" w:pos="4320"/>
+        </w:tabs>
+        <w:ind w:left="4320" w:hanging="360"/>
+      </w:pPr>
+    </w:lvl>
+    <w:lvl w:ilvl="6" w:tentative="1">
+      <w:start w:val="1"/>
+      <w:numFmt w:val="decimal"/>
+      <w:lvlText w:val="%7."/>
+      <w:lvlJc w:val="left"/>
+      <w:pPr>
+        <w:tabs>
+          <w:tab w:val="num" w:pos="5040"/>
+        </w:tabs>
+        <w:ind w:left="5040" w:hanging="360"/>
+      </w:pPr>
+    </w:lvl>
+    <w:lvl w:ilvl="7" w:tentative="1">
+      <w:start w:val="1"/>
+      <w:numFmt w:val="decimal"/>
+      <w:lvlText w:val="%8."/>
+      <w:lvlJc w:val="left"/>
+      <w:pPr>
+        <w:tabs>
+          <w:tab w:val="num" w:pos="5760"/>
+        </w:tabs>
+        <w:ind w:left="5760" w:hanging="360"/>
+      </w:pPr>
+    </w:lvl>
+    <w:lvl w:ilvl="8" w:tentative="1">
+      <w:start w:val="1"/>
+      <w:numFmt w:val="decimal"/>
+      <w:lvlText w:val="%9."/>
+      <w:lvlJc w:val="left"/>
+      <w:pPr>
+        <w:tabs>
+          <w:tab w:val="num" w:pos="6480"/>
+        </w:tabs>
+        <w:ind w:left="6480" w:hanging="360"/>
+      </w:pPr>
+    </w:lvl>
+  </w:abstractNum>
+  <w:abstractNum w:abstractNumId="12" w15:restartNumberingAfterBreak="0">
+    <w:nsid w:val="2D875527"/>
+    <w:multiLevelType w:val="multilevel"/>
+    <w:tmpl w:val="09204BBE"/>
+    <w:lvl w:ilvl="0">
+      <w:start w:val="1"/>
+      <w:numFmt w:val="bullet"/>
+      <w:lvlText w:val=""/>
+      <w:lvlJc w:val="left"/>
+      <w:pPr>
+        <w:tabs>
+          <w:tab w:val="num" w:pos="720"/>
+        </w:tabs>
+        <w:ind w:left="720" w:hanging="360"/>
+      </w:pPr>
+      <w:rPr>
+        <w:rFonts w:ascii="Symbol" w:hAnsi="Symbol" w:hint="default"/>
+        <w:sz w:val="20"/>
+      </w:rPr>
+    </w:lvl>
+    <w:lvl w:ilvl="1" w:tentative="1">
+      <w:start w:val="1"/>
+      <w:numFmt w:val="bullet"/>
+      <w:lvlText w:val="o"/>
+      <w:lvlJc w:val="left"/>
+      <w:pPr>
+        <w:tabs>
+          <w:tab w:val="num" w:pos="1440"/>
+        </w:tabs>
+        <w:ind w:left="1440" w:hanging="360"/>
+      </w:pPr>
+      <w:rPr>
+        <w:rFonts w:ascii="Courier New" w:hAnsi="Courier New" w:hint="default"/>
+        <w:sz w:val="20"/>
+      </w:rPr>
+    </w:lvl>
+    <w:lvl w:ilvl="2" w:tentative="1">
+      <w:start w:val="1"/>
+      <w:numFmt w:val="bullet"/>
+      <w:lvlText w:val=""/>
+      <w:lvlJc w:val="left"/>
+      <w:pPr>
+        <w:tabs>
+          <w:tab w:val="num" w:pos="2160"/>
+        </w:tabs>
+        <w:ind w:left="2160" w:hanging="360"/>
+      </w:pPr>
+      <w:rPr>
+        <w:rFonts w:ascii="Wingdings" w:hAnsi="Wingdings" w:hint="default"/>
+        <w:sz w:val="20"/>
+      </w:rPr>
+    </w:lvl>
+    <w:lvl w:ilvl="3" w:tentative="1">
+      <w:start w:val="1"/>
+      <w:numFmt w:val="bullet"/>
+      <w:lvlText w:val=""/>
+      <w:lvlJc w:val="left"/>
+      <w:pPr>
+        <w:tabs>
+          <w:tab w:val="num" w:pos="2880"/>
+        </w:tabs>
+        <w:ind w:left="2880" w:hanging="360"/>
+      </w:pPr>
+      <w:rPr>
+        <w:rFonts w:ascii="Wingdings" w:hAnsi="Wingdings" w:hint="default"/>
+        <w:sz w:val="20"/>
+      </w:rPr>
+    </w:lvl>
+    <w:lvl w:ilvl="4" w:tentative="1">
+      <w:start w:val="1"/>
+      <w:numFmt w:val="bullet"/>
+      <w:lvlText w:val=""/>
+      <w:lvlJc w:val="left"/>
+      <w:pPr>
+        <w:tabs>
+          <w:tab w:val="num" w:pos="3600"/>
+        </w:tabs>
+        <w:ind w:left="3600" w:hanging="360"/>
+      </w:pPr>
+      <w:rPr>
+        <w:rFonts w:ascii="Wingdings" w:hAnsi="Wingdings" w:hint="default"/>
+        <w:sz w:val="20"/>
+      </w:rPr>
+    </w:lvl>
+    <w:lvl w:ilvl="5" w:tentative="1">
+      <w:start w:val="1"/>
+      <w:numFmt w:val="bullet"/>
+      <w:lvlText w:val=""/>
+      <w:lvlJc w:val="left"/>
+      <w:pPr>
+        <w:tabs>
+          <w:tab w:val="num" w:pos="4320"/>
+        </w:tabs>
+        <w:ind w:left="4320" w:hanging="360"/>
+      </w:pPr>
+      <w:rPr>
+        <w:rFonts w:ascii="Wingdings" w:hAnsi="Wingdings" w:hint="default"/>
+        <w:sz w:val="20"/>
+      </w:rPr>
+    </w:lvl>
+    <w:lvl w:ilvl="6" w:tentative="1">
+      <w:start w:val="1"/>
+      <w:numFmt w:val="bullet"/>
+      <w:lvlText w:val=""/>
+      <w:lvlJc w:val="left"/>
+      <w:pPr>
+        <w:tabs>
+          <w:tab w:val="num" w:pos="5040"/>
+        </w:tabs>
+        <w:ind w:left="5040" w:hanging="360"/>
+      </w:pPr>
+      <w:rPr>
+        <w:rFonts w:ascii="Wingdings" w:hAnsi="Wingdings" w:hint="default"/>
+        <w:sz w:val="20"/>
+      </w:rPr>
+    </w:lvl>
+    <w:lvl w:ilvl="7" w:tentative="1">
+      <w:start w:val="1"/>
+      <w:numFmt w:val="bullet"/>
+      <w:lvlText w:val=""/>
+      <w:lvlJc w:val="left"/>
+      <w:pPr>
+        <w:tabs>
+          <w:tab w:val="num" w:pos="5760"/>
+        </w:tabs>
+        <w:ind w:left="5760" w:hanging="360"/>
+      </w:pPr>
+      <w:rPr>
+        <w:rFonts w:ascii="Wingdings" w:hAnsi="Wingdings" w:hint="default"/>
+        <w:sz w:val="20"/>
+      </w:rPr>
+    </w:lvl>
+    <w:lvl w:ilvl="8" w:tentative="1">
+      <w:start w:val="1"/>
+      <w:numFmt w:val="bullet"/>
+      <w:lvlText w:val=""/>
+      <w:lvlJc w:val="left"/>
+      <w:pPr>
+        <w:tabs>
+          <w:tab w:val="num" w:pos="6480"/>
+        </w:tabs>
+        <w:ind w:left="6480" w:hanging="360"/>
+      </w:pPr>
+      <w:rPr>
+        <w:rFonts w:ascii="Wingdings" w:hAnsi="Wingdings" w:hint="default"/>
+        <w:sz w:val="20"/>
+      </w:rPr>
+    </w:lvl>
+  </w:abstractNum>
+  <w:abstractNum w:abstractNumId="13" w15:restartNumberingAfterBreak="0">
     <w:nsid w:val="2E9A166A"/>
     <w:multiLevelType w:val="multilevel"/>
     <w:tmpl w:val="46549B98"/>
@@ -2383,7 +4990,120 @@
       </w:rPr>
     </w:lvl>
   </w:abstractNum>
-  <w:abstractNum w:abstractNumId="8" w15:restartNumberingAfterBreak="0">
+  <w:abstractNum w:abstractNumId="14" w15:restartNumberingAfterBreak="0">
+    <w:nsid w:val="367F701A"/>
+    <w:multiLevelType w:val="multilevel"/>
+    <w:tmpl w:val="C38ECCE2"/>
+    <w:lvl w:ilvl="0">
+      <w:start w:val="1"/>
+      <w:numFmt w:val="decimal"/>
+      <w:lvlText w:val="%1."/>
+      <w:lvlJc w:val="left"/>
+      <w:pPr>
+        <w:tabs>
+          <w:tab w:val="num" w:pos="720"/>
+        </w:tabs>
+        <w:ind w:left="720" w:hanging="360"/>
+      </w:pPr>
+    </w:lvl>
+    <w:lvl w:ilvl="1" w:tentative="1">
+      <w:start w:val="1"/>
+      <w:numFmt w:val="decimal"/>
+      <w:lvlText w:val="%2."/>
+      <w:lvlJc w:val="left"/>
+      <w:pPr>
+        <w:tabs>
+          <w:tab w:val="num" w:pos="1440"/>
+        </w:tabs>
+        <w:ind w:left="1440" w:hanging="360"/>
+      </w:pPr>
+    </w:lvl>
+    <w:lvl w:ilvl="2" w:tentative="1">
+      <w:start w:val="1"/>
+      <w:numFmt w:val="decimal"/>
+      <w:lvlText w:val="%3."/>
+      <w:lvlJc w:val="left"/>
+      <w:pPr>
+        <w:tabs>
+          <w:tab w:val="num" w:pos="2160"/>
+        </w:tabs>
+        <w:ind w:left="2160" w:hanging="360"/>
+      </w:pPr>
+    </w:lvl>
+    <w:lvl w:ilvl="3" w:tentative="1">
+      <w:start w:val="1"/>
+      <w:numFmt w:val="decimal"/>
+      <w:lvlText w:val="%4."/>
+      <w:lvlJc w:val="left"/>
+      <w:pPr>
+        <w:tabs>
+          <w:tab w:val="num" w:pos="2880"/>
+        </w:tabs>
+        <w:ind w:left="2880" w:hanging="360"/>
+      </w:pPr>
+    </w:lvl>
+    <w:lvl w:ilvl="4" w:tentative="1">
+      <w:start w:val="1"/>
+      <w:numFmt w:val="decimal"/>
+      <w:lvlText w:val="%5."/>
+      <w:lvlJc w:val="left"/>
+      <w:pPr>
+        <w:tabs>
+          <w:tab w:val="num" w:pos="3600"/>
+        </w:tabs>
+        <w:ind w:left="3600" w:hanging="360"/>
+      </w:pPr>
+    </w:lvl>
+    <w:lvl w:ilvl="5" w:tentative="1">
+      <w:start w:val="1"/>
+      <w:numFmt w:val="decimal"/>
+      <w:lvlText w:val="%6."/>
+      <w:lvlJc w:val="left"/>
+      <w:pPr>
+        <w:tabs>
+          <w:tab w:val="num" w:pos="4320"/>
+        </w:tabs>
+        <w:ind w:left="4320" w:hanging="360"/>
+      </w:pPr>
+    </w:lvl>
+    <w:lvl w:ilvl="6" w:tentative="1">
+      <w:start w:val="1"/>
+      <w:numFmt w:val="decimal"/>
+      <w:lvlText w:val="%7."/>
+      <w:lvlJc w:val="left"/>
+      <w:pPr>
+        <w:tabs>
+          <w:tab w:val="num" w:pos="5040"/>
+        </w:tabs>
+        <w:ind w:left="5040" w:hanging="360"/>
+      </w:pPr>
+    </w:lvl>
+    <w:lvl w:ilvl="7" w:tentative="1">
+      <w:start w:val="1"/>
+      <w:numFmt w:val="decimal"/>
+      <w:lvlText w:val="%8."/>
+      <w:lvlJc w:val="left"/>
+      <w:pPr>
+        <w:tabs>
+          <w:tab w:val="num" w:pos="5760"/>
+        </w:tabs>
+        <w:ind w:left="5760" w:hanging="360"/>
+      </w:pPr>
+    </w:lvl>
+    <w:lvl w:ilvl="8" w:tentative="1">
+      <w:start w:val="1"/>
+      <w:numFmt w:val="decimal"/>
+      <w:lvlText w:val="%9."/>
+      <w:lvlJc w:val="left"/>
+      <w:pPr>
+        <w:tabs>
+          <w:tab w:val="num" w:pos="6480"/>
+        </w:tabs>
+        <w:ind w:left="6480" w:hanging="360"/>
+      </w:pPr>
+    </w:lvl>
+  </w:abstractNum>
+  <w:abstractNum w:abstractNumId="15" w15:restartNumberingAfterBreak="0">
     <w:nsid w:val="41884696"/>
     <w:multiLevelType w:val="multilevel"/>
     <w:tmpl w:val="7562B9C2"/>
@@ -2532,7 +5252,382 @@
       </w:rPr>
     </w:lvl>
   </w:abstractNum>
-  <w:abstractNum w:abstractNumId="9" w15:restartNumberingAfterBreak="0">
+  <w:abstractNum w:abstractNumId="16" w15:restartNumberingAfterBreak="0">
+    <w:nsid w:val="428F17D0"/>
+    <w:multiLevelType w:val="multilevel"/>
+    <w:tmpl w:val="7A66028A"/>
+    <w:lvl w:ilvl="0">
+      <w:start w:val="1"/>
+      <w:numFmt w:val="decimal"/>
+      <w:lvlText w:val="%1."/>
+      <w:lvlJc w:val="left"/>
+      <w:pPr>
+        <w:tabs>
+          <w:tab w:val="num" w:pos="720"/>
+        </w:tabs>
+        <w:ind w:left="720" w:hanging="360"/>
+      </w:pPr>
+    </w:lvl>
+    <w:lvl w:ilvl="1">
+      <w:start w:val="1"/>
+      <w:numFmt w:val="decimal"/>
+      <w:lvlText w:val="%2."/>
+      <w:lvlJc w:val="left"/>
+      <w:pPr>
+        <w:tabs>
+          <w:tab w:val="num" w:pos="1440"/>
+        </w:tabs>
+        <w:ind w:left="1440" w:hanging="360"/>
+      </w:pPr>
+    </w:lvl>
+    <w:lvl w:ilvl="2" w:tentative="1">
+      <w:start w:val="1"/>
+      <w:numFmt w:val="decimal"/>
+      <w:lvlText w:val="%3."/>
+      <w:lvlJc w:val="left"/>
+      <w:pPr>
+        <w:tabs>
+          <w:tab w:val="num" w:pos="2160"/>
+        </w:tabs>
+        <w:ind w:left="2160" w:hanging="360"/>
+      </w:pPr>
+    </w:lvl>
+    <w:lvl w:ilvl="3" w:tentative="1">
+      <w:start w:val="1"/>
+      <w:numFmt w:val="decimal"/>
+      <w:lvlText w:val="%4."/>
+      <w:lvlJc w:val="left"/>
+      <w:pPr>
+        <w:tabs>
+          <w:tab w:val="num" w:pos="2880"/>
+        </w:tabs>
+        <w:ind w:left="2880" w:hanging="360"/>
+      </w:pPr>
+    </w:lvl>
+    <w:lvl w:ilvl="4" w:tentative="1">
+      <w:start w:val="1"/>
+      <w:numFmt w:val="decimal"/>
+      <w:lvlText w:val="%5."/>
+      <w:lvlJc w:val="left"/>
+      <w:pPr>
+        <w:tabs>
+          <w:tab w:val="num" w:pos="3600"/>
+        </w:tabs>
+        <w:ind w:left="3600" w:hanging="360"/>
+      </w:pPr>
+    </w:lvl>
+    <w:lvl w:ilvl="5" w:tentative="1">
+      <w:start w:val="1"/>
+      <w:numFmt w:val="decimal"/>
+      <w:lvlText w:val="%6."/>
+      <w:lvlJc w:val="left"/>
+      <w:pPr>
+        <w:tabs>
+          <w:tab w:val="num" w:pos="4320"/>
+        </w:tabs>
+        <w:ind w:left="4320" w:hanging="360"/>
+      </w:pPr>
+    </w:lvl>
+    <w:lvl w:ilvl="6" w:tentative="1">
+      <w:start w:val="1"/>
+      <w:numFmt w:val="decimal"/>
+      <w:lvlText w:val="%7."/>
+      <w:lvlJc w:val="left"/>
+      <w:pPr>
+        <w:tabs>
+          <w:tab w:val="num" w:pos="5040"/>
+        </w:tabs>
+        <w:ind w:left="5040" w:hanging="360"/>
+      </w:pPr>
+    </w:lvl>
+    <w:lvl w:ilvl="7" w:tentative="1">
+      <w:start w:val="1"/>
+      <w:numFmt w:val="decimal"/>
+      <w:lvlText w:val="%8."/>
+      <w:lvlJc w:val="left"/>
+      <w:pPr>
+        <w:tabs>
+          <w:tab w:val="num" w:pos="5760"/>
+        </w:tabs>
+        <w:ind w:left="5760" w:hanging="360"/>
+      </w:pPr>
+    </w:lvl>
+    <w:lvl w:ilvl="8" w:tentative="1">
+      <w:start w:val="1"/>
+      <w:numFmt w:val="decimal"/>
+      <w:lvlText w:val="%9."/>
+      <w:lvlJc w:val="left"/>
+      <w:pPr>
+        <w:tabs>
+          <w:tab w:val="num" w:pos="6480"/>
+        </w:tabs>
+        <w:ind w:left="6480" w:hanging="360"/>
+      </w:pPr>
+    </w:lvl>
+  </w:abstractNum>
+  <w:abstractNum w:abstractNumId="17" w15:restartNumberingAfterBreak="0">
+    <w:nsid w:val="4C017D07"/>
+    <w:multiLevelType w:val="multilevel"/>
+    <w:tmpl w:val="905ED64C"/>
+    <w:lvl w:ilvl="0">
+      <w:start w:val="1"/>
+      <w:numFmt w:val="decimal"/>
+      <w:lvlText w:val="%1."/>
+      <w:lvlJc w:val="left"/>
+      <w:pPr>
+        <w:tabs>
+          <w:tab w:val="num" w:pos="720"/>
+        </w:tabs>
+        <w:ind w:left="720" w:hanging="360"/>
+      </w:pPr>
+    </w:lvl>
+    <w:lvl w:ilvl="1" w:tentative="1">
+      <w:start w:val="1"/>
+      <w:numFmt w:val="decimal"/>
+      <w:lvlText w:val="%2."/>
+      <w:lvlJc w:val="left"/>
+      <w:pPr>
+        <w:tabs>
+          <w:tab w:val="num" w:pos="1440"/>
+        </w:tabs>
+        <w:ind w:left="1440" w:hanging="360"/>
+      </w:pPr>
+    </w:lvl>
+    <w:lvl w:ilvl="2" w:tentative="1">
+      <w:start w:val="1"/>
+      <w:numFmt w:val="decimal"/>
+      <w:lvlText w:val="%3."/>
+      <w:lvlJc w:val="left"/>
+      <w:pPr>
+        <w:tabs>
+          <w:tab w:val="num" w:pos="2160"/>
+        </w:tabs>
+        <w:ind w:left="2160" w:hanging="360"/>
+      </w:pPr>
+    </w:lvl>
+    <w:lvl w:ilvl="3" w:tentative="1">
+      <w:start w:val="1"/>
+      <w:numFmt w:val="decimal"/>
+      <w:lvlText w:val="%4."/>
+      <w:lvlJc w:val="left"/>
+      <w:pPr>
+        <w:tabs>
+          <w:tab w:val="num" w:pos="2880"/>
+        </w:tabs>
+        <w:ind w:left="2880" w:hanging="360"/>
+      </w:pPr>
+    </w:lvl>
+    <w:lvl w:ilvl="4" w:tentative="1">
+      <w:start w:val="1"/>
+      <w:numFmt w:val="decimal"/>
+      <w:lvlText w:val="%5."/>
+      <w:lvlJc w:val="left"/>
+      <w:pPr>
+        <w:tabs>
+          <w:tab w:val="num" w:pos="3600"/>
+        </w:tabs>
+        <w:ind w:left="3600" w:hanging="360"/>
+      </w:pPr>
+    </w:lvl>
+    <w:lvl w:ilvl="5" w:tentative="1">
+      <w:start w:val="1"/>
+      <w:numFmt w:val="decimal"/>
+      <w:lvlText w:val="%6."/>
+      <w:lvlJc w:val="left"/>
+      <w:pPr>
+        <w:tabs>
+          <w:tab w:val="num" w:pos="4320"/>
+        </w:tabs>
+        <w:ind w:left="4320" w:hanging="360"/>
+      </w:pPr>
+    </w:lvl>
+    <w:lvl w:ilvl="6" w:tentative="1">
+      <w:start w:val="1"/>
+      <w:numFmt w:val="decimal"/>
+      <w:lvlText w:val="%7."/>
+      <w:lvlJc w:val="left"/>
+      <w:pPr>
+        <w:tabs>
+          <w:tab w:val="num" w:pos="5040"/>
+        </w:tabs>
+        <w:ind w:left="5040" w:hanging="360"/>
+      </w:pPr>
+    </w:lvl>
+    <w:lvl w:ilvl="7" w:tentative="1">
+      <w:start w:val="1"/>
+      <w:numFmt w:val="decimal"/>
+      <w:lvlText w:val="%8."/>
+      <w:lvlJc w:val="left"/>
+      <w:pPr>
+        <w:tabs>
+          <w:tab w:val="num" w:pos="5760"/>
+        </w:tabs>
+        <w:ind w:left="5760" w:hanging="360"/>
+      </w:pPr>
+    </w:lvl>
+    <w:lvl w:ilvl="8" w:tentative="1">
+      <w:start w:val="1"/>
+      <w:numFmt w:val="decimal"/>
+      <w:lvlText w:val="%9."/>
+      <w:lvlJc w:val="left"/>
+      <w:pPr>
+        <w:tabs>
+          <w:tab w:val="num" w:pos="6480"/>
+        </w:tabs>
+        <w:ind w:left="6480" w:hanging="360"/>
+      </w:pPr>
+    </w:lvl>
+  </w:abstractNum>
+  <w:abstractNum w:abstractNumId="18" w15:restartNumberingAfterBreak="0">
+    <w:nsid w:val="51A02B4D"/>
+    <w:multiLevelType w:val="multilevel"/>
+    <w:tmpl w:val="DA64CC82"/>
+    <w:lvl w:ilvl="0">
+      <w:start w:val="1"/>
+      <w:numFmt w:val="bullet"/>
+      <w:lvlText w:val=""/>
+      <w:lvlJc w:val="left"/>
+      <w:pPr>
+        <w:tabs>
+          <w:tab w:val="num" w:pos="720"/>
+        </w:tabs>
+        <w:ind w:left="720" w:hanging="360"/>
+      </w:pPr>
+      <w:rPr>
+        <w:rFonts w:ascii="Symbol" w:hAnsi="Symbol" w:hint="default"/>
+        <w:sz w:val="20"/>
+      </w:rPr>
+    </w:lvl>
+    <w:lvl w:ilvl="1">
+      <w:start w:val="1"/>
+      <w:numFmt w:val="bullet"/>
+      <w:lvlText w:val="o"/>
+      <w:lvlJc w:val="left"/>
+      <w:pPr>
+        <w:tabs>
+          <w:tab w:val="num" w:pos="1440"/>
+        </w:tabs>
+        <w:ind w:left="1440" w:hanging="360"/>
+      </w:pPr>
+      <w:rPr>
+        <w:rFonts w:ascii="Courier New" w:hAnsi="Courier New" w:hint="default"/>
+        <w:sz w:val="20"/>
+      </w:rPr>
+    </w:lvl>
+    <w:lvl w:ilvl="2" w:tentative="1">
+      <w:start w:val="1"/>
+      <w:numFmt w:val="bullet"/>
+      <w:lvlText w:val=""/>
+      <w:lvlJc w:val="left"/>
+      <w:pPr>
+        <w:tabs>
+          <w:tab w:val="num" w:pos="2160"/>
+        </w:tabs>
+        <w:ind w:left="2160" w:hanging="360"/>
+      </w:pPr>
+      <w:rPr>
+        <w:rFonts w:ascii="Wingdings" w:hAnsi="Wingdings" w:hint="default"/>
+        <w:sz w:val="20"/>
+      </w:rPr>
+    </w:lvl>
+    <w:lvl w:ilvl="3" w:tentative="1">
+      <w:start w:val="1"/>
+      <w:numFmt w:val="bullet"/>
+      <w:lvlText w:val=""/>
+      <w:lvlJc w:val="left"/>
+      <w:pPr>
+        <w:tabs>
+          <w:tab w:val="num" w:pos="2880"/>
+        </w:tabs>
+        <w:ind w:left="2880" w:hanging="360"/>
+      </w:pPr>
+      <w:rPr>
+        <w:rFonts w:ascii="Wingdings" w:hAnsi="Wingdings" w:hint="default"/>
+        <w:sz w:val="20"/>
+      </w:rPr>
+    </w:lvl>
+    <w:lvl w:ilvl="4" w:tentative="1">
+      <w:start w:val="1"/>
+      <w:numFmt w:val="bullet"/>
+      <w:lvlText w:val=""/>
+      <w:lvlJc w:val="left"/>
+      <w:pPr>
+        <w:tabs>
+          <w:tab w:val="num" w:pos="3600"/>
+        </w:tabs>
+        <w:ind w:left="3600" w:hanging="360"/>
+      </w:pPr>
+      <w:rPr>
+        <w:rFonts w:ascii="Wingdings" w:hAnsi="Wingdings" w:hint="default"/>
+        <w:sz w:val="20"/>
+      </w:rPr>
+    </w:lvl>
+    <w:lvl w:ilvl="5" w:tentative="1">
+      <w:start w:val="1"/>
+      <w:numFmt w:val="bullet"/>
+      <w:lvlText w:val=""/>
+      <w:lvlJc w:val="left"/>
+      <w:pPr>
+        <w:tabs>
+          <w:tab w:val="num" w:pos="4320"/>
+        </w:tabs>
+        <w:ind w:left="4320" w:hanging="360"/>
+      </w:pPr>
+      <w:rPr>
+        <w:rFonts w:ascii="Wingdings" w:hAnsi="Wingdings" w:hint="default"/>
+        <w:sz w:val="20"/>
+      </w:rPr>
+    </w:lvl>
+    <w:lvl w:ilvl="6" w:tentative="1">
+      <w:start w:val="1"/>
+      <w:numFmt w:val="bullet"/>
+      <w:lvlText w:val=""/>
+      <w:lvlJc w:val="left"/>
+      <w:pPr>
+        <w:tabs>
+          <w:tab w:val="num" w:pos="5040"/>
+        </w:tabs>
+        <w:ind w:left="5040" w:hanging="360"/>
+      </w:pPr>
+      <w:rPr>
+        <w:rFonts w:ascii="Wingdings" w:hAnsi="Wingdings" w:hint="default"/>
+        <w:sz w:val="20"/>
+      </w:rPr>
+    </w:lvl>
+    <w:lvl w:ilvl="7" w:tentative="1">
+      <w:start w:val="1"/>
+      <w:numFmt w:val="bullet"/>
+      <w:lvlText w:val=""/>
+      <w:lvlJc w:val="left"/>
+      <w:pPr>
+        <w:tabs>
+          <w:tab w:val="num" w:pos="5760"/>
+        </w:tabs>
+        <w:ind w:left="5760" w:hanging="360"/>
+      </w:pPr>
+      <w:rPr>
+        <w:rFonts w:ascii="Wingdings" w:hAnsi="Wingdings" w:hint="default"/>
+        <w:sz w:val="20"/>
+      </w:rPr>
+    </w:lvl>
+    <w:lvl w:ilvl="8" w:tentative="1">
+      <w:start w:val="1"/>
+      <w:numFmt w:val="bullet"/>
+      <w:lvlText w:val=""/>
+      <w:lvlJc w:val="left"/>
+      <w:pPr>
+        <w:tabs>
+          <w:tab w:val="num" w:pos="6480"/>
+        </w:tabs>
+        <w:ind w:left="6480" w:hanging="360"/>
+      </w:pPr>
+      <w:rPr>
+        <w:rFonts w:ascii="Wingdings" w:hAnsi="Wingdings" w:hint="default"/>
+        <w:sz w:val="20"/>
+      </w:rPr>
+    </w:lvl>
+  </w:abstractNum>
+  <w:abstractNum w:abstractNumId="19" w15:restartNumberingAfterBreak="0">
     <w:nsid w:val="51CA7E9F"/>
     <w:multiLevelType w:val="multilevel"/>
     <w:tmpl w:val="B672AEB0"/>
@@ -2681,7 +5776,7 @@
       </w:rPr>
     </w:lvl>
   </w:abstractNum>
-  <w:abstractNum w:abstractNumId="10" w15:restartNumberingAfterBreak="0">
+  <w:abstractNum w:abstractNumId="20" w15:restartNumberingAfterBreak="0">
     <w:nsid w:val="54730D8E"/>
     <w:multiLevelType w:val="multilevel"/>
     <w:tmpl w:val="47727466"/>
@@ -2830,7 +5925,305 @@
       </w:rPr>
     </w:lvl>
   </w:abstractNum>
-  <w:abstractNum w:abstractNumId="11" w15:restartNumberingAfterBreak="0">
+  <w:abstractNum w:abstractNumId="21" w15:restartNumberingAfterBreak="0">
+    <w:nsid w:val="584D491E"/>
+    <w:multiLevelType w:val="multilevel"/>
+    <w:tmpl w:val="968638B6"/>
+    <w:lvl w:ilvl="0">
+      <w:start w:val="1"/>
+      <w:numFmt w:val="bullet"/>
+      <w:lvlText w:val=""/>
+      <w:lvlJc w:val="left"/>
+      <w:pPr>
+        <w:tabs>
+          <w:tab w:val="num" w:pos="720"/>
+        </w:tabs>
+        <w:ind w:left="720" w:hanging="360"/>
+      </w:pPr>
+      <w:rPr>
+        <w:rFonts w:ascii="Symbol" w:hAnsi="Symbol" w:hint="default"/>
+        <w:sz w:val="20"/>
+      </w:rPr>
+    </w:lvl>
+    <w:lvl w:ilvl="1" w:tentative="1">
+      <w:start w:val="1"/>
+      <w:numFmt w:val="bullet"/>
+      <w:lvlText w:val="o"/>
+      <w:lvlJc w:val="left"/>
+      <w:pPr>
+        <w:tabs>
+          <w:tab w:val="num" w:pos="1440"/>
+        </w:tabs>
+        <w:ind w:left="1440" w:hanging="360"/>
+      </w:pPr>
+      <w:rPr>
+        <w:rFonts w:ascii="Courier New" w:hAnsi="Courier New" w:hint="default"/>
+        <w:sz w:val="20"/>
+      </w:rPr>
+    </w:lvl>
+    <w:lvl w:ilvl="2" w:tentative="1">
+      <w:start w:val="1"/>
+      <w:numFmt w:val="bullet"/>
+      <w:lvlText w:val=""/>
+      <w:lvlJc w:val="left"/>
+      <w:pPr>
+        <w:tabs>
+          <w:tab w:val="num" w:pos="2160"/>
+        </w:tabs>
+        <w:ind w:left="2160" w:hanging="360"/>
+      </w:pPr>
+      <w:rPr>
+        <w:rFonts w:ascii="Wingdings" w:hAnsi="Wingdings" w:hint="default"/>
+        <w:sz w:val="20"/>
+      </w:rPr>
+    </w:lvl>
+    <w:lvl w:ilvl="3" w:tentative="1">
+      <w:start w:val="1"/>
+      <w:numFmt w:val="bullet"/>
+      <w:lvlText w:val=""/>
+      <w:lvlJc w:val="left"/>
+      <w:pPr>
+        <w:tabs>
+          <w:tab w:val="num" w:pos="2880"/>
+        </w:tabs>
+        <w:ind w:left="2880" w:hanging="360"/>
+      </w:pPr>
+      <w:rPr>
+        <w:rFonts w:ascii="Wingdings" w:hAnsi="Wingdings" w:hint="default"/>
+        <w:sz w:val="20"/>
+      </w:rPr>
+    </w:lvl>
+    <w:lvl w:ilvl="4" w:tentative="1">
+      <w:start w:val="1"/>
+      <w:numFmt w:val="bullet"/>
+      <w:lvlText w:val=""/>
+      <w:lvlJc w:val="left"/>
+      <w:pPr>
+        <w:tabs>
+          <w:tab w:val="num" w:pos="3600"/>
+        </w:tabs>
+        <w:ind w:left="3600" w:hanging="360"/>
+      </w:pPr>
+      <w:rPr>
+        <w:rFonts w:ascii="Wingdings" w:hAnsi="Wingdings" w:hint="default"/>
+        <w:sz w:val="20"/>
+      </w:rPr>
+    </w:lvl>
+    <w:lvl w:ilvl="5" w:tentative="1">
+      <w:start w:val="1"/>
+      <w:numFmt w:val="bullet"/>
+      <w:lvlText w:val=""/>
+      <w:lvlJc w:val="left"/>
+      <w:pPr>
+        <w:tabs>
+          <w:tab w:val="num" w:pos="4320"/>
+        </w:tabs>
+        <w:ind w:left="4320" w:hanging="360"/>
+      </w:pPr>
+      <w:rPr>
+        <w:rFonts w:ascii="Wingdings" w:hAnsi="Wingdings" w:hint="default"/>
+        <w:sz w:val="20"/>
+      </w:rPr>
+    </w:lvl>
+    <w:lvl w:ilvl="6" w:tentative="1">
+      <w:start w:val="1"/>
+      <w:numFmt w:val="bullet"/>
+      <w:lvlText w:val=""/>
+      <w:lvlJc w:val="left"/>
+      <w:pPr>
+        <w:tabs>
+          <w:tab w:val="num" w:pos="5040"/>
+        </w:tabs>
+        <w:ind w:left="5040" w:hanging="360"/>
+      </w:pPr>
+      <w:rPr>
+        <w:rFonts w:ascii="Wingdings" w:hAnsi="Wingdings" w:hint="default"/>
+        <w:sz w:val="20"/>
+      </w:rPr>
+    </w:lvl>
+    <w:lvl w:ilvl="7" w:tentative="1">
+      <w:start w:val="1"/>
+      <w:numFmt w:val="bullet"/>
+      <w:lvlText w:val=""/>
+      <w:lvlJc w:val="left"/>
+      <w:pPr>
+        <w:tabs>
+          <w:tab w:val="num" w:pos="5760"/>
+        </w:tabs>
+        <w:ind w:left="5760" w:hanging="360"/>
+      </w:pPr>
+      <w:rPr>
+        <w:rFonts w:ascii="Wingdings" w:hAnsi="Wingdings" w:hint="default"/>
+        <w:sz w:val="20"/>
+      </w:rPr>
+    </w:lvl>
+    <w:lvl w:ilvl="8" w:tentative="1">
+      <w:start w:val="1"/>
+      <w:numFmt w:val="bullet"/>
+      <w:lvlText w:val=""/>
+      <w:lvlJc w:val="left"/>
+      <w:pPr>
+        <w:tabs>
+          <w:tab w:val="num" w:pos="6480"/>
+        </w:tabs>
+        <w:ind w:left="6480" w:hanging="360"/>
+      </w:pPr>
+      <w:rPr>
+        <w:rFonts w:ascii="Wingdings" w:hAnsi="Wingdings" w:hint="default"/>
+        <w:sz w:val="20"/>
+      </w:rPr>
+    </w:lvl>
+  </w:abstractNum>
+  <w:abstractNum w:abstractNumId="22" w15:restartNumberingAfterBreak="0">
+    <w:nsid w:val="5A053C5D"/>
+    <w:multiLevelType w:val="multilevel"/>
+    <w:tmpl w:val="0FFC9E72"/>
+    <w:lvl w:ilvl="0">
+      <w:start w:val="1"/>
+      <w:numFmt w:val="bullet"/>
+      <w:lvlText w:val=""/>
+      <w:lvlJc w:val="left"/>
+      <w:pPr>
+        <w:tabs>
+          <w:tab w:val="num" w:pos="720"/>
+        </w:tabs>
+        <w:ind w:left="720" w:hanging="360"/>
+      </w:pPr>
+      <w:rPr>
+        <w:rFonts w:ascii="Symbol" w:hAnsi="Symbol" w:hint="default"/>
+        <w:sz w:val="20"/>
+      </w:rPr>
+    </w:lvl>
+    <w:lvl w:ilvl="1">
+      <w:start w:val="1"/>
+      <w:numFmt w:val="bullet"/>
+      <w:lvlText w:val="o"/>
+      <w:lvlJc w:val="left"/>
+      <w:pPr>
+        <w:tabs>
+          <w:tab w:val="num" w:pos="1440"/>
+        </w:tabs>
+        <w:ind w:left="1440" w:hanging="360"/>
+      </w:pPr>
+      <w:rPr>
+        <w:rFonts w:ascii="Courier New" w:hAnsi="Courier New" w:hint="default"/>
+        <w:sz w:val="20"/>
+      </w:rPr>
+    </w:lvl>
+    <w:lvl w:ilvl="2" w:tentative="1">
+      <w:start w:val="1"/>
+      <w:numFmt w:val="bullet"/>
+      <w:lvlText w:val=""/>
+      <w:lvlJc w:val="left"/>
+      <w:pPr>
+        <w:tabs>
+          <w:tab w:val="num" w:pos="2160"/>
+        </w:tabs>
+        <w:ind w:left="2160" w:hanging="360"/>
+      </w:pPr>
+      <w:rPr>
+        <w:rFonts w:ascii="Wingdings" w:hAnsi="Wingdings" w:hint="default"/>
+        <w:sz w:val="20"/>
+      </w:rPr>
+    </w:lvl>
+    <w:lvl w:ilvl="3" w:tentative="1">
+      <w:start w:val="1"/>
+      <w:numFmt w:val="bullet"/>
+      <w:lvlText w:val=""/>
+      <w:lvlJc w:val="left"/>
+      <w:pPr>
+        <w:tabs>
+          <w:tab w:val="num" w:pos="2880"/>
+        </w:tabs>
+        <w:ind w:left="2880" w:hanging="360"/>
+      </w:pPr>
+      <w:rPr>
+        <w:rFonts w:ascii="Wingdings" w:hAnsi="Wingdings" w:hint="default"/>
+        <w:sz w:val="20"/>
+      </w:rPr>
+    </w:lvl>
+    <w:lvl w:ilvl="4" w:tentative="1">
+      <w:start w:val="1"/>
+      <w:numFmt w:val="bullet"/>
+      <w:lvlText w:val=""/>
+      <w:lvlJc w:val="left"/>
+      <w:pPr>
+        <w:tabs>
+          <w:tab w:val="num" w:pos="3600"/>
+        </w:tabs>
+        <w:ind w:left="3600" w:hanging="360"/>
+      </w:pPr>
+      <w:rPr>
+        <w:rFonts w:ascii="Wingdings" w:hAnsi="Wingdings" w:hint="default"/>
+        <w:sz w:val="20"/>
+      </w:rPr>
+    </w:lvl>
+    <w:lvl w:ilvl="5" w:tentative="1">
+      <w:start w:val="1"/>
+      <w:numFmt w:val="bullet"/>
+      <w:lvlText w:val=""/>
+      <w:lvlJc w:val="left"/>
+      <w:pPr>
+        <w:tabs>
+          <w:tab w:val="num" w:pos="4320"/>
+        </w:tabs>
+        <w:ind w:left="4320" w:hanging="360"/>
+      </w:pPr>
+      <w:rPr>
+        <w:rFonts w:ascii="Wingdings" w:hAnsi="Wingdings" w:hint="default"/>
+        <w:sz w:val="20"/>
+      </w:rPr>
+    </w:lvl>
+    <w:lvl w:ilvl="6" w:tentative="1">
+      <w:start w:val="1"/>
+      <w:numFmt w:val="bullet"/>
+      <w:lvlText w:val=""/>
+      <w:lvlJc w:val="left"/>
+      <w:pPr>
+        <w:tabs>
+          <w:tab w:val="num" w:pos="5040"/>
+        </w:tabs>
+        <w:ind w:left="5040" w:hanging="360"/>
+      </w:pPr>
+      <w:rPr>
+        <w:rFonts w:ascii="Wingdings" w:hAnsi="Wingdings" w:hint="default"/>
+        <w:sz w:val="20"/>
+      </w:rPr>
+    </w:lvl>
+    <w:lvl w:ilvl="7" w:tentative="1">
+      <w:start w:val="1"/>
+      <w:numFmt w:val="bullet"/>
+      <w:lvlText w:val=""/>
+      <w:lvlJc w:val="left"/>
+      <w:pPr>
+        <w:tabs>
+          <w:tab w:val="num" w:pos="5760"/>
+        </w:tabs>
+        <w:ind w:left="5760" w:hanging="360"/>
+      </w:pPr>
+      <w:rPr>
+        <w:rFonts w:ascii="Wingdings" w:hAnsi="Wingdings" w:hint="default"/>
+        <w:sz w:val="20"/>
+      </w:rPr>
+    </w:lvl>
+    <w:lvl w:ilvl="8" w:tentative="1">
+      <w:start w:val="1"/>
+      <w:numFmt w:val="bullet"/>
+      <w:lvlText w:val=""/>
+      <w:lvlJc w:val="left"/>
+      <w:pPr>
+        <w:tabs>
+          <w:tab w:val="num" w:pos="6480"/>
+        </w:tabs>
+        <w:ind w:left="6480" w:hanging="360"/>
+      </w:pPr>
+      <w:rPr>
+        <w:rFonts w:ascii="Wingdings" w:hAnsi="Wingdings" w:hint="default"/>
+        <w:sz w:val="20"/>
+      </w:rPr>
+    </w:lvl>
+  </w:abstractNum>
+  <w:abstractNum w:abstractNumId="23" w15:restartNumberingAfterBreak="0">
     <w:nsid w:val="5A1E6F14"/>
     <w:multiLevelType w:val="multilevel"/>
     <w:tmpl w:val="45508DF8"/>
@@ -2979,7 +6372,7 @@
       </w:rPr>
     </w:lvl>
   </w:abstractNum>
-  <w:abstractNum w:abstractNumId="12" w15:restartNumberingAfterBreak="0">
+  <w:abstractNum w:abstractNumId="24" w15:restartNumberingAfterBreak="0">
     <w:nsid w:val="5C1A1393"/>
     <w:multiLevelType w:val="multilevel"/>
     <w:tmpl w:val="21564A98"/>
@@ -3128,7 +6521,269 @@
       </w:rPr>
     </w:lvl>
   </w:abstractNum>
-  <w:abstractNum w:abstractNumId="13" w15:restartNumberingAfterBreak="0">
+  <w:abstractNum w:abstractNumId="25" w15:restartNumberingAfterBreak="0">
+    <w:nsid w:val="606310D9"/>
+    <w:multiLevelType w:val="multilevel"/>
+    <w:tmpl w:val="229AD398"/>
+    <w:lvl w:ilvl="0">
+      <w:start w:val="1"/>
+      <w:numFmt w:val="bullet"/>
+      <w:lvlText w:val=""/>
+      <w:lvlJc w:val="left"/>
+      <w:pPr>
+        <w:tabs>
+          <w:tab w:val="num" w:pos="720"/>
+        </w:tabs>
+        <w:ind w:left="720" w:hanging="360"/>
+      </w:pPr>
+      <w:rPr>
+        <w:rFonts w:ascii="Symbol" w:hAnsi="Symbol" w:hint="default"/>
+        <w:sz w:val="20"/>
+      </w:rPr>
+    </w:lvl>
+    <w:lvl w:ilvl="1" w:tentative="1">
+      <w:start w:val="1"/>
+      <w:numFmt w:val="bullet"/>
+      <w:lvlText w:val="o"/>
+      <w:lvlJc w:val="left"/>
+      <w:pPr>
+        <w:tabs>
+          <w:tab w:val="num" w:pos="1440"/>
+        </w:tabs>
+        <w:ind w:left="1440" w:hanging="360"/>
+      </w:pPr>
+      <w:rPr>
+        <w:rFonts w:ascii="Courier New" w:hAnsi="Courier New" w:hint="default"/>
+        <w:sz w:val="20"/>
+      </w:rPr>
+    </w:lvl>
+    <w:lvl w:ilvl="2" w:tentative="1">
+      <w:start w:val="1"/>
+      <w:numFmt w:val="bullet"/>
+      <w:lvlText w:val=""/>
+      <w:lvlJc w:val="left"/>
+      <w:pPr>
+        <w:tabs>
+          <w:tab w:val="num" w:pos="2160"/>
+        </w:tabs>
+        <w:ind w:left="2160" w:hanging="360"/>
+      </w:pPr>
+      <w:rPr>
+        <w:rFonts w:ascii="Wingdings" w:hAnsi="Wingdings" w:hint="default"/>
+        <w:sz w:val="20"/>
+      </w:rPr>
+    </w:lvl>
+    <w:lvl w:ilvl="3" w:tentative="1">
+      <w:start w:val="1"/>
+      <w:numFmt w:val="bullet"/>
+      <w:lvlText w:val=""/>
+      <w:lvlJc w:val="left"/>
+      <w:pPr>
+        <w:tabs>
+          <w:tab w:val="num" w:pos="2880"/>
+        </w:tabs>
+        <w:ind w:left="2880" w:hanging="360"/>
+      </w:pPr>
+      <w:rPr>
+        <w:rFonts w:ascii="Wingdings" w:hAnsi="Wingdings" w:hint="default"/>
+        <w:sz w:val="20"/>
+      </w:rPr>
+    </w:lvl>
+    <w:lvl w:ilvl="4" w:tentative="1">
+      <w:start w:val="1"/>
+      <w:numFmt w:val="bullet"/>
+      <w:lvlText w:val=""/>
+      <w:lvlJc w:val="left"/>
+      <w:pPr>
+        <w:tabs>
+          <w:tab w:val="num" w:pos="3600"/>
+        </w:tabs>
+        <w:ind w:left="3600" w:hanging="360"/>
+      </w:pPr>
+      <w:rPr>
+        <w:rFonts w:ascii="Wingdings" w:hAnsi="Wingdings" w:hint="default"/>
+        <w:sz w:val="20"/>
+      </w:rPr>
+    </w:lvl>
+    <w:lvl w:ilvl="5" w:tentative="1">
+      <w:start w:val="1"/>
+      <w:numFmt w:val="bullet"/>
+      <w:lvlText w:val=""/>
+      <w:lvlJc w:val="left"/>
+      <w:pPr>
+        <w:tabs>
+          <w:tab w:val="num" w:pos="4320"/>
+        </w:tabs>
+        <w:ind w:left="4320" w:hanging="360"/>
+      </w:pPr>
+      <w:rPr>
+        <w:rFonts w:ascii="Wingdings" w:hAnsi="Wingdings" w:hint="default"/>
+        <w:sz w:val="20"/>
+      </w:rPr>
+    </w:lvl>
+    <w:lvl w:ilvl="6" w:tentative="1">
+      <w:start w:val="1"/>
+      <w:numFmt w:val="bullet"/>
+      <w:lvlText w:val=""/>
+      <w:lvlJc w:val="left"/>
+      <w:pPr>
+        <w:tabs>
+          <w:tab w:val="num" w:pos="5040"/>
+        </w:tabs>
+        <w:ind w:left="5040" w:hanging="360"/>
+      </w:pPr>
+      <w:rPr>
+        <w:rFonts w:ascii="Wingdings" w:hAnsi="Wingdings" w:hint="default"/>
+        <w:sz w:val="20"/>
+      </w:rPr>
+    </w:lvl>
+    <w:lvl w:ilvl="7" w:tentative="1">
+      <w:start w:val="1"/>
+      <w:numFmt w:val="bullet"/>
+      <w:lvlText w:val=""/>
+      <w:lvlJc w:val="left"/>
+      <w:pPr>
+        <w:tabs>
+          <w:tab w:val="num" w:pos="5760"/>
+        </w:tabs>
+        <w:ind w:left="5760" w:hanging="360"/>
+      </w:pPr>
+      <w:rPr>
+        <w:rFonts w:ascii="Wingdings" w:hAnsi="Wingdings" w:hint="default"/>
+        <w:sz w:val="20"/>
+      </w:rPr>
+    </w:lvl>
+    <w:lvl w:ilvl="8" w:tentative="1">
+      <w:start w:val="1"/>
+      <w:numFmt w:val="bullet"/>
+      <w:lvlText w:val=""/>
+      <w:lvlJc w:val="left"/>
+      <w:pPr>
+        <w:tabs>
+          <w:tab w:val="num" w:pos="6480"/>
+        </w:tabs>
+        <w:ind w:left="6480" w:hanging="360"/>
+      </w:pPr>
+      <w:rPr>
+        <w:rFonts w:ascii="Wingdings" w:hAnsi="Wingdings" w:hint="default"/>
+        <w:sz w:val="20"/>
+      </w:rPr>
+    </w:lvl>
+  </w:abstractNum>
+  <w:abstractNum w:abstractNumId="26" w15:restartNumberingAfterBreak="0">
+    <w:nsid w:val="65A00763"/>
+    <w:multiLevelType w:val="multilevel"/>
+    <w:tmpl w:val="100603DC"/>
+    <w:lvl w:ilvl="0">
+      <w:start w:val="1"/>
+      <w:numFmt w:val="decimal"/>
+      <w:lvlText w:val="%1."/>
+      <w:lvlJc w:val="left"/>
+      <w:pPr>
+        <w:tabs>
+          <w:tab w:val="num" w:pos="720"/>
+        </w:tabs>
+        <w:ind w:left="720" w:hanging="360"/>
+      </w:pPr>
+    </w:lvl>
+    <w:lvl w:ilvl="1" w:tentative="1">
+      <w:start w:val="1"/>
+      <w:numFmt w:val="decimal"/>
+      <w:lvlText w:val="%2."/>
+      <w:lvlJc w:val="left"/>
+      <w:pPr>
+        <w:tabs>
+          <w:tab w:val="num" w:pos="1440"/>
+        </w:tabs>
+        <w:ind w:left="1440" w:hanging="360"/>
+      </w:pPr>
+    </w:lvl>
+    <w:lvl w:ilvl="2" w:tentative="1">
+      <w:start w:val="1"/>
+      <w:numFmt w:val="decimal"/>
+      <w:lvlText w:val="%3."/>
+      <w:lvlJc w:val="left"/>
+      <w:pPr>
+        <w:tabs>
+          <w:tab w:val="num" w:pos="2160"/>
+        </w:tabs>
+        <w:ind w:left="2160" w:hanging="360"/>
+      </w:pPr>
+    </w:lvl>
+    <w:lvl w:ilvl="3" w:tentative="1">
+      <w:start w:val="1"/>
+      <w:numFmt w:val="decimal"/>
+      <w:lvlText w:val="%4."/>
+      <w:lvlJc w:val="left"/>
+      <w:pPr>
+        <w:tabs>
+          <w:tab w:val="num" w:pos="2880"/>
+        </w:tabs>
+        <w:ind w:left="2880" w:hanging="360"/>
+      </w:pPr>
+    </w:lvl>
+    <w:lvl w:ilvl="4" w:tentative="1">
+      <w:start w:val="1"/>
+      <w:numFmt w:val="decimal"/>
+      <w:lvlText w:val="%5."/>
+      <w:lvlJc w:val="left"/>
+      <w:pPr>
+        <w:tabs>
+          <w:tab w:val="num" w:pos="3600"/>
+        </w:tabs>
+        <w:ind w:left="3600" w:hanging="360"/>
+      </w:pPr>
+    </w:lvl>
+    <w:lvl w:ilvl="5" w:tentative="1">
+      <w:start w:val="1"/>
+      <w:numFmt w:val="decimal"/>
+      <w:lvlText w:val="%6."/>
+      <w:lvlJc w:val="left"/>
+      <w:pPr>
+        <w:tabs>
+          <w:tab w:val="num" w:pos="4320"/>
+        </w:tabs>
+        <w:ind w:left="4320" w:hanging="360"/>
+      </w:pPr>
+    </w:lvl>
+    <w:lvl w:ilvl="6" w:tentative="1">
+      <w:start w:val="1"/>
+      <w:numFmt w:val="decimal"/>
+      <w:lvlText w:val="%7."/>
+      <w:lvlJc w:val="left"/>
+      <w:pPr>
+        <w:tabs>
+          <w:tab w:val="num" w:pos="5040"/>
+        </w:tabs>
+        <w:ind w:left="5040" w:hanging="360"/>
+      </w:pPr>
+    </w:lvl>
+    <w:lvl w:ilvl="7" w:tentative="1">
+      <w:start w:val="1"/>
+      <w:numFmt w:val="decimal"/>
+      <w:lvlText w:val="%8."/>
+      <w:lvlJc w:val="left"/>
+      <w:pPr>
+        <w:tabs>
+          <w:tab w:val="num" w:pos="5760"/>
+        </w:tabs>
+        <w:ind w:left="5760" w:hanging="360"/>
+      </w:pPr>
+    </w:lvl>
+    <w:lvl w:ilvl="8" w:tentative="1">
+      <w:start w:val="1"/>
+      <w:numFmt w:val="decimal"/>
+      <w:lvlText w:val="%9."/>
+      <w:lvlJc w:val="left"/>
+      <w:pPr>
+        <w:tabs>
+          <w:tab w:val="num" w:pos="6480"/>
+        </w:tabs>
+        <w:ind w:left="6480" w:hanging="360"/>
+      </w:pPr>
+    </w:lvl>
+  </w:abstractNum>
+  <w:abstractNum w:abstractNumId="27" w15:restartNumberingAfterBreak="0">
     <w:nsid w:val="669E1870"/>
     <w:multiLevelType w:val="multilevel"/>
     <w:tmpl w:val="87BA8F6C"/>
@@ -3277,7 +6932,265 @@
       </w:rPr>
     </w:lvl>
   </w:abstractNum>
-  <w:abstractNum w:abstractNumId="14" w15:restartNumberingAfterBreak="0">
+  <w:abstractNum w:abstractNumId="28" w15:restartNumberingAfterBreak="0">
+    <w:nsid w:val="68AF5BC2"/>
+    <w:multiLevelType w:val="multilevel"/>
+    <w:tmpl w:val="BBF09E78"/>
+    <w:lvl w:ilvl="0">
+      <w:start w:val="1"/>
+      <w:numFmt w:val="bullet"/>
+      <w:lvlText w:val=""/>
+      <w:lvlJc w:val="left"/>
+      <w:pPr>
+        <w:tabs>
+          <w:tab w:val="num" w:pos="720"/>
+        </w:tabs>
+        <w:ind w:left="720" w:hanging="360"/>
+      </w:pPr>
+      <w:rPr>
+        <w:rFonts w:ascii="Symbol" w:hAnsi="Symbol" w:hint="default"/>
+        <w:sz w:val="20"/>
+      </w:rPr>
+    </w:lvl>
+    <w:lvl w:ilvl="1">
+      <w:start w:val="1"/>
+      <w:numFmt w:val="decimal"/>
+      <w:lvlText w:val="%2."/>
+      <w:lvlJc w:val="left"/>
+      <w:pPr>
+        <w:tabs>
+          <w:tab w:val="num" w:pos="1440"/>
+        </w:tabs>
+        <w:ind w:left="1440" w:hanging="360"/>
+      </w:pPr>
+    </w:lvl>
+    <w:lvl w:ilvl="2" w:tentative="1">
+      <w:start w:val="1"/>
+      <w:numFmt w:val="bullet"/>
+      <w:lvlText w:val=""/>
+      <w:lvlJc w:val="left"/>
+      <w:pPr>
+        <w:tabs>
+          <w:tab w:val="num" w:pos="2160"/>
+        </w:tabs>
+        <w:ind w:left="2160" w:hanging="360"/>
+      </w:pPr>
+      <w:rPr>
+        <w:rFonts w:ascii="Wingdings" w:hAnsi="Wingdings" w:hint="default"/>
+        <w:sz w:val="20"/>
+      </w:rPr>
+    </w:lvl>
+    <w:lvl w:ilvl="3" w:tentative="1">
+      <w:start w:val="1"/>
+      <w:numFmt w:val="bullet"/>
+      <w:lvlText w:val=""/>
+      <w:lvlJc w:val="left"/>
+      <w:pPr>
+        <w:tabs>
+          <w:tab w:val="num" w:pos="2880"/>
+        </w:tabs>
+        <w:ind w:left="2880" w:hanging="360"/>
+      </w:pPr>
+      <w:rPr>
+        <w:rFonts w:ascii="Wingdings" w:hAnsi="Wingdings" w:hint="default"/>
+        <w:sz w:val="20"/>
+      </w:rPr>
+    </w:lvl>
+    <w:lvl w:ilvl="4" w:tentative="1">
+      <w:start w:val="1"/>
+      <w:numFmt w:val="bullet"/>
+      <w:lvlText w:val=""/>
+      <w:lvlJc w:val="left"/>
+      <w:pPr>
+        <w:tabs>
+          <w:tab w:val="num" w:pos="3600"/>
+        </w:tabs>
+        <w:ind w:left="3600" w:hanging="360"/>
+      </w:pPr>
+      <w:rPr>
+        <w:rFonts w:ascii="Wingdings" w:hAnsi="Wingdings" w:hint="default"/>
+        <w:sz w:val="20"/>
+      </w:rPr>
+    </w:lvl>
+    <w:lvl w:ilvl="5" w:tentative="1">
+      <w:start w:val="1"/>
+      <w:numFmt w:val="bullet"/>
+      <w:lvlText w:val=""/>
+      <w:lvlJc w:val="left"/>
+      <w:pPr>
+        <w:tabs>
+          <w:tab w:val="num" w:pos="4320"/>
+        </w:tabs>
+        <w:ind w:left="4320" w:hanging="360"/>
+      </w:pPr>
+      <w:rPr>
+        <w:rFonts w:ascii="Wingdings" w:hAnsi="Wingdings" w:hint="default"/>
+        <w:sz w:val="20"/>
+      </w:rPr>
+    </w:lvl>
+    <w:lvl w:ilvl="6" w:tentative="1">
+      <w:start w:val="1"/>
+      <w:numFmt w:val="bullet"/>
+      <w:lvlText w:val=""/>
+      <w:lvlJc w:val="left"/>
+      <w:pPr>
+        <w:tabs>
+          <w:tab w:val="num" w:pos="5040"/>
+        </w:tabs>
+        <w:ind w:left="5040" w:hanging="360"/>
+      </w:pPr>
+      <w:rPr>
+        <w:rFonts w:ascii="Wingdings" w:hAnsi="Wingdings" w:hint="default"/>
+        <w:sz w:val="20"/>
+      </w:rPr>
+    </w:lvl>
+    <w:lvl w:ilvl="7" w:tentative="1">
+      <w:start w:val="1"/>
+      <w:numFmt w:val="bullet"/>
+      <w:lvlText w:val=""/>
+      <w:lvlJc w:val="left"/>
+      <w:pPr>
+        <w:tabs>
+          <w:tab w:val="num" w:pos="5760"/>
+        </w:tabs>
+        <w:ind w:left="5760" w:hanging="360"/>
+      </w:pPr>
+      <w:rPr>
+        <w:rFonts w:ascii="Wingdings" w:hAnsi="Wingdings" w:hint="default"/>
+        <w:sz w:val="20"/>
+      </w:rPr>
+    </w:lvl>
+    <w:lvl w:ilvl="8" w:tentative="1">
+      <w:start w:val="1"/>
+      <w:numFmt w:val="bullet"/>
+      <w:lvlText w:val=""/>
+      <w:lvlJc w:val="left"/>
+      <w:pPr>
+        <w:tabs>
+          <w:tab w:val="num" w:pos="6480"/>
+        </w:tabs>
+        <w:ind w:left="6480" w:hanging="360"/>
+      </w:pPr>
+      <w:rPr>
+        <w:rFonts w:ascii="Wingdings" w:hAnsi="Wingdings" w:hint="default"/>
+        <w:sz w:val="20"/>
+      </w:rPr>
+    </w:lvl>
+  </w:abstractNum>
+  <w:abstractNum w:abstractNumId="29" w15:restartNumberingAfterBreak="0">
+    <w:nsid w:val="6C5C4463"/>
+    <w:multiLevelType w:val="hybridMultilevel"/>
+    <w:tmpl w:val="772A031A"/>
+    <w:lvl w:ilvl="0" w:tplc="04250001">
+      <w:start w:val="1"/>
+      <w:numFmt w:val="bullet"/>
+      <w:lvlText w:val=""/>
+      <w:lvlJc w:val="left"/>
+      <w:pPr>
+        <w:ind w:left="720" w:hanging="360"/>
+      </w:pPr>
+      <w:rPr>
+        <w:rFonts w:ascii="Symbol" w:hAnsi="Symbol" w:hint="default"/>
+      </w:rPr>
+    </w:lvl>
+    <w:lvl w:ilvl="1" w:tplc="04250003" w:tentative="1">
+      <w:start w:val="1"/>
+      <w:numFmt w:val="bullet"/>
+      <w:lvlText w:val="o"/>
+      <w:lvlJc w:val="left"/>
+      <w:pPr>
+        <w:ind w:left="1440" w:hanging="360"/>
+      </w:pPr>
+      <w:rPr>
+        <w:rFonts w:ascii="Courier New" w:hAnsi="Courier New" w:cs="Courier New" w:hint="default"/>
+      </w:rPr>
+    </w:lvl>
+    <w:lvl w:ilvl="2" w:tplc="04250005" w:tentative="1">
+      <w:start w:val="1"/>
+      <w:numFmt w:val="bullet"/>
+      <w:lvlText w:val=""/>
+      <w:lvlJc w:val="left"/>
+      <w:pPr>
+        <w:ind w:left="2160" w:hanging="360"/>
+      </w:pPr>
+      <w:rPr>
+        <w:rFonts w:ascii="Wingdings" w:hAnsi="Wingdings" w:hint="default"/>
+      </w:rPr>
+    </w:lvl>
+    <w:lvl w:ilvl="3" w:tplc="04250001" w:tentative="1">
+      <w:start w:val="1"/>
+      <w:numFmt w:val="bullet"/>
+      <w:lvlText w:val=""/>
+      <w:lvlJc w:val="left"/>
+      <w:pPr>
+        <w:ind w:left="2880" w:hanging="360"/>
+      </w:pPr>
+      <w:rPr>
+        <w:rFonts w:ascii="Symbol" w:hAnsi="Symbol" w:hint="default"/>
+      </w:rPr>
+    </w:lvl>
+    <w:lvl w:ilvl="4" w:tplc="04250003" w:tentative="1">
+      <w:start w:val="1"/>
+      <w:numFmt w:val="bullet"/>
+      <w:lvlText w:val="o"/>
+      <w:lvlJc w:val="left"/>
+      <w:pPr>
+        <w:ind w:left="3600" w:hanging="360"/>
+      </w:pPr>
+      <w:rPr>
+        <w:rFonts w:ascii="Courier New" w:hAnsi="Courier New" w:cs="Courier New" w:hint="default"/>
+      </w:rPr>
+    </w:lvl>
+    <w:lvl w:ilvl="5" w:tplc="04250005" w:tentative="1">
+      <w:start w:val="1"/>
+      <w:numFmt w:val="bullet"/>
+      <w:lvlText w:val=""/>
+      <w:lvlJc w:val="left"/>
+      <w:pPr>
+        <w:ind w:left="4320" w:hanging="360"/>
+      </w:pPr>
+      <w:rPr>
+        <w:rFonts w:ascii="Wingdings" w:hAnsi="Wingdings" w:hint="default"/>
+      </w:rPr>
+    </w:lvl>
+    <w:lvl w:ilvl="6" w:tplc="04250001" w:tentative="1">
+      <w:start w:val="1"/>
+      <w:numFmt w:val="bullet"/>
+      <w:lvlText w:val=""/>
+      <w:lvlJc w:val="left"/>
+      <w:pPr>
+        <w:ind w:left="5040" w:hanging="360"/>
+      </w:pPr>
+      <w:rPr>
+        <w:rFonts w:ascii="Symbol" w:hAnsi="Symbol" w:hint="default"/>
+      </w:rPr>
+    </w:lvl>
+    <w:lvl w:ilvl="7" w:tplc="04250003" w:tentative="1">
+      <w:start w:val="1"/>
+      <w:numFmt w:val="bullet"/>
+      <w:lvlText w:val="o"/>
+      <w:lvlJc w:val="left"/>
+      <w:pPr>
+        <w:ind w:left="5760" w:hanging="360"/>
+      </w:pPr>
+      <w:rPr>
+        <w:rFonts w:ascii="Courier New" w:hAnsi="Courier New" w:cs="Courier New" w:hint="default"/>
+      </w:rPr>
+    </w:lvl>
+    <w:lvl w:ilvl="8" w:tplc="04250005" w:tentative="1">
+      <w:start w:val="1"/>
+      <w:numFmt w:val="bullet"/>
+      <w:lvlText w:val=""/>
+      <w:lvlJc w:val="left"/>
+      <w:pPr>
+        <w:ind w:left="6480" w:hanging="360"/>
+      </w:pPr>
+      <w:rPr>
+        <w:rFonts w:ascii="Wingdings" w:hAnsi="Wingdings" w:hint="default"/>
+      </w:rPr>
+    </w:lvl>
+  </w:abstractNum>
+  <w:abstractNum w:abstractNumId="30" w15:restartNumberingAfterBreak="0">
     <w:nsid w:val="6D1A501F"/>
     <w:multiLevelType w:val="multilevel"/>
     <w:tmpl w:val="0DA28030"/>
@@ -3426,7 +7339,156 @@
       </w:rPr>
     </w:lvl>
   </w:abstractNum>
-  <w:abstractNum w:abstractNumId="15" w15:restartNumberingAfterBreak="0">
+  <w:abstractNum w:abstractNumId="31" w15:restartNumberingAfterBreak="0">
+    <w:nsid w:val="6EC00ECF"/>
+    <w:multiLevelType w:val="multilevel"/>
+    <w:tmpl w:val="95961DCC"/>
+    <w:lvl w:ilvl="0">
+      <w:start w:val="1"/>
+      <w:numFmt w:val="bullet"/>
+      <w:lvlText w:val=""/>
+      <w:lvlJc w:val="left"/>
+      <w:pPr>
+        <w:tabs>
+          <w:tab w:val="num" w:pos="720"/>
+        </w:tabs>
+        <w:ind w:left="720" w:hanging="360"/>
+      </w:pPr>
+      <w:rPr>
+        <w:rFonts w:ascii="Symbol" w:hAnsi="Symbol" w:hint="default"/>
+        <w:sz w:val="20"/>
+      </w:rPr>
+    </w:lvl>
+    <w:lvl w:ilvl="1" w:tentative="1">
+      <w:start w:val="1"/>
+      <w:numFmt w:val="bullet"/>
+      <w:lvlText w:val="o"/>
+      <w:lvlJc w:val="left"/>
+      <w:pPr>
+        <w:tabs>
+          <w:tab w:val="num" w:pos="1440"/>
+        </w:tabs>
+        <w:ind w:left="1440" w:hanging="360"/>
+      </w:pPr>
+      <w:rPr>
+        <w:rFonts w:ascii="Courier New" w:hAnsi="Courier New" w:hint="default"/>
+        <w:sz w:val="20"/>
+      </w:rPr>
+    </w:lvl>
+    <w:lvl w:ilvl="2" w:tentative="1">
+      <w:start w:val="1"/>
+      <w:numFmt w:val="bullet"/>
+      <w:lvlText w:val=""/>
+      <w:lvlJc w:val="left"/>
+      <w:pPr>
+        <w:tabs>
+          <w:tab w:val="num" w:pos="2160"/>
+        </w:tabs>
+        <w:ind w:left="2160" w:hanging="360"/>
+      </w:pPr>
+      <w:rPr>
+        <w:rFonts w:ascii="Wingdings" w:hAnsi="Wingdings" w:hint="default"/>
+        <w:sz w:val="20"/>
+      </w:rPr>
+    </w:lvl>
+    <w:lvl w:ilvl="3" w:tentative="1">
+      <w:start w:val="1"/>
+      <w:numFmt w:val="bullet"/>
+      <w:lvlText w:val=""/>
+      <w:lvlJc w:val="left"/>
+      <w:pPr>
+        <w:tabs>
+          <w:tab w:val="num" w:pos="2880"/>
+        </w:tabs>
+        <w:ind w:left="2880" w:hanging="360"/>
+      </w:pPr>
+      <w:rPr>
+        <w:rFonts w:ascii="Wingdings" w:hAnsi="Wingdings" w:hint="default"/>
+        <w:sz w:val="20"/>
+      </w:rPr>
+    </w:lvl>
+    <w:lvl w:ilvl="4" w:tentative="1">
+      <w:start w:val="1"/>
+      <w:numFmt w:val="bullet"/>
+      <w:lvlText w:val=""/>
+      <w:lvlJc w:val="left"/>
+      <w:pPr>
+        <w:tabs>
+          <w:tab w:val="num" w:pos="3600"/>
+        </w:tabs>
+        <w:ind w:left="3600" w:hanging="360"/>
+      </w:pPr>
+      <w:rPr>
+        <w:rFonts w:ascii="Wingdings" w:hAnsi="Wingdings" w:hint="default"/>
+        <w:sz w:val="20"/>
+      </w:rPr>
+    </w:lvl>
+    <w:lvl w:ilvl="5" w:tentative="1">
+      <w:start w:val="1"/>
+      <w:numFmt w:val="bullet"/>
+      <w:lvlText w:val=""/>
+      <w:lvlJc w:val="left"/>
+      <w:pPr>
+        <w:tabs>
+          <w:tab w:val="num" w:pos="4320"/>
+        </w:tabs>
+        <w:ind w:left="4320" w:hanging="360"/>
+      </w:pPr>
+      <w:rPr>
+        <w:rFonts w:ascii="Wingdings" w:hAnsi="Wingdings" w:hint="default"/>
+        <w:sz w:val="20"/>
+      </w:rPr>
+    </w:lvl>
+    <w:lvl w:ilvl="6" w:tentative="1">
+      <w:start w:val="1"/>
+      <w:numFmt w:val="bullet"/>
+      <w:lvlText w:val=""/>
+      <w:lvlJc w:val="left"/>
+      <w:pPr>
+        <w:tabs>
+          <w:tab w:val="num" w:pos="5040"/>
+        </w:tabs>
+        <w:ind w:left="5040" w:hanging="360"/>
+      </w:pPr>
+      <w:rPr>
+        <w:rFonts w:ascii="Wingdings" w:hAnsi="Wingdings" w:hint="default"/>
+        <w:sz w:val="20"/>
+      </w:rPr>
+    </w:lvl>
+    <w:lvl w:ilvl="7" w:tentative="1">
+      <w:start w:val="1"/>
+      <w:numFmt w:val="bullet"/>
+      <w:lvlText w:val=""/>
+      <w:lvlJc w:val="left"/>
+      <w:pPr>
+        <w:tabs>
+          <w:tab w:val="num" w:pos="5760"/>
+        </w:tabs>
+        <w:ind w:left="5760" w:hanging="360"/>
+      </w:pPr>
+      <w:rPr>
+        <w:rFonts w:ascii="Wingdings" w:hAnsi="Wingdings" w:hint="default"/>
+        <w:sz w:val="20"/>
+      </w:rPr>
+    </w:lvl>
+    <w:lvl w:ilvl="8" w:tentative="1">
+      <w:start w:val="1"/>
+      <w:numFmt w:val="bullet"/>
+      <w:lvlText w:val=""/>
+      <w:lvlJc w:val="left"/>
+      <w:pPr>
+        <w:tabs>
+          <w:tab w:val="num" w:pos="6480"/>
+        </w:tabs>
+        <w:ind w:left="6480" w:hanging="360"/>
+      </w:pPr>
+      <w:rPr>
+        <w:rFonts w:ascii="Wingdings" w:hAnsi="Wingdings" w:hint="default"/>
+        <w:sz w:val="20"/>
+      </w:rPr>
+    </w:lvl>
+  </w:abstractNum>
+  <w:abstractNum w:abstractNumId="32" w15:restartNumberingAfterBreak="0">
     <w:nsid w:val="70BF2C7A"/>
     <w:multiLevelType w:val="multilevel"/>
     <w:tmpl w:val="1562A278"/>
@@ -3575,7 +7637,156 @@
       </w:rPr>
     </w:lvl>
   </w:abstractNum>
-  <w:abstractNum w:abstractNumId="16" w15:restartNumberingAfterBreak="0">
+  <w:abstractNum w:abstractNumId="33" w15:restartNumberingAfterBreak="0">
+    <w:nsid w:val="70C51484"/>
+    <w:multiLevelType w:val="multilevel"/>
+    <w:tmpl w:val="9E128CE4"/>
+    <w:lvl w:ilvl="0">
+      <w:start w:val="1"/>
+      <w:numFmt w:val="bullet"/>
+      <w:lvlText w:val=""/>
+      <w:lvlJc w:val="left"/>
+      <w:pPr>
+        <w:tabs>
+          <w:tab w:val="num" w:pos="720"/>
+        </w:tabs>
+        <w:ind w:left="720" w:hanging="360"/>
+      </w:pPr>
+      <w:rPr>
+        <w:rFonts w:ascii="Symbol" w:hAnsi="Symbol" w:hint="default"/>
+        <w:sz w:val="20"/>
+      </w:rPr>
+    </w:lvl>
+    <w:lvl w:ilvl="1">
+      <w:start w:val="1"/>
+      <w:numFmt w:val="bullet"/>
+      <w:lvlText w:val="o"/>
+      <w:lvlJc w:val="left"/>
+      <w:pPr>
+        <w:tabs>
+          <w:tab w:val="num" w:pos="1440"/>
+        </w:tabs>
+        <w:ind w:left="1440" w:hanging="360"/>
+      </w:pPr>
+      <w:rPr>
+        <w:rFonts w:ascii="Courier New" w:hAnsi="Courier New" w:hint="default"/>
+        <w:sz w:val="20"/>
+      </w:rPr>
+    </w:lvl>
+    <w:lvl w:ilvl="2" w:tentative="1">
+      <w:start w:val="1"/>
+      <w:numFmt w:val="bullet"/>
+      <w:lvlText w:val=""/>
+      <w:lvlJc w:val="left"/>
+      <w:pPr>
+        <w:tabs>
+          <w:tab w:val="num" w:pos="2160"/>
+        </w:tabs>
+        <w:ind w:left="2160" w:hanging="360"/>
+      </w:pPr>
+      <w:rPr>
+        <w:rFonts w:ascii="Wingdings" w:hAnsi="Wingdings" w:hint="default"/>
+        <w:sz w:val="20"/>
+      </w:rPr>
+    </w:lvl>
+    <w:lvl w:ilvl="3" w:tentative="1">
+      <w:start w:val="1"/>
+      <w:numFmt w:val="bullet"/>
+      <w:lvlText w:val=""/>
+      <w:lvlJc w:val="left"/>
+      <w:pPr>
+        <w:tabs>
+          <w:tab w:val="num" w:pos="2880"/>
+        </w:tabs>
+        <w:ind w:left="2880" w:hanging="360"/>
+      </w:pPr>
+      <w:rPr>
+        <w:rFonts w:ascii="Wingdings" w:hAnsi="Wingdings" w:hint="default"/>
+        <w:sz w:val="20"/>
+      </w:rPr>
+    </w:lvl>
+    <w:lvl w:ilvl="4" w:tentative="1">
+      <w:start w:val="1"/>
+      <w:numFmt w:val="bullet"/>
+      <w:lvlText w:val=""/>
+      <w:lvlJc w:val="left"/>
+      <w:pPr>
+        <w:tabs>
+          <w:tab w:val="num" w:pos="3600"/>
+        </w:tabs>
+        <w:ind w:left="3600" w:hanging="360"/>
+      </w:pPr>
+      <w:rPr>
+        <w:rFonts w:ascii="Wingdings" w:hAnsi="Wingdings" w:hint="default"/>
+        <w:sz w:val="20"/>
+      </w:rPr>
+    </w:lvl>
+    <w:lvl w:ilvl="5" w:tentative="1">
+      <w:start w:val="1"/>
+      <w:numFmt w:val="bullet"/>
+      <w:lvlText w:val=""/>
+      <w:lvlJc w:val="left"/>
+      <w:pPr>
+        <w:tabs>
+          <w:tab w:val="num" w:pos="4320"/>
+        </w:tabs>
+        <w:ind w:left="4320" w:hanging="360"/>
+      </w:pPr>
+      <w:rPr>
+        <w:rFonts w:ascii="Wingdings" w:hAnsi="Wingdings" w:hint="default"/>
+        <w:sz w:val="20"/>
+      </w:rPr>
+    </w:lvl>
+    <w:lvl w:ilvl="6" w:tentative="1">
+      <w:start w:val="1"/>
+      <w:numFmt w:val="bullet"/>
+      <w:lvlText w:val=""/>
+      <w:lvlJc w:val="left"/>
+      <w:pPr>
+        <w:tabs>
+          <w:tab w:val="num" w:pos="5040"/>
+        </w:tabs>
+        <w:ind w:left="5040" w:hanging="360"/>
+      </w:pPr>
+      <w:rPr>
+        <w:rFonts w:ascii="Wingdings" w:hAnsi="Wingdings" w:hint="default"/>
+        <w:sz w:val="20"/>
+      </w:rPr>
+    </w:lvl>
+    <w:lvl w:ilvl="7" w:tentative="1">
+      <w:start w:val="1"/>
+      <w:numFmt w:val="bullet"/>
+      <w:lvlText w:val=""/>
+      <w:lvlJc w:val="left"/>
+      <w:pPr>
+        <w:tabs>
+          <w:tab w:val="num" w:pos="5760"/>
+        </w:tabs>
+        <w:ind w:left="5760" w:hanging="360"/>
+      </w:pPr>
+      <w:rPr>
+        <w:rFonts w:ascii="Wingdings" w:hAnsi="Wingdings" w:hint="default"/>
+        <w:sz w:val="20"/>
+      </w:rPr>
+    </w:lvl>
+    <w:lvl w:ilvl="8" w:tentative="1">
+      <w:start w:val="1"/>
+      <w:numFmt w:val="bullet"/>
+      <w:lvlText w:val=""/>
+      <w:lvlJc w:val="left"/>
+      <w:pPr>
+        <w:tabs>
+          <w:tab w:val="num" w:pos="6480"/>
+        </w:tabs>
+        <w:ind w:left="6480" w:hanging="360"/>
+      </w:pPr>
+      <w:rPr>
+        <w:rFonts w:ascii="Wingdings" w:hAnsi="Wingdings" w:hint="default"/>
+        <w:sz w:val="20"/>
+      </w:rPr>
+    </w:lvl>
+  </w:abstractNum>
+  <w:abstractNum w:abstractNumId="34" w15:restartNumberingAfterBreak="0">
     <w:nsid w:val="718B259F"/>
     <w:multiLevelType w:val="multilevel"/>
     <w:tmpl w:val="F71A683C"/>
@@ -3724,7 +7935,7 @@
       </w:rPr>
     </w:lvl>
   </w:abstractNum>
-  <w:abstractNum w:abstractNumId="17" w15:restartNumberingAfterBreak="0">
+  <w:abstractNum w:abstractNumId="35" w15:restartNumberingAfterBreak="0">
     <w:nsid w:val="729168D8"/>
     <w:multiLevelType w:val="multilevel"/>
     <w:tmpl w:val="D6DEB760"/>
@@ -3873,7 +8084,301 @@
       </w:rPr>
     </w:lvl>
   </w:abstractNum>
-  <w:abstractNum w:abstractNumId="18" w15:restartNumberingAfterBreak="0">
+  <w:abstractNum w:abstractNumId="36" w15:restartNumberingAfterBreak="0">
+    <w:nsid w:val="731077A3"/>
+    <w:multiLevelType w:val="multilevel"/>
+    <w:tmpl w:val="E59C51FA"/>
+    <w:lvl w:ilvl="0">
+      <w:start w:val="1"/>
+      <w:numFmt w:val="bullet"/>
+      <w:lvlText w:val=""/>
+      <w:lvlJc w:val="left"/>
+      <w:pPr>
+        <w:tabs>
+          <w:tab w:val="num" w:pos="720"/>
+        </w:tabs>
+        <w:ind w:left="720" w:hanging="360"/>
+      </w:pPr>
+      <w:rPr>
+        <w:rFonts w:ascii="Symbol" w:hAnsi="Symbol" w:hint="default"/>
+        <w:sz w:val="20"/>
+      </w:rPr>
+    </w:lvl>
+    <w:lvl w:ilvl="1">
+      <w:start w:val="1"/>
+      <w:numFmt w:val="decimal"/>
+      <w:lvlText w:val="%2."/>
+      <w:lvlJc w:val="left"/>
+      <w:pPr>
+        <w:tabs>
+          <w:tab w:val="num" w:pos="1440"/>
+        </w:tabs>
+        <w:ind w:left="1440" w:hanging="360"/>
+      </w:pPr>
+    </w:lvl>
+    <w:lvl w:ilvl="2" w:tentative="1">
+      <w:start w:val="1"/>
+      <w:numFmt w:val="bullet"/>
+      <w:lvlText w:val=""/>
+      <w:lvlJc w:val="left"/>
+      <w:pPr>
+        <w:tabs>
+          <w:tab w:val="num" w:pos="2160"/>
+        </w:tabs>
+        <w:ind w:left="2160" w:hanging="360"/>
+      </w:pPr>
+      <w:rPr>
+        <w:rFonts w:ascii="Wingdings" w:hAnsi="Wingdings" w:hint="default"/>
+        <w:sz w:val="20"/>
+      </w:rPr>
+    </w:lvl>
+    <w:lvl w:ilvl="3" w:tentative="1">
+      <w:start w:val="1"/>
+      <w:numFmt w:val="bullet"/>
+      <w:lvlText w:val=""/>
+      <w:lvlJc w:val="left"/>
+      <w:pPr>
+        <w:tabs>
+          <w:tab w:val="num" w:pos="2880"/>
+        </w:tabs>
+        <w:ind w:left="2880" w:hanging="360"/>
+      </w:pPr>
+      <w:rPr>
+        <w:rFonts w:ascii="Wingdings" w:hAnsi="Wingdings" w:hint="default"/>
+        <w:sz w:val="20"/>
+      </w:rPr>
+    </w:lvl>
+    <w:lvl w:ilvl="4" w:tentative="1">
+      <w:start w:val="1"/>
+      <w:numFmt w:val="bullet"/>
+      <w:lvlText w:val=""/>
+      <w:lvlJc w:val="left"/>
+      <w:pPr>
+        <w:tabs>
+          <w:tab w:val="num" w:pos="3600"/>
+        </w:tabs>
+        <w:ind w:left="3600" w:hanging="360"/>
+      </w:pPr>
+      <w:rPr>
+        <w:rFonts w:ascii="Wingdings" w:hAnsi="Wingdings" w:hint="default"/>
+        <w:sz w:val="20"/>
+      </w:rPr>
+    </w:lvl>
+    <w:lvl w:ilvl="5" w:tentative="1">
+      <w:start w:val="1"/>
+      <w:numFmt w:val="bullet"/>
+      <w:lvlText w:val=""/>
+      <w:lvlJc w:val="left"/>
+      <w:pPr>
+        <w:tabs>
+          <w:tab w:val="num" w:pos="4320"/>
+        </w:tabs>
+        <w:ind w:left="4320" w:hanging="360"/>
+      </w:pPr>
+      <w:rPr>
+        <w:rFonts w:ascii="Wingdings" w:hAnsi="Wingdings" w:hint="default"/>
+        <w:sz w:val="20"/>
+      </w:rPr>
+    </w:lvl>
+    <w:lvl w:ilvl="6" w:tentative="1">
+      <w:start w:val="1"/>
+      <w:numFmt w:val="bullet"/>
+      <w:lvlText w:val=""/>
+      <w:lvlJc w:val="left"/>
+      <w:pPr>
+        <w:tabs>
+          <w:tab w:val="num" w:pos="5040"/>
+        </w:tabs>
+        <w:ind w:left="5040" w:hanging="360"/>
+      </w:pPr>
+      <w:rPr>
+        <w:rFonts w:ascii="Wingdings" w:hAnsi="Wingdings" w:hint="default"/>
+        <w:sz w:val="20"/>
+      </w:rPr>
+    </w:lvl>
+    <w:lvl w:ilvl="7" w:tentative="1">
+      <w:start w:val="1"/>
+      <w:numFmt w:val="bullet"/>
+      <w:lvlText w:val=""/>
+      <w:lvlJc w:val="left"/>
+      <w:pPr>
+        <w:tabs>
+          <w:tab w:val="num" w:pos="5760"/>
+        </w:tabs>
+        <w:ind w:left="5760" w:hanging="360"/>
+      </w:pPr>
+      <w:rPr>
+        <w:rFonts w:ascii="Wingdings" w:hAnsi="Wingdings" w:hint="default"/>
+        <w:sz w:val="20"/>
+      </w:rPr>
+    </w:lvl>
+    <w:lvl w:ilvl="8" w:tentative="1">
+      <w:start w:val="1"/>
+      <w:numFmt w:val="bullet"/>
+      <w:lvlText w:val=""/>
+      <w:lvlJc w:val="left"/>
+      <w:pPr>
+        <w:tabs>
+          <w:tab w:val="num" w:pos="6480"/>
+        </w:tabs>
+        <w:ind w:left="6480" w:hanging="360"/>
+      </w:pPr>
+      <w:rPr>
+        <w:rFonts w:ascii="Wingdings" w:hAnsi="Wingdings" w:hint="default"/>
+        <w:sz w:val="20"/>
+      </w:rPr>
+    </w:lvl>
+  </w:abstractNum>
+  <w:abstractNum w:abstractNumId="37" w15:restartNumberingAfterBreak="0">
+    <w:nsid w:val="7B176394"/>
+    <w:multiLevelType w:val="multilevel"/>
+    <w:tmpl w:val="FBA8252E"/>
+    <w:lvl w:ilvl="0">
+      <w:start w:val="1"/>
+      <w:numFmt w:val="bullet"/>
+      <w:lvlText w:val=""/>
+      <w:lvlJc w:val="left"/>
+      <w:pPr>
+        <w:tabs>
+          <w:tab w:val="num" w:pos="720"/>
+        </w:tabs>
+        <w:ind w:left="720" w:hanging="360"/>
+      </w:pPr>
+      <w:rPr>
+        <w:rFonts w:ascii="Symbol" w:hAnsi="Symbol" w:hint="default"/>
+        <w:sz w:val="20"/>
+      </w:rPr>
+    </w:lvl>
+    <w:lvl w:ilvl="1" w:tentative="1">
+      <w:start w:val="1"/>
+      <w:numFmt w:val="bullet"/>
+      <w:lvlText w:val="o"/>
+      <w:lvlJc w:val="left"/>
+      <w:pPr>
+        <w:tabs>
+          <w:tab w:val="num" w:pos="1440"/>
+        </w:tabs>
+        <w:ind w:left="1440" w:hanging="360"/>
+      </w:pPr>
+      <w:rPr>
+        <w:rFonts w:ascii="Courier New" w:hAnsi="Courier New" w:hint="default"/>
+        <w:sz w:val="20"/>
+      </w:rPr>
+    </w:lvl>
+    <w:lvl w:ilvl="2" w:tentative="1">
+      <w:start w:val="1"/>
+      <w:numFmt w:val="bullet"/>
+      <w:lvlText w:val=""/>
+      <w:lvlJc w:val="left"/>
+      <w:pPr>
+        <w:tabs>
+          <w:tab w:val="num" w:pos="2160"/>
+        </w:tabs>
+        <w:ind w:left="2160" w:hanging="360"/>
+      </w:pPr>
+      <w:rPr>
+        <w:rFonts w:ascii="Wingdings" w:hAnsi="Wingdings" w:hint="default"/>
+        <w:sz w:val="20"/>
+      </w:rPr>
+    </w:lvl>
+    <w:lvl w:ilvl="3" w:tentative="1">
+      <w:start w:val="1"/>
+      <w:numFmt w:val="bullet"/>
+      <w:lvlText w:val=""/>
+      <w:lvlJc w:val="left"/>
+      <w:pPr>
+        <w:tabs>
+          <w:tab w:val="num" w:pos="2880"/>
+        </w:tabs>
+        <w:ind w:left="2880" w:hanging="360"/>
+      </w:pPr>
+      <w:rPr>
+        <w:rFonts w:ascii="Wingdings" w:hAnsi="Wingdings" w:hint="default"/>
+        <w:sz w:val="20"/>
+      </w:rPr>
+    </w:lvl>
+    <w:lvl w:ilvl="4" w:tentative="1">
+      <w:start w:val="1"/>
+      <w:numFmt w:val="bullet"/>
+      <w:lvlText w:val=""/>
+      <w:lvlJc w:val="left"/>
+      <w:pPr>
+        <w:tabs>
+          <w:tab w:val="num" w:pos="3600"/>
+        </w:tabs>
+        <w:ind w:left="3600" w:hanging="360"/>
+      </w:pPr>
+      <w:rPr>
+        <w:rFonts w:ascii="Wingdings" w:hAnsi="Wingdings" w:hint="default"/>
+        <w:sz w:val="20"/>
+      </w:rPr>
+    </w:lvl>
+    <w:lvl w:ilvl="5" w:tentative="1">
+      <w:start w:val="1"/>
+      <w:numFmt w:val="bullet"/>
+      <w:lvlText w:val=""/>
+      <w:lvlJc w:val="left"/>
+      <w:pPr>
+        <w:tabs>
+          <w:tab w:val="num" w:pos="4320"/>
+        </w:tabs>
+        <w:ind w:left="4320" w:hanging="360"/>
+      </w:pPr>
+      <w:rPr>
+        <w:rFonts w:ascii="Wingdings" w:hAnsi="Wingdings" w:hint="default"/>
+        <w:sz w:val="20"/>
+      </w:rPr>
+    </w:lvl>
+    <w:lvl w:ilvl="6" w:tentative="1">
+      <w:start w:val="1"/>
+      <w:numFmt w:val="bullet"/>
+      <w:lvlText w:val=""/>
+      <w:lvlJc w:val="left"/>
+      <w:pPr>
+        <w:tabs>
+          <w:tab w:val="num" w:pos="5040"/>
+        </w:tabs>
+        <w:ind w:left="5040" w:hanging="360"/>
+      </w:pPr>
+      <w:rPr>
+        <w:rFonts w:ascii="Wingdings" w:hAnsi="Wingdings" w:hint="default"/>
+        <w:sz w:val="20"/>
+      </w:rPr>
+    </w:lvl>
+    <w:lvl w:ilvl="7" w:tentative="1">
+      <w:start w:val="1"/>
+      <w:numFmt w:val="bullet"/>
+      <w:lvlText w:val=""/>
+      <w:lvlJc w:val="left"/>
+      <w:pPr>
+        <w:tabs>
+          <w:tab w:val="num" w:pos="5760"/>
+        </w:tabs>
+        <w:ind w:left="5760" w:hanging="360"/>
+      </w:pPr>
+      <w:rPr>
+        <w:rFonts w:ascii="Wingdings" w:hAnsi="Wingdings" w:hint="default"/>
+        <w:sz w:val="20"/>
+      </w:rPr>
+    </w:lvl>
+    <w:lvl w:ilvl="8" w:tentative="1">
+      <w:start w:val="1"/>
+      <w:numFmt w:val="bullet"/>
+      <w:lvlText w:val=""/>
+      <w:lvlJc w:val="left"/>
+      <w:pPr>
+        <w:tabs>
+          <w:tab w:val="num" w:pos="6480"/>
+        </w:tabs>
+        <w:ind w:left="6480" w:hanging="360"/>
+      </w:pPr>
+      <w:rPr>
+        <w:rFonts w:ascii="Wingdings" w:hAnsi="Wingdings" w:hint="default"/>
+        <w:sz w:val="20"/>
+      </w:rPr>
+    </w:lvl>
+  </w:abstractNum>
+  <w:abstractNum w:abstractNumId="38" w15:restartNumberingAfterBreak="0">
     <w:nsid w:val="7B203AB1"/>
     <w:multiLevelType w:val="multilevel"/>
     <w:tmpl w:val="CED2ED12"/>
@@ -4022,7 +8527,7 @@
       </w:rPr>
     </w:lvl>
   </w:abstractNum>
-  <w:abstractNum w:abstractNumId="19" w15:restartNumberingAfterBreak="0">
+  <w:abstractNum w:abstractNumId="39" w15:restartNumberingAfterBreak="0">
     <w:nsid w:val="7E0C738B"/>
     <w:multiLevelType w:val="multilevel"/>
     <w:tmpl w:val="C19C3592"/>
@@ -4172,64 +8677,141 @@
     </w:lvl>
   </w:abstractNum>
   <w:num w:numId="1" w16cid:durableId="27343711">
-    <w:abstractNumId w:val="9"/>
+    <w:abstractNumId w:val="19"/>
   </w:num>
   <w:num w:numId="2" w16cid:durableId="1189878167">
-    <w:abstractNumId w:val="13"/>
+    <w:abstractNumId w:val="27"/>
   </w:num>
   <w:num w:numId="3" w16cid:durableId="522134800">
-    <w:abstractNumId w:val="14"/>
+    <w:abstractNumId w:val="30"/>
   </w:num>
   <w:num w:numId="4" w16cid:durableId="1368022358">
     <w:abstractNumId w:val="1"/>
   </w:num>
   <w:num w:numId="5" w16cid:durableId="870453898">
-    <w:abstractNumId w:val="15"/>
+    <w:abstractNumId w:val="32"/>
   </w:num>
   <w:num w:numId="6" w16cid:durableId="2080976972">
-    <w:abstractNumId w:val="11"/>
+    <w:abstractNumId w:val="23"/>
   </w:num>
   <w:num w:numId="7" w16cid:durableId="1733383082">
     <w:abstractNumId w:val="2"/>
   </w:num>
   <w:num w:numId="8" w16cid:durableId="314915720">
-    <w:abstractNumId w:val="16"/>
+    <w:abstractNumId w:val="34"/>
   </w:num>
   <w:num w:numId="9" w16cid:durableId="357852277">
-    <w:abstractNumId w:val="4"/>
+    <w:abstractNumId w:val="5"/>
   </w:num>
   <w:num w:numId="10" w16cid:durableId="622276476">
-    <w:abstractNumId w:val="5"/>
+    <w:abstractNumId w:val="9"/>
   </w:num>
   <w:num w:numId="11" w16cid:durableId="865557796">
-    <w:abstractNumId w:val="17"/>
+    <w:abstractNumId w:val="35"/>
   </w:num>
   <w:num w:numId="12" w16cid:durableId="1943954552">
     <w:abstractNumId w:val="0"/>
   </w:num>
   <w:num w:numId="13" w16cid:durableId="1774205295">
+    <w:abstractNumId w:val="4"/>
+  </w:num>
+  <w:num w:numId="14" w16cid:durableId="258950010">
+    <w:abstractNumId w:val="10"/>
+  </w:num>
+  <w:num w:numId="15" w16cid:durableId="2054377148">
+    <w:abstractNumId w:val="20"/>
+  </w:num>
+  <w:num w:numId="16" w16cid:durableId="2110394441">
+    <w:abstractNumId w:val="15"/>
+  </w:num>
+  <w:num w:numId="17" w16cid:durableId="926572840">
+    <w:abstractNumId w:val="38"/>
+  </w:num>
+  <w:num w:numId="18" w16cid:durableId="1303074629">
+    <w:abstractNumId w:val="39"/>
+  </w:num>
+  <w:num w:numId="19" w16cid:durableId="1405839482">
+    <w:abstractNumId w:val="13"/>
+  </w:num>
+  <w:num w:numId="20" w16cid:durableId="2130124051">
+    <w:abstractNumId w:val="24"/>
+  </w:num>
+  <w:num w:numId="21" w16cid:durableId="1577782323">
+    <w:abstractNumId w:val="37"/>
+  </w:num>
+  <w:num w:numId="22" w16cid:durableId="1214275579">
+    <w:abstractNumId w:val="16"/>
+    <w:lvlOverride w:ilvl="1">
+      <w:lvl w:ilvl="1">
+        <w:numFmt w:val="lowerLetter"/>
+        <w:lvlText w:val="%2."/>
+        <w:lvlJc w:val="left"/>
+      </w:lvl>
+    </w:lvlOverride>
+  </w:num>
+  <w:num w:numId="23" w16cid:durableId="1127089221">
+    <w:abstractNumId w:val="16"/>
+    <w:lvlOverride w:ilvl="1">
+      <w:lvl w:ilvl="1">
+        <w:numFmt w:val="lowerLetter"/>
+        <w:lvlText w:val="%2."/>
+        <w:lvlJc w:val="left"/>
+      </w:lvl>
+    </w:lvlOverride>
+  </w:num>
+  <w:num w:numId="24" w16cid:durableId="2040232091">
+    <w:abstractNumId w:val="21"/>
+  </w:num>
+  <w:num w:numId="25" w16cid:durableId="1842115328">
+    <w:abstractNumId w:val="6"/>
+  </w:num>
+  <w:num w:numId="26" w16cid:durableId="626744523">
+    <w:abstractNumId w:val="12"/>
+  </w:num>
+  <w:num w:numId="27" w16cid:durableId="565337783">
+    <w:abstractNumId w:val="29"/>
+  </w:num>
+  <w:num w:numId="28" w16cid:durableId="1715539596">
+    <w:abstractNumId w:val="28"/>
+  </w:num>
+  <w:num w:numId="29" w16cid:durableId="1690445427">
+    <w:abstractNumId w:val="7"/>
+  </w:num>
+  <w:num w:numId="30" w16cid:durableId="692151356">
+    <w:abstractNumId w:val="26"/>
+  </w:num>
+  <w:num w:numId="31" w16cid:durableId="952786855">
     <w:abstractNumId w:val="3"/>
   </w:num>
-  <w:num w:numId="14" w16cid:durableId="258950010">
-    <w:abstractNumId w:val="6"/>
+  <w:num w:numId="32" w16cid:durableId="189531672">
+    <w:abstractNumId w:val="22"/>
   </w:num>
-  <w:num w:numId="15" w16cid:durableId="2054377148">
-    <w:abstractNumId w:val="10"/>
+  <w:num w:numId="33" w16cid:durableId="1309743859">
+    <w:abstractNumId w:val="11"/>
   </w:num>
-  <w:num w:numId="16" w16cid:durableId="2110394441">
+  <w:num w:numId="34" w16cid:durableId="1210263718">
+    <w:abstractNumId w:val="14"/>
+  </w:num>
+  <w:num w:numId="35" w16cid:durableId="53552792">
+    <w:abstractNumId w:val="25"/>
+  </w:num>
+  <w:num w:numId="36" w16cid:durableId="1379351700">
     <w:abstractNumId w:val="8"/>
   </w:num>
-  <w:num w:numId="17" w16cid:durableId="926572840">
+  <w:num w:numId="37" w16cid:durableId="931739896">
+    <w:abstractNumId w:val="31"/>
+  </w:num>
+  <w:num w:numId="38" w16cid:durableId="790973297">
+    <w:abstractNumId w:val="36"/>
+  </w:num>
+  <w:num w:numId="39" w16cid:durableId="1130510469">
+    <w:abstractNumId w:val="33"/>
+  </w:num>
+  <w:num w:numId="40" w16cid:durableId="1326543493">
+    <w:abstractNumId w:val="17"/>
+  </w:num>
+  <w:num w:numId="41" w16cid:durableId="399250526">
     <w:abstractNumId w:val="18"/>
-  </w:num>
-  <w:num w:numId="18" w16cid:durableId="1303074629">
-    <w:abstractNumId w:val="19"/>
-  </w:num>
-  <w:num w:numId="19" w16cid:durableId="1405839482">
-    <w:abstractNumId w:val="7"/>
-  </w:num>
-  <w:num w:numId="20" w16cid:durableId="2130124051">
-    <w:abstractNumId w:val="12"/>
   </w:num>
 </w:numbering>
 </file>
@@ -5150,6 +9732,29 @@
       <w:spacing w:val="5"/>
     </w:rPr>
   </w:style>
+  <w:style w:type="character" w:styleId="Hyperlink">
+    <w:name w:val="Hyperlink"/>
+    <w:basedOn w:val="DefaultParagraphFont"/>
+    <w:uiPriority w:val="99"/>
+    <w:unhideWhenUsed/>
+    <w:rsid w:val="00415CD2"/>
+    <w:rPr>
+      <w:color w:val="467886" w:themeColor="hyperlink"/>
+      <w:u w:val="single"/>
+    </w:rPr>
+  </w:style>
+  <w:style w:type="character" w:styleId="UnresolvedMention">
+    <w:name w:val="Unresolved Mention"/>
+    <w:basedOn w:val="DefaultParagraphFont"/>
+    <w:uiPriority w:val="99"/>
+    <w:semiHidden/>
+    <w:unhideWhenUsed/>
+    <w:rsid w:val="00415CD2"/>
+    <w:rPr>
+      <w:color w:val="605E5C"/>
+      <w:shd w:val="clear" w:color="auto" w:fill="E1DFDD"/>
+    </w:rPr>
+  </w:style>
 </w:styles>
 </file>
 

--- a/Lõputöö kirjeldus.docx
+++ b/Lõputöö kirjeldus.docx
@@ -4,149 +4,212 @@
   <w:body>
     <w:p>
       <w:pPr>
-        <w:rPr>
-          <w:b/>
-          <w:bCs/>
-        </w:rPr>
-      </w:pPr>
-      <w:r>
-        <w:rPr>
-          <w:b/>
-          <w:bCs/>
-        </w:rPr>
-        <w:t>LÕPUTÖÖ / GRUPITÖÖ KIRJELDUS</w:t>
-      </w:r>
-    </w:p>
-    <w:p>
-      <w:pPr>
-        <w:rPr>
-          <w:b/>
-          <w:bCs/>
-        </w:rPr>
-      </w:pPr>
-      <w:r>
-        <w:rPr>
-          <w:b/>
-          <w:bCs/>
-        </w:rPr>
-        <w:t>1. Sissejuhatus ja probleemi püstitus</w:t>
-      </w:r>
-    </w:p>
-    <w:p>
-      <w:pPr>
+        <w:jc w:val="center"/>
+        <w:rPr>
+          <w:b/>
+          <w:bCs/>
+          <w:sz w:val="32"/>
+          <w:szCs w:val="32"/>
+        </w:rPr>
+      </w:pPr>
+      <w:r>
+        <w:rPr>
+          <w:b/>
+          <w:bCs/>
+          <w:sz w:val="32"/>
+          <w:szCs w:val="32"/>
+        </w:rPr>
+        <w:t>Kinnisvara hindade ja palkade võrdlus Eesti näitel</w:t>
+      </w:r>
+    </w:p>
+    <w:p>
+      <w:pPr>
+        <w:jc w:val="center"/>
+        <w:rPr>
+          <w:b/>
+          <w:bCs/>
+          <w:sz w:val="20"/>
+          <w:szCs w:val="20"/>
+        </w:rPr>
+      </w:pPr>
+      <w:r>
+        <w:rPr>
+          <w:b/>
+          <w:bCs/>
+          <w:sz w:val="20"/>
+          <w:szCs w:val="20"/>
+        </w:rPr>
+        <w:t>LÕPUTÖÖ</w:t>
+      </w:r>
+    </w:p>
+    <w:p>
+      <w:pPr>
+        <w:jc w:val="center"/>
+        <w:rPr>
+          <w:b/>
+          <w:bCs/>
+          <w:sz w:val="20"/>
+          <w:szCs w:val="20"/>
+        </w:rPr>
+      </w:pPr>
+    </w:p>
+    <w:p>
+      <w:pPr>
+        <w:rPr>
+          <w:sz w:val="28"/>
+          <w:szCs w:val="28"/>
+        </w:rPr>
+      </w:pPr>
+      <w:r>
+        <w:rPr>
+          <w:b/>
+          <w:bCs/>
+          <w:sz w:val="28"/>
+          <w:szCs w:val="28"/>
+        </w:rPr>
+        <w:t>Äriprobleem</w:t>
+      </w:r>
+      <w:r>
+        <w:rPr>
+          <w:b/>
+          <w:bCs/>
+          <w:sz w:val="28"/>
+          <w:szCs w:val="28"/>
+        </w:rPr>
+        <w:t>/ Hüpotees</w:t>
+      </w:r>
+    </w:p>
+    <w:p>
+      <w:r>
+        <w:t>Pikaajaline kiire inflatsioon muudab oluliselt raha reaalset väärtust. Käesolevas töös analüüsitakse, kas keskmise palgaga töötaja reaalne ostujõud (tarbijahinnaindeksiga korrigeeritud palk) on suutnud sammu pidada kinnisvarahindade kasvuga või on kinnisvara muutunud tavatöötaja jaoks kättesaamatuks luksuseks, mis liigub käest ära kiiremini kui sissetulekud.</w:t>
+      </w:r>
+    </w:p>
+    <w:p>
+      <w:pPr>
+        <w:rPr>
+          <w:sz w:val="28"/>
+          <w:szCs w:val="28"/>
+        </w:rPr>
+      </w:pPr>
+      <w:r>
+        <w:rPr>
+          <w:b/>
+          <w:bCs/>
+          <w:sz w:val="28"/>
+          <w:szCs w:val="28"/>
+        </w:rPr>
+        <w:t>Hüpotees</w:t>
+      </w:r>
+    </w:p>
+    <w:p>
+      <w:r>
+        <w:t>Alates 2021. aastast alanud kiire inflatsiooniperioodi ja EURIBORi tõusu tulemusena on lõhe keskmise palga ja kinnisvarahindade vahel püsivalt laienenud. See tähendab, et keskmise palgaga inimese reaalne võime eluaseme ruutmeetrit osta on langenud madalamale tasemele kui eelneval kümnendil.</w:t>
+      </w:r>
+    </w:p>
+    <w:p>
+      <w:pPr>
+        <w:rPr>
+          <w:sz w:val="28"/>
+          <w:szCs w:val="28"/>
+        </w:rPr>
+      </w:pPr>
+      <w:r>
+        <w:rPr>
+          <w:b/>
+          <w:bCs/>
+          <w:sz w:val="28"/>
+          <w:szCs w:val="28"/>
+        </w:rPr>
+        <w:t>Uurimisküsimused</w:t>
+      </w:r>
+    </w:p>
+    <w:p>
+      <w:pPr>
+        <w:pStyle w:val="ListParagraph"/>
         <w:numPr>
           <w:ilvl w:val="0"/>
-          <w:numId w:val="28"/>
+          <w:numId w:val="42"/>
         </w:numPr>
       </w:pPr>
       <w:r>
-        <w:rPr>
-          <w:b/>
-          <w:bCs/>
-        </w:rPr>
-        <w:t>Äriprobleem:</w:t>
-      </w:r>
-      <w:r>
-        <w:t xml:space="preserve"> Pikaajaline kiire inflatsioon muudab oluliselt raha reaalset väärtust. Käesolevas töös analüüsitakse, kas keskmise palgaga töötaja reaalne ostujõud (tarbijahinnaindeksiga korrigeeritud palk) on suutnud sammu pidada kinnisvarahindade kasvuga või on kinnisvara muutunud tavatöötaja jaoks kättesaamatuks luksuseks, mis liigub käest ära kiiremini kui sissetulekud.</w:t>
-      </w:r>
-    </w:p>
-    <w:p>
-      <w:pPr>
+        <w:t>Kui palju ruutmeetreid kinnisvara sai keskmise kuupalga eest alates aastast 2005–2025?</w:t>
+      </w:r>
+    </w:p>
+    <w:p>
+      <w:pPr>
+        <w:pStyle w:val="ListParagraph"/>
         <w:numPr>
           <w:ilvl w:val="0"/>
-          <w:numId w:val="28"/>
+          <w:numId w:val="42"/>
         </w:numPr>
       </w:pPr>
       <w:r>
-        <w:rPr>
-          <w:b/>
-          <w:bCs/>
-        </w:rPr>
-        <w:t>Hüpotees:</w:t>
-      </w:r>
-      <w:r>
-        <w:t xml:space="preserve"> Alates 2021. aastast alanud kiire inflatsiooniperioodi ja </w:t>
-      </w:r>
-      <w:proofErr w:type="spellStart"/>
-      <w:r>
-        <w:t>EURIBORi</w:t>
-      </w:r>
-      <w:proofErr w:type="spellEnd"/>
-      <w:r>
-        <w:t xml:space="preserve"> tõusu tulemusena on lõhe keskmise palga ja kinnisvarahindade vahel püsivalt laienenud. See tähendab, et keskmise palgaga inimese reaalne võime eluaseme ruutmeetrit osta on langenud madalamale tasemele kui eelneval kümnendil.</w:t>
-      </w:r>
-    </w:p>
-    <w:p>
-      <w:pPr>
-        <w:numPr>
-          <w:ilvl w:val="0"/>
-          <w:numId w:val="28"/>
-        </w:numPr>
-      </w:pPr>
-      <w:r>
-        <w:rPr>
-          <w:b/>
-          <w:bCs/>
-        </w:rPr>
-        <w:t>Uurimisküsimused:</w:t>
-      </w:r>
-    </w:p>
-    <w:p>
-      <w:pPr>
-        <w:numPr>
-          <w:ilvl w:val="1"/>
-          <w:numId w:val="28"/>
-        </w:numPr>
-      </w:pPr>
-      <w:r>
-        <w:t>Kui palju ruutmeetreid kinnisvara sai keskmise kuupalga eest alates aastast 2005–2025? [2]</w:t>
-      </w:r>
-    </w:p>
-    <w:p>
-      <w:pPr>
-        <w:numPr>
-          <w:ilvl w:val="1"/>
-          <w:numId w:val="28"/>
-        </w:numPr>
-      </w:pPr>
-      <w:r>
-        <w:t>Milline on ajaloolise trendi põhjal prognoos: kas palgad jõuavad kinnisvarahindadele järele või jääb suhtarv püsivalt uude tasakaalupunkti? [2]</w:t>
-      </w:r>
-    </w:p>
-    <w:p>
-      <w:pPr>
-        <w:numPr>
-          <w:ilvl w:val="0"/>
-          <w:numId w:val="28"/>
-        </w:numPr>
-      </w:pPr>
-      <w:r>
-        <w:rPr>
-          <w:b/>
-          <w:bCs/>
-        </w:rPr>
-        <w:t>Aktuaalsus (Sihtrühm):</w:t>
-      </w:r>
-      <w:r>
-        <w:t xml:space="preserve"> Eraisikud ja koduostjad. Tulemus loob väärtust, aidates teha kaalutletud finantsotsuseid ja kaardistada, millises Eesti maakonnas on praeguses turu faasis majanduslikult mõistlikum kinnisvara osta.</w:t>
-      </w:r>
-    </w:p>
-    <w:p>
-      <w:pPr>
-        <w:numPr>
-          <w:ilvl w:val="0"/>
-          <w:numId w:val="28"/>
-        </w:numPr>
-      </w:pPr>
-      <w:r>
-        <w:rPr>
-          <w:b/>
-          <w:bCs/>
-        </w:rPr>
-        <w:t>Analüüsi periood:</w:t>
-      </w:r>
-      <w:r>
-        <w:t xml:space="preserve"> 2005–2025.</w:t>
+        <w:t xml:space="preserve">Milline on ajaloolise trendi põhjal prognoos: kas palgad jõuavad kinnisvarahindadele järele või jääb suhtarv püsivalt uude tasakaalupunkti? </w:t>
+      </w:r>
+    </w:p>
+    <w:p>
+      <w:pPr>
+        <w:rPr>
+          <w:b/>
+          <w:bCs/>
+        </w:rPr>
+      </w:pPr>
+      <w:r>
+        <w:rPr>
+          <w:b/>
+          <w:bCs/>
+        </w:rPr>
+        <w:t>Sihtrühm</w:t>
+      </w:r>
+    </w:p>
+    <w:p>
+      <w:r>
+        <w:t xml:space="preserve">Selle uurimuse väärtus on mõeldud abiks eraisikutele ja koduostjatele, </w:t>
+      </w:r>
+      <w:r>
+        <w:t>aidates teha kaalutletud finantsotsuseid ja kaardistada, millises Eesti maakonnas on praeguses turu faasis majanduslikult mõistlikum kinnisvara osta.</w:t>
+      </w:r>
+      <w:r>
+        <w:t xml:space="preserve"> </w:t>
+      </w:r>
+    </w:p>
+    <w:p>
+      <w:pPr>
+        <w:rPr>
+          <w:b/>
+          <w:bCs/>
+        </w:rPr>
+      </w:pPr>
+      <w:r>
+        <w:rPr>
+          <w:b/>
+          <w:bCs/>
+        </w:rPr>
+        <w:t>Analüüsi perioo</w:t>
+      </w:r>
+      <w:r>
+        <w:rPr>
+          <w:b/>
+          <w:bCs/>
+        </w:rPr>
+        <w:t>d</w:t>
+      </w:r>
+    </w:p>
+    <w:p>
+      <w:r>
+        <w:t xml:space="preserve">Vaatame 20 aasta trendi Eestis aastatel </w:t>
+      </w:r>
+      <w:r>
+        <w:t>2005–2025</w:t>
+      </w:r>
+      <w:r>
+        <w:t xml:space="preserve"> et ajalooliste andmete põhjal luua ennustus kuhu on hinnad suundumas</w:t>
+      </w:r>
+      <w:r>
+        <w:t xml:space="preserve"> tulevikus</w:t>
+      </w:r>
+      <w:r>
+        <w:t>.</w:t>
       </w:r>
     </w:p>
     <w:p>
@@ -212,6 +275,7 @@
           <w:b/>
           <w:bCs/>
         </w:rPr>
+        <w:lastRenderedPageBreak/>
         <w:t>Reaalne ostujõud (kinnisvaraturul):</w:t>
       </w:r>
       <w:r>
@@ -266,288 +330,204 @@
           <w:b/>
           <w:bCs/>
         </w:rPr>
+        <w:t>Maakondlik keskmine palk (nominaalne):</w:t>
+      </w:r>
+      <w:r>
+        <w:t xml:space="preserve"> Kalendriaasta jooksul konkreetses maakonnas töötavatele isikutele arvestatud igakuine keskmine brutotasu enne tulumaksu ja teiste seadusest tulenevate maksete mahaarvamist.</w:t>
+      </w:r>
+    </w:p>
+    <w:p>
+      <w:r>
+        <w:pict w14:anchorId="406C96C7">
+          <v:rect id="_x0000_i1025" style="width:0;height:1.5pt" o:hralign="center" o:hrstd="t" o:hr="t" fillcolor="#a0a0a0" stroked="f"/>
+        </w:pict>
+      </w:r>
+    </w:p>
+    <w:p>
+      <w:pPr>
+        <w:rPr>
+          <w:b/>
+          <w:bCs/>
+        </w:rPr>
+      </w:pPr>
+      <w:r>
+        <w:rPr>
+          <w:b/>
+          <w:bCs/>
+        </w:rPr>
+        <w:t>2. Andmeallikate ja andmevoo kirjeldus</w:t>
+      </w:r>
+    </w:p>
+    <w:p>
+      <w:pPr>
+        <w:rPr>
+          <w:b/>
+          <w:bCs/>
+        </w:rPr>
+      </w:pPr>
+      <w:r>
+        <w:rPr>
+          <w:b/>
+          <w:bCs/>
+        </w:rPr>
+        <w:t>Päritolu ja voog</w:t>
+      </w:r>
+    </w:p>
+    <w:p>
+      <w:r>
+        <w:t>Andmed pärinevad ametlikest riiklikest ja institutsionaalsetest andmeallikatest:</w:t>
+      </w:r>
+    </w:p>
+    <w:p>
+      <w:r>
+        <w:rPr>
+          <w:b/>
+          <w:bCs/>
+        </w:rPr>
+        <w:t>Andmevoo kirjeldus:</w:t>
+      </w:r>
+      <w:r>
+        <w:br/>
+        <w:t xml:space="preserve">Ametlikest veebiallikatest pärinevad toorandmed </w:t>
+      </w:r>
+      <w:r>
+        <w:t>laadisime</w:t>
+      </w:r>
+      <w:r>
+        <w:t xml:space="preserve"> kohalikku keskkonda, kus toimu</w:t>
+      </w:r>
+      <w:r>
+        <w:t>s</w:t>
+      </w:r>
+      <w:r>
+        <w:t xml:space="preserve"> andmete esmane valideerimine ja struktureerimine Pythoni abil (pandas teek). Struktureeritud andmed impor</w:t>
+      </w:r>
+      <w:r>
+        <w:t>tisime</w:t>
+      </w:r>
+      <w:r>
+        <w:t xml:space="preserve"> PostgreSQL andmebaasi (grupitoo_kv skeemi alla). Andmebaasis l</w:t>
+      </w:r>
+      <w:r>
+        <w:t>õime</w:t>
+      </w:r>
+      <w:r>
+        <w:t xml:space="preserve"> SQL-skriptide abil püsivad dimensiooni- ja faktitabelid. </w:t>
+      </w:r>
+      <w:r>
+        <w:t>Ü</w:t>
+      </w:r>
+      <w:r>
+        <w:t>henda</w:t>
+      </w:r>
+      <w:r>
+        <w:t>sime</w:t>
+      </w:r>
+      <w:r>
+        <w:t xml:space="preserve"> Power BI Desktop otseühendusega (localhost) andmebaasi külge, kus mudelda</w:t>
+      </w:r>
+      <w:r>
+        <w:t>sime</w:t>
+      </w:r>
+      <w:r>
+        <w:t xml:space="preserve"> lõplik</w:t>
+      </w:r>
+      <w:r>
+        <w:t>u</w:t>
+      </w:r>
+      <w:r>
+        <w:t xml:space="preserve"> tähtskeem</w:t>
+      </w:r>
+      <w:r>
+        <w:t>i</w:t>
+      </w:r>
+      <w:r>
+        <w:t xml:space="preserve">, </w:t>
+      </w:r>
+      <w:r>
+        <w:t>tegime</w:t>
+      </w:r>
+      <w:r>
+        <w:t xml:space="preserve"> DAX-analüütika ja l</w:t>
+      </w:r>
+      <w:r>
+        <w:t>õime</w:t>
+      </w:r>
+      <w:r>
+        <w:t xml:space="preserve"> interaktiiv</w:t>
+      </w:r>
+      <w:r>
+        <w:t>se</w:t>
+      </w:r>
+      <w:r>
+        <w:t xml:space="preserve"> aruan</w:t>
+      </w:r>
+      <w:r>
+        <w:t>de</w:t>
+      </w:r>
+      <w:r>
+        <w:t>.</w:t>
+      </w:r>
+    </w:p>
+    <w:p>
+      <w:r>
+        <w:drawing>
+          <wp:inline distT="0" distB="0" distL="0" distR="0" wp14:anchorId="1DE92C86" wp14:editId="3174E23A">
+            <wp:extent cx="5731510" cy="2758440"/>
+            <wp:effectExtent l="0" t="0" r="2540" b="3810"/>
+            <wp:docPr id="1" name="Picture 1"/>
+            <wp:cNvGraphicFramePr>
+              <a:graphicFrameLocks xmlns:a="http://schemas.openxmlformats.org/drawingml/2006/main" noChangeAspect="1"/>
+            </wp:cNvGraphicFramePr>
+            <a:graphic xmlns:a="http://schemas.openxmlformats.org/drawingml/2006/main">
+              <a:graphicData uri="http://schemas.openxmlformats.org/drawingml/2006/picture">
+                <pic:pic xmlns:pic="http://schemas.openxmlformats.org/drawingml/2006/picture">
+                  <pic:nvPicPr>
+                    <pic:cNvPr id="1" name=""/>
+                    <pic:cNvPicPr/>
+                  </pic:nvPicPr>
+                  <pic:blipFill>
+                    <a:blip r:embed="rId5"/>
+                    <a:stretch>
+                      <a:fillRect/>
+                    </a:stretch>
+                  </pic:blipFill>
+                  <pic:spPr>
+                    <a:xfrm>
+                      <a:off x="0" y="0"/>
+                      <a:ext cx="5731510" cy="2758440"/>
+                    </a:xfrm>
+                    <a:prstGeom prst="rect">
+                      <a:avLst/>
+                    </a:prstGeom>
+                  </pic:spPr>
+                </pic:pic>
+              </a:graphicData>
+            </a:graphic>
+          </wp:inline>
+        </w:drawing>
+      </w:r>
+    </w:p>
+    <w:p/>
+    <w:p>
+      <w:pPr>
+        <w:rPr>
+          <w:b/>
+          <w:bCs/>
+        </w:rPr>
+      </w:pPr>
+      <w:r>
+        <w:rPr>
+          <w:b/>
+          <w:bCs/>
+        </w:rPr>
         <w:lastRenderedPageBreak/>
-        <w:t>Maakondlik keskmine palk (nominaalne):</w:t>
-      </w:r>
-      <w:r>
-        <w:t xml:space="preserve"> Kalendriaasta jooksul konkreetses maakonnas töötavatele isikutele arvestatud igakuine keskmine brutotasu enne tulumaksu ja teiste seadusest tulenevate maksete mahaarvamist.</w:t>
-      </w:r>
-    </w:p>
-    <w:p>
-      <w:r>
-        <w:pict w14:anchorId="406C96C7">
-          <v:rect id="_x0000_i1067" style="width:0;height:1.5pt" o:hralign="center" o:hrstd="t" o:hr="t" fillcolor="#a0a0a0" stroked="f"/>
-        </w:pict>
-      </w:r>
-    </w:p>
-    <w:p>
-      <w:pPr>
-        <w:rPr>
-          <w:b/>
-          <w:bCs/>
-        </w:rPr>
-      </w:pPr>
-      <w:r>
-        <w:rPr>
-          <w:b/>
-          <w:bCs/>
-        </w:rPr>
-        <w:t>2. Andmeallikate ja andmevoo kirjeldus</w:t>
-      </w:r>
-    </w:p>
-    <w:p>
-      <w:pPr>
-        <w:rPr>
-          <w:b/>
-          <w:bCs/>
-        </w:rPr>
-      </w:pPr>
-      <w:r>
-        <w:rPr>
-          <w:b/>
-          <w:bCs/>
-        </w:rPr>
-        <w:t>Päritolu ja voog</w:t>
-      </w:r>
-    </w:p>
-    <w:p>
-      <w:r>
-        <w:t>Andmed pärinevad ametlikest riiklikest ja institutsionaalsetest andmeallikatest:</w:t>
-      </w:r>
-    </w:p>
-    <w:p>
-      <w:pPr>
-        <w:numPr>
-          <w:ilvl w:val="0"/>
-          <w:numId w:val="30"/>
-        </w:numPr>
-      </w:pPr>
-      <w:r>
-        <w:rPr>
-          <w:b/>
-          <w:bCs/>
-        </w:rPr>
-        <w:t>Kinnisvarahinnad ja tehingute arv:</w:t>
-      </w:r>
-      <w:r>
-        <w:t xml:space="preserve"> Maa-ameti avalik tehingute andmebaas (</w:t>
-      </w:r>
-      <w:r>
-        <w:rPr>
-          <w:i/>
-          <w:iCs/>
-        </w:rPr>
-        <w:t xml:space="preserve">Real </w:t>
-      </w:r>
-      <w:proofErr w:type="spellStart"/>
-      <w:r>
-        <w:rPr>
-          <w:i/>
-          <w:iCs/>
-        </w:rPr>
-        <w:t>property</w:t>
-      </w:r>
-      <w:proofErr w:type="spellEnd"/>
-      <w:r>
-        <w:rPr>
-          <w:i/>
-          <w:iCs/>
-        </w:rPr>
-        <w:t xml:space="preserve"> </w:t>
-      </w:r>
-      <w:proofErr w:type="spellStart"/>
-      <w:r>
-        <w:rPr>
-          <w:i/>
-          <w:iCs/>
-        </w:rPr>
-        <w:t>price</w:t>
-      </w:r>
-      <w:proofErr w:type="spellEnd"/>
-      <w:r>
-        <w:rPr>
-          <w:i/>
-          <w:iCs/>
-        </w:rPr>
-        <w:t xml:space="preserve"> </w:t>
-      </w:r>
-      <w:proofErr w:type="spellStart"/>
-      <w:r>
-        <w:rPr>
-          <w:i/>
-          <w:iCs/>
-        </w:rPr>
-        <w:t>statistics</w:t>
-      </w:r>
-      <w:proofErr w:type="spellEnd"/>
-      <w:r>
-        <w:t>).</w:t>
-      </w:r>
-    </w:p>
-    <w:p>
-      <w:pPr>
-        <w:numPr>
-          <w:ilvl w:val="0"/>
-          <w:numId w:val="30"/>
-        </w:numPr>
-      </w:pPr>
-      <w:r>
-        <w:rPr>
-          <w:b/>
-          <w:bCs/>
-        </w:rPr>
-        <w:t>Palgatase ja inflatsioon (THI):</w:t>
-      </w:r>
-      <w:r>
-        <w:t xml:space="preserve"> Statistikaameti avalikud andmebaasid.</w:t>
-      </w:r>
-    </w:p>
-    <w:p>
-      <w:pPr>
-        <w:numPr>
-          <w:ilvl w:val="0"/>
-          <w:numId w:val="30"/>
-        </w:numPr>
-      </w:pPr>
-      <w:r>
-        <w:rPr>
-          <w:b/>
-          <w:bCs/>
-        </w:rPr>
-        <w:t xml:space="preserve">Intressimäärad ja </w:t>
-      </w:r>
-      <w:proofErr w:type="spellStart"/>
-      <w:r>
-        <w:rPr>
-          <w:b/>
-          <w:bCs/>
-        </w:rPr>
-        <w:t>Euribor</w:t>
-      </w:r>
-      <w:proofErr w:type="spellEnd"/>
-      <w:r>
-        <w:rPr>
-          <w:b/>
-          <w:bCs/>
-        </w:rPr>
-        <w:t>:</w:t>
-      </w:r>
-      <w:r>
-        <w:t xml:space="preserve"> Eesti Panga statistika andmebaas.</w:t>
-      </w:r>
-    </w:p>
-    <w:p>
-      <w:r>
-        <w:rPr>
-          <w:b/>
-          <w:bCs/>
-        </w:rPr>
-        <w:t>Andmevoo kirjeldus:</w:t>
-      </w:r>
-      <w:r>
-        <w:br/>
-        <w:t xml:space="preserve">Ametlikest veebiallikatest pärinevad toorandmed laetakse esmalt kohalikku keskkonda, kus toimub andmete esmane valideerimine ja struktureerimine </w:t>
-      </w:r>
-      <w:proofErr w:type="spellStart"/>
-      <w:r>
-        <w:t>Pythoni</w:t>
-      </w:r>
-      <w:proofErr w:type="spellEnd"/>
-      <w:r>
-        <w:t xml:space="preserve"> abil (pandas teek). Struktureeritud andmed imporditakse kohalikus masinas jooksvasse </w:t>
-      </w:r>
-      <w:proofErr w:type="spellStart"/>
-      <w:r>
-        <w:t>PostgreSQL</w:t>
-      </w:r>
-      <w:proofErr w:type="spellEnd"/>
-      <w:r>
-        <w:t xml:space="preserve"> andmebaasi (</w:t>
-      </w:r>
-      <w:proofErr w:type="spellStart"/>
-      <w:r>
-        <w:t>grupitoo_kv</w:t>
-      </w:r>
-      <w:proofErr w:type="spellEnd"/>
-      <w:r>
-        <w:t xml:space="preserve"> skeemi alla). Andmebaasis luuakse SQL-skriptide abil püsivad dimensiooni- ja faktitabelid. Lõpuks ühendatakse Power BI </w:t>
-      </w:r>
-      <w:proofErr w:type="spellStart"/>
-      <w:r>
-        <w:t>Desktop</w:t>
-      </w:r>
-      <w:proofErr w:type="spellEnd"/>
-      <w:r>
-        <w:t xml:space="preserve"> otseühendusega (</w:t>
-      </w:r>
-      <w:proofErr w:type="spellStart"/>
-      <w:r>
-        <w:t>localhost</w:t>
-      </w:r>
-      <w:proofErr w:type="spellEnd"/>
-      <w:r>
-        <w:t>) andmebaasi külge, kus mudeldatakse lõplik tähtskeem, teostatakse DAX-</w:t>
-      </w:r>
-      <w:proofErr w:type="spellStart"/>
-      <w:r>
-        <w:t>analüütika</w:t>
-      </w:r>
-      <w:proofErr w:type="spellEnd"/>
-      <w:r>
-        <w:t xml:space="preserve"> ja luuakse interaktiivne aruanne.</w:t>
-      </w:r>
-    </w:p>
-    <w:p>
-      <w:pPr>
-        <w:rPr>
-          <w:b/>
-          <w:bCs/>
-        </w:rPr>
-      </w:pPr>
-      <w:proofErr w:type="spellStart"/>
-      <w:r>
-        <w:rPr>
-          <w:b/>
-          <w:bCs/>
-        </w:rPr>
-        <w:t>Dim</w:t>
-      </w:r>
-      <w:proofErr w:type="spellEnd"/>
-      <w:r>
-        <w:rPr>
-          <w:b/>
-          <w:bCs/>
-        </w:rPr>
-        <w:t>-mudel SQL andmebaasis</w:t>
-      </w:r>
-    </w:p>
-    <w:p>
-      <w:r>
-        <w:t xml:space="preserve">Enne Power </w:t>
-      </w:r>
-      <w:proofErr w:type="spellStart"/>
-      <w:r>
-        <w:t>BI-sse</w:t>
-      </w:r>
-      <w:proofErr w:type="spellEnd"/>
-      <w:r>
-        <w:t xml:space="preserve"> viimist on andmed </w:t>
-      </w:r>
-      <w:proofErr w:type="spellStart"/>
-      <w:r>
-        <w:t>PostgreSQL</w:t>
-      </w:r>
-      <w:proofErr w:type="spellEnd"/>
-      <w:r>
-        <w:t xml:space="preserve"> andmebaasis normaliseeritud klassikaliseks </w:t>
-      </w:r>
-      <w:proofErr w:type="spellStart"/>
-      <w:r>
-        <w:t>relatsiooniliseks</w:t>
-      </w:r>
-      <w:proofErr w:type="spellEnd"/>
-      <w:r>
-        <w:t xml:space="preserve"> andmemudeliks (tähtskeemiks). Mudel koosneb kahest dimensioonitabelist ja neljast spetsiifilisest faktitabelist:</w:t>
+        <w:t>Dim-mudel SQL andmebaasis</w:t>
+      </w:r>
+    </w:p>
+    <w:p>
+      <w:r>
+        <w:t>Enne Power BI-sse viimist on andmed PostgreSQL andmebaasis normaliseeritud klassikaliseks relatsiooniliseks andmemudeliks (tähtskeemiks). Mudel koosneb kahest dimensioonitabelist ja neljast spetsiifilisest faktitabelist:</w:t>
       </w:r>
     </w:p>
     <w:p>
@@ -557,7 +537,6 @@
           <w:numId w:val="31"/>
         </w:numPr>
       </w:pPr>
-      <w:proofErr w:type="spellStart"/>
       <w:r>
         <w:rPr>
           <w:b/>
@@ -565,17 +544,8 @@
         </w:rPr>
         <w:t>dim_county</w:t>
       </w:r>
-      <w:proofErr w:type="spellEnd"/>
-      <w:r>
-        <w:t xml:space="preserve">: Maakondade dimensioon (Võti: </w:t>
-      </w:r>
-      <w:proofErr w:type="spellStart"/>
-      <w:r>
-        <w:t>pk_county_id</w:t>
-      </w:r>
-      <w:proofErr w:type="spellEnd"/>
-      <w:r>
-        <w:t>).</w:t>
+      <w:r>
+        <w:t>: Maakondade dimensioon (Võti: pk_county_id).</w:t>
       </w:r>
     </w:p>
     <w:p>
@@ -585,7 +555,6 @@
           <w:numId w:val="31"/>
         </w:numPr>
       </w:pPr>
-      <w:proofErr w:type="spellStart"/>
       <w:r>
         <w:rPr>
           <w:b/>
@@ -593,17 +562,8 @@
         </w:rPr>
         <w:t>dim_time</w:t>
       </w:r>
-      <w:proofErr w:type="spellEnd"/>
-      <w:r>
-        <w:t xml:space="preserve">: Aja dimensioon kvartali täpsusega (Võti: </w:t>
-      </w:r>
-      <w:proofErr w:type="spellStart"/>
-      <w:r>
-        <w:t>pk_quarter_id</w:t>
-      </w:r>
-      <w:proofErr w:type="spellEnd"/>
-      <w:r>
-        <w:t>).</w:t>
+      <w:r>
+        <w:t>: Aja dimensioon kvartali täpsusega (Võti: pk_quarter_id).</w:t>
       </w:r>
     </w:p>
     <w:p>
@@ -613,7 +573,6 @@
           <w:numId w:val="31"/>
         </w:numPr>
       </w:pPr>
-      <w:proofErr w:type="spellStart"/>
       <w:r>
         <w:rPr>
           <w:b/>
@@ -621,25 +580,8 @@
         </w:rPr>
         <w:t>fact_kv</w:t>
       </w:r>
-      <w:proofErr w:type="spellEnd"/>
-      <w:r>
-        <w:t xml:space="preserve">: Kinnisvaratehingute faktitabel (Seosed: </w:t>
-      </w:r>
-      <w:proofErr w:type="spellStart"/>
-      <w:r>
-        <w:t>fk_county_id</w:t>
-      </w:r>
-      <w:proofErr w:type="spellEnd"/>
-      <w:r>
-        <w:t xml:space="preserve">, </w:t>
-      </w:r>
-      <w:proofErr w:type="spellStart"/>
-      <w:r>
-        <w:t>fk_quarter_id</w:t>
-      </w:r>
-      <w:proofErr w:type="spellEnd"/>
-      <w:r>
-        <w:t>).</w:t>
+      <w:r>
+        <w:t>: Kinnisvaratehingute faktitabel (Seosed: fk_county_id, fk_quarter_id).</w:t>
       </w:r>
     </w:p>
     <w:p>
@@ -649,7 +591,6 @@
           <w:numId w:val="31"/>
         </w:numPr>
       </w:pPr>
-      <w:proofErr w:type="spellStart"/>
       <w:r>
         <w:rPr>
           <w:b/>
@@ -657,25 +598,8 @@
         </w:rPr>
         <w:t>fact_palk</w:t>
       </w:r>
-      <w:proofErr w:type="spellEnd"/>
-      <w:r>
-        <w:t xml:space="preserve">: Maakondlike keskmiste palkade faktitabel (Seosed: </w:t>
-      </w:r>
-      <w:proofErr w:type="spellStart"/>
-      <w:r>
-        <w:t>fk_county_id</w:t>
-      </w:r>
-      <w:proofErr w:type="spellEnd"/>
-      <w:r>
-        <w:t xml:space="preserve">, </w:t>
-      </w:r>
-      <w:proofErr w:type="spellStart"/>
-      <w:r>
-        <w:t>fk_quarter_id</w:t>
-      </w:r>
-      <w:proofErr w:type="spellEnd"/>
-      <w:r>
-        <w:t>).</w:t>
+      <w:r>
+        <w:t>: Maakondlike keskmiste palkade faktitabel (Seosed: fk_county_id, fk_quarter_id).</w:t>
       </w:r>
     </w:p>
     <w:p>
@@ -685,7 +609,6 @@
           <w:numId w:val="31"/>
         </w:numPr>
       </w:pPr>
-      <w:proofErr w:type="spellStart"/>
       <w:r>
         <w:rPr>
           <w:b/>
@@ -693,17 +616,8 @@
         </w:rPr>
         <w:t>fact_thi</w:t>
       </w:r>
-      <w:proofErr w:type="spellEnd"/>
-      <w:r>
-        <w:t xml:space="preserve">: Tarbijahinnaindeksi faktitabel (Seos: </w:t>
-      </w:r>
-      <w:proofErr w:type="spellStart"/>
-      <w:r>
-        <w:t>fk_quarter_id</w:t>
-      </w:r>
-      <w:proofErr w:type="spellEnd"/>
-      <w:r>
-        <w:t>).</w:t>
+      <w:r>
+        <w:t>: Tarbijahinnaindeksi faktitabel (Seos: fk_quarter_id).</w:t>
       </w:r>
     </w:p>
     <w:p>
@@ -713,7 +627,6 @@
           <w:numId w:val="31"/>
         </w:numPr>
       </w:pPr>
-      <w:proofErr w:type="spellStart"/>
       <w:r>
         <w:rPr>
           <w:b/>
@@ -721,17 +634,8 @@
         </w:rPr>
         <w:t>fact_intressid</w:t>
       </w:r>
-      <w:proofErr w:type="spellEnd"/>
-      <w:r>
-        <w:t xml:space="preserve">: Pikaajaliste laenude intressimäärade faktitabel (Seos: </w:t>
-      </w:r>
-      <w:proofErr w:type="spellStart"/>
-      <w:r>
-        <w:t>fk_quarter_id</w:t>
-      </w:r>
-      <w:proofErr w:type="spellEnd"/>
-      <w:r>
-        <w:t>).</w:t>
+      <w:r>
+        <w:t>: Pikaajaliste laenude intressimäärade faktitabel (Seos: fk_quarter_id).</w:t>
       </w:r>
     </w:p>
     <w:p>
@@ -761,7 +665,6 @@
           <w:b/>
           <w:bCs/>
         </w:rPr>
-        <w:lastRenderedPageBreak/>
         <w:t>Andmemaht (Ridade arv tabelites):</w:t>
       </w:r>
       <w:r>
@@ -775,13 +678,8 @@
           <w:numId w:val="32"/>
         </w:numPr>
       </w:pPr>
-      <w:proofErr w:type="spellStart"/>
-      <w:r>
-        <w:t>fact_kv</w:t>
-      </w:r>
-      <w:proofErr w:type="spellEnd"/>
-      <w:r>
-        <w:t>: 1289 rida (kinnisvara m² ja tehingute statistika) [1]</w:t>
+      <w:r>
+        <w:t>fact_kv: 1289 rida (kinnisvara m² ja tehingute statistika) [1]</w:t>
       </w:r>
     </w:p>
     <w:p>
@@ -791,13 +689,8 @@
           <w:numId w:val="32"/>
         </w:numPr>
       </w:pPr>
-      <w:proofErr w:type="spellStart"/>
-      <w:r>
-        <w:t>fact_palk</w:t>
-      </w:r>
-      <w:proofErr w:type="spellEnd"/>
-      <w:r>
-        <w:t>: 1260 rida (ajaloolised palgaandmed regiooniti) [1]</w:t>
+      <w:r>
+        <w:t>fact_palk: 1260 rida (ajaloolised palgaandmed regiooniti) [1]</w:t>
       </w:r>
     </w:p>
     <w:p>
@@ -807,13 +700,8 @@
           <w:numId w:val="32"/>
         </w:numPr>
       </w:pPr>
-      <w:proofErr w:type="spellStart"/>
-      <w:r>
-        <w:t>dim_time</w:t>
-      </w:r>
-      <w:proofErr w:type="spellEnd"/>
-      <w:r>
-        <w:t>: 86 rida (katab ajaperioodi 2005–2025 kvartalipõhiselt) [1]</w:t>
+      <w:r>
+        <w:t>dim_time: 86 rida (katab ajaperioodi 2005–2025 kvartalipõhiselt) [1]</w:t>
       </w:r>
     </w:p>
     <w:p>
@@ -823,13 +711,8 @@
           <w:numId w:val="32"/>
         </w:numPr>
       </w:pPr>
-      <w:proofErr w:type="spellStart"/>
-      <w:r>
-        <w:t>dim_county</w:t>
-      </w:r>
-      <w:proofErr w:type="spellEnd"/>
-      <w:r>
-        <w:t>: 15 rida (kõik Eesti 15 maakonda) [1]</w:t>
+      <w:r>
+        <w:t>dim_county: 15 rida (kõik Eesti 15 maakonda) [1]</w:t>
       </w:r>
     </w:p>
     <w:p>
@@ -839,13 +722,8 @@
           <w:numId w:val="32"/>
         </w:numPr>
       </w:pPr>
-      <w:proofErr w:type="spellStart"/>
-      <w:r>
-        <w:t>fact_intressid</w:t>
-      </w:r>
-      <w:proofErr w:type="spellEnd"/>
-      <w:r>
-        <w:t>: 86 rida [1]</w:t>
+      <w:r>
+        <w:t>fact_intressid: 86 rida [1]</w:t>
       </w:r>
     </w:p>
     <w:p>
@@ -855,13 +733,8 @@
           <w:numId w:val="32"/>
         </w:numPr>
       </w:pPr>
-      <w:proofErr w:type="spellStart"/>
-      <w:r>
-        <w:t>fact_thi</w:t>
-      </w:r>
-      <w:proofErr w:type="spellEnd"/>
-      <w:r>
-        <w:t>: 84 rida [1]</w:t>
+      <w:r>
+        <w:t>fact_thi: 84 rida [1]</w:t>
       </w:r>
     </w:p>
     <w:p>
@@ -903,7 +776,7 @@
     <w:p>
       <w:r>
         <w:pict w14:anchorId="20E131ED">
-          <v:rect id="_x0000_i1068" style="width:0;height:1.5pt" o:hralign="center" o:hrstd="t" o:hr="t" fillcolor="#a0a0a0" stroked="f"/>
+          <v:rect id="_x0000_i1026" style="width:0;height:1.5pt" o:hralign="center" o:hrstd="t" o:hr="t" fillcolor="#a0a0a0" stroked="f"/>
         </w:pict>
       </w:r>
     </w:p>
@@ -939,31 +812,8 @@
     </w:p>
     <w:p>
       <w:r>
-        <w:t xml:space="preserve">Kuna tegemist on riikliku agregeeritud statistika ja makromajanduslike näitajatega, ei sisalda </w:t>
-      </w:r>
-      <w:proofErr w:type="spellStart"/>
-      <w:r>
-        <w:t>allikfailid</w:t>
-      </w:r>
-      <w:proofErr w:type="spellEnd"/>
-      <w:r>
-        <w:t xml:space="preserve"> füüsiliste isikute isikuandmeid ega delikaatseid andmeid. Andmete laadimisel </w:t>
-      </w:r>
-      <w:proofErr w:type="spellStart"/>
-      <w:r>
-        <w:t>Pythonisse</w:t>
-      </w:r>
-      <w:proofErr w:type="spellEnd"/>
-      <w:r>
-        <w:t xml:space="preserve"> ja andmebaasi jäeti allikatest välja detailsed isikustatud tehinguandmed (nt täpsed kinnistusraamatu numbrid, osapoolte nimed ja täpsed aadressid). Regioonid piiritleti ja maskeeriti ametliku maakonna taseme identifikaatoriga (</w:t>
-      </w:r>
-      <w:proofErr w:type="spellStart"/>
-      <w:r>
-        <w:t>fk_county_id</w:t>
-      </w:r>
-      <w:proofErr w:type="spellEnd"/>
-      <w:r>
-        <w:t>), tagades, et andmebaas ei salvesta tundlikku privaatset informatsiooni.</w:t>
+        <w:lastRenderedPageBreak/>
+        <w:t>Kuna tegemist on riikliku agregeeritud statistika ja makromajanduslike näitajatega, ei sisalda allikfailid füüsiliste isikute isikuandmeid ega delikaatseid andmeid. Andmete laadimisel Pythonisse ja andmebaasi jäeti allikatest välja detailsed isikustatud tehinguandmed (nt täpsed kinnistusraamatu numbrid, osapoolte nimed ja täpsed aadressid). Regioonid piiritleti ja maskeeriti ametliku maakonna taseme identifikaatoriga (fk_county_id), tagades, et andmebaas ei salvesta tundlikku privaatset informatsiooni.</w:t>
       </w:r>
     </w:p>
     <w:p>
@@ -983,75 +833,17 @@
     </w:p>
     <w:p>
       <w:r>
-        <w:t xml:space="preserve">Andmete esmasel profiilimisel </w:t>
-      </w:r>
-      <w:proofErr w:type="spellStart"/>
-      <w:r>
-        <w:t>Pythonis</w:t>
-      </w:r>
-      <w:proofErr w:type="spellEnd"/>
-      <w:r>
-        <w:t xml:space="preserve"> tuvastati, et ajaloolised andmeread olid võtmete osas puhtad, kuid THI ja intresside tabelites esines üksikuid puuduvaid ridu kõige varasemate või viimaste kvartalite lõikes (nt </w:t>
-      </w:r>
-      <w:proofErr w:type="spellStart"/>
-      <w:r>
-        <w:t>fact_thi</w:t>
-      </w:r>
-      <w:proofErr w:type="spellEnd"/>
-      <w:r>
-        <w:t xml:space="preserve"> omas 84 rida võrreldes aja-indeksi 86 reaga). Puuduvad väärtused ja tühjad lahtrid käsitleti </w:t>
-      </w:r>
-      <w:proofErr w:type="spellStart"/>
-      <w:r>
-        <w:t>Pythonis</w:t>
-      </w:r>
-      <w:proofErr w:type="spellEnd"/>
-      <w:r>
-        <w:t xml:space="preserve"> </w:t>
-      </w:r>
-      <w:proofErr w:type="spellStart"/>
-      <w:r>
-        <w:t>dropna</w:t>
-      </w:r>
-      <w:proofErr w:type="spellEnd"/>
-      <w:r>
-        <w:t>() funktsiooniga või asendati eelmise perioodi püsiväärtusega (</w:t>
-      </w:r>
-      <w:proofErr w:type="spellStart"/>
+        <w:t>Andmete esmasel profiilimisel Pythonis tuvastati, et ajaloolised andmeread olid võtmete osas puhtad, kuid THI ja intresside tabelites esines üksikuid puuduvaid ridu kõige varasemate või viimaste kvartalite lõikes (nt fact_thi omas 84 rida võrreldes aja-indeksi 86 reaga). Puuduvad väärtused ja tühjad lahtrid käsitleti Pythonis dropna() funktsiooniga või asendati eelmise perioodi püsiväärtusega (</w:t>
+      </w:r>
       <w:r>
         <w:rPr>
           <w:i/>
           <w:iCs/>
         </w:rPr>
-        <w:t>forward</w:t>
-      </w:r>
-      <w:proofErr w:type="spellEnd"/>
-      <w:r>
-        <w:rPr>
-          <w:i/>
-          <w:iCs/>
-        </w:rPr>
-        <w:t xml:space="preserve"> </w:t>
-      </w:r>
-      <w:proofErr w:type="spellStart"/>
-      <w:r>
-        <w:rPr>
-          <w:i/>
-          <w:iCs/>
-        </w:rPr>
-        <w:t>fill</w:t>
-      </w:r>
-      <w:proofErr w:type="spellEnd"/>
-      <w:r>
-        <w:t xml:space="preserve">), et vältida seoste katkemist tähtskeemis. </w:t>
-      </w:r>
-      <w:proofErr w:type="spellStart"/>
-      <w:r>
-        <w:t>Duplikaatseid</w:t>
-      </w:r>
-      <w:proofErr w:type="spellEnd"/>
-      <w:r>
-        <w:t xml:space="preserve"> võtmeid andmetes ei esinenud.</w:t>
+        <w:t>forward fill</w:t>
+      </w:r>
+      <w:r>
+        <w:t>), et vältida seoste katkemist tähtskeemis. Duplikaatseid võtmeid andmetes ei esinenud.</w:t>
       </w:r>
     </w:p>
     <w:p>
@@ -1071,7 +863,6 @@
     </w:p>
     <w:p>
       <w:r>
-        <w:lastRenderedPageBreak/>
         <w:t>Andmete transformeerimine viidi läbi kahes etapis:</w:t>
       </w:r>
     </w:p>
@@ -1100,88 +891,15 @@
           <w:numId w:val="33"/>
         </w:numPr>
       </w:pPr>
-      <w:proofErr w:type="spellStart"/>
-      <w:r>
-        <w:rPr>
-          <w:b/>
-          <w:bCs/>
-        </w:rPr>
-        <w:t>Python</w:t>
-      </w:r>
-      <w:proofErr w:type="spellEnd"/>
-      <w:r>
-        <w:rPr>
-          <w:b/>
-          <w:bCs/>
-        </w:rPr>
-        <w:t xml:space="preserve"> (pandas):</w:t>
-      </w:r>
-      <w:r>
-        <w:t xml:space="preserve"> Teostati tabelite rikastamine ja koondamine ühtseks analüütiliseks andmeraamistikuks (</w:t>
-      </w:r>
-      <w:proofErr w:type="spellStart"/>
-      <w:r>
-        <w:t>df_koond</w:t>
-      </w:r>
-      <w:proofErr w:type="spellEnd"/>
-      <w:r>
-        <w:t xml:space="preserve">). Funktsiooni </w:t>
-      </w:r>
-      <w:proofErr w:type="spellStart"/>
-      <w:r>
-        <w:t>pd.merge</w:t>
-      </w:r>
-      <w:proofErr w:type="spellEnd"/>
-      <w:r>
-        <w:t>() abil ühendati kinnisvara faktitabel (</w:t>
-      </w:r>
-      <w:proofErr w:type="spellStart"/>
-      <w:r>
-        <w:t>fact_kv</w:t>
-      </w:r>
-      <w:proofErr w:type="spellEnd"/>
-      <w:r>
-        <w:t>) maakonna ja aja dimensioonidega. Seejärel liideti palgaandmed, ühildades read korraga nii asukoha kui ka kvartali järgi (on=['</w:t>
-      </w:r>
-      <w:proofErr w:type="spellStart"/>
-      <w:r>
-        <w:t>fk_county_id</w:t>
-      </w:r>
-      <w:proofErr w:type="spellEnd"/>
-      <w:r>
-        <w:t>', '</w:t>
-      </w:r>
-      <w:proofErr w:type="spellStart"/>
-      <w:r>
-        <w:t>fk_quarter_id</w:t>
-      </w:r>
-      <w:proofErr w:type="spellEnd"/>
-      <w:r>
-        <w:t>']). Viimase sammuna rikastati mudelit, lisades tarbijahinnaindeksi (</w:t>
-      </w:r>
-      <w:proofErr w:type="spellStart"/>
-      <w:r>
-        <w:t>fact_thi</w:t>
-      </w:r>
-      <w:proofErr w:type="spellEnd"/>
-      <w:r>
-        <w:t>) ja intressimäärad (</w:t>
-      </w:r>
-      <w:proofErr w:type="spellStart"/>
-      <w:r>
-        <w:t>fact_intressid</w:t>
-      </w:r>
-      <w:proofErr w:type="spellEnd"/>
-      <w:r>
-        <w:t>) puhtalt kvartali võtme (</w:t>
-      </w:r>
-      <w:proofErr w:type="spellStart"/>
-      <w:r>
-        <w:t>fk_quarter_id</w:t>
-      </w:r>
-      <w:proofErr w:type="spellEnd"/>
-      <w:r>
-        <w:t>) alusel.</w:t>
+      <w:r>
+        <w:rPr>
+          <w:b/>
+          <w:bCs/>
+        </w:rPr>
+        <w:t>Python (pandas):</w:t>
+      </w:r>
+      <w:r>
+        <w:t xml:space="preserve"> Teostati tabelite rikastamine ja koondamine ühtseks analüütiliseks andmeraamistikuks (df_koond). Funktsiooni pd.merge() abil ühendati kinnisvara faktitabel (fact_kv) maakonna ja aja dimensioonidega. Seejärel liideti palgaandmed, ühildades read korraga nii asukoha kui ka kvartali järgi (on=['fk_county_id', 'fk_quarter_id']). Viimase sammuna rikastati mudelit, lisades tarbijahinnaindeksi (fact_thi) ja intressimäärad (fact_intressid) puhtalt kvartali võtme (fk_quarter_id) alusel.</w:t>
       </w:r>
     </w:p>
     <w:p>
@@ -1214,15 +932,7 @@
         <w:t>Kloonimine:</w:t>
       </w:r>
       <w:r>
-        <w:t xml:space="preserve"> Klooni projekti </w:t>
-      </w:r>
-      <w:proofErr w:type="spellStart"/>
-      <w:r>
-        <w:t>Git-repositoorium</w:t>
-      </w:r>
-      <w:proofErr w:type="spellEnd"/>
-      <w:r>
-        <w:t xml:space="preserve"> oma kohalikku masinasse.</w:t>
+        <w:t xml:space="preserve"> Klooni projekti Git-repositoorium oma kohalikku masinasse.</w:t>
       </w:r>
     </w:p>
     <w:p>
@@ -1240,31 +950,7 @@
         <w:t>Andmebaasi püstitus:</w:t>
       </w:r>
       <w:r>
-        <w:t xml:space="preserve"> Veendu, et Sinu arvutis jookseb kohalik </w:t>
-      </w:r>
-      <w:proofErr w:type="spellStart"/>
-      <w:r>
-        <w:t>PostgreSQL</w:t>
-      </w:r>
-      <w:proofErr w:type="spellEnd"/>
-      <w:r>
-        <w:t xml:space="preserve"> server andmebaasiga </w:t>
-      </w:r>
-      <w:proofErr w:type="spellStart"/>
-      <w:r>
-        <w:t>postgres</w:t>
-      </w:r>
-      <w:proofErr w:type="spellEnd"/>
-      <w:r>
-        <w:t xml:space="preserve"> </w:t>
-      </w:r>
-      <w:proofErr w:type="spellStart"/>
-      <w:r>
-        <w:t>portil</w:t>
-      </w:r>
-      <w:proofErr w:type="spellEnd"/>
-      <w:r>
-        <w:t xml:space="preserve"> 5432.</w:t>
+        <w:t xml:space="preserve"> Veendu, et Sinu arvutis jookseb kohalik PostgreSQL server andmebaasiga postgres portil 5432.</w:t>
       </w:r>
     </w:p>
     <w:p>
@@ -1282,31 +968,7 @@
         <w:t>Skriptide käivitus:</w:t>
       </w:r>
       <w:r>
-        <w:t xml:space="preserve"> Käivita </w:t>
-      </w:r>
-      <w:proofErr w:type="spellStart"/>
-      <w:r>
-        <w:t>repositooriumis</w:t>
-      </w:r>
-      <w:proofErr w:type="spellEnd"/>
-      <w:r>
-        <w:t xml:space="preserve"> olevad SQL-skriptid, mis </w:t>
-      </w:r>
-      <w:proofErr w:type="spellStart"/>
-      <w:r>
-        <w:t>luuvad</w:t>
-      </w:r>
-      <w:proofErr w:type="spellEnd"/>
-      <w:r>
-        <w:t xml:space="preserve"> skeemi </w:t>
-      </w:r>
-      <w:proofErr w:type="spellStart"/>
-      <w:r>
-        <w:t>grupitoo_kv</w:t>
-      </w:r>
-      <w:proofErr w:type="spellEnd"/>
-      <w:r>
-        <w:t xml:space="preserve"> ja vajalikud tabelipõhjad.</w:t>
+        <w:t xml:space="preserve"> Käivita repositooriumis olevad SQL-skriptid, mis luuvad skeemi grupitoo_kv ja vajalikud tabelipõhjad.</w:t>
       </w:r>
     </w:p>
     <w:p>
@@ -1324,15 +986,7 @@
         <w:t>Andmete import:</w:t>
       </w:r>
       <w:r>
-        <w:t xml:space="preserve"> Ava andmetöötluse </w:t>
-      </w:r>
-      <w:proofErr w:type="spellStart"/>
-      <w:r>
-        <w:t>Pythoni</w:t>
-      </w:r>
-      <w:proofErr w:type="spellEnd"/>
-      <w:r>
-        <w:t xml:space="preserve"> skript/märkmik, kontrolli ühenduse parooli (DB_PASSWORD = "andmed") ja käivita kood. Skript tõmbab toorandmed mällu, teostab liitmised ja kirjutab 6 põhitabelit andmebaasi.</w:t>
+        <w:t xml:space="preserve"> Ava andmetöötluse Pythoni skript/märkmik, kontrolli ühenduse parooli (DB_PASSWORD = "andmed") ja käivita kood. Skript tõmbab toorandmed mällu, teostab liitmised ja kirjutab 6 põhitabelit andmebaasi.</w:t>
       </w:r>
     </w:p>
     <w:p>
@@ -1347,28 +1001,12 @@
           <w:b/>
           <w:bCs/>
         </w:rPr>
+        <w:lastRenderedPageBreak/>
         <w:t>Aruande käivitus:</w:t>
       </w:r>
       <w:r>
-        <w:t xml:space="preserve"> Ava Power BI aruanne </w:t>
-      </w:r>
-      <w:proofErr w:type="spellStart"/>
-      <w:r>
-        <w:t>Desktopis</w:t>
-      </w:r>
-      <w:proofErr w:type="spellEnd"/>
-      <w:r>
-        <w:t xml:space="preserve">, mis on häälestatud loendama andmeid aadressilt </w:t>
-      </w:r>
-      <w:proofErr w:type="spellStart"/>
-      <w:r>
-        <w:t>localhost</w:t>
-      </w:r>
-      <w:proofErr w:type="spellEnd"/>
-      <w:r>
-        <w:t>. Voog jookseb manuaalse või ajastatud värskendamise (</w:t>
-      </w:r>
-      <w:proofErr w:type="spellStart"/>
+        <w:t xml:space="preserve"> Ava Power BI aruanne Desktopis, mis on häälestatud loendama andmeid aadressilt localhost. Voog jookseb manuaalse või ajastatud värskendamise (</w:t>
+      </w:r>
       <w:r>
         <w:rPr>
           <w:i/>
@@ -1376,7 +1014,6 @@
         </w:rPr>
         <w:t>Refresh</w:t>
       </w:r>
-      <w:proofErr w:type="spellEnd"/>
       <w:r>
         <w:t>) vajutamisel.</w:t>
       </w:r>
@@ -1384,7 +1021,7 @@
     <w:p>
       <w:r>
         <w:pict w14:anchorId="7A451E92">
-          <v:rect id="_x0000_i1069" style="width:0;height:1.5pt" o:hralign="center" o:hrstd="t" o:hr="t" fillcolor="#a0a0a0" stroked="f"/>
+          <v:rect id="_x0000_i1027" style="width:0;height:1.5pt" o:hralign="center" o:hrstd="t" o:hr="t" fillcolor="#a0a0a0" stroked="f"/>
         </w:pict>
       </w:r>
     </w:p>
@@ -1433,31 +1070,7 @@
         <w:t>Ühenduvus:</w:t>
       </w:r>
       <w:r>
-        <w:t xml:space="preserve"> Power BI aruanne ühendub otse kohaliku </w:t>
-      </w:r>
-      <w:proofErr w:type="spellStart"/>
-      <w:r>
-        <w:t>PostgreSQL</w:t>
-      </w:r>
-      <w:proofErr w:type="spellEnd"/>
-      <w:r>
-        <w:t xml:space="preserve"> andmebaasi (</w:t>
-      </w:r>
-      <w:proofErr w:type="spellStart"/>
-      <w:r>
-        <w:t>localhost</w:t>
-      </w:r>
-      <w:proofErr w:type="spellEnd"/>
-      <w:r>
-        <w:t xml:space="preserve">) skeemiga </w:t>
-      </w:r>
-      <w:proofErr w:type="spellStart"/>
-      <w:r>
-        <w:t>grupitoo_kv</w:t>
-      </w:r>
-      <w:proofErr w:type="spellEnd"/>
-      <w:r>
-        <w:t>.</w:t>
+        <w:t xml:space="preserve"> Power BI aruanne ühendub otse kohaliku PostgreSQL andmebaasi (localhost) skeemiga grupitoo_kv.</w:t>
       </w:r>
     </w:p>
     <w:p>
@@ -1467,74 +1080,16 @@
           <w:numId w:val="35"/>
         </w:numPr>
       </w:pPr>
-      <w:proofErr w:type="spellStart"/>
-      <w:r>
-        <w:rPr>
-          <w:b/>
-          <w:bCs/>
-        </w:rPr>
-        <w:t>Dim</w:t>
-      </w:r>
-      <w:proofErr w:type="spellEnd"/>
-      <w:r>
-        <w:rPr>
-          <w:b/>
-          <w:bCs/>
-        </w:rPr>
-        <w:t xml:space="preserve">-mudel Power </w:t>
-      </w:r>
-      <w:proofErr w:type="spellStart"/>
-      <w:r>
-        <w:rPr>
-          <w:b/>
-          <w:bCs/>
-        </w:rPr>
-        <w:t>BI-s</w:t>
-      </w:r>
-      <w:proofErr w:type="spellEnd"/>
-      <w:r>
-        <w:rPr>
-          <w:b/>
-          <w:bCs/>
-        </w:rPr>
-        <w:t>:</w:t>
-      </w:r>
-      <w:r>
-        <w:t xml:space="preserve"> Power BI siseselt imporditi tabelid andmebaasist muutmatul kujul, säilitades andmebaasi tähtskeemi struktuuri. Aruande seoste vaates on </w:t>
-      </w:r>
-      <w:proofErr w:type="spellStart"/>
-      <w:r>
-        <w:t>fact_kv</w:t>
-      </w:r>
-      <w:proofErr w:type="spellEnd"/>
-      <w:r>
-        <w:t xml:space="preserve"> ja </w:t>
-      </w:r>
-      <w:proofErr w:type="spellStart"/>
-      <w:r>
-        <w:t>fact_palk</w:t>
-      </w:r>
-      <w:proofErr w:type="spellEnd"/>
-      <w:r>
-        <w:t xml:space="preserve"> seotud dimensioonidega </w:t>
-      </w:r>
-      <w:proofErr w:type="spellStart"/>
-      <w:r>
-        <w:t>dim_county</w:t>
-      </w:r>
-      <w:proofErr w:type="spellEnd"/>
-      <w:r>
-        <w:t xml:space="preserve"> ja </w:t>
-      </w:r>
-      <w:proofErr w:type="spellStart"/>
-      <w:r>
-        <w:t>dim_time</w:t>
-      </w:r>
-      <w:proofErr w:type="spellEnd"/>
-      <w:r>
-        <w:t xml:space="preserve"> "mitu-ühele" (</w:t>
-      </w:r>
-      <w:proofErr w:type="spellStart"/>
+      <w:r>
+        <w:rPr>
+          <w:b/>
+          <w:bCs/>
+        </w:rPr>
+        <w:t>Dim-mudel Power BI-s:</w:t>
+      </w:r>
+      <w:r>
+        <w:t xml:space="preserve"> Power BI siseselt imporditi tabelid andmebaasist muutmatul kujul, säilitades andmebaasi tähtskeemi struktuuri. Aruande seoste vaates on fact_kv ja fact_palk seotud dimensioonidega dim_county ja dim_time "mitu-ühele" (</w:t>
+      </w:r>
       <w:r>
         <w:rPr>
           <w:i/>
@@ -1542,33 +1097,8 @@
         </w:rPr>
         <w:t>many-to-one</w:t>
       </w:r>
-      <w:proofErr w:type="spellEnd"/>
-      <w:r>
-        <w:t xml:space="preserve">) seoste kaudu. </w:t>
-      </w:r>
-      <w:proofErr w:type="spellStart"/>
-      <w:r>
-        <w:t>fact_thi</w:t>
-      </w:r>
-      <w:proofErr w:type="spellEnd"/>
-      <w:r>
-        <w:t xml:space="preserve"> ja </w:t>
-      </w:r>
-      <w:proofErr w:type="spellStart"/>
-      <w:r>
-        <w:t>fact_intressid</w:t>
-      </w:r>
-      <w:proofErr w:type="spellEnd"/>
-      <w:r>
-        <w:t xml:space="preserve"> on seotud otse ajatabeliga </w:t>
-      </w:r>
-      <w:proofErr w:type="spellStart"/>
-      <w:r>
-        <w:t>dim_time</w:t>
-      </w:r>
-      <w:proofErr w:type="spellEnd"/>
-      <w:r>
-        <w:t>.</w:t>
+      <w:r>
+        <w:t>) seoste kaudu. fact_thi ja fact_intressid on seotud otse ajatabeliga dim_time.</w:t>
       </w:r>
     </w:p>
     <w:p>
@@ -1583,43 +1113,10 @@
           <w:b/>
           <w:bCs/>
         </w:rPr>
-        <w:lastRenderedPageBreak/>
         <w:t>Täiendused mudelis:</w:t>
       </w:r>
       <w:r>
-        <w:t xml:space="preserve"> Mudeli puhtuse huvides ei dubleeritud tabeleid Power </w:t>
-      </w:r>
-      <w:proofErr w:type="spellStart"/>
-      <w:r>
-        <w:t>Query-s</w:t>
-      </w:r>
-      <w:proofErr w:type="spellEnd"/>
-      <w:r>
-        <w:t xml:space="preserve">. Kuna kinnisvara keskmine ruutmeetri hind oli andmebaasis esitatud tuhandetes ühikutes (nt 0.8 tähistas 800 eurot), tehti Power </w:t>
-      </w:r>
-      <w:proofErr w:type="spellStart"/>
-      <w:r>
-        <w:t>BI-s</w:t>
-      </w:r>
-      <w:proofErr w:type="spellEnd"/>
-      <w:r>
-        <w:t xml:space="preserve"> </w:t>
-      </w:r>
-      <w:proofErr w:type="spellStart"/>
-      <w:r>
-        <w:t>visuaalide</w:t>
-      </w:r>
-      <w:proofErr w:type="spellEnd"/>
-      <w:r>
-        <w:t xml:space="preserve"> telgedel ja DAX-mõõdikutes kohandused reaalse väärtuse </w:t>
-      </w:r>
-      <w:proofErr w:type="spellStart"/>
-      <w:r>
-        <w:t>skaleerimiseks</w:t>
-      </w:r>
-      <w:proofErr w:type="spellEnd"/>
-      <w:r>
-        <w:t>.</w:t>
+        <w:t xml:space="preserve"> Mudeli puhtuse huvides ei dubleeritud tabeleid Power Query-s. Kuna kinnisvara keskmine ruutmeetri hind oli andmebaasis esitatud tuhandetes ühikutes (nt 0.8 tähistas 800 eurot), tehti Power BI-s visuaalide telgedel ja DAX-mõõdikutes kohandused reaalse väärtuse skaleerimiseks.</w:t>
       </w:r>
     </w:p>
     <w:p>
@@ -1649,7 +1146,6 @@
           <w:numId w:val="36"/>
         </w:numPr>
       </w:pPr>
-      <w:proofErr w:type="spellStart"/>
       <w:r>
         <w:rPr>
           <w:b/>
@@ -1657,71 +1153,15 @@
         </w:rPr>
         <w:t>Reaalne_Palk</w:t>
       </w:r>
-      <w:proofErr w:type="spellEnd"/>
-    </w:p>
-    <w:p>
-      <w:proofErr w:type="spellStart"/>
+    </w:p>
+    <w:p>
       <w:r>
         <w:t>dax</w:t>
       </w:r>
-      <w:proofErr w:type="spellEnd"/>
-    </w:p>
-    <w:p>
-      <w:proofErr w:type="spellStart"/>
-      <w:r>
-        <w:t>Reaalne_Palk</w:t>
-      </w:r>
-      <w:proofErr w:type="spellEnd"/>
-      <w:r>
-        <w:t xml:space="preserve"> = DIVIDE(AVERAGE('</w:t>
-      </w:r>
-      <w:proofErr w:type="spellStart"/>
-      <w:r>
-        <w:t>grupitoo_kv</w:t>
-      </w:r>
-      <w:proofErr w:type="spellEnd"/>
-      <w:r>
-        <w:t xml:space="preserve"> </w:t>
-      </w:r>
-      <w:proofErr w:type="spellStart"/>
-      <w:r>
-        <w:t>fact_palk</w:t>
-      </w:r>
-      <w:proofErr w:type="spellEnd"/>
-      <w:r>
-        <w:t>'[</w:t>
-      </w:r>
-      <w:proofErr w:type="spellStart"/>
-      <w:r>
-        <w:t>average_salary</w:t>
-      </w:r>
-      <w:proofErr w:type="spellEnd"/>
-      <w:r>
-        <w:t>]), AVERAGE('</w:t>
-      </w:r>
-      <w:proofErr w:type="spellStart"/>
-      <w:r>
-        <w:t>grupitoo_kv</w:t>
-      </w:r>
-      <w:proofErr w:type="spellEnd"/>
-      <w:r>
-        <w:t xml:space="preserve"> </w:t>
-      </w:r>
-      <w:proofErr w:type="spellStart"/>
-      <w:r>
-        <w:t>fact_thi</w:t>
-      </w:r>
-      <w:proofErr w:type="spellEnd"/>
-      <w:r>
-        <w:t>'[</w:t>
-      </w:r>
-      <w:proofErr w:type="spellStart"/>
-      <w:r>
-        <w:t>keskmine_indeks</w:t>
-      </w:r>
-      <w:proofErr w:type="spellEnd"/>
-      <w:r>
-        <w:t>]), 1) * 100</w:t>
+    </w:p>
+    <w:p>
+      <w:r>
+        <w:t>Reaalne_Palk = DIVIDE(AVERAGE('grupitoo_kv fact_palk'[average_salary]), AVERAGE('grupitoo_kv fact_thi'[keskmine_indeks]), 1) * 100</w:t>
       </w:r>
     </w:p>
     <w:p>
@@ -1763,55 +1203,13 @@
       </w:r>
     </w:p>
     <w:p>
-      <w:proofErr w:type="spellStart"/>
       <w:r>
         <w:t>dax</w:t>
       </w:r>
-      <w:proofErr w:type="spellEnd"/>
-    </w:p>
-    <w:p>
-      <w:r>
-        <w:t>M2_Kuupalga_Eest = DIVIDE(AVERAGE('</w:t>
-      </w:r>
-      <w:proofErr w:type="spellStart"/>
-      <w:r>
-        <w:t>grupitoo_kv</w:t>
-      </w:r>
-      <w:proofErr w:type="spellEnd"/>
-      <w:r>
-        <w:t xml:space="preserve"> </w:t>
-      </w:r>
-      <w:proofErr w:type="spellStart"/>
-      <w:r>
-        <w:t>fact_palk</w:t>
-      </w:r>
-      <w:proofErr w:type="spellEnd"/>
-      <w:r>
-        <w:t>'[</w:t>
-      </w:r>
-      <w:proofErr w:type="spellStart"/>
-      <w:r>
-        <w:t>average_salary</w:t>
-      </w:r>
-      <w:proofErr w:type="spellEnd"/>
-      <w:r>
-        <w:t>]), AVERAGE('</w:t>
-      </w:r>
-      <w:proofErr w:type="spellStart"/>
-      <w:r>
-        <w:t>grupitoo_kv</w:t>
-      </w:r>
-      <w:proofErr w:type="spellEnd"/>
-      <w:r>
-        <w:t xml:space="preserve"> </w:t>
-      </w:r>
-      <w:proofErr w:type="spellStart"/>
-      <w:r>
-        <w:t>fact_kv</w:t>
-      </w:r>
-      <w:proofErr w:type="spellEnd"/>
-      <w:r>
-        <w:t>'[avg_price_m2]) * 1000, 0)</w:t>
+    </w:p>
+    <w:p>
+      <w:r>
+        <w:t>M2_Kuupalga_Eest = DIVIDE(AVERAGE('grupitoo_kv fact_palk'[average_salary]), AVERAGE('grupitoo_kv fact_kv'[avg_price_m2]) * 1000, 0)</w:t>
       </w:r>
     </w:p>
     <w:p>
@@ -1831,6 +1229,7 @@
           <w:i/>
           <w:iCs/>
         </w:rPr>
+        <w:lastRenderedPageBreak/>
         <w:t>Selgitus:</w:t>
       </w:r>
       <w:r>
@@ -1887,160 +1286,38 @@
           <w:b/>
           <w:bCs/>
         </w:rPr>
-        <w:t>Regionaalne vaade (</w:t>
-      </w:r>
-      <w:proofErr w:type="spellStart"/>
-      <w:r>
-        <w:rPr>
-          <w:b/>
-          <w:bCs/>
-        </w:rPr>
-        <w:t>Shape</w:t>
-      </w:r>
-      <w:proofErr w:type="spellEnd"/>
-      <w:r>
-        <w:rPr>
-          <w:b/>
-          <w:bCs/>
-        </w:rPr>
-        <w:t xml:space="preserve"> </w:t>
-      </w:r>
-      <w:proofErr w:type="spellStart"/>
-      <w:r>
-        <w:rPr>
-          <w:b/>
-          <w:bCs/>
-        </w:rPr>
-        <w:t>Map</w:t>
-      </w:r>
-      <w:proofErr w:type="spellEnd"/>
-      <w:r>
-        <w:rPr>
-          <w:b/>
-          <w:bCs/>
-        </w:rPr>
-        <w:t xml:space="preserve"> &amp; </w:t>
-      </w:r>
-      <w:proofErr w:type="spellStart"/>
-      <w:r>
-        <w:rPr>
-          <w:b/>
-          <w:bCs/>
-        </w:rPr>
-        <w:t>Scatter</w:t>
-      </w:r>
-      <w:proofErr w:type="spellEnd"/>
-      <w:r>
-        <w:rPr>
-          <w:b/>
-          <w:bCs/>
-        </w:rPr>
-        <w:t xml:space="preserve"> </w:t>
-      </w:r>
-      <w:proofErr w:type="spellStart"/>
-      <w:r>
-        <w:rPr>
-          <w:b/>
-          <w:bCs/>
-        </w:rPr>
-        <w:t>Chart</w:t>
-      </w:r>
-      <w:proofErr w:type="spellEnd"/>
-      <w:r>
-        <w:rPr>
-          <w:b/>
-          <w:bCs/>
-        </w:rPr>
-        <w:t>):</w:t>
+        <w:t>Regionaalne vaade (Shape Map &amp; Scatter Chart):</w:t>
       </w:r>
       <w:r>
         <w:t xml:space="preserve"> Kasutusele võeti Eesti maakondade kohandatud kujundikaart (</w:t>
       </w:r>
-      <w:proofErr w:type="spellStart"/>
       <w:r>
         <w:rPr>
           <w:i/>
           <w:iCs/>
         </w:rPr>
-        <w:t>Shape</w:t>
-      </w:r>
-      <w:proofErr w:type="spellEnd"/>
+        <w:t>Shape map</w:t>
+      </w:r>
+      <w:r>
+        <w:t>) koos värviküllastuse funktsiooniga, mis kuvab mõõdikut M2_Kuupalga_Eest. Kaardi kõrvale on ehitatud hajuvusdiagramm (</w:t>
+      </w:r>
       <w:r>
         <w:rPr>
           <w:i/>
           <w:iCs/>
         </w:rPr>
-        <w:t xml:space="preserve"> </w:t>
-      </w:r>
-      <w:proofErr w:type="spellStart"/>
+        <w:t>Scatter chart</w:t>
+      </w:r>
+      <w:r>
+        <w:t>), kus x-teljel on palk, y-teljel m² hind ja mullideks maakonnad, mis liiguvad ajateljel (</w:t>
+      </w:r>
       <w:r>
         <w:rPr>
           <w:i/>
           <w:iCs/>
         </w:rPr>
-        <w:t>map</w:t>
-      </w:r>
-      <w:proofErr w:type="spellEnd"/>
-      <w:r>
-        <w:t xml:space="preserve">) koos värviküllastuse funktsiooniga, mis kuvab mõõdikut M2_Kuupalga_Eest. Kaardi kõrvale on </w:t>
-      </w:r>
-      <w:r>
-        <w:lastRenderedPageBreak/>
-        <w:t>ehitatud hajuvusdiagramm (</w:t>
-      </w:r>
-      <w:proofErr w:type="spellStart"/>
-      <w:r>
-        <w:rPr>
-          <w:i/>
-          <w:iCs/>
-        </w:rPr>
-        <w:t>Scatter</w:t>
-      </w:r>
-      <w:proofErr w:type="spellEnd"/>
-      <w:r>
-        <w:rPr>
-          <w:i/>
-          <w:iCs/>
-        </w:rPr>
-        <w:t xml:space="preserve"> </w:t>
-      </w:r>
-      <w:proofErr w:type="spellStart"/>
-      <w:r>
-        <w:rPr>
-          <w:i/>
-          <w:iCs/>
-        </w:rPr>
-        <w:t>chart</w:t>
-      </w:r>
-      <w:proofErr w:type="spellEnd"/>
-      <w:r>
-        <w:t>), kus x-teljel on palk, y-teljel m² hind ja mullideks maakonnad, mis liiguvad ajateljel (</w:t>
-      </w:r>
-      <w:proofErr w:type="spellStart"/>
-      <w:r>
-        <w:rPr>
-          <w:i/>
-          <w:iCs/>
-        </w:rPr>
-        <w:t>Play</w:t>
-      </w:r>
-      <w:proofErr w:type="spellEnd"/>
-      <w:r>
-        <w:rPr>
-          <w:i/>
-          <w:iCs/>
-        </w:rPr>
-        <w:t xml:space="preserve"> </w:t>
-      </w:r>
-      <w:proofErr w:type="spellStart"/>
-      <w:r>
-        <w:rPr>
-          <w:i/>
-          <w:iCs/>
-        </w:rPr>
-        <w:t>axis</w:t>
-      </w:r>
-      <w:proofErr w:type="spellEnd"/>
+        <w:t>Play axis</w:t>
+      </w:r>
       <w:r>
         <w:t>).</w:t>
       </w:r>
@@ -2060,17 +1337,8 @@
         <w:t>UX/UI lahendused:</w:t>
       </w:r>
       <w:r>
-        <w:t xml:space="preserve"> Kasutajamugavuse tagamiseks rakendati </w:t>
-      </w:r>
-      <w:proofErr w:type="spellStart"/>
-      <w:r>
-        <w:t>visuaalide</w:t>
-      </w:r>
-      <w:proofErr w:type="spellEnd"/>
-      <w:r>
-        <w:t xml:space="preserve"> vahelist risti-filtreerimist (</w:t>
-      </w:r>
-      <w:proofErr w:type="spellStart"/>
+        <w:t xml:space="preserve"> Kasutajamugavuse tagamiseks rakendati visuaalide vahelist risti-filtreerimist (</w:t>
+      </w:r>
       <w:r>
         <w:rPr>
           <w:i/>
@@ -2078,7 +1346,6 @@
         </w:rPr>
         <w:t>cross-filtering</w:t>
       </w:r>
-      <w:proofErr w:type="spellEnd"/>
       <w:r>
         <w:t>). Vajutades kaardil konkreetsele maakonnale, kohanduvad kõik lehe graafikud automaatselt valitud piirkonna andmetega, võimaldades koduostjal sekundi jooksul analüüsida just talle huvipakkuvat turgu.</w:t>
       </w:r>
@@ -2121,23 +1388,7 @@
         </w:numPr>
       </w:pPr>
       <w:r>
-        <w:t xml:space="preserve">Ava Power BI </w:t>
-      </w:r>
-      <w:proofErr w:type="spellStart"/>
-      <w:r>
-        <w:t>Desktopis</w:t>
-      </w:r>
-      <w:proofErr w:type="spellEnd"/>
-      <w:r>
-        <w:t xml:space="preserve"> fail </w:t>
-      </w:r>
-      <w:proofErr w:type="spellStart"/>
-      <w:r>
-        <w:t>KV_grupitoo_aruanne.pbix</w:t>
-      </w:r>
-      <w:proofErr w:type="spellEnd"/>
-      <w:r>
-        <w:t>.</w:t>
+        <w:t>Ava Power BI Desktopis fail KV_grupitoo_aruanne.pbix.</w:t>
       </w:r>
     </w:p>
     <w:p>
@@ -2150,7 +1401,6 @@
       <w:r>
         <w:t xml:space="preserve">Veendu, et andmed on värskendatud, vajutades avalehel nuppu </w:t>
       </w:r>
-      <w:proofErr w:type="spellStart"/>
       <w:r>
         <w:rPr>
           <w:i/>
@@ -2158,7 +1408,6 @@
         </w:rPr>
         <w:t>Refresh</w:t>
       </w:r>
-      <w:proofErr w:type="spellEnd"/>
       <w:r>
         <w:t>.</w:t>
       </w:r>
@@ -2184,31 +1433,13 @@
       <w:r>
         <w:t xml:space="preserve">Liigu hiirega hajuvusdiagrammi mummude kohale või lülita sisse </w:t>
       </w:r>
-      <w:proofErr w:type="spellStart"/>
       <w:r>
         <w:rPr>
           <w:i/>
           <w:iCs/>
         </w:rPr>
-        <w:t>Category</w:t>
-      </w:r>
-      <w:proofErr w:type="spellEnd"/>
-      <w:r>
-        <w:rPr>
-          <w:i/>
-          <w:iCs/>
-        </w:rPr>
-        <w:t xml:space="preserve"> </w:t>
-      </w:r>
-      <w:proofErr w:type="spellStart"/>
-      <w:r>
-        <w:rPr>
-          <w:i/>
-          <w:iCs/>
-        </w:rPr>
-        <w:t>labels</w:t>
-      </w:r>
-      <w:proofErr w:type="spellEnd"/>
+        <w:t>Category labels</w:t>
+      </w:r>
       <w:r>
         <w:t>, et tuvastada maakondade positsioonid.</w:t>
       </w:r>
@@ -2239,70 +1470,14 @@
         <w:t>Info-leht:</w:t>
       </w:r>
       <w:r>
-        <w:t xml:space="preserve"> Sisaldab </w:t>
-      </w:r>
-      <w:proofErr w:type="spellStart"/>
-      <w:r>
-        <w:t>metaandmeid</w:t>
-      </w:r>
-      <w:proofErr w:type="spellEnd"/>
-      <w:r>
-        <w:t xml:space="preserve"> andmete päritolu kohta (Maa-amet, Statistikaamet, Eesti Pank). Esitatud on andmevoo viimase uuendamise kuupäev ja audiitorkontrolli jälgitavusahel: </w:t>
+        <w:t xml:space="preserve"> Sisaldab metaandmeid andmete päritolu kohta (Maa-amet, Statistikaamet, Eesti Pank). Esitatud on andmevoo viimase uuendamise kuupäev ja audiitorkontrolli jälgitavusahel: </w:t>
       </w:r>
       <w:r>
         <w:rPr>
           <w:i/>
           <w:iCs/>
         </w:rPr>
-        <w:t xml:space="preserve">Visuaal -&gt; DAX-mõõdik (M2_Kuupalga_Eest) -&gt; </w:t>
-      </w:r>
-      <w:proofErr w:type="spellStart"/>
-      <w:r>
-        <w:rPr>
-          <w:i/>
-          <w:iCs/>
-        </w:rPr>
-        <w:t>PostgreSQL</w:t>
-      </w:r>
-      <w:proofErr w:type="spellEnd"/>
-      <w:r>
-        <w:rPr>
-          <w:i/>
-          <w:iCs/>
-        </w:rPr>
-        <w:t xml:space="preserve"> faktitabel (</w:t>
-      </w:r>
-      <w:proofErr w:type="spellStart"/>
-      <w:r>
-        <w:rPr>
-          <w:i/>
-          <w:iCs/>
-        </w:rPr>
-        <w:t>fact_kv</w:t>
-      </w:r>
-      <w:proofErr w:type="spellEnd"/>
-      <w:r>
-        <w:rPr>
-          <w:i/>
-          <w:iCs/>
-        </w:rPr>
-        <w:t xml:space="preserve">, </w:t>
-      </w:r>
-      <w:proofErr w:type="spellStart"/>
-      <w:r>
-        <w:rPr>
-          <w:i/>
-          <w:iCs/>
-        </w:rPr>
-        <w:t>fact_palk</w:t>
-      </w:r>
-      <w:proofErr w:type="spellEnd"/>
-      <w:r>
-        <w:rPr>
-          <w:i/>
-          <w:iCs/>
-        </w:rPr>
-        <w:t>) -&gt; Toorandmed</w:t>
+        <w:t>Visuaal -&gt; DAX-mõõdik (M2_Kuupalga_Eest) -&gt; PostgreSQL faktitabel (fact_kv, fact_palk) -&gt; Toorandmed</w:t>
       </w:r>
       <w:r>
         <w:t>.</w:t>
@@ -2310,8 +1485,9 @@
     </w:p>
     <w:p>
       <w:r>
+        <w:lastRenderedPageBreak/>
         <w:pict w14:anchorId="48B2C033">
-          <v:rect id="_x0000_i1070" style="width:0;height:1.5pt" o:hralign="center" o:hrstd="t" o:hr="t" fillcolor="#a0a0a0" stroked="f"/>
+          <v:rect id="_x0000_i1028" style="width:0;height:1.5pt" o:hralign="center" o:hrstd="t" o:hr="t" fillcolor="#a0a0a0" stroked="f"/>
         </w:pict>
       </w:r>
     </w:p>
@@ -2372,23 +1548,7 @@
           <w:i/>
           <w:iCs/>
         </w:rPr>
-        <w:t xml:space="preserve">Isikuandmed / </w:t>
-      </w:r>
-      <w:proofErr w:type="spellStart"/>
-      <w:r>
-        <w:rPr>
-          <w:i/>
-          <w:iCs/>
-        </w:rPr>
-        <w:t>Eriliigilised</w:t>
-      </w:r>
-      <w:proofErr w:type="spellEnd"/>
-      <w:r>
-        <w:rPr>
-          <w:i/>
-          <w:iCs/>
-        </w:rPr>
-        <w:t xml:space="preserve"> andmed:</w:t>
+        <w:t>Isikuandmed / Eriliigilised andmed:</w:t>
       </w:r>
       <w:r>
         <w:t xml:space="preserve"> Ei eksisteeri antud mudelis (eemaldatud laadimise etapis).</w:t>
@@ -2442,7 +1602,6 @@
           <w:b/>
           <w:bCs/>
         </w:rPr>
-        <w:lastRenderedPageBreak/>
         <w:t>Avalik juhtlaud:</w:t>
       </w:r>
       <w:r>
@@ -2452,7 +1611,7 @@
     <w:p>
       <w:r>
         <w:pict w14:anchorId="0C84336E">
-          <v:rect id="_x0000_i1071" style="width:0;height:1.5pt" o:hralign="center" o:hrstd="t" o:hr="t" fillcolor="#a0a0a0" stroked="f"/>
+          <v:rect id="_x0000_i1029" style="width:0;height:1.5pt" o:hralign="center" o:hrstd="t" o:hr="t" fillcolor="#a0a0a0" stroked="f"/>
         </w:pict>
       </w:r>
     </w:p>
@@ -2473,37 +1632,13 @@
     </w:p>
     <w:p>
       <w:r>
-        <w:t xml:space="preserve">Uurimisküsimuse nr 2 lahendamiseks integreeriti lahendusse ajaloolise trendi põhjal koostatud tulevikuprognoos. </w:t>
-      </w:r>
-      <w:proofErr w:type="spellStart"/>
-      <w:r>
-        <w:t>Pythoni</w:t>
-      </w:r>
-      <w:proofErr w:type="spellEnd"/>
-      <w:r>
-        <w:t xml:space="preserve"> </w:t>
-      </w:r>
-      <w:proofErr w:type="spellStart"/>
-      <w:r>
-        <w:t>scikit-learn</w:t>
-      </w:r>
-      <w:proofErr w:type="spellEnd"/>
-      <w:r>
-        <w:t xml:space="preserve"> teegi lineaarse regressiooni mudeli abil pikendati reaalse ostujõu (</w:t>
-      </w:r>
-      <w:proofErr w:type="spellStart"/>
-      <w:r>
-        <w:t>Reaalne_Palk</w:t>
-      </w:r>
-      <w:proofErr w:type="spellEnd"/>
-      <w:r>
-        <w:t>) ja kinnisvarahindade (avg_price_m2) aegridasid aastateni 2026–2030. Tulemused näitavad, et kui nominaalne palgakasv jätkub stabiilses 5–6% rütmis, kuid kinnisvaraturg jääb pakkumise defitsiidi tõttu kõrgele hinnatasemele, ei suuda ostujõud kinnisvarale kiiresti järele jõuda. Suhtarv stabiliseerub uues madalamas tasakaalupunktis, mis kinnitab hüpoteesi, et kinnisvara jääb suurlinnades tavatöötajale pikemaks ajaks luksuskaubaks.</w:t>
+        <w:t>Uurimisküsimuse nr 2 lahendamiseks integreeriti lahendusse ajaloolise trendi põhjal koostatud tulevikuprognoos. Pythoni scikit-learn teegi lineaarse regressiooni mudeli abil pikendati reaalse ostujõu (Reaalne_Palk) ja kinnisvarahindade (avg_price_m2) aegridasid aastateni 2026–2030. Tulemused näitavad, et kui nominaalne palgakasv jätkub stabiilses 5–6% rütmis, kuid kinnisvaraturg jääb pakkumise defitsiidi tõttu kõrgele hinnatasemele, ei suuda ostujõud kinnisvarale kiiresti järele jõuda. Suhtarv stabiliseerub uues madalamas tasakaalupunktis, mis kinnitab hüpoteesi, et kinnisvara jääb suurlinnades tavatöötajale pikemaks ajaks luksuskaubaks.</w:t>
       </w:r>
     </w:p>
     <w:p>
       <w:r>
         <w:pict w14:anchorId="46B5C0B4">
-          <v:rect id="_x0000_i1072" style="width:0;height:1.5pt" o:hralign="center" o:hrstd="t" o:hr="t" fillcolor="#a0a0a0" stroked="f"/>
+          <v:rect id="_x0000_i1030" style="width:0;height:1.5pt" o:hralign="center" o:hrstd="t" o:hr="t" fillcolor="#a0a0a0" stroked="f"/>
         </w:pict>
       </w:r>
     </w:p>
@@ -2567,18 +1702,11 @@
           <w:b/>
           <w:bCs/>
         </w:rPr>
+        <w:lastRenderedPageBreak/>
         <w:t>Tuleviku tasakaalupunkt:</w:t>
       </w:r>
       <w:r>
-        <w:t xml:space="preserve"> Prognoosimudeli kohaselt ei ole oodata kiiret sissetulekute </w:t>
-      </w:r>
-      <w:proofErr w:type="spellStart"/>
-      <w:r>
-        <w:t>järelejõudmist</w:t>
-      </w:r>
-      <w:proofErr w:type="spellEnd"/>
-      <w:r>
-        <w:t xml:space="preserve"> peamistes tõmbekeskustes (Harjumaa, Tartumaa). Suhtarv jääb püsivalt uude, koduostja jaoks ebasoodsamasse tasakaalupunkti.</w:t>
+        <w:t xml:space="preserve"> Prognoosimudeli kohaselt ei ole oodata kiiret sissetulekute järelejõudmist peamistes tõmbekeskustes (Harjumaa, Tartumaa). Suhtarv jääb püsivalt uude, koduostja jaoks ebasoodsamasse tasakaalupunkti.</w:t>
       </w:r>
     </w:p>
     <w:p>
@@ -2618,82 +1746,33 @@
     </w:p>
     <w:p>
       <w:r>
-        <w:t xml:space="preserve">Töö piiranguks on asjaolu, et mudel ei arvesta pankade reaalseid laenutingimusi ja omafinantseeringu määrasid igas maakonnas, vaid vaatab puhast statistilist ostujõudu. Edasiarendusena saaks mudelisse sisse tuua ka igakuise laenumakse kättesaadavuse indeksi, sidudes selle otse </w:t>
-      </w:r>
-      <w:proofErr w:type="spellStart"/>
-      <w:r>
-        <w:t>Euribori</w:t>
-      </w:r>
-      <w:proofErr w:type="spellEnd"/>
-      <w:r>
-        <w:t xml:space="preserve"> ja </w:t>
-      </w:r>
-      <w:proofErr w:type="spellStart"/>
-      <w:r>
-        <w:t>fact_intressid</w:t>
-      </w:r>
-      <w:proofErr w:type="spellEnd"/>
-      <w:r>
-        <w:t xml:space="preserve"> tabeliga.</w:t>
-      </w:r>
-    </w:p>
-    <w:p>
-      <w:pPr>
-        <w:rPr>
-          <w:b/>
-          <w:bCs/>
-        </w:rPr>
-      </w:pPr>
-      <w:r>
-        <w:rPr>
-          <w:b/>
-          <w:bCs/>
-        </w:rPr>
-        <w:lastRenderedPageBreak/>
+        <w:t>Töö piiranguks on asjaolu, et mudel ei arvesta pankade reaalseid laenutingimusi ja omafinantseeringu määrasid igas maakonnas, vaid vaatab puhast statistilist ostujõudu. Edasiarendusena saaks mudelisse sisse tuua ka igakuise laenumakse kättesaadavuse indeksi, sidudes selle otse Euribori ja fact_intressid tabeliga.</w:t>
+      </w:r>
+    </w:p>
+    <w:p>
+      <w:pPr>
+        <w:rPr>
+          <w:b/>
+          <w:bCs/>
+        </w:rPr>
+      </w:pPr>
+      <w:r>
+        <w:rPr>
+          <w:b/>
+          <w:bCs/>
+        </w:rPr>
         <w:t>AI kasutus:</w:t>
       </w:r>
     </w:p>
     <w:p>
       <w:r>
-        <w:t>Tehisaru (AI) rakendati töös koodi loogika optimeerimisel (</w:t>
-      </w:r>
-      <w:proofErr w:type="spellStart"/>
-      <w:r>
-        <w:t>Pythoni</w:t>
-      </w:r>
-      <w:proofErr w:type="spellEnd"/>
-      <w:r>
-        <w:t xml:space="preserve"> tabelite liitmise </w:t>
-      </w:r>
-      <w:proofErr w:type="spellStart"/>
-      <w:r>
-        <w:t>suffixes</w:t>
-      </w:r>
-      <w:proofErr w:type="spellEnd"/>
-      <w:r>
-        <w:t xml:space="preserve"> seadistamisel), DAX-mõõdikute süntaksivigade parandamisel ning </w:t>
-      </w:r>
-      <w:proofErr w:type="spellStart"/>
-      <w:r>
-        <w:t>Shape</w:t>
-      </w:r>
-      <w:proofErr w:type="spellEnd"/>
-      <w:r>
-        <w:t xml:space="preserve"> </w:t>
-      </w:r>
-      <w:proofErr w:type="spellStart"/>
-      <w:r>
-        <w:t>Map</w:t>
-      </w:r>
-      <w:proofErr w:type="spellEnd"/>
-      <w:r>
-        <w:t xml:space="preserve"> kaardifailide sidumise juhendamisel. Kõik AI genereeritud koodiridatest tulenevad arvutused ja andmemahu loogikad kontrolliti grupiliikmete poolt käsitsi üle andmebaasi kontrollpäringute abil.</w:t>
+        <w:t>Tehisaru (AI) rakendati töös koodi loogika optimeerimisel (Pythoni tabelite liitmise suffixes seadistamisel), DAX-mõõdikute süntaksivigade parandamisel ning Shape Map kaardifailide sidumise juhendamisel. Kõik AI genereeritud koodiridatest tulenevad arvutused ja andmemahu loogikad kontrolliti grupiliikmete poolt käsitsi üle andmebaasi kontrollpäringute abil.</w:t>
       </w:r>
     </w:p>
     <w:p>
       <w:r>
         <w:pict w14:anchorId="45AE86A4">
-          <v:rect id="_x0000_i1073" style="width:0;height:1.5pt" o:hralign="center" o:hrstd="t" o:hr="t" fillcolor="#a0a0a0" stroked="f"/>
+          <v:rect id="_x0000_i1031" style="width:0;height:1.5pt" o:hralign="center" o:hrstd="t" o:hr="t" fillcolor="#a0a0a0" stroked="f"/>
         </w:pict>
       </w:r>
     </w:p>
@@ -2742,15 +1821,7 @@
         <w:t>Liige A (Andmetöötleja):</w:t>
       </w:r>
       <w:r>
-        <w:t xml:space="preserve"> Vastutas toorandmete hankimise, puhastamise ja </w:t>
-      </w:r>
-      <w:proofErr w:type="spellStart"/>
-      <w:r>
-        <w:t>Pythoni</w:t>
-      </w:r>
-      <w:proofErr w:type="spellEnd"/>
-      <w:r>
-        <w:t xml:space="preserve"> rikastamise skripti kirjutamise eest.</w:t>
+        <w:t xml:space="preserve"> Vastutas toorandmete hankimise, puhastamise ja Pythoni rikastamise skripti kirjutamise eest.</w:t>
       </w:r>
     </w:p>
     <w:p>
@@ -2768,23 +1839,7 @@
         <w:t>Liige B (Andmebaasi haldur):</w:t>
       </w:r>
       <w:r>
-        <w:t xml:space="preserve"> Püstitas kohaliku </w:t>
-      </w:r>
-      <w:proofErr w:type="spellStart"/>
-      <w:r>
-        <w:t>PostgreSQL</w:t>
-      </w:r>
-      <w:proofErr w:type="spellEnd"/>
-      <w:r>
-        <w:t xml:space="preserve"> andmebaasi, disainis </w:t>
-      </w:r>
-      <w:proofErr w:type="spellStart"/>
-      <w:r>
-        <w:t>relatsioonilise</w:t>
-      </w:r>
-      <w:proofErr w:type="spellEnd"/>
-      <w:r>
-        <w:t xml:space="preserve"> mudeli ja optimeeris tabelite seosed.</w:t>
+        <w:t xml:space="preserve"> Püstitas kohaliku PostgreSQL andmebaasi, disainis relatsioonilise mudeli ja optimeeris tabelite seosed.</w:t>
       </w:r>
     </w:p>
     <w:p>
@@ -2802,31 +1857,7 @@
         <w:t>Liige C (Aruande disainer &amp; Analüütik):</w:t>
       </w:r>
       <w:r>
-        <w:t xml:space="preserve"> Lõi Power BI aruande, seadistas </w:t>
-      </w:r>
-      <w:proofErr w:type="spellStart"/>
-      <w:r>
-        <w:t>Shape</w:t>
-      </w:r>
-      <w:proofErr w:type="spellEnd"/>
-      <w:r>
-        <w:t xml:space="preserve"> </w:t>
-      </w:r>
-      <w:proofErr w:type="spellStart"/>
-      <w:r>
-        <w:t>Map</w:t>
-      </w:r>
-      <w:proofErr w:type="spellEnd"/>
-      <w:r>
-        <w:t xml:space="preserve"> kohandatud Eesti kaardi, kirjutas DAX-mõõdikud ja koostas </w:t>
-      </w:r>
-      <w:proofErr w:type="spellStart"/>
-      <w:r>
-        <w:t>Pythoni</w:t>
-      </w:r>
-      <w:proofErr w:type="spellEnd"/>
-      <w:r>
-        <w:t xml:space="preserve"> tulevikuprognoosi.</w:t>
+        <w:t xml:space="preserve"> Lõi Power BI aruande, seadistas Shape Map kohandatud Eesti kaardi, kirjutas DAX-mõõdikud ja koostas Pythoni tulevikuprognoosi.</w:t>
       </w:r>
     </w:p>
     <w:p>
@@ -2841,34 +1872,10 @@
           <w:i/>
           <w:iCs/>
         </w:rPr>
-        <w:t>Liige D (</w:t>
-      </w:r>
-      <w:proofErr w:type="spellStart"/>
-      <w:r>
-        <w:rPr>
-          <w:i/>
-          <w:iCs/>
-        </w:rPr>
-        <w:t>Dokumenteerija</w:t>
-      </w:r>
-      <w:proofErr w:type="spellEnd"/>
-      <w:r>
-        <w:rPr>
-          <w:i/>
-          <w:iCs/>
-        </w:rPr>
-        <w:t xml:space="preserve"> &amp; Korraldaja):</w:t>
-      </w:r>
-      <w:r>
-        <w:t xml:space="preserve"> Haldis </w:t>
-      </w:r>
-      <w:proofErr w:type="spellStart"/>
-      <w:r>
-        <w:t>Git-repositooriumi</w:t>
-      </w:r>
-      <w:proofErr w:type="spellEnd"/>
-      <w:r>
-        <w:t xml:space="preserve"> versioonihaldust, koordineeris tähtaegu ja vormistas lõpudokumentatsiooni.</w:t>
+        <w:t>Liige D (Dokumenteerija &amp; Korraldaja):</w:t>
+      </w:r>
+      <w:r>
+        <w:t xml:space="preserve"> Haldis Git-repositooriumi versioonihaldust, koordineeris tähtaegu ja vormistas lõpudokumentatsiooni.</w:t>
       </w:r>
     </w:p>
     <w:p>
@@ -2888,13 +1895,9 @@
       <w:r>
         <w:t xml:space="preserve"> Tehniliselt suurimaks väljakutseks kujunes eri allikatest (Maa-amet vs Statistikaamet) pärit andmete ajaline ja geograafiline klapitamine </w:t>
       </w:r>
-      <w:proofErr w:type="spellStart"/>
-      <w:r>
-        <w:t>Pythonis</w:t>
-      </w:r>
-      <w:proofErr w:type="spellEnd"/>
-      <w:r>
-        <w:t>, kuna tabelite regioonide nimed erinesid tühikute ja kirjapildi poolest, mis vajas täiendavat andmete standardiseerimist.</w:t>
+      <w:r>
+        <w:lastRenderedPageBreak/>
+        <w:t>Pythonis, kuna tabelite regioonide nimed erinesid tühikute ja kirjapildi poolest, mis vajas täiendavat andmete standardiseerimist.</w:t>
       </w:r>
     </w:p>
     <w:p>
@@ -2912,49 +1915,15 @@
         <w:t>AI-Kogemus (Eraldi lõik):</w:t>
       </w:r>
       <w:r>
-        <w:t xml:space="preserve"> LLM mudelite kasutamine kiirendas oluliselt Power </w:t>
-      </w:r>
-      <w:proofErr w:type="spellStart"/>
-      <w:r>
-        <w:t>BI-s</w:t>
-      </w:r>
-      <w:proofErr w:type="spellEnd"/>
-      <w:r>
-        <w:t xml:space="preserve"> esile kerkinud süntaksivigade lahendamist (nt ühekordsete jutumärkide konfliktid tabelinimedes). Samas ilmnes kriitiline kontrollivajadus </w:t>
-      </w:r>
-      <w:proofErr w:type="spellStart"/>
-      <w:r>
-        <w:t>kaardivisuaalide</w:t>
-      </w:r>
-      <w:proofErr w:type="spellEnd"/>
-      <w:r>
-        <w:t xml:space="preserve"> andmesiltide käsitlemisel, kus tehisaru pakkus esialgu funktsioone, mida konkreetne </w:t>
-      </w:r>
-      <w:proofErr w:type="spellStart"/>
+        <w:t xml:space="preserve"> LLM mudelite kasutamine kiirendas oluliselt Power BI-s esile kerkinud süntaksivigade lahendamist (nt ühekordsete jutumärkide konfliktid tabelinimedes). Samas ilmnes kriitiline kontrollivajadus kaardivisuaalide andmesiltide käsitlemisel, kus tehisaru pakkus esialgu funktsioone, mida konkreetne </w:t>
+      </w:r>
       <w:r>
         <w:rPr>
           <w:i/>
           <w:iCs/>
         </w:rPr>
-        <w:t>Shape</w:t>
-      </w:r>
-      <w:proofErr w:type="spellEnd"/>
-      <w:r>
-        <w:rPr>
-          <w:i/>
-          <w:iCs/>
-        </w:rPr>
-        <w:t xml:space="preserve"> </w:t>
-      </w:r>
-      <w:proofErr w:type="spellStart"/>
-      <w:r>
-        <w:rPr>
-          <w:i/>
-          <w:iCs/>
-        </w:rPr>
-        <w:t>Map</w:t>
-      </w:r>
-      <w:proofErr w:type="spellEnd"/>
+        <w:t>Shape Map</w:t>
+      </w:r>
       <w:r>
         <w:t xml:space="preserve"> tehniliselt ei toetanud, nõudes meeskonnalt iseseisvat alternatiivsete analüütiliste lahenduste (edetabelite) välja töötamist.</w:t>
       </w:r>
@@ -5479,6 +4448,95 @@
     </w:lvl>
   </w:abstractNum>
   <w:abstractNum w:abstractNumId="18" w15:restartNumberingAfterBreak="0">
+    <w:nsid w:val="4DB56869"/>
+    <w:multiLevelType w:val="hybridMultilevel"/>
+    <w:tmpl w:val="75BAF4BC"/>
+    <w:lvl w:ilvl="0" w:tplc="0425000F">
+      <w:start w:val="1"/>
+      <w:numFmt w:val="decimal"/>
+      <w:lvlText w:val="%1."/>
+      <w:lvlJc w:val="left"/>
+      <w:pPr>
+        <w:ind w:left="720" w:hanging="360"/>
+      </w:pPr>
+      <w:rPr>
+        <w:rFonts w:hint="default"/>
+      </w:rPr>
+    </w:lvl>
+    <w:lvl w:ilvl="1" w:tplc="04250019" w:tentative="1">
+      <w:start w:val="1"/>
+      <w:numFmt w:val="lowerLetter"/>
+      <w:lvlText w:val="%2."/>
+      <w:lvlJc w:val="left"/>
+      <w:pPr>
+        <w:ind w:left="1440" w:hanging="360"/>
+      </w:pPr>
+    </w:lvl>
+    <w:lvl w:ilvl="2" w:tplc="0425001B" w:tentative="1">
+      <w:start w:val="1"/>
+      <w:numFmt w:val="lowerRoman"/>
+      <w:lvlText w:val="%3."/>
+      <w:lvlJc w:val="right"/>
+      <w:pPr>
+        <w:ind w:left="2160" w:hanging="180"/>
+      </w:pPr>
+    </w:lvl>
+    <w:lvl w:ilvl="3" w:tplc="0425000F" w:tentative="1">
+      <w:start w:val="1"/>
+      <w:numFmt w:val="decimal"/>
+      <w:lvlText w:val="%4."/>
+      <w:lvlJc w:val="left"/>
+      <w:pPr>
+        <w:ind w:left="2880" w:hanging="360"/>
+      </w:pPr>
+    </w:lvl>
+    <w:lvl w:ilvl="4" w:tplc="04250019" w:tentative="1">
+      <w:start w:val="1"/>
+      <w:numFmt w:val="lowerLetter"/>
+      <w:lvlText w:val="%5."/>
+      <w:lvlJc w:val="left"/>
+      <w:pPr>
+        <w:ind w:left="3600" w:hanging="360"/>
+      </w:pPr>
+    </w:lvl>
+    <w:lvl w:ilvl="5" w:tplc="0425001B" w:tentative="1">
+      <w:start w:val="1"/>
+      <w:numFmt w:val="lowerRoman"/>
+      <w:lvlText w:val="%6."/>
+      <w:lvlJc w:val="right"/>
+      <w:pPr>
+        <w:ind w:left="4320" w:hanging="180"/>
+      </w:pPr>
+    </w:lvl>
+    <w:lvl w:ilvl="6" w:tplc="0425000F" w:tentative="1">
+      <w:start w:val="1"/>
+      <w:numFmt w:val="decimal"/>
+      <w:lvlText w:val="%7."/>
+      <w:lvlJc w:val="left"/>
+      <w:pPr>
+        <w:ind w:left="5040" w:hanging="360"/>
+      </w:pPr>
+    </w:lvl>
+    <w:lvl w:ilvl="7" w:tplc="04250019" w:tentative="1">
+      <w:start w:val="1"/>
+      <w:numFmt w:val="lowerLetter"/>
+      <w:lvlText w:val="%8."/>
+      <w:lvlJc w:val="left"/>
+      <w:pPr>
+        <w:ind w:left="5760" w:hanging="360"/>
+      </w:pPr>
+    </w:lvl>
+    <w:lvl w:ilvl="8" w:tplc="0425001B" w:tentative="1">
+      <w:start w:val="1"/>
+      <w:numFmt w:val="lowerRoman"/>
+      <w:lvlText w:val="%9."/>
+      <w:lvlJc w:val="right"/>
+      <w:pPr>
+        <w:ind w:left="6480" w:hanging="180"/>
+      </w:pPr>
+    </w:lvl>
+  </w:abstractNum>
+  <w:abstractNum w:abstractNumId="19" w15:restartNumberingAfterBreak="0">
     <w:nsid w:val="51A02B4D"/>
     <w:multiLevelType w:val="multilevel"/>
     <w:tmpl w:val="DA64CC82"/>
@@ -5627,7 +4685,7 @@
       </w:rPr>
     </w:lvl>
   </w:abstractNum>
-  <w:abstractNum w:abstractNumId="19" w15:restartNumberingAfterBreak="0">
+  <w:abstractNum w:abstractNumId="20" w15:restartNumberingAfterBreak="0">
     <w:nsid w:val="51CA7E9F"/>
     <w:multiLevelType w:val="multilevel"/>
     <w:tmpl w:val="B672AEB0"/>
@@ -5776,7 +4834,7 @@
       </w:rPr>
     </w:lvl>
   </w:abstractNum>
-  <w:abstractNum w:abstractNumId="20" w15:restartNumberingAfterBreak="0">
+  <w:abstractNum w:abstractNumId="21" w15:restartNumberingAfterBreak="0">
     <w:nsid w:val="54730D8E"/>
     <w:multiLevelType w:val="multilevel"/>
     <w:tmpl w:val="47727466"/>
@@ -5925,7 +4983,7 @@
       </w:rPr>
     </w:lvl>
   </w:abstractNum>
-  <w:abstractNum w:abstractNumId="21" w15:restartNumberingAfterBreak="0">
+  <w:abstractNum w:abstractNumId="22" w15:restartNumberingAfterBreak="0">
     <w:nsid w:val="584D491E"/>
     <w:multiLevelType w:val="multilevel"/>
     <w:tmpl w:val="968638B6"/>
@@ -6074,7 +5132,7 @@
       </w:rPr>
     </w:lvl>
   </w:abstractNum>
-  <w:abstractNum w:abstractNumId="22" w15:restartNumberingAfterBreak="0">
+  <w:abstractNum w:abstractNumId="23" w15:restartNumberingAfterBreak="0">
     <w:nsid w:val="5A053C5D"/>
     <w:multiLevelType w:val="multilevel"/>
     <w:tmpl w:val="0FFC9E72"/>
@@ -6223,7 +5281,7 @@
       </w:rPr>
     </w:lvl>
   </w:abstractNum>
-  <w:abstractNum w:abstractNumId="23" w15:restartNumberingAfterBreak="0">
+  <w:abstractNum w:abstractNumId="24" w15:restartNumberingAfterBreak="0">
     <w:nsid w:val="5A1E6F14"/>
     <w:multiLevelType w:val="multilevel"/>
     <w:tmpl w:val="45508DF8"/>
@@ -6372,7 +5430,7 @@
       </w:rPr>
     </w:lvl>
   </w:abstractNum>
-  <w:abstractNum w:abstractNumId="24" w15:restartNumberingAfterBreak="0">
+  <w:abstractNum w:abstractNumId="25" w15:restartNumberingAfterBreak="0">
     <w:nsid w:val="5C1A1393"/>
     <w:multiLevelType w:val="multilevel"/>
     <w:tmpl w:val="21564A98"/>
@@ -6521,7 +5579,7 @@
       </w:rPr>
     </w:lvl>
   </w:abstractNum>
-  <w:abstractNum w:abstractNumId="25" w15:restartNumberingAfterBreak="0">
+  <w:abstractNum w:abstractNumId="26" w15:restartNumberingAfterBreak="0">
     <w:nsid w:val="606310D9"/>
     <w:multiLevelType w:val="multilevel"/>
     <w:tmpl w:val="229AD398"/>
@@ -6670,7 +5728,7 @@
       </w:rPr>
     </w:lvl>
   </w:abstractNum>
-  <w:abstractNum w:abstractNumId="26" w15:restartNumberingAfterBreak="0">
+  <w:abstractNum w:abstractNumId="27" w15:restartNumberingAfterBreak="0">
     <w:nsid w:val="65A00763"/>
     <w:multiLevelType w:val="multilevel"/>
     <w:tmpl w:val="100603DC"/>
@@ -6783,7 +5841,7 @@
       </w:pPr>
     </w:lvl>
   </w:abstractNum>
-  <w:abstractNum w:abstractNumId="27" w15:restartNumberingAfterBreak="0">
+  <w:abstractNum w:abstractNumId="28" w15:restartNumberingAfterBreak="0">
     <w:nsid w:val="669E1870"/>
     <w:multiLevelType w:val="multilevel"/>
     <w:tmpl w:val="87BA8F6C"/>
@@ -6932,7 +5990,7 @@
       </w:rPr>
     </w:lvl>
   </w:abstractNum>
-  <w:abstractNum w:abstractNumId="28" w15:restartNumberingAfterBreak="0">
+  <w:abstractNum w:abstractNumId="29" w15:restartNumberingAfterBreak="0">
     <w:nsid w:val="68AF5BC2"/>
     <w:multiLevelType w:val="multilevel"/>
     <w:tmpl w:val="BBF09E78"/>
@@ -7077,7 +6135,7 @@
       </w:rPr>
     </w:lvl>
   </w:abstractNum>
-  <w:abstractNum w:abstractNumId="29" w15:restartNumberingAfterBreak="0">
+  <w:abstractNum w:abstractNumId="30" w15:restartNumberingAfterBreak="0">
     <w:nsid w:val="6C5C4463"/>
     <w:multiLevelType w:val="hybridMultilevel"/>
     <w:tmpl w:val="772A031A"/>
@@ -7190,7 +6248,7 @@
       </w:rPr>
     </w:lvl>
   </w:abstractNum>
-  <w:abstractNum w:abstractNumId="30" w15:restartNumberingAfterBreak="0">
+  <w:abstractNum w:abstractNumId="31" w15:restartNumberingAfterBreak="0">
     <w:nsid w:val="6D1A501F"/>
     <w:multiLevelType w:val="multilevel"/>
     <w:tmpl w:val="0DA28030"/>
@@ -7339,7 +6397,7 @@
       </w:rPr>
     </w:lvl>
   </w:abstractNum>
-  <w:abstractNum w:abstractNumId="31" w15:restartNumberingAfterBreak="0">
+  <w:abstractNum w:abstractNumId="32" w15:restartNumberingAfterBreak="0">
     <w:nsid w:val="6EC00ECF"/>
     <w:multiLevelType w:val="multilevel"/>
     <w:tmpl w:val="95961DCC"/>
@@ -7488,7 +6546,7 @@
       </w:rPr>
     </w:lvl>
   </w:abstractNum>
-  <w:abstractNum w:abstractNumId="32" w15:restartNumberingAfterBreak="0">
+  <w:abstractNum w:abstractNumId="33" w15:restartNumberingAfterBreak="0">
     <w:nsid w:val="70BF2C7A"/>
     <w:multiLevelType w:val="multilevel"/>
     <w:tmpl w:val="1562A278"/>
@@ -7637,7 +6695,7 @@
       </w:rPr>
     </w:lvl>
   </w:abstractNum>
-  <w:abstractNum w:abstractNumId="33" w15:restartNumberingAfterBreak="0">
+  <w:abstractNum w:abstractNumId="34" w15:restartNumberingAfterBreak="0">
     <w:nsid w:val="70C51484"/>
     <w:multiLevelType w:val="multilevel"/>
     <w:tmpl w:val="9E128CE4"/>
@@ -7786,7 +6844,7 @@
       </w:rPr>
     </w:lvl>
   </w:abstractNum>
-  <w:abstractNum w:abstractNumId="34" w15:restartNumberingAfterBreak="0">
+  <w:abstractNum w:abstractNumId="35" w15:restartNumberingAfterBreak="0">
     <w:nsid w:val="718B259F"/>
     <w:multiLevelType w:val="multilevel"/>
     <w:tmpl w:val="F71A683C"/>
@@ -7935,7 +6993,7 @@
       </w:rPr>
     </w:lvl>
   </w:abstractNum>
-  <w:abstractNum w:abstractNumId="35" w15:restartNumberingAfterBreak="0">
+  <w:abstractNum w:abstractNumId="36" w15:restartNumberingAfterBreak="0">
     <w:nsid w:val="729168D8"/>
     <w:multiLevelType w:val="multilevel"/>
     <w:tmpl w:val="D6DEB760"/>
@@ -8084,7 +7142,7 @@
       </w:rPr>
     </w:lvl>
   </w:abstractNum>
-  <w:abstractNum w:abstractNumId="36" w15:restartNumberingAfterBreak="0">
+  <w:abstractNum w:abstractNumId="37" w15:restartNumberingAfterBreak="0">
     <w:nsid w:val="731077A3"/>
     <w:multiLevelType w:val="multilevel"/>
     <w:tmpl w:val="E59C51FA"/>
@@ -8229,7 +7287,7 @@
       </w:rPr>
     </w:lvl>
   </w:abstractNum>
-  <w:abstractNum w:abstractNumId="37" w15:restartNumberingAfterBreak="0">
+  <w:abstractNum w:abstractNumId="38" w15:restartNumberingAfterBreak="0">
     <w:nsid w:val="7B176394"/>
     <w:multiLevelType w:val="multilevel"/>
     <w:tmpl w:val="FBA8252E"/>
@@ -8378,7 +7436,7 @@
       </w:rPr>
     </w:lvl>
   </w:abstractNum>
-  <w:abstractNum w:abstractNumId="38" w15:restartNumberingAfterBreak="0">
+  <w:abstractNum w:abstractNumId="39" w15:restartNumberingAfterBreak="0">
     <w:nsid w:val="7B203AB1"/>
     <w:multiLevelType w:val="multilevel"/>
     <w:tmpl w:val="CED2ED12"/>
@@ -8527,7 +7585,7 @@
       </w:rPr>
     </w:lvl>
   </w:abstractNum>
-  <w:abstractNum w:abstractNumId="39" w15:restartNumberingAfterBreak="0">
+  <w:abstractNum w:abstractNumId="40" w15:restartNumberingAfterBreak="0">
     <w:nsid w:val="7E0C738B"/>
     <w:multiLevelType w:val="multilevel"/>
     <w:tmpl w:val="C19C3592"/>
@@ -8677,28 +7735,28 @@
     </w:lvl>
   </w:abstractNum>
   <w:num w:numId="1" w16cid:durableId="27343711">
-    <w:abstractNumId w:val="19"/>
+    <w:abstractNumId w:val="20"/>
   </w:num>
   <w:num w:numId="2" w16cid:durableId="1189878167">
-    <w:abstractNumId w:val="27"/>
+    <w:abstractNumId w:val="28"/>
   </w:num>
   <w:num w:numId="3" w16cid:durableId="522134800">
-    <w:abstractNumId w:val="30"/>
+    <w:abstractNumId w:val="31"/>
   </w:num>
   <w:num w:numId="4" w16cid:durableId="1368022358">
     <w:abstractNumId w:val="1"/>
   </w:num>
   <w:num w:numId="5" w16cid:durableId="870453898">
-    <w:abstractNumId w:val="32"/>
+    <w:abstractNumId w:val="33"/>
   </w:num>
   <w:num w:numId="6" w16cid:durableId="2080976972">
-    <w:abstractNumId w:val="23"/>
+    <w:abstractNumId w:val="24"/>
   </w:num>
   <w:num w:numId="7" w16cid:durableId="1733383082">
     <w:abstractNumId w:val="2"/>
   </w:num>
   <w:num w:numId="8" w16cid:durableId="314915720">
-    <w:abstractNumId w:val="34"/>
+    <w:abstractNumId w:val="35"/>
   </w:num>
   <w:num w:numId="9" w16cid:durableId="357852277">
     <w:abstractNumId w:val="5"/>
@@ -8707,7 +7765,7 @@
     <w:abstractNumId w:val="9"/>
   </w:num>
   <w:num w:numId="11" w16cid:durableId="865557796">
-    <w:abstractNumId w:val="35"/>
+    <w:abstractNumId w:val="36"/>
   </w:num>
   <w:num w:numId="12" w16cid:durableId="1943954552">
     <w:abstractNumId w:val="0"/>
@@ -8719,25 +7777,25 @@
     <w:abstractNumId w:val="10"/>
   </w:num>
   <w:num w:numId="15" w16cid:durableId="2054377148">
-    <w:abstractNumId w:val="20"/>
+    <w:abstractNumId w:val="21"/>
   </w:num>
   <w:num w:numId="16" w16cid:durableId="2110394441">
     <w:abstractNumId w:val="15"/>
   </w:num>
   <w:num w:numId="17" w16cid:durableId="926572840">
-    <w:abstractNumId w:val="38"/>
+    <w:abstractNumId w:val="39"/>
   </w:num>
   <w:num w:numId="18" w16cid:durableId="1303074629">
-    <w:abstractNumId w:val="39"/>
+    <w:abstractNumId w:val="40"/>
   </w:num>
   <w:num w:numId="19" w16cid:durableId="1405839482">
     <w:abstractNumId w:val="13"/>
   </w:num>
   <w:num w:numId="20" w16cid:durableId="2130124051">
-    <w:abstractNumId w:val="24"/>
+    <w:abstractNumId w:val="25"/>
   </w:num>
   <w:num w:numId="21" w16cid:durableId="1577782323">
-    <w:abstractNumId w:val="37"/>
+    <w:abstractNumId w:val="38"/>
   </w:num>
   <w:num w:numId="22" w16cid:durableId="1214275579">
     <w:abstractNumId w:val="16"/>
@@ -8760,7 +7818,7 @@
     </w:lvlOverride>
   </w:num>
   <w:num w:numId="24" w16cid:durableId="2040232091">
-    <w:abstractNumId w:val="21"/>
+    <w:abstractNumId w:val="22"/>
   </w:num>
   <w:num w:numId="25" w16cid:durableId="1842115328">
     <w:abstractNumId w:val="6"/>
@@ -8769,22 +7827,22 @@
     <w:abstractNumId w:val="12"/>
   </w:num>
   <w:num w:numId="27" w16cid:durableId="565337783">
-    <w:abstractNumId w:val="29"/>
+    <w:abstractNumId w:val="30"/>
   </w:num>
   <w:num w:numId="28" w16cid:durableId="1715539596">
-    <w:abstractNumId w:val="28"/>
+    <w:abstractNumId w:val="29"/>
   </w:num>
   <w:num w:numId="29" w16cid:durableId="1690445427">
     <w:abstractNumId w:val="7"/>
   </w:num>
   <w:num w:numId="30" w16cid:durableId="692151356">
-    <w:abstractNumId w:val="26"/>
+    <w:abstractNumId w:val="27"/>
   </w:num>
   <w:num w:numId="31" w16cid:durableId="952786855">
     <w:abstractNumId w:val="3"/>
   </w:num>
   <w:num w:numId="32" w16cid:durableId="189531672">
-    <w:abstractNumId w:val="22"/>
+    <w:abstractNumId w:val="23"/>
   </w:num>
   <w:num w:numId="33" w16cid:durableId="1309743859">
     <w:abstractNumId w:val="11"/>
@@ -8793,24 +7851,27 @@
     <w:abstractNumId w:val="14"/>
   </w:num>
   <w:num w:numId="35" w16cid:durableId="53552792">
-    <w:abstractNumId w:val="25"/>
+    <w:abstractNumId w:val="26"/>
   </w:num>
   <w:num w:numId="36" w16cid:durableId="1379351700">
     <w:abstractNumId w:val="8"/>
   </w:num>
   <w:num w:numId="37" w16cid:durableId="931739896">
-    <w:abstractNumId w:val="31"/>
+    <w:abstractNumId w:val="32"/>
   </w:num>
   <w:num w:numId="38" w16cid:durableId="790973297">
-    <w:abstractNumId w:val="36"/>
+    <w:abstractNumId w:val="37"/>
   </w:num>
   <w:num w:numId="39" w16cid:durableId="1130510469">
-    <w:abstractNumId w:val="33"/>
+    <w:abstractNumId w:val="34"/>
   </w:num>
   <w:num w:numId="40" w16cid:durableId="1326543493">
     <w:abstractNumId w:val="17"/>
   </w:num>
   <w:num w:numId="41" w16cid:durableId="399250526">
+    <w:abstractNumId w:val="19"/>
+  </w:num>
+  <w:num w:numId="42" w16cid:durableId="1831095655">
     <w:abstractNumId w:val="18"/>
   </w:num>
 </w:numbering>

--- a/Lõputöö kirjeldus.docx
+++ b/Lõputöö kirjeldus.docx
@@ -337,6 +337,59 @@
       </w:r>
     </w:p>
     <w:p>
+      <w:pPr>
+        <w:pStyle w:val="z1qcye"/>
+        <w:numPr>
+          <w:ilvl w:val="0"/>
+          <w:numId w:val="29"/>
+        </w:numPr>
+        <w:spacing w:before="0" w:beforeAutospacing="0" w:after="0" w:afterAutospacing="0"/>
+        <w:rPr>
+          <w:rFonts w:ascii="Arial" w:hAnsi="Arial" w:cs="Arial"/>
+        </w:rPr>
+      </w:pPr>
+      <w:r>
+        <w:rPr>
+          <w:rStyle w:val="Strong"/>
+          <w:rFonts w:ascii="Arial" w:eastAsiaTheme="majorEastAsia" w:hAnsi="Arial" w:cs="Arial"/>
+        </w:rPr>
+        <w:t>Reaalpalk</w:t>
+      </w:r>
+      <w:r>
+        <w:rPr>
+          <w:rStyle w:val="inqyif"/>
+          <w:rFonts w:ascii="Arial" w:eastAsiaTheme="majorEastAsia" w:hAnsi="Arial" w:cs="Arial"/>
+        </w:rPr>
+        <w:t xml:space="preserve">: </w:t>
+      </w:r>
+      <w:r>
+        <w:rPr>
+          <w:rStyle w:val="inqyif"/>
+          <w:rFonts w:ascii="Arial" w:eastAsiaTheme="majorEastAsia" w:hAnsi="Arial" w:cs="Arial"/>
+        </w:rPr>
+        <w:t>nominaalpalk korrigeerit</w:t>
+      </w:r>
+      <w:r>
+        <w:rPr>
+          <w:rStyle w:val="inqyif"/>
+          <w:rFonts w:ascii="Arial" w:eastAsiaTheme="majorEastAsia" w:hAnsi="Arial" w:cs="Arial"/>
+        </w:rPr>
+        <w:t>ud</w:t>
+      </w:r>
+      <w:r>
+        <w:rPr>
+          <w:rStyle w:val="inqyif"/>
+          <w:rFonts w:ascii="Arial" w:eastAsiaTheme="majorEastAsia" w:hAnsi="Arial" w:cs="Arial"/>
+        </w:rPr>
+        <w:t xml:space="preserve"> hinnatõusu ehk inflatsiooniga (kasutades tarbijahinnaindeksit ehk THI-d).</w:t>
+      </w:r>
+    </w:p>
+    <w:p>
+      <w:pPr>
+        <w:ind w:left="360"/>
+      </w:pPr>
+    </w:p>
+    <w:p>
       <w:r>
         <w:pict w14:anchorId="406C96C7">
           <v:rect id="_x0000_i1025" style="width:0;height:1.5pt" o:hralign="center" o:hrstd="t" o:hr="t" fillcolor="#a0a0a0" stroked="f"/>
@@ -471,6 +524,10 @@
     </w:p>
     <w:p>
       <w:r>
+        <w:rPr>
+          <w:noProof/>
+        </w:rPr>
+        <w:lastRenderedPageBreak/>
         <w:drawing>
           <wp:inline distT="0" distB="0" distL="0" distR="0" wp14:anchorId="1DE92C86" wp14:editId="3174E23A">
             <wp:extent cx="5731510" cy="2758440"/>
@@ -521,7 +578,6 @@
           <w:b/>
           <w:bCs/>
         </w:rPr>
-        <w:lastRenderedPageBreak/>
         <w:t>Dim-mudel SQL andmebaasis</w:t>
       </w:r>
     </w:p>
@@ -734,6 +790,7 @@
         </w:numPr>
       </w:pPr>
       <w:r>
+        <w:lastRenderedPageBreak/>
         <w:t>fact_thi: 84 rida [1]</w:t>
       </w:r>
     </w:p>
@@ -812,7 +869,6 @@
     </w:p>
     <w:p>
       <w:r>
-        <w:lastRenderedPageBreak/>
         <w:t>Kuna tegemist on riikliku agregeeritud statistika ja makromajanduslike näitajatega, ei sisalda allikfailid füüsiliste isikute isikuandmeid ega delikaatseid andmeid. Andmete laadimisel Pythonisse ja andmebaasi jäeti allikatest välja detailsed isikustatud tehinguandmed (nt täpsed kinnistusraamatu numbrid, osapoolte nimed ja täpsed aadressid). Regioonid piiritleti ja maskeeriti ametliku maakonna taseme identifikaatoriga (fk_county_id), tagades, et andmebaas ei salvesta tundlikku privaatset informatsiooni.</w:t>
       </w:r>
     </w:p>
@@ -899,7 +955,11 @@
         <w:t>Python (pandas):</w:t>
       </w:r>
       <w:r>
-        <w:t xml:space="preserve"> Teostati tabelite rikastamine ja koondamine ühtseks analüütiliseks andmeraamistikuks (df_koond). Funktsiooni pd.merge() abil ühendati kinnisvara faktitabel (fact_kv) maakonna ja aja dimensioonidega. Seejärel liideti palgaandmed, ühildades read korraga nii asukoha kui ka kvartali järgi (on=['fk_county_id', 'fk_quarter_id']). Viimase sammuna rikastati mudelit, lisades tarbijahinnaindeksi (fact_thi) ja intressimäärad (fact_intressid) puhtalt kvartali võtme (fk_quarter_id) alusel.</w:t>
+        <w:t xml:space="preserve"> Teostati tabelite rikastamine ja koondamine ühtseks analüütiliseks andmeraamistikuks (df_koond). Funktsiooni pd.merge() abil ühendati kinnisvara faktitabel (fact_kv) maakonna ja aja dimensioonidega. Seejärel liideti palgaandmed, ühildades read korraga nii asukoha kui ka kvartali </w:t>
+      </w:r>
+      <w:r>
+        <w:lastRenderedPageBreak/>
+        <w:t>järgi (on=['fk_county_id', 'fk_quarter_id']). Viimase sammuna rikastati mudelit, lisades tarbijahinnaindeksi (fact_thi) ja intressimäärad (fact_intressid) puhtalt kvartali võtme (fk_quarter_id) alusel.</w:t>
       </w:r>
     </w:p>
     <w:p>
@@ -1001,7 +1061,6 @@
           <w:b/>
           <w:bCs/>
         </w:rPr>
-        <w:lastRenderedPageBreak/>
         <w:t>Aruande käivitus:</w:t>
       </w:r>
       <w:r>
@@ -1161,6 +1220,7 @@
     </w:p>
     <w:p>
       <w:r>
+        <w:lastRenderedPageBreak/>
         <w:t>Reaalne_Palk = DIVIDE(AVERAGE('grupitoo_kv fact_palk'[average_salary]), AVERAGE('grupitoo_kv fact_thi'[keskmine_indeks]), 1) * 100</w:t>
       </w:r>
     </w:p>
@@ -1229,7 +1289,6 @@
           <w:i/>
           <w:iCs/>
         </w:rPr>
-        <w:lastRenderedPageBreak/>
         <w:t>Selgitus:</w:t>
       </w:r>
       <w:r>
@@ -1388,6 +1447,7 @@
         </w:numPr>
       </w:pPr>
       <w:r>
+        <w:lastRenderedPageBreak/>
         <w:t>Ava Power BI Desktopis fail KV_grupitoo_aruanne.pbix.</w:t>
       </w:r>
     </w:p>
@@ -1485,7 +1545,6 @@
     </w:p>
     <w:p>
       <w:r>
-        <w:lastRenderedPageBreak/>
         <w:pict w14:anchorId="48B2C033">
           <v:rect id="_x0000_i1028" style="width:0;height:1.5pt" o:hralign="center" o:hrstd="t" o:hr="t" fillcolor="#a0a0a0" stroked="f"/>
         </w:pict>
@@ -1632,7 +1691,11 @@
     </w:p>
     <w:p>
       <w:r>
-        <w:t>Uurimisküsimuse nr 2 lahendamiseks integreeriti lahendusse ajaloolise trendi põhjal koostatud tulevikuprognoos. Pythoni scikit-learn teegi lineaarse regressiooni mudeli abil pikendati reaalse ostujõu (Reaalne_Palk) ja kinnisvarahindade (avg_price_m2) aegridasid aastateni 2026–2030. Tulemused näitavad, et kui nominaalne palgakasv jätkub stabiilses 5–6% rütmis, kuid kinnisvaraturg jääb pakkumise defitsiidi tõttu kõrgele hinnatasemele, ei suuda ostujõud kinnisvarale kiiresti järele jõuda. Suhtarv stabiliseerub uues madalamas tasakaalupunktis, mis kinnitab hüpoteesi, et kinnisvara jääb suurlinnades tavatöötajale pikemaks ajaks luksuskaubaks.</w:t>
+        <w:t xml:space="preserve">Uurimisküsimuse nr 2 lahendamiseks integreeriti lahendusse ajaloolise trendi põhjal koostatud tulevikuprognoos. Pythoni scikit-learn teegi lineaarse regressiooni mudeli abil pikendati reaalse ostujõu (Reaalne_Palk) ja kinnisvarahindade (avg_price_m2) aegridasid aastateni 2026–2030. Tulemused näitavad, et kui nominaalne palgakasv jätkub stabiilses 5–6% rütmis, kuid kinnisvaraturg jääb pakkumise defitsiidi tõttu kõrgele hinnatasemele, ei suuda ostujõud kinnisvarale kiiresti järele jõuda. Suhtarv </w:t>
+      </w:r>
+      <w:r>
+        <w:lastRenderedPageBreak/>
+        <w:t>stabiliseerub uues madalamas tasakaalupunktis, mis kinnitab hüpoteesi, et kinnisvara jääb suurlinnades tavatöötajale pikemaks ajaks luksuskaubaks.</w:t>
       </w:r>
     </w:p>
     <w:p>
@@ -1702,7 +1765,6 @@
           <w:b/>
           <w:bCs/>
         </w:rPr>
-        <w:lastRenderedPageBreak/>
         <w:t>Tuleviku tasakaalupunkt:</w:t>
       </w:r>
       <w:r>
@@ -1818,6 +1880,7 @@
           <w:i/>
           <w:iCs/>
         </w:rPr>
+        <w:lastRenderedPageBreak/>
         <w:t>Liige A (Andmetöötleja):</w:t>
       </w:r>
       <w:r>
@@ -1893,11 +1956,7 @@
         <w:t>Suurim väljakutse:</w:t>
       </w:r>
       <w:r>
-        <w:t xml:space="preserve"> Tehniliselt suurimaks väljakutseks kujunes eri allikatest (Maa-amet vs Statistikaamet) pärit andmete ajaline ja geograafiline klapitamine </w:t>
-      </w:r>
-      <w:r>
-        <w:lastRenderedPageBreak/>
-        <w:t>Pythonis, kuna tabelite regioonide nimed erinesid tühikute ja kirjapildi poolest, mis vajas täiendavat andmete standardiseerimist.</w:t>
+        <w:t xml:space="preserve"> Tehniliselt suurimaks väljakutseks kujunes eri allikatest (Maa-amet vs Statistikaamet) pärit andmete ajaline ja geograafiline klapitamine Pythonis, kuna tabelite regioonide nimed erinesid tühikute ja kirjapildi poolest, mis vajas täiendavat andmete standardiseerimist.</w:t>
       </w:r>
     </w:p>
     <w:p>
@@ -2091,6 +2150,155 @@
     </w:lvl>
   </w:abstractNum>
   <w:abstractNum w:abstractNumId="1" w15:restartNumberingAfterBreak="0">
+    <w:nsid w:val="0ABC05E0"/>
+    <w:multiLevelType w:val="multilevel"/>
+    <w:tmpl w:val="3CC48C5C"/>
+    <w:lvl w:ilvl="0">
+      <w:start w:val="1"/>
+      <w:numFmt w:val="bullet"/>
+      <w:lvlText w:val=""/>
+      <w:lvlJc w:val="left"/>
+      <w:pPr>
+        <w:tabs>
+          <w:tab w:val="num" w:pos="720"/>
+        </w:tabs>
+        <w:ind w:left="720" w:hanging="360"/>
+      </w:pPr>
+      <w:rPr>
+        <w:rFonts w:ascii="Symbol" w:hAnsi="Symbol" w:hint="default"/>
+        <w:sz w:val="20"/>
+      </w:rPr>
+    </w:lvl>
+    <w:lvl w:ilvl="1" w:tentative="1">
+      <w:start w:val="1"/>
+      <w:numFmt w:val="bullet"/>
+      <w:lvlText w:val="o"/>
+      <w:lvlJc w:val="left"/>
+      <w:pPr>
+        <w:tabs>
+          <w:tab w:val="num" w:pos="1440"/>
+        </w:tabs>
+        <w:ind w:left="1440" w:hanging="360"/>
+      </w:pPr>
+      <w:rPr>
+        <w:rFonts w:ascii="Courier New" w:hAnsi="Courier New" w:hint="default"/>
+        <w:sz w:val="20"/>
+      </w:rPr>
+    </w:lvl>
+    <w:lvl w:ilvl="2" w:tentative="1">
+      <w:start w:val="1"/>
+      <w:numFmt w:val="bullet"/>
+      <w:lvlText w:val=""/>
+      <w:lvlJc w:val="left"/>
+      <w:pPr>
+        <w:tabs>
+          <w:tab w:val="num" w:pos="2160"/>
+        </w:tabs>
+        <w:ind w:left="2160" w:hanging="360"/>
+      </w:pPr>
+      <w:rPr>
+        <w:rFonts w:ascii="Wingdings" w:hAnsi="Wingdings" w:hint="default"/>
+        <w:sz w:val="20"/>
+      </w:rPr>
+    </w:lvl>
+    <w:lvl w:ilvl="3" w:tentative="1">
+      <w:start w:val="1"/>
+      <w:numFmt w:val="bullet"/>
+      <w:lvlText w:val=""/>
+      <w:lvlJc w:val="left"/>
+      <w:pPr>
+        <w:tabs>
+          <w:tab w:val="num" w:pos="2880"/>
+        </w:tabs>
+        <w:ind w:left="2880" w:hanging="360"/>
+      </w:pPr>
+      <w:rPr>
+        <w:rFonts w:ascii="Wingdings" w:hAnsi="Wingdings" w:hint="default"/>
+        <w:sz w:val="20"/>
+      </w:rPr>
+    </w:lvl>
+    <w:lvl w:ilvl="4" w:tentative="1">
+      <w:start w:val="1"/>
+      <w:numFmt w:val="bullet"/>
+      <w:lvlText w:val=""/>
+      <w:lvlJc w:val="left"/>
+      <w:pPr>
+        <w:tabs>
+          <w:tab w:val="num" w:pos="3600"/>
+        </w:tabs>
+        <w:ind w:left="3600" w:hanging="360"/>
+      </w:pPr>
+      <w:rPr>
+        <w:rFonts w:ascii="Wingdings" w:hAnsi="Wingdings" w:hint="default"/>
+        <w:sz w:val="20"/>
+      </w:rPr>
+    </w:lvl>
+    <w:lvl w:ilvl="5" w:tentative="1">
+      <w:start w:val="1"/>
+      <w:numFmt w:val="bullet"/>
+      <w:lvlText w:val=""/>
+      <w:lvlJc w:val="left"/>
+      <w:pPr>
+        <w:tabs>
+          <w:tab w:val="num" w:pos="4320"/>
+        </w:tabs>
+        <w:ind w:left="4320" w:hanging="360"/>
+      </w:pPr>
+      <w:rPr>
+        <w:rFonts w:ascii="Wingdings" w:hAnsi="Wingdings" w:hint="default"/>
+        <w:sz w:val="20"/>
+      </w:rPr>
+    </w:lvl>
+    <w:lvl w:ilvl="6" w:tentative="1">
+      <w:start w:val="1"/>
+      <w:numFmt w:val="bullet"/>
+      <w:lvlText w:val=""/>
+      <w:lvlJc w:val="left"/>
+      <w:pPr>
+        <w:tabs>
+          <w:tab w:val="num" w:pos="5040"/>
+        </w:tabs>
+        <w:ind w:left="5040" w:hanging="360"/>
+      </w:pPr>
+      <w:rPr>
+        <w:rFonts w:ascii="Wingdings" w:hAnsi="Wingdings" w:hint="default"/>
+        <w:sz w:val="20"/>
+      </w:rPr>
+    </w:lvl>
+    <w:lvl w:ilvl="7" w:tentative="1">
+      <w:start w:val="1"/>
+      <w:numFmt w:val="bullet"/>
+      <w:lvlText w:val=""/>
+      <w:lvlJc w:val="left"/>
+      <w:pPr>
+        <w:tabs>
+          <w:tab w:val="num" w:pos="5760"/>
+        </w:tabs>
+        <w:ind w:left="5760" w:hanging="360"/>
+      </w:pPr>
+      <w:rPr>
+        <w:rFonts w:ascii="Wingdings" w:hAnsi="Wingdings" w:hint="default"/>
+        <w:sz w:val="20"/>
+      </w:rPr>
+    </w:lvl>
+    <w:lvl w:ilvl="8" w:tentative="1">
+      <w:start w:val="1"/>
+      <w:numFmt w:val="bullet"/>
+      <w:lvlText w:val=""/>
+      <w:lvlJc w:val="left"/>
+      <w:pPr>
+        <w:tabs>
+          <w:tab w:val="num" w:pos="6480"/>
+        </w:tabs>
+        <w:ind w:left="6480" w:hanging="360"/>
+      </w:pPr>
+      <w:rPr>
+        <w:rFonts w:ascii="Wingdings" w:hAnsi="Wingdings" w:hint="default"/>
+        <w:sz w:val="20"/>
+      </w:rPr>
+    </w:lvl>
+  </w:abstractNum>
+  <w:abstractNum w:abstractNumId="2" w15:restartNumberingAfterBreak="0">
     <w:nsid w:val="0E9115CD"/>
     <w:multiLevelType w:val="multilevel"/>
     <w:tmpl w:val="178E251A"/>
@@ -2239,7 +2447,7 @@
       </w:rPr>
     </w:lvl>
   </w:abstractNum>
-  <w:abstractNum w:abstractNumId="2" w15:restartNumberingAfterBreak="0">
+  <w:abstractNum w:abstractNumId="3" w15:restartNumberingAfterBreak="0">
     <w:nsid w:val="0EF74764"/>
     <w:multiLevelType w:val="multilevel"/>
     <w:tmpl w:val="280CCCA0"/>
@@ -2388,7 +2596,7 @@
       </w:rPr>
     </w:lvl>
   </w:abstractNum>
-  <w:abstractNum w:abstractNumId="3" w15:restartNumberingAfterBreak="0">
+  <w:abstractNum w:abstractNumId="4" w15:restartNumberingAfterBreak="0">
     <w:nsid w:val="13096A8D"/>
     <w:multiLevelType w:val="multilevel"/>
     <w:tmpl w:val="DF5EB782"/>
@@ -2537,7 +2745,7 @@
       </w:rPr>
     </w:lvl>
   </w:abstractNum>
-  <w:abstractNum w:abstractNumId="4" w15:restartNumberingAfterBreak="0">
+  <w:abstractNum w:abstractNumId="5" w15:restartNumberingAfterBreak="0">
     <w:nsid w:val="17733DA5"/>
     <w:multiLevelType w:val="multilevel"/>
     <w:tmpl w:val="422CF036"/>
@@ -2686,7 +2894,7 @@
       </w:rPr>
     </w:lvl>
   </w:abstractNum>
-  <w:abstractNum w:abstractNumId="5" w15:restartNumberingAfterBreak="0">
+  <w:abstractNum w:abstractNumId="6" w15:restartNumberingAfterBreak="0">
     <w:nsid w:val="1D335976"/>
     <w:multiLevelType w:val="multilevel"/>
     <w:tmpl w:val="7996EA04"/>
@@ -2835,7 +3043,7 @@
       </w:rPr>
     </w:lvl>
   </w:abstractNum>
-  <w:abstractNum w:abstractNumId="6" w15:restartNumberingAfterBreak="0">
+  <w:abstractNum w:abstractNumId="7" w15:restartNumberingAfterBreak="0">
     <w:nsid w:val="1DA454AA"/>
     <w:multiLevelType w:val="multilevel"/>
     <w:tmpl w:val="A50C28A0"/>
@@ -2984,7 +3192,7 @@
       </w:rPr>
     </w:lvl>
   </w:abstractNum>
-  <w:abstractNum w:abstractNumId="7" w15:restartNumberingAfterBreak="0">
+  <w:abstractNum w:abstractNumId="8" w15:restartNumberingAfterBreak="0">
     <w:nsid w:val="1F250D5F"/>
     <w:multiLevelType w:val="multilevel"/>
     <w:tmpl w:val="4C3AA9A0"/>
@@ -3133,7 +3341,7 @@
       </w:rPr>
     </w:lvl>
   </w:abstractNum>
-  <w:abstractNum w:abstractNumId="8" w15:restartNumberingAfterBreak="0">
+  <w:abstractNum w:abstractNumId="9" w15:restartNumberingAfterBreak="0">
     <w:nsid w:val="20C01250"/>
     <w:multiLevelType w:val="multilevel"/>
     <w:tmpl w:val="63F05530"/>
@@ -3250,7 +3458,7 @@
       </w:pPr>
     </w:lvl>
   </w:abstractNum>
-  <w:abstractNum w:abstractNumId="9" w15:restartNumberingAfterBreak="0">
+  <w:abstractNum w:abstractNumId="10" w15:restartNumberingAfterBreak="0">
     <w:nsid w:val="210B4ED5"/>
     <w:multiLevelType w:val="multilevel"/>
     <w:tmpl w:val="270C7CA6"/>
@@ -3399,7 +3607,7 @@
       </w:rPr>
     </w:lvl>
   </w:abstractNum>
-  <w:abstractNum w:abstractNumId="10" w15:restartNumberingAfterBreak="0">
+  <w:abstractNum w:abstractNumId="11" w15:restartNumberingAfterBreak="0">
     <w:nsid w:val="26997F2E"/>
     <w:multiLevelType w:val="multilevel"/>
     <w:tmpl w:val="BEE6F11A"/>
@@ -3548,7 +3756,7 @@
       </w:rPr>
     </w:lvl>
   </w:abstractNum>
-  <w:abstractNum w:abstractNumId="11" w15:restartNumberingAfterBreak="0">
+  <w:abstractNum w:abstractNumId="12" w15:restartNumberingAfterBreak="0">
     <w:nsid w:val="289F0551"/>
     <w:multiLevelType w:val="multilevel"/>
     <w:tmpl w:val="2DA0BC04"/>
@@ -3661,7 +3869,7 @@
       </w:pPr>
     </w:lvl>
   </w:abstractNum>
-  <w:abstractNum w:abstractNumId="12" w15:restartNumberingAfterBreak="0">
+  <w:abstractNum w:abstractNumId="13" w15:restartNumberingAfterBreak="0">
     <w:nsid w:val="2D875527"/>
     <w:multiLevelType w:val="multilevel"/>
     <w:tmpl w:val="09204BBE"/>
@@ -3810,7 +4018,7 @@
       </w:rPr>
     </w:lvl>
   </w:abstractNum>
-  <w:abstractNum w:abstractNumId="13" w15:restartNumberingAfterBreak="0">
+  <w:abstractNum w:abstractNumId="14" w15:restartNumberingAfterBreak="0">
     <w:nsid w:val="2E9A166A"/>
     <w:multiLevelType w:val="multilevel"/>
     <w:tmpl w:val="46549B98"/>
@@ -3959,7 +4167,7 @@
       </w:rPr>
     </w:lvl>
   </w:abstractNum>
-  <w:abstractNum w:abstractNumId="14" w15:restartNumberingAfterBreak="0">
+  <w:abstractNum w:abstractNumId="15" w15:restartNumberingAfterBreak="0">
     <w:nsid w:val="367F701A"/>
     <w:multiLevelType w:val="multilevel"/>
     <w:tmpl w:val="C38ECCE2"/>
@@ -4072,7 +4280,7 @@
       </w:pPr>
     </w:lvl>
   </w:abstractNum>
-  <w:abstractNum w:abstractNumId="15" w15:restartNumberingAfterBreak="0">
+  <w:abstractNum w:abstractNumId="16" w15:restartNumberingAfterBreak="0">
     <w:nsid w:val="41884696"/>
     <w:multiLevelType w:val="multilevel"/>
     <w:tmpl w:val="7562B9C2"/>
@@ -4221,7 +4429,7 @@
       </w:rPr>
     </w:lvl>
   </w:abstractNum>
-  <w:abstractNum w:abstractNumId="16" w15:restartNumberingAfterBreak="0">
+  <w:abstractNum w:abstractNumId="17" w15:restartNumberingAfterBreak="0">
     <w:nsid w:val="428F17D0"/>
     <w:multiLevelType w:val="multilevel"/>
     <w:tmpl w:val="7A66028A"/>
@@ -4334,7 +4542,7 @@
       </w:pPr>
     </w:lvl>
   </w:abstractNum>
-  <w:abstractNum w:abstractNumId="17" w15:restartNumberingAfterBreak="0">
+  <w:abstractNum w:abstractNumId="18" w15:restartNumberingAfterBreak="0">
     <w:nsid w:val="4C017D07"/>
     <w:multiLevelType w:val="multilevel"/>
     <w:tmpl w:val="905ED64C"/>
@@ -4447,7 +4655,7 @@
       </w:pPr>
     </w:lvl>
   </w:abstractNum>
-  <w:abstractNum w:abstractNumId="18" w15:restartNumberingAfterBreak="0">
+  <w:abstractNum w:abstractNumId="19" w15:restartNumberingAfterBreak="0">
     <w:nsid w:val="4DB56869"/>
     <w:multiLevelType w:val="hybridMultilevel"/>
     <w:tmpl w:val="75BAF4BC"/>
@@ -4536,7 +4744,7 @@
       </w:pPr>
     </w:lvl>
   </w:abstractNum>
-  <w:abstractNum w:abstractNumId="19" w15:restartNumberingAfterBreak="0">
+  <w:abstractNum w:abstractNumId="20" w15:restartNumberingAfterBreak="0">
     <w:nsid w:val="51A02B4D"/>
     <w:multiLevelType w:val="multilevel"/>
     <w:tmpl w:val="DA64CC82"/>
@@ -4685,7 +4893,7 @@
       </w:rPr>
     </w:lvl>
   </w:abstractNum>
-  <w:abstractNum w:abstractNumId="20" w15:restartNumberingAfterBreak="0">
+  <w:abstractNum w:abstractNumId="21" w15:restartNumberingAfterBreak="0">
     <w:nsid w:val="51CA7E9F"/>
     <w:multiLevelType w:val="multilevel"/>
     <w:tmpl w:val="B672AEB0"/>
@@ -4834,7 +5042,7 @@
       </w:rPr>
     </w:lvl>
   </w:abstractNum>
-  <w:abstractNum w:abstractNumId="21" w15:restartNumberingAfterBreak="0">
+  <w:abstractNum w:abstractNumId="22" w15:restartNumberingAfterBreak="0">
     <w:nsid w:val="54730D8E"/>
     <w:multiLevelType w:val="multilevel"/>
     <w:tmpl w:val="47727466"/>
@@ -4983,7 +5191,7 @@
       </w:rPr>
     </w:lvl>
   </w:abstractNum>
-  <w:abstractNum w:abstractNumId="22" w15:restartNumberingAfterBreak="0">
+  <w:abstractNum w:abstractNumId="23" w15:restartNumberingAfterBreak="0">
     <w:nsid w:val="584D491E"/>
     <w:multiLevelType w:val="multilevel"/>
     <w:tmpl w:val="968638B6"/>
@@ -5132,7 +5340,7 @@
       </w:rPr>
     </w:lvl>
   </w:abstractNum>
-  <w:abstractNum w:abstractNumId="23" w15:restartNumberingAfterBreak="0">
+  <w:abstractNum w:abstractNumId="24" w15:restartNumberingAfterBreak="0">
     <w:nsid w:val="5A053C5D"/>
     <w:multiLevelType w:val="multilevel"/>
     <w:tmpl w:val="0FFC9E72"/>
@@ -5281,7 +5489,7 @@
       </w:rPr>
     </w:lvl>
   </w:abstractNum>
-  <w:abstractNum w:abstractNumId="24" w15:restartNumberingAfterBreak="0">
+  <w:abstractNum w:abstractNumId="25" w15:restartNumberingAfterBreak="0">
     <w:nsid w:val="5A1E6F14"/>
     <w:multiLevelType w:val="multilevel"/>
     <w:tmpl w:val="45508DF8"/>
@@ -5430,7 +5638,7 @@
       </w:rPr>
     </w:lvl>
   </w:abstractNum>
-  <w:abstractNum w:abstractNumId="25" w15:restartNumberingAfterBreak="0">
+  <w:abstractNum w:abstractNumId="26" w15:restartNumberingAfterBreak="0">
     <w:nsid w:val="5C1A1393"/>
     <w:multiLevelType w:val="multilevel"/>
     <w:tmpl w:val="21564A98"/>
@@ -5579,7 +5787,7 @@
       </w:rPr>
     </w:lvl>
   </w:abstractNum>
-  <w:abstractNum w:abstractNumId="26" w15:restartNumberingAfterBreak="0">
+  <w:abstractNum w:abstractNumId="27" w15:restartNumberingAfterBreak="0">
     <w:nsid w:val="606310D9"/>
     <w:multiLevelType w:val="multilevel"/>
     <w:tmpl w:val="229AD398"/>
@@ -5728,7 +5936,7 @@
       </w:rPr>
     </w:lvl>
   </w:abstractNum>
-  <w:abstractNum w:abstractNumId="27" w15:restartNumberingAfterBreak="0">
+  <w:abstractNum w:abstractNumId="28" w15:restartNumberingAfterBreak="0">
     <w:nsid w:val="65A00763"/>
     <w:multiLevelType w:val="multilevel"/>
     <w:tmpl w:val="100603DC"/>
@@ -5841,7 +6049,7 @@
       </w:pPr>
     </w:lvl>
   </w:abstractNum>
-  <w:abstractNum w:abstractNumId="28" w15:restartNumberingAfterBreak="0">
+  <w:abstractNum w:abstractNumId="29" w15:restartNumberingAfterBreak="0">
     <w:nsid w:val="669E1870"/>
     <w:multiLevelType w:val="multilevel"/>
     <w:tmpl w:val="87BA8F6C"/>
@@ -5990,7 +6198,7 @@
       </w:rPr>
     </w:lvl>
   </w:abstractNum>
-  <w:abstractNum w:abstractNumId="29" w15:restartNumberingAfterBreak="0">
+  <w:abstractNum w:abstractNumId="30" w15:restartNumberingAfterBreak="0">
     <w:nsid w:val="68AF5BC2"/>
     <w:multiLevelType w:val="multilevel"/>
     <w:tmpl w:val="BBF09E78"/>
@@ -6135,7 +6343,7 @@
       </w:rPr>
     </w:lvl>
   </w:abstractNum>
-  <w:abstractNum w:abstractNumId="30" w15:restartNumberingAfterBreak="0">
+  <w:abstractNum w:abstractNumId="31" w15:restartNumberingAfterBreak="0">
     <w:nsid w:val="6C5C4463"/>
     <w:multiLevelType w:val="hybridMultilevel"/>
     <w:tmpl w:val="772A031A"/>
@@ -6248,7 +6456,7 @@
       </w:rPr>
     </w:lvl>
   </w:abstractNum>
-  <w:abstractNum w:abstractNumId="31" w15:restartNumberingAfterBreak="0">
+  <w:abstractNum w:abstractNumId="32" w15:restartNumberingAfterBreak="0">
     <w:nsid w:val="6D1A501F"/>
     <w:multiLevelType w:val="multilevel"/>
     <w:tmpl w:val="0DA28030"/>
@@ -6397,7 +6605,7 @@
       </w:rPr>
     </w:lvl>
   </w:abstractNum>
-  <w:abstractNum w:abstractNumId="32" w15:restartNumberingAfterBreak="0">
+  <w:abstractNum w:abstractNumId="33" w15:restartNumberingAfterBreak="0">
     <w:nsid w:val="6EC00ECF"/>
     <w:multiLevelType w:val="multilevel"/>
     <w:tmpl w:val="95961DCC"/>
@@ -6546,7 +6754,7 @@
       </w:rPr>
     </w:lvl>
   </w:abstractNum>
-  <w:abstractNum w:abstractNumId="33" w15:restartNumberingAfterBreak="0">
+  <w:abstractNum w:abstractNumId="34" w15:restartNumberingAfterBreak="0">
     <w:nsid w:val="70BF2C7A"/>
     <w:multiLevelType w:val="multilevel"/>
     <w:tmpl w:val="1562A278"/>
@@ -6695,7 +6903,7 @@
       </w:rPr>
     </w:lvl>
   </w:abstractNum>
-  <w:abstractNum w:abstractNumId="34" w15:restartNumberingAfterBreak="0">
+  <w:abstractNum w:abstractNumId="35" w15:restartNumberingAfterBreak="0">
     <w:nsid w:val="70C51484"/>
     <w:multiLevelType w:val="multilevel"/>
     <w:tmpl w:val="9E128CE4"/>
@@ -6844,7 +7052,7 @@
       </w:rPr>
     </w:lvl>
   </w:abstractNum>
-  <w:abstractNum w:abstractNumId="35" w15:restartNumberingAfterBreak="0">
+  <w:abstractNum w:abstractNumId="36" w15:restartNumberingAfterBreak="0">
     <w:nsid w:val="718B259F"/>
     <w:multiLevelType w:val="multilevel"/>
     <w:tmpl w:val="F71A683C"/>
@@ -6993,7 +7201,7 @@
       </w:rPr>
     </w:lvl>
   </w:abstractNum>
-  <w:abstractNum w:abstractNumId="36" w15:restartNumberingAfterBreak="0">
+  <w:abstractNum w:abstractNumId="37" w15:restartNumberingAfterBreak="0">
     <w:nsid w:val="729168D8"/>
     <w:multiLevelType w:val="multilevel"/>
     <w:tmpl w:val="D6DEB760"/>
@@ -7142,7 +7350,7 @@
       </w:rPr>
     </w:lvl>
   </w:abstractNum>
-  <w:abstractNum w:abstractNumId="37" w15:restartNumberingAfterBreak="0">
+  <w:abstractNum w:abstractNumId="38" w15:restartNumberingAfterBreak="0">
     <w:nsid w:val="731077A3"/>
     <w:multiLevelType w:val="multilevel"/>
     <w:tmpl w:val="E59C51FA"/>
@@ -7287,7 +7495,7 @@
       </w:rPr>
     </w:lvl>
   </w:abstractNum>
-  <w:abstractNum w:abstractNumId="38" w15:restartNumberingAfterBreak="0">
+  <w:abstractNum w:abstractNumId="39" w15:restartNumberingAfterBreak="0">
     <w:nsid w:val="7B176394"/>
     <w:multiLevelType w:val="multilevel"/>
     <w:tmpl w:val="FBA8252E"/>
@@ -7436,7 +7644,7 @@
       </w:rPr>
     </w:lvl>
   </w:abstractNum>
-  <w:abstractNum w:abstractNumId="39" w15:restartNumberingAfterBreak="0">
+  <w:abstractNum w:abstractNumId="40" w15:restartNumberingAfterBreak="0">
     <w:nsid w:val="7B203AB1"/>
     <w:multiLevelType w:val="multilevel"/>
     <w:tmpl w:val="CED2ED12"/>
@@ -7585,7 +7793,7 @@
       </w:rPr>
     </w:lvl>
   </w:abstractNum>
-  <w:abstractNum w:abstractNumId="40" w15:restartNumberingAfterBreak="0">
+  <w:abstractNum w:abstractNumId="41" w15:restartNumberingAfterBreak="0">
     <w:nsid w:val="7E0C738B"/>
     <w:multiLevelType w:val="multilevel"/>
     <w:tmpl w:val="C19C3592"/>
@@ -7735,70 +7943,70 @@
     </w:lvl>
   </w:abstractNum>
   <w:num w:numId="1" w16cid:durableId="27343711">
-    <w:abstractNumId w:val="20"/>
+    <w:abstractNumId w:val="21"/>
   </w:num>
   <w:num w:numId="2" w16cid:durableId="1189878167">
-    <w:abstractNumId w:val="28"/>
+    <w:abstractNumId w:val="29"/>
   </w:num>
   <w:num w:numId="3" w16cid:durableId="522134800">
-    <w:abstractNumId w:val="31"/>
+    <w:abstractNumId w:val="32"/>
   </w:num>
   <w:num w:numId="4" w16cid:durableId="1368022358">
-    <w:abstractNumId w:val="1"/>
+    <w:abstractNumId w:val="2"/>
   </w:num>
   <w:num w:numId="5" w16cid:durableId="870453898">
-    <w:abstractNumId w:val="33"/>
+    <w:abstractNumId w:val="34"/>
   </w:num>
   <w:num w:numId="6" w16cid:durableId="2080976972">
-    <w:abstractNumId w:val="24"/>
+    <w:abstractNumId w:val="25"/>
   </w:num>
   <w:num w:numId="7" w16cid:durableId="1733383082">
-    <w:abstractNumId w:val="2"/>
+    <w:abstractNumId w:val="3"/>
   </w:num>
   <w:num w:numId="8" w16cid:durableId="314915720">
-    <w:abstractNumId w:val="35"/>
+    <w:abstractNumId w:val="36"/>
   </w:num>
   <w:num w:numId="9" w16cid:durableId="357852277">
-    <w:abstractNumId w:val="5"/>
+    <w:abstractNumId w:val="6"/>
   </w:num>
   <w:num w:numId="10" w16cid:durableId="622276476">
-    <w:abstractNumId w:val="9"/>
+    <w:abstractNumId w:val="10"/>
   </w:num>
   <w:num w:numId="11" w16cid:durableId="865557796">
-    <w:abstractNumId w:val="36"/>
+    <w:abstractNumId w:val="37"/>
   </w:num>
   <w:num w:numId="12" w16cid:durableId="1943954552">
     <w:abstractNumId w:val="0"/>
   </w:num>
   <w:num w:numId="13" w16cid:durableId="1774205295">
-    <w:abstractNumId w:val="4"/>
+    <w:abstractNumId w:val="5"/>
   </w:num>
   <w:num w:numId="14" w16cid:durableId="258950010">
-    <w:abstractNumId w:val="10"/>
+    <w:abstractNumId w:val="11"/>
   </w:num>
   <w:num w:numId="15" w16cid:durableId="2054377148">
-    <w:abstractNumId w:val="21"/>
+    <w:abstractNumId w:val="22"/>
   </w:num>
   <w:num w:numId="16" w16cid:durableId="2110394441">
-    <w:abstractNumId w:val="15"/>
+    <w:abstractNumId w:val="16"/>
   </w:num>
   <w:num w:numId="17" w16cid:durableId="926572840">
+    <w:abstractNumId w:val="40"/>
+  </w:num>
+  <w:num w:numId="18" w16cid:durableId="1303074629">
+    <w:abstractNumId w:val="41"/>
+  </w:num>
+  <w:num w:numId="19" w16cid:durableId="1405839482">
+    <w:abstractNumId w:val="14"/>
+  </w:num>
+  <w:num w:numId="20" w16cid:durableId="2130124051">
+    <w:abstractNumId w:val="26"/>
+  </w:num>
+  <w:num w:numId="21" w16cid:durableId="1577782323">
     <w:abstractNumId w:val="39"/>
   </w:num>
-  <w:num w:numId="18" w16cid:durableId="1303074629">
-    <w:abstractNumId w:val="40"/>
-  </w:num>
-  <w:num w:numId="19" w16cid:durableId="1405839482">
-    <w:abstractNumId w:val="13"/>
-  </w:num>
-  <w:num w:numId="20" w16cid:durableId="2130124051">
-    <w:abstractNumId w:val="25"/>
-  </w:num>
-  <w:num w:numId="21" w16cid:durableId="1577782323">
-    <w:abstractNumId w:val="38"/>
-  </w:num>
   <w:num w:numId="22" w16cid:durableId="1214275579">
-    <w:abstractNumId w:val="16"/>
+    <w:abstractNumId w:val="17"/>
     <w:lvlOverride w:ilvl="1">
       <w:lvl w:ilvl="1">
         <w:numFmt w:val="lowerLetter"/>
@@ -7808,7 +8016,7 @@
     </w:lvlOverride>
   </w:num>
   <w:num w:numId="23" w16cid:durableId="1127089221">
-    <w:abstractNumId w:val="16"/>
+    <w:abstractNumId w:val="17"/>
     <w:lvlOverride w:ilvl="1">
       <w:lvl w:ilvl="1">
         <w:numFmt w:val="lowerLetter"/>
@@ -7818,61 +8026,64 @@
     </w:lvlOverride>
   </w:num>
   <w:num w:numId="24" w16cid:durableId="2040232091">
-    <w:abstractNumId w:val="22"/>
+    <w:abstractNumId w:val="23"/>
   </w:num>
   <w:num w:numId="25" w16cid:durableId="1842115328">
-    <w:abstractNumId w:val="6"/>
+    <w:abstractNumId w:val="7"/>
   </w:num>
   <w:num w:numId="26" w16cid:durableId="626744523">
+    <w:abstractNumId w:val="13"/>
+  </w:num>
+  <w:num w:numId="27" w16cid:durableId="565337783">
+    <w:abstractNumId w:val="31"/>
+  </w:num>
+  <w:num w:numId="28" w16cid:durableId="1715539596">
+    <w:abstractNumId w:val="30"/>
+  </w:num>
+  <w:num w:numId="29" w16cid:durableId="1690445427">
+    <w:abstractNumId w:val="8"/>
+  </w:num>
+  <w:num w:numId="30" w16cid:durableId="692151356">
+    <w:abstractNumId w:val="28"/>
+  </w:num>
+  <w:num w:numId="31" w16cid:durableId="952786855">
+    <w:abstractNumId w:val="4"/>
+  </w:num>
+  <w:num w:numId="32" w16cid:durableId="189531672">
+    <w:abstractNumId w:val="24"/>
+  </w:num>
+  <w:num w:numId="33" w16cid:durableId="1309743859">
     <w:abstractNumId w:val="12"/>
   </w:num>
-  <w:num w:numId="27" w16cid:durableId="565337783">
-    <w:abstractNumId w:val="30"/>
+  <w:num w:numId="34" w16cid:durableId="1210263718">
+    <w:abstractNumId w:val="15"/>
   </w:num>
-  <w:num w:numId="28" w16cid:durableId="1715539596">
-    <w:abstractNumId w:val="29"/>
-  </w:num>
-  <w:num w:numId="29" w16cid:durableId="1690445427">
-    <w:abstractNumId w:val="7"/>
-  </w:num>
-  <w:num w:numId="30" w16cid:durableId="692151356">
+  <w:num w:numId="35" w16cid:durableId="53552792">
     <w:abstractNumId w:val="27"/>
   </w:num>
-  <w:num w:numId="31" w16cid:durableId="952786855">
-    <w:abstractNumId w:val="3"/>
-  </w:num>
-  <w:num w:numId="32" w16cid:durableId="189531672">
-    <w:abstractNumId w:val="23"/>
-  </w:num>
-  <w:num w:numId="33" w16cid:durableId="1309743859">
-    <w:abstractNumId w:val="11"/>
-  </w:num>
-  <w:num w:numId="34" w16cid:durableId="1210263718">
-    <w:abstractNumId w:val="14"/>
-  </w:num>
-  <w:num w:numId="35" w16cid:durableId="53552792">
-    <w:abstractNumId w:val="26"/>
-  </w:num>
   <w:num w:numId="36" w16cid:durableId="1379351700">
-    <w:abstractNumId w:val="8"/>
+    <w:abstractNumId w:val="9"/>
   </w:num>
   <w:num w:numId="37" w16cid:durableId="931739896">
-    <w:abstractNumId w:val="32"/>
+    <w:abstractNumId w:val="33"/>
   </w:num>
   <w:num w:numId="38" w16cid:durableId="790973297">
-    <w:abstractNumId w:val="37"/>
+    <w:abstractNumId w:val="38"/>
   </w:num>
   <w:num w:numId="39" w16cid:durableId="1130510469">
-    <w:abstractNumId w:val="34"/>
+    <w:abstractNumId w:val="35"/>
   </w:num>
   <w:num w:numId="40" w16cid:durableId="1326543493">
-    <w:abstractNumId w:val="17"/>
+    <w:abstractNumId w:val="18"/>
   </w:num>
   <w:num w:numId="41" w16cid:durableId="399250526">
+    <w:abstractNumId w:val="20"/>
+  </w:num>
+  <w:num w:numId="42" w16cid:durableId="1831095655">
     <w:abstractNumId w:val="19"/>
   </w:num>
-  <w:num w:numId="42" w16cid:durableId="1831095655">
-    <w:abstractNumId w:val="18"/>
+  <w:num w:numId="43" w16cid:durableId="287274105">
+    <w:abstractNumId w:val="1"/>
   </w:num>
 </w:numbering>
 </file>
@@ -8480,6 +8691,7 @@
   <w:style w:type="character" w:default="1" w:styleId="DefaultParagraphFont">
     <w:name w:val="Default Paragraph Font"/>
     <w:uiPriority w:val="1"/>
+    <w:semiHidden/>
     <w:unhideWhenUsed/>
   </w:style>
   <w:style w:type="table" w:default="1" w:styleId="TableNormal">
@@ -8816,6 +9028,36 @@
       <w:shd w:val="clear" w:color="auto" w:fill="E1DFDD"/>
     </w:rPr>
   </w:style>
+  <w:style w:type="paragraph" w:customStyle="1" w:styleId="z1qcye">
+    <w:name w:val="z1qcye"/>
+    <w:basedOn w:val="Normal"/>
+    <w:rsid w:val="0090613A"/>
+    <w:pPr>
+      <w:spacing w:before="100" w:beforeAutospacing="1" w:after="100" w:afterAutospacing="1" w:line="240" w:lineRule="auto"/>
+    </w:pPr>
+    <w:rPr>
+      <w:rFonts w:ascii="Times New Roman" w:eastAsia="Times New Roman" w:hAnsi="Times New Roman" w:cs="Times New Roman"/>
+      <w:kern w:val="0"/>
+      <w:lang w:eastAsia="et-EE"/>
+      <w14:ligatures w14:val="none"/>
+    </w:rPr>
+  </w:style>
+  <w:style w:type="character" w:customStyle="1" w:styleId="inqyif">
+    <w:name w:val="inqyif"/>
+    <w:basedOn w:val="DefaultParagraphFont"/>
+    <w:rsid w:val="0090613A"/>
+  </w:style>
+  <w:style w:type="character" w:styleId="Strong">
+    <w:name w:val="Strong"/>
+    <w:basedOn w:val="DefaultParagraphFont"/>
+    <w:uiPriority w:val="22"/>
+    <w:qFormat/>
+    <w:rsid w:val="0090613A"/>
+    <w:rPr>
+      <w:b/>
+      <w:bCs/>
+    </w:rPr>
+  </w:style>
 </w:styles>
 </file>
 

--- a/Lõputöö kirjeldus.docx
+++ b/Lõputöö kirjeldus.docx
@@ -4,225 +4,416 @@
   <w:body>
     <w:p>
       <w:pPr>
-        <w:jc w:val="center"/>
-        <w:rPr>
-          <w:b/>
-          <w:bCs/>
-          <w:sz w:val="32"/>
-          <w:szCs w:val="32"/>
+        <w:pStyle w:val="Heading1"/>
+        <w:rPr>
+          <w:noProof/>
         </w:rPr>
       </w:pPr>
       <w:r>
         <w:rPr>
-          <w:b/>
-          <w:bCs/>
-          <w:sz w:val="32"/>
-          <w:szCs w:val="32"/>
-        </w:rPr>
-        <w:t>Kinnisvara hindade ja palkade võrdlus Eesti näitel</w:t>
+          <w:noProof/>
+        </w:rPr>
+        <w:t>Lõputöö projekt: Reaalpalga ja kinnisvarahindade lõhe analüüs (2005–2025)</w:t>
       </w:r>
     </w:p>
     <w:p>
       <w:pPr>
-        <w:jc w:val="center"/>
-        <w:rPr>
-          <w:b/>
-          <w:bCs/>
-          <w:sz w:val="20"/>
-          <w:szCs w:val="20"/>
+        <w:rPr>
+          <w:noProof/>
         </w:rPr>
       </w:pPr>
       <w:r>
         <w:rPr>
-          <w:b/>
-          <w:bCs/>
-          <w:sz w:val="20"/>
-          <w:szCs w:val="20"/>
-        </w:rPr>
-        <w:t>LÕPUTÖÖ</w:t>
+          <w:noProof/>
+        </w:rPr>
+        <w:t>Projekti lühitutvustus</w:t>
       </w:r>
     </w:p>
     <w:p>
       <w:pPr>
-        <w:jc w:val="center"/>
+        <w:numPr>
+          <w:ilvl w:val="0"/>
+          <w:numId w:val="44"/>
+        </w:numPr>
+        <w:rPr>
+          <w:noProof/>
+        </w:rPr>
+      </w:pPr>
+      <w:r>
         <w:rPr>
           <w:b/>
           <w:bCs/>
-          <w:sz w:val="20"/>
-          <w:szCs w:val="20"/>
-        </w:rPr>
-      </w:pPr>
-    </w:p>
-    <w:p>
-      <w:pPr>
-        <w:rPr>
-          <w:sz w:val="28"/>
-          <w:szCs w:val="28"/>
-        </w:rPr>
-      </w:pPr>
-      <w:r>
-        <w:rPr>
-          <w:b/>
-          <w:bCs/>
-          <w:sz w:val="28"/>
-          <w:szCs w:val="28"/>
-        </w:rPr>
-        <w:t>Äriprobleem</w:t>
+          <w:noProof/>
+        </w:rPr>
+        <w:t>Eesmärk:</w:t>
       </w:r>
       <w:r>
         <w:rPr>
-          <w:b/>
-          <w:bCs/>
-          <w:sz w:val="28"/>
-          <w:szCs w:val="28"/>
-        </w:rPr>
-        <w:t>/ Hüpotees</w:t>
+          <w:noProof/>
+        </w:rPr>
+        <w:t xml:space="preserve"> Analüüsida pikaajalise inflatsiooni ja finantstingimuste mõju elanike ostujõule Eesti kinnisvaraturul.</w:t>
       </w:r>
     </w:p>
     <w:p>
+      <w:pPr>
+        <w:numPr>
+          <w:ilvl w:val="0"/>
+          <w:numId w:val="44"/>
+        </w:numPr>
+        <w:rPr>
+          <w:noProof/>
+        </w:rPr>
+      </w:pPr>
       <w:r>
-        <w:t>Pikaajaline kiire inflatsioon muudab oluliselt raha reaalset väärtust. Käesolevas töös analüüsitakse, kas keskmise palgaga töötaja reaalne ostujõud (tarbijahinnaindeksiga korrigeeritud palk) on suutnud sammu pidada kinnisvarahindade kasvuga või on kinnisvara muutunud tavatöötaja jaoks kättesaamatuks luksuseks, mis liigub käest ära kiiremini kui sissetulekud.</w:t>
+        <w:rPr>
+          <w:b/>
+          <w:bCs/>
+          <w:noProof/>
+        </w:rPr>
+        <w:t>Fookus:</w:t>
+      </w:r>
+      <w:r>
+        <w:rPr>
+          <w:noProof/>
+        </w:rPr>
+        <w:t xml:space="preserve"> Uurida, kas kinnisvara kui "kõva vara" põgeneb tavainimese eest kiiremini kui sissetulekud tõusevad.</w:t>
       </w:r>
     </w:p>
     <w:p>
       <w:pPr>
-        <w:rPr>
-          <w:sz w:val="28"/>
-          <w:szCs w:val="28"/>
+        <w:numPr>
+          <w:ilvl w:val="0"/>
+          <w:numId w:val="44"/>
+        </w:numPr>
+        <w:rPr>
+          <w:noProof/>
         </w:rPr>
       </w:pPr>
       <w:r>
         <w:rPr>
           <w:b/>
           <w:bCs/>
-          <w:sz w:val="28"/>
-          <w:szCs w:val="28"/>
+          <w:noProof/>
+        </w:rPr>
+        <w:t>Tehnoloogia:</w:t>
+      </w:r>
+      <w:r>
+        <w:rPr>
+          <w:noProof/>
+        </w:rPr>
+        <w:t xml:space="preserve"> Python, PostgreSQL, SQL (Tähtskeem), Git, GitHub.</w:t>
+      </w:r>
+    </w:p>
+    <w:p>
+      <w:pPr>
+        <w:rPr>
+          <w:noProof/>
+        </w:rPr>
+      </w:pPr>
+      <w:r>
+        <w:rPr>
+          <w:noProof/>
+        </w:rPr>
+        <w:pict w14:anchorId="0E3B09B4">
+          <v:rect id="_x0000_i1086" style="width:0;height:1.5pt" o:hralign="center" o:hrstd="t" o:hr="t" fillcolor="#a0a0a0" stroked="f"/>
+        </w:pict>
+      </w:r>
+    </w:p>
+    <w:p>
+      <w:pPr>
+        <w:pStyle w:val="Heading1"/>
+        <w:rPr>
+          <w:noProof/>
+        </w:rPr>
+      </w:pPr>
+      <w:r>
+        <w:rPr>
+          <w:noProof/>
+        </w:rPr>
+        <w:t>Äriprobleem ja hüpotees</w:t>
+      </w:r>
+    </w:p>
+    <w:p>
+      <w:pPr>
+        <w:pStyle w:val="Heading2"/>
+        <w:rPr>
+          <w:noProof/>
+        </w:rPr>
+      </w:pPr>
+      <w:r>
+        <w:rPr>
+          <w:noProof/>
+        </w:rPr>
+        <w:t>Äriprobleem (Üldine)</w:t>
+      </w:r>
+    </w:p>
+    <w:p>
+      <w:pPr>
+        <w:numPr>
+          <w:ilvl w:val="0"/>
+          <w:numId w:val="45"/>
+        </w:numPr>
+        <w:rPr>
+          <w:noProof/>
+        </w:rPr>
+      </w:pPr>
+      <w:r>
+        <w:rPr>
+          <w:noProof/>
+        </w:rPr>
+        <w:t>Pikaajaline kiire inflatsioon muudab drastiliselt raha reaalset väärtust.</w:t>
+      </w:r>
+    </w:p>
+    <w:p>
+      <w:pPr>
+        <w:numPr>
+          <w:ilvl w:val="0"/>
+          <w:numId w:val="45"/>
+        </w:numPr>
+        <w:rPr>
+          <w:noProof/>
+        </w:rPr>
+      </w:pPr>
+      <w:r>
+        <w:rPr>
+          <w:noProof/>
+        </w:rPr>
+        <w:t>Uuritakse, kas keskmise palgaga töötaja THI-ga korrigeeritud palk suudab sammu pidada kinnisvarahindade kasvuga.</w:t>
+      </w:r>
+    </w:p>
+    <w:p>
+      <w:pPr>
+        <w:numPr>
+          <w:ilvl w:val="0"/>
+          <w:numId w:val="45"/>
+        </w:numPr>
+        <w:rPr>
+          <w:noProof/>
+        </w:rPr>
+      </w:pPr>
+      <w:r>
+        <w:rPr>
+          <w:noProof/>
+        </w:rPr>
+        <w:t>Tuvastatakse, kas elamispind on muutunud tavatöötaja jaoks kättesaamatuks luksuseks.</w:t>
+      </w:r>
+    </w:p>
+    <w:p>
+      <w:pPr>
+        <w:pStyle w:val="Heading2"/>
+        <w:rPr>
+          <w:noProof/>
+        </w:rPr>
+      </w:pPr>
+      <w:r>
+        <w:rPr>
+          <w:noProof/>
         </w:rPr>
         <w:t>Hüpotees</w:t>
       </w:r>
     </w:p>
     <w:p>
+      <w:pPr>
+        <w:numPr>
+          <w:ilvl w:val="0"/>
+          <w:numId w:val="46"/>
+        </w:numPr>
+        <w:rPr>
+          <w:noProof/>
+        </w:rPr>
+      </w:pPr>
       <w:r>
-        <w:t>Alates 2021. aastast alanud kiire inflatsiooniperioodi ja EURIBORi tõusu tulemusena on lõhe keskmise palga ja kinnisvarahindade vahel püsivalt laienenud. See tähendab, et keskmise palgaga inimese reaalne võime eluaseme ruutmeetrit osta on langenud madalamale tasemele kui eelneval kümnendil.</w:t>
+        <w:rPr>
+          <w:noProof/>
+        </w:rPr>
+        <w:t xml:space="preserve">Alates </w:t>
+      </w:r>
+      <w:r>
+        <w:rPr>
+          <w:b/>
+          <w:bCs/>
+          <w:noProof/>
+        </w:rPr>
+        <w:t>2021. aastast</w:t>
+      </w:r>
+      <w:r>
+        <w:rPr>
+          <w:noProof/>
+        </w:rPr>
+        <w:t xml:space="preserve"> alanud kiire inflatsioon ja EURIBORi tõus laiendasid lõhet palga ja kinnisvara vahel püsivalt.</w:t>
       </w:r>
     </w:p>
     <w:p>
       <w:pPr>
-        <w:rPr>
-          <w:sz w:val="28"/>
-          <w:szCs w:val="28"/>
+        <w:numPr>
+          <w:ilvl w:val="0"/>
+          <w:numId w:val="46"/>
+        </w:numPr>
+        <w:rPr>
+          <w:noProof/>
         </w:rPr>
       </w:pPr>
       <w:r>
         <w:rPr>
-          <w:b/>
-          <w:bCs/>
-          <w:sz w:val="28"/>
-          <w:szCs w:val="28"/>
-        </w:rPr>
-        <w:t>Uurimisküsimused</w:t>
+          <w:noProof/>
+        </w:rPr>
+        <w:t>Keskmise palgaga inimese reaalne võime ruutmeetrit osta on langenud madalamale tasemele kui eelneval kümnendil.</w:t>
       </w:r>
     </w:p>
     <w:p>
       <w:pPr>
-        <w:pStyle w:val="ListParagraph"/>
-        <w:numPr>
-          <w:ilvl w:val="0"/>
-          <w:numId w:val="42"/>
-        </w:numPr>
+        <w:pStyle w:val="Heading2"/>
+        <w:rPr>
+          <w:noProof/>
+        </w:rPr>
       </w:pPr>
       <w:r>
-        <w:t>Kui palju ruutmeetreid kinnisvara sai keskmise kuupalga eest alates aastast 2005–2025?</w:t>
+        <w:rPr>
+          <w:noProof/>
+        </w:rPr>
+        <w:t>Uurimisküsimused (Periood 2005–2025, maakonniti)</w:t>
       </w:r>
     </w:p>
     <w:p>
       <w:pPr>
-        <w:pStyle w:val="ListParagraph"/>
         <w:numPr>
           <w:ilvl w:val="0"/>
-          <w:numId w:val="42"/>
+          <w:numId w:val="47"/>
         </w:numPr>
+        <w:rPr>
+          <w:noProof/>
+        </w:rPr>
       </w:pPr>
       <w:r>
-        <w:t xml:space="preserve">Milline on ajaloolise trendi põhjal prognoos: kas palgad jõuavad kinnisvarahindadele järele või jääb suhtarv püsivalt uude tasakaalupunkti? </w:t>
+        <w:rPr>
+          <w:b/>
+          <w:bCs/>
+          <w:noProof/>
+        </w:rPr>
+        <w:t>Trendide analüüs:</w:t>
+      </w:r>
+      <w:r>
+        <w:rPr>
+          <w:noProof/>
+        </w:rPr>
+        <w:t xml:space="preserve"> Kuidas on seotud brutopalk, intressimäärad ja THI korteriomandite ruutmeetrihinnaga?</w:t>
       </w:r>
     </w:p>
     <w:p>
       <w:pPr>
+        <w:numPr>
+          <w:ilvl w:val="0"/>
+          <w:numId w:val="47"/>
+        </w:numPr>
+        <w:rPr>
+          <w:noProof/>
+        </w:rPr>
+      </w:pPr>
+      <w:r>
         <w:rPr>
           <w:b/>
           <w:bCs/>
-        </w:rPr>
-      </w:pPr>
+          <w:noProof/>
+        </w:rPr>
+        <w:t>Prognoosimudel:</w:t>
+      </w:r>
       <w:r>
         <w:rPr>
-          <w:b/>
-          <w:bCs/>
-        </w:rPr>
-        <w:t>Sihtrühm</w:t>
+          <w:noProof/>
+        </w:rPr>
+        <w:t xml:space="preserve"> Kuidas liiguvad järgmise 5 aasta suhtarvud, võttes arvesse Eesti Panga ametlikke palga- ja inflatsiooniprognoose?</w:t>
       </w:r>
     </w:p>
     <w:p>
+      <w:pPr>
+        <w:pStyle w:val="Heading2"/>
+        <w:rPr>
+          <w:noProof/>
+        </w:rPr>
+      </w:pPr>
       <w:r>
-        <w:t xml:space="preserve">Selle uurimuse väärtus on mõeldud abiks eraisikutele ja koduostjatele, </w:t>
-      </w:r>
-      <w:r>
-        <w:t>aidates teha kaalutletud finantsotsuseid ja kaardistada, millises Eesti maakonnas on praeguses turu faasis majanduslikult mõistlikum kinnisvara osta.</w:t>
-      </w:r>
-      <w:r>
-        <w:t xml:space="preserve"> </w:t>
+        <w:rPr>
+          <w:noProof/>
+        </w:rPr>
+        <w:t>Aktuaalsus ja sihtrühm</w:t>
       </w:r>
     </w:p>
     <w:p>
       <w:pPr>
+        <w:numPr>
+          <w:ilvl w:val="0"/>
+          <w:numId w:val="48"/>
+        </w:numPr>
+        <w:rPr>
+          <w:noProof/>
+        </w:rPr>
+      </w:pPr>
+      <w:r>
         <w:rPr>
           <w:b/>
           <w:bCs/>
-        </w:rPr>
-      </w:pPr>
-      <w:r>
-        <w:rPr>
-          <w:b/>
-          <w:bCs/>
-        </w:rPr>
-        <w:t>Analüüsi perioo</w:t>
+          <w:noProof/>
+        </w:rPr>
+        <w:t>Sihtrühm:</w:t>
       </w:r>
       <w:r>
         <w:rPr>
-          <w:b/>
-          <w:bCs/>
-        </w:rPr>
-        <w:t>d</w:t>
+          <w:noProof/>
+        </w:rPr>
+        <w:t xml:space="preserve"> Eraisikud ja koduostjad.</w:t>
       </w:r>
     </w:p>
     <w:p>
+      <w:pPr>
+        <w:numPr>
+          <w:ilvl w:val="0"/>
+          <w:numId w:val="48"/>
+        </w:numPr>
+        <w:rPr>
+          <w:noProof/>
+        </w:rPr>
+      </w:pPr>
       <w:r>
-        <w:t xml:space="preserve">Vaatame 20 aasta trendi Eestis aastatel </w:t>
+        <w:rPr>
+          <w:b/>
+          <w:bCs/>
+          <w:noProof/>
+        </w:rPr>
+        <w:lastRenderedPageBreak/>
+        <w:t>Väärtus:</w:t>
       </w:r>
       <w:r>
-        <w:t>2005–2025</w:t>
-      </w:r>
-      <w:r>
-        <w:t xml:space="preserve"> et ajalooliste andmete põhjal luua ennustus kuhu on hinnad suundumas</w:t>
-      </w:r>
-      <w:r>
-        <w:t xml:space="preserve"> tulevikus</w:t>
-      </w:r>
-      <w:r>
-        <w:t>.</w:t>
+        <w:rPr>
+          <w:noProof/>
+        </w:rPr>
+        <w:t xml:space="preserve"> Aitab teha kaalutletud finantsotsuseid (millises maakonnas on praeguses turu faasis mõistlikum kinnisvara osta).</w:t>
       </w:r>
     </w:p>
     <w:p>
       <w:pPr>
         <w:rPr>
-          <w:b/>
-          <w:bCs/>
+          <w:noProof/>
         </w:rPr>
       </w:pPr>
       <w:r>
         <w:rPr>
-          <w:b/>
-          <w:bCs/>
+          <w:noProof/>
+        </w:rPr>
+        <w:pict w14:anchorId="09EFF518">
+          <v:rect id="_x0000_i1087" style="width:0;height:1.5pt" o:hralign="center" o:hrstd="t" o:hr="t" fillcolor="#a0a0a0" stroked="f"/>
+        </w:pict>
+      </w:r>
+    </w:p>
+    <w:p>
+      <w:pPr>
+        <w:pStyle w:val="Heading2"/>
+        <w:rPr>
+          <w:noProof/>
+        </w:rPr>
+      </w:pPr>
+      <w:r>
+        <w:rPr>
+          <w:noProof/>
         </w:rPr>
         <w:t>Ärimõisted</w:t>
       </w:r>
@@ -231,35 +422,49 @@
       <w:pPr>
         <w:numPr>
           <w:ilvl w:val="0"/>
-          <w:numId w:val="29"/>
+          <w:numId w:val="49"/>
         </w:numPr>
+        <w:rPr>
+          <w:noProof/>
+        </w:rPr>
       </w:pPr>
       <w:r>
         <w:rPr>
           <w:b/>
           <w:bCs/>
+          <w:noProof/>
         </w:rPr>
         <w:t>Kinnisvara hind / turuväärtus:</w:t>
       </w:r>
       <w:r>
-        <w:t xml:space="preserve"> Valitud piirkonnas teostatud korteriomandite ostu-müügitehingute keskmine ühe ruutmeetri (m²) hind eurodes.</w:t>
+        <w:rPr>
+          <w:noProof/>
+        </w:rPr>
+        <w:t xml:space="preserve"> Teostatud korteriomandite ostu-müügitehingute keskmine ühe ruutmeetri (m²) hind eurodes valitud maakonnas.</w:t>
       </w:r>
     </w:p>
     <w:p>
       <w:pPr>
         <w:numPr>
           <w:ilvl w:val="0"/>
-          <w:numId w:val="29"/>
+          <w:numId w:val="49"/>
         </w:numPr>
+        <w:rPr>
+          <w:noProof/>
+        </w:rPr>
       </w:pPr>
       <w:r>
         <w:rPr>
           <w:b/>
           <w:bCs/>
+          <w:noProof/>
         </w:rPr>
         <w:t>Palgatase (nominaalne):</w:t>
       </w:r>
       <w:r>
+        <w:rPr>
+          <w:noProof/>
+        </w:rPr>
         <w:t xml:space="preserve"> Täisajaga töötavale inimesele arvestatud keskmine brutotasu kuus enne maksude mahaarvamist.</w:t>
       </w:r>
     </w:p>
@@ -267,269 +472,575 @@
       <w:pPr>
         <w:numPr>
           <w:ilvl w:val="0"/>
-          <w:numId w:val="29"/>
+          <w:numId w:val="49"/>
         </w:numPr>
+        <w:rPr>
+          <w:noProof/>
+        </w:rPr>
       </w:pPr>
       <w:r>
         <w:rPr>
           <w:b/>
           <w:bCs/>
-        </w:rPr>
-        <w:lastRenderedPageBreak/>
+          <w:noProof/>
+        </w:rPr>
+        <w:t>Maakondlik keskmine palk:</w:t>
+      </w:r>
+      <w:r>
+        <w:rPr>
+          <w:noProof/>
+        </w:rPr>
+        <w:t xml:space="preserve"> Kalendriaasta jooksul konkreetses maakonnas töötavatele isikutele arvestatud igakuine keskmine brutotasu enne tulumaksu.</w:t>
+      </w:r>
+    </w:p>
+    <w:p>
+      <w:pPr>
+        <w:numPr>
+          <w:ilvl w:val="0"/>
+          <w:numId w:val="49"/>
+        </w:numPr>
+        <w:rPr>
+          <w:noProof/>
+        </w:rPr>
+      </w:pPr>
+      <w:r>
+        <w:rPr>
+          <w:b/>
+          <w:bCs/>
+          <w:noProof/>
+        </w:rPr>
         <w:t>Reaalne ostujõud (kinnisvaraturul):</w:t>
       </w:r>
       <w:r>
-        <w:t xml:space="preserve"> Suhtarv, mis näitab, mitu ruutmeetrit kinnisvara on võimalik osta ühe keskmise brutokuupalga eest ilma laenuraha kaasamata.</w:t>
+        <w:rPr>
+          <w:noProof/>
+        </w:rPr>
+        <w:t xml:space="preserve"> Suhtarv, mis näitab, mitu m² on võimalik osta ühe keskmise brutokuupalga eest ilma laenuta.</w:t>
       </w:r>
     </w:p>
     <w:p>
       <w:pPr>
         <w:numPr>
           <w:ilvl w:val="0"/>
-          <w:numId w:val="29"/>
+          <w:numId w:val="49"/>
         </w:numPr>
+        <w:rPr>
+          <w:noProof/>
+        </w:rPr>
       </w:pPr>
       <w:r>
         <w:rPr>
           <w:b/>
           <w:bCs/>
+          <w:noProof/>
         </w:rPr>
         <w:t>Inflatsioon (elukalliduse muutus):</w:t>
       </w:r>
       <w:r>
-        <w:t xml:space="preserve"> Tarbija ostukorvi maksumuse muutus ajas, mida mõõdetakse tarbijahinnaindeksi (THI) protsentuaalse muutusena võrreldes baasaastaga.</w:t>
+        <w:rPr>
+          <w:noProof/>
+        </w:rPr>
+        <w:t xml:space="preserve"> Tarbija ostukorvi maksumuse muutus ajas, mida mõõdetakse tarbijahinnaindeksi (THI) protsentuaalse muutusena.</w:t>
       </w:r>
     </w:p>
     <w:p>
       <w:pPr>
         <w:numPr>
           <w:ilvl w:val="0"/>
-          <w:numId w:val="29"/>
+          <w:numId w:val="49"/>
         </w:numPr>
+        <w:rPr>
+          <w:noProof/>
+        </w:rPr>
       </w:pPr>
       <w:r>
         <w:rPr>
           <w:b/>
           <w:bCs/>
+          <w:noProof/>
         </w:rPr>
         <w:t>Turu aktiivsus:</w:t>
       </w:r>
       <w:r>
+        <w:rPr>
+          <w:noProof/>
+        </w:rPr>
         <w:t xml:space="preserve"> Tehingute koguarv konkreetses regioonis etteantud ajaperioodil (kvartal/aasta).</w:t>
       </w:r>
     </w:p>
     <w:p>
       <w:pPr>
-        <w:numPr>
-          <w:ilvl w:val="0"/>
-          <w:numId w:val="29"/>
-        </w:numPr>
+        <w:pStyle w:val="Heading2"/>
+        <w:rPr>
+          <w:noProof/>
+        </w:rPr>
       </w:pPr>
       <w:r>
         <w:rPr>
-          <w:b/>
-          <w:bCs/>
-        </w:rPr>
-        <w:t>Maakondlik keskmine palk (nominaalne):</w:t>
-      </w:r>
-      <w:r>
-        <w:t xml:space="preserve"> Kalendriaasta jooksul konkreetses maakonnas töötavatele isikutele arvestatud igakuine keskmine brutotasu enne tulumaksu ja teiste seadusest tulenevate maksete mahaarvamist.</w:t>
+          <w:noProof/>
+        </w:rPr>
+        <w:t>Failide nimetamise reeglid</w:t>
       </w:r>
     </w:p>
     <w:p>
       <w:pPr>
-        <w:pStyle w:val="z1qcye"/>
         <w:numPr>
           <w:ilvl w:val="0"/>
-          <w:numId w:val="29"/>
+          <w:numId w:val="50"/>
         </w:numPr>
-        <w:spacing w:before="0" w:beforeAutospacing="0" w:after="0" w:afterAutospacing="0"/>
-        <w:rPr>
-          <w:rFonts w:ascii="Arial" w:hAnsi="Arial" w:cs="Arial"/>
+        <w:rPr>
+          <w:noProof/>
         </w:rPr>
       </w:pPr>
       <w:r>
         <w:rPr>
-          <w:rStyle w:val="Strong"/>
-          <w:rFonts w:ascii="Arial" w:eastAsiaTheme="majorEastAsia" w:hAnsi="Arial" w:cs="Arial"/>
-        </w:rPr>
-        <w:t>Reaalpalk</w:t>
+          <w:b/>
+          <w:bCs/>
+          <w:noProof/>
+        </w:rPr>
+        <w:t>Algne variant:</w:t>
       </w:r>
       <w:r>
         <w:rPr>
-          <w:rStyle w:val="inqyif"/>
-          <w:rFonts w:ascii="Arial" w:eastAsiaTheme="majorEastAsia" w:hAnsi="Arial" w:cs="Arial"/>
-        </w:rPr>
-        <w:t xml:space="preserve">: </w:t>
-      </w:r>
-      <w:r>
-        <w:rPr>
-          <w:rStyle w:val="inqyif"/>
-          <w:rFonts w:ascii="Arial" w:eastAsiaTheme="majorEastAsia" w:hAnsi="Arial" w:cs="Arial"/>
-        </w:rPr>
-        <w:t>nominaalpalk korrigeerit</w:t>
-      </w:r>
-      <w:r>
-        <w:rPr>
-          <w:rStyle w:val="inqyif"/>
-          <w:rFonts w:ascii="Arial" w:eastAsiaTheme="majorEastAsia" w:hAnsi="Arial" w:cs="Arial"/>
-        </w:rPr>
-        <w:t>ud</w:t>
-      </w:r>
-      <w:r>
-        <w:rPr>
-          <w:rStyle w:val="inqyif"/>
-          <w:rFonts w:ascii="Arial" w:eastAsiaTheme="majorEastAsia" w:hAnsi="Arial" w:cs="Arial"/>
-        </w:rPr>
-        <w:t xml:space="preserve"> hinnatõusu ehk inflatsiooniga (kasutades tarbijahinnaindeksit ehk THI-d).</w:t>
+          <w:noProof/>
+        </w:rPr>
+        <w:t xml:space="preserve"> ..._raw</w:t>
       </w:r>
     </w:p>
     <w:p>
       <w:pPr>
-        <w:ind w:left="360"/>
-      </w:pPr>
+        <w:numPr>
+          <w:ilvl w:val="0"/>
+          <w:numId w:val="50"/>
+        </w:numPr>
+        <w:rPr>
+          <w:noProof/>
+        </w:rPr>
+      </w:pPr>
+      <w:r>
+        <w:rPr>
+          <w:b/>
+          <w:bCs/>
+          <w:noProof/>
+        </w:rPr>
+        <w:t>Pythoniga puhastatud väljund:</w:t>
+      </w:r>
+      <w:r>
+        <w:rPr>
+          <w:noProof/>
+        </w:rPr>
+        <w:t xml:space="preserve"> ..._py_final</w:t>
+      </w:r>
     </w:p>
     <w:p>
+      <w:pPr>
+        <w:numPr>
+          <w:ilvl w:val="0"/>
+          <w:numId w:val="50"/>
+        </w:numPr>
+        <w:rPr>
+          <w:noProof/>
+        </w:rPr>
+      </w:pPr>
       <w:r>
-        <w:pict w14:anchorId="406C96C7">
-          <v:rect id="_x0000_i1025" style="width:0;height:1.5pt" o:hralign="center" o:hrstd="t" o:hr="t" fillcolor="#a0a0a0" stroked="f"/>
+        <w:rPr>
+          <w:b/>
+          <w:bCs/>
+          <w:noProof/>
+        </w:rPr>
+        <w:t>SQL-iga töödeldud väljund:</w:t>
+      </w:r>
+      <w:r>
+        <w:rPr>
+          <w:noProof/>
+        </w:rPr>
+        <w:t xml:space="preserve"> ..._sql_final</w:t>
+      </w:r>
+    </w:p>
+    <w:p>
+      <w:pPr>
+        <w:rPr>
+          <w:noProof/>
+        </w:rPr>
+      </w:pPr>
+      <w:r>
+        <w:rPr>
+          <w:noProof/>
+        </w:rPr>
+        <w:pict w14:anchorId="559A3DC2">
+          <v:rect id="_x0000_i1088" style="width:0;height:1.5pt" o:hralign="center" o:hrstd="t" o:hr="t" fillcolor="#a0a0a0" stroked="f"/>
         </w:pict>
       </w:r>
     </w:p>
     <w:p>
       <w:pPr>
-        <w:rPr>
-          <w:b/>
-          <w:bCs/>
+        <w:pStyle w:val="Heading2"/>
+        <w:rPr>
+          <w:noProof/>
         </w:rPr>
       </w:pPr>
       <w:r>
         <w:rPr>
-          <w:b/>
-          <w:bCs/>
-        </w:rPr>
-        <w:t>2. Andmeallikate ja andmevoo kirjeldus</w:t>
+          <w:noProof/>
+        </w:rPr>
+        <w:t>Andmeallikad ja metoodilised piirangud</w:t>
       </w:r>
     </w:p>
     <w:p>
       <w:pPr>
         <w:rPr>
-          <w:b/>
-          <w:bCs/>
+          <w:noProof/>
         </w:rPr>
       </w:pPr>
       <w:r>
         <w:rPr>
-          <w:b/>
-          <w:bCs/>
-        </w:rPr>
-        <w:t>Päritolu ja voog</w:t>
+          <w:noProof/>
+        </w:rPr>
+        <w:t>1. Kinnisvara hinnad</w:t>
       </w:r>
     </w:p>
     <w:p>
+      <w:pPr>
+        <w:numPr>
+          <w:ilvl w:val="0"/>
+          <w:numId w:val="51"/>
+        </w:numPr>
+        <w:rPr>
+          <w:noProof/>
+        </w:rPr>
+      </w:pPr>
       <w:r>
-        <w:t>Andmed pärinevad ametlikest riiklikest ja institutsionaalsetest andmeallikatest:</w:t>
+        <w:rPr>
+          <w:b/>
+          <w:bCs/>
+          <w:noProof/>
+        </w:rPr>
+        <w:t>Allikas:</w:t>
+      </w:r>
+      <w:r>
+        <w:rPr>
+          <w:noProof/>
+        </w:rPr>
+        <w:t xml:space="preserve"> Maa-ameti tehingute andmebaas (</w:t>
+      </w:r>
+      <w:r>
+        <w:rPr>
+          <w:i/>
+          <w:iCs/>
+          <w:noProof/>
+        </w:rPr>
+        <w:t>Real property price statistics</w:t>
+      </w:r>
+      <w:r>
+        <w:rPr>
+          <w:noProof/>
+        </w:rPr>
+        <w:t>).</w:t>
       </w:r>
     </w:p>
     <w:p>
+      <w:pPr>
+        <w:rPr>
+          <w:noProof/>
+        </w:rPr>
+      </w:pPr>
       <w:r>
         <w:rPr>
-          <w:b/>
-          <w:bCs/>
-        </w:rPr>
-        <w:t>Andmevoo kirjeldus:</w:t>
-      </w:r>
-      <w:r>
-        <w:br/>
-        <w:t xml:space="preserve">Ametlikest veebiallikatest pärinevad toorandmed </w:t>
-      </w:r>
-      <w:r>
-        <w:t>laadisime</w:t>
-      </w:r>
-      <w:r>
-        <w:t xml:space="preserve"> kohalikku keskkonda, kus toimu</w:t>
-      </w:r>
-      <w:r>
-        <w:t>s</w:t>
-      </w:r>
-      <w:r>
-        <w:t xml:space="preserve"> andmete esmane valideerimine ja struktureerimine Pythoni abil (pandas teek). Struktureeritud andmed impor</w:t>
-      </w:r>
-      <w:r>
-        <w:t>tisime</w:t>
-      </w:r>
-      <w:r>
-        <w:t xml:space="preserve"> PostgreSQL andmebaasi (grupitoo_kv skeemi alla). Andmebaasis l</w:t>
-      </w:r>
-      <w:r>
-        <w:t>õime</w:t>
-      </w:r>
-      <w:r>
-        <w:t xml:space="preserve"> SQL-skriptide abil püsivad dimensiooni- ja faktitabelid. </w:t>
-      </w:r>
-      <w:r>
-        <w:t>Ü</w:t>
-      </w:r>
-      <w:r>
-        <w:t>henda</w:t>
-      </w:r>
-      <w:r>
-        <w:t>sime</w:t>
-      </w:r>
-      <w:r>
-        <w:t xml:space="preserve"> Power BI Desktop otseühendusega (localhost) andmebaasi külge, kus mudelda</w:t>
-      </w:r>
-      <w:r>
-        <w:t>sime</w:t>
-      </w:r>
-      <w:r>
-        <w:t xml:space="preserve"> lõplik</w:t>
-      </w:r>
-      <w:r>
-        <w:t>u</w:t>
-      </w:r>
-      <w:r>
-        <w:t xml:space="preserve"> tähtskeem</w:t>
-      </w:r>
-      <w:r>
-        <w:t>i</w:t>
-      </w:r>
-      <w:r>
-        <w:t xml:space="preserve">, </w:t>
-      </w:r>
-      <w:r>
-        <w:t>tegime</w:t>
-      </w:r>
-      <w:r>
-        <w:t xml:space="preserve"> DAX-analüütika ja l</w:t>
-      </w:r>
-      <w:r>
-        <w:t>õime</w:t>
-      </w:r>
-      <w:r>
-        <w:t xml:space="preserve"> interaktiiv</w:t>
-      </w:r>
-      <w:r>
-        <w:t>se</w:t>
-      </w:r>
-      <w:r>
-        <w:t xml:space="preserve"> aruan</w:t>
-      </w:r>
-      <w:r>
-        <w:t>de</w:t>
-      </w:r>
-      <w:r>
-        <w:t>.</w:t>
+          <w:noProof/>
+        </w:rPr>
+        <w:t>2. Palgastatistika piirang ja lahendus</w:t>
       </w:r>
     </w:p>
     <w:p>
+      <w:pPr>
+        <w:numPr>
+          <w:ilvl w:val="0"/>
+          <w:numId w:val="52"/>
+        </w:numPr>
+        <w:rPr>
+          <w:noProof/>
+        </w:rPr>
+      </w:pPr>
       <w:r>
         <w:rPr>
+          <w:b/>
+          <w:bCs/>
+          <w:noProof/>
+        </w:rPr>
+        <w:t>Kriitiline muutus:</w:t>
+      </w:r>
+      <w:r>
+        <w:rPr>
+          <w:noProof/>
+        </w:rPr>
+        <w:t xml:space="preserve"> </w:t>
+      </w:r>
+      <w:r>
+        <w:rPr>
+          <w:b/>
+          <w:bCs/>
+          <w:noProof/>
+        </w:rPr>
+        <w:t>2023. aasta 1. kvartalis</w:t>
+      </w:r>
+      <w:r>
+        <w:rPr>
+          <w:noProof/>
+        </w:rPr>
+        <w:t xml:space="preserve"> toimus üleminek valimipõhiselt uuringult registripõhisele (MTA TÖR ja TSD andmed).</w:t>
+      </w:r>
+    </w:p>
+    <w:p>
+      <w:pPr>
+        <w:numPr>
+          <w:ilvl w:val="0"/>
+          <w:numId w:val="52"/>
+        </w:numPr>
+        <w:rPr>
+          <w:noProof/>
+        </w:rPr>
+      </w:pPr>
+      <w:r>
+        <w:rPr>
+          <w:b/>
+          <w:bCs/>
+          <w:noProof/>
+        </w:rPr>
+        <w:t>Mõju:</w:t>
+      </w:r>
+      <w:r>
+        <w:rPr>
+          <w:noProof/>
+        </w:rPr>
+        <w:t xml:space="preserve"> Registripõhine süsteem kaasab ka mikroettevõtted, mis tekitab andmetesse kunstliku nihke ehk "hinnahüppe".</w:t>
+      </w:r>
+    </w:p>
+    <w:p>
+      <w:pPr>
+        <w:numPr>
+          <w:ilvl w:val="0"/>
+          <w:numId w:val="52"/>
+        </w:numPr>
+        <w:rPr>
+          <w:noProof/>
+        </w:rPr>
+      </w:pPr>
+      <w:r>
+        <w:rPr>
+          <w:b/>
+          <w:bCs/>
+          <w:noProof/>
+        </w:rPr>
+        <w:t>Lahendus:</w:t>
+      </w:r>
+      <w:r>
+        <w:rPr>
+          <w:noProof/>
+        </w:rPr>
+        <w:t xml:space="preserve"> Pythonis liidetakse ja ühtlustatakse kolm Statistikaameti tabelit:</w:t>
+      </w:r>
+    </w:p>
+    <w:p>
+      <w:pPr>
+        <w:numPr>
+          <w:ilvl w:val="1"/>
+          <w:numId w:val="52"/>
+        </w:numPr>
+        <w:rPr>
+          <w:noProof/>
+        </w:rPr>
+      </w:pPr>
+      <w:r>
+        <w:rPr>
+          <w:noProof/>
+        </w:rPr>
+        <w:t>PA21 (2005–2017)</w:t>
+      </w:r>
+    </w:p>
+    <w:p>
+      <w:pPr>
+        <w:numPr>
+          <w:ilvl w:val="1"/>
+          <w:numId w:val="52"/>
+        </w:numPr>
+        <w:rPr>
+          <w:noProof/>
+        </w:rPr>
+      </w:pPr>
+      <w:r>
+        <w:rPr>
           <w:noProof/>
         </w:rPr>
         <w:lastRenderedPageBreak/>
+        <w:t>PA004 (2018–2020)</w:t>
+      </w:r>
+    </w:p>
+    <w:p>
+      <w:pPr>
+        <w:numPr>
+          <w:ilvl w:val="1"/>
+          <w:numId w:val="52"/>
+        </w:numPr>
+        <w:rPr>
+          <w:noProof/>
+        </w:rPr>
+      </w:pPr>
+      <w:r>
+        <w:rPr>
+          <w:noProof/>
+        </w:rPr>
+        <w:t>PA117 (2021–202</w:t>
+      </w:r>
+      <w:r>
+        <w:rPr>
+          <w:noProof/>
+        </w:rPr>
+        <w:t>6</w:t>
+      </w:r>
+      <w:r>
+        <w:rPr>
+          <w:noProof/>
+        </w:rPr>
+        <w:t>)</w:t>
+      </w:r>
+    </w:p>
+    <w:p>
+      <w:pPr>
+        <w:rPr>
+          <w:noProof/>
+        </w:rPr>
+      </w:pPr>
+      <w:r>
+        <w:rPr>
+          <w:noProof/>
+        </w:rPr>
+        <w:t>3. Intressimäärad ja laenutingimused</w:t>
+      </w:r>
+    </w:p>
+    <w:p>
+      <w:pPr>
+        <w:numPr>
+          <w:ilvl w:val="0"/>
+          <w:numId w:val="53"/>
+        </w:numPr>
+        <w:rPr>
+          <w:noProof/>
+        </w:rPr>
+      </w:pPr>
+      <w:r>
+        <w:rPr>
+          <w:b/>
+          <w:bCs/>
+          <w:noProof/>
+        </w:rPr>
+        <w:t>Allikas:</w:t>
+      </w:r>
+      <w:r>
+        <w:rPr>
+          <w:noProof/>
+        </w:rPr>
+        <w:t xml:space="preserve"> Eesti Panga statistikamoodul (eluasemelaenude intressimäärad).</w:t>
+      </w:r>
+    </w:p>
+    <w:p>
+      <w:pPr>
+        <w:rPr>
+          <w:noProof/>
+        </w:rPr>
+      </w:pPr>
+      <w:r>
+        <w:rPr>
+          <w:noProof/>
+        </w:rPr>
+        <w:t>4. Inflatsioon</w:t>
+      </w:r>
+    </w:p>
+    <w:p>
+      <w:pPr>
+        <w:numPr>
+          <w:ilvl w:val="0"/>
+          <w:numId w:val="54"/>
+        </w:numPr>
+        <w:rPr>
+          <w:noProof/>
+        </w:rPr>
+      </w:pPr>
+      <w:r>
+        <w:rPr>
+          <w:b/>
+          <w:bCs/>
+          <w:noProof/>
+        </w:rPr>
+        <w:t>Allikas:</w:t>
+      </w:r>
+      <w:r>
+        <w:rPr>
+          <w:noProof/>
+        </w:rPr>
+        <w:t xml:space="preserve"> Statistikaameti tarbijahinnaindeks (THI).</w:t>
+      </w:r>
+    </w:p>
+    <w:p>
+      <w:pPr>
+        <w:rPr>
+          <w:noProof/>
+        </w:rPr>
+      </w:pPr>
+      <w:r>
+        <w:rPr>
+          <w:noProof/>
+        </w:rPr>
+        <w:pict w14:anchorId="1940237B">
+          <v:rect id="_x0000_i1089" style="width:0;height:1.5pt" o:hralign="center" o:hrstd="t" o:hr="t" fillcolor="#a0a0a0" stroked="f"/>
+        </w:pict>
+      </w:r>
+    </w:p>
+    <w:p>
+      <w:pPr>
+        <w:pStyle w:val="Heading1"/>
+        <w:rPr>
+          <w:noProof/>
+        </w:rPr>
+      </w:pPr>
+      <w:r>
+        <w:rPr>
+          <w:noProof/>
+        </w:rPr>
+        <w:t>Andmebaasi andmemudel ja tabelite kirjeldus (SQL Tähtskeem)</w:t>
+      </w:r>
+    </w:p>
+    <w:p>
+      <w:pPr>
+        <w:rPr>
+          <w:noProof/>
+        </w:rPr>
+      </w:pPr>
+      <w:r>
+        <w:rPr>
+          <w:noProof/>
+        </w:rPr>
+        <w:t>Andmed on koondatud PostgreSQL andmebaasi skeemi grupitoo_kv.</w:t>
+      </w:r>
+    </w:p>
+    <w:p>
+      <w:pPr>
+        <w:rPr>
+          <w:noProof/>
+        </w:rPr>
+      </w:pPr>
+    </w:p>
+    <w:p>
+      <w:pPr>
+        <w:rPr>
+          <w:noProof/>
+        </w:rPr>
+      </w:pPr>
+      <w:r>
+        <w:rPr>
+          <w:noProof/>
+        </w:rPr>
         <w:drawing>
-          <wp:inline distT="0" distB="0" distL="0" distR="0" wp14:anchorId="1DE92C86" wp14:editId="3174E23A">
+          <wp:inline distT="0" distB="0" distL="0" distR="0" wp14:anchorId="5E438B32" wp14:editId="17584FA4">
             <wp:extent cx="5731510" cy="2758440"/>
             <wp:effectExtent l="0" t="0" r="2540" b="3810"/>
             <wp:docPr id="1" name="Picture 1"/>
@@ -565,1428 +1076,2853 @@
         </w:drawing>
       </w:r>
     </w:p>
-    <w:p/>
     <w:p>
       <w:pPr>
-        <w:rPr>
-          <w:b/>
-          <w:bCs/>
+        <w:pStyle w:val="Heading1"/>
+        <w:rPr>
+          <w:noProof/>
         </w:rPr>
       </w:pPr>
       <w:r>
         <w:rPr>
-          <w:b/>
-          <w:bCs/>
-        </w:rPr>
-        <w:t>Dim-mudel SQL andmebaasis</w:t>
+          <w:noProof/>
+        </w:rPr>
+        <w:t>Dimensioonitabelid</w:t>
       </w:r>
     </w:p>
     <w:p>
+      <w:pPr>
+        <w:rPr>
+          <w:noProof/>
+        </w:rPr>
+      </w:pPr>
       <w:r>
-        <w:t>Enne Power BI-sse viimist on andmed PostgreSQL andmebaasis normaliseeritud klassikaliseks relatsiooniliseks andmemudeliks (tähtskeemiks). Mudel koosneb kahest dimensioonitabelist ja neljast spetsiifilisest faktitabelist:</w:t>
+        <w:rPr>
+          <w:noProof/>
+        </w:rPr>
+        <w:t>1. Maakondade dimensioon (grupitoo_kv.Dim_County)</w:t>
       </w:r>
     </w:p>
+    <w:tbl>
+      <w:tblPr>
+        <w:tblW w:w="0" w:type="auto"/>
+        <w:tblCellSpacing w:w="15" w:type="dxa"/>
+        <w:tblCellMar>
+          <w:top w:w="15" w:type="dxa"/>
+          <w:left w:w="15" w:type="dxa"/>
+          <w:bottom w:w="15" w:type="dxa"/>
+          <w:right w:w="15" w:type="dxa"/>
+        </w:tblCellMar>
+        <w:tblLook w:val="04A0" w:firstRow="1" w:lastRow="0" w:firstColumn="1" w:lastColumn="0" w:noHBand="0" w:noVBand="1"/>
+      </w:tblPr>
+      <w:tblGrid>
+        <w:gridCol w:w="1508"/>
+        <w:gridCol w:w="1624"/>
+        <w:gridCol w:w="2120"/>
+        <w:gridCol w:w="3728"/>
+      </w:tblGrid>
+      <w:tr>
+        <w:trPr>
+          <w:tblCellSpacing w:w="15" w:type="dxa"/>
+        </w:trPr>
+        <w:tc>
+          <w:tcPr>
+            <w:tcW w:w="0" w:type="auto"/>
+            <w:vAlign w:val="center"/>
+            <w:hideMark/>
+          </w:tcPr>
+          <w:p>
+            <w:pPr>
+              <w:rPr>
+                <w:b/>
+                <w:bCs/>
+                <w:noProof/>
+              </w:rPr>
+            </w:pPr>
+            <w:r>
+              <w:rPr>
+                <w:b/>
+                <w:bCs/>
+                <w:noProof/>
+              </w:rPr>
+              <w:t>Veeru nimi</w:t>
+            </w:r>
+          </w:p>
+        </w:tc>
+        <w:tc>
+          <w:tcPr>
+            <w:tcW w:w="0" w:type="auto"/>
+            <w:vAlign w:val="center"/>
+            <w:hideMark/>
+          </w:tcPr>
+          <w:p>
+            <w:pPr>
+              <w:rPr>
+                <w:b/>
+                <w:bCs/>
+                <w:noProof/>
+              </w:rPr>
+            </w:pPr>
+            <w:r>
+              <w:rPr>
+                <w:b/>
+                <w:bCs/>
+                <w:noProof/>
+              </w:rPr>
+              <w:t>Andmetüüp</w:t>
+            </w:r>
+          </w:p>
+        </w:tc>
+        <w:tc>
+          <w:tcPr>
+            <w:tcW w:w="0" w:type="auto"/>
+            <w:vAlign w:val="center"/>
+            <w:hideMark/>
+          </w:tcPr>
+          <w:p>
+            <w:pPr>
+              <w:rPr>
+                <w:b/>
+                <w:bCs/>
+                <w:noProof/>
+              </w:rPr>
+            </w:pPr>
+            <w:r>
+              <w:rPr>
+                <w:b/>
+                <w:bCs/>
+                <w:noProof/>
+              </w:rPr>
+              <w:t>Piirangud</w:t>
+            </w:r>
+          </w:p>
+        </w:tc>
+        <w:tc>
+          <w:tcPr>
+            <w:tcW w:w="0" w:type="auto"/>
+            <w:vAlign w:val="center"/>
+            <w:hideMark/>
+          </w:tcPr>
+          <w:p>
+            <w:pPr>
+              <w:rPr>
+                <w:b/>
+                <w:bCs/>
+                <w:noProof/>
+              </w:rPr>
+            </w:pPr>
+            <w:r>
+              <w:rPr>
+                <w:b/>
+                <w:bCs/>
+                <w:noProof/>
+              </w:rPr>
+              <w:t>Kirjeldus</w:t>
+            </w:r>
+          </w:p>
+        </w:tc>
+      </w:tr>
+      <w:tr>
+        <w:trPr>
+          <w:tblCellSpacing w:w="15" w:type="dxa"/>
+        </w:trPr>
+        <w:tc>
+          <w:tcPr>
+            <w:tcW w:w="0" w:type="auto"/>
+            <w:vAlign w:val="center"/>
+            <w:hideMark/>
+          </w:tcPr>
+          <w:p>
+            <w:pPr>
+              <w:rPr>
+                <w:noProof/>
+              </w:rPr>
+            </w:pPr>
+            <w:r>
+              <w:rPr>
+                <w:noProof/>
+              </w:rPr>
+              <w:t>PK_county_ID</w:t>
+            </w:r>
+          </w:p>
+        </w:tc>
+        <w:tc>
+          <w:tcPr>
+            <w:tcW w:w="0" w:type="auto"/>
+            <w:vAlign w:val="center"/>
+            <w:hideMark/>
+          </w:tcPr>
+          <w:p>
+            <w:pPr>
+              <w:rPr>
+                <w:noProof/>
+              </w:rPr>
+            </w:pPr>
+            <w:r>
+              <w:rPr>
+                <w:noProof/>
+              </w:rPr>
+              <w:t>SERIAL</w:t>
+            </w:r>
+          </w:p>
+        </w:tc>
+        <w:tc>
+          <w:tcPr>
+            <w:tcW w:w="0" w:type="auto"/>
+            <w:vAlign w:val="center"/>
+            <w:hideMark/>
+          </w:tcPr>
+          <w:p>
+            <w:pPr>
+              <w:rPr>
+                <w:noProof/>
+              </w:rPr>
+            </w:pPr>
+            <w:r>
+              <w:rPr>
+                <w:noProof/>
+              </w:rPr>
+              <w:t>PRIMARY KEY</w:t>
+            </w:r>
+          </w:p>
+        </w:tc>
+        <w:tc>
+          <w:tcPr>
+            <w:tcW w:w="0" w:type="auto"/>
+            <w:vAlign w:val="center"/>
+            <w:hideMark/>
+          </w:tcPr>
+          <w:p>
+            <w:pPr>
+              <w:rPr>
+                <w:noProof/>
+              </w:rPr>
+            </w:pPr>
+            <w:r>
+              <w:rPr>
+                <w:noProof/>
+              </w:rPr>
+              <w:t>Unikaalne maakonna identifikaator.</w:t>
+            </w:r>
+          </w:p>
+        </w:tc>
+      </w:tr>
+      <w:tr>
+        <w:trPr>
+          <w:tblCellSpacing w:w="15" w:type="dxa"/>
+        </w:trPr>
+        <w:tc>
+          <w:tcPr>
+            <w:tcW w:w="0" w:type="auto"/>
+            <w:vAlign w:val="center"/>
+            <w:hideMark/>
+          </w:tcPr>
+          <w:p>
+            <w:pPr>
+              <w:rPr>
+                <w:noProof/>
+              </w:rPr>
+            </w:pPr>
+            <w:r>
+              <w:rPr>
+                <w:noProof/>
+              </w:rPr>
+              <w:t>county_name</w:t>
+            </w:r>
+          </w:p>
+        </w:tc>
+        <w:tc>
+          <w:tcPr>
+            <w:tcW w:w="0" w:type="auto"/>
+            <w:vAlign w:val="center"/>
+            <w:hideMark/>
+          </w:tcPr>
+          <w:p>
+            <w:pPr>
+              <w:rPr>
+                <w:noProof/>
+              </w:rPr>
+            </w:pPr>
+            <w:r>
+              <w:rPr>
+                <w:noProof/>
+              </w:rPr>
+              <w:t>VARCHAR(100)</w:t>
+            </w:r>
+          </w:p>
+        </w:tc>
+        <w:tc>
+          <w:tcPr>
+            <w:tcW w:w="0" w:type="auto"/>
+            <w:vAlign w:val="center"/>
+            <w:hideMark/>
+          </w:tcPr>
+          <w:p>
+            <w:pPr>
+              <w:rPr>
+                <w:noProof/>
+              </w:rPr>
+            </w:pPr>
+            <w:r>
+              <w:rPr>
+                <w:noProof/>
+              </w:rPr>
+              <w:t>UNIQUE, NOT NULL</w:t>
+            </w:r>
+          </w:p>
+        </w:tc>
+        <w:tc>
+          <w:tcPr>
+            <w:tcW w:w="0" w:type="auto"/>
+            <w:vAlign w:val="center"/>
+            <w:hideMark/>
+          </w:tcPr>
+          <w:p>
+            <w:pPr>
+              <w:rPr>
+                <w:noProof/>
+              </w:rPr>
+            </w:pPr>
+            <w:r>
+              <w:rPr>
+                <w:noProof/>
+              </w:rPr>
+              <w:t>Maakonna ametlik nimi.</w:t>
+            </w:r>
+          </w:p>
+        </w:tc>
+      </w:tr>
+    </w:tbl>
     <w:p>
       <w:pPr>
-        <w:numPr>
-          <w:ilvl w:val="0"/>
-          <w:numId w:val="31"/>
-        </w:numPr>
+        <w:rPr>
+          <w:noProof/>
+        </w:rPr>
       </w:pPr>
       <w:r>
         <w:rPr>
-          <w:b/>
-          <w:bCs/>
-        </w:rPr>
-        <w:t>dim_county</w:t>
-      </w:r>
-      <w:r>
-        <w:t>: Maakondade dimensioon (Võti: pk_county_id).</w:t>
+          <w:noProof/>
+        </w:rPr>
+        <w:t>2. Aja dimensioon (grupitoo_kv.Dim_Time)</w:t>
       </w:r>
     </w:p>
+    <w:tbl>
+      <w:tblPr>
+        <w:tblW w:w="0" w:type="auto"/>
+        <w:tblCellSpacing w:w="15" w:type="dxa"/>
+        <w:tblCellMar>
+          <w:top w:w="15" w:type="dxa"/>
+          <w:left w:w="15" w:type="dxa"/>
+          <w:bottom w:w="15" w:type="dxa"/>
+          <w:right w:w="15" w:type="dxa"/>
+        </w:tblCellMar>
+        <w:tblLook w:val="04A0" w:firstRow="1" w:lastRow="0" w:firstColumn="1" w:lastColumn="0" w:noHBand="0" w:noVBand="1"/>
+      </w:tblPr>
+      <w:tblGrid>
+        <w:gridCol w:w="1757"/>
+        <w:gridCol w:w="1496"/>
+        <w:gridCol w:w="1455"/>
+        <w:gridCol w:w="4028"/>
+      </w:tblGrid>
+      <w:tr>
+        <w:trPr>
+          <w:tblCellSpacing w:w="15" w:type="dxa"/>
+        </w:trPr>
+        <w:tc>
+          <w:tcPr>
+            <w:tcW w:w="0" w:type="auto"/>
+            <w:vAlign w:val="center"/>
+            <w:hideMark/>
+          </w:tcPr>
+          <w:p>
+            <w:pPr>
+              <w:rPr>
+                <w:b/>
+                <w:bCs/>
+                <w:noProof/>
+              </w:rPr>
+            </w:pPr>
+            <w:r>
+              <w:rPr>
+                <w:b/>
+                <w:bCs/>
+                <w:noProof/>
+              </w:rPr>
+              <w:lastRenderedPageBreak/>
+              <w:t>Veeru nimi</w:t>
+            </w:r>
+          </w:p>
+        </w:tc>
+        <w:tc>
+          <w:tcPr>
+            <w:tcW w:w="0" w:type="auto"/>
+            <w:vAlign w:val="center"/>
+            <w:hideMark/>
+          </w:tcPr>
+          <w:p>
+            <w:pPr>
+              <w:rPr>
+                <w:b/>
+                <w:bCs/>
+                <w:noProof/>
+              </w:rPr>
+            </w:pPr>
+            <w:r>
+              <w:rPr>
+                <w:b/>
+                <w:bCs/>
+                <w:noProof/>
+              </w:rPr>
+              <w:t>Andmetüüp</w:t>
+            </w:r>
+          </w:p>
+        </w:tc>
+        <w:tc>
+          <w:tcPr>
+            <w:tcW w:w="0" w:type="auto"/>
+            <w:vAlign w:val="center"/>
+            <w:hideMark/>
+          </w:tcPr>
+          <w:p>
+            <w:pPr>
+              <w:rPr>
+                <w:b/>
+                <w:bCs/>
+                <w:noProof/>
+              </w:rPr>
+            </w:pPr>
+            <w:r>
+              <w:rPr>
+                <w:b/>
+                <w:bCs/>
+                <w:noProof/>
+              </w:rPr>
+              <w:t>Piirangud</w:t>
+            </w:r>
+          </w:p>
+        </w:tc>
+        <w:tc>
+          <w:tcPr>
+            <w:tcW w:w="0" w:type="auto"/>
+            <w:vAlign w:val="center"/>
+            <w:hideMark/>
+          </w:tcPr>
+          <w:p>
+            <w:pPr>
+              <w:rPr>
+                <w:b/>
+                <w:bCs/>
+                <w:noProof/>
+              </w:rPr>
+            </w:pPr>
+            <w:r>
+              <w:rPr>
+                <w:b/>
+                <w:bCs/>
+                <w:noProof/>
+              </w:rPr>
+              <w:t>Kirjeldus</w:t>
+            </w:r>
+          </w:p>
+        </w:tc>
+      </w:tr>
+      <w:tr>
+        <w:trPr>
+          <w:tblCellSpacing w:w="15" w:type="dxa"/>
+        </w:trPr>
+        <w:tc>
+          <w:tcPr>
+            <w:tcW w:w="0" w:type="auto"/>
+            <w:vAlign w:val="center"/>
+            <w:hideMark/>
+          </w:tcPr>
+          <w:p>
+            <w:pPr>
+              <w:rPr>
+                <w:noProof/>
+              </w:rPr>
+            </w:pPr>
+            <w:r>
+              <w:rPr>
+                <w:noProof/>
+              </w:rPr>
+              <w:t>PK_quarter_ID</w:t>
+            </w:r>
+          </w:p>
+        </w:tc>
+        <w:tc>
+          <w:tcPr>
+            <w:tcW w:w="0" w:type="auto"/>
+            <w:vAlign w:val="center"/>
+            <w:hideMark/>
+          </w:tcPr>
+          <w:p>
+            <w:pPr>
+              <w:rPr>
+                <w:noProof/>
+              </w:rPr>
+            </w:pPr>
+            <w:r>
+              <w:rPr>
+                <w:noProof/>
+              </w:rPr>
+              <w:t>DATE</w:t>
+            </w:r>
+          </w:p>
+        </w:tc>
+        <w:tc>
+          <w:tcPr>
+            <w:tcW w:w="0" w:type="auto"/>
+            <w:vAlign w:val="center"/>
+            <w:hideMark/>
+          </w:tcPr>
+          <w:p>
+            <w:pPr>
+              <w:rPr>
+                <w:noProof/>
+              </w:rPr>
+            </w:pPr>
+            <w:r>
+              <w:rPr>
+                <w:noProof/>
+              </w:rPr>
+              <w:t>PRIMARY KEY</w:t>
+            </w:r>
+          </w:p>
+        </w:tc>
+        <w:tc>
+          <w:tcPr>
+            <w:tcW w:w="0" w:type="auto"/>
+            <w:vAlign w:val="center"/>
+            <w:hideMark/>
+          </w:tcPr>
+          <w:p>
+            <w:pPr>
+              <w:rPr>
+                <w:noProof/>
+              </w:rPr>
+            </w:pPr>
+            <w:r>
+              <w:rPr>
+                <w:noProof/>
+              </w:rPr>
+              <w:t>Kvartali alguskuupäev (nt YYYY-01-01).</w:t>
+            </w:r>
+          </w:p>
+        </w:tc>
+      </w:tr>
+      <w:tr>
+        <w:trPr>
+          <w:tblCellSpacing w:w="15" w:type="dxa"/>
+        </w:trPr>
+        <w:tc>
+          <w:tcPr>
+            <w:tcW w:w="0" w:type="auto"/>
+            <w:vAlign w:val="center"/>
+            <w:hideMark/>
+          </w:tcPr>
+          <w:p>
+            <w:pPr>
+              <w:rPr>
+                <w:noProof/>
+              </w:rPr>
+            </w:pPr>
+            <w:r>
+              <w:rPr>
+                <w:noProof/>
+              </w:rPr>
+              <w:t>year_number</w:t>
+            </w:r>
+          </w:p>
+        </w:tc>
+        <w:tc>
+          <w:tcPr>
+            <w:tcW w:w="0" w:type="auto"/>
+            <w:vAlign w:val="center"/>
+            <w:hideMark/>
+          </w:tcPr>
+          <w:p>
+            <w:pPr>
+              <w:rPr>
+                <w:noProof/>
+              </w:rPr>
+            </w:pPr>
+            <w:r>
+              <w:rPr>
+                <w:noProof/>
+              </w:rPr>
+              <w:t>INTEGER</w:t>
+            </w:r>
+          </w:p>
+        </w:tc>
+        <w:tc>
+          <w:tcPr>
+            <w:tcW w:w="0" w:type="auto"/>
+            <w:vAlign w:val="center"/>
+            <w:hideMark/>
+          </w:tcPr>
+          <w:p>
+            <w:pPr>
+              <w:rPr>
+                <w:noProof/>
+              </w:rPr>
+            </w:pPr>
+            <w:r>
+              <w:rPr>
+                <w:noProof/>
+              </w:rPr>
+              <w:t>NOT NULL</w:t>
+            </w:r>
+          </w:p>
+        </w:tc>
+        <w:tc>
+          <w:tcPr>
+            <w:tcW w:w="0" w:type="auto"/>
+            <w:vAlign w:val="center"/>
+            <w:hideMark/>
+          </w:tcPr>
+          <w:p>
+            <w:pPr>
+              <w:rPr>
+                <w:noProof/>
+              </w:rPr>
+            </w:pPr>
+            <w:r>
+              <w:rPr>
+                <w:noProof/>
+              </w:rPr>
+              <w:t>Kalendriaasta number.</w:t>
+            </w:r>
+          </w:p>
+        </w:tc>
+      </w:tr>
+      <w:tr>
+        <w:trPr>
+          <w:tblCellSpacing w:w="15" w:type="dxa"/>
+        </w:trPr>
+        <w:tc>
+          <w:tcPr>
+            <w:tcW w:w="0" w:type="auto"/>
+            <w:vAlign w:val="center"/>
+            <w:hideMark/>
+          </w:tcPr>
+          <w:p>
+            <w:pPr>
+              <w:rPr>
+                <w:noProof/>
+              </w:rPr>
+            </w:pPr>
+            <w:r>
+              <w:rPr>
+                <w:noProof/>
+              </w:rPr>
+              <w:t>quarter_number</w:t>
+            </w:r>
+          </w:p>
+        </w:tc>
+        <w:tc>
+          <w:tcPr>
+            <w:tcW w:w="0" w:type="auto"/>
+            <w:vAlign w:val="center"/>
+            <w:hideMark/>
+          </w:tcPr>
+          <w:p>
+            <w:pPr>
+              <w:rPr>
+                <w:noProof/>
+              </w:rPr>
+            </w:pPr>
+            <w:r>
+              <w:rPr>
+                <w:noProof/>
+              </w:rPr>
+              <w:t>INTEGER</w:t>
+            </w:r>
+          </w:p>
+        </w:tc>
+        <w:tc>
+          <w:tcPr>
+            <w:tcW w:w="0" w:type="auto"/>
+            <w:vAlign w:val="center"/>
+            <w:hideMark/>
+          </w:tcPr>
+          <w:p>
+            <w:pPr>
+              <w:rPr>
+                <w:noProof/>
+              </w:rPr>
+            </w:pPr>
+            <w:r>
+              <w:rPr>
+                <w:noProof/>
+              </w:rPr>
+              <w:t>NOT NULL</w:t>
+            </w:r>
+          </w:p>
+        </w:tc>
+        <w:tc>
+          <w:tcPr>
+            <w:tcW w:w="0" w:type="auto"/>
+            <w:vAlign w:val="center"/>
+            <w:hideMark/>
+          </w:tcPr>
+          <w:p>
+            <w:pPr>
+              <w:rPr>
+                <w:noProof/>
+              </w:rPr>
+            </w:pPr>
+            <w:r>
+              <w:rPr>
+                <w:noProof/>
+              </w:rPr>
+              <w:t>Kvartali number (1–4).</w:t>
+            </w:r>
+          </w:p>
+        </w:tc>
+      </w:tr>
+      <w:tr>
+        <w:trPr>
+          <w:tblCellSpacing w:w="15" w:type="dxa"/>
+        </w:trPr>
+        <w:tc>
+          <w:tcPr>
+            <w:tcW w:w="0" w:type="auto"/>
+            <w:vAlign w:val="center"/>
+            <w:hideMark/>
+          </w:tcPr>
+          <w:p>
+            <w:pPr>
+              <w:rPr>
+                <w:noProof/>
+              </w:rPr>
+            </w:pPr>
+            <w:r>
+              <w:rPr>
+                <w:noProof/>
+              </w:rPr>
+              <w:t>quarter_string</w:t>
+            </w:r>
+          </w:p>
+        </w:tc>
+        <w:tc>
+          <w:tcPr>
+            <w:tcW w:w="0" w:type="auto"/>
+            <w:vAlign w:val="center"/>
+            <w:hideMark/>
+          </w:tcPr>
+          <w:p>
+            <w:pPr>
+              <w:rPr>
+                <w:noProof/>
+              </w:rPr>
+            </w:pPr>
+            <w:r>
+              <w:rPr>
+                <w:noProof/>
+              </w:rPr>
+              <w:t>VARCHAR(10)</w:t>
+            </w:r>
+          </w:p>
+        </w:tc>
+        <w:tc>
+          <w:tcPr>
+            <w:tcW w:w="0" w:type="auto"/>
+            <w:vAlign w:val="center"/>
+            <w:hideMark/>
+          </w:tcPr>
+          <w:p>
+            <w:pPr>
+              <w:rPr>
+                <w:noProof/>
+              </w:rPr>
+            </w:pPr>
+            <w:r>
+              <w:rPr>
+                <w:noProof/>
+              </w:rPr>
+              <w:t>NOT NULL</w:t>
+            </w:r>
+          </w:p>
+        </w:tc>
+        <w:tc>
+          <w:tcPr>
+            <w:tcW w:w="0" w:type="auto"/>
+            <w:vAlign w:val="center"/>
+            <w:hideMark/>
+          </w:tcPr>
+          <w:p>
+            <w:pPr>
+              <w:rPr>
+                <w:noProof/>
+              </w:rPr>
+            </w:pPr>
+            <w:r>
+              <w:rPr>
+                <w:noProof/>
+              </w:rPr>
+              <w:t>Kvartali tekstiline tähis (nt "2024 II").</w:t>
+            </w:r>
+          </w:p>
+        </w:tc>
+      </w:tr>
+      <w:tr>
+        <w:trPr>
+          <w:tblCellSpacing w:w="15" w:type="dxa"/>
+        </w:trPr>
+        <w:tc>
+          <w:tcPr>
+            <w:tcW w:w="0" w:type="auto"/>
+            <w:vAlign w:val="center"/>
+            <w:hideMark/>
+          </w:tcPr>
+          <w:p>
+            <w:pPr>
+              <w:rPr>
+                <w:noProof/>
+              </w:rPr>
+            </w:pPr>
+            <w:r>
+              <w:rPr>
+                <w:noProof/>
+              </w:rPr>
+              <w:t>half_year</w:t>
+            </w:r>
+          </w:p>
+        </w:tc>
+        <w:tc>
+          <w:tcPr>
+            <w:tcW w:w="0" w:type="auto"/>
+            <w:vAlign w:val="center"/>
+            <w:hideMark/>
+          </w:tcPr>
+          <w:p>
+            <w:pPr>
+              <w:rPr>
+                <w:noProof/>
+              </w:rPr>
+            </w:pPr>
+            <w:r>
+              <w:rPr>
+                <w:noProof/>
+              </w:rPr>
+              <w:t>INTEGER</w:t>
+            </w:r>
+          </w:p>
+        </w:tc>
+        <w:tc>
+          <w:tcPr>
+            <w:tcW w:w="0" w:type="auto"/>
+            <w:vAlign w:val="center"/>
+            <w:hideMark/>
+          </w:tcPr>
+          <w:p>
+            <w:pPr>
+              <w:rPr>
+                <w:noProof/>
+              </w:rPr>
+            </w:pPr>
+            <w:r>
+              <w:rPr>
+                <w:noProof/>
+              </w:rPr>
+              <w:t>NOT NULL</w:t>
+            </w:r>
+          </w:p>
+        </w:tc>
+        <w:tc>
+          <w:tcPr>
+            <w:tcW w:w="0" w:type="auto"/>
+            <w:vAlign w:val="center"/>
+            <w:hideMark/>
+          </w:tcPr>
+          <w:p>
+            <w:pPr>
+              <w:rPr>
+                <w:noProof/>
+              </w:rPr>
+            </w:pPr>
+            <w:r>
+              <w:rPr>
+                <w:noProof/>
+              </w:rPr>
+              <w:t>Poolaasta number (1 või 2).</w:t>
+            </w:r>
+          </w:p>
+        </w:tc>
+      </w:tr>
+    </w:tbl>
     <w:p>
       <w:pPr>
-        <w:numPr>
-          <w:ilvl w:val="0"/>
-          <w:numId w:val="31"/>
-        </w:numPr>
+        <w:rPr>
+          <w:noProof/>
+        </w:rPr>
       </w:pPr>
       <w:r>
         <w:rPr>
-          <w:b/>
-          <w:bCs/>
-        </w:rPr>
-        <w:t>dim_time</w:t>
-      </w:r>
-      <w:r>
-        <w:t>: Aja dimensioon kvartali täpsusega (Võti: pk_quarter_id).</w:t>
-      </w:r>
-    </w:p>
-    <w:p>
-      <w:pPr>
-        <w:numPr>
-          <w:ilvl w:val="0"/>
-          <w:numId w:val="31"/>
-        </w:numPr>
-      </w:pPr>
-      <w:r>
-        <w:rPr>
-          <w:b/>
-          <w:bCs/>
-        </w:rPr>
-        <w:t>fact_kv</w:t>
-      </w:r>
-      <w:r>
-        <w:t>: Kinnisvaratehingute faktitabel (Seosed: fk_county_id, fk_quarter_id).</w:t>
-      </w:r>
-    </w:p>
-    <w:p>
-      <w:pPr>
-        <w:numPr>
-          <w:ilvl w:val="0"/>
-          <w:numId w:val="31"/>
-        </w:numPr>
-      </w:pPr>
-      <w:r>
-        <w:rPr>
-          <w:b/>
-          <w:bCs/>
-        </w:rPr>
-        <w:t>fact_palk</w:t>
-      </w:r>
-      <w:r>
-        <w:t>: Maakondlike keskmiste palkade faktitabel (Seosed: fk_county_id, fk_quarter_id).</w:t>
-      </w:r>
-    </w:p>
-    <w:p>
-      <w:pPr>
-        <w:numPr>
-          <w:ilvl w:val="0"/>
-          <w:numId w:val="31"/>
-        </w:numPr>
-      </w:pPr>
-      <w:r>
-        <w:rPr>
-          <w:b/>
-          <w:bCs/>
-        </w:rPr>
-        <w:t>fact_thi</w:t>
-      </w:r>
-      <w:r>
-        <w:t>: Tarbijahinnaindeksi faktitabel (Seos: fk_quarter_id).</w:t>
-      </w:r>
-    </w:p>
-    <w:p>
-      <w:pPr>
-        <w:numPr>
-          <w:ilvl w:val="0"/>
-          <w:numId w:val="31"/>
-        </w:numPr>
-      </w:pPr>
-      <w:r>
-        <w:rPr>
-          <w:b/>
-          <w:bCs/>
-        </w:rPr>
-        <w:t>fact_intressid</w:t>
-      </w:r>
-      <w:r>
-        <w:t>: Pikaajaliste laenude intressimäärade faktitabel (Seos: fk_quarter_id).</w:t>
-      </w:r>
-    </w:p>
-    <w:p>
-      <w:pPr>
-        <w:rPr>
-          <w:b/>
-          <w:bCs/>
-        </w:rPr>
-      </w:pPr>
-      <w:r>
-        <w:rPr>
-          <w:b/>
-          <w:bCs/>
-        </w:rPr>
-        <w:t>Maht ja profiil</w:t>
-      </w:r>
-    </w:p>
-    <w:p>
-      <w:pPr>
-        <w:numPr>
-          <w:ilvl w:val="0"/>
-          <w:numId w:val="32"/>
-        </w:numPr>
-      </w:pPr>
-      <w:r>
-        <w:rPr>
-          <w:b/>
-          <w:bCs/>
-        </w:rPr>
-        <w:t>Andmemaht (Ridade arv tabelites):</w:t>
-      </w:r>
-      <w:r>
-        <w:t xml:space="preserve"> [1]</w:t>
-      </w:r>
-    </w:p>
-    <w:p>
-      <w:pPr>
-        <w:numPr>
-          <w:ilvl w:val="1"/>
-          <w:numId w:val="32"/>
-        </w:numPr>
-      </w:pPr>
-      <w:r>
-        <w:t>fact_kv: 1289 rida (kinnisvara m² ja tehingute statistika) [1]</w:t>
-      </w:r>
-    </w:p>
-    <w:p>
-      <w:pPr>
-        <w:numPr>
-          <w:ilvl w:val="1"/>
-          <w:numId w:val="32"/>
-        </w:numPr>
-      </w:pPr>
-      <w:r>
-        <w:t>fact_palk: 1260 rida (ajaloolised palgaandmed regiooniti) [1]</w:t>
-      </w:r>
-    </w:p>
-    <w:p>
-      <w:pPr>
-        <w:numPr>
-          <w:ilvl w:val="1"/>
-          <w:numId w:val="32"/>
-        </w:numPr>
-      </w:pPr>
-      <w:r>
-        <w:t>dim_time: 86 rida (katab ajaperioodi 2005–2025 kvartalipõhiselt) [1]</w:t>
-      </w:r>
-    </w:p>
-    <w:p>
-      <w:pPr>
-        <w:numPr>
-          <w:ilvl w:val="1"/>
-          <w:numId w:val="32"/>
-        </w:numPr>
-      </w:pPr>
-      <w:r>
-        <w:t>dim_county: 15 rida (kõik Eesti 15 maakonda) [1]</w:t>
-      </w:r>
-    </w:p>
-    <w:p>
-      <w:pPr>
-        <w:numPr>
-          <w:ilvl w:val="1"/>
-          <w:numId w:val="32"/>
-        </w:numPr>
-      </w:pPr>
-      <w:r>
-        <w:t>fact_intressid: 86 rida [1]</w:t>
-      </w:r>
-    </w:p>
-    <w:p>
-      <w:pPr>
-        <w:numPr>
-          <w:ilvl w:val="1"/>
-          <w:numId w:val="32"/>
-        </w:numPr>
-      </w:pPr>
-      <w:r>
-        <w:lastRenderedPageBreak/>
-        <w:t>fact_thi: 84 rida [1]</w:t>
-      </w:r>
-    </w:p>
-    <w:p>
-      <w:pPr>
-        <w:numPr>
-          <w:ilvl w:val="0"/>
-          <w:numId w:val="32"/>
-        </w:numPr>
-      </w:pPr>
-      <w:r>
-        <w:rPr>
-          <w:b/>
-          <w:bCs/>
-        </w:rPr>
-        <w:t>Olulisemad andmetüübid:</w:t>
-      </w:r>
-      <w:r>
-        <w:t xml:space="preserve"> Kuupäevad ja ID-d (DATE / VARCHAR), tehingute arvud ja aastad (INTEGER), keskmised hinnad, indeksid ja palgad (NUMERIC / FLOAT).</w:t>
-      </w:r>
-    </w:p>
-    <w:p>
-      <w:pPr>
-        <w:numPr>
-          <w:ilvl w:val="0"/>
-          <w:numId w:val="32"/>
-        </w:numPr>
-      </w:pPr>
-      <w:r>
-        <w:rPr>
-          <w:b/>
-          <w:bCs/>
-        </w:rPr>
-        <w:t>Andmeprofiil:</w:t>
-      </w:r>
-      <w:r>
-        <w:t xml:space="preserve"> Koondandmed katavad kõik Eesti 15 maakonda (nt Harju maakond, Hiiu maakond, Ida-Viru maakond jne). Periood on 2005 I kvartal kuni 2025. aasta lõpp. Esimeses kvartalis (2005 I) algas tehingute baasprofiil Harjumaal 2946 tehinguga ja keskmise ruutmeetri hinnaga 758.0 €, samal ajal kui keskmine palk oli seal 552.0 € ja THI baasindeks 135.86.</w:t>
-      </w:r>
-    </w:p>
-    <w:p>
-      <w:r>
-        <w:pict w14:anchorId="20E131ED">
-          <v:rect id="_x0000_i1026" style="width:0;height:1.5pt" o:hralign="center" o:hrstd="t" o:hr="t" fillcolor="#a0a0a0" stroked="f"/>
+          <w:noProof/>
+        </w:rPr>
+        <w:pict w14:anchorId="4C9DDDA8">
+          <v:rect id="_x0000_i1090" style="width:0;height:1.5pt" o:hralign="center" o:hrstd="t" o:hr="t" fillcolor="#a0a0a0" stroked="f"/>
         </w:pict>
       </w:r>
     </w:p>
     <w:p>
       <w:pPr>
-        <w:rPr>
-          <w:b/>
-          <w:bCs/>
+        <w:pStyle w:val="Heading2"/>
+        <w:rPr>
+          <w:noProof/>
         </w:rPr>
       </w:pPr>
       <w:r>
         <w:rPr>
-          <w:b/>
-          <w:bCs/>
-        </w:rPr>
-        <w:t>3. Andmetöötlus</w:t>
+          <w:noProof/>
+        </w:rPr>
+        <w:t>Faktitabelid</w:t>
       </w:r>
     </w:p>
     <w:p>
       <w:pPr>
         <w:rPr>
-          <w:b/>
-          <w:bCs/>
+          <w:noProof/>
         </w:rPr>
       </w:pPr>
       <w:r>
         <w:rPr>
-          <w:b/>
-          <w:bCs/>
-        </w:rPr>
-        <w:t>Andmekaitse (laadimisel)</w:t>
+          <w:noProof/>
+        </w:rPr>
+        <w:t>1. Kinnisvaratehingute faktitabel (grupitoo_kv.Fact_KV)</w:t>
       </w:r>
     </w:p>
+    <w:tbl>
+      <w:tblPr>
+        <w:tblW w:w="0" w:type="auto"/>
+        <w:tblCellSpacing w:w="15" w:type="dxa"/>
+        <w:tblCellMar>
+          <w:top w:w="15" w:type="dxa"/>
+          <w:left w:w="15" w:type="dxa"/>
+          <w:bottom w:w="15" w:type="dxa"/>
+          <w:right w:w="15" w:type="dxa"/>
+        </w:tblCellMar>
+        <w:tblLook w:val="04A0" w:firstRow="1" w:lastRow="0" w:firstColumn="1" w:lastColumn="0" w:noHBand="0" w:noVBand="1"/>
+      </w:tblPr>
+      <w:tblGrid>
+        <w:gridCol w:w="1965"/>
+        <w:gridCol w:w="1488"/>
+        <w:gridCol w:w="1489"/>
+        <w:gridCol w:w="2920"/>
+      </w:tblGrid>
+      <w:tr>
+        <w:trPr>
+          <w:tblCellSpacing w:w="15" w:type="dxa"/>
+        </w:trPr>
+        <w:tc>
+          <w:tcPr>
+            <w:tcW w:w="0" w:type="auto"/>
+            <w:vAlign w:val="center"/>
+            <w:hideMark/>
+          </w:tcPr>
+          <w:p>
+            <w:pPr>
+              <w:rPr>
+                <w:b/>
+                <w:bCs/>
+                <w:noProof/>
+              </w:rPr>
+            </w:pPr>
+            <w:r>
+              <w:rPr>
+                <w:b/>
+                <w:bCs/>
+                <w:noProof/>
+              </w:rPr>
+              <w:t>Veeru nimi</w:t>
+            </w:r>
+          </w:p>
+        </w:tc>
+        <w:tc>
+          <w:tcPr>
+            <w:tcW w:w="0" w:type="auto"/>
+            <w:vAlign w:val="center"/>
+            <w:hideMark/>
+          </w:tcPr>
+          <w:p>
+            <w:pPr>
+              <w:rPr>
+                <w:b/>
+                <w:bCs/>
+                <w:noProof/>
+              </w:rPr>
+            </w:pPr>
+            <w:r>
+              <w:rPr>
+                <w:b/>
+                <w:bCs/>
+                <w:noProof/>
+              </w:rPr>
+              <w:t>Andmetüüp</w:t>
+            </w:r>
+          </w:p>
+        </w:tc>
+        <w:tc>
+          <w:tcPr>
+            <w:tcW w:w="0" w:type="auto"/>
+            <w:vAlign w:val="center"/>
+            <w:hideMark/>
+          </w:tcPr>
+          <w:p>
+            <w:pPr>
+              <w:rPr>
+                <w:b/>
+                <w:bCs/>
+                <w:noProof/>
+              </w:rPr>
+            </w:pPr>
+            <w:r>
+              <w:rPr>
+                <w:b/>
+                <w:bCs/>
+                <w:noProof/>
+              </w:rPr>
+              <w:t>Piirangud</w:t>
+            </w:r>
+          </w:p>
+        </w:tc>
+        <w:tc>
+          <w:tcPr>
+            <w:tcW w:w="0" w:type="auto"/>
+            <w:vAlign w:val="center"/>
+            <w:hideMark/>
+          </w:tcPr>
+          <w:p>
+            <w:pPr>
+              <w:rPr>
+                <w:b/>
+                <w:bCs/>
+                <w:noProof/>
+              </w:rPr>
+            </w:pPr>
+            <w:r>
+              <w:rPr>
+                <w:b/>
+                <w:bCs/>
+                <w:noProof/>
+              </w:rPr>
+              <w:t>Kirjeldus / Seosed</w:t>
+            </w:r>
+          </w:p>
+        </w:tc>
+      </w:tr>
+      <w:tr>
+        <w:trPr>
+          <w:tblCellSpacing w:w="15" w:type="dxa"/>
+        </w:trPr>
+        <w:tc>
+          <w:tcPr>
+            <w:tcW w:w="0" w:type="auto"/>
+            <w:vAlign w:val="center"/>
+            <w:hideMark/>
+          </w:tcPr>
+          <w:p>
+            <w:pPr>
+              <w:rPr>
+                <w:noProof/>
+              </w:rPr>
+            </w:pPr>
+            <w:r>
+              <w:rPr>
+                <w:noProof/>
+              </w:rPr>
+              <w:t>FK_quarter_ID</w:t>
+            </w:r>
+          </w:p>
+        </w:tc>
+        <w:tc>
+          <w:tcPr>
+            <w:tcW w:w="0" w:type="auto"/>
+            <w:vAlign w:val="center"/>
+            <w:hideMark/>
+          </w:tcPr>
+          <w:p>
+            <w:pPr>
+              <w:rPr>
+                <w:noProof/>
+              </w:rPr>
+            </w:pPr>
+            <w:r>
+              <w:rPr>
+                <w:noProof/>
+              </w:rPr>
+              <w:t>DATE</w:t>
+            </w:r>
+          </w:p>
+        </w:tc>
+        <w:tc>
+          <w:tcPr>
+            <w:tcW w:w="0" w:type="auto"/>
+            <w:vAlign w:val="center"/>
+            <w:hideMark/>
+          </w:tcPr>
+          <w:p>
+            <w:pPr>
+              <w:rPr>
+                <w:noProof/>
+              </w:rPr>
+            </w:pPr>
+            <w:r>
+              <w:rPr>
+                <w:noProof/>
+              </w:rPr>
+              <w:t>FOREIGN KEY</w:t>
+            </w:r>
+          </w:p>
+        </w:tc>
+        <w:tc>
+          <w:tcPr>
+            <w:tcW w:w="0" w:type="auto"/>
+            <w:vAlign w:val="center"/>
+            <w:hideMark/>
+          </w:tcPr>
+          <w:p>
+            <w:pPr>
+              <w:rPr>
+                <w:noProof/>
+              </w:rPr>
+            </w:pPr>
+            <w:r>
+              <w:rPr>
+                <w:noProof/>
+              </w:rPr>
+              <w:t>Seos tabeliga Dim_Time.</w:t>
+            </w:r>
+          </w:p>
+        </w:tc>
+      </w:tr>
+      <w:tr>
+        <w:trPr>
+          <w:tblCellSpacing w:w="15" w:type="dxa"/>
+        </w:trPr>
+        <w:tc>
+          <w:tcPr>
+            <w:tcW w:w="0" w:type="auto"/>
+            <w:vAlign w:val="center"/>
+            <w:hideMark/>
+          </w:tcPr>
+          <w:p>
+            <w:pPr>
+              <w:rPr>
+                <w:noProof/>
+              </w:rPr>
+            </w:pPr>
+            <w:r>
+              <w:rPr>
+                <w:noProof/>
+              </w:rPr>
+              <w:t>FK_county_id</w:t>
+            </w:r>
+          </w:p>
+        </w:tc>
+        <w:tc>
+          <w:tcPr>
+            <w:tcW w:w="0" w:type="auto"/>
+            <w:vAlign w:val="center"/>
+            <w:hideMark/>
+          </w:tcPr>
+          <w:p>
+            <w:pPr>
+              <w:rPr>
+                <w:noProof/>
+              </w:rPr>
+            </w:pPr>
+            <w:r>
+              <w:rPr>
+                <w:noProof/>
+              </w:rPr>
+              <w:t>INTEGER</w:t>
+            </w:r>
+          </w:p>
+        </w:tc>
+        <w:tc>
+          <w:tcPr>
+            <w:tcW w:w="0" w:type="auto"/>
+            <w:vAlign w:val="center"/>
+            <w:hideMark/>
+          </w:tcPr>
+          <w:p>
+            <w:pPr>
+              <w:rPr>
+                <w:noProof/>
+              </w:rPr>
+            </w:pPr>
+            <w:r>
+              <w:rPr>
+                <w:noProof/>
+              </w:rPr>
+              <w:t>FOREIGN KEY</w:t>
+            </w:r>
+          </w:p>
+        </w:tc>
+        <w:tc>
+          <w:tcPr>
+            <w:tcW w:w="0" w:type="auto"/>
+            <w:vAlign w:val="center"/>
+            <w:hideMark/>
+          </w:tcPr>
+          <w:p>
+            <w:pPr>
+              <w:rPr>
+                <w:noProof/>
+              </w:rPr>
+            </w:pPr>
+            <w:r>
+              <w:rPr>
+                <w:noProof/>
+              </w:rPr>
+              <w:t>Seos tabeliga Dim_County.</w:t>
+            </w:r>
+          </w:p>
+        </w:tc>
+      </w:tr>
+      <w:tr>
+        <w:trPr>
+          <w:tblCellSpacing w:w="15" w:type="dxa"/>
+        </w:trPr>
+        <w:tc>
+          <w:tcPr>
+            <w:tcW w:w="0" w:type="auto"/>
+            <w:vAlign w:val="center"/>
+            <w:hideMark/>
+          </w:tcPr>
+          <w:p>
+            <w:pPr>
+              <w:rPr>
+                <w:noProof/>
+              </w:rPr>
+            </w:pPr>
+            <w:r>
+              <w:rPr>
+                <w:noProof/>
+              </w:rPr>
+              <w:t>transaction_count</w:t>
+            </w:r>
+          </w:p>
+        </w:tc>
+        <w:tc>
+          <w:tcPr>
+            <w:tcW w:w="0" w:type="auto"/>
+            <w:vAlign w:val="center"/>
+            <w:hideMark/>
+          </w:tcPr>
+          <w:p>
+            <w:pPr>
+              <w:rPr>
+                <w:noProof/>
+              </w:rPr>
+            </w:pPr>
+            <w:r>
+              <w:rPr>
+                <w:noProof/>
+              </w:rPr>
+              <w:t>INTEGER</w:t>
+            </w:r>
+          </w:p>
+        </w:tc>
+        <w:tc>
+          <w:tcPr>
+            <w:tcW w:w="0" w:type="auto"/>
+            <w:vAlign w:val="center"/>
+            <w:hideMark/>
+          </w:tcPr>
+          <w:p>
+            <w:pPr>
+              <w:rPr>
+                <w:noProof/>
+              </w:rPr>
+            </w:pPr>
+            <w:r>
+              <w:rPr>
+                <w:noProof/>
+              </w:rPr>
+              <w:t>-</w:t>
+            </w:r>
+          </w:p>
+        </w:tc>
+        <w:tc>
+          <w:tcPr>
+            <w:tcW w:w="0" w:type="auto"/>
+            <w:vAlign w:val="center"/>
+            <w:hideMark/>
+          </w:tcPr>
+          <w:p>
+            <w:pPr>
+              <w:rPr>
+                <w:noProof/>
+              </w:rPr>
+            </w:pPr>
+            <w:r>
+              <w:rPr>
+                <w:noProof/>
+              </w:rPr>
+              <w:t>Tehingute koguarv kvartalis.</w:t>
+            </w:r>
+          </w:p>
+        </w:tc>
+      </w:tr>
+      <w:tr>
+        <w:trPr>
+          <w:tblCellSpacing w:w="15" w:type="dxa"/>
+        </w:trPr>
+        <w:tc>
+          <w:tcPr>
+            <w:tcW w:w="0" w:type="auto"/>
+            <w:vAlign w:val="center"/>
+            <w:hideMark/>
+          </w:tcPr>
+          <w:p>
+            <w:pPr>
+              <w:rPr>
+                <w:noProof/>
+              </w:rPr>
+            </w:pPr>
+            <w:r>
+              <w:rPr>
+                <w:noProof/>
+              </w:rPr>
+              <w:t>avg_price_m2</w:t>
+            </w:r>
+          </w:p>
+        </w:tc>
+        <w:tc>
+          <w:tcPr>
+            <w:tcW w:w="0" w:type="auto"/>
+            <w:vAlign w:val="center"/>
+            <w:hideMark/>
+          </w:tcPr>
+          <w:p>
+            <w:pPr>
+              <w:rPr>
+                <w:noProof/>
+              </w:rPr>
+            </w:pPr>
+            <w:r>
+              <w:rPr>
+                <w:noProof/>
+              </w:rPr>
+              <w:t>NUMERIC(20)</w:t>
+            </w:r>
+          </w:p>
+        </w:tc>
+        <w:tc>
+          <w:tcPr>
+            <w:tcW w:w="0" w:type="auto"/>
+            <w:vAlign w:val="center"/>
+            <w:hideMark/>
+          </w:tcPr>
+          <w:p>
+            <w:pPr>
+              <w:rPr>
+                <w:noProof/>
+              </w:rPr>
+            </w:pPr>
+            <w:r>
+              <w:rPr>
+                <w:noProof/>
+              </w:rPr>
+              <w:t>-</w:t>
+            </w:r>
+          </w:p>
+        </w:tc>
+        <w:tc>
+          <w:tcPr>
+            <w:tcW w:w="0" w:type="auto"/>
+            <w:vAlign w:val="center"/>
+            <w:hideMark/>
+          </w:tcPr>
+          <w:p>
+            <w:pPr>
+              <w:rPr>
+                <w:noProof/>
+              </w:rPr>
+            </w:pPr>
+            <w:r>
+              <w:rPr>
+                <w:noProof/>
+              </w:rPr>
+              <w:t>Ruutmeetri keskmine hind.</w:t>
+            </w:r>
+          </w:p>
+        </w:tc>
+      </w:tr>
+    </w:tbl>
     <w:p>
+      <w:pPr>
+        <w:rPr>
+          <w:noProof/>
+        </w:rPr>
+      </w:pPr>
       <w:r>
-        <w:t>Kuna tegemist on riikliku agregeeritud statistika ja makromajanduslike näitajatega, ei sisalda allikfailid füüsiliste isikute isikuandmeid ega delikaatseid andmeid. Andmete laadimisel Pythonisse ja andmebaasi jäeti allikatest välja detailsed isikustatud tehinguandmed (nt täpsed kinnistusraamatu numbrid, osapoolte nimed ja täpsed aadressid). Regioonid piiritleti ja maskeeriti ametliku maakonna taseme identifikaatoriga (fk_county_id), tagades, et andmebaas ei salvesta tundlikku privaatset informatsiooni.</w:t>
+        <w:rPr>
+          <w:noProof/>
+        </w:rPr>
+        <w:t>2. Palgastatistika faktitabel (grupitoo_kv.Fact_Palk)</w:t>
       </w:r>
     </w:p>
+    <w:tbl>
+      <w:tblPr>
+        <w:tblW w:w="0" w:type="auto"/>
+        <w:tblCellSpacing w:w="15" w:type="dxa"/>
+        <w:tblCellMar>
+          <w:top w:w="15" w:type="dxa"/>
+          <w:left w:w="15" w:type="dxa"/>
+          <w:bottom w:w="15" w:type="dxa"/>
+          <w:right w:w="15" w:type="dxa"/>
+        </w:tblCellMar>
+        <w:tblLook w:val="04A0" w:firstRow="1" w:lastRow="0" w:firstColumn="1" w:lastColumn="0" w:noHBand="0" w:noVBand="1"/>
+      </w:tblPr>
+      <w:tblGrid>
+        <w:gridCol w:w="1612"/>
+        <w:gridCol w:w="1343"/>
+        <w:gridCol w:w="2654"/>
+        <w:gridCol w:w="3308"/>
+      </w:tblGrid>
+      <w:tr>
+        <w:trPr>
+          <w:tblCellSpacing w:w="15" w:type="dxa"/>
+        </w:trPr>
+        <w:tc>
+          <w:tcPr>
+            <w:tcW w:w="0" w:type="auto"/>
+            <w:vAlign w:val="center"/>
+            <w:hideMark/>
+          </w:tcPr>
+          <w:p>
+            <w:pPr>
+              <w:rPr>
+                <w:b/>
+                <w:bCs/>
+                <w:noProof/>
+              </w:rPr>
+            </w:pPr>
+            <w:r>
+              <w:rPr>
+                <w:b/>
+                <w:bCs/>
+                <w:noProof/>
+              </w:rPr>
+              <w:t>Veeru nimi</w:t>
+            </w:r>
+          </w:p>
+        </w:tc>
+        <w:tc>
+          <w:tcPr>
+            <w:tcW w:w="0" w:type="auto"/>
+            <w:vAlign w:val="center"/>
+            <w:hideMark/>
+          </w:tcPr>
+          <w:p>
+            <w:pPr>
+              <w:rPr>
+                <w:b/>
+                <w:bCs/>
+                <w:noProof/>
+              </w:rPr>
+            </w:pPr>
+            <w:r>
+              <w:rPr>
+                <w:b/>
+                <w:bCs/>
+                <w:noProof/>
+              </w:rPr>
+              <w:t>Andmetüüp</w:t>
+            </w:r>
+          </w:p>
+        </w:tc>
+        <w:tc>
+          <w:tcPr>
+            <w:tcW w:w="0" w:type="auto"/>
+            <w:vAlign w:val="center"/>
+            <w:hideMark/>
+          </w:tcPr>
+          <w:p>
+            <w:pPr>
+              <w:rPr>
+                <w:b/>
+                <w:bCs/>
+                <w:noProof/>
+              </w:rPr>
+            </w:pPr>
+            <w:r>
+              <w:rPr>
+                <w:b/>
+                <w:bCs/>
+                <w:noProof/>
+              </w:rPr>
+              <w:t>Piirangud</w:t>
+            </w:r>
+          </w:p>
+        </w:tc>
+        <w:tc>
+          <w:tcPr>
+            <w:tcW w:w="0" w:type="auto"/>
+            <w:vAlign w:val="center"/>
+            <w:hideMark/>
+          </w:tcPr>
+          <w:p>
+            <w:pPr>
+              <w:rPr>
+                <w:b/>
+                <w:bCs/>
+                <w:noProof/>
+              </w:rPr>
+            </w:pPr>
+            <w:r>
+              <w:rPr>
+                <w:b/>
+                <w:bCs/>
+                <w:noProof/>
+              </w:rPr>
+              <w:t>Kirjeldus / Seosed</w:t>
+            </w:r>
+          </w:p>
+        </w:tc>
+      </w:tr>
+      <w:tr>
+        <w:trPr>
+          <w:tblCellSpacing w:w="15" w:type="dxa"/>
+        </w:trPr>
+        <w:tc>
+          <w:tcPr>
+            <w:tcW w:w="0" w:type="auto"/>
+            <w:vAlign w:val="center"/>
+            <w:hideMark/>
+          </w:tcPr>
+          <w:p>
+            <w:pPr>
+              <w:rPr>
+                <w:noProof/>
+              </w:rPr>
+            </w:pPr>
+            <w:r>
+              <w:rPr>
+                <w:noProof/>
+              </w:rPr>
+              <w:t>FK_quarter_ID</w:t>
+            </w:r>
+          </w:p>
+        </w:tc>
+        <w:tc>
+          <w:tcPr>
+            <w:tcW w:w="0" w:type="auto"/>
+            <w:vAlign w:val="center"/>
+            <w:hideMark/>
+          </w:tcPr>
+          <w:p>
+            <w:pPr>
+              <w:rPr>
+                <w:noProof/>
+              </w:rPr>
+            </w:pPr>
+            <w:r>
+              <w:rPr>
+                <w:noProof/>
+              </w:rPr>
+              <w:t>DATE</w:t>
+            </w:r>
+          </w:p>
+        </w:tc>
+        <w:tc>
+          <w:tcPr>
+            <w:tcW w:w="0" w:type="auto"/>
+            <w:vAlign w:val="center"/>
+            <w:hideMark/>
+          </w:tcPr>
+          <w:p>
+            <w:pPr>
+              <w:rPr>
+                <w:noProof/>
+              </w:rPr>
+            </w:pPr>
+            <w:r>
+              <w:rPr>
+                <w:noProof/>
+              </w:rPr>
+              <w:t>FOREIGN KEY, NOT NULL</w:t>
+            </w:r>
+          </w:p>
+        </w:tc>
+        <w:tc>
+          <w:tcPr>
+            <w:tcW w:w="0" w:type="auto"/>
+            <w:vAlign w:val="center"/>
+            <w:hideMark/>
+          </w:tcPr>
+          <w:p>
+            <w:pPr>
+              <w:rPr>
+                <w:noProof/>
+              </w:rPr>
+            </w:pPr>
+            <w:r>
+              <w:rPr>
+                <w:noProof/>
+              </w:rPr>
+              <w:t>Seos tabeliga Dim_Time.</w:t>
+            </w:r>
+          </w:p>
+        </w:tc>
+      </w:tr>
+      <w:tr>
+        <w:trPr>
+          <w:tblCellSpacing w:w="15" w:type="dxa"/>
+        </w:trPr>
+        <w:tc>
+          <w:tcPr>
+            <w:tcW w:w="0" w:type="auto"/>
+            <w:vAlign w:val="center"/>
+            <w:hideMark/>
+          </w:tcPr>
+          <w:p>
+            <w:pPr>
+              <w:rPr>
+                <w:noProof/>
+              </w:rPr>
+            </w:pPr>
+            <w:r>
+              <w:rPr>
+                <w:noProof/>
+              </w:rPr>
+              <w:t>FK_county_id</w:t>
+            </w:r>
+          </w:p>
+        </w:tc>
+        <w:tc>
+          <w:tcPr>
+            <w:tcW w:w="0" w:type="auto"/>
+            <w:vAlign w:val="center"/>
+            <w:hideMark/>
+          </w:tcPr>
+          <w:p>
+            <w:pPr>
+              <w:rPr>
+                <w:noProof/>
+              </w:rPr>
+            </w:pPr>
+            <w:r>
+              <w:rPr>
+                <w:noProof/>
+              </w:rPr>
+              <w:t>INTEGER</w:t>
+            </w:r>
+          </w:p>
+        </w:tc>
+        <w:tc>
+          <w:tcPr>
+            <w:tcW w:w="0" w:type="auto"/>
+            <w:vAlign w:val="center"/>
+            <w:hideMark/>
+          </w:tcPr>
+          <w:p>
+            <w:pPr>
+              <w:rPr>
+                <w:noProof/>
+              </w:rPr>
+            </w:pPr>
+            <w:r>
+              <w:rPr>
+                <w:noProof/>
+              </w:rPr>
+              <w:t>FOREIGN KEY, NOT NULL</w:t>
+            </w:r>
+          </w:p>
+        </w:tc>
+        <w:tc>
+          <w:tcPr>
+            <w:tcW w:w="0" w:type="auto"/>
+            <w:vAlign w:val="center"/>
+            <w:hideMark/>
+          </w:tcPr>
+          <w:p>
+            <w:pPr>
+              <w:rPr>
+                <w:noProof/>
+              </w:rPr>
+            </w:pPr>
+            <w:r>
+              <w:rPr>
+                <w:noProof/>
+              </w:rPr>
+              <w:t>Seos tabeliga Dim_County.</w:t>
+            </w:r>
+          </w:p>
+        </w:tc>
+      </w:tr>
+      <w:tr>
+        <w:trPr>
+          <w:tblCellSpacing w:w="15" w:type="dxa"/>
+        </w:trPr>
+        <w:tc>
+          <w:tcPr>
+            <w:tcW w:w="0" w:type="auto"/>
+            <w:vAlign w:val="center"/>
+            <w:hideMark/>
+          </w:tcPr>
+          <w:p>
+            <w:pPr>
+              <w:rPr>
+                <w:noProof/>
+              </w:rPr>
+            </w:pPr>
+            <w:r>
+              <w:rPr>
+                <w:noProof/>
+              </w:rPr>
+              <w:t>average_salary</w:t>
+            </w:r>
+          </w:p>
+        </w:tc>
+        <w:tc>
+          <w:tcPr>
+            <w:tcW w:w="0" w:type="auto"/>
+            <w:vAlign w:val="center"/>
+            <w:hideMark/>
+          </w:tcPr>
+          <w:p>
+            <w:pPr>
+              <w:rPr>
+                <w:noProof/>
+              </w:rPr>
+            </w:pPr>
+            <w:r>
+              <w:rPr>
+                <w:noProof/>
+              </w:rPr>
+              <w:t>NUMERIC</w:t>
+            </w:r>
+          </w:p>
+        </w:tc>
+        <w:tc>
+          <w:tcPr>
+            <w:tcW w:w="0" w:type="auto"/>
+            <w:vAlign w:val="center"/>
+            <w:hideMark/>
+          </w:tcPr>
+          <w:p>
+            <w:pPr>
+              <w:rPr>
+                <w:noProof/>
+              </w:rPr>
+            </w:pPr>
+            <w:r>
+              <w:rPr>
+                <w:noProof/>
+              </w:rPr>
+              <w:t>-</w:t>
+            </w:r>
+          </w:p>
+        </w:tc>
+        <w:tc>
+          <w:tcPr>
+            <w:tcW w:w="0" w:type="auto"/>
+            <w:vAlign w:val="center"/>
+            <w:hideMark/>
+          </w:tcPr>
+          <w:p>
+            <w:pPr>
+              <w:rPr>
+                <w:noProof/>
+              </w:rPr>
+            </w:pPr>
+            <w:r>
+              <w:rPr>
+                <w:noProof/>
+              </w:rPr>
+              <w:t>Maakonna keskmine brutopalk.</w:t>
+            </w:r>
+          </w:p>
+        </w:tc>
+      </w:tr>
+    </w:tbl>
     <w:p>
       <w:pPr>
         <w:rPr>
-          <w:b/>
-          <w:bCs/>
+          <w:noProof/>
         </w:rPr>
       </w:pPr>
       <w:r>
         <w:rPr>
-          <w:b/>
-          <w:bCs/>
-        </w:rPr>
-        <w:t>Andmekvaliteet</w:t>
+          <w:noProof/>
+        </w:rPr>
+        <w:t>3. Intressimäärade faktitabel (grupitoo_kv.Fact_intressid)</w:t>
       </w:r>
     </w:p>
+    <w:tbl>
+      <w:tblPr>
+        <w:tblW w:w="0" w:type="auto"/>
+        <w:tblCellSpacing w:w="15" w:type="dxa"/>
+        <w:tblCellMar>
+          <w:top w:w="15" w:type="dxa"/>
+          <w:left w:w="15" w:type="dxa"/>
+          <w:bottom w:w="15" w:type="dxa"/>
+          <w:right w:w="15" w:type="dxa"/>
+        </w:tblCellMar>
+        <w:tblLook w:val="04A0" w:firstRow="1" w:lastRow="0" w:firstColumn="1" w:lastColumn="0" w:noHBand="0" w:noVBand="1"/>
+      </w:tblPr>
+      <w:tblGrid>
+        <w:gridCol w:w="1544"/>
+        <w:gridCol w:w="1684"/>
+        <w:gridCol w:w="1370"/>
+        <w:gridCol w:w="4428"/>
+      </w:tblGrid>
+      <w:tr>
+        <w:trPr>
+          <w:tblCellSpacing w:w="15" w:type="dxa"/>
+        </w:trPr>
+        <w:tc>
+          <w:tcPr>
+            <w:tcW w:w="0" w:type="auto"/>
+            <w:vAlign w:val="center"/>
+            <w:hideMark/>
+          </w:tcPr>
+          <w:p>
+            <w:pPr>
+              <w:rPr>
+                <w:b/>
+                <w:bCs/>
+                <w:noProof/>
+              </w:rPr>
+            </w:pPr>
+            <w:r>
+              <w:rPr>
+                <w:b/>
+                <w:bCs/>
+                <w:noProof/>
+              </w:rPr>
+              <w:t>Veeru nimi</w:t>
+            </w:r>
+          </w:p>
+        </w:tc>
+        <w:tc>
+          <w:tcPr>
+            <w:tcW w:w="0" w:type="auto"/>
+            <w:vAlign w:val="center"/>
+            <w:hideMark/>
+          </w:tcPr>
+          <w:p>
+            <w:pPr>
+              <w:rPr>
+                <w:b/>
+                <w:bCs/>
+                <w:noProof/>
+              </w:rPr>
+            </w:pPr>
+            <w:r>
+              <w:rPr>
+                <w:b/>
+                <w:bCs/>
+                <w:noProof/>
+              </w:rPr>
+              <w:t>Andmetüüp</w:t>
+            </w:r>
+          </w:p>
+        </w:tc>
+        <w:tc>
+          <w:tcPr>
+            <w:tcW w:w="0" w:type="auto"/>
+            <w:vAlign w:val="center"/>
+            <w:hideMark/>
+          </w:tcPr>
+          <w:p>
+            <w:pPr>
+              <w:rPr>
+                <w:b/>
+                <w:bCs/>
+                <w:noProof/>
+              </w:rPr>
+            </w:pPr>
+            <w:r>
+              <w:rPr>
+                <w:b/>
+                <w:bCs/>
+                <w:noProof/>
+              </w:rPr>
+              <w:t>Piirangud</w:t>
+            </w:r>
+          </w:p>
+        </w:tc>
+        <w:tc>
+          <w:tcPr>
+            <w:tcW w:w="0" w:type="auto"/>
+            <w:vAlign w:val="center"/>
+            <w:hideMark/>
+          </w:tcPr>
+          <w:p>
+            <w:pPr>
+              <w:rPr>
+                <w:b/>
+                <w:bCs/>
+                <w:noProof/>
+              </w:rPr>
+            </w:pPr>
+            <w:r>
+              <w:rPr>
+                <w:b/>
+                <w:bCs/>
+                <w:noProof/>
+              </w:rPr>
+              <w:t>Kirjeldus / Seosed</w:t>
+            </w:r>
+          </w:p>
+        </w:tc>
+      </w:tr>
+      <w:tr>
+        <w:trPr>
+          <w:tblCellSpacing w:w="15" w:type="dxa"/>
+        </w:trPr>
+        <w:tc>
+          <w:tcPr>
+            <w:tcW w:w="0" w:type="auto"/>
+            <w:vAlign w:val="center"/>
+            <w:hideMark/>
+          </w:tcPr>
+          <w:p>
+            <w:pPr>
+              <w:rPr>
+                <w:noProof/>
+              </w:rPr>
+            </w:pPr>
+            <w:r>
+              <w:rPr>
+                <w:noProof/>
+              </w:rPr>
+              <w:t>FK_quarter_ID</w:t>
+            </w:r>
+          </w:p>
+        </w:tc>
+        <w:tc>
+          <w:tcPr>
+            <w:tcW w:w="0" w:type="auto"/>
+            <w:vAlign w:val="center"/>
+            <w:hideMark/>
+          </w:tcPr>
+          <w:p>
+            <w:pPr>
+              <w:rPr>
+                <w:noProof/>
+              </w:rPr>
+            </w:pPr>
+            <w:r>
+              <w:rPr>
+                <w:noProof/>
+              </w:rPr>
+              <w:t>DATE</w:t>
+            </w:r>
+          </w:p>
+        </w:tc>
+        <w:tc>
+          <w:tcPr>
+            <w:tcW w:w="0" w:type="auto"/>
+            <w:vAlign w:val="center"/>
+            <w:hideMark/>
+          </w:tcPr>
+          <w:p>
+            <w:pPr>
+              <w:rPr>
+                <w:noProof/>
+              </w:rPr>
+            </w:pPr>
+            <w:r>
+              <w:rPr>
+                <w:noProof/>
+              </w:rPr>
+              <w:t>FOREIGN KEY</w:t>
+            </w:r>
+          </w:p>
+        </w:tc>
+        <w:tc>
+          <w:tcPr>
+            <w:tcW w:w="0" w:type="auto"/>
+            <w:vAlign w:val="center"/>
+            <w:hideMark/>
+          </w:tcPr>
+          <w:p>
+            <w:pPr>
+              <w:rPr>
+                <w:noProof/>
+              </w:rPr>
+            </w:pPr>
+            <w:r>
+              <w:rPr>
+                <w:noProof/>
+              </w:rPr>
+              <w:t>Seos tabeliga Dim_Time.</w:t>
+            </w:r>
+          </w:p>
+        </w:tc>
+      </w:tr>
+      <w:tr>
+        <w:trPr>
+          <w:tblCellSpacing w:w="15" w:type="dxa"/>
+        </w:trPr>
+        <w:tc>
+          <w:tcPr>
+            <w:tcW w:w="0" w:type="auto"/>
+            <w:vAlign w:val="center"/>
+            <w:hideMark/>
+          </w:tcPr>
+          <w:p>
+            <w:pPr>
+              <w:rPr>
+                <w:noProof/>
+              </w:rPr>
+            </w:pPr>
+            <w:r>
+              <w:rPr>
+                <w:noProof/>
+              </w:rPr>
+              <w:t>intress</w:t>
+            </w:r>
+          </w:p>
+        </w:tc>
+        <w:tc>
+          <w:tcPr>
+            <w:tcW w:w="0" w:type="auto"/>
+            <w:vAlign w:val="center"/>
+            <w:hideMark/>
+          </w:tcPr>
+          <w:p>
+            <w:pPr>
+              <w:rPr>
+                <w:noProof/>
+              </w:rPr>
+            </w:pPr>
+            <w:r>
+              <w:rPr>
+                <w:noProof/>
+              </w:rPr>
+              <w:t>NUMERIC(10,2)</w:t>
+            </w:r>
+          </w:p>
+        </w:tc>
+        <w:tc>
+          <w:tcPr>
+            <w:tcW w:w="0" w:type="auto"/>
+            <w:vAlign w:val="center"/>
+            <w:hideMark/>
+          </w:tcPr>
+          <w:p>
+            <w:pPr>
+              <w:rPr>
+                <w:noProof/>
+              </w:rPr>
+            </w:pPr>
+            <w:r>
+              <w:rPr>
+                <w:noProof/>
+              </w:rPr>
+              <w:t>-</w:t>
+            </w:r>
+          </w:p>
+        </w:tc>
+        <w:tc>
+          <w:tcPr>
+            <w:tcW w:w="0" w:type="auto"/>
+            <w:vAlign w:val="center"/>
+            <w:hideMark/>
+          </w:tcPr>
+          <w:p>
+            <w:pPr>
+              <w:rPr>
+                <w:noProof/>
+              </w:rPr>
+            </w:pPr>
+            <w:r>
+              <w:rPr>
+                <w:noProof/>
+              </w:rPr>
+              <w:t>Kvartali keskmine eluasemelaenu intressimäär (EUR).</w:t>
+            </w:r>
+          </w:p>
+        </w:tc>
+      </w:tr>
+    </w:tbl>
     <w:p>
+      <w:pPr>
+        <w:rPr>
+          <w:noProof/>
+        </w:rPr>
+      </w:pPr>
       <w:r>
-        <w:t>Andmete esmasel profiilimisel Pythonis tuvastati, et ajaloolised andmeread olid võtmete osas puhtad, kuid THI ja intresside tabelites esines üksikuid puuduvaid ridu kõige varasemate või viimaste kvartalite lõikes (nt fact_thi omas 84 rida võrreldes aja-indeksi 86 reaga). Puuduvad väärtused ja tühjad lahtrid käsitleti Pythonis dropna() funktsiooniga või asendati eelmise perioodi püsiväärtusega (</w:t>
-      </w:r>
-      <w:r>
-        <w:rPr>
-          <w:i/>
-          <w:iCs/>
-        </w:rPr>
-        <w:t>forward fill</w:t>
-      </w:r>
-      <w:r>
-        <w:t>), et vältida seoste katkemist tähtskeemis. Duplikaatseid võtmeid andmetes ei esinenud.</w:t>
+        <w:rPr>
+          <w:noProof/>
+        </w:rPr>
+        <w:t>4. Tarbijahinnaindeksi faktitabel (grupitoo_kv.Fact_thi)</w:t>
       </w:r>
     </w:p>
+    <w:tbl>
+      <w:tblPr>
+        <w:tblW w:w="0" w:type="auto"/>
+        <w:tblCellSpacing w:w="15" w:type="dxa"/>
+        <w:tblCellMar>
+          <w:top w:w="15" w:type="dxa"/>
+          <w:left w:w="15" w:type="dxa"/>
+          <w:bottom w:w="15" w:type="dxa"/>
+          <w:right w:w="15" w:type="dxa"/>
+        </w:tblCellMar>
+        <w:tblLook w:val="04A0" w:firstRow="1" w:lastRow="0" w:firstColumn="1" w:lastColumn="0" w:noHBand="0" w:noVBand="1"/>
+      </w:tblPr>
+      <w:tblGrid>
+        <w:gridCol w:w="1857"/>
+        <w:gridCol w:w="1343"/>
+        <w:gridCol w:w="1453"/>
+        <w:gridCol w:w="4373"/>
+      </w:tblGrid>
+      <w:tr>
+        <w:trPr>
+          <w:tblCellSpacing w:w="15" w:type="dxa"/>
+        </w:trPr>
+        <w:tc>
+          <w:tcPr>
+            <w:tcW w:w="0" w:type="auto"/>
+            <w:vAlign w:val="center"/>
+            <w:hideMark/>
+          </w:tcPr>
+          <w:p>
+            <w:pPr>
+              <w:rPr>
+                <w:b/>
+                <w:bCs/>
+                <w:noProof/>
+              </w:rPr>
+            </w:pPr>
+            <w:r>
+              <w:rPr>
+                <w:b/>
+                <w:bCs/>
+                <w:noProof/>
+              </w:rPr>
+              <w:lastRenderedPageBreak/>
+              <w:t>Veeru nimi</w:t>
+            </w:r>
+          </w:p>
+        </w:tc>
+        <w:tc>
+          <w:tcPr>
+            <w:tcW w:w="0" w:type="auto"/>
+            <w:vAlign w:val="center"/>
+            <w:hideMark/>
+          </w:tcPr>
+          <w:p>
+            <w:pPr>
+              <w:rPr>
+                <w:b/>
+                <w:bCs/>
+                <w:noProof/>
+              </w:rPr>
+            </w:pPr>
+            <w:r>
+              <w:rPr>
+                <w:b/>
+                <w:bCs/>
+                <w:noProof/>
+              </w:rPr>
+              <w:t>Andmetüüp</w:t>
+            </w:r>
+          </w:p>
+        </w:tc>
+        <w:tc>
+          <w:tcPr>
+            <w:tcW w:w="0" w:type="auto"/>
+            <w:vAlign w:val="center"/>
+            <w:hideMark/>
+          </w:tcPr>
+          <w:p>
+            <w:pPr>
+              <w:rPr>
+                <w:b/>
+                <w:bCs/>
+                <w:noProof/>
+              </w:rPr>
+            </w:pPr>
+            <w:r>
+              <w:rPr>
+                <w:b/>
+                <w:bCs/>
+                <w:noProof/>
+              </w:rPr>
+              <w:t>Piirangud</w:t>
+            </w:r>
+          </w:p>
+        </w:tc>
+        <w:tc>
+          <w:tcPr>
+            <w:tcW w:w="0" w:type="auto"/>
+            <w:vAlign w:val="center"/>
+            <w:hideMark/>
+          </w:tcPr>
+          <w:p>
+            <w:pPr>
+              <w:rPr>
+                <w:b/>
+                <w:bCs/>
+                <w:noProof/>
+              </w:rPr>
+            </w:pPr>
+            <w:r>
+              <w:rPr>
+                <w:b/>
+                <w:bCs/>
+                <w:noProof/>
+              </w:rPr>
+              <w:t>Kirjeldus / Seosed</w:t>
+            </w:r>
+          </w:p>
+        </w:tc>
+      </w:tr>
+      <w:tr>
+        <w:trPr>
+          <w:tblCellSpacing w:w="15" w:type="dxa"/>
+        </w:trPr>
+        <w:tc>
+          <w:tcPr>
+            <w:tcW w:w="0" w:type="auto"/>
+            <w:vAlign w:val="center"/>
+            <w:hideMark/>
+          </w:tcPr>
+          <w:p>
+            <w:pPr>
+              <w:rPr>
+                <w:noProof/>
+              </w:rPr>
+            </w:pPr>
+            <w:r>
+              <w:rPr>
+                <w:noProof/>
+              </w:rPr>
+              <w:t>FK_quarter_ID</w:t>
+            </w:r>
+          </w:p>
+        </w:tc>
+        <w:tc>
+          <w:tcPr>
+            <w:tcW w:w="0" w:type="auto"/>
+            <w:vAlign w:val="center"/>
+            <w:hideMark/>
+          </w:tcPr>
+          <w:p>
+            <w:pPr>
+              <w:rPr>
+                <w:noProof/>
+              </w:rPr>
+            </w:pPr>
+            <w:r>
+              <w:rPr>
+                <w:noProof/>
+              </w:rPr>
+              <w:t>DATE</w:t>
+            </w:r>
+          </w:p>
+        </w:tc>
+        <w:tc>
+          <w:tcPr>
+            <w:tcW w:w="0" w:type="auto"/>
+            <w:vAlign w:val="center"/>
+            <w:hideMark/>
+          </w:tcPr>
+          <w:p>
+            <w:pPr>
+              <w:rPr>
+                <w:noProof/>
+              </w:rPr>
+            </w:pPr>
+            <w:r>
+              <w:rPr>
+                <w:noProof/>
+              </w:rPr>
+              <w:t>FOREIGN KEY</w:t>
+            </w:r>
+          </w:p>
+        </w:tc>
+        <w:tc>
+          <w:tcPr>
+            <w:tcW w:w="0" w:type="auto"/>
+            <w:vAlign w:val="center"/>
+            <w:hideMark/>
+          </w:tcPr>
+          <w:p>
+            <w:pPr>
+              <w:rPr>
+                <w:noProof/>
+              </w:rPr>
+            </w:pPr>
+            <w:r>
+              <w:rPr>
+                <w:noProof/>
+              </w:rPr>
+              <w:t>Seos tabeliga Dim_Time.</w:t>
+            </w:r>
+          </w:p>
+        </w:tc>
+      </w:tr>
+      <w:tr>
+        <w:trPr>
+          <w:tblCellSpacing w:w="15" w:type="dxa"/>
+        </w:trPr>
+        <w:tc>
+          <w:tcPr>
+            <w:tcW w:w="0" w:type="auto"/>
+            <w:vAlign w:val="center"/>
+            <w:hideMark/>
+          </w:tcPr>
+          <w:p>
+            <w:pPr>
+              <w:rPr>
+                <w:noProof/>
+              </w:rPr>
+            </w:pPr>
+            <w:r>
+              <w:rPr>
+                <w:noProof/>
+              </w:rPr>
+              <w:t>keskmine_indeks</w:t>
+            </w:r>
+          </w:p>
+        </w:tc>
+        <w:tc>
+          <w:tcPr>
+            <w:tcW w:w="0" w:type="auto"/>
+            <w:vAlign w:val="center"/>
+            <w:hideMark/>
+          </w:tcPr>
+          <w:p>
+            <w:pPr>
+              <w:rPr>
+                <w:noProof/>
+              </w:rPr>
+            </w:pPr>
+            <w:r>
+              <w:rPr>
+                <w:noProof/>
+              </w:rPr>
+              <w:t>NUMERIC</w:t>
+            </w:r>
+          </w:p>
+        </w:tc>
+        <w:tc>
+          <w:tcPr>
+            <w:tcW w:w="0" w:type="auto"/>
+            <w:vAlign w:val="center"/>
+            <w:hideMark/>
+          </w:tcPr>
+          <w:p>
+            <w:pPr>
+              <w:rPr>
+                <w:noProof/>
+              </w:rPr>
+            </w:pPr>
+            <w:r>
+              <w:rPr>
+                <w:noProof/>
+              </w:rPr>
+              <w:t>-</w:t>
+            </w:r>
+          </w:p>
+        </w:tc>
+        <w:tc>
+          <w:tcPr>
+            <w:tcW w:w="0" w:type="auto"/>
+            <w:vAlign w:val="center"/>
+            <w:hideMark/>
+          </w:tcPr>
+          <w:p>
+            <w:pPr>
+              <w:rPr>
+                <w:noProof/>
+              </w:rPr>
+            </w:pPr>
+            <w:r>
+              <w:rPr>
+                <w:noProof/>
+              </w:rPr>
+              <w:t>Tarbijahinnaindeksi keskmine tase kvartalis.</w:t>
+            </w:r>
+          </w:p>
+        </w:tc>
+      </w:tr>
+    </w:tbl>
     <w:p>
       <w:pPr>
         <w:rPr>
-          <w:b/>
-          <w:bCs/>
+          <w:noProof/>
         </w:rPr>
       </w:pPr>
       <w:r>
         <w:rPr>
-          <w:b/>
-          <w:bCs/>
-        </w:rPr>
-        <w:t>Transformeerimine ja rikastamine</w:t>
-      </w:r>
-    </w:p>
-    <w:p>
-      <w:r>
-        <w:t>Andmete transformeerimine viidi läbi kahes etapis:</w:t>
-      </w:r>
-    </w:p>
-    <w:p>
-      <w:pPr>
-        <w:numPr>
-          <w:ilvl w:val="0"/>
-          <w:numId w:val="33"/>
-        </w:numPr>
-      </w:pPr>
-      <w:r>
-        <w:rPr>
-          <w:b/>
-          <w:bCs/>
-        </w:rPr>
-        <w:t>SQL / Andmebaas:</w:t>
-      </w:r>
-      <w:r>
-        <w:t xml:space="preserve"> Toorandmete tüübid ühtlustati, loodi unikaalsed primaarvõtmed aja- ja kohadimensioonidele ning andmed jaotati normaliseeritud tabelitesse.</w:t>
-      </w:r>
-    </w:p>
-    <w:p>
-      <w:pPr>
-        <w:numPr>
-          <w:ilvl w:val="0"/>
-          <w:numId w:val="33"/>
-        </w:numPr>
-      </w:pPr>
-      <w:r>
-        <w:rPr>
-          <w:b/>
-          <w:bCs/>
-        </w:rPr>
-        <w:t>Python (pandas):</w:t>
-      </w:r>
-      <w:r>
-        <w:t xml:space="preserve"> Teostati tabelite rikastamine ja koondamine ühtseks analüütiliseks andmeraamistikuks (df_koond). Funktsiooni pd.merge() abil ühendati kinnisvara faktitabel (fact_kv) maakonna ja aja dimensioonidega. Seejärel liideti palgaandmed, ühildades read korraga nii asukoha kui ka kvartali </w:t>
-      </w:r>
-      <w:r>
-        <w:lastRenderedPageBreak/>
-        <w:t>järgi (on=['fk_county_id', 'fk_quarter_id']). Viimase sammuna rikastati mudelit, lisades tarbijahinnaindeksi (fact_thi) ja intressimäärad (fact_intressid) puhtalt kvartali võtme (fk_quarter_id) alusel.</w:t>
-      </w:r>
-    </w:p>
-    <w:p>
-      <w:pPr>
-        <w:rPr>
-          <w:b/>
-          <w:bCs/>
-        </w:rPr>
-      </w:pPr>
-      <w:r>
-        <w:rPr>
-          <w:b/>
-          <w:bCs/>
-        </w:rPr>
-        <w:t>Üleandmine (Käivitusjuhend)</w:t>
-      </w:r>
-    </w:p>
-    <w:p>
-      <w:pPr>
-        <w:numPr>
-          <w:ilvl w:val="0"/>
-          <w:numId w:val="34"/>
-        </w:numPr>
-      </w:pPr>
-      <w:r>
-        <w:rPr>
-          <w:b/>
-          <w:bCs/>
-        </w:rPr>
-        <w:t>Kloonimine:</w:t>
-      </w:r>
-      <w:r>
-        <w:t xml:space="preserve"> Klooni projekti Git-repositoorium oma kohalikku masinasse.</w:t>
-      </w:r>
-    </w:p>
-    <w:p>
-      <w:pPr>
-        <w:numPr>
-          <w:ilvl w:val="0"/>
-          <w:numId w:val="34"/>
-        </w:numPr>
-      </w:pPr>
-      <w:r>
-        <w:rPr>
-          <w:b/>
-          <w:bCs/>
-        </w:rPr>
-        <w:t>Andmebaasi püstitus:</w:t>
-      </w:r>
-      <w:r>
-        <w:t xml:space="preserve"> Veendu, et Sinu arvutis jookseb kohalik PostgreSQL server andmebaasiga postgres portil 5432.</w:t>
-      </w:r>
-    </w:p>
-    <w:p>
-      <w:pPr>
-        <w:numPr>
-          <w:ilvl w:val="0"/>
-          <w:numId w:val="34"/>
-        </w:numPr>
-      </w:pPr>
-      <w:r>
-        <w:rPr>
-          <w:b/>
-          <w:bCs/>
-        </w:rPr>
-        <w:t>Skriptide käivitus:</w:t>
-      </w:r>
-      <w:r>
-        <w:t xml:space="preserve"> Käivita repositooriumis olevad SQL-skriptid, mis luuvad skeemi grupitoo_kv ja vajalikud tabelipõhjad.</w:t>
-      </w:r>
-    </w:p>
-    <w:p>
-      <w:pPr>
-        <w:numPr>
-          <w:ilvl w:val="0"/>
-          <w:numId w:val="34"/>
-        </w:numPr>
-      </w:pPr>
-      <w:r>
-        <w:rPr>
-          <w:b/>
-          <w:bCs/>
-        </w:rPr>
-        <w:t>Andmete import:</w:t>
-      </w:r>
-      <w:r>
-        <w:t xml:space="preserve"> Ava andmetöötluse Pythoni skript/märkmik, kontrolli ühenduse parooli (DB_PASSWORD = "andmed") ja käivita kood. Skript tõmbab toorandmed mällu, teostab liitmised ja kirjutab 6 põhitabelit andmebaasi.</w:t>
-      </w:r>
-    </w:p>
-    <w:p>
-      <w:pPr>
-        <w:numPr>
-          <w:ilvl w:val="0"/>
-          <w:numId w:val="34"/>
-        </w:numPr>
-      </w:pPr>
-      <w:r>
-        <w:rPr>
-          <w:b/>
-          <w:bCs/>
-        </w:rPr>
-        <w:t>Aruande käivitus:</w:t>
-      </w:r>
-      <w:r>
-        <w:t xml:space="preserve"> Ava Power BI aruanne Desktopis, mis on häälestatud loendama andmeid aadressilt localhost. Voog jookseb manuaalse või ajastatud värskendamise (</w:t>
-      </w:r>
-      <w:r>
-        <w:rPr>
-          <w:i/>
-          <w:iCs/>
-        </w:rPr>
-        <w:t>Refresh</w:t>
-      </w:r>
-      <w:r>
-        <w:t>) vajutamisel.</w:t>
-      </w:r>
-    </w:p>
-    <w:p>
-      <w:r>
-        <w:pict w14:anchorId="7A451E92">
-          <v:rect id="_x0000_i1027" style="width:0;height:1.5pt" o:hralign="center" o:hrstd="t" o:hr="t" fillcolor="#a0a0a0" stroked="f"/>
+          <w:noProof/>
+        </w:rPr>
+        <w:pict w14:anchorId="5F4D43CE">
+          <v:rect id="_x0000_i1091" style="width:0;height:1.5pt" o:hralign="center" o:hrstd="t" o:hr="t" fillcolor="#a0a0a0" stroked="f"/>
         </w:pict>
       </w:r>
     </w:p>
     <w:p>
       <w:pPr>
-        <w:rPr>
-          <w:b/>
-          <w:bCs/>
+        <w:pStyle w:val="Heading1"/>
+        <w:rPr>
+          <w:noProof/>
         </w:rPr>
       </w:pPr>
       <w:r>
         <w:rPr>
-          <w:b/>
-          <w:bCs/>
-        </w:rPr>
-        <w:t>4. Analüüs ja visualiseerimine</w:t>
+          <w:noProof/>
+        </w:rPr>
+        <w:t>Analüüsi läbiviimise sammud ja meetodid</w:t>
       </w:r>
     </w:p>
     <w:p>
       <w:pPr>
+        <w:numPr>
+          <w:ilvl w:val="0"/>
+          <w:numId w:val="55"/>
+        </w:numPr>
+        <w:rPr>
+          <w:noProof/>
+        </w:rPr>
+      </w:pPr>
+      <w:r>
         <w:rPr>
           <w:b/>
           <w:bCs/>
-        </w:rPr>
-      </w:pPr>
-      <w:r>
-        <w:rPr>
-          <w:b/>
-          <w:bCs/>
-        </w:rPr>
-        <w:t>Aruanne</w:t>
+          <w:noProof/>
+        </w:rPr>
+        <w:t>Andmete normaliseerimine:</w:t>
       </w:r>
     </w:p>
     <w:p>
       <w:pPr>
         <w:numPr>
-          <w:ilvl w:val="0"/>
-          <w:numId w:val="35"/>
+          <w:ilvl w:val="1"/>
+          <w:numId w:val="55"/>
         </w:numPr>
+        <w:rPr>
+          <w:noProof/>
+        </w:rPr>
       </w:pPr>
       <w:r>
         <w:rPr>
-          <w:b/>
-          <w:bCs/>
-        </w:rPr>
-        <w:t>Ühenduvus:</w:t>
-      </w:r>
-      <w:r>
-        <w:t xml:space="preserve"> Power BI aruanne ühendub otse kohaliku PostgreSQL andmebaasi (localhost) skeemiga grupitoo_kv.</w:t>
+          <w:noProof/>
+        </w:rPr>
+        <w:t>Maa-ameti kuupõhiste hindade agregeerimine kvartali tasemele.</w:t>
       </w:r>
     </w:p>
     <w:p>
       <w:pPr>
         <w:numPr>
-          <w:ilvl w:val="0"/>
-          <w:numId w:val="35"/>
+          <w:ilvl w:val="1"/>
+          <w:numId w:val="55"/>
         </w:numPr>
+        <w:rPr>
+          <w:noProof/>
+        </w:rPr>
       </w:pPr>
       <w:r>
         <w:rPr>
-          <w:b/>
-          <w:bCs/>
-        </w:rPr>
-        <w:t>Dim-mudel Power BI-s:</w:t>
-      </w:r>
-      <w:r>
-        <w:t xml:space="preserve"> Power BI siseselt imporditi tabelid andmebaasist muutmatul kujul, säilitades andmebaasi tähtskeemi struktuuri. Aruande seoste vaates on fact_kv ja fact_palk seotud dimensioonidega dim_county ja dim_time "mitu-ühele" (</w:t>
-      </w:r>
-      <w:r>
-        <w:rPr>
-          <w:i/>
-          <w:iCs/>
-        </w:rPr>
-        <w:t>many-to-one</w:t>
-      </w:r>
-      <w:r>
-        <w:t>) seoste kaudu. fact_thi ja fact_intressid on seotud otse ajatabeliga dim_time.</w:t>
+          <w:noProof/>
+        </w:rPr>
+        <w:t>Statistikaameti kolme erineva palgatabeli ühendamine Pythonis.</w:t>
       </w:r>
     </w:p>
     <w:p>
       <w:pPr>
         <w:numPr>
-          <w:ilvl w:val="0"/>
-          <w:numId w:val="35"/>
+          <w:ilvl w:val="1"/>
+          <w:numId w:val="55"/>
         </w:numPr>
+        <w:rPr>
+          <w:noProof/>
+        </w:rPr>
       </w:pPr>
       <w:r>
         <w:rPr>
-          <w:b/>
-          <w:bCs/>
-        </w:rPr>
-        <w:t>Täiendused mudelis:</w:t>
-      </w:r>
-      <w:r>
-        <w:t xml:space="preserve"> Mudeli puhtuse huvides ei dubleeritud tabeleid Power Query-s. Kuna kinnisvara keskmine ruutmeetri hind oli andmebaasis esitatud tuhandetes ühikutes (nt 0.8 tähistas 800 eurot), tehti Power BI-s visuaalide telgedel ja DAX-mõõdikutes kohandused reaalse väärtuse skaleerimiseks.</w:t>
+          <w:noProof/>
+        </w:rPr>
+        <w:t>Metoodilise nihke (2023. aasta muutus) silumine üleminekukohtades.</w:t>
       </w:r>
     </w:p>
     <w:p>
       <w:pPr>
+        <w:numPr>
+          <w:ilvl w:val="0"/>
+          <w:numId w:val="55"/>
+        </w:numPr>
+        <w:rPr>
+          <w:noProof/>
+        </w:rPr>
+      </w:pPr>
+      <w:r>
         <w:rPr>
           <w:b/>
           <w:bCs/>
-        </w:rPr>
-      </w:pPr>
-      <w:r>
-        <w:rPr>
-          <w:b/>
-          <w:bCs/>
-        </w:rPr>
-        <w:t>DAX-mõõdikud</w:t>
+          <w:noProof/>
+        </w:rPr>
+        <w:t>Suhtarvude arvutamine (Kättesaadavuse indeks):</w:t>
       </w:r>
     </w:p>
     <w:p>
+      <w:pPr>
+        <w:numPr>
+          <w:ilvl w:val="1"/>
+          <w:numId w:val="55"/>
+        </w:numPr>
+        <w:rPr>
+          <w:noProof/>
+        </w:rPr>
+      </w:pPr>
       <w:r>
-        <w:t>Aruandes loodi püstitatud hüpoteeside testimiseks kaks peamist DAX-mõõdikut:</w:t>
+        <w:rPr>
+          <w:noProof/>
+        </w:rPr>
+        <w:t>Kinnisvaraturu ostujõu indeksi arvutamine valemiga:</w:t>
+      </w:r>
+      <w:r>
+        <w:rPr>
+          <w:noProof/>
+        </w:rPr>
+        <w:br/>
       </w:r>
     </w:p>
     <w:p>
       <w:pPr>
-        <w:numPr>
-          <w:ilvl w:val="0"/>
-          <w:numId w:val="36"/>
-        </w:numPr>
+        <w:rPr>
+          <w:noProof/>
+        </w:rPr>
       </w:pPr>
       <w:r>
         <w:rPr>
-          <w:b/>
-          <w:bCs/>
-        </w:rPr>
-        <w:t>Reaalne_Palk</w:t>
+          <w:noProof/>
+        </w:rPr>
+        <w:drawing>
+          <wp:inline distT="0" distB="0" distL="0" distR="0" wp14:anchorId="322F2482" wp14:editId="77F13930">
+            <wp:extent cx="12700" cy="12700"/>
+            <wp:effectExtent l="0" t="0" r="0" b="0"/>
+            <wp:docPr id="3" name="Picture 3"/>
+            <wp:cNvGraphicFramePr>
+              <a:graphicFrameLocks xmlns:a="http://schemas.openxmlformats.org/drawingml/2006/main" noChangeAspect="1"/>
+            </wp:cNvGraphicFramePr>
+            <a:graphic xmlns:a="http://schemas.openxmlformats.org/drawingml/2006/main">
+              <a:graphicData uri="http://schemas.openxmlformats.org/drawingml/2006/picture">
+                <pic:pic xmlns:pic="http://schemas.openxmlformats.org/drawingml/2006/picture">
+                  <pic:nvPicPr>
+                    <pic:cNvPr id="0" name="Picture 68"/>
+                    <pic:cNvPicPr>
+                      <a:picLocks noChangeAspect="1" noChangeArrowheads="1"/>
+                    </pic:cNvPicPr>
+                  </pic:nvPicPr>
+                  <pic:blipFill>
+                    <a:blip r:embed="rId6">
+                      <a:extLst>
+                        <a:ext uri="{28A0092B-C50C-407E-A947-70E740481C1C}">
+                          <a14:useLocalDpi xmlns:a14="http://schemas.microsoft.com/office/drawing/2010/main" val="0"/>
+                        </a:ext>
+                      </a:extLst>
+                    </a:blip>
+                    <a:srcRect/>
+                    <a:stretch>
+                      <a:fillRect/>
+                    </a:stretch>
+                  </pic:blipFill>
+                  <pic:spPr bwMode="auto">
+                    <a:xfrm>
+                      <a:off x="0" y="0"/>
+                      <a:ext cx="12700" cy="12700"/>
+                    </a:xfrm>
+                    <a:prstGeom prst="rect">
+                      <a:avLst/>
+                    </a:prstGeom>
+                    <a:noFill/>
+                    <a:ln>
+                      <a:noFill/>
+                    </a:ln>
+                  </pic:spPr>
+                </pic:pic>
+              </a:graphicData>
+            </a:graphic>
+          </wp:inline>
+        </w:drawing>
       </w:r>
     </w:p>
     <w:p>
+      <w:pPr>
+        <w:rPr>
+          <w:noProof/>
+        </w:rPr>
+      </w:pPr>
       <w:r>
-        <w:t>dax</w:t>
+        <w:rPr>
+          <w:noProof/>
+        </w:rPr>
+        <w:t>Ostujõud=Keskmine palkRuutmeetri hindOstujõud equals the fraction with numerator Keskmine palk and denominator Ruutmeetri hind end-fraction</w:t>
       </w:r>
     </w:p>
     <w:p>
+      <w:pPr>
+        <w:rPr>
+          <w:noProof/>
+        </w:rPr>
+      </w:pPr>
       <w:r>
-        <w:lastRenderedPageBreak/>
-        <w:t>Reaalne_Palk = DIVIDE(AVERAGE('grupitoo_kv fact_palk'[average_salary]), AVERAGE('grupitoo_kv fact_thi'[keskmine_indeks]), 1) * 100</w:t>
+        <w:rPr>
+          <w:noProof/>
+        </w:rPr>
+        <w:t>Ostujõud=Keskmine palkRuutmeetri hind</w:t>
       </w:r>
     </w:p>
     <w:p>
+      <w:pPr>
+        <w:numPr>
+          <w:ilvl w:val="0"/>
+          <w:numId w:val="55"/>
+        </w:numPr>
+        <w:rPr>
+          <w:noProof/>
+        </w:rPr>
+      </w:pPr>
       <w:r>
-        <w:t>Olge koodi kasutamisel ettevaatlik.</w:t>
+        <w:rPr>
+          <w:b/>
+          <w:bCs/>
+          <w:noProof/>
+        </w:rPr>
+        <w:t>Inflatsiooniga korrigeerimine (Reaalväärtus):</w:t>
       </w:r>
     </w:p>
     <w:p>
       <w:pPr>
         <w:numPr>
           <w:ilvl w:val="1"/>
-          <w:numId w:val="36"/>
+          <w:numId w:val="55"/>
         </w:numPr>
+        <w:rPr>
+          <w:noProof/>
+        </w:rPr>
       </w:pPr>
       <w:r>
         <w:rPr>
-          <w:i/>
-          <w:iCs/>
-        </w:rPr>
-        <w:t>Selgitus:</w:t>
-      </w:r>
-      <w:r>
-        <w:t xml:space="preserve"> See mõõdik arvutab sissejuhatuses defineeritud inflatsiooniga korrigeeritud reaalset ostujõudu (palk jagatud tarbijahinnaindeksiga), võimaldades näha palga tegelikku väärtuse muutust ajas.</w:t>
+          <w:noProof/>
+        </w:rPr>
+        <w:t>Palkade nominaalkasvu kõrvutamine THI-ga.</w:t>
       </w:r>
     </w:p>
     <w:p>
       <w:pPr>
         <w:numPr>
-          <w:ilvl w:val="0"/>
-          <w:numId w:val="36"/>
+          <w:ilvl w:val="1"/>
+          <w:numId w:val="55"/>
         </w:numPr>
+        <w:rPr>
+          <w:noProof/>
+        </w:rPr>
       </w:pPr>
       <w:r>
         <w:rPr>
-          <w:b/>
-          <w:bCs/>
-        </w:rPr>
-        <w:t>M2_Kuupalga_Eest</w:t>
+          <w:noProof/>
+        </w:rPr>
+        <w:t>Reaalse ostujõu kahanemise isoleerimine inflatsiooniperioodidel.</w:t>
       </w:r>
     </w:p>
     <w:p>
+      <w:pPr>
+        <w:numPr>
+          <w:ilvl w:val="0"/>
+          <w:numId w:val="55"/>
+        </w:numPr>
+        <w:rPr>
+          <w:noProof/>
+        </w:rPr>
+      </w:pPr>
       <w:r>
-        <w:t>dax</w:t>
+        <w:rPr>
+          <w:b/>
+          <w:bCs/>
+          <w:noProof/>
+        </w:rPr>
+        <w:t>Regionaalne võrdlev analüüs:</w:t>
       </w:r>
     </w:p>
     <w:p>
+      <w:pPr>
+        <w:numPr>
+          <w:ilvl w:val="1"/>
+          <w:numId w:val="55"/>
+        </w:numPr>
+        <w:rPr>
+          <w:noProof/>
+        </w:rPr>
+      </w:pPr>
       <w:r>
-        <w:t>M2_Kuupalga_Eest = DIVIDE(AVERAGE('grupitoo_kv fact_palk'[average_salary]), AVERAGE('grupitoo_kv fact_kv'[avg_price_m2]) * 1000, 0)</w:t>
+        <w:rPr>
+          <w:noProof/>
+        </w:rPr>
+        <w:t>Eesti maakondade ostujõu dünaamika võrdlemine.</w:t>
       </w:r>
     </w:p>
     <w:p>
+      <w:pPr>
+        <w:numPr>
+          <w:ilvl w:val="1"/>
+          <w:numId w:val="55"/>
+        </w:numPr>
+        <w:rPr>
+          <w:noProof/>
+        </w:rPr>
+      </w:pPr>
       <w:r>
-        <w:t>Olge koodi kasutamisel ettevaatlik.</w:t>
+        <w:rPr>
+          <w:noProof/>
+        </w:rPr>
+        <w:t>Tuvastamine, millises maakonnas kukkus ostujõud kriisi ajal kõige kiiremini.</w:t>
       </w:r>
     </w:p>
     <w:p>
       <w:pPr>
         <w:numPr>
-          <w:ilvl w:val="1"/>
-          <w:numId w:val="36"/>
+          <w:ilvl w:val="0"/>
+          <w:numId w:val="55"/>
         </w:numPr>
+        <w:rPr>
+          <w:noProof/>
+        </w:rPr>
       </w:pPr>
       <w:r>
         <w:rPr>
-          <w:i/>
-          <w:iCs/>
-        </w:rPr>
-        <w:t>Selgitus:</w:t>
-      </w:r>
-      <w:r>
-        <w:t xml:space="preserve"> See mõõdik vastab otseselt esimesele uurimisküsimusele. See arvutab suhtarvu, mis näitab, mitu ruutmeetrit kinnisvara saab koduostja osta ühe keskmise nominaalse kuupalga eest konkreetses maakonnas ja kvartalis.</w:t>
+          <w:b/>
+          <w:bCs/>
+          <w:noProof/>
+        </w:rPr>
+        <w:t>Prognoosimudel:</w:t>
       </w:r>
     </w:p>
     <w:p>
       <w:pPr>
-        <w:rPr>
-          <w:b/>
-          <w:bCs/>
+        <w:numPr>
+          <w:ilvl w:val="1"/>
+          <w:numId w:val="55"/>
+        </w:numPr>
+        <w:rPr>
+          <w:noProof/>
         </w:rPr>
       </w:pPr>
       <w:r>
         <w:rPr>
-          <w:b/>
-          <w:bCs/>
-        </w:rPr>
-        <w:t>Andmelugu, kasutajamugavus ja UX/UI</w:t>
+          <w:noProof/>
+        </w:rPr>
+        <w:t>Ajaloolise trendi analüüs matemaatiliste trendijoonte abil.</w:t>
       </w:r>
     </w:p>
     <w:p>
+      <w:pPr>
+        <w:numPr>
+          <w:ilvl w:val="1"/>
+          <w:numId w:val="55"/>
+        </w:numPr>
+        <w:rPr>
+          <w:noProof/>
+        </w:rPr>
+      </w:pPr>
       <w:r>
-        <w:t>Juhtlaud on üles ehitatud loogilise andmeloo printsiibil, liikudes globaalsest trendist piirkondliku detailini:</w:t>
+        <w:rPr>
+          <w:noProof/>
+        </w:rPr>
+        <w:t xml:space="preserve">Järgmise </w:t>
+      </w:r>
+      <w:r>
+        <w:rPr>
+          <w:b/>
+          <w:bCs/>
+          <w:noProof/>
+        </w:rPr>
+        <w:t>5 aasta</w:t>
+      </w:r>
+      <w:r>
+        <w:rPr>
+          <w:noProof/>
+        </w:rPr>
+        <w:t xml:space="preserve"> suhtarvude prognoos, sidudes mudelisse Eesti Panga ametlikud palga- ja inflatsiooniprognoosid.</w:t>
       </w:r>
     </w:p>
     <w:p>
       <w:pPr>
         <w:numPr>
           <w:ilvl w:val="0"/>
-          <w:numId w:val="37"/>
+          <w:numId w:val="55"/>
         </w:numPr>
+        <w:rPr>
+          <w:noProof/>
+        </w:rPr>
       </w:pPr>
       <w:r>
         <w:rPr>
           <w:b/>
           <w:bCs/>
-        </w:rPr>
-        <w:t>Esimene vaade (Trendianalüüs):</w:t>
-      </w:r>
-      <w:r>
-        <w:t xml:space="preserve"> Kombineeritud tulp- ja joondiagramm, mis kuvab aastate (2005–2025) lõikes kinnisvara m² hinda (tulbad, vasak Y-telg) ja reaalse palga ostujõudu (joon, parem Y-telg). See vastab koheselt äriprobleemile, näidates visuaalselt kääride rebenemist alates 2021. aastast.</w:t>
+          <w:noProof/>
+        </w:rPr>
+        <w:lastRenderedPageBreak/>
+        <w:t>Kasutajarakendus (Äpp):</w:t>
       </w:r>
     </w:p>
     <w:p>
       <w:pPr>
         <w:numPr>
-          <w:ilvl w:val="0"/>
-          <w:numId w:val="37"/>
+          <w:ilvl w:val="1"/>
+          <w:numId w:val="55"/>
         </w:numPr>
+        <w:rPr>
+          <w:noProof/>
+        </w:rPr>
       </w:pPr>
       <w:r>
         <w:rPr>
-          <w:b/>
-          <w:bCs/>
-        </w:rPr>
-        <w:t>Regionaalne vaade (Shape Map &amp; Scatter Chart):</w:t>
-      </w:r>
-      <w:r>
-        <w:t xml:space="preserve"> Kasutusele võeti Eesti maakondade kohandatud kujundikaart (</w:t>
-      </w:r>
-      <w:r>
-        <w:rPr>
-          <w:i/>
-          <w:iCs/>
-        </w:rPr>
-        <w:t>Shape map</w:t>
-      </w:r>
-      <w:r>
-        <w:t>) koos värviküllastuse funktsiooniga, mis kuvab mõõdikut M2_Kuupalga_Eest. Kaardi kõrvale on ehitatud hajuvusdiagramm (</w:t>
-      </w:r>
-      <w:r>
-        <w:rPr>
-          <w:i/>
-          <w:iCs/>
-        </w:rPr>
-        <w:t>Scatter chart</w:t>
-      </w:r>
-      <w:r>
-        <w:t>), kus x-teljel on palk, y-teljel m² hind ja mullideks maakonnad, mis liiguvad ajateljel (</w:t>
-      </w:r>
-      <w:r>
-        <w:rPr>
-          <w:i/>
-          <w:iCs/>
-        </w:rPr>
-        <w:t>Play axis</w:t>
-      </w:r>
-      <w:r>
-        <w:t>).</w:t>
+          <w:noProof/>
+        </w:rPr>
+        <w:t>Eraisikule ja koduostjale suunatud otsustustoe tööriista loomine kogutud andmete visualiseerimiseks.</w:t>
       </w:r>
     </w:p>
     <w:p>
       <w:pPr>
-        <w:numPr>
-          <w:ilvl w:val="0"/>
-          <w:numId w:val="37"/>
-        </w:numPr>
+        <w:rPr>
+          <w:noProof/>
+        </w:rPr>
       </w:pPr>
       <w:r>
         <w:rPr>
-          <w:b/>
-          <w:bCs/>
-        </w:rPr>
-        <w:t>UX/UI lahendused:</w:t>
-      </w:r>
-      <w:r>
-        <w:t xml:space="preserve"> Kasutajamugavuse tagamiseks rakendati visuaalide vahelist risti-filtreerimist (</w:t>
-      </w:r>
-      <w:r>
-        <w:rPr>
-          <w:i/>
-          <w:iCs/>
-        </w:rPr>
-        <w:t>cross-filtering</w:t>
-      </w:r>
-      <w:r>
-        <w:t>). Vajutades kaardil konkreetsele maakonnale, kohanduvad kõik lehe graafikud automaatselt valitud piirkonna andmetega, võimaldades koduostjal sekundi jooksul analüüsida just talle huvipakkuvat turgu.</w:t>
-      </w:r>
-    </w:p>
-    <w:p>
-      <w:pPr>
-        <w:rPr>
-          <w:b/>
-          <w:bCs/>
-        </w:rPr>
-      </w:pPr>
-      <w:r>
-        <w:rPr>
-          <w:b/>
-          <w:bCs/>
-        </w:rPr>
-        <w:t>Kasutajajuhend ja Info-leht</w:t>
-      </w:r>
-    </w:p>
-    <w:p>
-      <w:pPr>
-        <w:numPr>
-          <w:ilvl w:val="0"/>
-          <w:numId w:val="38"/>
-        </w:numPr>
-      </w:pPr>
-      <w:r>
-        <w:rPr>
-          <w:b/>
-          <w:bCs/>
-        </w:rPr>
-        <w:t>Kasutajajuhend (5 sammu):</w:t>
-      </w:r>
-    </w:p>
-    <w:p>
-      <w:pPr>
-        <w:numPr>
-          <w:ilvl w:val="1"/>
-          <w:numId w:val="38"/>
-        </w:numPr>
-      </w:pPr>
-      <w:r>
-        <w:lastRenderedPageBreak/>
-        <w:t>Ava Power BI Desktopis fail KV_grupitoo_aruanne.pbix.</w:t>
-      </w:r>
-    </w:p>
-    <w:p>
-      <w:pPr>
-        <w:numPr>
-          <w:ilvl w:val="1"/>
-          <w:numId w:val="38"/>
-        </w:numPr>
-      </w:pPr>
-      <w:r>
-        <w:t xml:space="preserve">Veendu, et andmed on värskendatud, vajutades avalehel nuppu </w:t>
-      </w:r>
-      <w:r>
-        <w:rPr>
-          <w:i/>
-          <w:iCs/>
-        </w:rPr>
-        <w:t>Refresh</w:t>
-      </w:r>
-      <w:r>
-        <w:t>.</w:t>
-      </w:r>
-    </w:p>
-    <w:p>
-      <w:pPr>
-        <w:numPr>
-          <w:ilvl w:val="1"/>
-          <w:numId w:val="38"/>
-        </w:numPr>
-      </w:pPr>
-      <w:r>
-        <w:t>Vali pealehelt ajavahemiku filter (2005–2025).</w:t>
-      </w:r>
-    </w:p>
-    <w:p>
-      <w:pPr>
-        <w:numPr>
-          <w:ilvl w:val="1"/>
-          <w:numId w:val="38"/>
-        </w:numPr>
-      </w:pPr>
-      <w:r>
-        <w:t xml:space="preserve">Liigu hiirega hajuvusdiagrammi mummude kohale või lülita sisse </w:t>
-      </w:r>
-      <w:r>
-        <w:rPr>
-          <w:i/>
-          <w:iCs/>
-        </w:rPr>
-        <w:t>Category labels</w:t>
-      </w:r>
-      <w:r>
-        <w:t>, et tuvastada maakondade positsioonid.</w:t>
-      </w:r>
-    </w:p>
-    <w:p>
-      <w:pPr>
-        <w:numPr>
-          <w:ilvl w:val="1"/>
-          <w:numId w:val="38"/>
-        </w:numPr>
-      </w:pPr>
-      <w:r>
-        <w:t>Vajuta Eesti kaardil soovitud maakonnale, et näha selle regiooni ajaloolist kättesaadavuse trendi ülemisel põhidiagrammil.</w:t>
-      </w:r>
-    </w:p>
-    <w:p>
-      <w:pPr>
-        <w:numPr>
-          <w:ilvl w:val="0"/>
-          <w:numId w:val="38"/>
-        </w:numPr>
-      </w:pPr>
-      <w:r>
-        <w:rPr>
-          <w:b/>
-          <w:bCs/>
-        </w:rPr>
-        <w:t>Info-leht:</w:t>
-      </w:r>
-      <w:r>
-        <w:t xml:space="preserve"> Sisaldab metaandmeid andmete päritolu kohta (Maa-amet, Statistikaamet, Eesti Pank). Esitatud on andmevoo viimase uuendamise kuupäev ja audiitorkontrolli jälgitavusahel: </w:t>
-      </w:r>
-      <w:r>
-        <w:rPr>
-          <w:i/>
-          <w:iCs/>
-        </w:rPr>
-        <w:t>Visuaal -&gt; DAX-mõõdik (M2_Kuupalga_Eest) -&gt; PostgreSQL faktitabel (fact_kv, fact_palk) -&gt; Toorandmed</w:t>
-      </w:r>
-      <w:r>
-        <w:t>.</w:t>
-      </w:r>
-    </w:p>
-    <w:p>
-      <w:r>
-        <w:pict w14:anchorId="48B2C033">
-          <v:rect id="_x0000_i1028" style="width:0;height:1.5pt" o:hralign="center" o:hrstd="t" o:hr="t" fillcolor="#a0a0a0" stroked="f"/>
+          <w:noProof/>
+        </w:rPr>
+        <w:pict w14:anchorId="55984D91">
+          <v:rect id="_x0000_i1093" style="width:0;height:1.5pt" o:hralign="center" o:hrstd="t" o:hr="t" fillcolor="#a0a0a0" stroked="f"/>
         </w:pict>
       </w:r>
     </w:p>
     <w:p>
       <w:pPr>
         <w:rPr>
-          <w:b/>
-          <w:bCs/>
-        </w:rPr>
-      </w:pPr>
-      <w:r>
-        <w:rPr>
-          <w:b/>
-          <w:bCs/>
-        </w:rPr>
-        <w:t>5. Andmekorraldus</w:t>
-      </w:r>
+          <w:noProof/>
+        </w:rPr>
+      </w:pPr>
     </w:p>
     <w:p>
       <w:pPr>
         <w:rPr>
-          <w:b/>
-          <w:bCs/>
-        </w:rPr>
-      </w:pPr>
-      <w:r>
-        <w:rPr>
-          <w:b/>
-          <w:bCs/>
-        </w:rPr>
-        <w:t>Turve (valmis aruandes)</w:t>
-      </w:r>
+          <w:noProof/>
+        </w:rPr>
+      </w:pPr>
     </w:p>
     <w:p>
       <w:pPr>
-        <w:numPr>
-          <w:ilvl w:val="0"/>
-          <w:numId w:val="39"/>
-        </w:numPr>
-      </w:pPr>
-      <w:r>
-        <w:rPr>
-          <w:b/>
-          <w:bCs/>
-        </w:rPr>
-        <w:t>Veergude liigitus:</w:t>
-      </w:r>
+        <w:rPr>
+          <w:noProof/>
+        </w:rPr>
+      </w:pPr>
     </w:p>
-    <w:p>
-      <w:pPr>
-        <w:numPr>
-          <w:ilvl w:val="1"/>
-          <w:numId w:val="39"/>
-        </w:numPr>
-      </w:pPr>
-      <w:r>
-        <w:rPr>
-          <w:i/>
-          <w:iCs/>
-        </w:rPr>
-        <w:t>Isikuandmed / Eriliigilised andmed:</w:t>
-      </w:r>
-      <w:r>
-        <w:t xml:space="preserve"> Ei eksisteeri antud mudelis (eemaldatud laadimise etapis).</w:t>
-      </w:r>
-    </w:p>
-    <w:p>
-      <w:pPr>
-        <w:numPr>
-          <w:ilvl w:val="1"/>
-          <w:numId w:val="39"/>
-        </w:numPr>
-      </w:pPr>
-      <w:r>
-        <w:rPr>
-          <w:i/>
-          <w:iCs/>
-        </w:rPr>
-        <w:t>Tundlik äriinfo:</w:t>
-      </w:r>
-      <w:r>
-        <w:t xml:space="preserve"> Ei sisaldu (kasutatakse ainult avalikke riiklikke statistikaandmeid).</w:t>
-      </w:r>
-    </w:p>
-    <w:p>
-      <w:pPr>
-        <w:numPr>
-          <w:ilvl w:val="1"/>
-          <w:numId w:val="39"/>
-        </w:numPr>
-      </w:pPr>
-      <w:r>
-        <w:rPr>
-          <w:i/>
-          <w:iCs/>
-        </w:rPr>
-        <w:t>Ilma liigituseta (Avalik info):</w:t>
-      </w:r>
-      <w:r>
-        <w:t xml:space="preserve"> Kõik mudeli veerud (maakondade nimed, keskmised turuhinnad, indeksid ja palgad) kuuluvad avaliku info liigituse alla.</w:t>
-      </w:r>
-    </w:p>
-    <w:p>
-      <w:pPr>
-        <w:numPr>
-          <w:ilvl w:val="0"/>
-          <w:numId w:val="39"/>
-        </w:numPr>
-      </w:pPr>
-      <w:r>
-        <w:rPr>
-          <w:b/>
-          <w:bCs/>
-        </w:rPr>
-        <w:t>Avalik juhtlaud:</w:t>
-      </w:r>
-      <w:r>
-        <w:t xml:space="preserve"> Kuna andmed on agregeeritud ja pärinevad avalikest allikatest, tohib kogu juhtlauda jagada täies mahus avalikult eraisikutele ja koduostjatele, ilma et see riivaks andmekaitse reegleid.</w:t>
-      </w:r>
-    </w:p>
-    <w:p>
-      <w:r>
-        <w:pict w14:anchorId="0C84336E">
-          <v:rect id="_x0000_i1029" style="width:0;height:1.5pt" o:hralign="center" o:hrstd="t" o:hr="t" fillcolor="#a0a0a0" stroked="f"/>
-        </w:pict>
-      </w:r>
-    </w:p>
-    <w:p>
-      <w:pPr>
-        <w:rPr>
-          <w:b/>
-          <w:bCs/>
-        </w:rPr>
-      </w:pPr>
-      <w:r>
-        <w:rPr>
-          <w:b/>
-          <w:bCs/>
-        </w:rPr>
-        <w:t>6. Lisatulemused (Prognoos)</w:t>
-      </w:r>
-    </w:p>
-    <w:p>
-      <w:r>
-        <w:t xml:space="preserve">Uurimisküsimuse nr 2 lahendamiseks integreeriti lahendusse ajaloolise trendi põhjal koostatud tulevikuprognoos. Pythoni scikit-learn teegi lineaarse regressiooni mudeli abil pikendati reaalse ostujõu (Reaalne_Palk) ja kinnisvarahindade (avg_price_m2) aegridasid aastateni 2026–2030. Tulemused näitavad, et kui nominaalne palgakasv jätkub stabiilses 5–6% rütmis, kuid kinnisvaraturg jääb pakkumise defitsiidi tõttu kõrgele hinnatasemele, ei suuda ostujõud kinnisvarale kiiresti järele jõuda. Suhtarv </w:t>
-      </w:r>
-      <w:r>
-        <w:lastRenderedPageBreak/>
-        <w:t>stabiliseerub uues madalamas tasakaalupunktis, mis kinnitab hüpoteesi, et kinnisvara jääb suurlinnades tavatöötajale pikemaks ajaks luksuskaubaks.</w:t>
-      </w:r>
-    </w:p>
-    <w:p>
-      <w:r>
-        <w:pict w14:anchorId="46B5C0B4">
-          <v:rect id="_x0000_i1030" style="width:0;height:1.5pt" o:hralign="center" o:hrstd="t" o:hr="t" fillcolor="#a0a0a0" stroked="f"/>
-        </w:pict>
-      </w:r>
-    </w:p>
-    <w:p>
-      <w:pPr>
-        <w:rPr>
-          <w:b/>
-          <w:bCs/>
-        </w:rPr>
-      </w:pPr>
-      <w:r>
-        <w:rPr>
-          <w:b/>
-          <w:bCs/>
-        </w:rPr>
-        <w:t>7. Kokkuvõte ja arutelu</w:t>
-      </w:r>
-    </w:p>
-    <w:p>
-      <w:pPr>
-        <w:rPr>
-          <w:b/>
-          <w:bCs/>
-        </w:rPr>
-      </w:pPr>
-      <w:r>
-        <w:rPr>
-          <w:b/>
-          <w:bCs/>
-        </w:rPr>
-        <w:t>Vastused uurimisküsimustele:</w:t>
-      </w:r>
-    </w:p>
-    <w:p>
-      <w:pPr>
-        <w:numPr>
-          <w:ilvl w:val="0"/>
-          <w:numId w:val="40"/>
-        </w:numPr>
-      </w:pPr>
-      <w:r>
-        <w:rPr>
-          <w:b/>
-          <w:bCs/>
-        </w:rPr>
-        <w:t>Kuupalga eest saadav m² (2005–2025):</w:t>
-      </w:r>
-      <w:r>
-        <w:t xml:space="preserve"> Analüüs näitas, et suhtarv on teinud läbi suure tsükli. 2007. aasta buumi ajal sai kuupalga eest kriitiliselt vähe ruutmeetreid (ca 0.5 m² Harjumaal). Perioodil 2010–2020 ostujõud paranes oluliselt, ulatudes kohati pea 1.0 ruutmeetrini ühe kuupalga kohta. Alates 2021. aastast kukkus suhtarv uuesti järsult inflatsiooni ja hinnatõusu tõttu tagasi madalale tasemele.</w:t>
-      </w:r>
-    </w:p>
-    <w:p>
-      <w:pPr>
-        <w:numPr>
-          <w:ilvl w:val="0"/>
-          <w:numId w:val="40"/>
-        </w:numPr>
-      </w:pPr>
-      <w:r>
-        <w:rPr>
-          <w:b/>
-          <w:bCs/>
-        </w:rPr>
-        <w:t>Tuleviku tasakaalupunkt:</w:t>
-      </w:r>
-      <w:r>
-        <w:t xml:space="preserve"> Prognoosimudeli kohaselt ei ole oodata kiiret sissetulekute järelejõudmist peamistes tõmbekeskustes (Harjumaa, Tartumaa). Suhtarv jääb püsivalt uude, koduostja jaoks ebasoodsamasse tasakaalupunkti.</w:t>
-      </w:r>
-    </w:p>
-    <w:p>
-      <w:pPr>
-        <w:rPr>
-          <w:b/>
-          <w:bCs/>
-        </w:rPr>
-      </w:pPr>
-      <w:r>
-        <w:rPr>
-          <w:b/>
-          <w:bCs/>
-        </w:rPr>
-        <w:t>Praktilised soovitused:</w:t>
-      </w:r>
-    </w:p>
-    <w:p>
-      <w:r>
-        <w:t>Eraisikutest koduostjatel soovitatakse finantsotsuste tegemisel vaadata pealinnast väljapoole. Aruande kaardi- ja hajuvusdiagramm tõestavad, et mitmetes perifeersetes maakondades on ostujõu suhtarv säilinud tervislikul tasemel (üle 1 m² palga kohta), pakkudes paremat väärtust kui ülehinnatud suurlinnade turg.</w:t>
-      </w:r>
-    </w:p>
-    <w:p>
-      <w:pPr>
-        <w:rPr>
-          <w:b/>
-          <w:bCs/>
-        </w:rPr>
-      </w:pPr>
-      <w:r>
-        <w:rPr>
-          <w:b/>
-          <w:bCs/>
-        </w:rPr>
-        <w:t>Piirangud ja edasiarendused:</w:t>
-      </w:r>
-    </w:p>
-    <w:p>
-      <w:r>
-        <w:t>Töö piiranguks on asjaolu, et mudel ei arvesta pankade reaalseid laenutingimusi ja omafinantseeringu määrasid igas maakonnas, vaid vaatab puhast statistilist ostujõudu. Edasiarendusena saaks mudelisse sisse tuua ka igakuise laenumakse kättesaadavuse indeksi, sidudes selle otse Euribori ja fact_intressid tabeliga.</w:t>
-      </w:r>
-    </w:p>
-    <w:p>
-      <w:pPr>
-        <w:rPr>
-          <w:b/>
-          <w:bCs/>
-        </w:rPr>
-      </w:pPr>
-      <w:r>
-        <w:rPr>
-          <w:b/>
-          <w:bCs/>
-        </w:rPr>
-        <w:t>AI kasutus:</w:t>
-      </w:r>
-    </w:p>
-    <w:p>
-      <w:r>
-        <w:t>Tehisaru (AI) rakendati töös koodi loogika optimeerimisel (Pythoni tabelite liitmise suffixes seadistamisel), DAX-mõõdikute süntaksivigade parandamisel ning Shape Map kaardifailide sidumise juhendamisel. Kõik AI genereeritud koodiridatest tulenevad arvutused ja andmemahu loogikad kontrolliti grupiliikmete poolt käsitsi üle andmebaasi kontrollpäringute abil.</w:t>
-      </w:r>
-    </w:p>
-    <w:p>
-      <w:r>
-        <w:pict w14:anchorId="45AE86A4">
-          <v:rect id="_x0000_i1031" style="width:0;height:1.5pt" o:hralign="center" o:hrstd="t" o:hr="t" fillcolor="#a0a0a0" stroked="f"/>
-        </w:pict>
-      </w:r>
-    </w:p>
-    <w:p>
-      <w:pPr>
-        <w:rPr>
-          <w:b/>
-          <w:bCs/>
-        </w:rPr>
-      </w:pPr>
-      <w:r>
-        <w:rPr>
-          <w:b/>
-          <w:bCs/>
-        </w:rPr>
-        <w:t>8. Grupi tööjaotus ja eneserefleksioon</w:t>
-      </w:r>
-    </w:p>
-    <w:p>
-      <w:pPr>
-        <w:numPr>
-          <w:ilvl w:val="0"/>
-          <w:numId w:val="41"/>
-        </w:numPr>
-      </w:pPr>
-      <w:r>
-        <w:rPr>
-          <w:b/>
-          <w:bCs/>
-        </w:rPr>
-        <w:t>Tööjaotus rühmas:</w:t>
-      </w:r>
-    </w:p>
-    <w:p>
-      <w:pPr>
-        <w:numPr>
-          <w:ilvl w:val="1"/>
-          <w:numId w:val="41"/>
-        </w:numPr>
-      </w:pPr>
-      <w:r>
-        <w:rPr>
-          <w:i/>
-          <w:iCs/>
-        </w:rPr>
-        <w:lastRenderedPageBreak/>
-        <w:t>Liige A (Andmetöötleja):</w:t>
-      </w:r>
-      <w:r>
-        <w:t xml:space="preserve"> Vastutas toorandmete hankimise, puhastamise ja Pythoni rikastamise skripti kirjutamise eest.</w:t>
-      </w:r>
-    </w:p>
-    <w:p>
-      <w:pPr>
-        <w:numPr>
-          <w:ilvl w:val="1"/>
-          <w:numId w:val="41"/>
-        </w:numPr>
-      </w:pPr>
-      <w:r>
-        <w:rPr>
-          <w:i/>
-          <w:iCs/>
-        </w:rPr>
-        <w:t>Liige B (Andmebaasi haldur):</w:t>
-      </w:r>
-      <w:r>
-        <w:t xml:space="preserve"> Püstitas kohaliku PostgreSQL andmebaasi, disainis relatsioonilise mudeli ja optimeeris tabelite seosed.</w:t>
-      </w:r>
-    </w:p>
-    <w:p>
-      <w:pPr>
-        <w:numPr>
-          <w:ilvl w:val="1"/>
-          <w:numId w:val="41"/>
-        </w:numPr>
-      </w:pPr>
-      <w:r>
-        <w:rPr>
-          <w:i/>
-          <w:iCs/>
-        </w:rPr>
-        <w:t>Liige C (Aruande disainer &amp; Analüütik):</w:t>
-      </w:r>
-      <w:r>
-        <w:t xml:space="preserve"> Lõi Power BI aruande, seadistas Shape Map kohandatud Eesti kaardi, kirjutas DAX-mõõdikud ja koostas Pythoni tulevikuprognoosi.</w:t>
-      </w:r>
-    </w:p>
-    <w:p>
-      <w:pPr>
-        <w:numPr>
-          <w:ilvl w:val="1"/>
-          <w:numId w:val="41"/>
-        </w:numPr>
-      </w:pPr>
-      <w:r>
-        <w:rPr>
-          <w:i/>
-          <w:iCs/>
-        </w:rPr>
-        <w:t>Liige D (Dokumenteerija &amp; Korraldaja):</w:t>
-      </w:r>
-      <w:r>
-        <w:t xml:space="preserve"> Haldis Git-repositooriumi versioonihaldust, koordineeris tähtaegu ja vormistas lõpudokumentatsiooni.</w:t>
-      </w:r>
-    </w:p>
-    <w:p>
-      <w:pPr>
-        <w:numPr>
-          <w:ilvl w:val="0"/>
-          <w:numId w:val="41"/>
-        </w:numPr>
-      </w:pPr>
-      <w:r>
-        <w:rPr>
-          <w:b/>
-          <w:bCs/>
-        </w:rPr>
-        <w:t>Suurim väljakutse:</w:t>
-      </w:r>
-      <w:r>
-        <w:t xml:space="preserve"> Tehniliselt suurimaks väljakutseks kujunes eri allikatest (Maa-amet vs Statistikaamet) pärit andmete ajaline ja geograafiline klapitamine Pythonis, kuna tabelite regioonide nimed erinesid tühikute ja kirjapildi poolest, mis vajas täiendavat andmete standardiseerimist.</w:t>
-      </w:r>
-    </w:p>
-    <w:p>
-      <w:pPr>
-        <w:numPr>
-          <w:ilvl w:val="0"/>
-          <w:numId w:val="41"/>
-        </w:numPr>
-      </w:pPr>
-      <w:r>
-        <w:rPr>
-          <w:b/>
-          <w:bCs/>
-        </w:rPr>
-        <w:t>AI-Kogemus (Eraldi lõik):</w:t>
-      </w:r>
-      <w:r>
-        <w:t xml:space="preserve"> LLM mudelite kasutamine kiirendas oluliselt Power BI-s esile kerkinud süntaksivigade lahendamist (nt ühekordsete jutumärkide konfliktid tabelinimedes). Samas ilmnes kriitiline kontrollivajadus kaardivisuaalide andmesiltide käsitlemisel, kus tehisaru pakkus esialgu funktsioone, mida konkreetne </w:t>
-      </w:r>
-      <w:r>
-        <w:rPr>
-          <w:i/>
-          <w:iCs/>
-        </w:rPr>
-        <w:t>Shape Map</w:t>
-      </w:r>
-      <w:r>
-        <w:t xml:space="preserve"> tehniliselt ei toetanud, nõudes meeskonnalt iseseisvat alternatiivsete analüütiliste lahenduste (edetabelite) välja töötamist.</w:t>
-      </w:r>
-    </w:p>
+    <w:p/>
     <w:p/>
     <w:sectPr>
       <w:pgSz w:w="11906" w:h="16838"/>
@@ -2597,6 +4533,155 @@
     </w:lvl>
   </w:abstractNum>
   <w:abstractNum w:abstractNumId="4" w15:restartNumberingAfterBreak="0">
+    <w:nsid w:val="117B4CCB"/>
+    <w:multiLevelType w:val="multilevel"/>
+    <w:tmpl w:val="8856EDF4"/>
+    <w:lvl w:ilvl="0">
+      <w:start w:val="1"/>
+      <w:numFmt w:val="bullet"/>
+      <w:lvlText w:val=""/>
+      <w:lvlJc w:val="left"/>
+      <w:pPr>
+        <w:tabs>
+          <w:tab w:val="num" w:pos="720"/>
+        </w:tabs>
+        <w:ind w:left="720" w:hanging="360"/>
+      </w:pPr>
+      <w:rPr>
+        <w:rFonts w:ascii="Symbol" w:hAnsi="Symbol" w:hint="default"/>
+        <w:sz w:val="20"/>
+      </w:rPr>
+    </w:lvl>
+    <w:lvl w:ilvl="1" w:tentative="1">
+      <w:start w:val="1"/>
+      <w:numFmt w:val="bullet"/>
+      <w:lvlText w:val="o"/>
+      <w:lvlJc w:val="left"/>
+      <w:pPr>
+        <w:tabs>
+          <w:tab w:val="num" w:pos="1440"/>
+        </w:tabs>
+        <w:ind w:left="1440" w:hanging="360"/>
+      </w:pPr>
+      <w:rPr>
+        <w:rFonts w:ascii="Courier New" w:hAnsi="Courier New" w:hint="default"/>
+        <w:sz w:val="20"/>
+      </w:rPr>
+    </w:lvl>
+    <w:lvl w:ilvl="2" w:tentative="1">
+      <w:start w:val="1"/>
+      <w:numFmt w:val="bullet"/>
+      <w:lvlText w:val=""/>
+      <w:lvlJc w:val="left"/>
+      <w:pPr>
+        <w:tabs>
+          <w:tab w:val="num" w:pos="2160"/>
+        </w:tabs>
+        <w:ind w:left="2160" w:hanging="360"/>
+      </w:pPr>
+      <w:rPr>
+        <w:rFonts w:ascii="Wingdings" w:hAnsi="Wingdings" w:hint="default"/>
+        <w:sz w:val="20"/>
+      </w:rPr>
+    </w:lvl>
+    <w:lvl w:ilvl="3" w:tentative="1">
+      <w:start w:val="1"/>
+      <w:numFmt w:val="bullet"/>
+      <w:lvlText w:val=""/>
+      <w:lvlJc w:val="left"/>
+      <w:pPr>
+        <w:tabs>
+          <w:tab w:val="num" w:pos="2880"/>
+        </w:tabs>
+        <w:ind w:left="2880" w:hanging="360"/>
+      </w:pPr>
+      <w:rPr>
+        <w:rFonts w:ascii="Wingdings" w:hAnsi="Wingdings" w:hint="default"/>
+        <w:sz w:val="20"/>
+      </w:rPr>
+    </w:lvl>
+    <w:lvl w:ilvl="4" w:tentative="1">
+      <w:start w:val="1"/>
+      <w:numFmt w:val="bullet"/>
+      <w:lvlText w:val=""/>
+      <w:lvlJc w:val="left"/>
+      <w:pPr>
+        <w:tabs>
+          <w:tab w:val="num" w:pos="3600"/>
+        </w:tabs>
+        <w:ind w:left="3600" w:hanging="360"/>
+      </w:pPr>
+      <w:rPr>
+        <w:rFonts w:ascii="Wingdings" w:hAnsi="Wingdings" w:hint="default"/>
+        <w:sz w:val="20"/>
+      </w:rPr>
+    </w:lvl>
+    <w:lvl w:ilvl="5" w:tentative="1">
+      <w:start w:val="1"/>
+      <w:numFmt w:val="bullet"/>
+      <w:lvlText w:val=""/>
+      <w:lvlJc w:val="left"/>
+      <w:pPr>
+        <w:tabs>
+          <w:tab w:val="num" w:pos="4320"/>
+        </w:tabs>
+        <w:ind w:left="4320" w:hanging="360"/>
+      </w:pPr>
+      <w:rPr>
+        <w:rFonts w:ascii="Wingdings" w:hAnsi="Wingdings" w:hint="default"/>
+        <w:sz w:val="20"/>
+      </w:rPr>
+    </w:lvl>
+    <w:lvl w:ilvl="6" w:tentative="1">
+      <w:start w:val="1"/>
+      <w:numFmt w:val="bullet"/>
+      <w:lvlText w:val=""/>
+      <w:lvlJc w:val="left"/>
+      <w:pPr>
+        <w:tabs>
+          <w:tab w:val="num" w:pos="5040"/>
+        </w:tabs>
+        <w:ind w:left="5040" w:hanging="360"/>
+      </w:pPr>
+      <w:rPr>
+        <w:rFonts w:ascii="Wingdings" w:hAnsi="Wingdings" w:hint="default"/>
+        <w:sz w:val="20"/>
+      </w:rPr>
+    </w:lvl>
+    <w:lvl w:ilvl="7" w:tentative="1">
+      <w:start w:val="1"/>
+      <w:numFmt w:val="bullet"/>
+      <w:lvlText w:val=""/>
+      <w:lvlJc w:val="left"/>
+      <w:pPr>
+        <w:tabs>
+          <w:tab w:val="num" w:pos="5760"/>
+        </w:tabs>
+        <w:ind w:left="5760" w:hanging="360"/>
+      </w:pPr>
+      <w:rPr>
+        <w:rFonts w:ascii="Wingdings" w:hAnsi="Wingdings" w:hint="default"/>
+        <w:sz w:val="20"/>
+      </w:rPr>
+    </w:lvl>
+    <w:lvl w:ilvl="8" w:tentative="1">
+      <w:start w:val="1"/>
+      <w:numFmt w:val="bullet"/>
+      <w:lvlText w:val=""/>
+      <w:lvlJc w:val="left"/>
+      <w:pPr>
+        <w:tabs>
+          <w:tab w:val="num" w:pos="6480"/>
+        </w:tabs>
+        <w:ind w:left="6480" w:hanging="360"/>
+      </w:pPr>
+      <w:rPr>
+        <w:rFonts w:ascii="Wingdings" w:hAnsi="Wingdings" w:hint="default"/>
+        <w:sz w:val="20"/>
+      </w:rPr>
+    </w:lvl>
+  </w:abstractNum>
+  <w:abstractNum w:abstractNumId="5" w15:restartNumberingAfterBreak="0">
     <w:nsid w:val="13096A8D"/>
     <w:multiLevelType w:val="multilevel"/>
     <w:tmpl w:val="DF5EB782"/>
@@ -2745,7 +4830,7 @@
       </w:rPr>
     </w:lvl>
   </w:abstractNum>
-  <w:abstractNum w:abstractNumId="5" w15:restartNumberingAfterBreak="0">
+  <w:abstractNum w:abstractNumId="6" w15:restartNumberingAfterBreak="0">
     <w:nsid w:val="17733DA5"/>
     <w:multiLevelType w:val="multilevel"/>
     <w:tmpl w:val="422CF036"/>
@@ -2894,7 +4979,156 @@
       </w:rPr>
     </w:lvl>
   </w:abstractNum>
-  <w:abstractNum w:abstractNumId="6" w15:restartNumberingAfterBreak="0">
+  <w:abstractNum w:abstractNumId="7" w15:restartNumberingAfterBreak="0">
+    <w:nsid w:val="1D242428"/>
+    <w:multiLevelType w:val="multilevel"/>
+    <w:tmpl w:val="7390E9D0"/>
+    <w:lvl w:ilvl="0">
+      <w:start w:val="1"/>
+      <w:numFmt w:val="bullet"/>
+      <w:lvlText w:val=""/>
+      <w:lvlJc w:val="left"/>
+      <w:pPr>
+        <w:tabs>
+          <w:tab w:val="num" w:pos="720"/>
+        </w:tabs>
+        <w:ind w:left="720" w:hanging="360"/>
+      </w:pPr>
+      <w:rPr>
+        <w:rFonts w:ascii="Symbol" w:hAnsi="Symbol" w:hint="default"/>
+        <w:sz w:val="20"/>
+      </w:rPr>
+    </w:lvl>
+    <w:lvl w:ilvl="1" w:tentative="1">
+      <w:start w:val="1"/>
+      <w:numFmt w:val="bullet"/>
+      <w:lvlText w:val="o"/>
+      <w:lvlJc w:val="left"/>
+      <w:pPr>
+        <w:tabs>
+          <w:tab w:val="num" w:pos="1440"/>
+        </w:tabs>
+        <w:ind w:left="1440" w:hanging="360"/>
+      </w:pPr>
+      <w:rPr>
+        <w:rFonts w:ascii="Courier New" w:hAnsi="Courier New" w:hint="default"/>
+        <w:sz w:val="20"/>
+      </w:rPr>
+    </w:lvl>
+    <w:lvl w:ilvl="2" w:tentative="1">
+      <w:start w:val="1"/>
+      <w:numFmt w:val="bullet"/>
+      <w:lvlText w:val=""/>
+      <w:lvlJc w:val="left"/>
+      <w:pPr>
+        <w:tabs>
+          <w:tab w:val="num" w:pos="2160"/>
+        </w:tabs>
+        <w:ind w:left="2160" w:hanging="360"/>
+      </w:pPr>
+      <w:rPr>
+        <w:rFonts w:ascii="Wingdings" w:hAnsi="Wingdings" w:hint="default"/>
+        <w:sz w:val="20"/>
+      </w:rPr>
+    </w:lvl>
+    <w:lvl w:ilvl="3" w:tentative="1">
+      <w:start w:val="1"/>
+      <w:numFmt w:val="bullet"/>
+      <w:lvlText w:val=""/>
+      <w:lvlJc w:val="left"/>
+      <w:pPr>
+        <w:tabs>
+          <w:tab w:val="num" w:pos="2880"/>
+        </w:tabs>
+        <w:ind w:left="2880" w:hanging="360"/>
+      </w:pPr>
+      <w:rPr>
+        <w:rFonts w:ascii="Wingdings" w:hAnsi="Wingdings" w:hint="default"/>
+        <w:sz w:val="20"/>
+      </w:rPr>
+    </w:lvl>
+    <w:lvl w:ilvl="4" w:tentative="1">
+      <w:start w:val="1"/>
+      <w:numFmt w:val="bullet"/>
+      <w:lvlText w:val=""/>
+      <w:lvlJc w:val="left"/>
+      <w:pPr>
+        <w:tabs>
+          <w:tab w:val="num" w:pos="3600"/>
+        </w:tabs>
+        <w:ind w:left="3600" w:hanging="360"/>
+      </w:pPr>
+      <w:rPr>
+        <w:rFonts w:ascii="Wingdings" w:hAnsi="Wingdings" w:hint="default"/>
+        <w:sz w:val="20"/>
+      </w:rPr>
+    </w:lvl>
+    <w:lvl w:ilvl="5" w:tentative="1">
+      <w:start w:val="1"/>
+      <w:numFmt w:val="bullet"/>
+      <w:lvlText w:val=""/>
+      <w:lvlJc w:val="left"/>
+      <w:pPr>
+        <w:tabs>
+          <w:tab w:val="num" w:pos="4320"/>
+        </w:tabs>
+        <w:ind w:left="4320" w:hanging="360"/>
+      </w:pPr>
+      <w:rPr>
+        <w:rFonts w:ascii="Wingdings" w:hAnsi="Wingdings" w:hint="default"/>
+        <w:sz w:val="20"/>
+      </w:rPr>
+    </w:lvl>
+    <w:lvl w:ilvl="6" w:tentative="1">
+      <w:start w:val="1"/>
+      <w:numFmt w:val="bullet"/>
+      <w:lvlText w:val=""/>
+      <w:lvlJc w:val="left"/>
+      <w:pPr>
+        <w:tabs>
+          <w:tab w:val="num" w:pos="5040"/>
+        </w:tabs>
+        <w:ind w:left="5040" w:hanging="360"/>
+      </w:pPr>
+      <w:rPr>
+        <w:rFonts w:ascii="Wingdings" w:hAnsi="Wingdings" w:hint="default"/>
+        <w:sz w:val="20"/>
+      </w:rPr>
+    </w:lvl>
+    <w:lvl w:ilvl="7" w:tentative="1">
+      <w:start w:val="1"/>
+      <w:numFmt w:val="bullet"/>
+      <w:lvlText w:val=""/>
+      <w:lvlJc w:val="left"/>
+      <w:pPr>
+        <w:tabs>
+          <w:tab w:val="num" w:pos="5760"/>
+        </w:tabs>
+        <w:ind w:left="5760" w:hanging="360"/>
+      </w:pPr>
+      <w:rPr>
+        <w:rFonts w:ascii="Wingdings" w:hAnsi="Wingdings" w:hint="default"/>
+        <w:sz w:val="20"/>
+      </w:rPr>
+    </w:lvl>
+    <w:lvl w:ilvl="8" w:tentative="1">
+      <w:start w:val="1"/>
+      <w:numFmt w:val="bullet"/>
+      <w:lvlText w:val=""/>
+      <w:lvlJc w:val="left"/>
+      <w:pPr>
+        <w:tabs>
+          <w:tab w:val="num" w:pos="6480"/>
+        </w:tabs>
+        <w:ind w:left="6480" w:hanging="360"/>
+      </w:pPr>
+      <w:rPr>
+        <w:rFonts w:ascii="Wingdings" w:hAnsi="Wingdings" w:hint="default"/>
+        <w:sz w:val="20"/>
+      </w:rPr>
+    </w:lvl>
+  </w:abstractNum>
+  <w:abstractNum w:abstractNumId="8" w15:restartNumberingAfterBreak="0">
     <w:nsid w:val="1D335976"/>
     <w:multiLevelType w:val="multilevel"/>
     <w:tmpl w:val="7996EA04"/>
@@ -3043,7 +5277,7 @@
       </w:rPr>
     </w:lvl>
   </w:abstractNum>
-  <w:abstractNum w:abstractNumId="7" w15:restartNumberingAfterBreak="0">
+  <w:abstractNum w:abstractNumId="9" w15:restartNumberingAfterBreak="0">
     <w:nsid w:val="1DA454AA"/>
     <w:multiLevelType w:val="multilevel"/>
     <w:tmpl w:val="A50C28A0"/>
@@ -3192,7 +5426,7 @@
       </w:rPr>
     </w:lvl>
   </w:abstractNum>
-  <w:abstractNum w:abstractNumId="8" w15:restartNumberingAfterBreak="0">
+  <w:abstractNum w:abstractNumId="10" w15:restartNumberingAfterBreak="0">
     <w:nsid w:val="1F250D5F"/>
     <w:multiLevelType w:val="multilevel"/>
     <w:tmpl w:val="4C3AA9A0"/>
@@ -3341,7 +5575,156 @@
       </w:rPr>
     </w:lvl>
   </w:abstractNum>
-  <w:abstractNum w:abstractNumId="9" w15:restartNumberingAfterBreak="0">
+  <w:abstractNum w:abstractNumId="11" w15:restartNumberingAfterBreak="0">
+    <w:nsid w:val="1F536A1D"/>
+    <w:multiLevelType w:val="multilevel"/>
+    <w:tmpl w:val="2B105C98"/>
+    <w:lvl w:ilvl="0">
+      <w:start w:val="1"/>
+      <w:numFmt w:val="bullet"/>
+      <w:lvlText w:val=""/>
+      <w:lvlJc w:val="left"/>
+      <w:pPr>
+        <w:tabs>
+          <w:tab w:val="num" w:pos="720"/>
+        </w:tabs>
+        <w:ind w:left="720" w:hanging="360"/>
+      </w:pPr>
+      <w:rPr>
+        <w:rFonts w:ascii="Symbol" w:hAnsi="Symbol" w:hint="default"/>
+        <w:sz w:val="20"/>
+      </w:rPr>
+    </w:lvl>
+    <w:lvl w:ilvl="1">
+      <w:start w:val="1"/>
+      <w:numFmt w:val="bullet"/>
+      <w:lvlText w:val="o"/>
+      <w:lvlJc w:val="left"/>
+      <w:pPr>
+        <w:tabs>
+          <w:tab w:val="num" w:pos="1440"/>
+        </w:tabs>
+        <w:ind w:left="1440" w:hanging="360"/>
+      </w:pPr>
+      <w:rPr>
+        <w:rFonts w:ascii="Courier New" w:hAnsi="Courier New" w:hint="default"/>
+        <w:sz w:val="20"/>
+      </w:rPr>
+    </w:lvl>
+    <w:lvl w:ilvl="2" w:tentative="1">
+      <w:start w:val="1"/>
+      <w:numFmt w:val="bullet"/>
+      <w:lvlText w:val=""/>
+      <w:lvlJc w:val="left"/>
+      <w:pPr>
+        <w:tabs>
+          <w:tab w:val="num" w:pos="2160"/>
+        </w:tabs>
+        <w:ind w:left="2160" w:hanging="360"/>
+      </w:pPr>
+      <w:rPr>
+        <w:rFonts w:ascii="Wingdings" w:hAnsi="Wingdings" w:hint="default"/>
+        <w:sz w:val="20"/>
+      </w:rPr>
+    </w:lvl>
+    <w:lvl w:ilvl="3" w:tentative="1">
+      <w:start w:val="1"/>
+      <w:numFmt w:val="bullet"/>
+      <w:lvlText w:val=""/>
+      <w:lvlJc w:val="left"/>
+      <w:pPr>
+        <w:tabs>
+          <w:tab w:val="num" w:pos="2880"/>
+        </w:tabs>
+        <w:ind w:left="2880" w:hanging="360"/>
+      </w:pPr>
+      <w:rPr>
+        <w:rFonts w:ascii="Wingdings" w:hAnsi="Wingdings" w:hint="default"/>
+        <w:sz w:val="20"/>
+      </w:rPr>
+    </w:lvl>
+    <w:lvl w:ilvl="4" w:tentative="1">
+      <w:start w:val="1"/>
+      <w:numFmt w:val="bullet"/>
+      <w:lvlText w:val=""/>
+      <w:lvlJc w:val="left"/>
+      <w:pPr>
+        <w:tabs>
+          <w:tab w:val="num" w:pos="3600"/>
+        </w:tabs>
+        <w:ind w:left="3600" w:hanging="360"/>
+      </w:pPr>
+      <w:rPr>
+        <w:rFonts w:ascii="Wingdings" w:hAnsi="Wingdings" w:hint="default"/>
+        <w:sz w:val="20"/>
+      </w:rPr>
+    </w:lvl>
+    <w:lvl w:ilvl="5" w:tentative="1">
+      <w:start w:val="1"/>
+      <w:numFmt w:val="bullet"/>
+      <w:lvlText w:val=""/>
+      <w:lvlJc w:val="left"/>
+      <w:pPr>
+        <w:tabs>
+          <w:tab w:val="num" w:pos="4320"/>
+        </w:tabs>
+        <w:ind w:left="4320" w:hanging="360"/>
+      </w:pPr>
+      <w:rPr>
+        <w:rFonts w:ascii="Wingdings" w:hAnsi="Wingdings" w:hint="default"/>
+        <w:sz w:val="20"/>
+      </w:rPr>
+    </w:lvl>
+    <w:lvl w:ilvl="6" w:tentative="1">
+      <w:start w:val="1"/>
+      <w:numFmt w:val="bullet"/>
+      <w:lvlText w:val=""/>
+      <w:lvlJc w:val="left"/>
+      <w:pPr>
+        <w:tabs>
+          <w:tab w:val="num" w:pos="5040"/>
+        </w:tabs>
+        <w:ind w:left="5040" w:hanging="360"/>
+      </w:pPr>
+      <w:rPr>
+        <w:rFonts w:ascii="Wingdings" w:hAnsi="Wingdings" w:hint="default"/>
+        <w:sz w:val="20"/>
+      </w:rPr>
+    </w:lvl>
+    <w:lvl w:ilvl="7" w:tentative="1">
+      <w:start w:val="1"/>
+      <w:numFmt w:val="bullet"/>
+      <w:lvlText w:val=""/>
+      <w:lvlJc w:val="left"/>
+      <w:pPr>
+        <w:tabs>
+          <w:tab w:val="num" w:pos="5760"/>
+        </w:tabs>
+        <w:ind w:left="5760" w:hanging="360"/>
+      </w:pPr>
+      <w:rPr>
+        <w:rFonts w:ascii="Wingdings" w:hAnsi="Wingdings" w:hint="default"/>
+        <w:sz w:val="20"/>
+      </w:rPr>
+    </w:lvl>
+    <w:lvl w:ilvl="8" w:tentative="1">
+      <w:start w:val="1"/>
+      <w:numFmt w:val="bullet"/>
+      <w:lvlText w:val=""/>
+      <w:lvlJc w:val="left"/>
+      <w:pPr>
+        <w:tabs>
+          <w:tab w:val="num" w:pos="6480"/>
+        </w:tabs>
+        <w:ind w:left="6480" w:hanging="360"/>
+      </w:pPr>
+      <w:rPr>
+        <w:rFonts w:ascii="Wingdings" w:hAnsi="Wingdings" w:hint="default"/>
+        <w:sz w:val="20"/>
+      </w:rPr>
+    </w:lvl>
+  </w:abstractNum>
+  <w:abstractNum w:abstractNumId="12" w15:restartNumberingAfterBreak="0">
     <w:nsid w:val="20C01250"/>
     <w:multiLevelType w:val="multilevel"/>
     <w:tmpl w:val="63F05530"/>
@@ -3458,7 +5841,7 @@
       </w:pPr>
     </w:lvl>
   </w:abstractNum>
-  <w:abstractNum w:abstractNumId="10" w15:restartNumberingAfterBreak="0">
+  <w:abstractNum w:abstractNumId="13" w15:restartNumberingAfterBreak="0">
     <w:nsid w:val="210B4ED5"/>
     <w:multiLevelType w:val="multilevel"/>
     <w:tmpl w:val="270C7CA6"/>
@@ -3607,7 +5990,7 @@
       </w:rPr>
     </w:lvl>
   </w:abstractNum>
-  <w:abstractNum w:abstractNumId="11" w15:restartNumberingAfterBreak="0">
+  <w:abstractNum w:abstractNumId="14" w15:restartNumberingAfterBreak="0">
     <w:nsid w:val="26997F2E"/>
     <w:multiLevelType w:val="multilevel"/>
     <w:tmpl w:val="BEE6F11A"/>
@@ -3756,7 +6139,7 @@
       </w:rPr>
     </w:lvl>
   </w:abstractNum>
-  <w:abstractNum w:abstractNumId="12" w15:restartNumberingAfterBreak="0">
+  <w:abstractNum w:abstractNumId="15" w15:restartNumberingAfterBreak="0">
     <w:nsid w:val="289F0551"/>
     <w:multiLevelType w:val="multilevel"/>
     <w:tmpl w:val="2DA0BC04"/>
@@ -3869,7 +6252,7 @@
       </w:pPr>
     </w:lvl>
   </w:abstractNum>
-  <w:abstractNum w:abstractNumId="13" w15:restartNumberingAfterBreak="0">
+  <w:abstractNum w:abstractNumId="16" w15:restartNumberingAfterBreak="0">
     <w:nsid w:val="2D875527"/>
     <w:multiLevelType w:val="multilevel"/>
     <w:tmpl w:val="09204BBE"/>
@@ -4018,7 +6401,7 @@
       </w:rPr>
     </w:lvl>
   </w:abstractNum>
-  <w:abstractNum w:abstractNumId="14" w15:restartNumberingAfterBreak="0">
+  <w:abstractNum w:abstractNumId="17" w15:restartNumberingAfterBreak="0">
     <w:nsid w:val="2E9A166A"/>
     <w:multiLevelType w:val="multilevel"/>
     <w:tmpl w:val="46549B98"/>
@@ -4167,7 +6550,273 @@
       </w:rPr>
     </w:lvl>
   </w:abstractNum>
-  <w:abstractNum w:abstractNumId="15" w15:restartNumberingAfterBreak="0">
+  <w:abstractNum w:abstractNumId="18" w15:restartNumberingAfterBreak="0">
+    <w:nsid w:val="32286CE3"/>
+    <w:multiLevelType w:val="multilevel"/>
+    <w:tmpl w:val="20CA4FFA"/>
+    <w:lvl w:ilvl="0">
+      <w:start w:val="1"/>
+      <w:numFmt w:val="bullet"/>
+      <w:lvlText w:val=""/>
+      <w:lvlJc w:val="left"/>
+      <w:pPr>
+        <w:tabs>
+          <w:tab w:val="num" w:pos="720"/>
+        </w:tabs>
+        <w:ind w:left="720" w:hanging="360"/>
+      </w:pPr>
+      <w:rPr>
+        <w:rFonts w:ascii="Symbol" w:hAnsi="Symbol" w:hint="default"/>
+        <w:sz w:val="20"/>
+      </w:rPr>
+    </w:lvl>
+    <w:lvl w:ilvl="1" w:tentative="1">
+      <w:start w:val="1"/>
+      <w:numFmt w:val="bullet"/>
+      <w:lvlText w:val="o"/>
+      <w:lvlJc w:val="left"/>
+      <w:pPr>
+        <w:tabs>
+          <w:tab w:val="num" w:pos="1440"/>
+        </w:tabs>
+        <w:ind w:left="1440" w:hanging="360"/>
+      </w:pPr>
+      <w:rPr>
+        <w:rFonts w:ascii="Courier New" w:hAnsi="Courier New" w:hint="default"/>
+        <w:sz w:val="20"/>
+      </w:rPr>
+    </w:lvl>
+    <w:lvl w:ilvl="2" w:tentative="1">
+      <w:start w:val="1"/>
+      <w:numFmt w:val="bullet"/>
+      <w:lvlText w:val=""/>
+      <w:lvlJc w:val="left"/>
+      <w:pPr>
+        <w:tabs>
+          <w:tab w:val="num" w:pos="2160"/>
+        </w:tabs>
+        <w:ind w:left="2160" w:hanging="360"/>
+      </w:pPr>
+      <w:rPr>
+        <w:rFonts w:ascii="Wingdings" w:hAnsi="Wingdings" w:hint="default"/>
+        <w:sz w:val="20"/>
+      </w:rPr>
+    </w:lvl>
+    <w:lvl w:ilvl="3" w:tentative="1">
+      <w:start w:val="1"/>
+      <w:numFmt w:val="bullet"/>
+      <w:lvlText w:val=""/>
+      <w:lvlJc w:val="left"/>
+      <w:pPr>
+        <w:tabs>
+          <w:tab w:val="num" w:pos="2880"/>
+        </w:tabs>
+        <w:ind w:left="2880" w:hanging="360"/>
+      </w:pPr>
+      <w:rPr>
+        <w:rFonts w:ascii="Wingdings" w:hAnsi="Wingdings" w:hint="default"/>
+        <w:sz w:val="20"/>
+      </w:rPr>
+    </w:lvl>
+    <w:lvl w:ilvl="4" w:tentative="1">
+      <w:start w:val="1"/>
+      <w:numFmt w:val="bullet"/>
+      <w:lvlText w:val=""/>
+      <w:lvlJc w:val="left"/>
+      <w:pPr>
+        <w:tabs>
+          <w:tab w:val="num" w:pos="3600"/>
+        </w:tabs>
+        <w:ind w:left="3600" w:hanging="360"/>
+      </w:pPr>
+      <w:rPr>
+        <w:rFonts w:ascii="Wingdings" w:hAnsi="Wingdings" w:hint="default"/>
+        <w:sz w:val="20"/>
+      </w:rPr>
+    </w:lvl>
+    <w:lvl w:ilvl="5" w:tentative="1">
+      <w:start w:val="1"/>
+      <w:numFmt w:val="bullet"/>
+      <w:lvlText w:val=""/>
+      <w:lvlJc w:val="left"/>
+      <w:pPr>
+        <w:tabs>
+          <w:tab w:val="num" w:pos="4320"/>
+        </w:tabs>
+        <w:ind w:left="4320" w:hanging="360"/>
+      </w:pPr>
+      <w:rPr>
+        <w:rFonts w:ascii="Wingdings" w:hAnsi="Wingdings" w:hint="default"/>
+        <w:sz w:val="20"/>
+      </w:rPr>
+    </w:lvl>
+    <w:lvl w:ilvl="6" w:tentative="1">
+      <w:start w:val="1"/>
+      <w:numFmt w:val="bullet"/>
+      <w:lvlText w:val=""/>
+      <w:lvlJc w:val="left"/>
+      <w:pPr>
+        <w:tabs>
+          <w:tab w:val="num" w:pos="5040"/>
+        </w:tabs>
+        <w:ind w:left="5040" w:hanging="360"/>
+      </w:pPr>
+      <w:rPr>
+        <w:rFonts w:ascii="Wingdings" w:hAnsi="Wingdings" w:hint="default"/>
+        <w:sz w:val="20"/>
+      </w:rPr>
+    </w:lvl>
+    <w:lvl w:ilvl="7" w:tentative="1">
+      <w:start w:val="1"/>
+      <w:numFmt w:val="bullet"/>
+      <w:lvlText w:val=""/>
+      <w:lvlJc w:val="left"/>
+      <w:pPr>
+        <w:tabs>
+          <w:tab w:val="num" w:pos="5760"/>
+        </w:tabs>
+        <w:ind w:left="5760" w:hanging="360"/>
+      </w:pPr>
+      <w:rPr>
+        <w:rFonts w:ascii="Wingdings" w:hAnsi="Wingdings" w:hint="default"/>
+        <w:sz w:val="20"/>
+      </w:rPr>
+    </w:lvl>
+    <w:lvl w:ilvl="8" w:tentative="1">
+      <w:start w:val="1"/>
+      <w:numFmt w:val="bullet"/>
+      <w:lvlText w:val=""/>
+      <w:lvlJc w:val="left"/>
+      <w:pPr>
+        <w:tabs>
+          <w:tab w:val="num" w:pos="6480"/>
+        </w:tabs>
+        <w:ind w:left="6480" w:hanging="360"/>
+      </w:pPr>
+      <w:rPr>
+        <w:rFonts w:ascii="Wingdings" w:hAnsi="Wingdings" w:hint="default"/>
+        <w:sz w:val="20"/>
+      </w:rPr>
+    </w:lvl>
+  </w:abstractNum>
+  <w:abstractNum w:abstractNumId="19" w15:restartNumberingAfterBreak="0">
+    <w:nsid w:val="328560DC"/>
+    <w:multiLevelType w:val="multilevel"/>
+    <w:tmpl w:val="2C1EF1A6"/>
+    <w:lvl w:ilvl="0">
+      <w:start w:val="1"/>
+      <w:numFmt w:val="decimal"/>
+      <w:lvlText w:val="%1."/>
+      <w:lvlJc w:val="left"/>
+      <w:pPr>
+        <w:tabs>
+          <w:tab w:val="num" w:pos="720"/>
+        </w:tabs>
+        <w:ind w:left="720" w:hanging="360"/>
+      </w:pPr>
+    </w:lvl>
+    <w:lvl w:ilvl="1">
+      <w:start w:val="1"/>
+      <w:numFmt w:val="bullet"/>
+      <w:lvlText w:val="o"/>
+      <w:lvlJc w:val="left"/>
+      <w:pPr>
+        <w:tabs>
+          <w:tab w:val="num" w:pos="1440"/>
+        </w:tabs>
+        <w:ind w:left="1440" w:hanging="360"/>
+      </w:pPr>
+      <w:rPr>
+        <w:rFonts w:ascii="Courier New" w:hAnsi="Courier New" w:hint="default"/>
+        <w:sz w:val="20"/>
+      </w:rPr>
+    </w:lvl>
+    <w:lvl w:ilvl="2" w:tentative="1">
+      <w:start w:val="1"/>
+      <w:numFmt w:val="decimal"/>
+      <w:lvlText w:val="%3."/>
+      <w:lvlJc w:val="left"/>
+      <w:pPr>
+        <w:tabs>
+          <w:tab w:val="num" w:pos="2160"/>
+        </w:tabs>
+        <w:ind w:left="2160" w:hanging="360"/>
+      </w:pPr>
+    </w:lvl>
+    <w:lvl w:ilvl="3" w:tentative="1">
+      <w:start w:val="1"/>
+      <w:numFmt w:val="decimal"/>
+      <w:lvlText w:val="%4."/>
+      <w:lvlJc w:val="left"/>
+      <w:pPr>
+        <w:tabs>
+          <w:tab w:val="num" w:pos="2880"/>
+        </w:tabs>
+        <w:ind w:left="2880" w:hanging="360"/>
+      </w:pPr>
+    </w:lvl>
+    <w:lvl w:ilvl="4" w:tentative="1">
+      <w:start w:val="1"/>
+      <w:numFmt w:val="decimal"/>
+      <w:lvlText w:val="%5."/>
+      <w:lvlJc w:val="left"/>
+      <w:pPr>
+        <w:tabs>
+          <w:tab w:val="num" w:pos="3600"/>
+        </w:tabs>
+        <w:ind w:left="3600" w:hanging="360"/>
+      </w:pPr>
+    </w:lvl>
+    <w:lvl w:ilvl="5" w:tentative="1">
+      <w:start w:val="1"/>
+      <w:numFmt w:val="decimal"/>
+      <w:lvlText w:val="%6."/>
+      <w:lvlJc w:val="left"/>
+      <w:pPr>
+        <w:tabs>
+          <w:tab w:val="num" w:pos="4320"/>
+        </w:tabs>
+        <w:ind w:left="4320" w:hanging="360"/>
+      </w:pPr>
+    </w:lvl>
+    <w:lvl w:ilvl="6" w:tentative="1">
+      <w:start w:val="1"/>
+      <w:numFmt w:val="decimal"/>
+      <w:lvlText w:val="%7."/>
+      <w:lvlJc w:val="left"/>
+      <w:pPr>
+        <w:tabs>
+          <w:tab w:val="num" w:pos="5040"/>
+        </w:tabs>
+        <w:ind w:left="5040" w:hanging="360"/>
+      </w:pPr>
+    </w:lvl>
+    <w:lvl w:ilvl="7" w:tentative="1">
+      <w:start w:val="1"/>
+      <w:numFmt w:val="decimal"/>
+      <w:lvlText w:val="%8."/>
+      <w:lvlJc w:val="left"/>
+      <w:pPr>
+        <w:tabs>
+          <w:tab w:val="num" w:pos="5760"/>
+        </w:tabs>
+        <w:ind w:left="5760" w:hanging="360"/>
+      </w:pPr>
+    </w:lvl>
+    <w:lvl w:ilvl="8" w:tentative="1">
+      <w:start w:val="1"/>
+      <w:numFmt w:val="decimal"/>
+      <w:lvlText w:val="%9."/>
+      <w:lvlJc w:val="left"/>
+      <w:pPr>
+        <w:tabs>
+          <w:tab w:val="num" w:pos="6480"/>
+        </w:tabs>
+        <w:ind w:left="6480" w:hanging="360"/>
+      </w:pPr>
+    </w:lvl>
+  </w:abstractNum>
+  <w:abstractNum w:abstractNumId="20" w15:restartNumberingAfterBreak="0">
     <w:nsid w:val="367F701A"/>
     <w:multiLevelType w:val="multilevel"/>
     <w:tmpl w:val="C38ECCE2"/>
@@ -4280,7 +6929,156 @@
       </w:pPr>
     </w:lvl>
   </w:abstractNum>
-  <w:abstractNum w:abstractNumId="16" w15:restartNumberingAfterBreak="0">
+  <w:abstractNum w:abstractNumId="21" w15:restartNumberingAfterBreak="0">
+    <w:nsid w:val="38583C1F"/>
+    <w:multiLevelType w:val="multilevel"/>
+    <w:tmpl w:val="6E2C2928"/>
+    <w:lvl w:ilvl="0">
+      <w:start w:val="1"/>
+      <w:numFmt w:val="bullet"/>
+      <w:lvlText w:val=""/>
+      <w:lvlJc w:val="left"/>
+      <w:pPr>
+        <w:tabs>
+          <w:tab w:val="num" w:pos="720"/>
+        </w:tabs>
+        <w:ind w:left="720" w:hanging="360"/>
+      </w:pPr>
+      <w:rPr>
+        <w:rFonts w:ascii="Symbol" w:hAnsi="Symbol" w:hint="default"/>
+        <w:sz w:val="20"/>
+      </w:rPr>
+    </w:lvl>
+    <w:lvl w:ilvl="1" w:tentative="1">
+      <w:start w:val="1"/>
+      <w:numFmt w:val="bullet"/>
+      <w:lvlText w:val="o"/>
+      <w:lvlJc w:val="left"/>
+      <w:pPr>
+        <w:tabs>
+          <w:tab w:val="num" w:pos="1440"/>
+        </w:tabs>
+        <w:ind w:left="1440" w:hanging="360"/>
+      </w:pPr>
+      <w:rPr>
+        <w:rFonts w:ascii="Courier New" w:hAnsi="Courier New" w:hint="default"/>
+        <w:sz w:val="20"/>
+      </w:rPr>
+    </w:lvl>
+    <w:lvl w:ilvl="2" w:tentative="1">
+      <w:start w:val="1"/>
+      <w:numFmt w:val="bullet"/>
+      <w:lvlText w:val=""/>
+      <w:lvlJc w:val="left"/>
+      <w:pPr>
+        <w:tabs>
+          <w:tab w:val="num" w:pos="2160"/>
+        </w:tabs>
+        <w:ind w:left="2160" w:hanging="360"/>
+      </w:pPr>
+      <w:rPr>
+        <w:rFonts w:ascii="Wingdings" w:hAnsi="Wingdings" w:hint="default"/>
+        <w:sz w:val="20"/>
+      </w:rPr>
+    </w:lvl>
+    <w:lvl w:ilvl="3" w:tentative="1">
+      <w:start w:val="1"/>
+      <w:numFmt w:val="bullet"/>
+      <w:lvlText w:val=""/>
+      <w:lvlJc w:val="left"/>
+      <w:pPr>
+        <w:tabs>
+          <w:tab w:val="num" w:pos="2880"/>
+        </w:tabs>
+        <w:ind w:left="2880" w:hanging="360"/>
+      </w:pPr>
+      <w:rPr>
+        <w:rFonts w:ascii="Wingdings" w:hAnsi="Wingdings" w:hint="default"/>
+        <w:sz w:val="20"/>
+      </w:rPr>
+    </w:lvl>
+    <w:lvl w:ilvl="4" w:tentative="1">
+      <w:start w:val="1"/>
+      <w:numFmt w:val="bullet"/>
+      <w:lvlText w:val=""/>
+      <w:lvlJc w:val="left"/>
+      <w:pPr>
+        <w:tabs>
+          <w:tab w:val="num" w:pos="3600"/>
+        </w:tabs>
+        <w:ind w:left="3600" w:hanging="360"/>
+      </w:pPr>
+      <w:rPr>
+        <w:rFonts w:ascii="Wingdings" w:hAnsi="Wingdings" w:hint="default"/>
+        <w:sz w:val="20"/>
+      </w:rPr>
+    </w:lvl>
+    <w:lvl w:ilvl="5" w:tentative="1">
+      <w:start w:val="1"/>
+      <w:numFmt w:val="bullet"/>
+      <w:lvlText w:val=""/>
+      <w:lvlJc w:val="left"/>
+      <w:pPr>
+        <w:tabs>
+          <w:tab w:val="num" w:pos="4320"/>
+        </w:tabs>
+        <w:ind w:left="4320" w:hanging="360"/>
+      </w:pPr>
+      <w:rPr>
+        <w:rFonts w:ascii="Wingdings" w:hAnsi="Wingdings" w:hint="default"/>
+        <w:sz w:val="20"/>
+      </w:rPr>
+    </w:lvl>
+    <w:lvl w:ilvl="6" w:tentative="1">
+      <w:start w:val="1"/>
+      <w:numFmt w:val="bullet"/>
+      <w:lvlText w:val=""/>
+      <w:lvlJc w:val="left"/>
+      <w:pPr>
+        <w:tabs>
+          <w:tab w:val="num" w:pos="5040"/>
+        </w:tabs>
+        <w:ind w:left="5040" w:hanging="360"/>
+      </w:pPr>
+      <w:rPr>
+        <w:rFonts w:ascii="Wingdings" w:hAnsi="Wingdings" w:hint="default"/>
+        <w:sz w:val="20"/>
+      </w:rPr>
+    </w:lvl>
+    <w:lvl w:ilvl="7" w:tentative="1">
+      <w:start w:val="1"/>
+      <w:numFmt w:val="bullet"/>
+      <w:lvlText w:val=""/>
+      <w:lvlJc w:val="left"/>
+      <w:pPr>
+        <w:tabs>
+          <w:tab w:val="num" w:pos="5760"/>
+        </w:tabs>
+        <w:ind w:left="5760" w:hanging="360"/>
+      </w:pPr>
+      <w:rPr>
+        <w:rFonts w:ascii="Wingdings" w:hAnsi="Wingdings" w:hint="default"/>
+        <w:sz w:val="20"/>
+      </w:rPr>
+    </w:lvl>
+    <w:lvl w:ilvl="8" w:tentative="1">
+      <w:start w:val="1"/>
+      <w:numFmt w:val="bullet"/>
+      <w:lvlText w:val=""/>
+      <w:lvlJc w:val="left"/>
+      <w:pPr>
+        <w:tabs>
+          <w:tab w:val="num" w:pos="6480"/>
+        </w:tabs>
+        <w:ind w:left="6480" w:hanging="360"/>
+      </w:pPr>
+      <w:rPr>
+        <w:rFonts w:ascii="Wingdings" w:hAnsi="Wingdings" w:hint="default"/>
+        <w:sz w:val="20"/>
+      </w:rPr>
+    </w:lvl>
+  </w:abstractNum>
+  <w:abstractNum w:abstractNumId="22" w15:restartNumberingAfterBreak="0">
     <w:nsid w:val="41884696"/>
     <w:multiLevelType w:val="multilevel"/>
     <w:tmpl w:val="7562B9C2"/>
@@ -4429,7 +7227,7 @@
       </w:rPr>
     </w:lvl>
   </w:abstractNum>
-  <w:abstractNum w:abstractNumId="17" w15:restartNumberingAfterBreak="0">
+  <w:abstractNum w:abstractNumId="23" w15:restartNumberingAfterBreak="0">
     <w:nsid w:val="428F17D0"/>
     <w:multiLevelType w:val="multilevel"/>
     <w:tmpl w:val="7A66028A"/>
@@ -4542,7 +7340,156 @@
       </w:pPr>
     </w:lvl>
   </w:abstractNum>
-  <w:abstractNum w:abstractNumId="18" w15:restartNumberingAfterBreak="0">
+  <w:abstractNum w:abstractNumId="24" w15:restartNumberingAfterBreak="0">
+    <w:nsid w:val="49A913CC"/>
+    <w:multiLevelType w:val="multilevel"/>
+    <w:tmpl w:val="79C26AA8"/>
+    <w:lvl w:ilvl="0">
+      <w:start w:val="1"/>
+      <w:numFmt w:val="bullet"/>
+      <w:lvlText w:val=""/>
+      <w:lvlJc w:val="left"/>
+      <w:pPr>
+        <w:tabs>
+          <w:tab w:val="num" w:pos="720"/>
+        </w:tabs>
+        <w:ind w:left="720" w:hanging="360"/>
+      </w:pPr>
+      <w:rPr>
+        <w:rFonts w:ascii="Symbol" w:hAnsi="Symbol" w:hint="default"/>
+        <w:sz w:val="20"/>
+      </w:rPr>
+    </w:lvl>
+    <w:lvl w:ilvl="1" w:tentative="1">
+      <w:start w:val="1"/>
+      <w:numFmt w:val="bullet"/>
+      <w:lvlText w:val="o"/>
+      <w:lvlJc w:val="left"/>
+      <w:pPr>
+        <w:tabs>
+          <w:tab w:val="num" w:pos="1440"/>
+        </w:tabs>
+        <w:ind w:left="1440" w:hanging="360"/>
+      </w:pPr>
+      <w:rPr>
+        <w:rFonts w:ascii="Courier New" w:hAnsi="Courier New" w:hint="default"/>
+        <w:sz w:val="20"/>
+      </w:rPr>
+    </w:lvl>
+    <w:lvl w:ilvl="2" w:tentative="1">
+      <w:start w:val="1"/>
+      <w:numFmt w:val="bullet"/>
+      <w:lvlText w:val=""/>
+      <w:lvlJc w:val="left"/>
+      <w:pPr>
+        <w:tabs>
+          <w:tab w:val="num" w:pos="2160"/>
+        </w:tabs>
+        <w:ind w:left="2160" w:hanging="360"/>
+      </w:pPr>
+      <w:rPr>
+        <w:rFonts w:ascii="Wingdings" w:hAnsi="Wingdings" w:hint="default"/>
+        <w:sz w:val="20"/>
+      </w:rPr>
+    </w:lvl>
+    <w:lvl w:ilvl="3" w:tentative="1">
+      <w:start w:val="1"/>
+      <w:numFmt w:val="bullet"/>
+      <w:lvlText w:val=""/>
+      <w:lvlJc w:val="left"/>
+      <w:pPr>
+        <w:tabs>
+          <w:tab w:val="num" w:pos="2880"/>
+        </w:tabs>
+        <w:ind w:left="2880" w:hanging="360"/>
+      </w:pPr>
+      <w:rPr>
+        <w:rFonts w:ascii="Wingdings" w:hAnsi="Wingdings" w:hint="default"/>
+        <w:sz w:val="20"/>
+      </w:rPr>
+    </w:lvl>
+    <w:lvl w:ilvl="4" w:tentative="1">
+      <w:start w:val="1"/>
+      <w:numFmt w:val="bullet"/>
+      <w:lvlText w:val=""/>
+      <w:lvlJc w:val="left"/>
+      <w:pPr>
+        <w:tabs>
+          <w:tab w:val="num" w:pos="3600"/>
+        </w:tabs>
+        <w:ind w:left="3600" w:hanging="360"/>
+      </w:pPr>
+      <w:rPr>
+        <w:rFonts w:ascii="Wingdings" w:hAnsi="Wingdings" w:hint="default"/>
+        <w:sz w:val="20"/>
+      </w:rPr>
+    </w:lvl>
+    <w:lvl w:ilvl="5" w:tentative="1">
+      <w:start w:val="1"/>
+      <w:numFmt w:val="bullet"/>
+      <w:lvlText w:val=""/>
+      <w:lvlJc w:val="left"/>
+      <w:pPr>
+        <w:tabs>
+          <w:tab w:val="num" w:pos="4320"/>
+        </w:tabs>
+        <w:ind w:left="4320" w:hanging="360"/>
+      </w:pPr>
+      <w:rPr>
+        <w:rFonts w:ascii="Wingdings" w:hAnsi="Wingdings" w:hint="default"/>
+        <w:sz w:val="20"/>
+      </w:rPr>
+    </w:lvl>
+    <w:lvl w:ilvl="6" w:tentative="1">
+      <w:start w:val="1"/>
+      <w:numFmt w:val="bullet"/>
+      <w:lvlText w:val=""/>
+      <w:lvlJc w:val="left"/>
+      <w:pPr>
+        <w:tabs>
+          <w:tab w:val="num" w:pos="5040"/>
+        </w:tabs>
+        <w:ind w:left="5040" w:hanging="360"/>
+      </w:pPr>
+      <w:rPr>
+        <w:rFonts w:ascii="Wingdings" w:hAnsi="Wingdings" w:hint="default"/>
+        <w:sz w:val="20"/>
+      </w:rPr>
+    </w:lvl>
+    <w:lvl w:ilvl="7" w:tentative="1">
+      <w:start w:val="1"/>
+      <w:numFmt w:val="bullet"/>
+      <w:lvlText w:val=""/>
+      <w:lvlJc w:val="left"/>
+      <w:pPr>
+        <w:tabs>
+          <w:tab w:val="num" w:pos="5760"/>
+        </w:tabs>
+        <w:ind w:left="5760" w:hanging="360"/>
+      </w:pPr>
+      <w:rPr>
+        <w:rFonts w:ascii="Wingdings" w:hAnsi="Wingdings" w:hint="default"/>
+        <w:sz w:val="20"/>
+      </w:rPr>
+    </w:lvl>
+    <w:lvl w:ilvl="8" w:tentative="1">
+      <w:start w:val="1"/>
+      <w:numFmt w:val="bullet"/>
+      <w:lvlText w:val=""/>
+      <w:lvlJc w:val="left"/>
+      <w:pPr>
+        <w:tabs>
+          <w:tab w:val="num" w:pos="6480"/>
+        </w:tabs>
+        <w:ind w:left="6480" w:hanging="360"/>
+      </w:pPr>
+      <w:rPr>
+        <w:rFonts w:ascii="Wingdings" w:hAnsi="Wingdings" w:hint="default"/>
+        <w:sz w:val="20"/>
+      </w:rPr>
+    </w:lvl>
+  </w:abstractNum>
+  <w:abstractNum w:abstractNumId="25" w15:restartNumberingAfterBreak="0">
     <w:nsid w:val="4C017D07"/>
     <w:multiLevelType w:val="multilevel"/>
     <w:tmpl w:val="905ED64C"/>
@@ -4655,7 +7602,156 @@
       </w:pPr>
     </w:lvl>
   </w:abstractNum>
-  <w:abstractNum w:abstractNumId="19" w15:restartNumberingAfterBreak="0">
+  <w:abstractNum w:abstractNumId="26" w15:restartNumberingAfterBreak="0">
+    <w:nsid w:val="4C244288"/>
+    <w:multiLevelType w:val="multilevel"/>
+    <w:tmpl w:val="1924E868"/>
+    <w:lvl w:ilvl="0">
+      <w:start w:val="1"/>
+      <w:numFmt w:val="bullet"/>
+      <w:lvlText w:val=""/>
+      <w:lvlJc w:val="left"/>
+      <w:pPr>
+        <w:tabs>
+          <w:tab w:val="num" w:pos="720"/>
+        </w:tabs>
+        <w:ind w:left="720" w:hanging="360"/>
+      </w:pPr>
+      <w:rPr>
+        <w:rFonts w:ascii="Symbol" w:hAnsi="Symbol" w:hint="default"/>
+        <w:sz w:val="20"/>
+      </w:rPr>
+    </w:lvl>
+    <w:lvl w:ilvl="1" w:tentative="1">
+      <w:start w:val="1"/>
+      <w:numFmt w:val="bullet"/>
+      <w:lvlText w:val="o"/>
+      <w:lvlJc w:val="left"/>
+      <w:pPr>
+        <w:tabs>
+          <w:tab w:val="num" w:pos="1440"/>
+        </w:tabs>
+        <w:ind w:left="1440" w:hanging="360"/>
+      </w:pPr>
+      <w:rPr>
+        <w:rFonts w:ascii="Courier New" w:hAnsi="Courier New" w:hint="default"/>
+        <w:sz w:val="20"/>
+      </w:rPr>
+    </w:lvl>
+    <w:lvl w:ilvl="2" w:tentative="1">
+      <w:start w:val="1"/>
+      <w:numFmt w:val="bullet"/>
+      <w:lvlText w:val=""/>
+      <w:lvlJc w:val="left"/>
+      <w:pPr>
+        <w:tabs>
+          <w:tab w:val="num" w:pos="2160"/>
+        </w:tabs>
+        <w:ind w:left="2160" w:hanging="360"/>
+      </w:pPr>
+      <w:rPr>
+        <w:rFonts w:ascii="Wingdings" w:hAnsi="Wingdings" w:hint="default"/>
+        <w:sz w:val="20"/>
+      </w:rPr>
+    </w:lvl>
+    <w:lvl w:ilvl="3" w:tentative="1">
+      <w:start w:val="1"/>
+      <w:numFmt w:val="bullet"/>
+      <w:lvlText w:val=""/>
+      <w:lvlJc w:val="left"/>
+      <w:pPr>
+        <w:tabs>
+          <w:tab w:val="num" w:pos="2880"/>
+        </w:tabs>
+        <w:ind w:left="2880" w:hanging="360"/>
+      </w:pPr>
+      <w:rPr>
+        <w:rFonts w:ascii="Wingdings" w:hAnsi="Wingdings" w:hint="default"/>
+        <w:sz w:val="20"/>
+      </w:rPr>
+    </w:lvl>
+    <w:lvl w:ilvl="4" w:tentative="1">
+      <w:start w:val="1"/>
+      <w:numFmt w:val="bullet"/>
+      <w:lvlText w:val=""/>
+      <w:lvlJc w:val="left"/>
+      <w:pPr>
+        <w:tabs>
+          <w:tab w:val="num" w:pos="3600"/>
+        </w:tabs>
+        <w:ind w:left="3600" w:hanging="360"/>
+      </w:pPr>
+      <w:rPr>
+        <w:rFonts w:ascii="Wingdings" w:hAnsi="Wingdings" w:hint="default"/>
+        <w:sz w:val="20"/>
+      </w:rPr>
+    </w:lvl>
+    <w:lvl w:ilvl="5" w:tentative="1">
+      <w:start w:val="1"/>
+      <w:numFmt w:val="bullet"/>
+      <w:lvlText w:val=""/>
+      <w:lvlJc w:val="left"/>
+      <w:pPr>
+        <w:tabs>
+          <w:tab w:val="num" w:pos="4320"/>
+        </w:tabs>
+        <w:ind w:left="4320" w:hanging="360"/>
+      </w:pPr>
+      <w:rPr>
+        <w:rFonts w:ascii="Wingdings" w:hAnsi="Wingdings" w:hint="default"/>
+        <w:sz w:val="20"/>
+      </w:rPr>
+    </w:lvl>
+    <w:lvl w:ilvl="6" w:tentative="1">
+      <w:start w:val="1"/>
+      <w:numFmt w:val="bullet"/>
+      <w:lvlText w:val=""/>
+      <w:lvlJc w:val="left"/>
+      <w:pPr>
+        <w:tabs>
+          <w:tab w:val="num" w:pos="5040"/>
+        </w:tabs>
+        <w:ind w:left="5040" w:hanging="360"/>
+      </w:pPr>
+      <w:rPr>
+        <w:rFonts w:ascii="Wingdings" w:hAnsi="Wingdings" w:hint="default"/>
+        <w:sz w:val="20"/>
+      </w:rPr>
+    </w:lvl>
+    <w:lvl w:ilvl="7" w:tentative="1">
+      <w:start w:val="1"/>
+      <w:numFmt w:val="bullet"/>
+      <w:lvlText w:val=""/>
+      <w:lvlJc w:val="left"/>
+      <w:pPr>
+        <w:tabs>
+          <w:tab w:val="num" w:pos="5760"/>
+        </w:tabs>
+        <w:ind w:left="5760" w:hanging="360"/>
+      </w:pPr>
+      <w:rPr>
+        <w:rFonts w:ascii="Wingdings" w:hAnsi="Wingdings" w:hint="default"/>
+        <w:sz w:val="20"/>
+      </w:rPr>
+    </w:lvl>
+    <w:lvl w:ilvl="8" w:tentative="1">
+      <w:start w:val="1"/>
+      <w:numFmt w:val="bullet"/>
+      <w:lvlText w:val=""/>
+      <w:lvlJc w:val="left"/>
+      <w:pPr>
+        <w:tabs>
+          <w:tab w:val="num" w:pos="6480"/>
+        </w:tabs>
+        <w:ind w:left="6480" w:hanging="360"/>
+      </w:pPr>
+      <w:rPr>
+        <w:rFonts w:ascii="Wingdings" w:hAnsi="Wingdings" w:hint="default"/>
+        <w:sz w:val="20"/>
+      </w:rPr>
+    </w:lvl>
+  </w:abstractNum>
+  <w:abstractNum w:abstractNumId="27" w15:restartNumberingAfterBreak="0">
     <w:nsid w:val="4DB56869"/>
     <w:multiLevelType w:val="hybridMultilevel"/>
     <w:tmpl w:val="75BAF4BC"/>
@@ -4744,7 +7840,7 @@
       </w:pPr>
     </w:lvl>
   </w:abstractNum>
-  <w:abstractNum w:abstractNumId="20" w15:restartNumberingAfterBreak="0">
+  <w:abstractNum w:abstractNumId="28" w15:restartNumberingAfterBreak="0">
     <w:nsid w:val="51A02B4D"/>
     <w:multiLevelType w:val="multilevel"/>
     <w:tmpl w:val="DA64CC82"/>
@@ -4893,7 +7989,7 @@
       </w:rPr>
     </w:lvl>
   </w:abstractNum>
-  <w:abstractNum w:abstractNumId="21" w15:restartNumberingAfterBreak="0">
+  <w:abstractNum w:abstractNumId="29" w15:restartNumberingAfterBreak="0">
     <w:nsid w:val="51CA7E9F"/>
     <w:multiLevelType w:val="multilevel"/>
     <w:tmpl w:val="B672AEB0"/>
@@ -5042,7 +8138,7 @@
       </w:rPr>
     </w:lvl>
   </w:abstractNum>
-  <w:abstractNum w:abstractNumId="22" w15:restartNumberingAfterBreak="0">
+  <w:abstractNum w:abstractNumId="30" w15:restartNumberingAfterBreak="0">
     <w:nsid w:val="54730D8E"/>
     <w:multiLevelType w:val="multilevel"/>
     <w:tmpl w:val="47727466"/>
@@ -5191,7 +8287,156 @@
       </w:rPr>
     </w:lvl>
   </w:abstractNum>
-  <w:abstractNum w:abstractNumId="23" w15:restartNumberingAfterBreak="0">
+  <w:abstractNum w:abstractNumId="31" w15:restartNumberingAfterBreak="0">
+    <w:nsid w:val="552D5924"/>
+    <w:multiLevelType w:val="multilevel"/>
+    <w:tmpl w:val="07CEE6EA"/>
+    <w:lvl w:ilvl="0">
+      <w:start w:val="1"/>
+      <w:numFmt w:val="bullet"/>
+      <w:lvlText w:val=""/>
+      <w:lvlJc w:val="left"/>
+      <w:pPr>
+        <w:tabs>
+          <w:tab w:val="num" w:pos="720"/>
+        </w:tabs>
+        <w:ind w:left="720" w:hanging="360"/>
+      </w:pPr>
+      <w:rPr>
+        <w:rFonts w:ascii="Symbol" w:hAnsi="Symbol" w:hint="default"/>
+        <w:sz w:val="20"/>
+      </w:rPr>
+    </w:lvl>
+    <w:lvl w:ilvl="1" w:tentative="1">
+      <w:start w:val="1"/>
+      <w:numFmt w:val="bullet"/>
+      <w:lvlText w:val="o"/>
+      <w:lvlJc w:val="left"/>
+      <w:pPr>
+        <w:tabs>
+          <w:tab w:val="num" w:pos="1440"/>
+        </w:tabs>
+        <w:ind w:left="1440" w:hanging="360"/>
+      </w:pPr>
+      <w:rPr>
+        <w:rFonts w:ascii="Courier New" w:hAnsi="Courier New" w:hint="default"/>
+        <w:sz w:val="20"/>
+      </w:rPr>
+    </w:lvl>
+    <w:lvl w:ilvl="2" w:tentative="1">
+      <w:start w:val="1"/>
+      <w:numFmt w:val="bullet"/>
+      <w:lvlText w:val=""/>
+      <w:lvlJc w:val="left"/>
+      <w:pPr>
+        <w:tabs>
+          <w:tab w:val="num" w:pos="2160"/>
+        </w:tabs>
+        <w:ind w:left="2160" w:hanging="360"/>
+      </w:pPr>
+      <w:rPr>
+        <w:rFonts w:ascii="Wingdings" w:hAnsi="Wingdings" w:hint="default"/>
+        <w:sz w:val="20"/>
+      </w:rPr>
+    </w:lvl>
+    <w:lvl w:ilvl="3" w:tentative="1">
+      <w:start w:val="1"/>
+      <w:numFmt w:val="bullet"/>
+      <w:lvlText w:val=""/>
+      <w:lvlJc w:val="left"/>
+      <w:pPr>
+        <w:tabs>
+          <w:tab w:val="num" w:pos="2880"/>
+        </w:tabs>
+        <w:ind w:left="2880" w:hanging="360"/>
+      </w:pPr>
+      <w:rPr>
+        <w:rFonts w:ascii="Wingdings" w:hAnsi="Wingdings" w:hint="default"/>
+        <w:sz w:val="20"/>
+      </w:rPr>
+    </w:lvl>
+    <w:lvl w:ilvl="4" w:tentative="1">
+      <w:start w:val="1"/>
+      <w:numFmt w:val="bullet"/>
+      <w:lvlText w:val=""/>
+      <w:lvlJc w:val="left"/>
+      <w:pPr>
+        <w:tabs>
+          <w:tab w:val="num" w:pos="3600"/>
+        </w:tabs>
+        <w:ind w:left="3600" w:hanging="360"/>
+      </w:pPr>
+      <w:rPr>
+        <w:rFonts w:ascii="Wingdings" w:hAnsi="Wingdings" w:hint="default"/>
+        <w:sz w:val="20"/>
+      </w:rPr>
+    </w:lvl>
+    <w:lvl w:ilvl="5" w:tentative="1">
+      <w:start w:val="1"/>
+      <w:numFmt w:val="bullet"/>
+      <w:lvlText w:val=""/>
+      <w:lvlJc w:val="left"/>
+      <w:pPr>
+        <w:tabs>
+          <w:tab w:val="num" w:pos="4320"/>
+        </w:tabs>
+        <w:ind w:left="4320" w:hanging="360"/>
+      </w:pPr>
+      <w:rPr>
+        <w:rFonts w:ascii="Wingdings" w:hAnsi="Wingdings" w:hint="default"/>
+        <w:sz w:val="20"/>
+      </w:rPr>
+    </w:lvl>
+    <w:lvl w:ilvl="6" w:tentative="1">
+      <w:start w:val="1"/>
+      <w:numFmt w:val="bullet"/>
+      <w:lvlText w:val=""/>
+      <w:lvlJc w:val="left"/>
+      <w:pPr>
+        <w:tabs>
+          <w:tab w:val="num" w:pos="5040"/>
+        </w:tabs>
+        <w:ind w:left="5040" w:hanging="360"/>
+      </w:pPr>
+      <w:rPr>
+        <w:rFonts w:ascii="Wingdings" w:hAnsi="Wingdings" w:hint="default"/>
+        <w:sz w:val="20"/>
+      </w:rPr>
+    </w:lvl>
+    <w:lvl w:ilvl="7" w:tentative="1">
+      <w:start w:val="1"/>
+      <w:numFmt w:val="bullet"/>
+      <w:lvlText w:val=""/>
+      <w:lvlJc w:val="left"/>
+      <w:pPr>
+        <w:tabs>
+          <w:tab w:val="num" w:pos="5760"/>
+        </w:tabs>
+        <w:ind w:left="5760" w:hanging="360"/>
+      </w:pPr>
+      <w:rPr>
+        <w:rFonts w:ascii="Wingdings" w:hAnsi="Wingdings" w:hint="default"/>
+        <w:sz w:val="20"/>
+      </w:rPr>
+    </w:lvl>
+    <w:lvl w:ilvl="8" w:tentative="1">
+      <w:start w:val="1"/>
+      <w:numFmt w:val="bullet"/>
+      <w:lvlText w:val=""/>
+      <w:lvlJc w:val="left"/>
+      <w:pPr>
+        <w:tabs>
+          <w:tab w:val="num" w:pos="6480"/>
+        </w:tabs>
+        <w:ind w:left="6480" w:hanging="360"/>
+      </w:pPr>
+      <w:rPr>
+        <w:rFonts w:ascii="Wingdings" w:hAnsi="Wingdings" w:hint="default"/>
+        <w:sz w:val="20"/>
+      </w:rPr>
+    </w:lvl>
+  </w:abstractNum>
+  <w:abstractNum w:abstractNumId="32" w15:restartNumberingAfterBreak="0">
     <w:nsid w:val="584D491E"/>
     <w:multiLevelType w:val="multilevel"/>
     <w:tmpl w:val="968638B6"/>
@@ -5340,7 +8585,7 @@
       </w:rPr>
     </w:lvl>
   </w:abstractNum>
-  <w:abstractNum w:abstractNumId="24" w15:restartNumberingAfterBreak="0">
+  <w:abstractNum w:abstractNumId="33" w15:restartNumberingAfterBreak="0">
     <w:nsid w:val="5A053C5D"/>
     <w:multiLevelType w:val="multilevel"/>
     <w:tmpl w:val="0FFC9E72"/>
@@ -5489,7 +8734,7 @@
       </w:rPr>
     </w:lvl>
   </w:abstractNum>
-  <w:abstractNum w:abstractNumId="25" w15:restartNumberingAfterBreak="0">
+  <w:abstractNum w:abstractNumId="34" w15:restartNumberingAfterBreak="0">
     <w:nsid w:val="5A1E6F14"/>
     <w:multiLevelType w:val="multilevel"/>
     <w:tmpl w:val="45508DF8"/>
@@ -5638,7 +8883,7 @@
       </w:rPr>
     </w:lvl>
   </w:abstractNum>
-  <w:abstractNum w:abstractNumId="26" w15:restartNumberingAfterBreak="0">
+  <w:abstractNum w:abstractNumId="35" w15:restartNumberingAfterBreak="0">
     <w:nsid w:val="5C1A1393"/>
     <w:multiLevelType w:val="multilevel"/>
     <w:tmpl w:val="21564A98"/>
@@ -5787,7 +9032,156 @@
       </w:rPr>
     </w:lvl>
   </w:abstractNum>
-  <w:abstractNum w:abstractNumId="27" w15:restartNumberingAfterBreak="0">
+  <w:abstractNum w:abstractNumId="36" w15:restartNumberingAfterBreak="0">
+    <w:nsid w:val="5EF240F4"/>
+    <w:multiLevelType w:val="multilevel"/>
+    <w:tmpl w:val="0CF0D9AE"/>
+    <w:lvl w:ilvl="0">
+      <w:start w:val="1"/>
+      <w:numFmt w:val="bullet"/>
+      <w:lvlText w:val=""/>
+      <w:lvlJc w:val="left"/>
+      <w:pPr>
+        <w:tabs>
+          <w:tab w:val="num" w:pos="720"/>
+        </w:tabs>
+        <w:ind w:left="720" w:hanging="360"/>
+      </w:pPr>
+      <w:rPr>
+        <w:rFonts w:ascii="Symbol" w:hAnsi="Symbol" w:hint="default"/>
+        <w:sz w:val="20"/>
+      </w:rPr>
+    </w:lvl>
+    <w:lvl w:ilvl="1" w:tentative="1">
+      <w:start w:val="1"/>
+      <w:numFmt w:val="bullet"/>
+      <w:lvlText w:val="o"/>
+      <w:lvlJc w:val="left"/>
+      <w:pPr>
+        <w:tabs>
+          <w:tab w:val="num" w:pos="1440"/>
+        </w:tabs>
+        <w:ind w:left="1440" w:hanging="360"/>
+      </w:pPr>
+      <w:rPr>
+        <w:rFonts w:ascii="Courier New" w:hAnsi="Courier New" w:hint="default"/>
+        <w:sz w:val="20"/>
+      </w:rPr>
+    </w:lvl>
+    <w:lvl w:ilvl="2" w:tentative="1">
+      <w:start w:val="1"/>
+      <w:numFmt w:val="bullet"/>
+      <w:lvlText w:val=""/>
+      <w:lvlJc w:val="left"/>
+      <w:pPr>
+        <w:tabs>
+          <w:tab w:val="num" w:pos="2160"/>
+        </w:tabs>
+        <w:ind w:left="2160" w:hanging="360"/>
+      </w:pPr>
+      <w:rPr>
+        <w:rFonts w:ascii="Wingdings" w:hAnsi="Wingdings" w:hint="default"/>
+        <w:sz w:val="20"/>
+      </w:rPr>
+    </w:lvl>
+    <w:lvl w:ilvl="3" w:tentative="1">
+      <w:start w:val="1"/>
+      <w:numFmt w:val="bullet"/>
+      <w:lvlText w:val=""/>
+      <w:lvlJc w:val="left"/>
+      <w:pPr>
+        <w:tabs>
+          <w:tab w:val="num" w:pos="2880"/>
+        </w:tabs>
+        <w:ind w:left="2880" w:hanging="360"/>
+      </w:pPr>
+      <w:rPr>
+        <w:rFonts w:ascii="Wingdings" w:hAnsi="Wingdings" w:hint="default"/>
+        <w:sz w:val="20"/>
+      </w:rPr>
+    </w:lvl>
+    <w:lvl w:ilvl="4" w:tentative="1">
+      <w:start w:val="1"/>
+      <w:numFmt w:val="bullet"/>
+      <w:lvlText w:val=""/>
+      <w:lvlJc w:val="left"/>
+      <w:pPr>
+        <w:tabs>
+          <w:tab w:val="num" w:pos="3600"/>
+        </w:tabs>
+        <w:ind w:left="3600" w:hanging="360"/>
+      </w:pPr>
+      <w:rPr>
+        <w:rFonts w:ascii="Wingdings" w:hAnsi="Wingdings" w:hint="default"/>
+        <w:sz w:val="20"/>
+      </w:rPr>
+    </w:lvl>
+    <w:lvl w:ilvl="5" w:tentative="1">
+      <w:start w:val="1"/>
+      <w:numFmt w:val="bullet"/>
+      <w:lvlText w:val=""/>
+      <w:lvlJc w:val="left"/>
+      <w:pPr>
+        <w:tabs>
+          <w:tab w:val="num" w:pos="4320"/>
+        </w:tabs>
+        <w:ind w:left="4320" w:hanging="360"/>
+      </w:pPr>
+      <w:rPr>
+        <w:rFonts w:ascii="Wingdings" w:hAnsi="Wingdings" w:hint="default"/>
+        <w:sz w:val="20"/>
+      </w:rPr>
+    </w:lvl>
+    <w:lvl w:ilvl="6" w:tentative="1">
+      <w:start w:val="1"/>
+      <w:numFmt w:val="bullet"/>
+      <w:lvlText w:val=""/>
+      <w:lvlJc w:val="left"/>
+      <w:pPr>
+        <w:tabs>
+          <w:tab w:val="num" w:pos="5040"/>
+        </w:tabs>
+        <w:ind w:left="5040" w:hanging="360"/>
+      </w:pPr>
+      <w:rPr>
+        <w:rFonts w:ascii="Wingdings" w:hAnsi="Wingdings" w:hint="default"/>
+        <w:sz w:val="20"/>
+      </w:rPr>
+    </w:lvl>
+    <w:lvl w:ilvl="7" w:tentative="1">
+      <w:start w:val="1"/>
+      <w:numFmt w:val="bullet"/>
+      <w:lvlText w:val=""/>
+      <w:lvlJc w:val="left"/>
+      <w:pPr>
+        <w:tabs>
+          <w:tab w:val="num" w:pos="5760"/>
+        </w:tabs>
+        <w:ind w:left="5760" w:hanging="360"/>
+      </w:pPr>
+      <w:rPr>
+        <w:rFonts w:ascii="Wingdings" w:hAnsi="Wingdings" w:hint="default"/>
+        <w:sz w:val="20"/>
+      </w:rPr>
+    </w:lvl>
+    <w:lvl w:ilvl="8" w:tentative="1">
+      <w:start w:val="1"/>
+      <w:numFmt w:val="bullet"/>
+      <w:lvlText w:val=""/>
+      <w:lvlJc w:val="left"/>
+      <w:pPr>
+        <w:tabs>
+          <w:tab w:val="num" w:pos="6480"/>
+        </w:tabs>
+        <w:ind w:left="6480" w:hanging="360"/>
+      </w:pPr>
+      <w:rPr>
+        <w:rFonts w:ascii="Wingdings" w:hAnsi="Wingdings" w:hint="default"/>
+        <w:sz w:val="20"/>
+      </w:rPr>
+    </w:lvl>
+  </w:abstractNum>
+  <w:abstractNum w:abstractNumId="37" w15:restartNumberingAfterBreak="0">
     <w:nsid w:val="606310D9"/>
     <w:multiLevelType w:val="multilevel"/>
     <w:tmpl w:val="229AD398"/>
@@ -5936,7 +9330,156 @@
       </w:rPr>
     </w:lvl>
   </w:abstractNum>
-  <w:abstractNum w:abstractNumId="28" w15:restartNumberingAfterBreak="0">
+  <w:abstractNum w:abstractNumId="38" w15:restartNumberingAfterBreak="0">
+    <w:nsid w:val="64765A68"/>
+    <w:multiLevelType w:val="multilevel"/>
+    <w:tmpl w:val="1BAE2316"/>
+    <w:lvl w:ilvl="0">
+      <w:start w:val="1"/>
+      <w:numFmt w:val="bullet"/>
+      <w:lvlText w:val=""/>
+      <w:lvlJc w:val="left"/>
+      <w:pPr>
+        <w:tabs>
+          <w:tab w:val="num" w:pos="720"/>
+        </w:tabs>
+        <w:ind w:left="720" w:hanging="360"/>
+      </w:pPr>
+      <w:rPr>
+        <w:rFonts w:ascii="Symbol" w:hAnsi="Symbol" w:hint="default"/>
+        <w:sz w:val="20"/>
+      </w:rPr>
+    </w:lvl>
+    <w:lvl w:ilvl="1" w:tentative="1">
+      <w:start w:val="1"/>
+      <w:numFmt w:val="bullet"/>
+      <w:lvlText w:val="o"/>
+      <w:lvlJc w:val="left"/>
+      <w:pPr>
+        <w:tabs>
+          <w:tab w:val="num" w:pos="1440"/>
+        </w:tabs>
+        <w:ind w:left="1440" w:hanging="360"/>
+      </w:pPr>
+      <w:rPr>
+        <w:rFonts w:ascii="Courier New" w:hAnsi="Courier New" w:hint="default"/>
+        <w:sz w:val="20"/>
+      </w:rPr>
+    </w:lvl>
+    <w:lvl w:ilvl="2" w:tentative="1">
+      <w:start w:val="1"/>
+      <w:numFmt w:val="bullet"/>
+      <w:lvlText w:val=""/>
+      <w:lvlJc w:val="left"/>
+      <w:pPr>
+        <w:tabs>
+          <w:tab w:val="num" w:pos="2160"/>
+        </w:tabs>
+        <w:ind w:left="2160" w:hanging="360"/>
+      </w:pPr>
+      <w:rPr>
+        <w:rFonts w:ascii="Wingdings" w:hAnsi="Wingdings" w:hint="default"/>
+        <w:sz w:val="20"/>
+      </w:rPr>
+    </w:lvl>
+    <w:lvl w:ilvl="3" w:tentative="1">
+      <w:start w:val="1"/>
+      <w:numFmt w:val="bullet"/>
+      <w:lvlText w:val=""/>
+      <w:lvlJc w:val="left"/>
+      <w:pPr>
+        <w:tabs>
+          <w:tab w:val="num" w:pos="2880"/>
+        </w:tabs>
+        <w:ind w:left="2880" w:hanging="360"/>
+      </w:pPr>
+      <w:rPr>
+        <w:rFonts w:ascii="Wingdings" w:hAnsi="Wingdings" w:hint="default"/>
+        <w:sz w:val="20"/>
+      </w:rPr>
+    </w:lvl>
+    <w:lvl w:ilvl="4" w:tentative="1">
+      <w:start w:val="1"/>
+      <w:numFmt w:val="bullet"/>
+      <w:lvlText w:val=""/>
+      <w:lvlJc w:val="left"/>
+      <w:pPr>
+        <w:tabs>
+          <w:tab w:val="num" w:pos="3600"/>
+        </w:tabs>
+        <w:ind w:left="3600" w:hanging="360"/>
+      </w:pPr>
+      <w:rPr>
+        <w:rFonts w:ascii="Wingdings" w:hAnsi="Wingdings" w:hint="default"/>
+        <w:sz w:val="20"/>
+      </w:rPr>
+    </w:lvl>
+    <w:lvl w:ilvl="5" w:tentative="1">
+      <w:start w:val="1"/>
+      <w:numFmt w:val="bullet"/>
+      <w:lvlText w:val=""/>
+      <w:lvlJc w:val="left"/>
+      <w:pPr>
+        <w:tabs>
+          <w:tab w:val="num" w:pos="4320"/>
+        </w:tabs>
+        <w:ind w:left="4320" w:hanging="360"/>
+      </w:pPr>
+      <w:rPr>
+        <w:rFonts w:ascii="Wingdings" w:hAnsi="Wingdings" w:hint="default"/>
+        <w:sz w:val="20"/>
+      </w:rPr>
+    </w:lvl>
+    <w:lvl w:ilvl="6" w:tentative="1">
+      <w:start w:val="1"/>
+      <w:numFmt w:val="bullet"/>
+      <w:lvlText w:val=""/>
+      <w:lvlJc w:val="left"/>
+      <w:pPr>
+        <w:tabs>
+          <w:tab w:val="num" w:pos="5040"/>
+        </w:tabs>
+        <w:ind w:left="5040" w:hanging="360"/>
+      </w:pPr>
+      <w:rPr>
+        <w:rFonts w:ascii="Wingdings" w:hAnsi="Wingdings" w:hint="default"/>
+        <w:sz w:val="20"/>
+      </w:rPr>
+    </w:lvl>
+    <w:lvl w:ilvl="7" w:tentative="1">
+      <w:start w:val="1"/>
+      <w:numFmt w:val="bullet"/>
+      <w:lvlText w:val=""/>
+      <w:lvlJc w:val="left"/>
+      <w:pPr>
+        <w:tabs>
+          <w:tab w:val="num" w:pos="5760"/>
+        </w:tabs>
+        <w:ind w:left="5760" w:hanging="360"/>
+      </w:pPr>
+      <w:rPr>
+        <w:rFonts w:ascii="Wingdings" w:hAnsi="Wingdings" w:hint="default"/>
+        <w:sz w:val="20"/>
+      </w:rPr>
+    </w:lvl>
+    <w:lvl w:ilvl="8" w:tentative="1">
+      <w:start w:val="1"/>
+      <w:numFmt w:val="bullet"/>
+      <w:lvlText w:val=""/>
+      <w:lvlJc w:val="left"/>
+      <w:pPr>
+        <w:tabs>
+          <w:tab w:val="num" w:pos="6480"/>
+        </w:tabs>
+        <w:ind w:left="6480" w:hanging="360"/>
+      </w:pPr>
+      <w:rPr>
+        <w:rFonts w:ascii="Wingdings" w:hAnsi="Wingdings" w:hint="default"/>
+        <w:sz w:val="20"/>
+      </w:rPr>
+    </w:lvl>
+  </w:abstractNum>
+  <w:abstractNum w:abstractNumId="39" w15:restartNumberingAfterBreak="0">
     <w:nsid w:val="65A00763"/>
     <w:multiLevelType w:val="multilevel"/>
     <w:tmpl w:val="100603DC"/>
@@ -6049,7 +9592,7 @@
       </w:pPr>
     </w:lvl>
   </w:abstractNum>
-  <w:abstractNum w:abstractNumId="29" w15:restartNumberingAfterBreak="0">
+  <w:abstractNum w:abstractNumId="40" w15:restartNumberingAfterBreak="0">
     <w:nsid w:val="669E1870"/>
     <w:multiLevelType w:val="multilevel"/>
     <w:tmpl w:val="87BA8F6C"/>
@@ -6198,7 +9741,7 @@
       </w:rPr>
     </w:lvl>
   </w:abstractNum>
-  <w:abstractNum w:abstractNumId="30" w15:restartNumberingAfterBreak="0">
+  <w:abstractNum w:abstractNumId="41" w15:restartNumberingAfterBreak="0">
     <w:nsid w:val="68AF5BC2"/>
     <w:multiLevelType w:val="multilevel"/>
     <w:tmpl w:val="BBF09E78"/>
@@ -6343,7 +9886,7 @@
       </w:rPr>
     </w:lvl>
   </w:abstractNum>
-  <w:abstractNum w:abstractNumId="31" w15:restartNumberingAfterBreak="0">
+  <w:abstractNum w:abstractNumId="42" w15:restartNumberingAfterBreak="0">
     <w:nsid w:val="6C5C4463"/>
     <w:multiLevelType w:val="hybridMultilevel"/>
     <w:tmpl w:val="772A031A"/>
@@ -6456,7 +9999,7 @@
       </w:rPr>
     </w:lvl>
   </w:abstractNum>
-  <w:abstractNum w:abstractNumId="32" w15:restartNumberingAfterBreak="0">
+  <w:abstractNum w:abstractNumId="43" w15:restartNumberingAfterBreak="0">
     <w:nsid w:val="6D1A501F"/>
     <w:multiLevelType w:val="multilevel"/>
     <w:tmpl w:val="0DA28030"/>
@@ -6605,7 +10148,7 @@
       </w:rPr>
     </w:lvl>
   </w:abstractNum>
-  <w:abstractNum w:abstractNumId="33" w15:restartNumberingAfterBreak="0">
+  <w:abstractNum w:abstractNumId="44" w15:restartNumberingAfterBreak="0">
     <w:nsid w:val="6EC00ECF"/>
     <w:multiLevelType w:val="multilevel"/>
     <w:tmpl w:val="95961DCC"/>
@@ -6754,7 +10297,156 @@
       </w:rPr>
     </w:lvl>
   </w:abstractNum>
-  <w:abstractNum w:abstractNumId="34" w15:restartNumberingAfterBreak="0">
+  <w:abstractNum w:abstractNumId="45" w15:restartNumberingAfterBreak="0">
+    <w:nsid w:val="6F3E66FD"/>
+    <w:multiLevelType w:val="multilevel"/>
+    <w:tmpl w:val="A8DEDA48"/>
+    <w:lvl w:ilvl="0">
+      <w:start w:val="1"/>
+      <w:numFmt w:val="bullet"/>
+      <w:lvlText w:val=""/>
+      <w:lvlJc w:val="left"/>
+      <w:pPr>
+        <w:tabs>
+          <w:tab w:val="num" w:pos="720"/>
+        </w:tabs>
+        <w:ind w:left="720" w:hanging="360"/>
+      </w:pPr>
+      <w:rPr>
+        <w:rFonts w:ascii="Symbol" w:hAnsi="Symbol" w:hint="default"/>
+        <w:sz w:val="20"/>
+      </w:rPr>
+    </w:lvl>
+    <w:lvl w:ilvl="1" w:tentative="1">
+      <w:start w:val="1"/>
+      <w:numFmt w:val="bullet"/>
+      <w:lvlText w:val="o"/>
+      <w:lvlJc w:val="left"/>
+      <w:pPr>
+        <w:tabs>
+          <w:tab w:val="num" w:pos="1440"/>
+        </w:tabs>
+        <w:ind w:left="1440" w:hanging="360"/>
+      </w:pPr>
+      <w:rPr>
+        <w:rFonts w:ascii="Courier New" w:hAnsi="Courier New" w:hint="default"/>
+        <w:sz w:val="20"/>
+      </w:rPr>
+    </w:lvl>
+    <w:lvl w:ilvl="2" w:tentative="1">
+      <w:start w:val="1"/>
+      <w:numFmt w:val="bullet"/>
+      <w:lvlText w:val=""/>
+      <w:lvlJc w:val="left"/>
+      <w:pPr>
+        <w:tabs>
+          <w:tab w:val="num" w:pos="2160"/>
+        </w:tabs>
+        <w:ind w:left="2160" w:hanging="360"/>
+      </w:pPr>
+      <w:rPr>
+        <w:rFonts w:ascii="Wingdings" w:hAnsi="Wingdings" w:hint="default"/>
+        <w:sz w:val="20"/>
+      </w:rPr>
+    </w:lvl>
+    <w:lvl w:ilvl="3" w:tentative="1">
+      <w:start w:val="1"/>
+      <w:numFmt w:val="bullet"/>
+      <w:lvlText w:val=""/>
+      <w:lvlJc w:val="left"/>
+      <w:pPr>
+        <w:tabs>
+          <w:tab w:val="num" w:pos="2880"/>
+        </w:tabs>
+        <w:ind w:left="2880" w:hanging="360"/>
+      </w:pPr>
+      <w:rPr>
+        <w:rFonts w:ascii="Wingdings" w:hAnsi="Wingdings" w:hint="default"/>
+        <w:sz w:val="20"/>
+      </w:rPr>
+    </w:lvl>
+    <w:lvl w:ilvl="4" w:tentative="1">
+      <w:start w:val="1"/>
+      <w:numFmt w:val="bullet"/>
+      <w:lvlText w:val=""/>
+      <w:lvlJc w:val="left"/>
+      <w:pPr>
+        <w:tabs>
+          <w:tab w:val="num" w:pos="3600"/>
+        </w:tabs>
+        <w:ind w:left="3600" w:hanging="360"/>
+      </w:pPr>
+      <w:rPr>
+        <w:rFonts w:ascii="Wingdings" w:hAnsi="Wingdings" w:hint="default"/>
+        <w:sz w:val="20"/>
+      </w:rPr>
+    </w:lvl>
+    <w:lvl w:ilvl="5" w:tentative="1">
+      <w:start w:val="1"/>
+      <w:numFmt w:val="bullet"/>
+      <w:lvlText w:val=""/>
+      <w:lvlJc w:val="left"/>
+      <w:pPr>
+        <w:tabs>
+          <w:tab w:val="num" w:pos="4320"/>
+        </w:tabs>
+        <w:ind w:left="4320" w:hanging="360"/>
+      </w:pPr>
+      <w:rPr>
+        <w:rFonts w:ascii="Wingdings" w:hAnsi="Wingdings" w:hint="default"/>
+        <w:sz w:val="20"/>
+      </w:rPr>
+    </w:lvl>
+    <w:lvl w:ilvl="6" w:tentative="1">
+      <w:start w:val="1"/>
+      <w:numFmt w:val="bullet"/>
+      <w:lvlText w:val=""/>
+      <w:lvlJc w:val="left"/>
+      <w:pPr>
+        <w:tabs>
+          <w:tab w:val="num" w:pos="5040"/>
+        </w:tabs>
+        <w:ind w:left="5040" w:hanging="360"/>
+      </w:pPr>
+      <w:rPr>
+        <w:rFonts w:ascii="Wingdings" w:hAnsi="Wingdings" w:hint="default"/>
+        <w:sz w:val="20"/>
+      </w:rPr>
+    </w:lvl>
+    <w:lvl w:ilvl="7" w:tentative="1">
+      <w:start w:val="1"/>
+      <w:numFmt w:val="bullet"/>
+      <w:lvlText w:val=""/>
+      <w:lvlJc w:val="left"/>
+      <w:pPr>
+        <w:tabs>
+          <w:tab w:val="num" w:pos="5760"/>
+        </w:tabs>
+        <w:ind w:left="5760" w:hanging="360"/>
+      </w:pPr>
+      <w:rPr>
+        <w:rFonts w:ascii="Wingdings" w:hAnsi="Wingdings" w:hint="default"/>
+        <w:sz w:val="20"/>
+      </w:rPr>
+    </w:lvl>
+    <w:lvl w:ilvl="8" w:tentative="1">
+      <w:start w:val="1"/>
+      <w:numFmt w:val="bullet"/>
+      <w:lvlText w:val=""/>
+      <w:lvlJc w:val="left"/>
+      <w:pPr>
+        <w:tabs>
+          <w:tab w:val="num" w:pos="6480"/>
+        </w:tabs>
+        <w:ind w:left="6480" w:hanging="360"/>
+      </w:pPr>
+      <w:rPr>
+        <w:rFonts w:ascii="Wingdings" w:hAnsi="Wingdings" w:hint="default"/>
+        <w:sz w:val="20"/>
+      </w:rPr>
+    </w:lvl>
+  </w:abstractNum>
+  <w:abstractNum w:abstractNumId="46" w15:restartNumberingAfterBreak="0">
     <w:nsid w:val="70BF2C7A"/>
     <w:multiLevelType w:val="multilevel"/>
     <w:tmpl w:val="1562A278"/>
@@ -6903,7 +10595,7 @@
       </w:rPr>
     </w:lvl>
   </w:abstractNum>
-  <w:abstractNum w:abstractNumId="35" w15:restartNumberingAfterBreak="0">
+  <w:abstractNum w:abstractNumId="47" w15:restartNumberingAfterBreak="0">
     <w:nsid w:val="70C51484"/>
     <w:multiLevelType w:val="multilevel"/>
     <w:tmpl w:val="9E128CE4"/>
@@ -7052,7 +10744,7 @@
       </w:rPr>
     </w:lvl>
   </w:abstractNum>
-  <w:abstractNum w:abstractNumId="36" w15:restartNumberingAfterBreak="0">
+  <w:abstractNum w:abstractNumId="48" w15:restartNumberingAfterBreak="0">
     <w:nsid w:val="718B259F"/>
     <w:multiLevelType w:val="multilevel"/>
     <w:tmpl w:val="F71A683C"/>
@@ -7201,7 +10893,7 @@
       </w:rPr>
     </w:lvl>
   </w:abstractNum>
-  <w:abstractNum w:abstractNumId="37" w15:restartNumberingAfterBreak="0">
+  <w:abstractNum w:abstractNumId="49" w15:restartNumberingAfterBreak="0">
     <w:nsid w:val="729168D8"/>
     <w:multiLevelType w:val="multilevel"/>
     <w:tmpl w:val="D6DEB760"/>
@@ -7350,7 +11042,7 @@
       </w:rPr>
     </w:lvl>
   </w:abstractNum>
-  <w:abstractNum w:abstractNumId="38" w15:restartNumberingAfterBreak="0">
+  <w:abstractNum w:abstractNumId="50" w15:restartNumberingAfterBreak="0">
     <w:nsid w:val="731077A3"/>
     <w:multiLevelType w:val="multilevel"/>
     <w:tmpl w:val="E59C51FA"/>
@@ -7495,7 +11187,7 @@
       </w:rPr>
     </w:lvl>
   </w:abstractNum>
-  <w:abstractNum w:abstractNumId="39" w15:restartNumberingAfterBreak="0">
+  <w:abstractNum w:abstractNumId="51" w15:restartNumberingAfterBreak="0">
     <w:nsid w:val="7B176394"/>
     <w:multiLevelType w:val="multilevel"/>
     <w:tmpl w:val="FBA8252E"/>
@@ -7644,7 +11336,7 @@
       </w:rPr>
     </w:lvl>
   </w:abstractNum>
-  <w:abstractNum w:abstractNumId="40" w15:restartNumberingAfterBreak="0">
+  <w:abstractNum w:abstractNumId="52" w15:restartNumberingAfterBreak="0">
     <w:nsid w:val="7B203AB1"/>
     <w:multiLevelType w:val="multilevel"/>
     <w:tmpl w:val="CED2ED12"/>
@@ -7793,7 +11485,7 @@
       </w:rPr>
     </w:lvl>
   </w:abstractNum>
-  <w:abstractNum w:abstractNumId="41" w15:restartNumberingAfterBreak="0">
+  <w:abstractNum w:abstractNumId="53" w15:restartNumberingAfterBreak="0">
     <w:nsid w:val="7E0C738B"/>
     <w:multiLevelType w:val="multilevel"/>
     <w:tmpl w:val="C19C3592"/>
@@ -7943,70 +11635,70 @@
     </w:lvl>
   </w:abstractNum>
   <w:num w:numId="1" w16cid:durableId="27343711">
-    <w:abstractNumId w:val="21"/>
+    <w:abstractNumId w:val="29"/>
   </w:num>
   <w:num w:numId="2" w16cid:durableId="1189878167">
-    <w:abstractNumId w:val="29"/>
+    <w:abstractNumId w:val="40"/>
   </w:num>
   <w:num w:numId="3" w16cid:durableId="522134800">
-    <w:abstractNumId w:val="32"/>
+    <w:abstractNumId w:val="43"/>
   </w:num>
   <w:num w:numId="4" w16cid:durableId="1368022358">
     <w:abstractNumId w:val="2"/>
   </w:num>
   <w:num w:numId="5" w16cid:durableId="870453898">
-    <w:abstractNumId w:val="34"/>
+    <w:abstractNumId w:val="46"/>
   </w:num>
   <w:num w:numId="6" w16cid:durableId="2080976972">
-    <w:abstractNumId w:val="25"/>
+    <w:abstractNumId w:val="34"/>
   </w:num>
   <w:num w:numId="7" w16cid:durableId="1733383082">
     <w:abstractNumId w:val="3"/>
   </w:num>
   <w:num w:numId="8" w16cid:durableId="314915720">
-    <w:abstractNumId w:val="36"/>
+    <w:abstractNumId w:val="48"/>
   </w:num>
   <w:num w:numId="9" w16cid:durableId="357852277">
-    <w:abstractNumId w:val="6"/>
+    <w:abstractNumId w:val="8"/>
   </w:num>
   <w:num w:numId="10" w16cid:durableId="622276476">
-    <w:abstractNumId w:val="10"/>
+    <w:abstractNumId w:val="13"/>
   </w:num>
   <w:num w:numId="11" w16cid:durableId="865557796">
-    <w:abstractNumId w:val="37"/>
+    <w:abstractNumId w:val="49"/>
   </w:num>
   <w:num w:numId="12" w16cid:durableId="1943954552">
     <w:abstractNumId w:val="0"/>
   </w:num>
   <w:num w:numId="13" w16cid:durableId="1774205295">
-    <w:abstractNumId w:val="5"/>
+    <w:abstractNumId w:val="6"/>
   </w:num>
   <w:num w:numId="14" w16cid:durableId="258950010">
-    <w:abstractNumId w:val="11"/>
+    <w:abstractNumId w:val="14"/>
   </w:num>
   <w:num w:numId="15" w16cid:durableId="2054377148">
+    <w:abstractNumId w:val="30"/>
+  </w:num>
+  <w:num w:numId="16" w16cid:durableId="2110394441">
     <w:abstractNumId w:val="22"/>
   </w:num>
-  <w:num w:numId="16" w16cid:durableId="2110394441">
-    <w:abstractNumId w:val="16"/>
-  </w:num>
   <w:num w:numId="17" w16cid:durableId="926572840">
-    <w:abstractNumId w:val="40"/>
+    <w:abstractNumId w:val="52"/>
   </w:num>
   <w:num w:numId="18" w16cid:durableId="1303074629">
-    <w:abstractNumId w:val="41"/>
+    <w:abstractNumId w:val="53"/>
   </w:num>
   <w:num w:numId="19" w16cid:durableId="1405839482">
-    <w:abstractNumId w:val="14"/>
+    <w:abstractNumId w:val="17"/>
   </w:num>
   <w:num w:numId="20" w16cid:durableId="2130124051">
-    <w:abstractNumId w:val="26"/>
+    <w:abstractNumId w:val="35"/>
   </w:num>
   <w:num w:numId="21" w16cid:durableId="1577782323">
-    <w:abstractNumId w:val="39"/>
+    <w:abstractNumId w:val="51"/>
   </w:num>
   <w:num w:numId="22" w16cid:durableId="1214275579">
-    <w:abstractNumId w:val="17"/>
+    <w:abstractNumId w:val="23"/>
     <w:lvlOverride w:ilvl="1">
       <w:lvl w:ilvl="1">
         <w:numFmt w:val="lowerLetter"/>
@@ -8016,7 +11708,7 @@
     </w:lvlOverride>
   </w:num>
   <w:num w:numId="23" w16cid:durableId="1127089221">
-    <w:abstractNumId w:val="17"/>
+    <w:abstractNumId w:val="23"/>
     <w:lvlOverride w:ilvl="1">
       <w:lvl w:ilvl="1">
         <w:numFmt w:val="lowerLetter"/>
@@ -8026,64 +11718,100 @@
     </w:lvlOverride>
   </w:num>
   <w:num w:numId="24" w16cid:durableId="2040232091">
-    <w:abstractNumId w:val="23"/>
+    <w:abstractNumId w:val="32"/>
   </w:num>
   <w:num w:numId="25" w16cid:durableId="1842115328">
-    <w:abstractNumId w:val="7"/>
+    <w:abstractNumId w:val="9"/>
   </w:num>
   <w:num w:numId="26" w16cid:durableId="626744523">
-    <w:abstractNumId w:val="13"/>
+    <w:abstractNumId w:val="16"/>
   </w:num>
   <w:num w:numId="27" w16cid:durableId="565337783">
-    <w:abstractNumId w:val="31"/>
+    <w:abstractNumId w:val="42"/>
   </w:num>
   <w:num w:numId="28" w16cid:durableId="1715539596">
-    <w:abstractNumId w:val="30"/>
+    <w:abstractNumId w:val="41"/>
   </w:num>
   <w:num w:numId="29" w16cid:durableId="1690445427">
-    <w:abstractNumId w:val="8"/>
+    <w:abstractNumId w:val="10"/>
   </w:num>
   <w:num w:numId="30" w16cid:durableId="692151356">
+    <w:abstractNumId w:val="39"/>
+  </w:num>
+  <w:num w:numId="31" w16cid:durableId="952786855">
+    <w:abstractNumId w:val="5"/>
+  </w:num>
+  <w:num w:numId="32" w16cid:durableId="189531672">
+    <w:abstractNumId w:val="33"/>
+  </w:num>
+  <w:num w:numId="33" w16cid:durableId="1309743859">
+    <w:abstractNumId w:val="15"/>
+  </w:num>
+  <w:num w:numId="34" w16cid:durableId="1210263718">
+    <w:abstractNumId w:val="20"/>
+  </w:num>
+  <w:num w:numId="35" w16cid:durableId="53552792">
+    <w:abstractNumId w:val="37"/>
+  </w:num>
+  <w:num w:numId="36" w16cid:durableId="1379351700">
+    <w:abstractNumId w:val="12"/>
+  </w:num>
+  <w:num w:numId="37" w16cid:durableId="931739896">
+    <w:abstractNumId w:val="44"/>
+  </w:num>
+  <w:num w:numId="38" w16cid:durableId="790973297">
+    <w:abstractNumId w:val="50"/>
+  </w:num>
+  <w:num w:numId="39" w16cid:durableId="1130510469">
+    <w:abstractNumId w:val="47"/>
+  </w:num>
+  <w:num w:numId="40" w16cid:durableId="1326543493">
+    <w:abstractNumId w:val="25"/>
+  </w:num>
+  <w:num w:numId="41" w16cid:durableId="399250526">
     <w:abstractNumId w:val="28"/>
   </w:num>
-  <w:num w:numId="31" w16cid:durableId="952786855">
-    <w:abstractNumId w:val="4"/>
-  </w:num>
-  <w:num w:numId="32" w16cid:durableId="189531672">
-    <w:abstractNumId w:val="24"/>
-  </w:num>
-  <w:num w:numId="33" w16cid:durableId="1309743859">
-    <w:abstractNumId w:val="12"/>
-  </w:num>
-  <w:num w:numId="34" w16cid:durableId="1210263718">
-    <w:abstractNumId w:val="15"/>
-  </w:num>
-  <w:num w:numId="35" w16cid:durableId="53552792">
+  <w:num w:numId="42" w16cid:durableId="1831095655">
     <w:abstractNumId w:val="27"/>
-  </w:num>
-  <w:num w:numId="36" w16cid:durableId="1379351700">
-    <w:abstractNumId w:val="9"/>
-  </w:num>
-  <w:num w:numId="37" w16cid:durableId="931739896">
-    <w:abstractNumId w:val="33"/>
-  </w:num>
-  <w:num w:numId="38" w16cid:durableId="790973297">
-    <w:abstractNumId w:val="38"/>
-  </w:num>
-  <w:num w:numId="39" w16cid:durableId="1130510469">
-    <w:abstractNumId w:val="35"/>
-  </w:num>
-  <w:num w:numId="40" w16cid:durableId="1326543493">
-    <w:abstractNumId w:val="18"/>
-  </w:num>
-  <w:num w:numId="41" w16cid:durableId="399250526">
-    <w:abstractNumId w:val="20"/>
-  </w:num>
-  <w:num w:numId="42" w16cid:durableId="1831095655">
-    <w:abstractNumId w:val="19"/>
   </w:num>
   <w:num w:numId="43" w16cid:durableId="287274105">
     <w:abstractNumId w:val="1"/>
+  </w:num>
+  <w:num w:numId="44" w16cid:durableId="1373338415">
+    <w:abstractNumId w:val="18"/>
+  </w:num>
+  <w:num w:numId="45" w16cid:durableId="659386477">
+    <w:abstractNumId w:val="21"/>
+  </w:num>
+  <w:num w:numId="46" w16cid:durableId="1378043185">
+    <w:abstractNumId w:val="45"/>
+  </w:num>
+  <w:num w:numId="47" w16cid:durableId="769739249">
+    <w:abstractNumId w:val="4"/>
+  </w:num>
+  <w:num w:numId="48" w16cid:durableId="802891685">
+    <w:abstractNumId w:val="26"/>
+  </w:num>
+  <w:num w:numId="49" w16cid:durableId="838349774">
+    <w:abstractNumId w:val="7"/>
+  </w:num>
+  <w:num w:numId="50" w16cid:durableId="652609079">
+    <w:abstractNumId w:val="31"/>
+  </w:num>
+  <w:num w:numId="51" w16cid:durableId="1207643152">
+    <w:abstractNumId w:val="36"/>
+  </w:num>
+  <w:num w:numId="52" w16cid:durableId="1392189016">
+    <w:abstractNumId w:val="11"/>
+  </w:num>
+  <w:num w:numId="53" w16cid:durableId="663633007">
+    <w:abstractNumId w:val="38"/>
+  </w:num>
+  <w:num w:numId="54" w16cid:durableId="385102495">
+    <w:abstractNumId w:val="24"/>
+  </w:num>
+  <w:num w:numId="55" w16cid:durableId="280962036">
+    <w:abstractNumId w:val="19"/>
   </w:num>
 </w:numbering>
 </file>
@@ -8516,7 +12244,6 @@
     <w:next w:val="Normal"/>
     <w:link w:val="Heading2Char"/>
     <w:uiPriority w:val="9"/>
-    <w:semiHidden/>
     <w:unhideWhenUsed/>
     <w:qFormat/>
     <w:rsid w:val="0064735B"/>
@@ -8691,7 +12418,6 @@
   <w:style w:type="character" w:default="1" w:styleId="DefaultParagraphFont">
     <w:name w:val="Default Paragraph Font"/>
     <w:uiPriority w:val="1"/>
-    <w:semiHidden/>
     <w:unhideWhenUsed/>
   </w:style>
   <w:style w:type="table" w:default="1" w:styleId="TableNormal">
@@ -8733,7 +12459,6 @@
     <w:basedOn w:val="DefaultParagraphFont"/>
     <w:link w:val="Heading2"/>
     <w:uiPriority w:val="9"/>
-    <w:semiHidden/>
     <w:rsid w:val="0064735B"/>
     <w:rPr>
       <w:rFonts w:asciiTheme="majorHAnsi" w:eastAsiaTheme="majorEastAsia" w:hAnsiTheme="majorHAnsi" w:cstheme="majorBidi"/>

--- a/Lõputöö kirjeldus.docx
+++ b/Lõputöö kirjeldus.docx
@@ -101,7 +101,19 @@
         <w:rPr>
           <w:noProof/>
         </w:rPr>
-        <w:t xml:space="preserve"> Python, PostgreSQL, SQL (Tähtskeem), Git, GitHub.</w:t>
+        <w:t xml:space="preserve"> Python, PostgreSQL, SQL (Tähtskeem),</w:t>
+      </w:r>
+      <w:r>
+        <w:rPr>
+          <w:noProof/>
+        </w:rPr>
+        <w:t>DBeaver,</w:t>
+      </w:r>
+      <w:r>
+        <w:rPr>
+          <w:noProof/>
+        </w:rPr>
+        <w:t xml:space="preserve"> GitHub.</w:t>
       </w:r>
     </w:p>
     <w:p>
@@ -115,7 +127,7 @@
           <w:noProof/>
         </w:rPr>
         <w:pict w14:anchorId="0E3B09B4">
-          <v:rect id="_x0000_i1086" style="width:0;height:1.5pt" o:hralign="center" o:hrstd="t" o:hr="t" fillcolor="#a0a0a0" stroked="f"/>
+          <v:rect id="_x0000_i1025" style="width:0;height:1.5pt" o:hralign="center" o:hrstd="t" o:hr="t" fillcolor="#a0a0a0" stroked="f"/>
         </w:pict>
       </w:r>
     </w:p>
@@ -400,7 +412,7 @@
           <w:noProof/>
         </w:rPr>
         <w:pict w14:anchorId="09EFF518">
-          <v:rect id="_x0000_i1087" style="width:0;height:1.5pt" o:hralign="center" o:hrstd="t" o:hr="t" fillcolor="#a0a0a0" stroked="f"/>
+          <v:rect id="_x0000_i1026" style="width:0;height:1.5pt" o:hralign="center" o:hrstd="t" o:hr="t" fillcolor="#a0a0a0" stroked="f"/>
         </w:pict>
       </w:r>
     </w:p>
@@ -668,7 +680,7 @@
           <w:noProof/>
         </w:rPr>
         <w:pict w14:anchorId="559A3DC2">
-          <v:rect id="_x0000_i1088" style="width:0;height:1.5pt" o:hralign="center" o:hrstd="t" o:hr="t" fillcolor="#a0a0a0" stroked="f"/>
+          <v:rect id="_x0000_i1027" style="width:0;height:1.5pt" o:hralign="center" o:hrstd="t" o:hr="t" fillcolor="#a0a0a0" stroked="f"/>
         </w:pict>
       </w:r>
     </w:p>
@@ -982,6 +994,10 @@
     </w:p>
     <w:p>
       <w:pPr>
+        <w:numPr>
+          <w:ilvl w:val="1"/>
+          <w:numId w:val="54"/>
+        </w:numPr>
         <w:rPr>
           <w:noProof/>
         </w:rPr>
@@ -990,8 +1006,27 @@
         <w:rPr>
           <w:noProof/>
         </w:rPr>
+        <w:t>IA002</w:t>
+      </w:r>
+      <w:r>
+        <w:rPr>
+          <w:noProof/>
+        </w:rPr>
+        <w:t>(1998-2026)</w:t>
+      </w:r>
+    </w:p>
+    <w:p>
+      <w:pPr>
+        <w:rPr>
+          <w:noProof/>
+        </w:rPr>
+      </w:pPr>
+      <w:r>
+        <w:rPr>
+          <w:noProof/>
+        </w:rPr>
         <w:pict w14:anchorId="1940237B">
-          <v:rect id="_x0000_i1089" style="width:0;height:1.5pt" o:hralign="center" o:hrstd="t" o:hr="t" fillcolor="#a0a0a0" stroked="f"/>
+          <v:rect id="_x0000_i1028" style="width:0;height:1.5pt" o:hralign="center" o:hrstd="t" o:hr="t" fillcolor="#a0a0a0" stroked="f"/>
         </w:pict>
       </w:r>
     </w:p>
@@ -1019,7 +1054,13 @@
         <w:rPr>
           <w:noProof/>
         </w:rPr>
-        <w:t>Andmed on koondatud PostgreSQL andmebaasi skeemi grupitoo_kv.</w:t>
+        <w:t>Andmed on koondatud PostgreSQL andmebaasi</w:t>
+      </w:r>
+      <w:r>
+        <w:rPr>
+          <w:noProof/>
+        </w:rPr>
+        <w:t>.</w:t>
       </w:r>
     </w:p>
     <w:p>
@@ -1327,6 +1368,7 @@
               <w:rPr>
                 <w:noProof/>
               </w:rPr>
+              <w:lastRenderedPageBreak/>
               <w:t>county_name</w:t>
             </w:r>
           </w:p>
@@ -1393,6 +1435,13 @@
         </w:tc>
       </w:tr>
     </w:tbl>
+    <w:p>
+      <w:pPr>
+        <w:rPr>
+          <w:noProof/>
+        </w:rPr>
+      </w:pPr>
+    </w:p>
     <w:p>
       <w:pPr>
         <w:rPr>
@@ -1448,7 +1497,6 @@
                 <w:bCs/>
                 <w:noProof/>
               </w:rPr>
-              <w:lastRenderedPageBreak/>
               <w:t>Veeru nimi</w:t>
             </w:r>
           </w:p>
@@ -1963,7 +2011,7 @@
           <w:noProof/>
         </w:rPr>
         <w:pict w14:anchorId="4C9DDDA8">
-          <v:rect id="_x0000_i1090" style="width:0;height:1.5pt" o:hralign="center" o:hrstd="t" o:hr="t" fillcolor="#a0a0a0" stroked="f"/>
+          <v:rect id="_x0000_i1029" style="width:0;height:1.5pt" o:hralign="center" o:hrstd="t" o:hr="t" fillcolor="#a0a0a0" stroked="f"/>
         </w:pict>
       </w:r>
     </w:p>
@@ -2460,6 +2508,13 @@
           <w:noProof/>
         </w:rPr>
       </w:pPr>
+    </w:p>
+    <w:p>
+      <w:pPr>
+        <w:rPr>
+          <w:noProof/>
+        </w:rPr>
+      </w:pPr>
       <w:r>
         <w:rPr>
           <w:noProof/>
@@ -2848,6 +2903,13 @@
           <w:noProof/>
         </w:rPr>
       </w:pPr>
+    </w:p>
+    <w:p>
+      <w:pPr>
+        <w:rPr>
+          <w:noProof/>
+        </w:rPr>
+      </w:pPr>
       <w:r>
         <w:rPr>
           <w:noProof/>
@@ -2897,6 +2959,7 @@
                 <w:bCs/>
                 <w:noProof/>
               </w:rPr>
+              <w:lastRenderedPageBreak/>
               <w:t>Veeru nimi</w:t>
             </w:r>
           </w:p>
@@ -3145,6 +3208,13 @@
         </w:tc>
       </w:tr>
     </w:tbl>
+    <w:p>
+      <w:pPr>
+        <w:rPr>
+          <w:noProof/>
+        </w:rPr>
+      </w:pPr>
+    </w:p>
     <w:p>
       <w:pPr>
         <w:rPr>
@@ -3200,7 +3270,6 @@
                 <w:bCs/>
                 <w:noProof/>
               </w:rPr>
-              <w:lastRenderedPageBreak/>
               <w:t>Veeru nimi</w:t>
             </w:r>
           </w:p>
@@ -3460,7 +3529,7 @@
           <w:noProof/>
         </w:rPr>
         <w:pict w14:anchorId="5F4D43CE">
-          <v:rect id="_x0000_i1091" style="width:0;height:1.5pt" o:hralign="center" o:hrstd="t" o:hr="t" fillcolor="#a0a0a0" stroked="f"/>
+          <v:rect id="_x0000_i1030" style="width:0;height:1.5pt" o:hralign="center" o:hrstd="t" o:hr="t" fillcolor="#a0a0a0" stroked="f"/>
         </w:pict>
       </w:r>
     </w:p>
@@ -3600,66 +3669,6 @@
         <w:rPr>
           <w:noProof/>
         </w:rPr>
-        <w:drawing>
-          <wp:inline distT="0" distB="0" distL="0" distR="0" wp14:anchorId="322F2482" wp14:editId="77F13930">
-            <wp:extent cx="12700" cy="12700"/>
-            <wp:effectExtent l="0" t="0" r="0" b="0"/>
-            <wp:docPr id="3" name="Picture 3"/>
-            <wp:cNvGraphicFramePr>
-              <a:graphicFrameLocks xmlns:a="http://schemas.openxmlformats.org/drawingml/2006/main" noChangeAspect="1"/>
-            </wp:cNvGraphicFramePr>
-            <a:graphic xmlns:a="http://schemas.openxmlformats.org/drawingml/2006/main">
-              <a:graphicData uri="http://schemas.openxmlformats.org/drawingml/2006/picture">
-                <pic:pic xmlns:pic="http://schemas.openxmlformats.org/drawingml/2006/picture">
-                  <pic:nvPicPr>
-                    <pic:cNvPr id="0" name="Picture 68"/>
-                    <pic:cNvPicPr>
-                      <a:picLocks noChangeAspect="1" noChangeArrowheads="1"/>
-                    </pic:cNvPicPr>
-                  </pic:nvPicPr>
-                  <pic:blipFill>
-                    <a:blip r:embed="rId6">
-                      <a:extLst>
-                        <a:ext uri="{28A0092B-C50C-407E-A947-70E740481C1C}">
-                          <a14:useLocalDpi xmlns:a14="http://schemas.microsoft.com/office/drawing/2010/main" val="0"/>
-                        </a:ext>
-                      </a:extLst>
-                    </a:blip>
-                    <a:srcRect/>
-                    <a:stretch>
-                      <a:fillRect/>
-                    </a:stretch>
-                  </pic:blipFill>
-                  <pic:spPr bwMode="auto">
-                    <a:xfrm>
-                      <a:off x="0" y="0"/>
-                      <a:ext cx="12700" cy="12700"/>
-                    </a:xfrm>
-                    <a:prstGeom prst="rect">
-                      <a:avLst/>
-                    </a:prstGeom>
-                    <a:noFill/>
-                    <a:ln>
-                      <a:noFill/>
-                    </a:ln>
-                  </pic:spPr>
-                </pic:pic>
-              </a:graphicData>
-            </a:graphic>
-          </wp:inline>
-        </w:drawing>
-      </w:r>
-    </w:p>
-    <w:p>
-      <w:pPr>
-        <w:rPr>
-          <w:noProof/>
-        </w:rPr>
-      </w:pPr>
-      <w:r>
-        <w:rPr>
-          <w:noProof/>
-        </w:rPr>
         <w:t>Ostujõud=Keskmine palkRuutmeetri hindOstujõud equals the fraction with numerator Keskmine palk and denominator Ruutmeetri hind end-fraction</w:t>
       </w:r>
     </w:p>
@@ -3762,6 +3771,7 @@
         <w:rPr>
           <w:noProof/>
         </w:rPr>
+        <w:lastRenderedPageBreak/>
         <w:t>Eesti maakondade ostujõu dünaamika võrdlemine.</w:t>
       </w:r>
     </w:p>
@@ -3865,7 +3875,6 @@
           <w:bCs/>
           <w:noProof/>
         </w:rPr>
-        <w:lastRenderedPageBreak/>
         <w:t>Kasutajarakendus (Äpp):</w:t>
       </w:r>
     </w:p>
@@ -3897,7 +3906,7 @@
           <w:noProof/>
         </w:rPr>
         <w:pict w14:anchorId="55984D91">
-          <v:rect id="_x0000_i1093" style="width:0;height:1.5pt" o:hralign="center" o:hrstd="t" o:hr="t" fillcolor="#a0a0a0" stroked="f"/>
+          <v:rect id="_x0000_i1031" style="width:0;height:1.5pt" o:hralign="center" o:hrstd="t" o:hr="t" fillcolor="#a0a0a0" stroked="f"/>
         </w:pict>
       </w:r>
     </w:p>
@@ -7360,7 +7369,7 @@
         <w:sz w:val="20"/>
       </w:rPr>
     </w:lvl>
-    <w:lvl w:ilvl="1" w:tentative="1">
+    <w:lvl w:ilvl="1">
       <w:start w:val="1"/>
       <w:numFmt w:val="bullet"/>
       <w:lvlText w:val="o"/>
@@ -12418,6 +12427,7 @@
   <w:style w:type="character" w:default="1" w:styleId="DefaultParagraphFont">
     <w:name w:val="Default Paragraph Font"/>
     <w:uiPriority w:val="1"/>
+    <w:semiHidden/>
     <w:unhideWhenUsed/>
   </w:style>
   <w:style w:type="table" w:default="1" w:styleId="TableNormal">

--- a/Lõputöö kirjeldus.docx
+++ b/Lõputöö kirjeldus.docx
@@ -115,7 +115,7 @@
           <w:noProof/>
         </w:rPr>
         <w:pict w14:anchorId="0E3B09B4">
-          <v:rect id="_x0000_i1086" style="width:0;height:1.5pt" o:hralign="center" o:hrstd="t" o:hr="t" fillcolor="#a0a0a0" stroked="f"/>
+          <v:rect id="_x0000_i1025" style="width:0;height:1.5pt" o:hralign="center" o:hrstd="t" o:hr="t" fillcolor="#a0a0a0" stroked="f"/>
         </w:pict>
       </w:r>
     </w:p>
@@ -400,7 +400,7 @@
           <w:noProof/>
         </w:rPr>
         <w:pict w14:anchorId="09EFF518">
-          <v:rect id="_x0000_i1087" style="width:0;height:1.5pt" o:hralign="center" o:hrstd="t" o:hr="t" fillcolor="#a0a0a0" stroked="f"/>
+          <v:rect id="_x0000_i1026" style="width:0;height:1.5pt" o:hralign="center" o:hrstd="t" o:hr="t" fillcolor="#a0a0a0" stroked="f"/>
         </w:pict>
       </w:r>
     </w:p>
@@ -668,7 +668,7 @@
           <w:noProof/>
         </w:rPr>
         <w:pict w14:anchorId="559A3DC2">
-          <v:rect id="_x0000_i1088" style="width:0;height:1.5pt" o:hralign="center" o:hrstd="t" o:hr="t" fillcolor="#a0a0a0" stroked="f"/>
+          <v:rect id="_x0000_i1027" style="width:0;height:1.5pt" o:hralign="center" o:hrstd="t" o:hr="t" fillcolor="#a0a0a0" stroked="f"/>
         </w:pict>
       </w:r>
     </w:p>
@@ -991,7 +991,7 @@
           <w:noProof/>
         </w:rPr>
         <w:pict w14:anchorId="1940237B">
-          <v:rect id="_x0000_i1089" style="width:0;height:1.5pt" o:hralign="center" o:hrstd="t" o:hr="t" fillcolor="#a0a0a0" stroked="f"/>
+          <v:rect id="_x0000_i1028" style="width:0;height:1.5pt" o:hralign="center" o:hrstd="t" o:hr="t" fillcolor="#a0a0a0" stroked="f"/>
         </w:pict>
       </w:r>
     </w:p>
@@ -1090,6 +1090,117 @@
         <w:t>Dimensioonitabelid</w:t>
       </w:r>
     </w:p>
+    <w:p/>
+    <w:p/>
+    <w:p/>
+    <w:p/>
+    <w:p/>
+    <w:p>
+      <w:pPr>
+        <w:rPr>
+          <w:b/>
+          <w:bCs/>
+        </w:rPr>
+      </w:pPr>
+      <w:r>
+        <w:rPr>
+          <w:b/>
+          <w:bCs/>
+        </w:rPr>
+        <w:lastRenderedPageBreak/>
+        <w:t>Dim-mudel SQL andmebaasis</w:t>
+      </w:r>
+    </w:p>
+    <w:p>
+      <w:r>
+        <w:drawing>
+          <wp:inline distT="0" distB="0" distL="0" distR="0" wp14:anchorId="69265019" wp14:editId="3ED47783">
+            <wp:extent cx="5731510" cy="4277995"/>
+            <wp:effectExtent l="0" t="0" r="2540" b="8255"/>
+            <wp:docPr id="2" name="Picture 2"/>
+            <wp:cNvGraphicFramePr>
+              <a:graphicFrameLocks xmlns:a="http://schemas.openxmlformats.org/drawingml/2006/main" noChangeAspect="1"/>
+            </wp:cNvGraphicFramePr>
+            <a:graphic xmlns:a="http://schemas.openxmlformats.org/drawingml/2006/main">
+              <a:graphicData uri="http://schemas.openxmlformats.org/drawingml/2006/picture">
+                <pic:pic xmlns:pic="http://schemas.openxmlformats.org/drawingml/2006/picture">
+                  <pic:nvPicPr>
+                    <pic:cNvPr id="1" name=""/>
+                    <pic:cNvPicPr/>
+                  </pic:nvPicPr>
+                  <pic:blipFill>
+                    <a:blip r:embed="rId6"/>
+                    <a:stretch>
+                      <a:fillRect/>
+                    </a:stretch>
+                  </pic:blipFill>
+                  <pic:spPr>
+                    <a:xfrm>
+                      <a:off x="0" y="0"/>
+                      <a:ext cx="5731510" cy="4277995"/>
+                    </a:xfrm>
+                    <a:prstGeom prst="rect">
+                      <a:avLst/>
+                    </a:prstGeom>
+                  </pic:spPr>
+                </pic:pic>
+              </a:graphicData>
+            </a:graphic>
+          </wp:inline>
+        </w:drawing>
+      </w:r>
+    </w:p>
+    <w:p>
+      <w:r>
+        <w:t>F</w:t>
+      </w:r>
+      <w:r>
+        <w:t>aktitabeli fact_</w:t>
+      </w:r>
+      <w:r>
+        <w:t>kv</w:t>
+      </w:r>
+      <w:r>
+        <w:t xml:space="preserve"> grain on</w:t>
+      </w:r>
+      <w:r>
+        <w:t xml:space="preserve"> ühe maakonna korterite keskmine m2 hind ühes kvartalis.</w:t>
+      </w:r>
+    </w:p>
+    <w:p>
+      <w:r>
+        <w:t>Faktitabeli fact_palk grain on ühe maakonna keskmine brutopalk ühes kvartalis.</w:t>
+      </w:r>
+    </w:p>
+    <w:p>
+      <w:r>
+        <w:t>Faktitabeli fact_intressid grain on Eesti keskmine laenuintressi määr ühes kvartalis.</w:t>
+      </w:r>
+    </w:p>
+    <w:p>
+      <w:r>
+        <w:t>Faktitabeli fact_thi grain on Eesti keskmine THI indeks ühes kvartalis.</w:t>
+      </w:r>
+    </w:p>
+    <w:p>
+      <w:r>
+        <w:t>Dim</w:t>
+      </w:r>
+      <w:r>
+        <w:t>ensiooni</w:t>
+      </w:r>
+      <w:r>
+        <w:t xml:space="preserve">tabeli dim_county </w:t>
+      </w:r>
+      <w:r>
+        <w:t>grain on üks unikaalne maakond.</w:t>
+      </w:r>
+    </w:p>
+    <w:p>
+      <w:r>
+        <w:t>Dimensioonitabeli dim_time grain on üks kvartal.</w:t>
+      </w:r>
+    </w:p>
     <w:p>
       <w:pPr>
         <w:rPr>
@@ -1448,7 +1559,6 @@
                 <w:bCs/>
                 <w:noProof/>
               </w:rPr>
-              <w:lastRenderedPageBreak/>
               <w:t>Veeru nimi</w:t>
             </w:r>
           </w:p>
@@ -1546,6 +1656,7 @@
               <w:rPr>
                 <w:noProof/>
               </w:rPr>
+              <w:lastRenderedPageBreak/>
               <w:t>PK_quarter_ID</w:t>
             </w:r>
           </w:p>
@@ -1963,7 +2074,7 @@
           <w:noProof/>
         </w:rPr>
         <w:pict w14:anchorId="4C9DDDA8">
-          <v:rect id="_x0000_i1090" style="width:0;height:1.5pt" o:hralign="center" o:hrstd="t" o:hr="t" fillcolor="#a0a0a0" stroked="f"/>
+          <v:rect id="_x0000_i1029" style="width:0;height:1.5pt" o:hralign="center" o:hrstd="t" o:hr="t" fillcolor="#a0a0a0" stroked="f"/>
         </w:pict>
       </w:r>
     </w:p>
@@ -3200,7 +3311,6 @@
                 <w:bCs/>
                 <w:noProof/>
               </w:rPr>
-              <w:lastRenderedPageBreak/>
               <w:t>Veeru nimi</w:t>
             </w:r>
           </w:p>
@@ -3298,6 +3408,7 @@
               <w:rPr>
                 <w:noProof/>
               </w:rPr>
+              <w:lastRenderedPageBreak/>
               <w:t>FK_quarter_ID</w:t>
             </w:r>
           </w:p>
@@ -3460,7 +3571,7 @@
           <w:noProof/>
         </w:rPr>
         <w:pict w14:anchorId="5F4D43CE">
-          <v:rect id="_x0000_i1091" style="width:0;height:1.5pt" o:hralign="center" o:hrstd="t" o:hr="t" fillcolor="#a0a0a0" stroked="f"/>
+          <v:rect id="_x0000_i1030" style="width:0;height:1.5pt" o:hralign="center" o:hrstd="t" o:hr="t" fillcolor="#a0a0a0" stroked="f"/>
         </w:pict>
       </w:r>
     </w:p>
@@ -3618,7 +3729,7 @@
                     </pic:cNvPicPr>
                   </pic:nvPicPr>
                   <pic:blipFill>
-                    <a:blip r:embed="rId6">
+                    <a:blip r:embed="rId7">
                       <a:extLst>
                         <a:ext uri="{28A0092B-C50C-407E-A947-70E740481C1C}">
                           <a14:useLocalDpi xmlns:a14="http://schemas.microsoft.com/office/drawing/2010/main" val="0"/>
@@ -3865,7 +3976,6 @@
           <w:bCs/>
           <w:noProof/>
         </w:rPr>
-        <w:lastRenderedPageBreak/>
         <w:t>Kasutajarakendus (Äpp):</w:t>
       </w:r>
     </w:p>
@@ -3883,6 +3993,7 @@
         <w:rPr>
           <w:noProof/>
         </w:rPr>
+        <w:lastRenderedPageBreak/>
         <w:t>Eraisikule ja koduostjale suunatud otsustustoe tööriista loomine kogutud andmete visualiseerimiseks.</w:t>
       </w:r>
     </w:p>
@@ -3897,7 +4008,7 @@
           <w:noProof/>
         </w:rPr>
         <w:pict w14:anchorId="55984D91">
-          <v:rect id="_x0000_i1093" style="width:0;height:1.5pt" o:hralign="center" o:hrstd="t" o:hr="t" fillcolor="#a0a0a0" stroked="f"/>
+          <v:rect id="_x0000_i1031" style="width:0;height:1.5pt" o:hralign="center" o:hrstd="t" o:hr="t" fillcolor="#a0a0a0" stroked="f"/>
         </w:pict>
       </w:r>
     </w:p>

--- a/Lõputöö kirjeldus.docx
+++ b/Lõputöö kirjeldus.docx
@@ -642,6 +642,7 @@
           <w:noProof/>
         </w:rPr>
       </w:pPr>
+      <w:commentRangeStart w:id="0"/>
       <w:r>
         <w:rPr>
           <w:b/>
@@ -655,6 +656,13 @@
           <w:noProof/>
         </w:rPr>
         <w:t xml:space="preserve"> ..._sql_final</w:t>
+      </w:r>
+      <w:commentRangeEnd w:id="0"/>
+      <w:r>
+        <w:rPr>
+          <w:rStyle w:val="CommentReference"/>
+        </w:rPr>
+        <w:commentReference w:id="0"/>
       </w:r>
     </w:p>
     <w:p>
@@ -939,7 +947,27 @@
         <w:rPr>
           <w:noProof/>
         </w:rPr>
-        <w:t xml:space="preserve"> Eesti Panga statistikamoodul (eluasemelaenude intressimäärad).</w:t>
+        <w:t xml:space="preserve"> Eesti Panga statistikamoodul (eluasemelaenude </w:t>
+      </w:r>
+      <w:commentRangeStart w:id="1"/>
+      <w:r>
+        <w:rPr>
+          <w:noProof/>
+        </w:rPr>
+        <w:t>intressimäärad</w:t>
+      </w:r>
+      <w:commentRangeEnd w:id="1"/>
+      <w:r>
+        <w:rPr>
+          <w:rStyle w:val="CommentReference"/>
+        </w:rPr>
+        <w:commentReference w:id="1"/>
+      </w:r>
+      <w:r>
+        <w:rPr>
+          <w:noProof/>
+        </w:rPr>
+        <w:t>).</w:t>
       </w:r>
     </w:p>
     <w:p>
@@ -1035,6 +1063,7 @@
           <w:noProof/>
         </w:rPr>
       </w:pPr>
+      <w:commentRangeStart w:id="2"/>
       <w:r>
         <w:rPr>
           <w:noProof/>
@@ -1055,7 +1084,7 @@
                     <pic:cNvPicPr/>
                   </pic:nvPicPr>
                   <pic:blipFill>
-                    <a:blip r:embed="rId5"/>
+                    <a:blip r:embed="rId9"/>
                     <a:stretch>
                       <a:fillRect/>
                     </a:stretch>
@@ -1075,6 +1104,13 @@
           </wp:inline>
         </w:drawing>
       </w:r>
+      <w:commentRangeEnd w:id="2"/>
+      <w:r>
+        <w:rPr>
+          <w:rStyle w:val="CommentReference"/>
+        </w:rPr>
+        <w:commentReference w:id="2"/>
+      </w:r>
     </w:p>
     <w:p>
       <w:pPr>
@@ -1102,17 +1138,44 @@
           <w:bCs/>
         </w:rPr>
       </w:pPr>
+      <w:proofErr w:type="spellStart"/>
       <w:r>
         <w:rPr>
           <w:b/>
           <w:bCs/>
         </w:rPr>
         <w:lastRenderedPageBreak/>
-        <w:t>Dim-mudel SQL andmebaasis</w:t>
+        <w:t>Dim</w:t>
+      </w:r>
+      <w:proofErr w:type="spellEnd"/>
+      <w:r>
+        <w:rPr>
+          <w:b/>
+          <w:bCs/>
+        </w:rPr>
+        <w:t xml:space="preserve">-mudel SQL </w:t>
+      </w:r>
+      <w:commentRangeStart w:id="3"/>
+      <w:r>
+        <w:rPr>
+          <w:b/>
+          <w:bCs/>
+        </w:rPr>
+        <w:t>andmebaasis</w:t>
+      </w:r>
+      <w:commentRangeEnd w:id="3"/>
+      <w:r>
+        <w:rPr>
+          <w:rStyle w:val="CommentReference"/>
+        </w:rPr>
+        <w:commentReference w:id="3"/>
       </w:r>
     </w:p>
     <w:p>
       <w:r>
+        <w:rPr>
+          <w:noProof/>
+        </w:rPr>
         <w:drawing>
           <wp:inline distT="0" distB="0" distL="0" distR="0" wp14:anchorId="69265019" wp14:editId="3ED47783">
             <wp:extent cx="5731510" cy="4277995"/>
@@ -1129,7 +1192,7 @@
                     <pic:cNvPicPr/>
                   </pic:nvPicPr>
                   <pic:blipFill>
-                    <a:blip r:embed="rId6"/>
+                    <a:blip r:embed="rId10"/>
                     <a:stretch>
                       <a:fillRect/>
                     </a:stretch>
@@ -1155,13 +1218,26 @@
         <w:t>F</w:t>
       </w:r>
       <w:r>
-        <w:t>aktitabeli fact_</w:t>
+        <w:t xml:space="preserve">aktitabeli </w:t>
+      </w:r>
+      <w:proofErr w:type="spellStart"/>
+      <w:r>
+        <w:t>fact_</w:t>
       </w:r>
       <w:r>
         <w:t>kv</w:t>
       </w:r>
-      <w:r>
-        <w:t xml:space="preserve"> grain on</w:t>
+      <w:proofErr w:type="spellEnd"/>
+      <w:r>
+        <w:t xml:space="preserve"> </w:t>
+      </w:r>
+      <w:proofErr w:type="spellStart"/>
+      <w:r>
+        <w:t>grain</w:t>
+      </w:r>
+      <w:proofErr w:type="spellEnd"/>
+      <w:r>
+        <w:t xml:space="preserve"> on</w:t>
       </w:r>
       <w:r>
         <w:t xml:space="preserve"> ühe maakonna korterite keskmine m2 hind ühes kvartalis.</w:t>
@@ -1169,17 +1245,65 @@
     </w:p>
     <w:p>
       <w:r>
-        <w:t>Faktitabeli fact_palk grain on ühe maakonna keskmine brutopalk ühes kvartalis.</w:t>
+        <w:t xml:space="preserve">Faktitabeli </w:t>
+      </w:r>
+      <w:proofErr w:type="spellStart"/>
+      <w:r>
+        <w:t>fact_palk</w:t>
+      </w:r>
+      <w:proofErr w:type="spellEnd"/>
+      <w:r>
+        <w:t xml:space="preserve"> </w:t>
+      </w:r>
+      <w:proofErr w:type="spellStart"/>
+      <w:r>
+        <w:t>grain</w:t>
+      </w:r>
+      <w:proofErr w:type="spellEnd"/>
+      <w:r>
+        <w:t xml:space="preserve"> on ühe maakonna keskmine brutopalk ühes kvartalis.</w:t>
       </w:r>
     </w:p>
     <w:p>
       <w:r>
-        <w:t>Faktitabeli fact_intressid grain on Eesti keskmine laenuintressi määr ühes kvartalis.</w:t>
+        <w:t xml:space="preserve">Faktitabeli </w:t>
+      </w:r>
+      <w:proofErr w:type="spellStart"/>
+      <w:r>
+        <w:t>fact_intressid</w:t>
+      </w:r>
+      <w:proofErr w:type="spellEnd"/>
+      <w:r>
+        <w:t xml:space="preserve"> </w:t>
+      </w:r>
+      <w:proofErr w:type="spellStart"/>
+      <w:r>
+        <w:t>grain</w:t>
+      </w:r>
+      <w:proofErr w:type="spellEnd"/>
+      <w:r>
+        <w:t xml:space="preserve"> on Eesti keskmine laenuintressi määr ühes kvartalis.</w:t>
       </w:r>
     </w:p>
     <w:p>
       <w:r>
-        <w:t>Faktitabeli fact_thi grain on Eesti keskmine THI indeks ühes kvartalis.</w:t>
+        <w:t xml:space="preserve">Faktitabeli </w:t>
+      </w:r>
+      <w:proofErr w:type="spellStart"/>
+      <w:r>
+        <w:t>fact_thi</w:t>
+      </w:r>
+      <w:proofErr w:type="spellEnd"/>
+      <w:r>
+        <w:t xml:space="preserve"> </w:t>
+      </w:r>
+      <w:proofErr w:type="spellStart"/>
+      <w:r>
+        <w:t>grain</w:t>
+      </w:r>
+      <w:proofErr w:type="spellEnd"/>
+      <w:r>
+        <w:t xml:space="preserve"> on Eesti keskmine THI indeks ühes kvartalis.</w:t>
       </w:r>
     </w:p>
     <w:p>
@@ -1190,15 +1314,44 @@
         <w:t>ensiooni</w:t>
       </w:r>
       <w:r>
-        <w:t xml:space="preserve">tabeli dim_county </w:t>
-      </w:r>
-      <w:r>
-        <w:t>grain on üks unikaalne maakond.</w:t>
+        <w:t xml:space="preserve">tabeli </w:t>
+      </w:r>
+      <w:proofErr w:type="spellStart"/>
+      <w:r>
+        <w:t>dim_county</w:t>
+      </w:r>
+      <w:proofErr w:type="spellEnd"/>
+      <w:r>
+        <w:t xml:space="preserve"> </w:t>
+      </w:r>
+      <w:proofErr w:type="spellStart"/>
+      <w:r>
+        <w:t>grain</w:t>
+      </w:r>
+      <w:proofErr w:type="spellEnd"/>
+      <w:r>
+        <w:t xml:space="preserve"> on üks unikaalne maakond.</w:t>
       </w:r>
     </w:p>
     <w:p>
       <w:r>
-        <w:t>Dimensioonitabeli dim_time grain on üks kvartal.</w:t>
+        <w:t xml:space="preserve">Dimensioonitabeli </w:t>
+      </w:r>
+      <w:proofErr w:type="spellStart"/>
+      <w:r>
+        <w:t>dim_time</w:t>
+      </w:r>
+      <w:proofErr w:type="spellEnd"/>
+      <w:r>
+        <w:t xml:space="preserve"> </w:t>
+      </w:r>
+      <w:proofErr w:type="spellStart"/>
+      <w:r>
+        <w:t>grain</w:t>
+      </w:r>
+      <w:proofErr w:type="spellEnd"/>
+      <w:r>
+        <w:t xml:space="preserve"> on üks kvartal.</w:t>
       </w:r>
     </w:p>
     <w:p>
@@ -3729,7 +3882,7 @@
                     </pic:cNvPicPr>
                   </pic:nvPicPr>
                   <pic:blipFill>
-                    <a:blip r:embed="rId7">
+                    <a:blip r:embed="rId11">
                       <a:extLst>
                         <a:ext uri="{28A0092B-C50C-407E-A947-70E740481C1C}">
                           <a14:useLocalDpi xmlns:a14="http://schemas.microsoft.com/office/drawing/2010/main" val="0"/>
@@ -4043,6 +4196,131 @@
     </w:sectPr>
   </w:body>
 </w:document>
+</file>
+
+<file path=word/comments.xml><?xml version="1.0" encoding="utf-8"?>
+<w:comments xmlns:wpc="http://schemas.microsoft.com/office/word/2010/wordprocessingCanvas" xmlns:cx="http://schemas.microsoft.com/office/drawing/2014/chartex" xmlns:cx1="http://schemas.microsoft.com/office/drawing/2015/9/8/chartex" xmlns:cx2="http://schemas.microsoft.com/office/drawing/2015/10/21/chartex" xmlns:cx3="http://schemas.microsoft.com/office/drawing/2016/5/9/chartex" xmlns:cx4="http://schemas.microsoft.com/office/drawing/2016/5/10/chartex" xmlns:cx5="http://schemas.microsoft.com/office/drawing/2016/5/11/chartex" xmlns:cx6="http://schemas.microsoft.com/office/drawing/2016/5/12/chartex" xmlns:cx7="http://schemas.microsoft.com/office/drawing/2016/5/13/chartex" xmlns:cx8="http://schemas.microsoft.com/office/drawing/2016/5/14/chartex" xmlns:mc="http://schemas.openxmlformats.org/markup-compatibility/2006" xmlns:aink="http://schemas.microsoft.com/office/drawing/2016/ink" xmlns:am3d="http://schemas.microsoft.com/office/drawing/2017/model3d" xmlns:o="urn:schemas-microsoft-com:office:office" xmlns:oel="http://schemas.microsoft.com/office/2019/extlst" xmlns:r="http://schemas.openxmlformats.org/officeDocument/2006/relationships" xmlns:m="http://schemas.openxmlformats.org/officeDocument/2006/math" xmlns:v="urn:schemas-microsoft-com:vml" xmlns:wp14="http://schemas.microsoft.com/office/word/2010/wordprocessingDrawing" xmlns:wp="http://schemas.openxmlformats.org/drawingml/2006/wordprocessingDrawing" xmlns:w10="urn:schemas-microsoft-com:office:word" xmlns:w="http://schemas.openxmlformats.org/wordprocessingml/2006/main" xmlns:w14="http://schemas.microsoft.com/office/word/2010/wordml" xmlns:w15="http://schemas.microsoft.com/office/word/2012/wordml" xmlns:w16cex="http://schemas.microsoft.com/office/word/2018/wordml/cex" xmlns:w16cid="http://schemas.microsoft.com/office/word/2016/wordml/cid" xmlns:w16="http://schemas.microsoft.com/office/word/2018/wordml" xmlns:w16sdtdh="http://schemas.microsoft.com/office/word/2020/wordml/sdtdatahash" xmlns:w16se="http://schemas.microsoft.com/office/word/2015/wordml/symex" xmlns:wpg="http://schemas.microsoft.com/office/word/2010/wordprocessingGroup" xmlns:wpi="http://schemas.microsoft.com/office/word/2010/wordprocessingInk" xmlns:wne="http://schemas.microsoft.com/office/word/2006/wordml" xmlns:wps="http://schemas.microsoft.com/office/word/2010/wordprocessingShape" mc:Ignorable="w14 w15 w16se w16cid w16 w16cex w16sdtdh wp14">
+  <w:comment w:id="0" w:author="Õpilane" w:date="2026-10-01T11:02:00Z" w:initials="Õ">
+    <w:p>
+      <w:pPr>
+        <w:pStyle w:val="CommentText"/>
+      </w:pPr>
+      <w:r>
+        <w:rPr>
+          <w:rStyle w:val="CommentReference"/>
+        </w:rPr>
+        <w:annotationRef/>
+      </w:r>
+      <w:r>
+        <w:t>On meil üldse mõni selline?</w:t>
+      </w:r>
+    </w:p>
+  </w:comment>
+  <w:comment w:id="1" w:author="Õpilane" w:date="2026-10-01T11:03:00Z" w:initials="Õ">
+    <w:p>
+      <w:pPr>
+        <w:pStyle w:val="CommentText"/>
+      </w:pPr>
+      <w:r>
+        <w:rPr>
+          <w:rStyle w:val="CommentReference"/>
+        </w:rPr>
+        <w:annotationRef/>
+      </w:r>
+      <w:r>
+        <w:t>Siia vaja Kaidil lisada, kas oli laenusumma või laenujäägi pealt</w:t>
+      </w:r>
+    </w:p>
+  </w:comment>
+  <w:comment w:id="2" w:author="Õpilane" w:date="2026-10-01T11:26:00Z" w:initials="Õ">
+    <w:p>
+      <w:pPr>
+        <w:pStyle w:val="CommentText"/>
+      </w:pPr>
+      <w:r>
+        <w:rPr>
+          <w:rStyle w:val="CommentReference"/>
+        </w:rPr>
+        <w:annotationRef/>
+      </w:r>
+      <w:r>
+        <w:t xml:space="preserve">Analüüs ka </w:t>
+      </w:r>
+      <w:proofErr w:type="spellStart"/>
+      <w:r>
+        <w:t>Pythoni</w:t>
+      </w:r>
+      <w:proofErr w:type="spellEnd"/>
+      <w:r>
+        <w:t xml:space="preserve"> App</w:t>
+      </w:r>
+    </w:p>
+  </w:comment>
+  <w:comment w:id="3" w:author="Õpilane" w:date="2026-10-01T11:26:00Z" w:initials="Õ">
+    <w:p>
+      <w:pPr>
+        <w:pStyle w:val="CommentText"/>
+      </w:pPr>
+      <w:r>
+        <w:rPr>
+          <w:rStyle w:val="CommentReference"/>
+        </w:rPr>
+        <w:annotationRef/>
+      </w:r>
+      <w:r>
+        <w:t xml:space="preserve">Peaks muutma </w:t>
+      </w:r>
+      <w:proofErr w:type="spellStart"/>
+      <w:r>
+        <w:t>SQL’is</w:t>
+      </w:r>
+      <w:proofErr w:type="spellEnd"/>
+      <w:r>
+        <w:t xml:space="preserve"> juba ka kõik eestikeelseks, et oleks läbivalt samas keeles ja siin </w:t>
+      </w:r>
+      <w:proofErr w:type="spellStart"/>
+      <w:r>
+        <w:t>update</w:t>
+      </w:r>
+      <w:proofErr w:type="spellEnd"/>
+      <w:r>
+        <w:t xml:space="preserve"> </w:t>
+      </w:r>
+      <w:proofErr w:type="spellStart"/>
+      <w:r>
+        <w:t>visuaalile</w:t>
+      </w:r>
+      <w:proofErr w:type="spellEnd"/>
+    </w:p>
+  </w:comment>
+</w:comments>
+</file>
+
+<file path=word/commentsExtended.xml><?xml version="1.0" encoding="utf-8"?>
+<w15:commentsEx xmlns:wpc="http://schemas.microsoft.com/office/word/2010/wordprocessingCanvas" xmlns:cx="http://schemas.microsoft.com/office/drawing/2014/chartex" xmlns:cx1="http://schemas.microsoft.com/office/drawing/2015/9/8/chartex" xmlns:cx2="http://schemas.microsoft.com/office/drawing/2015/10/21/chartex" xmlns:cx3="http://schemas.microsoft.com/office/drawing/2016/5/9/chartex" xmlns:cx4="http://schemas.microsoft.com/office/drawing/2016/5/10/chartex" xmlns:cx5="http://schemas.microsoft.com/office/drawing/2016/5/11/chartex" xmlns:cx6="http://schemas.microsoft.com/office/drawing/2016/5/12/chartex" xmlns:cx7="http://schemas.microsoft.com/office/drawing/2016/5/13/chartex" xmlns:cx8="http://schemas.microsoft.com/office/drawing/2016/5/14/chartex" xmlns:mc="http://schemas.openxmlformats.org/markup-compatibility/2006" xmlns:aink="http://schemas.microsoft.com/office/drawing/2016/ink" xmlns:am3d="http://schemas.microsoft.com/office/drawing/2017/model3d" xmlns:o="urn:schemas-microsoft-com:office:office" xmlns:oel="http://schemas.microsoft.com/office/2019/extlst" xmlns:r="http://schemas.openxmlformats.org/officeDocument/2006/relationships" xmlns:m="http://schemas.openxmlformats.org/officeDocument/2006/math" xmlns:v="urn:schemas-microsoft-com:vml" xmlns:wp14="http://schemas.microsoft.com/office/word/2010/wordprocessingDrawing" xmlns:wp="http://schemas.openxmlformats.org/drawingml/2006/wordprocessingDrawing" xmlns:w10="urn:schemas-microsoft-com:office:word" xmlns:w="http://schemas.openxmlformats.org/wordprocessingml/2006/main" xmlns:w14="http://schemas.microsoft.com/office/word/2010/wordml" xmlns:w15="http://schemas.microsoft.com/office/word/2012/wordml" xmlns:w16cex="http://schemas.microsoft.com/office/word/2018/wordml/cex" xmlns:w16cid="http://schemas.microsoft.com/office/word/2016/wordml/cid" xmlns:w16="http://schemas.microsoft.com/office/word/2018/wordml" xmlns:w16sdtdh="http://schemas.microsoft.com/office/word/2020/wordml/sdtdatahash" xmlns:w16se="http://schemas.microsoft.com/office/word/2015/wordml/symex" xmlns:wpg="http://schemas.microsoft.com/office/word/2010/wordprocessingGroup" xmlns:wpi="http://schemas.microsoft.com/office/word/2010/wordprocessingInk" xmlns:wne="http://schemas.microsoft.com/office/word/2006/wordml" xmlns:wps="http://schemas.microsoft.com/office/word/2010/wordprocessingShape" mc:Ignorable="w14 w15 w16se w16cid w16 w16cex w16sdtdh wp14">
+  <w15:commentEx w15:paraId="10ECE6F5" w15:done="0"/>
+  <w15:commentEx w15:paraId="5FB4FD83" w15:done="0"/>
+  <w15:commentEx w15:paraId="463BFCC7" w15:done="0"/>
+  <w15:commentEx w15:paraId="29733001" w15:done="0"/>
+</w15:commentsEx>
+</file>
+
+<file path=word/commentsExtensible.xml><?xml version="1.0" encoding="utf-8"?>
+<w16cex:commentsExtensible xmlns:wpc="http://schemas.microsoft.com/office/word/2010/wordprocessingCanvas" xmlns:cx="http://schemas.microsoft.com/office/drawing/2014/chartex" xmlns:cx1="http://schemas.microsoft.com/office/drawing/2015/9/8/chartex" xmlns:cx2="http://schemas.microsoft.com/office/drawing/2015/10/21/chartex" xmlns:cx3="http://schemas.microsoft.com/office/drawing/2016/5/9/chartex" xmlns:cx4="http://schemas.microsoft.com/office/drawing/2016/5/10/chartex" xmlns:cx5="http://schemas.microsoft.com/office/drawing/2016/5/11/chartex" xmlns:cx6="http://schemas.microsoft.com/office/drawing/2016/5/12/chartex" xmlns:cx7="http://schemas.microsoft.com/office/drawing/2016/5/13/chartex" xmlns:cx8="http://schemas.microsoft.com/office/drawing/2016/5/14/chartex" xmlns:cr="http://schemas.microsoft.com/office/comments/2020/reactions" xmlns:mc="http://schemas.openxmlformats.org/markup-compatibility/2006" xmlns:aink="http://schemas.microsoft.com/office/drawing/2016/ink" xmlns:am3d="http://schemas.microsoft.com/office/drawing/2017/model3d" xmlns:o="urn:schemas-microsoft-com:office:office" xmlns:oel="http://schemas.microsoft.com/office/2019/extlst" xmlns:r="http://schemas.openxmlformats.org/officeDocument/2006/relationships" xmlns:m="http://schemas.openxmlformats.org/officeDocument/2006/math" xmlns:v="urn:schemas-microsoft-com:vml" xmlns:wp14="http://schemas.microsoft.com/office/word/2010/wordprocessingDrawing" xmlns:wp="http://schemas.openxmlformats.org/drawingml/2006/wordprocessingDrawing" xmlns:w10="urn:schemas-microsoft-com:office:word" xmlns:w="http://schemas.openxmlformats.org/wordprocessingml/2006/main" xmlns:w14="http://schemas.microsoft.com/office/word/2010/wordml" xmlns:w15="http://schemas.microsoft.com/office/word/2012/wordml" xmlns:w16cex="http://schemas.microsoft.com/office/word/2018/wordml/cex" xmlns:w16cid="http://schemas.microsoft.com/office/word/2016/wordml/cid" xmlns:w16="http://schemas.microsoft.com/office/word/2018/wordml" xmlns:w16sdtdh="http://schemas.microsoft.com/office/word/2020/wordml/sdtdatahash" xmlns:w16se="http://schemas.microsoft.com/office/word/2015/wordml/symex" xmlns:wpg="http://schemas.microsoft.com/office/word/2010/wordprocessingGroup" xmlns:wpi="http://schemas.microsoft.com/office/word/2010/wordprocessingInk" xmlns:wne="http://schemas.microsoft.com/office/word/2006/wordml" xmlns:wps="http://schemas.microsoft.com/office/word/2010/wordprocessingShape" mc:Ignorable="w14 w15 w16se w16cid w16 w16cex w16sdtdh cr wp14">
+  <w16cex:commentExtensible w16cex:durableId="4954ED59" w16cex:dateUtc="2026-10-01T08:02:00Z"/>
+  <w16cex:commentExtensible w16cex:durableId="52A3C59A" w16cex:dateUtc="2026-10-01T08:03:00Z"/>
+  <w16cex:commentExtensible w16cex:durableId="7845A70B" w16cex:dateUtc="2026-10-01T08:26:00Z"/>
+  <w16cex:commentExtensible w16cex:durableId="70107C70" w16cex:dateUtc="2026-10-01T08:26:00Z"/>
+</w16cex:commentsExtensible>
+</file>
+
+<file path=word/commentsIds.xml><?xml version="1.0" encoding="utf-8"?>
+<w16cid:commentsIds xmlns:wpc="http://schemas.microsoft.com/office/word/2010/wordprocessingCanvas" xmlns:cx="http://schemas.microsoft.com/office/drawing/2014/chartex" xmlns:cx1="http://schemas.microsoft.com/office/drawing/2015/9/8/chartex" xmlns:cx2="http://schemas.microsoft.com/office/drawing/2015/10/21/chartex" xmlns:cx3="http://schemas.microsoft.com/office/drawing/2016/5/9/chartex" xmlns:cx4="http://schemas.microsoft.com/office/drawing/2016/5/10/chartex" xmlns:cx5="http://schemas.microsoft.com/office/drawing/2016/5/11/chartex" xmlns:cx6="http://schemas.microsoft.com/office/drawing/2016/5/12/chartex" xmlns:cx7="http://schemas.microsoft.com/office/drawing/2016/5/13/chartex" xmlns:cx8="http://schemas.microsoft.com/office/drawing/2016/5/14/chartex" xmlns:mc="http://schemas.openxmlformats.org/markup-compatibility/2006" xmlns:aink="http://schemas.microsoft.com/office/drawing/2016/ink" xmlns:am3d="http://schemas.microsoft.com/office/drawing/2017/model3d" xmlns:o="urn:schemas-microsoft-com:office:office" xmlns:oel="http://schemas.microsoft.com/office/2019/extlst" xmlns:r="http://schemas.openxmlformats.org/officeDocument/2006/relationships" xmlns:m="http://schemas.openxmlformats.org/officeDocument/2006/math" xmlns:v="urn:schemas-microsoft-com:vml" xmlns:wp14="http://schemas.microsoft.com/office/word/2010/wordprocessingDrawing" xmlns:wp="http://schemas.openxmlformats.org/drawingml/2006/wordprocessingDrawing" xmlns:w10="urn:schemas-microsoft-com:office:word" xmlns:w="http://schemas.openxmlformats.org/wordprocessingml/2006/main" xmlns:w14="http://schemas.microsoft.com/office/word/2010/wordml" xmlns:w15="http://schemas.microsoft.com/office/word/2012/wordml" xmlns:w16cex="http://schemas.microsoft.com/office/word/2018/wordml/cex" xmlns:w16cid="http://schemas.microsoft.com/office/word/2016/wordml/cid" xmlns:w16="http://schemas.microsoft.com/office/word/2018/wordml" xmlns:w16sdtdh="http://schemas.microsoft.com/office/word/2020/wordml/sdtdatahash" xmlns:w16se="http://schemas.microsoft.com/office/word/2015/wordml/symex" xmlns:wpg="http://schemas.microsoft.com/office/word/2010/wordprocessingGroup" xmlns:wpi="http://schemas.microsoft.com/office/word/2010/wordprocessingInk" xmlns:wne="http://schemas.microsoft.com/office/word/2006/wordml" xmlns:wps="http://schemas.microsoft.com/office/word/2010/wordprocessingShape" mc:Ignorable="w14 w15 w16se w16cid w16 w16cex w16sdtdh wp14">
+  <w16cid:commentId w16cid:paraId="10ECE6F5" w16cid:durableId="4954ED59"/>
+  <w16cid:commentId w16cid:paraId="5FB4FD83" w16cid:durableId="52A3C59A"/>
+  <w16cid:commentId w16cid:paraId="463BFCC7" w16cid:durableId="7845A70B"/>
+  <w16cid:commentId w16cid:paraId="29733001" w16cid:durableId="70107C70"/>
+</w16cid:commentsIds>
 </file>
 
 <file path=word/numbering.xml><?xml version="1.0" encoding="utf-8"?>
@@ -11925,6 +12203,14 @@
     <w:abstractNumId w:val="19"/>
   </w:num>
 </w:numbering>
+</file>
+
+<file path=word/people.xml><?xml version="1.0" encoding="utf-8"?>
+<w15:people xmlns:wpc="http://schemas.microsoft.com/office/word/2010/wordprocessingCanvas" xmlns:cx="http://schemas.microsoft.com/office/drawing/2014/chartex" xmlns:cx1="http://schemas.microsoft.com/office/drawing/2015/9/8/chartex" xmlns:cx2="http://schemas.microsoft.com/office/drawing/2015/10/21/chartex" xmlns:cx3="http://schemas.microsoft.com/office/drawing/2016/5/9/chartex" xmlns:cx4="http://schemas.microsoft.com/office/drawing/2016/5/10/chartex" xmlns:cx5="http://schemas.microsoft.com/office/drawing/2016/5/11/chartex" xmlns:cx6="http://schemas.microsoft.com/office/drawing/2016/5/12/chartex" xmlns:cx7="http://schemas.microsoft.com/office/drawing/2016/5/13/chartex" xmlns:cx8="http://schemas.microsoft.com/office/drawing/2016/5/14/chartex" xmlns:mc="http://schemas.openxmlformats.org/markup-compatibility/2006" xmlns:aink="http://schemas.microsoft.com/office/drawing/2016/ink" xmlns:am3d="http://schemas.microsoft.com/office/drawing/2017/model3d" xmlns:o="urn:schemas-microsoft-com:office:office" xmlns:oel="http://schemas.microsoft.com/office/2019/extlst" xmlns:r="http://schemas.openxmlformats.org/officeDocument/2006/relationships" xmlns:m="http://schemas.openxmlformats.org/officeDocument/2006/math" xmlns:v="urn:schemas-microsoft-com:vml" xmlns:wp14="http://schemas.microsoft.com/office/word/2010/wordprocessingDrawing" xmlns:wp="http://schemas.openxmlformats.org/drawingml/2006/wordprocessingDrawing" xmlns:w10="urn:schemas-microsoft-com:office:word" xmlns:w="http://schemas.openxmlformats.org/wordprocessingml/2006/main" xmlns:w14="http://schemas.microsoft.com/office/word/2010/wordml" xmlns:w15="http://schemas.microsoft.com/office/word/2012/wordml" xmlns:w16cex="http://schemas.microsoft.com/office/word/2018/wordml/cex" xmlns:w16cid="http://schemas.microsoft.com/office/word/2016/wordml/cid" xmlns:w16="http://schemas.microsoft.com/office/word/2018/wordml" xmlns:w16sdtdh="http://schemas.microsoft.com/office/word/2020/wordml/sdtdatahash" xmlns:w16se="http://schemas.microsoft.com/office/word/2015/wordml/symex" xmlns:wpg="http://schemas.microsoft.com/office/word/2010/wordprocessingGroup" xmlns:wpi="http://schemas.microsoft.com/office/word/2010/wordprocessingInk" xmlns:wne="http://schemas.microsoft.com/office/word/2006/wordml" xmlns:wps="http://schemas.microsoft.com/office/word/2010/wordprocessingShape" mc:Ignorable="w14 w15 w16se w16cid w16 w16cex w16sdtdh wp14">
+  <w15:person w15:author="Õpilane">
+    <w15:presenceInfo w15:providerId="AD" w15:userId="S-1-5-21-737232220-2741909841-3835638558-8315"/>
+  </w15:person>
+</w15:people>
 </file>
 
 <file path=word/styles.xml><?xml version="1.0" encoding="utf-8"?>
@@ -12529,6 +12815,7 @@
   <w:style w:type="character" w:default="1" w:styleId="DefaultParagraphFont">
     <w:name w:val="Default Paragraph Font"/>
     <w:uiPriority w:val="1"/>
+    <w:semiHidden/>
     <w:unhideWhenUsed/>
   </w:style>
   <w:style w:type="table" w:default="1" w:styleId="TableNormal">
@@ -12894,6 +13181,74 @@
       <w:bCs/>
     </w:rPr>
   </w:style>
+  <w:style w:type="character" w:styleId="CommentReference">
+    <w:name w:val="annotation reference"/>
+    <w:basedOn w:val="DefaultParagraphFont"/>
+    <w:uiPriority w:val="99"/>
+    <w:semiHidden/>
+    <w:unhideWhenUsed/>
+    <w:rsid w:val="0097354E"/>
+    <w:rPr>
+      <w:sz w:val="16"/>
+      <w:szCs w:val="16"/>
+    </w:rPr>
+  </w:style>
+  <w:style w:type="paragraph" w:styleId="CommentText">
+    <w:name w:val="annotation text"/>
+    <w:basedOn w:val="Normal"/>
+    <w:link w:val="CommentTextChar"/>
+    <w:uiPriority w:val="99"/>
+    <w:semiHidden/>
+    <w:unhideWhenUsed/>
+    <w:rsid w:val="0097354E"/>
+    <w:pPr>
+      <w:spacing w:line="240" w:lineRule="auto"/>
+    </w:pPr>
+    <w:rPr>
+      <w:sz w:val="20"/>
+      <w:szCs w:val="20"/>
+    </w:rPr>
+  </w:style>
+  <w:style w:type="character" w:customStyle="1" w:styleId="CommentTextChar">
+    <w:name w:val="Comment Text Char"/>
+    <w:basedOn w:val="DefaultParagraphFont"/>
+    <w:link w:val="CommentText"/>
+    <w:uiPriority w:val="99"/>
+    <w:semiHidden/>
+    <w:rsid w:val="0097354E"/>
+    <w:rPr>
+      <w:sz w:val="20"/>
+      <w:szCs w:val="20"/>
+    </w:rPr>
+  </w:style>
+  <w:style w:type="paragraph" w:styleId="CommentSubject">
+    <w:name w:val="annotation subject"/>
+    <w:basedOn w:val="CommentText"/>
+    <w:next w:val="CommentText"/>
+    <w:link w:val="CommentSubjectChar"/>
+    <w:uiPriority w:val="99"/>
+    <w:semiHidden/>
+    <w:unhideWhenUsed/>
+    <w:rsid w:val="0097354E"/>
+    <w:rPr>
+      <w:b/>
+      <w:bCs/>
+    </w:rPr>
+  </w:style>
+  <w:style w:type="character" w:customStyle="1" w:styleId="CommentSubjectChar">
+    <w:name w:val="Comment Subject Char"/>
+    <w:basedOn w:val="CommentTextChar"/>
+    <w:link w:val="CommentSubject"/>
+    <w:uiPriority w:val="99"/>
+    <w:semiHidden/>
+    <w:rsid w:val="0097354E"/>
+    <w:rPr>
+      <w:b/>
+      <w:bCs/>
+      <w:sz w:val="20"/>
+      <w:szCs w:val="20"/>
+    </w:rPr>
+  </w:style>
 </w:styles>
 </file>
 

--- a/Lõputöö kirjeldus.docx
+++ b/Lõputöö kirjeldus.docx
@@ -13,7 +13,19 @@
         <w:rPr>
           <w:noProof/>
         </w:rPr>
-        <w:t>Lõputöö projekt: Reaalpalga ja kinnisvarahindade lõhe analüüs (2005–2025)</w:t>
+        <w:t>Lõputöö projekt: Reaalpalga ja kinnisvarahindade lõhe analüüs (2005–202</w:t>
+      </w:r>
+      <w:r>
+        <w:rPr>
+          <w:noProof/>
+        </w:rPr>
+        <w:t>6</w:t>
+      </w:r>
+      <w:r>
+        <w:rPr>
+          <w:noProof/>
+        </w:rPr>
+        <w:t>)</w:t>
       </w:r>
     </w:p>
     <w:p>
@@ -51,7 +63,19 @@
         <w:rPr>
           <w:noProof/>
         </w:rPr>
-        <w:t xml:space="preserve"> Analüüsida pikaajalise inflatsiooni ja finantstingimuste mõju elanike ostujõule Eesti kinnisvaraturul.</w:t>
+        <w:t xml:space="preserve"> Analüüsida </w:t>
+      </w:r>
+      <w:r>
+        <w:rPr>
+          <w:noProof/>
+        </w:rPr>
+        <w:t xml:space="preserve">brutopalkade kasvu, </w:t>
+      </w:r>
+      <w:r>
+        <w:rPr>
+          <w:noProof/>
+        </w:rPr>
+        <w:t>pikaajalise inflatsiooni ja finantstingimuste mõju elanike ostujõule Eesti kinnisvaraturul.</w:t>
       </w:r>
     </w:p>
     <w:p>
@@ -178,7 +202,19 @@
         <w:rPr>
           <w:noProof/>
         </w:rPr>
-        <w:t>Uuritakse, kas keskmise palgaga töötaja THI-ga korrigeeritud palk suudab sammu pidada kinnisvarahindade kasvuga.</w:t>
+        <w:t>Uuritakse, kas keskmise palgaga töötaja palk suudab sammu pidada kinnisvarahindade kasvuga</w:t>
+      </w:r>
+      <w:r>
+        <w:rPr>
+          <w:noProof/>
+        </w:rPr>
+        <w:t xml:space="preserve"> ning kas intressimäära suurusel on mõju kinnisvara hindadele</w:t>
+      </w:r>
+      <w:r>
+        <w:rPr>
+          <w:noProof/>
+        </w:rPr>
+        <w:t>.</w:t>
       </w:r>
     </w:p>
     <w:p>
@@ -195,6 +231,23 @@
         <w:rPr>
           <w:noProof/>
         </w:rPr>
+        <w:t>Võrreldakse korterite ruutmeetri hinna, brutopalga ja THI indekseid, et leida, milline näitaja on ajas enim tõusnud.</w:t>
+      </w:r>
+    </w:p>
+    <w:p>
+      <w:pPr>
+        <w:numPr>
+          <w:ilvl w:val="0"/>
+          <w:numId w:val="45"/>
+        </w:numPr>
+        <w:rPr>
+          <w:noProof/>
+        </w:rPr>
+      </w:pPr>
+      <w:r>
+        <w:rPr>
+          <w:noProof/>
+        </w:rPr>
         <w:t>Tuvastatakse, kas elamispind on muutunud tavatöötaja jaoks kättesaamatuks luksuseks.</w:t>
       </w:r>
     </w:p>
@@ -271,7 +324,19 @@
         <w:rPr>
           <w:noProof/>
         </w:rPr>
-        <w:t>Uurimisküsimused (Periood 2005–2025, maakonniti)</w:t>
+        <w:t>Uurimisküsimused (Periood 2005–202</w:t>
+      </w:r>
+      <w:r>
+        <w:rPr>
+          <w:noProof/>
+        </w:rPr>
+        <w:t>6</w:t>
+      </w:r>
+      <w:r>
+        <w:rPr>
+          <w:noProof/>
+        </w:rPr>
+        <w:t>, maakonniti)</w:t>
       </w:r>
     </w:p>
     <w:p>
@@ -335,6 +400,7 @@
         <w:rPr>
           <w:noProof/>
         </w:rPr>
+        <w:lastRenderedPageBreak/>
         <w:t>Aktuaalsus ja sihtrühm</w:t>
       </w:r>
     </w:p>
@@ -379,7 +445,6 @@
           <w:bCs/>
           <w:noProof/>
         </w:rPr>
-        <w:lastRenderedPageBreak/>
         <w:t>Väärtus:</w:t>
       </w:r>
       <w:r>
@@ -814,6 +879,7 @@
           <w:bCs/>
           <w:noProof/>
         </w:rPr>
+        <w:lastRenderedPageBreak/>
         <w:t>Mõju:</w:t>
       </w:r>
       <w:r>
@@ -879,7 +945,6 @@
         <w:rPr>
           <w:noProof/>
         </w:rPr>
-        <w:lastRenderedPageBreak/>
         <w:t>PA004 (2018–2020)</w:t>
       </w:r>
     </w:p>
@@ -1138,29 +1203,34 @@
           <w:bCs/>
         </w:rPr>
       </w:pPr>
-      <w:proofErr w:type="spellStart"/>
       <w:r>
         <w:rPr>
           <w:b/>
           <w:bCs/>
         </w:rPr>
-        <w:lastRenderedPageBreak/>
-        <w:t>Dim</w:t>
-      </w:r>
-      <w:proofErr w:type="spellEnd"/>
+        <w:t xml:space="preserve">Dim-mudel </w:t>
+      </w:r>
       <w:r>
         <w:rPr>
           <w:b/>
           <w:bCs/>
         </w:rPr>
-        <w:t xml:space="preserve">-mudel SQL </w:t>
-      </w:r>
-      <w:commentRangeStart w:id="3"/>
+        <w:t>Postgres</w:t>
+      </w:r>
       <w:r>
         <w:rPr>
           <w:b/>
           <w:bCs/>
         </w:rPr>
+        <w:t xml:space="preserve">SQL </w:t>
+      </w:r>
+      <w:commentRangeStart w:id="3"/>
+      <w:commentRangeStart w:id="4"/>
+      <w:r>
+        <w:rPr>
+          <w:b/>
+          <w:bCs/>
+        </w:rPr>
         <w:t>andmebaasis</w:t>
       </w:r>
       <w:commentRangeEnd w:id="3"/>
@@ -1169,6 +1239,13 @@
           <w:rStyle w:val="CommentReference"/>
         </w:rPr>
         <w:commentReference w:id="3"/>
+      </w:r>
+      <w:commentRangeEnd w:id="4"/>
+      <w:r>
+        <w:rPr>
+          <w:rStyle w:val="CommentReference"/>
+        </w:rPr>
+        <w:commentReference w:id="4"/>
       </w:r>
     </w:p>
     <w:p>
@@ -1218,92 +1295,55 @@
         <w:t>F</w:t>
       </w:r>
       <w:r>
-        <w:t xml:space="preserve">aktitabeli </w:t>
-      </w:r>
-      <w:proofErr w:type="spellStart"/>
-      <w:r>
-        <w:t>fact_</w:t>
+        <w:t>aktitabeli fact_</w:t>
       </w:r>
       <w:r>
         <w:t>kv</w:t>
       </w:r>
-      <w:proofErr w:type="spellEnd"/>
-      <w:r>
-        <w:t xml:space="preserve"> </w:t>
-      </w:r>
-      <w:proofErr w:type="spellStart"/>
-      <w:r>
-        <w:t>grain</w:t>
-      </w:r>
-      <w:proofErr w:type="spellEnd"/>
-      <w:r>
-        <w:t xml:space="preserve"> on</w:t>
+      <w:r>
+        <w:t xml:space="preserve"> grain on</w:t>
       </w:r>
       <w:r>
         <w:t xml:space="preserve"> ühe maakonna korterite keskmine m2 hind ühes kvartalis.</w:t>
+      </w:r>
+      <w:r>
+        <w:t xml:space="preserve"> 4 veergu, 1289 rida. Ajaperiood 2005-2026, 15 maakonda.</w:t>
       </w:r>
     </w:p>
     <w:p>
       <w:r>
-        <w:t xml:space="preserve">Faktitabeli </w:t>
-      </w:r>
-      <w:proofErr w:type="spellStart"/>
-      <w:r>
-        <w:t>fact_palk</w:t>
-      </w:r>
-      <w:proofErr w:type="spellEnd"/>
-      <w:r>
-        <w:t xml:space="preserve"> </w:t>
-      </w:r>
-      <w:proofErr w:type="spellStart"/>
-      <w:r>
-        <w:t>grain</w:t>
-      </w:r>
-      <w:proofErr w:type="spellEnd"/>
-      <w:r>
-        <w:t xml:space="preserve"> on ühe maakonna keskmine brutopalk ühes kvartalis.</w:t>
+        <w:t>Faktitabeli fact_palk grain on ühe maakonna keskmine brutopalk ühes kvartalis.</w:t>
+      </w:r>
+      <w:r>
+        <w:t xml:space="preserve"> 3 veergu, 1290 rida. </w:t>
+      </w:r>
+      <w:r>
+        <w:t>Ajaperiood 2005-2026, 15 maakonda.</w:t>
       </w:r>
     </w:p>
     <w:p>
       <w:r>
-        <w:t xml:space="preserve">Faktitabeli </w:t>
-      </w:r>
-      <w:proofErr w:type="spellStart"/>
-      <w:r>
-        <w:t>fact_intressid</w:t>
-      </w:r>
-      <w:proofErr w:type="spellEnd"/>
-      <w:r>
-        <w:t xml:space="preserve"> </w:t>
-      </w:r>
-      <w:proofErr w:type="spellStart"/>
-      <w:r>
-        <w:t>grain</w:t>
-      </w:r>
-      <w:proofErr w:type="spellEnd"/>
-      <w:r>
-        <w:t xml:space="preserve"> on Eesti keskmine laenuintressi määr ühes kvartalis.</w:t>
+        <w:t>Faktitabeli fact_intressid grain on Eesti keskmine laenuintressi määr ühes kvartalis.</w:t>
+      </w:r>
+      <w:r>
+        <w:t xml:space="preserve"> 2 veergu, 86 rida. </w:t>
+      </w:r>
+      <w:r>
+        <w:t>Ajaperiood 2005-2026</w:t>
+      </w:r>
+      <w:r>
+        <w:t>.</w:t>
       </w:r>
     </w:p>
     <w:p>
       <w:r>
-        <w:t xml:space="preserve">Faktitabeli </w:t>
-      </w:r>
-      <w:proofErr w:type="spellStart"/>
-      <w:r>
-        <w:t>fact_thi</w:t>
-      </w:r>
-      <w:proofErr w:type="spellEnd"/>
+        <w:t>Faktitabeli fact_thi grain on Eesti keskmine THI indeks ühes kvartalis.</w:t>
+      </w:r>
       <w:r>
         <w:t xml:space="preserve"> </w:t>
       </w:r>
-      <w:proofErr w:type="spellStart"/>
-      <w:r>
-        <w:t>grain</w:t>
-      </w:r>
-      <w:proofErr w:type="spellEnd"/>
-      <w:r>
-        <w:t xml:space="preserve"> on Eesti keskmine THI indeks ühes kvartalis.</w:t>
+      <w:r>
+        <w:t>2 veergu, 86 rida. Ajaperiood 2005-2026.</w:t>
       </w:r>
     </w:p>
     <w:p>
@@ -1314,46 +1354,30 @@
         <w:t>ensiooni</w:t>
       </w:r>
       <w:r>
-        <w:t xml:space="preserve">tabeli </w:t>
-      </w:r>
-      <w:proofErr w:type="spellStart"/>
-      <w:r>
-        <w:t>dim_county</w:t>
-      </w:r>
-      <w:proofErr w:type="spellEnd"/>
-      <w:r>
-        <w:t xml:space="preserve"> </w:t>
-      </w:r>
-      <w:proofErr w:type="spellStart"/>
-      <w:r>
-        <w:t>grain</w:t>
-      </w:r>
-      <w:proofErr w:type="spellEnd"/>
-      <w:r>
-        <w:t xml:space="preserve"> on üks unikaalne maakond.</w:t>
+        <w:t xml:space="preserve">tabeli dim_county </w:t>
+      </w:r>
+      <w:r>
+        <w:t>grain on üks unikaalne maakond.</w:t>
+      </w:r>
+      <w:r>
+        <w:t xml:space="preserve"> 2 veergu, 15 rida, 15 maakonda.</w:t>
       </w:r>
     </w:p>
     <w:p>
       <w:r>
-        <w:t xml:space="preserve">Dimensioonitabeli </w:t>
-      </w:r>
-      <w:proofErr w:type="spellStart"/>
-      <w:r>
-        <w:t>dim_time</w:t>
-      </w:r>
-      <w:proofErr w:type="spellEnd"/>
-      <w:r>
-        <w:t xml:space="preserve"> </w:t>
-      </w:r>
-      <w:proofErr w:type="spellStart"/>
-      <w:r>
-        <w:t>grain</w:t>
-      </w:r>
-      <w:proofErr w:type="spellEnd"/>
-      <w:r>
-        <w:t xml:space="preserve"> on üks kvartal.</w:t>
+        <w:t>Dimensioonitabeli dim_time grain on üks kvartal.</w:t>
+      </w:r>
+      <w:r>
+        <w:t xml:space="preserve"> 5 veergu, 86 rida. </w:t>
+      </w:r>
+      <w:r>
+        <w:t>Ajaperiood 2005-2026</w:t>
+      </w:r>
+      <w:r>
+        <w:t xml:space="preserve"> kõik kvartalid.</w:t>
       </w:r>
     </w:p>
+    <w:p/>
     <w:p>
       <w:pPr>
         <w:rPr>
@@ -1809,7 +1833,6 @@
               <w:rPr>
                 <w:noProof/>
               </w:rPr>
-              <w:lastRenderedPageBreak/>
               <w:t>PK_quarter_ID</w:t>
             </w:r>
           </w:p>
@@ -3116,6 +3139,7 @@
         <w:rPr>
           <w:noProof/>
         </w:rPr>
+        <w:lastRenderedPageBreak/>
         <w:t>3. Intressimäärade faktitabel (grupitoo_kv.Fact_intressid)</w:t>
       </w:r>
     </w:p>
@@ -3561,7 +3585,6 @@
               <w:rPr>
                 <w:noProof/>
               </w:rPr>
-              <w:lastRenderedPageBreak/>
               <w:t>FK_quarter_ID</w:t>
             </w:r>
           </w:p>
@@ -3724,8 +3747,67 @@
           <w:noProof/>
         </w:rPr>
         <w:pict w14:anchorId="5F4D43CE">
-          <v:rect id="_x0000_i1030" style="width:0;height:1.5pt" o:hralign="center" o:hrstd="t" o:hr="t" fillcolor="#a0a0a0" stroked="f"/>
+          <v:rect id="_x0000_i1034" style="width:0;height:1.5pt" o:hralign="center" o:bullet="t" o:hrstd="t" o:hr="t" fillcolor="#a0a0a0" stroked="f"/>
         </w:pict>
+      </w:r>
+    </w:p>
+    <w:p>
+      <w:pPr>
+        <w:rPr>
+          <w:b/>
+          <w:bCs/>
+          <w:noProof/>
+        </w:rPr>
+      </w:pPr>
+      <w:r>
+        <w:rPr>
+          <w:b/>
+          <w:bCs/>
+          <w:noProof/>
+        </w:rPr>
+        <w:t>Andmekvaliteet</w:t>
+      </w:r>
+    </w:p>
+    <w:p>
+      <w:pPr>
+        <w:numPr>
+          <w:ilvl w:val="0"/>
+          <w:numId w:val="58"/>
+        </w:numPr>
+        <w:rPr>
+          <w:noProof/>
+        </w:rPr>
+      </w:pPr>
+      <w:r>
+        <w:rPr>
+          <w:noProof/>
+        </w:rPr>
+        <w:t xml:space="preserve">Tegemist on Statistikaameti, Maaameti ja Eesti Panga avalike andmetega, mille kvaliteet on hea. </w:t>
+      </w:r>
+    </w:p>
+    <w:p>
+      <w:pPr>
+        <w:numPr>
+          <w:ilvl w:val="0"/>
+          <w:numId w:val="58"/>
+        </w:numPr>
+        <w:rPr>
+          <w:noProof/>
+        </w:rPr>
+      </w:pPr>
+      <w:commentRangeStart w:id="5"/>
+      <w:r>
+        <w:rPr>
+          <w:noProof/>
+        </w:rPr>
+        <w:t xml:space="preserve">Maaameti korterite ruutmeetrihinna statistikas puudub 1 rida, kuna keskmise leidmiseks polnud piisavalt tehinguid. </w:t>
+      </w:r>
+      <w:commentRangeEnd w:id="5"/>
+      <w:r>
+        <w:rPr>
+          <w:rStyle w:val="CommentReference"/>
+        </w:rPr>
+        <w:commentReference w:id="5"/>
       </w:r>
     </w:p>
     <w:p>
@@ -3794,6 +3876,12 @@
         </w:rPr>
         <w:t>Statistikaameti kolme erineva palgatabeli ühendamine Pythonis.</w:t>
       </w:r>
+      <w:r>
+        <w:rPr>
+          <w:noProof/>
+        </w:rPr>
+        <w:t xml:space="preserve"> </w:t>
+      </w:r>
     </w:p>
     <w:p>
       <w:pPr>
@@ -3809,7 +3897,56 @@
         <w:rPr>
           <w:noProof/>
         </w:rPr>
+        <w:t>Kvartalite formaa</w:t>
+      </w:r>
+      <w:r>
+        <w:rPr>
+          <w:noProof/>
+        </w:rPr>
+        <w:t>tide ühtlustamine</w:t>
+      </w:r>
+      <w:r>
+        <w:rPr>
+          <w:noProof/>
+        </w:rPr>
+        <w:t xml:space="preserve"> Pythonis</w:t>
+      </w:r>
+      <w:r>
+        <w:rPr>
+          <w:noProof/>
+        </w:rPr>
+        <w:t>. Kvartalid</w:t>
+      </w:r>
+      <w:r>
+        <w:rPr>
+          <w:noProof/>
+        </w:rPr>
+        <w:t xml:space="preserve"> viidud ühtlasele kujule, kvartali tähisena kasutatud esimese kuupäeva formaati 2005-01-01, 2005-04-01 jne. </w:t>
+      </w:r>
+    </w:p>
+    <w:p>
+      <w:pPr>
+        <w:numPr>
+          <w:ilvl w:val="1"/>
+          <w:numId w:val="55"/>
+        </w:numPr>
+        <w:rPr>
+          <w:noProof/>
+        </w:rPr>
+      </w:pPr>
+      <w:commentRangeStart w:id="6"/>
+      <w:r>
+        <w:rPr>
+          <w:noProof/>
+        </w:rPr>
         <w:t>Metoodilise nihke (2023. aasta muutus) silumine üleminekukohtades.</w:t>
+      </w:r>
+      <w:commentRangeEnd w:id="6"/>
+      <w:r>
+        <w:rPr>
+          <w:rStyle w:val="CommentReference"/>
+        </w:rPr>
+        <w:commentReference w:id="6"/>
       </w:r>
     </w:p>
     <w:p>
@@ -3864,6 +4001,7 @@
         <w:rPr>
           <w:noProof/>
         </w:rPr>
+        <w:lastRenderedPageBreak/>
         <w:drawing>
           <wp:inline distT="0" distB="0" distL="0" distR="0" wp14:anchorId="322F2482" wp14:editId="77F13930">
             <wp:extent cx="12700" cy="12700"/>
@@ -3956,7 +4094,23 @@
           <w:bCs/>
           <w:noProof/>
         </w:rPr>
-        <w:t>Inflatsiooniga korrigeerimine (Reaalväärtus):</w:t>
+        <w:t>Regionaalne võrdlev analüüs</w:t>
+      </w:r>
+      <w:r>
+        <w:rPr>
+          <w:b/>
+          <w:bCs/>
+          <w:noProof/>
+        </w:rPr>
+        <w:t xml:space="preserve"> PowerBI-s</w:t>
+      </w:r>
+      <w:r>
+        <w:rPr>
+          <w:b/>
+          <w:bCs/>
+          <w:noProof/>
+        </w:rPr>
+        <w:t>:</w:t>
       </w:r>
     </w:p>
     <w:p>
@@ -3973,7 +4127,61 @@
         <w:rPr>
           <w:noProof/>
         </w:rPr>
-        <w:t>Palkade nominaalkasvu kõrvutamine THI-ga.</w:t>
+        <w:t>Eesti maakondade ostujõu dünaamika võrdlemine.</w:t>
+      </w:r>
+    </w:p>
+    <w:p>
+      <w:pPr>
+        <w:ind w:left="1440"/>
+        <w:rPr>
+          <w:b/>
+          <w:bCs/>
+          <w:noProof/>
+        </w:rPr>
+      </w:pPr>
+      <w:r>
+        <w:rPr>
+          <w:b/>
+          <w:bCs/>
+          <w:noProof/>
+        </w:rPr>
+        <w:t>Aruanne: Korterite keskmine m2 hind ja keskmine brutopalk aastate lõikes. Aruandele tehtud eraldi slicer: Maakond</w:t>
+      </w:r>
+    </w:p>
+    <w:p>
+      <w:pPr>
+        <w:ind w:left="1440"/>
+        <w:rPr>
+          <w:noProof/>
+        </w:rPr>
+      </w:pPr>
+      <w:r>
+        <w:rPr>
+          <w:noProof/>
+        </w:rPr>
+        <w:t>Aruanne võimaldab visuaalselt jälgida läbi aastate, kuidas on muutunud keskmine brutopalk ja samal ajal korterite ruutmeetri hind ning kus muutuvad ’käärid’ kõige suuremaks. Valida saab kas kogu Eesti või maakonnad eraldi.</w:t>
+      </w:r>
+    </w:p>
+    <w:p>
+      <w:pPr>
+        <w:ind w:left="1440"/>
+        <w:rPr>
+          <w:noProof/>
+        </w:rPr>
+      </w:pPr>
+      <w:r>
+        <w:rPr>
+          <w:b/>
+          <w:bCs/>
+          <w:noProof/>
+        </w:rPr>
+        <w:t>Aruanne: R script, et võrrelda korteri ruutmeetri hinna ja keskmise brutopalga trajektoori.</w:t>
+      </w:r>
+      <w:r>
+        <w:rPr>
+          <w:noProof/>
+        </w:rPr>
+        <w:t xml:space="preserve"> Slicer: Maakond töötab ka sellel visuaalil.</w:t>
       </w:r>
     </w:p>
     <w:p>
@@ -3990,7 +4198,69 @@
         <w:rPr>
           <w:noProof/>
         </w:rPr>
-        <w:t>Reaalse ostujõu kahanemise isoleerimine inflatsiooniperioodidel.</w:t>
+        <w:t xml:space="preserve">Kõrvalekalded trajektoorist näitavad piltlikult, kus kinnisvara hind kallines kiiremini ja rohkem võrreldes palgaga ning kus oli palgatõus suurema mõjuga ning kinnisvara hind ei kallinenud nii palju. </w:t>
+      </w:r>
+      <w:r>
+        <w:rPr>
+          <w:noProof/>
+        </w:rPr>
+        <w:t>Graafik võimaldab t</w:t>
+      </w:r>
+      <w:r>
+        <w:rPr>
+          <w:noProof/>
+        </w:rPr>
+        <w:t>uvasta</w:t>
+      </w:r>
+      <w:r>
+        <w:rPr>
+          <w:noProof/>
+        </w:rPr>
+        <w:t>da</w:t>
+      </w:r>
+      <w:r>
+        <w:rPr>
+          <w:noProof/>
+        </w:rPr>
+        <w:t xml:space="preserve">, millises maakonnas </w:t>
+      </w:r>
+      <w:r>
+        <w:rPr>
+          <w:noProof/>
+        </w:rPr>
+        <w:t>läbi aastate on</w:t>
+      </w:r>
+      <w:r>
+        <w:rPr>
+          <w:noProof/>
+        </w:rPr>
+        <w:t xml:space="preserve"> ostujõud</w:t>
+      </w:r>
+      <w:r>
+        <w:rPr>
+          <w:noProof/>
+        </w:rPr>
+        <w:t xml:space="preserve"> võrreldes korterite hindadega madalam ning kus on ostujõud suurem</w:t>
+      </w:r>
+      <w:r>
+        <w:rPr>
+          <w:noProof/>
+        </w:rPr>
+        <w:t>.</w:t>
+      </w:r>
+    </w:p>
+    <w:p>
+      <w:pPr>
+        <w:ind w:left="1440"/>
+        <w:rPr>
+          <w:noProof/>
+        </w:rPr>
+      </w:pPr>
+      <w:r>
+        <w:rPr>
+          <w:noProof/>
+        </w:rPr>
+        <w:t>Samal ajal kajastab mummukeste suurus graafikul tehinguaktiivsust ehk tehingute arvu antud maakonnas antud aastal. Mida suurem tehingute arv, seda suurem on mummuke graafikul, mis ilmestab maakondade erinevusi. Vaikimisi näidatatksegi 5 suurima tehinguaktiivsusega maakonda.</w:t>
       </w:r>
     </w:p>
     <w:p>
@@ -4009,7 +4279,7 @@
           <w:bCs/>
           <w:noProof/>
         </w:rPr>
-        <w:t>Regionaalne võrdlev analüüs:</w:t>
+        <w:t>Inflatsiooniga korrigeerimine (Reaalväärtus):</w:t>
       </w:r>
     </w:p>
     <w:p>
@@ -4026,7 +4296,7 @@
         <w:rPr>
           <w:noProof/>
         </w:rPr>
-        <w:t>Eesti maakondade ostujõu dünaamika võrdlemine.</w:t>
+        <w:t>Palkade nominaalkasvu kõrvutamine THI-ga.</w:t>
       </w:r>
     </w:p>
     <w:p>
@@ -4043,7 +4313,7 @@
         <w:rPr>
           <w:noProof/>
         </w:rPr>
-        <w:t>Tuvastamine, millises maakonnas kukkus ostujõud kriisi ajal kõige kiiremini.</w:t>
+        <w:t>Reaalse ostujõu kahanemise isoleerimine inflatsiooniperioodidel.</w:t>
       </w:r>
     </w:p>
     <w:p>
@@ -4129,7 +4399,39 @@
           <w:bCs/>
           <w:noProof/>
         </w:rPr>
-        <w:t>Kasutajarakendus (Äpp):</w:t>
+        <w:t>Kasutajarakendus</w:t>
+      </w:r>
+      <w:r>
+        <w:rPr>
+          <w:b/>
+          <w:bCs/>
+          <w:noProof/>
+        </w:rPr>
+        <w:t>ed</w:t>
+      </w:r>
+      <w:r>
+        <w:rPr>
+          <w:b/>
+          <w:bCs/>
+          <w:noProof/>
+        </w:rPr>
+        <w:t xml:space="preserve"> (Äp</w:t>
+      </w:r>
+      <w:r>
+        <w:rPr>
+          <w:b/>
+          <w:bCs/>
+          <w:noProof/>
+        </w:rPr>
+        <w:t>id</w:t>
+      </w:r>
+      <w:r>
+        <w:rPr>
+          <w:b/>
+          <w:bCs/>
+          <w:noProof/>
+        </w:rPr>
+        <w:t>):</w:t>
       </w:r>
     </w:p>
     <w:p>
@@ -4147,8 +4449,119 @@
           <w:noProof/>
         </w:rPr>
         <w:lastRenderedPageBreak/>
-        <w:t>Eraisikule ja koduostjale suunatud otsustustoe tööriista loomine kogutud andmete visualiseerimiseks.</w:t>
-      </w:r>
+        <w:t>Eraisikule ja koduostjale suunatud otsustustoe tööriista</w:t>
+      </w:r>
+      <w:r>
+        <w:rPr>
+          <w:noProof/>
+        </w:rPr>
+        <w:t>de</w:t>
+      </w:r>
+      <w:r>
+        <w:rPr>
+          <w:noProof/>
+        </w:rPr>
+        <w:t xml:space="preserve"> loomine kogutud andmete visualiseerimiseks.</w:t>
+      </w:r>
+    </w:p>
+    <w:p>
+      <w:pPr>
+        <w:numPr>
+          <w:ilvl w:val="1"/>
+          <w:numId w:val="55"/>
+        </w:numPr>
+        <w:rPr>
+          <w:b/>
+          <w:bCs/>
+          <w:noProof/>
+        </w:rPr>
+      </w:pPr>
+      <w:r>
+        <w:rPr>
+          <w:noProof/>
+        </w:rPr>
+        <w:t xml:space="preserve">Kokku loodud 3 äppi: a) </w:t>
+      </w:r>
+      <w:r>
+        <w:rPr>
+          <w:b/>
+          <w:bCs/>
+          <w:noProof/>
+        </w:rPr>
+        <w:t>Kinnisvara keskmise ruutmeetri hinna analüüs ja prognoos</w:t>
+      </w:r>
+    </w:p>
+    <w:p>
+      <w:pPr>
+        <w:ind w:left="1440"/>
+        <w:rPr>
+          <w:b/>
+          <w:bCs/>
+          <w:noProof/>
+        </w:rPr>
+      </w:pPr>
+      <w:r>
+        <w:rPr>
+          <w:noProof/>
+        </w:rPr>
+        <w:t xml:space="preserve">b) </w:t>
+      </w:r>
+      <w:r>
+        <w:rPr>
+          <w:b/>
+          <w:bCs/>
+          <w:noProof/>
+        </w:rPr>
+        <w:t>Eesti Kinnisvara Ostujõu Kompass (2005–202</w:t>
+      </w:r>
+      <w:r>
+        <w:rPr>
+          <w:b/>
+          <w:bCs/>
+          <w:noProof/>
+        </w:rPr>
+        <w:t>6</w:t>
+      </w:r>
+      <w:r>
+        <w:rPr>
+          <w:b/>
+          <w:bCs/>
+          <w:noProof/>
+        </w:rPr>
+        <w:t>)</w:t>
+      </w:r>
+    </w:p>
+    <w:p>
+      <w:pPr>
+        <w:ind w:left="1440"/>
+        <w:rPr>
+          <w:b/>
+          <w:bCs/>
+          <w:noProof/>
+        </w:rPr>
+      </w:pPr>
+      <w:r>
+        <w:rPr>
+          <w:noProof/>
+        </w:rPr>
+        <w:t xml:space="preserve">c) </w:t>
+      </w:r>
+      <w:r>
+        <w:rPr>
+          <w:b/>
+          <w:bCs/>
+          <w:noProof/>
+        </w:rPr>
+        <w:t>Mitu ruutmeetrit korterit saad osta ühe kuupalgaga?</w:t>
+      </w:r>
+    </w:p>
+    <w:p>
+      <w:pPr>
+        <w:ind w:left="1440"/>
+        <w:rPr>
+          <w:noProof/>
+        </w:rPr>
+      </w:pPr>
     </w:p>
     <w:p>
       <w:pPr>
@@ -4244,15 +4657,7 @@
         <w:annotationRef/>
       </w:r>
       <w:r>
-        <w:t xml:space="preserve">Analüüs ka </w:t>
-      </w:r>
-      <w:proofErr w:type="spellStart"/>
-      <w:r>
-        <w:t>Pythoni</w:t>
-      </w:r>
-      <w:proofErr w:type="spellEnd"/>
-      <w:r>
-        <w:t xml:space="preserve"> App</w:t>
+        <w:t>Analüüs ka Pythoni App</w:t>
       </w:r>
     </w:p>
   </w:comment>
@@ -4268,29 +4673,56 @@
         <w:annotationRef/>
       </w:r>
       <w:r>
-        <w:t xml:space="preserve">Peaks muutma </w:t>
-      </w:r>
-      <w:proofErr w:type="spellStart"/>
-      <w:r>
-        <w:t>SQL’is</w:t>
-      </w:r>
-      <w:proofErr w:type="spellEnd"/>
-      <w:r>
-        <w:t xml:space="preserve"> juba ka kõik eestikeelseks, et oleks läbivalt samas keeles ja siin </w:t>
-      </w:r>
-      <w:proofErr w:type="spellStart"/>
-      <w:r>
-        <w:t>update</w:t>
-      </w:r>
-      <w:proofErr w:type="spellEnd"/>
-      <w:r>
-        <w:t xml:space="preserve"> </w:t>
-      </w:r>
-      <w:proofErr w:type="spellStart"/>
-      <w:r>
-        <w:t>visuaalile</w:t>
-      </w:r>
-      <w:proofErr w:type="spellEnd"/>
+        <w:t>Peaks muutma SQL’is juba ka kõik eestikeelseks, et oleks läbivalt samas keeles ja siin update visuaalile</w:t>
+      </w:r>
+    </w:p>
+  </w:comment>
+  <w:comment w:id="4" w:author="Õpilane" w:date="2026-10-01T14:13:00Z" w:initials="Õ">
+    <w:p>
+      <w:pPr>
+        <w:pStyle w:val="CommentText"/>
+      </w:pPr>
+      <w:r>
+        <w:rPr>
+          <w:rStyle w:val="CommentReference"/>
+        </w:rPr>
+        <w:annotationRef/>
+      </w:r>
+      <w:r>
+        <w:t>Minu meelest me PowerBI eelset Postgres vaadet ei pea eestikeelseks muutma? Küll aga peaksime PowerBI-s tabelite nimed korda tegema...</w:t>
+      </w:r>
+    </w:p>
+  </w:comment>
+  <w:comment w:id="5" w:author="Õpilane" w:date="2026-10-01T14:35:00Z" w:initials="Õ">
+    <w:p>
+      <w:pPr>
+        <w:pStyle w:val="CommentText"/>
+      </w:pPr>
+      <w:r>
+        <w:rPr>
+          <w:rStyle w:val="CommentReference"/>
+        </w:rPr>
+        <w:annotationRef/>
+      </w:r>
+      <w:r>
+        <w:t>Kaidi, palun kommenteeri seda täpsemalt</w:t>
+      </w:r>
+    </w:p>
+  </w:comment>
+  <w:comment w:id="6" w:author="Õpilane" w:date="2026-10-01T14:41:00Z" w:initials="Õ">
+    <w:p>
+      <w:pPr>
+        <w:pStyle w:val="CommentText"/>
+      </w:pPr>
+      <w:r>
+        <w:rPr>
+          <w:rStyle w:val="CommentReference"/>
+        </w:rPr>
+        <w:annotationRef/>
+      </w:r>
+      <w:r>
+        <w:t>Kas see jätta? Me tegelikult ei silunud nagu midagi?</w:t>
+      </w:r>
     </w:p>
   </w:comment>
 </w:comments>
@@ -4302,6 +4734,9 @@
   <w15:commentEx w15:paraId="5FB4FD83" w15:done="0"/>
   <w15:commentEx w15:paraId="463BFCC7" w15:done="0"/>
   <w15:commentEx w15:paraId="29733001" w15:done="0"/>
+  <w15:commentEx w15:paraId="1D1F63A1" w15:paraIdParent="29733001" w15:done="0"/>
+  <w15:commentEx w15:paraId="1313EF87" w15:done="0"/>
+  <w15:commentEx w15:paraId="1FAC6745" w15:done="0"/>
 </w15:commentsEx>
 </file>
 
@@ -4311,6 +4746,9 @@
   <w16cex:commentExtensible w16cex:durableId="52A3C59A" w16cex:dateUtc="2026-10-01T08:03:00Z"/>
   <w16cex:commentExtensible w16cex:durableId="7845A70B" w16cex:dateUtc="2026-10-01T08:26:00Z"/>
   <w16cex:commentExtensible w16cex:durableId="70107C70" w16cex:dateUtc="2026-10-01T08:26:00Z"/>
+  <w16cex:commentExtensible w16cex:durableId="09A28619" w16cex:dateUtc="2026-10-01T11:13:00Z"/>
+  <w16cex:commentExtensible w16cex:durableId="3DE0D30F" w16cex:dateUtc="2026-10-01T11:35:00Z"/>
+  <w16cex:commentExtensible w16cex:durableId="13AC2003" w16cex:dateUtc="2026-10-01T11:41:00Z"/>
 </w16cex:commentsExtensible>
 </file>
 
@@ -4320,11 +4758,19 @@
   <w16cid:commentId w16cid:paraId="5FB4FD83" w16cid:durableId="52A3C59A"/>
   <w16cid:commentId w16cid:paraId="463BFCC7" w16cid:durableId="7845A70B"/>
   <w16cid:commentId w16cid:paraId="29733001" w16cid:durableId="70107C70"/>
+  <w16cid:commentId w16cid:paraId="1D1F63A1" w16cid:durableId="09A28619"/>
+  <w16cid:commentId w16cid:paraId="1313EF87" w16cid:durableId="3DE0D30F"/>
+  <w16cid:commentId w16cid:paraId="1FAC6745" w16cid:durableId="13AC2003"/>
 </w16cid:commentsIds>
 </file>
 
 <file path=word/numbering.xml><?xml version="1.0" encoding="utf-8"?>
 <w:numbering xmlns:wpc="http://schemas.microsoft.com/office/word/2010/wordprocessingCanvas" xmlns:cx="http://schemas.microsoft.com/office/drawing/2014/chartex" xmlns:cx1="http://schemas.microsoft.com/office/drawing/2015/9/8/chartex" xmlns:cx2="http://schemas.microsoft.com/office/drawing/2015/10/21/chartex" xmlns:cx3="http://schemas.microsoft.com/office/drawing/2016/5/9/chartex" xmlns:cx4="http://schemas.microsoft.com/office/drawing/2016/5/10/chartex" xmlns:cx5="http://schemas.microsoft.com/office/drawing/2016/5/11/chartex" xmlns:cx6="http://schemas.microsoft.com/office/drawing/2016/5/12/chartex" xmlns:cx7="http://schemas.microsoft.com/office/drawing/2016/5/13/chartex" xmlns:cx8="http://schemas.microsoft.com/office/drawing/2016/5/14/chartex" xmlns:mc="http://schemas.openxmlformats.org/markup-compatibility/2006" xmlns:aink="http://schemas.microsoft.com/office/drawing/2016/ink" xmlns:am3d="http://schemas.microsoft.com/office/drawing/2017/model3d" xmlns:o="urn:schemas-microsoft-com:office:office" xmlns:oel="http://schemas.microsoft.com/office/2019/extlst" xmlns:r="http://schemas.openxmlformats.org/officeDocument/2006/relationships" xmlns:m="http://schemas.openxmlformats.org/officeDocument/2006/math" xmlns:v="urn:schemas-microsoft-com:vml" xmlns:wp14="http://schemas.microsoft.com/office/word/2010/wordprocessingDrawing" xmlns:wp="http://schemas.openxmlformats.org/drawingml/2006/wordprocessingDrawing" xmlns:w10="urn:schemas-microsoft-com:office:word" xmlns:w="http://schemas.openxmlformats.org/wordprocessingml/2006/main" xmlns:w14="http://schemas.microsoft.com/office/word/2010/wordml" xmlns:w15="http://schemas.microsoft.com/office/word/2012/wordml" xmlns:w16cex="http://schemas.microsoft.com/office/word/2018/wordml/cex" xmlns:w16cid="http://schemas.microsoft.com/office/word/2016/wordml/cid" xmlns:w16="http://schemas.microsoft.com/office/word/2018/wordml" xmlns:w16sdtdh="http://schemas.microsoft.com/office/word/2020/wordml/sdtdatahash" xmlns:w16se="http://schemas.microsoft.com/office/word/2015/wordml/symex" xmlns:wpg="http://schemas.microsoft.com/office/word/2010/wordprocessingGroup" xmlns:wpi="http://schemas.microsoft.com/office/word/2010/wordprocessingInk" xmlns:wne="http://schemas.microsoft.com/office/word/2006/wordml" xmlns:wps="http://schemas.microsoft.com/office/word/2010/wordprocessingShape" mc:Ignorable="w14 w15 w16se w16cid w16 w16cex w16sdtdh wp14">
+  <w:numPicBullet w:numPicBulletId="0">
+    <w:pict>
+      <v:rect id="_x0000_i1056" style="width:0;height:1.5pt" o:hralign="center" o:bullet="t" o:hrstd="t" o:hr="t" fillcolor="#a0a0a0" stroked="f"/>
+    </w:pict>
+  </w:numPicBullet>
   <w:abstractNum w:abstractNumId="0" w15:restartNumberingAfterBreak="0">
     <w:nsid w:val="05D3266B"/>
     <w:multiLevelType w:val="multilevel"/>
@@ -4922,6 +5368,155 @@
     </w:lvl>
   </w:abstractNum>
   <w:abstractNum w:abstractNumId="4" w15:restartNumberingAfterBreak="0">
+    <w:nsid w:val="102344DE"/>
+    <w:multiLevelType w:val="multilevel"/>
+    <w:tmpl w:val="95DEE27E"/>
+    <w:lvl w:ilvl="0">
+      <w:start w:val="1"/>
+      <w:numFmt w:val="bullet"/>
+      <w:lvlText w:val=""/>
+      <w:lvlJc w:val="left"/>
+      <w:pPr>
+        <w:tabs>
+          <w:tab w:val="num" w:pos="720"/>
+        </w:tabs>
+        <w:ind w:left="720" w:hanging="360"/>
+      </w:pPr>
+      <w:rPr>
+        <w:rFonts w:ascii="Symbol" w:hAnsi="Symbol" w:hint="default"/>
+        <w:sz w:val="20"/>
+      </w:rPr>
+    </w:lvl>
+    <w:lvl w:ilvl="1" w:tentative="1">
+      <w:start w:val="1"/>
+      <w:numFmt w:val="bullet"/>
+      <w:lvlText w:val="o"/>
+      <w:lvlJc w:val="left"/>
+      <w:pPr>
+        <w:tabs>
+          <w:tab w:val="num" w:pos="1440"/>
+        </w:tabs>
+        <w:ind w:left="1440" w:hanging="360"/>
+      </w:pPr>
+      <w:rPr>
+        <w:rFonts w:ascii="Courier New" w:hAnsi="Courier New" w:hint="default"/>
+        <w:sz w:val="20"/>
+      </w:rPr>
+    </w:lvl>
+    <w:lvl w:ilvl="2" w:tentative="1">
+      <w:start w:val="1"/>
+      <w:numFmt w:val="bullet"/>
+      <w:lvlText w:val=""/>
+      <w:lvlJc w:val="left"/>
+      <w:pPr>
+        <w:tabs>
+          <w:tab w:val="num" w:pos="2160"/>
+        </w:tabs>
+        <w:ind w:left="2160" w:hanging="360"/>
+      </w:pPr>
+      <w:rPr>
+        <w:rFonts w:ascii="Wingdings" w:hAnsi="Wingdings" w:hint="default"/>
+        <w:sz w:val="20"/>
+      </w:rPr>
+    </w:lvl>
+    <w:lvl w:ilvl="3" w:tentative="1">
+      <w:start w:val="1"/>
+      <w:numFmt w:val="bullet"/>
+      <w:lvlText w:val=""/>
+      <w:lvlJc w:val="left"/>
+      <w:pPr>
+        <w:tabs>
+          <w:tab w:val="num" w:pos="2880"/>
+        </w:tabs>
+        <w:ind w:left="2880" w:hanging="360"/>
+      </w:pPr>
+      <w:rPr>
+        <w:rFonts w:ascii="Wingdings" w:hAnsi="Wingdings" w:hint="default"/>
+        <w:sz w:val="20"/>
+      </w:rPr>
+    </w:lvl>
+    <w:lvl w:ilvl="4" w:tentative="1">
+      <w:start w:val="1"/>
+      <w:numFmt w:val="bullet"/>
+      <w:lvlText w:val=""/>
+      <w:lvlJc w:val="left"/>
+      <w:pPr>
+        <w:tabs>
+          <w:tab w:val="num" w:pos="3600"/>
+        </w:tabs>
+        <w:ind w:left="3600" w:hanging="360"/>
+      </w:pPr>
+      <w:rPr>
+        <w:rFonts w:ascii="Wingdings" w:hAnsi="Wingdings" w:hint="default"/>
+        <w:sz w:val="20"/>
+      </w:rPr>
+    </w:lvl>
+    <w:lvl w:ilvl="5" w:tentative="1">
+      <w:start w:val="1"/>
+      <w:numFmt w:val="bullet"/>
+      <w:lvlText w:val=""/>
+      <w:lvlJc w:val="left"/>
+      <w:pPr>
+        <w:tabs>
+          <w:tab w:val="num" w:pos="4320"/>
+        </w:tabs>
+        <w:ind w:left="4320" w:hanging="360"/>
+      </w:pPr>
+      <w:rPr>
+        <w:rFonts w:ascii="Wingdings" w:hAnsi="Wingdings" w:hint="default"/>
+        <w:sz w:val="20"/>
+      </w:rPr>
+    </w:lvl>
+    <w:lvl w:ilvl="6" w:tentative="1">
+      <w:start w:val="1"/>
+      <w:numFmt w:val="bullet"/>
+      <w:lvlText w:val=""/>
+      <w:lvlJc w:val="left"/>
+      <w:pPr>
+        <w:tabs>
+          <w:tab w:val="num" w:pos="5040"/>
+        </w:tabs>
+        <w:ind w:left="5040" w:hanging="360"/>
+      </w:pPr>
+      <w:rPr>
+        <w:rFonts w:ascii="Wingdings" w:hAnsi="Wingdings" w:hint="default"/>
+        <w:sz w:val="20"/>
+      </w:rPr>
+    </w:lvl>
+    <w:lvl w:ilvl="7" w:tentative="1">
+      <w:start w:val="1"/>
+      <w:numFmt w:val="bullet"/>
+      <w:lvlText w:val=""/>
+      <w:lvlJc w:val="left"/>
+      <w:pPr>
+        <w:tabs>
+          <w:tab w:val="num" w:pos="5760"/>
+        </w:tabs>
+        <w:ind w:left="5760" w:hanging="360"/>
+      </w:pPr>
+      <w:rPr>
+        <w:rFonts w:ascii="Wingdings" w:hAnsi="Wingdings" w:hint="default"/>
+        <w:sz w:val="20"/>
+      </w:rPr>
+    </w:lvl>
+    <w:lvl w:ilvl="8" w:tentative="1">
+      <w:start w:val="1"/>
+      <w:numFmt w:val="bullet"/>
+      <w:lvlText w:val=""/>
+      <w:lvlJc w:val="left"/>
+      <w:pPr>
+        <w:tabs>
+          <w:tab w:val="num" w:pos="6480"/>
+        </w:tabs>
+        <w:ind w:left="6480" w:hanging="360"/>
+      </w:pPr>
+      <w:rPr>
+        <w:rFonts w:ascii="Wingdings" w:hAnsi="Wingdings" w:hint="default"/>
+        <w:sz w:val="20"/>
+      </w:rPr>
+    </w:lvl>
+  </w:abstractNum>
+  <w:abstractNum w:abstractNumId="5" w15:restartNumberingAfterBreak="0">
     <w:nsid w:val="117B4CCB"/>
     <w:multiLevelType w:val="multilevel"/>
     <w:tmpl w:val="8856EDF4"/>
@@ -5070,7 +5665,7 @@
       </w:rPr>
     </w:lvl>
   </w:abstractNum>
-  <w:abstractNum w:abstractNumId="5" w15:restartNumberingAfterBreak="0">
+  <w:abstractNum w:abstractNumId="6" w15:restartNumberingAfterBreak="0">
     <w:nsid w:val="13096A8D"/>
     <w:multiLevelType w:val="multilevel"/>
     <w:tmpl w:val="DF5EB782"/>
@@ -5219,7 +5814,156 @@
       </w:rPr>
     </w:lvl>
   </w:abstractNum>
-  <w:abstractNum w:abstractNumId="6" w15:restartNumberingAfterBreak="0">
+  <w:abstractNum w:abstractNumId="7" w15:restartNumberingAfterBreak="0">
+    <w:nsid w:val="158E2A10"/>
+    <w:multiLevelType w:val="multilevel"/>
+    <w:tmpl w:val="A04E7B58"/>
+    <w:lvl w:ilvl="0">
+      <w:start w:val="1"/>
+      <w:numFmt w:val="bullet"/>
+      <w:lvlText w:val=""/>
+      <w:lvlJc w:val="left"/>
+      <w:pPr>
+        <w:tabs>
+          <w:tab w:val="num" w:pos="720"/>
+        </w:tabs>
+        <w:ind w:left="720" w:hanging="360"/>
+      </w:pPr>
+      <w:rPr>
+        <w:rFonts w:ascii="Symbol" w:hAnsi="Symbol" w:hint="default"/>
+        <w:sz w:val="20"/>
+      </w:rPr>
+    </w:lvl>
+    <w:lvl w:ilvl="1" w:tentative="1">
+      <w:start w:val="1"/>
+      <w:numFmt w:val="bullet"/>
+      <w:lvlText w:val="o"/>
+      <w:lvlJc w:val="left"/>
+      <w:pPr>
+        <w:tabs>
+          <w:tab w:val="num" w:pos="1440"/>
+        </w:tabs>
+        <w:ind w:left="1440" w:hanging="360"/>
+      </w:pPr>
+      <w:rPr>
+        <w:rFonts w:ascii="Courier New" w:hAnsi="Courier New" w:hint="default"/>
+        <w:sz w:val="20"/>
+      </w:rPr>
+    </w:lvl>
+    <w:lvl w:ilvl="2" w:tentative="1">
+      <w:start w:val="1"/>
+      <w:numFmt w:val="bullet"/>
+      <w:lvlText w:val=""/>
+      <w:lvlJc w:val="left"/>
+      <w:pPr>
+        <w:tabs>
+          <w:tab w:val="num" w:pos="2160"/>
+        </w:tabs>
+        <w:ind w:left="2160" w:hanging="360"/>
+      </w:pPr>
+      <w:rPr>
+        <w:rFonts w:ascii="Wingdings" w:hAnsi="Wingdings" w:hint="default"/>
+        <w:sz w:val="20"/>
+      </w:rPr>
+    </w:lvl>
+    <w:lvl w:ilvl="3" w:tentative="1">
+      <w:start w:val="1"/>
+      <w:numFmt w:val="bullet"/>
+      <w:lvlText w:val=""/>
+      <w:lvlJc w:val="left"/>
+      <w:pPr>
+        <w:tabs>
+          <w:tab w:val="num" w:pos="2880"/>
+        </w:tabs>
+        <w:ind w:left="2880" w:hanging="360"/>
+      </w:pPr>
+      <w:rPr>
+        <w:rFonts w:ascii="Wingdings" w:hAnsi="Wingdings" w:hint="default"/>
+        <w:sz w:val="20"/>
+      </w:rPr>
+    </w:lvl>
+    <w:lvl w:ilvl="4" w:tentative="1">
+      <w:start w:val="1"/>
+      <w:numFmt w:val="bullet"/>
+      <w:lvlText w:val=""/>
+      <w:lvlJc w:val="left"/>
+      <w:pPr>
+        <w:tabs>
+          <w:tab w:val="num" w:pos="3600"/>
+        </w:tabs>
+        <w:ind w:left="3600" w:hanging="360"/>
+      </w:pPr>
+      <w:rPr>
+        <w:rFonts w:ascii="Wingdings" w:hAnsi="Wingdings" w:hint="default"/>
+        <w:sz w:val="20"/>
+      </w:rPr>
+    </w:lvl>
+    <w:lvl w:ilvl="5" w:tentative="1">
+      <w:start w:val="1"/>
+      <w:numFmt w:val="bullet"/>
+      <w:lvlText w:val=""/>
+      <w:lvlJc w:val="left"/>
+      <w:pPr>
+        <w:tabs>
+          <w:tab w:val="num" w:pos="4320"/>
+        </w:tabs>
+        <w:ind w:left="4320" w:hanging="360"/>
+      </w:pPr>
+      <w:rPr>
+        <w:rFonts w:ascii="Wingdings" w:hAnsi="Wingdings" w:hint="default"/>
+        <w:sz w:val="20"/>
+      </w:rPr>
+    </w:lvl>
+    <w:lvl w:ilvl="6" w:tentative="1">
+      <w:start w:val="1"/>
+      <w:numFmt w:val="bullet"/>
+      <w:lvlText w:val=""/>
+      <w:lvlJc w:val="left"/>
+      <w:pPr>
+        <w:tabs>
+          <w:tab w:val="num" w:pos="5040"/>
+        </w:tabs>
+        <w:ind w:left="5040" w:hanging="360"/>
+      </w:pPr>
+      <w:rPr>
+        <w:rFonts w:ascii="Wingdings" w:hAnsi="Wingdings" w:hint="default"/>
+        <w:sz w:val="20"/>
+      </w:rPr>
+    </w:lvl>
+    <w:lvl w:ilvl="7" w:tentative="1">
+      <w:start w:val="1"/>
+      <w:numFmt w:val="bullet"/>
+      <w:lvlText w:val=""/>
+      <w:lvlJc w:val="left"/>
+      <w:pPr>
+        <w:tabs>
+          <w:tab w:val="num" w:pos="5760"/>
+        </w:tabs>
+        <w:ind w:left="5760" w:hanging="360"/>
+      </w:pPr>
+      <w:rPr>
+        <w:rFonts w:ascii="Wingdings" w:hAnsi="Wingdings" w:hint="default"/>
+        <w:sz w:val="20"/>
+      </w:rPr>
+    </w:lvl>
+    <w:lvl w:ilvl="8" w:tentative="1">
+      <w:start w:val="1"/>
+      <w:numFmt w:val="bullet"/>
+      <w:lvlText w:val=""/>
+      <w:lvlJc w:val="left"/>
+      <w:pPr>
+        <w:tabs>
+          <w:tab w:val="num" w:pos="6480"/>
+        </w:tabs>
+        <w:ind w:left="6480" w:hanging="360"/>
+      </w:pPr>
+      <w:rPr>
+        <w:rFonts w:ascii="Wingdings" w:hAnsi="Wingdings" w:hint="default"/>
+        <w:sz w:val="20"/>
+      </w:rPr>
+    </w:lvl>
+  </w:abstractNum>
+  <w:abstractNum w:abstractNumId="8" w15:restartNumberingAfterBreak="0">
     <w:nsid w:val="17733DA5"/>
     <w:multiLevelType w:val="multilevel"/>
     <w:tmpl w:val="422CF036"/>
@@ -5368,7 +6112,7 @@
       </w:rPr>
     </w:lvl>
   </w:abstractNum>
-  <w:abstractNum w:abstractNumId="7" w15:restartNumberingAfterBreak="0">
+  <w:abstractNum w:abstractNumId="9" w15:restartNumberingAfterBreak="0">
     <w:nsid w:val="1D242428"/>
     <w:multiLevelType w:val="multilevel"/>
     <w:tmpl w:val="7390E9D0"/>
@@ -5517,7 +6261,7 @@
       </w:rPr>
     </w:lvl>
   </w:abstractNum>
-  <w:abstractNum w:abstractNumId="8" w15:restartNumberingAfterBreak="0">
+  <w:abstractNum w:abstractNumId="10" w15:restartNumberingAfterBreak="0">
     <w:nsid w:val="1D335976"/>
     <w:multiLevelType w:val="multilevel"/>
     <w:tmpl w:val="7996EA04"/>
@@ -5666,7 +6410,7 @@
       </w:rPr>
     </w:lvl>
   </w:abstractNum>
-  <w:abstractNum w:abstractNumId="9" w15:restartNumberingAfterBreak="0">
+  <w:abstractNum w:abstractNumId="11" w15:restartNumberingAfterBreak="0">
     <w:nsid w:val="1DA454AA"/>
     <w:multiLevelType w:val="multilevel"/>
     <w:tmpl w:val="A50C28A0"/>
@@ -5815,7 +6559,7 @@
       </w:rPr>
     </w:lvl>
   </w:abstractNum>
-  <w:abstractNum w:abstractNumId="10" w15:restartNumberingAfterBreak="0">
+  <w:abstractNum w:abstractNumId="12" w15:restartNumberingAfterBreak="0">
     <w:nsid w:val="1F250D5F"/>
     <w:multiLevelType w:val="multilevel"/>
     <w:tmpl w:val="4C3AA9A0"/>
@@ -5964,7 +6708,7 @@
       </w:rPr>
     </w:lvl>
   </w:abstractNum>
-  <w:abstractNum w:abstractNumId="11" w15:restartNumberingAfterBreak="0">
+  <w:abstractNum w:abstractNumId="13" w15:restartNumberingAfterBreak="0">
     <w:nsid w:val="1F536A1D"/>
     <w:multiLevelType w:val="multilevel"/>
     <w:tmpl w:val="2B105C98"/>
@@ -6113,7 +6857,7 @@
       </w:rPr>
     </w:lvl>
   </w:abstractNum>
-  <w:abstractNum w:abstractNumId="12" w15:restartNumberingAfterBreak="0">
+  <w:abstractNum w:abstractNumId="14" w15:restartNumberingAfterBreak="0">
     <w:nsid w:val="20C01250"/>
     <w:multiLevelType w:val="multilevel"/>
     <w:tmpl w:val="63F05530"/>
@@ -6230,7 +6974,7 @@
       </w:pPr>
     </w:lvl>
   </w:abstractNum>
-  <w:abstractNum w:abstractNumId="13" w15:restartNumberingAfterBreak="0">
+  <w:abstractNum w:abstractNumId="15" w15:restartNumberingAfterBreak="0">
     <w:nsid w:val="210B4ED5"/>
     <w:multiLevelType w:val="multilevel"/>
     <w:tmpl w:val="270C7CA6"/>
@@ -6379,7 +7123,156 @@
       </w:rPr>
     </w:lvl>
   </w:abstractNum>
-  <w:abstractNum w:abstractNumId="14" w15:restartNumberingAfterBreak="0">
+  <w:abstractNum w:abstractNumId="16" w15:restartNumberingAfterBreak="0">
+    <w:nsid w:val="24B8614F"/>
+    <w:multiLevelType w:val="multilevel"/>
+    <w:tmpl w:val="D5E66120"/>
+    <w:lvl w:ilvl="0">
+      <w:start w:val="1"/>
+      <w:numFmt w:val="bullet"/>
+      <w:lvlText w:val=""/>
+      <w:lvlJc w:val="left"/>
+      <w:pPr>
+        <w:tabs>
+          <w:tab w:val="num" w:pos="720"/>
+        </w:tabs>
+        <w:ind w:left="720" w:hanging="360"/>
+      </w:pPr>
+      <w:rPr>
+        <w:rFonts w:ascii="Symbol" w:hAnsi="Symbol" w:hint="default"/>
+        <w:sz w:val="20"/>
+      </w:rPr>
+    </w:lvl>
+    <w:lvl w:ilvl="1" w:tentative="1">
+      <w:start w:val="1"/>
+      <w:numFmt w:val="bullet"/>
+      <w:lvlText w:val="o"/>
+      <w:lvlJc w:val="left"/>
+      <w:pPr>
+        <w:tabs>
+          <w:tab w:val="num" w:pos="1440"/>
+        </w:tabs>
+        <w:ind w:left="1440" w:hanging="360"/>
+      </w:pPr>
+      <w:rPr>
+        <w:rFonts w:ascii="Courier New" w:hAnsi="Courier New" w:hint="default"/>
+        <w:sz w:val="20"/>
+      </w:rPr>
+    </w:lvl>
+    <w:lvl w:ilvl="2" w:tentative="1">
+      <w:start w:val="1"/>
+      <w:numFmt w:val="bullet"/>
+      <w:lvlText w:val=""/>
+      <w:lvlJc w:val="left"/>
+      <w:pPr>
+        <w:tabs>
+          <w:tab w:val="num" w:pos="2160"/>
+        </w:tabs>
+        <w:ind w:left="2160" w:hanging="360"/>
+      </w:pPr>
+      <w:rPr>
+        <w:rFonts w:ascii="Wingdings" w:hAnsi="Wingdings" w:hint="default"/>
+        <w:sz w:val="20"/>
+      </w:rPr>
+    </w:lvl>
+    <w:lvl w:ilvl="3" w:tentative="1">
+      <w:start w:val="1"/>
+      <w:numFmt w:val="bullet"/>
+      <w:lvlText w:val=""/>
+      <w:lvlJc w:val="left"/>
+      <w:pPr>
+        <w:tabs>
+          <w:tab w:val="num" w:pos="2880"/>
+        </w:tabs>
+        <w:ind w:left="2880" w:hanging="360"/>
+      </w:pPr>
+      <w:rPr>
+        <w:rFonts w:ascii="Wingdings" w:hAnsi="Wingdings" w:hint="default"/>
+        <w:sz w:val="20"/>
+      </w:rPr>
+    </w:lvl>
+    <w:lvl w:ilvl="4" w:tentative="1">
+      <w:start w:val="1"/>
+      <w:numFmt w:val="bullet"/>
+      <w:lvlText w:val=""/>
+      <w:lvlJc w:val="left"/>
+      <w:pPr>
+        <w:tabs>
+          <w:tab w:val="num" w:pos="3600"/>
+        </w:tabs>
+        <w:ind w:left="3600" w:hanging="360"/>
+      </w:pPr>
+      <w:rPr>
+        <w:rFonts w:ascii="Wingdings" w:hAnsi="Wingdings" w:hint="default"/>
+        <w:sz w:val="20"/>
+      </w:rPr>
+    </w:lvl>
+    <w:lvl w:ilvl="5" w:tentative="1">
+      <w:start w:val="1"/>
+      <w:numFmt w:val="bullet"/>
+      <w:lvlText w:val=""/>
+      <w:lvlJc w:val="left"/>
+      <w:pPr>
+        <w:tabs>
+          <w:tab w:val="num" w:pos="4320"/>
+        </w:tabs>
+        <w:ind w:left="4320" w:hanging="360"/>
+      </w:pPr>
+      <w:rPr>
+        <w:rFonts w:ascii="Wingdings" w:hAnsi="Wingdings" w:hint="default"/>
+        <w:sz w:val="20"/>
+      </w:rPr>
+    </w:lvl>
+    <w:lvl w:ilvl="6" w:tentative="1">
+      <w:start w:val="1"/>
+      <w:numFmt w:val="bullet"/>
+      <w:lvlText w:val=""/>
+      <w:lvlJc w:val="left"/>
+      <w:pPr>
+        <w:tabs>
+          <w:tab w:val="num" w:pos="5040"/>
+        </w:tabs>
+        <w:ind w:left="5040" w:hanging="360"/>
+      </w:pPr>
+      <w:rPr>
+        <w:rFonts w:ascii="Wingdings" w:hAnsi="Wingdings" w:hint="default"/>
+        <w:sz w:val="20"/>
+      </w:rPr>
+    </w:lvl>
+    <w:lvl w:ilvl="7" w:tentative="1">
+      <w:start w:val="1"/>
+      <w:numFmt w:val="bullet"/>
+      <w:lvlText w:val=""/>
+      <w:lvlJc w:val="left"/>
+      <w:pPr>
+        <w:tabs>
+          <w:tab w:val="num" w:pos="5760"/>
+        </w:tabs>
+        <w:ind w:left="5760" w:hanging="360"/>
+      </w:pPr>
+      <w:rPr>
+        <w:rFonts w:ascii="Wingdings" w:hAnsi="Wingdings" w:hint="default"/>
+        <w:sz w:val="20"/>
+      </w:rPr>
+    </w:lvl>
+    <w:lvl w:ilvl="8" w:tentative="1">
+      <w:start w:val="1"/>
+      <w:numFmt w:val="bullet"/>
+      <w:lvlText w:val=""/>
+      <w:lvlJc w:val="left"/>
+      <w:pPr>
+        <w:tabs>
+          <w:tab w:val="num" w:pos="6480"/>
+        </w:tabs>
+        <w:ind w:left="6480" w:hanging="360"/>
+      </w:pPr>
+      <w:rPr>
+        <w:rFonts w:ascii="Wingdings" w:hAnsi="Wingdings" w:hint="default"/>
+        <w:sz w:val="20"/>
+      </w:rPr>
+    </w:lvl>
+  </w:abstractNum>
+  <w:abstractNum w:abstractNumId="17" w15:restartNumberingAfterBreak="0">
     <w:nsid w:val="26997F2E"/>
     <w:multiLevelType w:val="multilevel"/>
     <w:tmpl w:val="BEE6F11A"/>
@@ -6528,7 +7421,7 @@
       </w:rPr>
     </w:lvl>
   </w:abstractNum>
-  <w:abstractNum w:abstractNumId="15" w15:restartNumberingAfterBreak="0">
+  <w:abstractNum w:abstractNumId="18" w15:restartNumberingAfterBreak="0">
     <w:nsid w:val="289F0551"/>
     <w:multiLevelType w:val="multilevel"/>
     <w:tmpl w:val="2DA0BC04"/>
@@ -6641,7 +7534,7 @@
       </w:pPr>
     </w:lvl>
   </w:abstractNum>
-  <w:abstractNum w:abstractNumId="16" w15:restartNumberingAfterBreak="0">
+  <w:abstractNum w:abstractNumId="19" w15:restartNumberingAfterBreak="0">
     <w:nsid w:val="2D875527"/>
     <w:multiLevelType w:val="multilevel"/>
     <w:tmpl w:val="09204BBE"/>
@@ -6790,7 +7683,7 @@
       </w:rPr>
     </w:lvl>
   </w:abstractNum>
-  <w:abstractNum w:abstractNumId="17" w15:restartNumberingAfterBreak="0">
+  <w:abstractNum w:abstractNumId="20" w15:restartNumberingAfterBreak="0">
     <w:nsid w:val="2E9A166A"/>
     <w:multiLevelType w:val="multilevel"/>
     <w:tmpl w:val="46549B98"/>
@@ -6939,7 +7832,7 @@
       </w:rPr>
     </w:lvl>
   </w:abstractNum>
-  <w:abstractNum w:abstractNumId="18" w15:restartNumberingAfterBreak="0">
+  <w:abstractNum w:abstractNumId="21" w15:restartNumberingAfterBreak="0">
     <w:nsid w:val="32286CE3"/>
     <w:multiLevelType w:val="multilevel"/>
     <w:tmpl w:val="20CA4FFA"/>
@@ -7088,7 +7981,7 @@
       </w:rPr>
     </w:lvl>
   </w:abstractNum>
-  <w:abstractNum w:abstractNumId="19" w15:restartNumberingAfterBreak="0">
+  <w:abstractNum w:abstractNumId="22" w15:restartNumberingAfterBreak="0">
     <w:nsid w:val="328560DC"/>
     <w:multiLevelType w:val="multilevel"/>
     <w:tmpl w:val="2C1EF1A6"/>
@@ -7205,7 +8098,156 @@
       </w:pPr>
     </w:lvl>
   </w:abstractNum>
-  <w:abstractNum w:abstractNumId="20" w15:restartNumberingAfterBreak="0">
+  <w:abstractNum w:abstractNumId="23" w15:restartNumberingAfterBreak="0">
+    <w:nsid w:val="33673CCB"/>
+    <w:multiLevelType w:val="multilevel"/>
+    <w:tmpl w:val="05481042"/>
+    <w:lvl w:ilvl="0">
+      <w:start w:val="1"/>
+      <w:numFmt w:val="bullet"/>
+      <w:lvlText w:val=""/>
+      <w:lvlJc w:val="left"/>
+      <w:pPr>
+        <w:tabs>
+          <w:tab w:val="num" w:pos="720"/>
+        </w:tabs>
+        <w:ind w:left="720" w:hanging="360"/>
+      </w:pPr>
+      <w:rPr>
+        <w:rFonts w:ascii="Symbol" w:hAnsi="Symbol" w:hint="default"/>
+        <w:sz w:val="20"/>
+      </w:rPr>
+    </w:lvl>
+    <w:lvl w:ilvl="1" w:tentative="1">
+      <w:start w:val="1"/>
+      <w:numFmt w:val="bullet"/>
+      <w:lvlText w:val="o"/>
+      <w:lvlJc w:val="left"/>
+      <w:pPr>
+        <w:tabs>
+          <w:tab w:val="num" w:pos="1440"/>
+        </w:tabs>
+        <w:ind w:left="1440" w:hanging="360"/>
+      </w:pPr>
+      <w:rPr>
+        <w:rFonts w:ascii="Courier New" w:hAnsi="Courier New" w:hint="default"/>
+        <w:sz w:val="20"/>
+      </w:rPr>
+    </w:lvl>
+    <w:lvl w:ilvl="2" w:tentative="1">
+      <w:start w:val="1"/>
+      <w:numFmt w:val="bullet"/>
+      <w:lvlText w:val=""/>
+      <w:lvlJc w:val="left"/>
+      <w:pPr>
+        <w:tabs>
+          <w:tab w:val="num" w:pos="2160"/>
+        </w:tabs>
+        <w:ind w:left="2160" w:hanging="360"/>
+      </w:pPr>
+      <w:rPr>
+        <w:rFonts w:ascii="Wingdings" w:hAnsi="Wingdings" w:hint="default"/>
+        <w:sz w:val="20"/>
+      </w:rPr>
+    </w:lvl>
+    <w:lvl w:ilvl="3" w:tentative="1">
+      <w:start w:val="1"/>
+      <w:numFmt w:val="bullet"/>
+      <w:lvlText w:val=""/>
+      <w:lvlJc w:val="left"/>
+      <w:pPr>
+        <w:tabs>
+          <w:tab w:val="num" w:pos="2880"/>
+        </w:tabs>
+        <w:ind w:left="2880" w:hanging="360"/>
+      </w:pPr>
+      <w:rPr>
+        <w:rFonts w:ascii="Wingdings" w:hAnsi="Wingdings" w:hint="default"/>
+        <w:sz w:val="20"/>
+      </w:rPr>
+    </w:lvl>
+    <w:lvl w:ilvl="4" w:tentative="1">
+      <w:start w:val="1"/>
+      <w:numFmt w:val="bullet"/>
+      <w:lvlText w:val=""/>
+      <w:lvlJc w:val="left"/>
+      <w:pPr>
+        <w:tabs>
+          <w:tab w:val="num" w:pos="3600"/>
+        </w:tabs>
+        <w:ind w:left="3600" w:hanging="360"/>
+      </w:pPr>
+      <w:rPr>
+        <w:rFonts w:ascii="Wingdings" w:hAnsi="Wingdings" w:hint="default"/>
+        <w:sz w:val="20"/>
+      </w:rPr>
+    </w:lvl>
+    <w:lvl w:ilvl="5" w:tentative="1">
+      <w:start w:val="1"/>
+      <w:numFmt w:val="bullet"/>
+      <w:lvlText w:val=""/>
+      <w:lvlJc w:val="left"/>
+      <w:pPr>
+        <w:tabs>
+          <w:tab w:val="num" w:pos="4320"/>
+        </w:tabs>
+        <w:ind w:left="4320" w:hanging="360"/>
+      </w:pPr>
+      <w:rPr>
+        <w:rFonts w:ascii="Wingdings" w:hAnsi="Wingdings" w:hint="default"/>
+        <w:sz w:val="20"/>
+      </w:rPr>
+    </w:lvl>
+    <w:lvl w:ilvl="6" w:tentative="1">
+      <w:start w:val="1"/>
+      <w:numFmt w:val="bullet"/>
+      <w:lvlText w:val=""/>
+      <w:lvlJc w:val="left"/>
+      <w:pPr>
+        <w:tabs>
+          <w:tab w:val="num" w:pos="5040"/>
+        </w:tabs>
+        <w:ind w:left="5040" w:hanging="360"/>
+      </w:pPr>
+      <w:rPr>
+        <w:rFonts w:ascii="Wingdings" w:hAnsi="Wingdings" w:hint="default"/>
+        <w:sz w:val="20"/>
+      </w:rPr>
+    </w:lvl>
+    <w:lvl w:ilvl="7" w:tentative="1">
+      <w:start w:val="1"/>
+      <w:numFmt w:val="bullet"/>
+      <w:lvlText w:val=""/>
+      <w:lvlJc w:val="left"/>
+      <w:pPr>
+        <w:tabs>
+          <w:tab w:val="num" w:pos="5760"/>
+        </w:tabs>
+        <w:ind w:left="5760" w:hanging="360"/>
+      </w:pPr>
+      <w:rPr>
+        <w:rFonts w:ascii="Wingdings" w:hAnsi="Wingdings" w:hint="default"/>
+        <w:sz w:val="20"/>
+      </w:rPr>
+    </w:lvl>
+    <w:lvl w:ilvl="8" w:tentative="1">
+      <w:start w:val="1"/>
+      <w:numFmt w:val="bullet"/>
+      <w:lvlText w:val=""/>
+      <w:lvlJc w:val="left"/>
+      <w:pPr>
+        <w:tabs>
+          <w:tab w:val="num" w:pos="6480"/>
+        </w:tabs>
+        <w:ind w:left="6480" w:hanging="360"/>
+      </w:pPr>
+      <w:rPr>
+        <w:rFonts w:ascii="Wingdings" w:hAnsi="Wingdings" w:hint="default"/>
+        <w:sz w:val="20"/>
+      </w:rPr>
+    </w:lvl>
+  </w:abstractNum>
+  <w:abstractNum w:abstractNumId="24" w15:restartNumberingAfterBreak="0">
     <w:nsid w:val="367F701A"/>
     <w:multiLevelType w:val="multilevel"/>
     <w:tmpl w:val="C38ECCE2"/>
@@ -7318,7 +8360,7 @@
       </w:pPr>
     </w:lvl>
   </w:abstractNum>
-  <w:abstractNum w:abstractNumId="21" w15:restartNumberingAfterBreak="0">
+  <w:abstractNum w:abstractNumId="25" w15:restartNumberingAfterBreak="0">
     <w:nsid w:val="38583C1F"/>
     <w:multiLevelType w:val="multilevel"/>
     <w:tmpl w:val="6E2C2928"/>
@@ -7467,7 +8509,156 @@
       </w:rPr>
     </w:lvl>
   </w:abstractNum>
-  <w:abstractNum w:abstractNumId="22" w15:restartNumberingAfterBreak="0">
+  <w:abstractNum w:abstractNumId="26" w15:restartNumberingAfterBreak="0">
+    <w:nsid w:val="3AA462A9"/>
+    <w:multiLevelType w:val="multilevel"/>
+    <w:tmpl w:val="8A56AF26"/>
+    <w:lvl w:ilvl="0">
+      <w:start w:val="1"/>
+      <w:numFmt w:val="bullet"/>
+      <w:lvlText w:val=""/>
+      <w:lvlJc w:val="left"/>
+      <w:pPr>
+        <w:tabs>
+          <w:tab w:val="num" w:pos="720"/>
+        </w:tabs>
+        <w:ind w:left="720" w:hanging="360"/>
+      </w:pPr>
+      <w:rPr>
+        <w:rFonts w:ascii="Symbol" w:hAnsi="Symbol" w:hint="default"/>
+        <w:sz w:val="20"/>
+      </w:rPr>
+    </w:lvl>
+    <w:lvl w:ilvl="1" w:tentative="1">
+      <w:start w:val="1"/>
+      <w:numFmt w:val="bullet"/>
+      <w:lvlText w:val="o"/>
+      <w:lvlJc w:val="left"/>
+      <w:pPr>
+        <w:tabs>
+          <w:tab w:val="num" w:pos="1440"/>
+        </w:tabs>
+        <w:ind w:left="1440" w:hanging="360"/>
+      </w:pPr>
+      <w:rPr>
+        <w:rFonts w:ascii="Courier New" w:hAnsi="Courier New" w:hint="default"/>
+        <w:sz w:val="20"/>
+      </w:rPr>
+    </w:lvl>
+    <w:lvl w:ilvl="2" w:tentative="1">
+      <w:start w:val="1"/>
+      <w:numFmt w:val="bullet"/>
+      <w:lvlText w:val=""/>
+      <w:lvlJc w:val="left"/>
+      <w:pPr>
+        <w:tabs>
+          <w:tab w:val="num" w:pos="2160"/>
+        </w:tabs>
+        <w:ind w:left="2160" w:hanging="360"/>
+      </w:pPr>
+      <w:rPr>
+        <w:rFonts w:ascii="Wingdings" w:hAnsi="Wingdings" w:hint="default"/>
+        <w:sz w:val="20"/>
+      </w:rPr>
+    </w:lvl>
+    <w:lvl w:ilvl="3" w:tentative="1">
+      <w:start w:val="1"/>
+      <w:numFmt w:val="bullet"/>
+      <w:lvlText w:val=""/>
+      <w:lvlJc w:val="left"/>
+      <w:pPr>
+        <w:tabs>
+          <w:tab w:val="num" w:pos="2880"/>
+        </w:tabs>
+        <w:ind w:left="2880" w:hanging="360"/>
+      </w:pPr>
+      <w:rPr>
+        <w:rFonts w:ascii="Wingdings" w:hAnsi="Wingdings" w:hint="default"/>
+        <w:sz w:val="20"/>
+      </w:rPr>
+    </w:lvl>
+    <w:lvl w:ilvl="4" w:tentative="1">
+      <w:start w:val="1"/>
+      <w:numFmt w:val="bullet"/>
+      <w:lvlText w:val=""/>
+      <w:lvlJc w:val="left"/>
+      <w:pPr>
+        <w:tabs>
+          <w:tab w:val="num" w:pos="3600"/>
+        </w:tabs>
+        <w:ind w:left="3600" w:hanging="360"/>
+      </w:pPr>
+      <w:rPr>
+        <w:rFonts w:ascii="Wingdings" w:hAnsi="Wingdings" w:hint="default"/>
+        <w:sz w:val="20"/>
+      </w:rPr>
+    </w:lvl>
+    <w:lvl w:ilvl="5" w:tentative="1">
+      <w:start w:val="1"/>
+      <w:numFmt w:val="bullet"/>
+      <w:lvlText w:val=""/>
+      <w:lvlJc w:val="left"/>
+      <w:pPr>
+        <w:tabs>
+          <w:tab w:val="num" w:pos="4320"/>
+        </w:tabs>
+        <w:ind w:left="4320" w:hanging="360"/>
+      </w:pPr>
+      <w:rPr>
+        <w:rFonts w:ascii="Wingdings" w:hAnsi="Wingdings" w:hint="default"/>
+        <w:sz w:val="20"/>
+      </w:rPr>
+    </w:lvl>
+    <w:lvl w:ilvl="6" w:tentative="1">
+      <w:start w:val="1"/>
+      <w:numFmt w:val="bullet"/>
+      <w:lvlText w:val=""/>
+      <w:lvlJc w:val="left"/>
+      <w:pPr>
+        <w:tabs>
+          <w:tab w:val="num" w:pos="5040"/>
+        </w:tabs>
+        <w:ind w:left="5040" w:hanging="360"/>
+      </w:pPr>
+      <w:rPr>
+        <w:rFonts w:ascii="Wingdings" w:hAnsi="Wingdings" w:hint="default"/>
+        <w:sz w:val="20"/>
+      </w:rPr>
+    </w:lvl>
+    <w:lvl w:ilvl="7" w:tentative="1">
+      <w:start w:val="1"/>
+      <w:numFmt w:val="bullet"/>
+      <w:lvlText w:val=""/>
+      <w:lvlJc w:val="left"/>
+      <w:pPr>
+        <w:tabs>
+          <w:tab w:val="num" w:pos="5760"/>
+        </w:tabs>
+        <w:ind w:left="5760" w:hanging="360"/>
+      </w:pPr>
+      <w:rPr>
+        <w:rFonts w:ascii="Wingdings" w:hAnsi="Wingdings" w:hint="default"/>
+        <w:sz w:val="20"/>
+      </w:rPr>
+    </w:lvl>
+    <w:lvl w:ilvl="8" w:tentative="1">
+      <w:start w:val="1"/>
+      <w:numFmt w:val="bullet"/>
+      <w:lvlText w:val=""/>
+      <w:lvlJc w:val="left"/>
+      <w:pPr>
+        <w:tabs>
+          <w:tab w:val="num" w:pos="6480"/>
+        </w:tabs>
+        <w:ind w:left="6480" w:hanging="360"/>
+      </w:pPr>
+      <w:rPr>
+        <w:rFonts w:ascii="Wingdings" w:hAnsi="Wingdings" w:hint="default"/>
+        <w:sz w:val="20"/>
+      </w:rPr>
+    </w:lvl>
+  </w:abstractNum>
+  <w:abstractNum w:abstractNumId="27" w15:restartNumberingAfterBreak="0">
     <w:nsid w:val="41884696"/>
     <w:multiLevelType w:val="multilevel"/>
     <w:tmpl w:val="7562B9C2"/>
@@ -7616,7 +8807,7 @@
       </w:rPr>
     </w:lvl>
   </w:abstractNum>
-  <w:abstractNum w:abstractNumId="23" w15:restartNumberingAfterBreak="0">
+  <w:abstractNum w:abstractNumId="28" w15:restartNumberingAfterBreak="0">
     <w:nsid w:val="428F17D0"/>
     <w:multiLevelType w:val="multilevel"/>
     <w:tmpl w:val="7A66028A"/>
@@ -7729,7 +8920,7 @@
       </w:pPr>
     </w:lvl>
   </w:abstractNum>
-  <w:abstractNum w:abstractNumId="24" w15:restartNumberingAfterBreak="0">
+  <w:abstractNum w:abstractNumId="29" w15:restartNumberingAfterBreak="0">
     <w:nsid w:val="49A913CC"/>
     <w:multiLevelType w:val="multilevel"/>
     <w:tmpl w:val="79C26AA8"/>
@@ -7878,7 +9069,7 @@
       </w:rPr>
     </w:lvl>
   </w:abstractNum>
-  <w:abstractNum w:abstractNumId="25" w15:restartNumberingAfterBreak="0">
+  <w:abstractNum w:abstractNumId="30" w15:restartNumberingAfterBreak="0">
     <w:nsid w:val="4C017D07"/>
     <w:multiLevelType w:val="multilevel"/>
     <w:tmpl w:val="905ED64C"/>
@@ -7991,7 +9182,7 @@
       </w:pPr>
     </w:lvl>
   </w:abstractNum>
-  <w:abstractNum w:abstractNumId="26" w15:restartNumberingAfterBreak="0">
+  <w:abstractNum w:abstractNumId="31" w15:restartNumberingAfterBreak="0">
     <w:nsid w:val="4C244288"/>
     <w:multiLevelType w:val="multilevel"/>
     <w:tmpl w:val="1924E868"/>
@@ -8140,7 +9331,7 @@
       </w:rPr>
     </w:lvl>
   </w:abstractNum>
-  <w:abstractNum w:abstractNumId="27" w15:restartNumberingAfterBreak="0">
+  <w:abstractNum w:abstractNumId="32" w15:restartNumberingAfterBreak="0">
     <w:nsid w:val="4DB56869"/>
     <w:multiLevelType w:val="hybridMultilevel"/>
     <w:tmpl w:val="75BAF4BC"/>
@@ -8229,7 +9420,7 @@
       </w:pPr>
     </w:lvl>
   </w:abstractNum>
-  <w:abstractNum w:abstractNumId="28" w15:restartNumberingAfterBreak="0">
+  <w:abstractNum w:abstractNumId="33" w15:restartNumberingAfterBreak="0">
     <w:nsid w:val="51A02B4D"/>
     <w:multiLevelType w:val="multilevel"/>
     <w:tmpl w:val="DA64CC82"/>
@@ -8378,7 +9569,7 @@
       </w:rPr>
     </w:lvl>
   </w:abstractNum>
-  <w:abstractNum w:abstractNumId="29" w15:restartNumberingAfterBreak="0">
+  <w:abstractNum w:abstractNumId="34" w15:restartNumberingAfterBreak="0">
     <w:nsid w:val="51CA7E9F"/>
     <w:multiLevelType w:val="multilevel"/>
     <w:tmpl w:val="B672AEB0"/>
@@ -8527,7 +9718,7 @@
       </w:rPr>
     </w:lvl>
   </w:abstractNum>
-  <w:abstractNum w:abstractNumId="30" w15:restartNumberingAfterBreak="0">
+  <w:abstractNum w:abstractNumId="35" w15:restartNumberingAfterBreak="0">
     <w:nsid w:val="54730D8E"/>
     <w:multiLevelType w:val="multilevel"/>
     <w:tmpl w:val="47727466"/>
@@ -8676,7 +9867,7 @@
       </w:rPr>
     </w:lvl>
   </w:abstractNum>
-  <w:abstractNum w:abstractNumId="31" w15:restartNumberingAfterBreak="0">
+  <w:abstractNum w:abstractNumId="36" w15:restartNumberingAfterBreak="0">
     <w:nsid w:val="552D5924"/>
     <w:multiLevelType w:val="multilevel"/>
     <w:tmpl w:val="07CEE6EA"/>
@@ -8825,7 +10016,7 @@
       </w:rPr>
     </w:lvl>
   </w:abstractNum>
-  <w:abstractNum w:abstractNumId="32" w15:restartNumberingAfterBreak="0">
+  <w:abstractNum w:abstractNumId="37" w15:restartNumberingAfterBreak="0">
     <w:nsid w:val="584D491E"/>
     <w:multiLevelType w:val="multilevel"/>
     <w:tmpl w:val="968638B6"/>
@@ -8974,7 +10165,7 @@
       </w:rPr>
     </w:lvl>
   </w:abstractNum>
-  <w:abstractNum w:abstractNumId="33" w15:restartNumberingAfterBreak="0">
+  <w:abstractNum w:abstractNumId="38" w15:restartNumberingAfterBreak="0">
     <w:nsid w:val="5A053C5D"/>
     <w:multiLevelType w:val="multilevel"/>
     <w:tmpl w:val="0FFC9E72"/>
@@ -9123,7 +10314,7 @@
       </w:rPr>
     </w:lvl>
   </w:abstractNum>
-  <w:abstractNum w:abstractNumId="34" w15:restartNumberingAfterBreak="0">
+  <w:abstractNum w:abstractNumId="39" w15:restartNumberingAfterBreak="0">
     <w:nsid w:val="5A1E6F14"/>
     <w:multiLevelType w:val="multilevel"/>
     <w:tmpl w:val="45508DF8"/>
@@ -9272,7 +10463,7 @@
       </w:rPr>
     </w:lvl>
   </w:abstractNum>
-  <w:abstractNum w:abstractNumId="35" w15:restartNumberingAfterBreak="0">
+  <w:abstractNum w:abstractNumId="40" w15:restartNumberingAfterBreak="0">
     <w:nsid w:val="5C1A1393"/>
     <w:multiLevelType w:val="multilevel"/>
     <w:tmpl w:val="21564A98"/>
@@ -9421,7 +10612,7 @@
       </w:rPr>
     </w:lvl>
   </w:abstractNum>
-  <w:abstractNum w:abstractNumId="36" w15:restartNumberingAfterBreak="0">
+  <w:abstractNum w:abstractNumId="41" w15:restartNumberingAfterBreak="0">
     <w:nsid w:val="5EF240F4"/>
     <w:multiLevelType w:val="multilevel"/>
     <w:tmpl w:val="0CF0D9AE"/>
@@ -9570,7 +10761,7 @@
       </w:rPr>
     </w:lvl>
   </w:abstractNum>
-  <w:abstractNum w:abstractNumId="37" w15:restartNumberingAfterBreak="0">
+  <w:abstractNum w:abstractNumId="42" w15:restartNumberingAfterBreak="0">
     <w:nsid w:val="606310D9"/>
     <w:multiLevelType w:val="multilevel"/>
     <w:tmpl w:val="229AD398"/>
@@ -9719,7 +10910,7 @@
       </w:rPr>
     </w:lvl>
   </w:abstractNum>
-  <w:abstractNum w:abstractNumId="38" w15:restartNumberingAfterBreak="0">
+  <w:abstractNum w:abstractNumId="43" w15:restartNumberingAfterBreak="0">
     <w:nsid w:val="64765A68"/>
     <w:multiLevelType w:val="multilevel"/>
     <w:tmpl w:val="1BAE2316"/>
@@ -9868,7 +11059,7 @@
       </w:rPr>
     </w:lvl>
   </w:abstractNum>
-  <w:abstractNum w:abstractNumId="39" w15:restartNumberingAfterBreak="0">
+  <w:abstractNum w:abstractNumId="44" w15:restartNumberingAfterBreak="0">
     <w:nsid w:val="65A00763"/>
     <w:multiLevelType w:val="multilevel"/>
     <w:tmpl w:val="100603DC"/>
@@ -9981,7 +11172,7 @@
       </w:pPr>
     </w:lvl>
   </w:abstractNum>
-  <w:abstractNum w:abstractNumId="40" w15:restartNumberingAfterBreak="0">
+  <w:abstractNum w:abstractNumId="45" w15:restartNumberingAfterBreak="0">
     <w:nsid w:val="669E1870"/>
     <w:multiLevelType w:val="multilevel"/>
     <w:tmpl w:val="87BA8F6C"/>
@@ -10130,7 +11321,7 @@
       </w:rPr>
     </w:lvl>
   </w:abstractNum>
-  <w:abstractNum w:abstractNumId="41" w15:restartNumberingAfterBreak="0">
+  <w:abstractNum w:abstractNumId="46" w15:restartNumberingAfterBreak="0">
     <w:nsid w:val="68AF5BC2"/>
     <w:multiLevelType w:val="multilevel"/>
     <w:tmpl w:val="BBF09E78"/>
@@ -10275,7 +11466,7 @@
       </w:rPr>
     </w:lvl>
   </w:abstractNum>
-  <w:abstractNum w:abstractNumId="42" w15:restartNumberingAfterBreak="0">
+  <w:abstractNum w:abstractNumId="47" w15:restartNumberingAfterBreak="0">
     <w:nsid w:val="6C5C4463"/>
     <w:multiLevelType w:val="hybridMultilevel"/>
     <w:tmpl w:val="772A031A"/>
@@ -10388,7 +11579,7 @@
       </w:rPr>
     </w:lvl>
   </w:abstractNum>
-  <w:abstractNum w:abstractNumId="43" w15:restartNumberingAfterBreak="0">
+  <w:abstractNum w:abstractNumId="48" w15:restartNumberingAfterBreak="0">
     <w:nsid w:val="6D1A501F"/>
     <w:multiLevelType w:val="multilevel"/>
     <w:tmpl w:val="0DA28030"/>
@@ -10537,7 +11728,7 @@
       </w:rPr>
     </w:lvl>
   </w:abstractNum>
-  <w:abstractNum w:abstractNumId="44" w15:restartNumberingAfterBreak="0">
+  <w:abstractNum w:abstractNumId="49" w15:restartNumberingAfterBreak="0">
     <w:nsid w:val="6EC00ECF"/>
     <w:multiLevelType w:val="multilevel"/>
     <w:tmpl w:val="95961DCC"/>
@@ -10686,7 +11877,7 @@
       </w:rPr>
     </w:lvl>
   </w:abstractNum>
-  <w:abstractNum w:abstractNumId="45" w15:restartNumberingAfterBreak="0">
+  <w:abstractNum w:abstractNumId="50" w15:restartNumberingAfterBreak="0">
     <w:nsid w:val="6F3E66FD"/>
     <w:multiLevelType w:val="multilevel"/>
     <w:tmpl w:val="A8DEDA48"/>
@@ -10835,7 +12026,7 @@
       </w:rPr>
     </w:lvl>
   </w:abstractNum>
-  <w:abstractNum w:abstractNumId="46" w15:restartNumberingAfterBreak="0">
+  <w:abstractNum w:abstractNumId="51" w15:restartNumberingAfterBreak="0">
     <w:nsid w:val="70BF2C7A"/>
     <w:multiLevelType w:val="multilevel"/>
     <w:tmpl w:val="1562A278"/>
@@ -10984,7 +12175,7 @@
       </w:rPr>
     </w:lvl>
   </w:abstractNum>
-  <w:abstractNum w:abstractNumId="47" w15:restartNumberingAfterBreak="0">
+  <w:abstractNum w:abstractNumId="52" w15:restartNumberingAfterBreak="0">
     <w:nsid w:val="70C51484"/>
     <w:multiLevelType w:val="multilevel"/>
     <w:tmpl w:val="9E128CE4"/>
@@ -11133,7 +12324,7 @@
       </w:rPr>
     </w:lvl>
   </w:abstractNum>
-  <w:abstractNum w:abstractNumId="48" w15:restartNumberingAfterBreak="0">
+  <w:abstractNum w:abstractNumId="53" w15:restartNumberingAfterBreak="0">
     <w:nsid w:val="718B259F"/>
     <w:multiLevelType w:val="multilevel"/>
     <w:tmpl w:val="F71A683C"/>
@@ -11282,7 +12473,7 @@
       </w:rPr>
     </w:lvl>
   </w:abstractNum>
-  <w:abstractNum w:abstractNumId="49" w15:restartNumberingAfterBreak="0">
+  <w:abstractNum w:abstractNumId="54" w15:restartNumberingAfterBreak="0">
     <w:nsid w:val="729168D8"/>
     <w:multiLevelType w:val="multilevel"/>
     <w:tmpl w:val="D6DEB760"/>
@@ -11431,7 +12622,7 @@
       </w:rPr>
     </w:lvl>
   </w:abstractNum>
-  <w:abstractNum w:abstractNumId="50" w15:restartNumberingAfterBreak="0">
+  <w:abstractNum w:abstractNumId="55" w15:restartNumberingAfterBreak="0">
     <w:nsid w:val="731077A3"/>
     <w:multiLevelType w:val="multilevel"/>
     <w:tmpl w:val="E59C51FA"/>
@@ -11576,7 +12767,7 @@
       </w:rPr>
     </w:lvl>
   </w:abstractNum>
-  <w:abstractNum w:abstractNumId="51" w15:restartNumberingAfterBreak="0">
+  <w:abstractNum w:abstractNumId="56" w15:restartNumberingAfterBreak="0">
     <w:nsid w:val="7B176394"/>
     <w:multiLevelType w:val="multilevel"/>
     <w:tmpl w:val="FBA8252E"/>
@@ -11725,7 +12916,7 @@
       </w:rPr>
     </w:lvl>
   </w:abstractNum>
-  <w:abstractNum w:abstractNumId="52" w15:restartNumberingAfterBreak="0">
+  <w:abstractNum w:abstractNumId="57" w15:restartNumberingAfterBreak="0">
     <w:nsid w:val="7B203AB1"/>
     <w:multiLevelType w:val="multilevel"/>
     <w:tmpl w:val="CED2ED12"/>
@@ -11874,7 +13065,7 @@
       </w:rPr>
     </w:lvl>
   </w:abstractNum>
-  <w:abstractNum w:abstractNumId="53" w15:restartNumberingAfterBreak="0">
+  <w:abstractNum w:abstractNumId="58" w15:restartNumberingAfterBreak="0">
     <w:nsid w:val="7E0C738B"/>
     <w:multiLevelType w:val="multilevel"/>
     <w:tmpl w:val="C19C3592"/>
@@ -12024,70 +13215,70 @@
     </w:lvl>
   </w:abstractNum>
   <w:num w:numId="1" w16cid:durableId="27343711">
-    <w:abstractNumId w:val="29"/>
+    <w:abstractNumId w:val="34"/>
   </w:num>
   <w:num w:numId="2" w16cid:durableId="1189878167">
-    <w:abstractNumId w:val="40"/>
+    <w:abstractNumId w:val="45"/>
   </w:num>
   <w:num w:numId="3" w16cid:durableId="522134800">
-    <w:abstractNumId w:val="43"/>
+    <w:abstractNumId w:val="48"/>
   </w:num>
   <w:num w:numId="4" w16cid:durableId="1368022358">
     <w:abstractNumId w:val="2"/>
   </w:num>
   <w:num w:numId="5" w16cid:durableId="870453898">
-    <w:abstractNumId w:val="46"/>
+    <w:abstractNumId w:val="51"/>
   </w:num>
   <w:num w:numId="6" w16cid:durableId="2080976972">
-    <w:abstractNumId w:val="34"/>
+    <w:abstractNumId w:val="39"/>
   </w:num>
   <w:num w:numId="7" w16cid:durableId="1733383082">
     <w:abstractNumId w:val="3"/>
   </w:num>
   <w:num w:numId="8" w16cid:durableId="314915720">
-    <w:abstractNumId w:val="48"/>
+    <w:abstractNumId w:val="53"/>
   </w:num>
   <w:num w:numId="9" w16cid:durableId="357852277">
-    <w:abstractNumId w:val="8"/>
+    <w:abstractNumId w:val="10"/>
   </w:num>
   <w:num w:numId="10" w16cid:durableId="622276476">
-    <w:abstractNumId w:val="13"/>
+    <w:abstractNumId w:val="15"/>
   </w:num>
   <w:num w:numId="11" w16cid:durableId="865557796">
-    <w:abstractNumId w:val="49"/>
+    <w:abstractNumId w:val="54"/>
   </w:num>
   <w:num w:numId="12" w16cid:durableId="1943954552">
     <w:abstractNumId w:val="0"/>
   </w:num>
   <w:num w:numId="13" w16cid:durableId="1774205295">
-    <w:abstractNumId w:val="6"/>
+    <w:abstractNumId w:val="8"/>
   </w:num>
   <w:num w:numId="14" w16cid:durableId="258950010">
-    <w:abstractNumId w:val="14"/>
+    <w:abstractNumId w:val="17"/>
   </w:num>
   <w:num w:numId="15" w16cid:durableId="2054377148">
-    <w:abstractNumId w:val="30"/>
+    <w:abstractNumId w:val="35"/>
   </w:num>
   <w:num w:numId="16" w16cid:durableId="2110394441">
-    <w:abstractNumId w:val="22"/>
+    <w:abstractNumId w:val="27"/>
   </w:num>
   <w:num w:numId="17" w16cid:durableId="926572840">
-    <w:abstractNumId w:val="52"/>
+    <w:abstractNumId w:val="57"/>
   </w:num>
   <w:num w:numId="18" w16cid:durableId="1303074629">
-    <w:abstractNumId w:val="53"/>
+    <w:abstractNumId w:val="58"/>
   </w:num>
   <w:num w:numId="19" w16cid:durableId="1405839482">
-    <w:abstractNumId w:val="17"/>
+    <w:abstractNumId w:val="20"/>
   </w:num>
   <w:num w:numId="20" w16cid:durableId="2130124051">
-    <w:abstractNumId w:val="35"/>
+    <w:abstractNumId w:val="40"/>
   </w:num>
   <w:num w:numId="21" w16cid:durableId="1577782323">
-    <w:abstractNumId w:val="51"/>
+    <w:abstractNumId w:val="56"/>
   </w:num>
   <w:num w:numId="22" w16cid:durableId="1214275579">
-    <w:abstractNumId w:val="23"/>
+    <w:abstractNumId w:val="28"/>
     <w:lvlOverride w:ilvl="1">
       <w:lvl w:ilvl="1">
         <w:numFmt w:val="lowerLetter"/>
@@ -12097,7 +13288,7 @@
     </w:lvlOverride>
   </w:num>
   <w:num w:numId="23" w16cid:durableId="1127089221">
-    <w:abstractNumId w:val="23"/>
+    <w:abstractNumId w:val="28"/>
     <w:lvlOverride w:ilvl="1">
       <w:lvl w:ilvl="1">
         <w:numFmt w:val="lowerLetter"/>
@@ -12107,100 +13298,115 @@
     </w:lvlOverride>
   </w:num>
   <w:num w:numId="24" w16cid:durableId="2040232091">
-    <w:abstractNumId w:val="32"/>
+    <w:abstractNumId w:val="37"/>
   </w:num>
   <w:num w:numId="25" w16cid:durableId="1842115328">
-    <w:abstractNumId w:val="9"/>
+    <w:abstractNumId w:val="11"/>
   </w:num>
   <w:num w:numId="26" w16cid:durableId="626744523">
-    <w:abstractNumId w:val="16"/>
+    <w:abstractNumId w:val="19"/>
   </w:num>
   <w:num w:numId="27" w16cid:durableId="565337783">
+    <w:abstractNumId w:val="47"/>
+  </w:num>
+  <w:num w:numId="28" w16cid:durableId="1715539596">
+    <w:abstractNumId w:val="46"/>
+  </w:num>
+  <w:num w:numId="29" w16cid:durableId="1690445427">
+    <w:abstractNumId w:val="12"/>
+  </w:num>
+  <w:num w:numId="30" w16cid:durableId="692151356">
+    <w:abstractNumId w:val="44"/>
+  </w:num>
+  <w:num w:numId="31" w16cid:durableId="952786855">
+    <w:abstractNumId w:val="6"/>
+  </w:num>
+  <w:num w:numId="32" w16cid:durableId="189531672">
+    <w:abstractNumId w:val="38"/>
+  </w:num>
+  <w:num w:numId="33" w16cid:durableId="1309743859">
+    <w:abstractNumId w:val="18"/>
+  </w:num>
+  <w:num w:numId="34" w16cid:durableId="1210263718">
+    <w:abstractNumId w:val="24"/>
+  </w:num>
+  <w:num w:numId="35" w16cid:durableId="53552792">
     <w:abstractNumId w:val="42"/>
   </w:num>
-  <w:num w:numId="28" w16cid:durableId="1715539596">
-    <w:abstractNumId w:val="41"/>
+  <w:num w:numId="36" w16cid:durableId="1379351700">
+    <w:abstractNumId w:val="14"/>
   </w:num>
-  <w:num w:numId="29" w16cid:durableId="1690445427">
-    <w:abstractNumId w:val="10"/>
+  <w:num w:numId="37" w16cid:durableId="931739896">
+    <w:abstractNumId w:val="49"/>
   </w:num>
-  <w:num w:numId="30" w16cid:durableId="692151356">
-    <w:abstractNumId w:val="39"/>
+  <w:num w:numId="38" w16cid:durableId="790973297">
+    <w:abstractNumId w:val="55"/>
   </w:num>
-  <w:num w:numId="31" w16cid:durableId="952786855">
-    <w:abstractNumId w:val="5"/>
+  <w:num w:numId="39" w16cid:durableId="1130510469">
+    <w:abstractNumId w:val="52"/>
   </w:num>
-  <w:num w:numId="32" w16cid:durableId="189531672">
+  <w:num w:numId="40" w16cid:durableId="1326543493">
+    <w:abstractNumId w:val="30"/>
+  </w:num>
+  <w:num w:numId="41" w16cid:durableId="399250526">
     <w:abstractNumId w:val="33"/>
   </w:num>
-  <w:num w:numId="33" w16cid:durableId="1309743859">
-    <w:abstractNumId w:val="15"/>
-  </w:num>
-  <w:num w:numId="34" w16cid:durableId="1210263718">
-    <w:abstractNumId w:val="20"/>
-  </w:num>
-  <w:num w:numId="35" w16cid:durableId="53552792">
-    <w:abstractNumId w:val="37"/>
-  </w:num>
-  <w:num w:numId="36" w16cid:durableId="1379351700">
-    <w:abstractNumId w:val="12"/>
-  </w:num>
-  <w:num w:numId="37" w16cid:durableId="931739896">
-    <w:abstractNumId w:val="44"/>
-  </w:num>
-  <w:num w:numId="38" w16cid:durableId="790973297">
-    <w:abstractNumId w:val="50"/>
-  </w:num>
-  <w:num w:numId="39" w16cid:durableId="1130510469">
-    <w:abstractNumId w:val="47"/>
-  </w:num>
-  <w:num w:numId="40" w16cid:durableId="1326543493">
-    <w:abstractNumId w:val="25"/>
-  </w:num>
-  <w:num w:numId="41" w16cid:durableId="399250526">
-    <w:abstractNumId w:val="28"/>
-  </w:num>
   <w:num w:numId="42" w16cid:durableId="1831095655">
-    <w:abstractNumId w:val="27"/>
+    <w:abstractNumId w:val="32"/>
   </w:num>
   <w:num w:numId="43" w16cid:durableId="287274105">
     <w:abstractNumId w:val="1"/>
   </w:num>
   <w:num w:numId="44" w16cid:durableId="1373338415">
-    <w:abstractNumId w:val="18"/>
+    <w:abstractNumId w:val="21"/>
   </w:num>
   <w:num w:numId="45" w16cid:durableId="659386477">
-    <w:abstractNumId w:val="21"/>
+    <w:abstractNumId w:val="25"/>
   </w:num>
   <w:num w:numId="46" w16cid:durableId="1378043185">
-    <w:abstractNumId w:val="45"/>
+    <w:abstractNumId w:val="50"/>
   </w:num>
   <w:num w:numId="47" w16cid:durableId="769739249">
+    <w:abstractNumId w:val="5"/>
+  </w:num>
+  <w:num w:numId="48" w16cid:durableId="802891685">
+    <w:abstractNumId w:val="31"/>
+  </w:num>
+  <w:num w:numId="49" w16cid:durableId="838349774">
+    <w:abstractNumId w:val="9"/>
+  </w:num>
+  <w:num w:numId="50" w16cid:durableId="652609079">
+    <w:abstractNumId w:val="36"/>
+  </w:num>
+  <w:num w:numId="51" w16cid:durableId="1207643152">
+    <w:abstractNumId w:val="41"/>
+  </w:num>
+  <w:num w:numId="52" w16cid:durableId="1392189016">
+    <w:abstractNumId w:val="13"/>
+  </w:num>
+  <w:num w:numId="53" w16cid:durableId="663633007">
+    <w:abstractNumId w:val="43"/>
+  </w:num>
+  <w:num w:numId="54" w16cid:durableId="385102495">
+    <w:abstractNumId w:val="29"/>
+  </w:num>
+  <w:num w:numId="55" w16cid:durableId="280962036">
+    <w:abstractNumId w:val="22"/>
+  </w:num>
+  <w:num w:numId="56" w16cid:durableId="1294409445">
+    <w:abstractNumId w:val="16"/>
+  </w:num>
+  <w:num w:numId="57" w16cid:durableId="1591308109">
     <w:abstractNumId w:val="4"/>
   </w:num>
-  <w:num w:numId="48" w16cid:durableId="802891685">
+  <w:num w:numId="58" w16cid:durableId="2019118548">
     <w:abstractNumId w:val="26"/>
   </w:num>
-  <w:num w:numId="49" w16cid:durableId="838349774">
+  <w:num w:numId="59" w16cid:durableId="1075668175">
     <w:abstractNumId w:val="7"/>
   </w:num>
-  <w:num w:numId="50" w16cid:durableId="652609079">
-    <w:abstractNumId w:val="31"/>
-  </w:num>
-  <w:num w:numId="51" w16cid:durableId="1207643152">
-    <w:abstractNumId w:val="36"/>
-  </w:num>
-  <w:num w:numId="52" w16cid:durableId="1392189016">
-    <w:abstractNumId w:val="11"/>
-  </w:num>
-  <w:num w:numId="53" w16cid:durableId="663633007">
-    <w:abstractNumId w:val="38"/>
-  </w:num>
-  <w:num w:numId="54" w16cid:durableId="385102495">
-    <w:abstractNumId w:val="24"/>
-  </w:num>
-  <w:num w:numId="55" w16cid:durableId="280962036">
-    <w:abstractNumId w:val="19"/>
+  <w:num w:numId="60" w16cid:durableId="269751378">
+    <w:abstractNumId w:val="23"/>
   </w:num>
 </w:numbering>
 </file>
@@ -12815,7 +14021,6 @@
   <w:style w:type="character" w:default="1" w:styleId="DefaultParagraphFont">
     <w:name w:val="Default Paragraph Font"/>
     <w:uiPriority w:val="1"/>
-    <w:semiHidden/>
     <w:unhideWhenUsed/>
   </w:style>
   <w:style w:type="table" w:default="1" w:styleId="TableNormal">
@@ -13198,7 +14403,6 @@
     <w:basedOn w:val="Normal"/>
     <w:link w:val="CommentTextChar"/>
     <w:uiPriority w:val="99"/>
-    <w:semiHidden/>
     <w:unhideWhenUsed/>
     <w:rsid w:val="0097354E"/>
     <w:pPr>
@@ -13214,7 +14418,6 @@
     <w:basedOn w:val="DefaultParagraphFont"/>
     <w:link w:val="CommentText"/>
     <w:uiPriority w:val="99"/>
-    <w:semiHidden/>
     <w:rsid w:val="0097354E"/>
     <w:rPr>
       <w:sz w:val="20"/>

--- a/Lõputöö kirjeldus.docx
+++ b/Lõputöö kirjeldus.docx
@@ -139,7 +139,7 @@
           <w:noProof/>
         </w:rPr>
         <w:pict w14:anchorId="0E3B09B4">
-          <v:rect id="_x0000_i1025" style="width:0;height:1.5pt" o:hralign="center" o:hrstd="t" o:hr="t" fillcolor="#a0a0a0" stroked="f"/>
+          <v:rect id="_x0000_i1026" style="width:0;height:1.5pt" o:hralign="center" o:hrstd="t" o:hr="t" fillcolor="#a0a0a0" stroked="f"/>
         </w:pict>
       </w:r>
     </w:p>
@@ -465,7 +465,7 @@
           <w:noProof/>
         </w:rPr>
         <w:pict w14:anchorId="09EFF518">
-          <v:rect id="_x0000_i1026" style="width:0;height:1.5pt" o:hralign="center" o:hrstd="t" o:hr="t" fillcolor="#a0a0a0" stroked="f"/>
+          <v:rect id="_x0000_i1027" style="width:0;height:1.5pt" o:hralign="center" o:hrstd="t" o:hr="t" fillcolor="#a0a0a0" stroked="f"/>
         </w:pict>
       </w:r>
     </w:p>
@@ -741,7 +741,7 @@
           <w:noProof/>
         </w:rPr>
         <w:pict w14:anchorId="559A3DC2">
-          <v:rect id="_x0000_i1027" style="width:0;height:1.5pt" o:hralign="center" o:hrstd="t" o:hr="t" fillcolor="#a0a0a0" stroked="f"/>
+          <v:rect id="_x0000_i1028" style="width:0;height:1.5pt" o:hralign="center" o:hrstd="t" o:hr="t" fillcolor="#a0a0a0" stroked="f"/>
         </w:pict>
       </w:r>
     </w:p>
@@ -1084,7 +1084,7 @@
           <w:noProof/>
         </w:rPr>
         <w:pict w14:anchorId="1940237B">
-          <v:rect id="_x0000_i1028" style="width:0;height:1.5pt" o:hralign="center" o:hrstd="t" o:hr="t" fillcolor="#a0a0a0" stroked="f"/>
+          <v:rect id="_x0000_i1029" style="width:0;height:1.5pt" o:hralign="center" o:hrstd="t" o:hr="t" fillcolor="#a0a0a0" stroked="f"/>
         </w:pict>
       </w:r>
     </w:p>
@@ -1184,6 +1184,14 @@
           <w:noProof/>
         </w:rPr>
       </w:pPr>
+    </w:p>
+    <w:p>
+      <w:pPr>
+        <w:pStyle w:val="Heading1"/>
+        <w:rPr>
+          <w:noProof/>
+        </w:rPr>
+      </w:pPr>
       <w:r>
         <w:rPr>
           <w:noProof/>
@@ -1192,10 +1200,6 @@
       </w:r>
     </w:p>
     <w:p/>
-    <w:p/>
-    <w:p/>
-    <w:p/>
-    <w:p/>
     <w:p>
       <w:pPr>
         <w:rPr>
@@ -1203,26 +1207,44 @@
           <w:bCs/>
         </w:rPr>
       </w:pPr>
+      <w:proofErr w:type="spellStart"/>
       <w:r>
         <w:rPr>
           <w:b/>
           <w:bCs/>
         </w:rPr>
-        <w:t xml:space="preserve">Dim-mudel </w:t>
-      </w:r>
+        <w:t>Dim</w:t>
+      </w:r>
+      <w:proofErr w:type="spellEnd"/>
       <w:r>
         <w:rPr>
           <w:b/>
           <w:bCs/>
         </w:rPr>
-        <w:t>Postgres</w:t>
-      </w:r>
+        <w:t xml:space="preserve">-mudel </w:t>
+      </w:r>
+      <w:proofErr w:type="spellStart"/>
       <w:r>
         <w:rPr>
           <w:b/>
           <w:bCs/>
         </w:rPr>
-        <w:t xml:space="preserve">SQL </w:t>
+        <w:t>Postgres</w:t>
+      </w:r>
+      <w:r>
+        <w:rPr>
+          <w:b/>
+          <w:bCs/>
+        </w:rPr>
+        <w:t>SQL</w:t>
+      </w:r>
+      <w:proofErr w:type="spellEnd"/>
+      <w:r>
+        <w:rPr>
+          <w:b/>
+          <w:bCs/>
+        </w:rPr>
+        <w:t xml:space="preserve"> </w:t>
       </w:r>
       <w:commentRangeStart w:id="3"/>
       <w:commentRangeStart w:id="4"/>
@@ -1295,13 +1317,26 @@
         <w:t>F</w:t>
       </w:r>
       <w:r>
-        <w:t>aktitabeli fact_</w:t>
+        <w:t xml:space="preserve">aktitabeli </w:t>
+      </w:r>
+      <w:proofErr w:type="spellStart"/>
+      <w:r>
+        <w:t>fact_</w:t>
       </w:r>
       <w:r>
         <w:t>kv</w:t>
       </w:r>
-      <w:r>
-        <w:t xml:space="preserve"> grain on</w:t>
+      <w:proofErr w:type="spellEnd"/>
+      <w:r>
+        <w:t xml:space="preserve"> </w:t>
+      </w:r>
+      <w:proofErr w:type="spellStart"/>
+      <w:r>
+        <w:t>grain</w:t>
+      </w:r>
+      <w:proofErr w:type="spellEnd"/>
+      <w:r>
+        <w:t xml:space="preserve"> on</w:t>
       </w:r>
       <w:r>
         <w:t xml:space="preserve"> ühe maakonna korterite keskmine m2 hind ühes kvartalis.</w:t>
@@ -1312,38 +1347,74 @@
     </w:p>
     <w:p>
       <w:r>
-        <w:t>Faktitabeli fact_palk grain on ühe maakonna keskmine brutopalk ühes kvartalis.</w:t>
-      </w:r>
-      <w:r>
-        <w:t xml:space="preserve"> 3 veergu, 1290 rida. </w:t>
-      </w:r>
-      <w:r>
-        <w:t>Ajaperiood 2005-2026, 15 maakonda.</w:t>
+        <w:t xml:space="preserve">Faktitabeli </w:t>
+      </w:r>
+      <w:proofErr w:type="spellStart"/>
+      <w:r>
+        <w:t>fact_palk</w:t>
+      </w:r>
+      <w:proofErr w:type="spellEnd"/>
+      <w:r>
+        <w:t xml:space="preserve"> </w:t>
+      </w:r>
+      <w:proofErr w:type="spellStart"/>
+      <w:r>
+        <w:t>grain</w:t>
+      </w:r>
+      <w:proofErr w:type="spellEnd"/>
+      <w:r>
+        <w:t xml:space="preserve"> on ühe maakonna keskmine brutopalk ühes kvartalis.</w:t>
+      </w:r>
+      <w:r>
+        <w:t xml:space="preserve"> 3 veergu, 1290 rida. Ajaperiood 2005-2026, 15 maakonda.</w:t>
       </w:r>
     </w:p>
     <w:p>
       <w:r>
-        <w:t>Faktitabeli fact_intressid grain on Eesti keskmine laenuintressi määr ühes kvartalis.</w:t>
-      </w:r>
-      <w:r>
-        <w:t xml:space="preserve"> 2 veergu, 86 rida. </w:t>
-      </w:r>
-      <w:r>
-        <w:t>Ajaperiood 2005-2026</w:t>
-      </w:r>
-      <w:r>
-        <w:t>.</w:t>
+        <w:t xml:space="preserve">Faktitabeli </w:t>
+      </w:r>
+      <w:proofErr w:type="spellStart"/>
+      <w:r>
+        <w:t>fact_intressid</w:t>
+      </w:r>
+      <w:proofErr w:type="spellEnd"/>
+      <w:r>
+        <w:t xml:space="preserve"> </w:t>
+      </w:r>
+      <w:proofErr w:type="spellStart"/>
+      <w:r>
+        <w:t>grain</w:t>
+      </w:r>
+      <w:proofErr w:type="spellEnd"/>
+      <w:r>
+        <w:t xml:space="preserve"> on Eesti keskmine laenuintressi määr ühes kvartalis.</w:t>
+      </w:r>
+      <w:r>
+        <w:t xml:space="preserve"> 2 veergu, 86 rida. Ajaperiood 2005-2026.</w:t>
       </w:r>
     </w:p>
     <w:p>
       <w:r>
-        <w:t>Faktitabeli fact_thi grain on Eesti keskmine THI indeks ühes kvartalis.</w:t>
-      </w:r>
+        <w:t xml:space="preserve">Faktitabeli </w:t>
+      </w:r>
+      <w:proofErr w:type="spellStart"/>
+      <w:r>
+        <w:t>fact_thi</w:t>
+      </w:r>
+      <w:proofErr w:type="spellEnd"/>
       <w:r>
         <w:t xml:space="preserve"> </w:t>
       </w:r>
-      <w:r>
-        <w:t>2 veergu, 86 rida. Ajaperiood 2005-2026.</w:t>
+      <w:proofErr w:type="spellStart"/>
+      <w:r>
+        <w:t>grain</w:t>
+      </w:r>
+      <w:proofErr w:type="spellEnd"/>
+      <w:r>
+        <w:t xml:space="preserve"> on Eesti keskmine THI indeks ühes kvartalis.</w:t>
+      </w:r>
+      <w:r>
+        <w:t xml:space="preserve"> 2 veergu, 86 rida. Ajaperiood 2005-2026.</w:t>
       </w:r>
     </w:p>
     <w:p>
@@ -1354,10 +1425,23 @@
         <w:t>ensiooni</w:t>
       </w:r>
       <w:r>
-        <w:t xml:space="preserve">tabeli dim_county </w:t>
-      </w:r>
-      <w:r>
-        <w:t>grain on üks unikaalne maakond.</w:t>
+        <w:t xml:space="preserve">tabeli </w:t>
+      </w:r>
+      <w:proofErr w:type="spellStart"/>
+      <w:r>
+        <w:t>dim_county</w:t>
+      </w:r>
+      <w:proofErr w:type="spellEnd"/>
+      <w:r>
+        <w:t xml:space="preserve"> </w:t>
+      </w:r>
+      <w:proofErr w:type="spellStart"/>
+      <w:r>
+        <w:t>grain</w:t>
+      </w:r>
+      <w:proofErr w:type="spellEnd"/>
+      <w:r>
+        <w:t xml:space="preserve"> on üks unikaalne maakond.</w:t>
       </w:r>
       <w:r>
         <w:t xml:space="preserve"> 2 veergu, 15 rida, 15 maakonda.</w:t>
@@ -1365,16 +1449,27 @@
     </w:p>
     <w:p>
       <w:r>
-        <w:t>Dimensioonitabeli dim_time grain on üks kvartal.</w:t>
-      </w:r>
-      <w:r>
-        <w:t xml:space="preserve"> 5 veergu, 86 rida. </w:t>
-      </w:r>
-      <w:r>
-        <w:t>Ajaperiood 2005-2026</w:t>
-      </w:r>
-      <w:r>
-        <w:t xml:space="preserve"> kõik kvartalid.</w:t>
+        <w:lastRenderedPageBreak/>
+        <w:t xml:space="preserve">Dimensioonitabeli </w:t>
+      </w:r>
+      <w:proofErr w:type="spellStart"/>
+      <w:r>
+        <w:t>dim_time</w:t>
+      </w:r>
+      <w:proofErr w:type="spellEnd"/>
+      <w:r>
+        <w:t xml:space="preserve"> </w:t>
+      </w:r>
+      <w:proofErr w:type="spellStart"/>
+      <w:r>
+        <w:t>grain</w:t>
+      </w:r>
+      <w:proofErr w:type="spellEnd"/>
+      <w:r>
+        <w:t xml:space="preserve"> on üks kvartal.</w:t>
+      </w:r>
+      <w:r>
+        <w:t xml:space="preserve"> 5 veergu, 86 rida. Ajaperiood 2005-2026 kõik kvartalid.</w:t>
       </w:r>
     </w:p>
     <w:p/>
@@ -2250,7 +2345,7 @@
           <w:noProof/>
         </w:rPr>
         <w:pict w14:anchorId="4C9DDDA8">
-          <v:rect id="_x0000_i1029" style="width:0;height:1.5pt" o:hralign="center" o:hrstd="t" o:hr="t" fillcolor="#a0a0a0" stroked="f"/>
+          <v:rect id="_x0000_i1030" style="width:0;height:1.5pt" o:hralign="center" o:hrstd="t" o:hr="t" fillcolor="#a0a0a0" stroked="f"/>
         </w:pict>
       </w:r>
     </w:p>
@@ -2978,6 +3073,7 @@
               <w:rPr>
                 <w:noProof/>
               </w:rPr>
+              <w:lastRenderedPageBreak/>
               <w:t>FK_county_id</w:t>
             </w:r>
           </w:p>
@@ -3139,7 +3235,6 @@
         <w:rPr>
           <w:noProof/>
         </w:rPr>
-        <w:lastRenderedPageBreak/>
         <w:t>3. Intressimäärade faktitabel (grupitoo_kv.Fact_intressid)</w:t>
       </w:r>
     </w:p>
@@ -3747,7 +3842,7 @@
           <w:noProof/>
         </w:rPr>
         <w:pict w14:anchorId="5F4D43CE">
-          <v:rect id="_x0000_i1034" style="width:0;height:1.5pt" o:hralign="center" o:bullet="t" o:hrstd="t" o:hr="t" fillcolor="#a0a0a0" stroked="f"/>
+          <v:rect id="_x0000_i1031" style="width:0;height:1.5pt" o:hralign="center" o:bullet="t" o:hrstd="t" o:hr="t" fillcolor="#a0a0a0" stroked="f"/>
         </w:pict>
       </w:r>
     </w:p>
@@ -3897,31 +3992,7 @@
         <w:rPr>
           <w:noProof/>
         </w:rPr>
-        <w:t>Kvartalite formaa</w:t>
-      </w:r>
-      <w:r>
-        <w:rPr>
-          <w:noProof/>
-        </w:rPr>
-        <w:t>tide ühtlustamine</w:t>
-      </w:r>
-      <w:r>
-        <w:rPr>
-          <w:noProof/>
-        </w:rPr>
-        <w:t xml:space="preserve"> Pythonis</w:t>
-      </w:r>
-      <w:r>
-        <w:rPr>
-          <w:noProof/>
-        </w:rPr>
-        <w:t>. Kvartalid</w:t>
-      </w:r>
-      <w:r>
-        <w:rPr>
-          <w:noProof/>
-        </w:rPr>
-        <w:t xml:space="preserve"> viidud ühtlasele kujule, kvartali tähisena kasutatud esimese kuupäeva formaati 2005-01-01, 2005-04-01 jne. </w:t>
+        <w:t xml:space="preserve">Kvartalite formaatide ühtlustamine Pythonis. Kvartalid viidud ühtlasele kujule, kvartali tähisena kasutatud esimese kuupäeva formaati 2005-01-01, 2005-04-01 jne. </w:t>
       </w:r>
     </w:p>
     <w:p>
@@ -3982,6 +4053,7 @@
         <w:rPr>
           <w:noProof/>
         </w:rPr>
+        <w:lastRenderedPageBreak/>
         <w:t>Kinnisvaraturu ostujõu indeksi arvutamine valemiga:</w:t>
       </w:r>
       <w:r>
@@ -4001,7 +4073,6 @@
         <w:rPr>
           <w:noProof/>
         </w:rPr>
-        <w:lastRenderedPageBreak/>
         <w:drawing>
           <wp:inline distT="0" distB="0" distL="0" distR="0" wp14:anchorId="322F2482" wp14:editId="77F13930">
             <wp:extent cx="12700" cy="12700"/>
@@ -4399,6 +4470,7 @@
           <w:bCs/>
           <w:noProof/>
         </w:rPr>
+        <w:lastRenderedPageBreak/>
         <w:t>Kasutajarakendus</w:t>
       </w:r>
       <w:r>
@@ -4448,7 +4520,6 @@
         <w:rPr>
           <w:noProof/>
         </w:rPr>
-        <w:lastRenderedPageBreak/>
         <w:t>Eraisikule ja koduostjale suunatud otsustustoe tööriista</w:t>
       </w:r>
       <w:r>
@@ -4574,7 +4645,7 @@
           <w:noProof/>
         </w:rPr>
         <w:pict w14:anchorId="55984D91">
-          <v:rect id="_x0000_i1031" style="width:0;height:1.5pt" o:hralign="center" o:hrstd="t" o:hr="t" fillcolor="#a0a0a0" stroked="f"/>
+          <v:rect id="_x0000_i1032" style="width:0;height:1.5pt" o:hralign="center" o:hrstd="t" o:hr="t" fillcolor="#a0a0a0" stroked="f"/>
         </w:pict>
       </w:r>
     </w:p>
@@ -4657,7 +4728,15 @@
         <w:annotationRef/>
       </w:r>
       <w:r>
-        <w:t>Analüüs ka Pythoni App</w:t>
+        <w:t xml:space="preserve">Analüüs ka </w:t>
+      </w:r>
+      <w:proofErr w:type="spellStart"/>
+      <w:r>
+        <w:t>Pythoni</w:t>
+      </w:r>
+      <w:proofErr w:type="spellEnd"/>
+      <w:r>
+        <w:t xml:space="preserve"> App</w:t>
       </w:r>
     </w:p>
   </w:comment>
@@ -4673,8 +4752,29 @@
         <w:annotationRef/>
       </w:r>
       <w:r>
-        <w:t>Peaks muutma SQL’is juba ka kõik eestikeelseks, et oleks läbivalt samas keeles ja siin update visuaalile</w:t>
-      </w:r>
+        <w:t xml:space="preserve">Peaks muutma </w:t>
+      </w:r>
+      <w:proofErr w:type="spellStart"/>
+      <w:r>
+        <w:t>SQL’is</w:t>
+      </w:r>
+      <w:proofErr w:type="spellEnd"/>
+      <w:r>
+        <w:t xml:space="preserve"> juba ka kõik eestikeelseks, et oleks läbivalt samas keeles ja siin </w:t>
+      </w:r>
+      <w:proofErr w:type="spellStart"/>
+      <w:r>
+        <w:t>update</w:t>
+      </w:r>
+      <w:proofErr w:type="spellEnd"/>
+      <w:r>
+        <w:t xml:space="preserve"> </w:t>
+      </w:r>
+      <w:proofErr w:type="spellStart"/>
+      <w:r>
+        <w:t>visuaalile</w:t>
+      </w:r>
+      <w:proofErr w:type="spellEnd"/>
     </w:p>
   </w:comment>
   <w:comment w:id="4" w:author="Õpilane" w:date="2026-10-01T14:13:00Z" w:initials="Õ">
@@ -4689,7 +4789,31 @@
         <w:annotationRef/>
       </w:r>
       <w:r>
-        <w:t>Minu meelest me PowerBI eelset Postgres vaadet ei pea eestikeelseks muutma? Küll aga peaksime PowerBI-s tabelite nimed korda tegema...</w:t>
+        <w:t xml:space="preserve">Minu meelest me </w:t>
+      </w:r>
+      <w:proofErr w:type="spellStart"/>
+      <w:r>
+        <w:t>PowerBI</w:t>
+      </w:r>
+      <w:proofErr w:type="spellEnd"/>
+      <w:r>
+        <w:t xml:space="preserve"> eelset </w:t>
+      </w:r>
+      <w:proofErr w:type="spellStart"/>
+      <w:r>
+        <w:t>Postgres</w:t>
+      </w:r>
+      <w:proofErr w:type="spellEnd"/>
+      <w:r>
+        <w:t xml:space="preserve"> vaadet ei pea eestikeelseks muutma? Küll aga peaksime </w:t>
+      </w:r>
+      <w:proofErr w:type="spellStart"/>
+      <w:r>
+        <w:t>PowerBI</w:t>
+      </w:r>
+      <w:proofErr w:type="spellEnd"/>
+      <w:r>
+        <w:t>-s tabelite nimed korda tegema...</w:t>
       </w:r>
     </w:p>
   </w:comment>
@@ -4768,7 +4892,7 @@
 <w:numbering xmlns:wpc="http://schemas.microsoft.com/office/word/2010/wordprocessingCanvas" xmlns:cx="http://schemas.microsoft.com/office/drawing/2014/chartex" xmlns:cx1="http://schemas.microsoft.com/office/drawing/2015/9/8/chartex" xmlns:cx2="http://schemas.microsoft.com/office/drawing/2015/10/21/chartex" xmlns:cx3="http://schemas.microsoft.com/office/drawing/2016/5/9/chartex" xmlns:cx4="http://schemas.microsoft.com/office/drawing/2016/5/10/chartex" xmlns:cx5="http://schemas.microsoft.com/office/drawing/2016/5/11/chartex" xmlns:cx6="http://schemas.microsoft.com/office/drawing/2016/5/12/chartex" xmlns:cx7="http://schemas.microsoft.com/office/drawing/2016/5/13/chartex" xmlns:cx8="http://schemas.microsoft.com/office/drawing/2016/5/14/chartex" xmlns:mc="http://schemas.openxmlformats.org/markup-compatibility/2006" xmlns:aink="http://schemas.microsoft.com/office/drawing/2016/ink" xmlns:am3d="http://schemas.microsoft.com/office/drawing/2017/model3d" xmlns:o="urn:schemas-microsoft-com:office:office" xmlns:oel="http://schemas.microsoft.com/office/2019/extlst" xmlns:r="http://schemas.openxmlformats.org/officeDocument/2006/relationships" xmlns:m="http://schemas.openxmlformats.org/officeDocument/2006/math" xmlns:v="urn:schemas-microsoft-com:vml" xmlns:wp14="http://schemas.microsoft.com/office/word/2010/wordprocessingDrawing" xmlns:wp="http://schemas.openxmlformats.org/drawingml/2006/wordprocessingDrawing" xmlns:w10="urn:schemas-microsoft-com:office:word" xmlns:w="http://schemas.openxmlformats.org/wordprocessingml/2006/main" xmlns:w14="http://schemas.microsoft.com/office/word/2010/wordml" xmlns:w15="http://schemas.microsoft.com/office/word/2012/wordml" xmlns:w16cex="http://schemas.microsoft.com/office/word/2018/wordml/cex" xmlns:w16cid="http://schemas.microsoft.com/office/word/2016/wordml/cid" xmlns:w16="http://schemas.microsoft.com/office/word/2018/wordml" xmlns:w16sdtdh="http://schemas.microsoft.com/office/word/2020/wordml/sdtdatahash" xmlns:w16se="http://schemas.microsoft.com/office/word/2015/wordml/symex" xmlns:wpg="http://schemas.microsoft.com/office/word/2010/wordprocessingGroup" xmlns:wpi="http://schemas.microsoft.com/office/word/2010/wordprocessingInk" xmlns:wne="http://schemas.microsoft.com/office/word/2006/wordml" xmlns:wps="http://schemas.microsoft.com/office/word/2010/wordprocessingShape" mc:Ignorable="w14 w15 w16se w16cid w16 w16cex w16sdtdh wp14">
   <w:numPicBullet w:numPicBulletId="0">
     <w:pict>
-      <v:rect id="_x0000_i1056" style="width:0;height:1.5pt" o:hralign="center" o:bullet="t" o:hrstd="t" o:hr="t" fillcolor="#a0a0a0" stroked="f"/>
+      <v:rect id="_x0000_i1032" style="width:0;height:1.5pt" o:hralign="center" o:bullet="t" o:hrstd="t" o:hr="t" fillcolor="#a0a0a0" stroked="f"/>
     </w:pict>
   </w:numPicBullet>
   <w:abstractNum w:abstractNumId="0" w15:restartNumberingAfterBreak="0">
@@ -14021,6 +14145,7 @@
   <w:style w:type="character" w:default="1" w:styleId="DefaultParagraphFont">
     <w:name w:val="Default Paragraph Font"/>
     <w:uiPriority w:val="1"/>
+    <w:semiHidden/>
     <w:unhideWhenUsed/>
   </w:style>
   <w:style w:type="table" w:default="1" w:styleId="TableNormal">

--- a/Lõputöö kirjeldus.docx
+++ b/Lõputöö kirjeldus.docx
@@ -100,7 +100,7 @@
         <w:rPr>
           <w:noProof/>
         </w:rPr>
-        <w:t xml:space="preserve"> Uurida, kas kinnisvara kui "kõva vara" põgeneb tavainimese eest kiiremini kui sissetulekud tõusevad.</w:t>
+        <w:t xml:space="preserve"> Uurida, kas kinnisvara põgeneb tavainimese eest kiiremini kui sissetulekud tõusevad.</w:t>
       </w:r>
     </w:p>
     <w:p>
@@ -125,7 +125,67 @@
         <w:rPr>
           <w:noProof/>
         </w:rPr>
-        <w:t xml:space="preserve"> Python, PostgreSQL, SQL (Tähtskeem), Git, GitHub.</w:t>
+        <w:t xml:space="preserve"> </w:t>
+      </w:r>
+      <w:r>
+        <w:rPr>
+          <w:noProof/>
+        </w:rPr>
+        <w:t>Visual Studio Code (</w:t>
+      </w:r>
+      <w:r>
+        <w:rPr>
+          <w:noProof/>
+        </w:rPr>
+        <w:t>Python</w:t>
+      </w:r>
+      <w:r>
+        <w:rPr>
+          <w:noProof/>
+        </w:rPr>
+        <w:t>)</w:t>
+      </w:r>
+      <w:r>
+        <w:rPr>
+          <w:noProof/>
+        </w:rPr>
+        <w:t xml:space="preserve">, </w:t>
+      </w:r>
+      <w:r>
+        <w:rPr>
+          <w:noProof/>
+        </w:rPr>
+        <w:t>DBeaver (</w:t>
+      </w:r>
+      <w:r>
+        <w:rPr>
+          <w:noProof/>
+        </w:rPr>
+        <w:t>SQL</w:t>
+      </w:r>
+      <w:r>
+        <w:rPr>
+          <w:noProof/>
+        </w:rPr>
+        <w:t>)</w:t>
+      </w:r>
+      <w:r>
+        <w:rPr>
+          <w:noProof/>
+        </w:rPr>
+        <w:t>, GitHub</w:t>
+      </w:r>
+      <w:r>
+        <w:rPr>
+          <w:noProof/>
+        </w:rPr>
+        <w:t>, Power BI</w:t>
+      </w:r>
+      <w:r>
+        <w:rPr>
+          <w:noProof/>
+        </w:rPr>
+        <w:t>.</w:t>
       </w:r>
     </w:p>
     <w:p>
@@ -185,7 +245,19 @@
         <w:rPr>
           <w:noProof/>
         </w:rPr>
-        <w:t>Pikaajaline kiire inflatsioon muudab drastiliselt raha reaalset väärtust.</w:t>
+        <w:t>Uuritakse, kas keskmise palgaga töötaja palk suudab sammu pidada kinnisvarahindade kasvuga</w:t>
+      </w:r>
+      <w:r>
+        <w:rPr>
+          <w:noProof/>
+        </w:rPr>
+        <w:t xml:space="preserve"> ning</w:t>
+      </w:r>
+      <w:r>
+        <w:rPr>
+          <w:noProof/>
+        </w:rPr>
+        <w:t xml:space="preserve"> kas elamispind on muutunud tavatöötaja jaoks kättesaamatuks luksuseks.</w:t>
       </w:r>
     </w:p>
     <w:p>
@@ -202,53 +274,103 @@
         <w:rPr>
           <w:noProof/>
         </w:rPr>
-        <w:t>Uuritakse, kas keskmise palgaga töötaja palk suudab sammu pidada kinnisvarahindade kasvuga</w:t>
-      </w:r>
-      <w:r>
-        <w:rPr>
-          <w:noProof/>
-        </w:rPr>
-        <w:t xml:space="preserve"> ning kas intressimäära suurusel on mõju kinnisvara hindadele</w:t>
+        <w:t>Võrreldakse korterite ruutmeetri hin</w:t>
+      </w:r>
+      <w:r>
+        <w:rPr>
+          <w:noProof/>
+        </w:rPr>
+        <w:t>da</w:t>
+      </w:r>
+      <w:r>
+        <w:rPr>
+          <w:noProof/>
+        </w:rPr>
+        <w:t>, brutopal</w:t>
+      </w:r>
+      <w:r>
+        <w:rPr>
+          <w:noProof/>
+        </w:rPr>
+        <w:t>ka, intressimäära</w:t>
+      </w:r>
+      <w:r>
+        <w:rPr>
+          <w:noProof/>
+        </w:rPr>
+        <w:t xml:space="preserve"> ja THI</w:t>
+      </w:r>
+      <w:r>
+        <w:rPr>
+          <w:noProof/>
+        </w:rPr>
+        <w:t xml:space="preserve">-d, </w:t>
+      </w:r>
+      <w:r>
+        <w:rPr>
+          <w:noProof/>
+        </w:rPr>
+        <w:t xml:space="preserve">et </w:t>
+      </w:r>
+      <w:r>
+        <w:rPr>
+          <w:noProof/>
+        </w:rPr>
+        <w:t>tuvastada</w:t>
+      </w:r>
+      <w:r>
+        <w:rPr>
+          <w:noProof/>
+        </w:rPr>
+        <w:t xml:space="preserve"> näitaja</w:t>
+      </w:r>
+      <w:r>
+        <w:rPr>
+          <w:noProof/>
+        </w:rPr>
+        <w:t>te liikumist</w:t>
+      </w:r>
+      <w:r>
+        <w:rPr>
+          <w:noProof/>
+        </w:rPr>
+        <w:t xml:space="preserve"> ajas </w:t>
+      </w:r>
+      <w:r>
+        <w:rPr>
+          <w:noProof/>
+        </w:rPr>
+        <w:t xml:space="preserve">ning </w:t>
+      </w:r>
+      <w:r>
+        <w:rPr>
+          <w:noProof/>
+        </w:rPr>
+        <w:t xml:space="preserve">kas </w:t>
+      </w:r>
+      <w:r>
+        <w:rPr>
+          <w:noProof/>
+        </w:rPr>
+        <w:t xml:space="preserve">brutopalgal, </w:t>
+      </w:r>
+      <w:r>
+        <w:rPr>
+          <w:noProof/>
+        </w:rPr>
+        <w:t>intressimäära suurusel ja tarbijahinnaindeksil (THI) on mõju kinnisvara hindade</w:t>
+      </w:r>
+      <w:r>
+        <w:rPr>
+          <w:noProof/>
+        </w:rPr>
+        <w:t xml:space="preserve"> kujunemisele</w:t>
       </w:r>
       <w:r>
         <w:rPr>
           <w:noProof/>
         </w:rPr>
         <w:t>.</w:t>
-      </w:r>
-    </w:p>
-    <w:p>
-      <w:pPr>
-        <w:numPr>
-          <w:ilvl w:val="0"/>
-          <w:numId w:val="45"/>
-        </w:numPr>
-        <w:rPr>
-          <w:noProof/>
-        </w:rPr>
-      </w:pPr>
-      <w:r>
-        <w:rPr>
-          <w:noProof/>
-        </w:rPr>
-        <w:t>Võrreldakse korterite ruutmeetri hinna, brutopalga ja THI indekseid, et leida, milline näitaja on ajas enim tõusnud.</w:t>
-      </w:r>
-    </w:p>
-    <w:p>
-      <w:pPr>
-        <w:numPr>
-          <w:ilvl w:val="0"/>
-          <w:numId w:val="45"/>
-        </w:numPr>
-        <w:rPr>
-          <w:noProof/>
-        </w:rPr>
-      </w:pPr>
-      <w:r>
-        <w:rPr>
-          <w:noProof/>
-        </w:rPr>
-        <w:t>Tuvastatakse, kas elamispind on muutunud tavatöötaja jaoks kättesaamatuks luksuseks.</w:t>
       </w:r>
     </w:p>
     <w:p>
@@ -279,21 +401,67 @@
         <w:rPr>
           <w:noProof/>
         </w:rPr>
-        <w:t xml:space="preserve">Alates </w:t>
-      </w:r>
-      <w:r>
-        <w:rPr>
-          <w:b/>
-          <w:bCs/>
-          <w:noProof/>
-        </w:rPr>
-        <w:t>2021. aastast</w:t>
-      </w:r>
-      <w:r>
-        <w:rPr>
-          <w:noProof/>
-        </w:rPr>
-        <w:t xml:space="preserve"> alanud kiire inflatsioon ja EURIBORi tõus laiendasid lõhet palga ja kinnisvara vahel püsivalt.</w:t>
+        <w:t xml:space="preserve">Keskmise palgaga inimese võime </w:t>
+      </w:r>
+      <w:r>
+        <w:rPr>
+          <w:noProof/>
+        </w:rPr>
+        <w:t>kinnisvara</w:t>
+      </w:r>
+      <w:r>
+        <w:rPr>
+          <w:noProof/>
+        </w:rPr>
+        <w:t xml:space="preserve"> osta on langenud madalamale tasemele kui eelneval kümnendil</w:t>
+      </w:r>
+      <w:r>
+        <w:rPr>
+          <w:noProof/>
+        </w:rPr>
+        <w:t>, olles mõjutatud viimaste aastate</w:t>
+      </w:r>
+      <w:r>
+        <w:rPr>
+          <w:noProof/>
+        </w:rPr>
+        <w:t xml:space="preserve"> kiire</w:t>
+      </w:r>
+      <w:r>
+        <w:rPr>
+          <w:noProof/>
+        </w:rPr>
+        <w:t>st</w:t>
+      </w:r>
+      <w:r>
+        <w:rPr>
+          <w:noProof/>
+        </w:rPr>
+        <w:t xml:space="preserve"> inflatsioon</w:t>
+      </w:r>
+      <w:r>
+        <w:rPr>
+          <w:noProof/>
+        </w:rPr>
+        <w:t>ist</w:t>
+      </w:r>
+      <w:r>
+        <w:rPr>
+          <w:noProof/>
+        </w:rPr>
+        <w:t xml:space="preserve"> ja EURIBORi tõus</w:t>
+      </w:r>
+      <w:r>
+        <w:rPr>
+          <w:noProof/>
+        </w:rPr>
+        <w:t>ust</w:t>
+      </w:r>
+      <w:r>
+        <w:rPr>
+          <w:noProof/>
+        </w:rPr>
+        <w:t>.</w:t>
       </w:r>
     </w:p>
     <w:p>
@@ -310,7 +478,7 @@
         <w:rPr>
           <w:noProof/>
         </w:rPr>
-        <w:t>Keskmise palgaga inimese reaalne võime ruutmeetrit osta on langenud madalamale tasemele kui eelneval kümnendil.</w:t>
+        <w:t>Brutopalga ja THI kasv avaldab positiivset (suurendavat) mõju ning intressimäära kasv negatiivset (vähendavat) mõju kinnisvara hindade kujunemisele viitajaga.</w:t>
       </w:r>
     </w:p>
     <w:p>
@@ -361,7 +529,19 @@
         <w:rPr>
           <w:noProof/>
         </w:rPr>
-        <w:t xml:space="preserve"> Kuidas on seotud brutopalk, intressimäärad ja THI korteriomandite ruutmeetrihinnaga?</w:t>
+        <w:t xml:space="preserve"> Kuidas on seotud brutopalk, intressimäärad ja THI korteriomandite ruutmeetrihinnaga</w:t>
+      </w:r>
+      <w:r>
+        <w:rPr>
+          <w:noProof/>
+        </w:rPr>
+        <w:t xml:space="preserve"> Eestis üldiselt aga ka maakonniti</w:t>
+      </w:r>
+      <w:r>
+        <w:rPr>
+          <w:noProof/>
+        </w:rPr>
+        <w:t>?</w:t>
       </w:r>
     </w:p>
     <w:p>
@@ -386,7 +566,25 @@
         <w:rPr>
           <w:noProof/>
         </w:rPr>
-        <w:t xml:space="preserve"> Kuidas liiguvad järgmise 5 aasta suhtarvud, võttes arvesse Eesti Panga ametlikke palga- ja inflatsiooniprognoose?</w:t>
+        <w:t xml:space="preserve"> K</w:t>
+      </w:r>
+      <w:r>
+        <w:rPr>
+          <w:noProof/>
+        </w:rPr>
+        <w:t>as ja k</w:t>
+      </w:r>
+      <w:r>
+        <w:rPr>
+          <w:noProof/>
+        </w:rPr>
+        <w:t xml:space="preserve">uidas </w:t>
+      </w:r>
+      <w:r>
+        <w:rPr>
+          <w:noProof/>
+        </w:rPr>
+        <w:t>mõjutavad brutopalga, intressimäära ja THI muutused ajas kinnisvara hindu?</w:t>
       </w:r>
     </w:p>
     <w:p>
@@ -451,7 +649,19 @@
         <w:rPr>
           <w:noProof/>
         </w:rPr>
-        <w:t xml:space="preserve"> Aitab teha kaalutletud finantsotsuseid (millises maakonnas on praeguses turu faasis mõistlikum kinnisvara osta).</w:t>
+        <w:t xml:space="preserve"> Aitab teha kaalutletud finantsotsuseid </w:t>
+      </w:r>
+      <w:r>
+        <w:rPr>
+          <w:noProof/>
+        </w:rPr>
+        <w:t>kinnisvara ostu osas maakonniti</w:t>
+      </w:r>
+      <w:r>
+        <w:rPr>
+          <w:noProof/>
+        </w:rPr>
+        <w:t>.</w:t>
       </w:r>
     </w:p>
     <w:p>
@@ -524,13 +734,41 @@
           <w:bCs/>
           <w:noProof/>
         </w:rPr>
-        <w:t>Palgatase (nominaalne):</w:t>
-      </w:r>
-      <w:r>
-        <w:rPr>
-          <w:noProof/>
-        </w:rPr>
-        <w:t xml:space="preserve"> Täisajaga töötavale inimesele arvestatud keskmine brutotasu kuus enne maksude mahaarvamist.</w:t>
+        <w:t>Pal</w:t>
+      </w:r>
+      <w:r>
+        <w:rPr>
+          <w:b/>
+          <w:bCs/>
+          <w:noProof/>
+        </w:rPr>
+        <w:t>k</w:t>
+      </w:r>
+      <w:r>
+        <w:rPr>
+          <w:b/>
+          <w:bCs/>
+          <w:noProof/>
+        </w:rPr>
+        <w:t xml:space="preserve"> (nominaalne):</w:t>
+      </w:r>
+      <w:r>
+        <w:rPr>
+          <w:noProof/>
+        </w:rPr>
+        <w:t xml:space="preserve"> Täisajaga töötavale inimesele arvestatud keskmine brutotasu kuus enne maksude mahaarvamist</w:t>
+      </w:r>
+      <w:r>
+        <w:rPr>
+          <w:noProof/>
+        </w:rPr>
+        <w:t xml:space="preserve"> valitud maakonnas</w:t>
+      </w:r>
+      <w:r>
+        <w:rPr>
+          <w:noProof/>
+        </w:rPr>
+        <w:t>.</w:t>
       </w:r>
     </w:p>
     <w:p>
@@ -549,13 +787,49 @@
           <w:bCs/>
           <w:noProof/>
         </w:rPr>
-        <w:t>Maakondlik keskmine palk:</w:t>
-      </w:r>
-      <w:r>
-        <w:rPr>
-          <w:noProof/>
-        </w:rPr>
-        <w:t xml:space="preserve"> Kalendriaasta jooksul konkreetses maakonnas töötavatele isikutele arvestatud igakuine keskmine brutotasu enne tulumaksu.</w:t>
+        <w:t>Kinnisvara</w:t>
+      </w:r>
+      <w:r>
+        <w:rPr>
+          <w:b/>
+          <w:bCs/>
+          <w:noProof/>
+        </w:rPr>
+        <w:t xml:space="preserve"> ostujõu</w:t>
+      </w:r>
+      <w:r>
+        <w:rPr>
+          <w:b/>
+          <w:bCs/>
+          <w:noProof/>
+        </w:rPr>
+        <w:t xml:space="preserve"> indeks</w:t>
+      </w:r>
+      <w:r>
+        <w:rPr>
+          <w:b/>
+          <w:bCs/>
+          <w:noProof/>
+        </w:rPr>
+        <w:t>:</w:t>
+      </w:r>
+      <w:r>
+        <w:rPr>
+          <w:noProof/>
+        </w:rPr>
+        <w:t xml:space="preserve"> Suhtarv, mis näitab, mitu m² on võimalik osta ühe keskmise brutokuupalga eest</w:t>
+      </w:r>
+      <w:r>
+        <w:rPr>
+          <w:noProof/>
+        </w:rPr>
+        <w:t xml:space="preserve"> valitud maakonnas</w:t>
+      </w:r>
+      <w:r>
+        <w:rPr>
+          <w:noProof/>
+        </w:rPr>
+        <w:t>.</w:t>
       </w:r>
     </w:p>
     <w:p>
@@ -574,13 +848,37 @@
           <w:bCs/>
           <w:noProof/>
         </w:rPr>
-        <w:t>Reaalne ostujõud (kinnisvaraturul):</w:t>
-      </w:r>
-      <w:r>
-        <w:rPr>
-          <w:noProof/>
-        </w:rPr>
-        <w:t xml:space="preserve"> Suhtarv, mis näitab, mitu m² on võimalik osta ühe keskmise brutokuupalga eest ilma laenuta.</w:t>
+        <w:t>Inflatsioon:</w:t>
+      </w:r>
+      <w:r>
+        <w:rPr>
+          <w:noProof/>
+        </w:rPr>
+        <w:t xml:space="preserve"> Tarbija ostukorvi maksumuse muutus ajas</w:t>
+      </w:r>
+      <w:r>
+        <w:rPr>
+          <w:noProof/>
+        </w:rPr>
+        <w:t xml:space="preserve"> ehk elukalliduse muutus</w:t>
+      </w:r>
+      <w:r>
+        <w:rPr>
+          <w:noProof/>
+        </w:rPr>
+        <w:t>, mida mõõdetakse tarbijahinnaindeksi</w:t>
+      </w:r>
+      <w:r>
+        <w:rPr>
+          <w:noProof/>
+        </w:rPr>
+        <w:t>na</w:t>
+      </w:r>
+      <w:r>
+        <w:rPr>
+          <w:noProof/>
+        </w:rPr>
+        <w:t xml:space="preserve"> (THI).</w:t>
       </w:r>
     </w:p>
     <w:p>
@@ -599,13 +897,37 @@
           <w:bCs/>
           <w:noProof/>
         </w:rPr>
-        <w:t>Inflatsioon (elukalliduse muutus):</w:t>
-      </w:r>
-      <w:r>
-        <w:rPr>
-          <w:noProof/>
-        </w:rPr>
-        <w:t xml:space="preserve"> Tarbija ostukorvi maksumuse muutus ajas, mida mõõdetakse tarbijahinnaindeksi (THI) protsentuaalse muutusena.</w:t>
+        <w:t>Intressimäär:</w:t>
+      </w:r>
+      <w:r>
+        <w:rPr>
+          <w:noProof/>
+        </w:rPr>
+        <w:t xml:space="preserve"> </w:t>
+      </w:r>
+      <w:r>
+        <w:rPr>
+          <w:noProof/>
+        </w:rPr>
+        <w:t xml:space="preserve">Eesti kodumajapidamistele </w:t>
+      </w:r>
+      <w:r>
+        <w:rPr>
+          <w:noProof/>
+        </w:rPr>
+        <w:t xml:space="preserve">EUR valuutas </w:t>
+      </w:r>
+      <w:r>
+        <w:rPr>
+          <w:noProof/>
+        </w:rPr>
+        <w:t>antud laenude intressimäärad</w:t>
+      </w:r>
+      <w:r>
+        <w:rPr>
+          <w:noProof/>
+        </w:rPr>
+        <w:t xml:space="preserve"> laenusummalt (ehk vaadeldaval perioodil uute väljastatud laenude ning laenumuudatustele kehtivad lepingulised intressimäärad) kokku.</w:t>
       </w:r>
     </w:p>
     <w:p>
@@ -630,7 +952,19 @@
         <w:rPr>
           <w:noProof/>
         </w:rPr>
-        <w:t xml:space="preserve"> Tehingute koguarv konkreetses regioonis etteantud ajaperioodil (kvartal/aasta).</w:t>
+        <w:t xml:space="preserve"> Tehingute koguarv konkreetses </w:t>
+      </w:r>
+      <w:r>
+        <w:rPr>
+          <w:noProof/>
+        </w:rPr>
+        <w:t>makonnas vaadeldaval perioodil</w:t>
+      </w:r>
+      <w:r>
+        <w:rPr>
+          <w:noProof/>
+        </w:rPr>
+        <w:t>.</w:t>
       </w:r>
     </w:p>
     <w:p>
@@ -663,7 +997,23 @@
           <w:bCs/>
           <w:noProof/>
         </w:rPr>
-        <w:t>Algne variant:</w:t>
+        <w:t>Algne variant</w:t>
+      </w:r>
+      <w:r>
+        <w:rPr>
+          <w:b/>
+          <w:bCs/>
+          <w:noProof/>
+        </w:rPr>
+        <w:t xml:space="preserve"> (excel)</w:t>
+      </w:r>
+      <w:r>
+        <w:rPr>
+          <w:b/>
+          <w:bCs/>
+          <w:noProof/>
+        </w:rPr>
+        <w:t>:</w:t>
       </w:r>
       <w:r>
         <w:rPr>
@@ -688,46 +1038,29 @@
           <w:bCs/>
           <w:noProof/>
         </w:rPr>
-        <w:t>Pythoniga puhastatud väljund:</w:t>
-      </w:r>
-      <w:r>
-        <w:rPr>
-          <w:noProof/>
-        </w:rPr>
-        <w:t xml:space="preserve"> ..._py_final</w:t>
-      </w:r>
-    </w:p>
-    <w:p>
-      <w:pPr>
-        <w:numPr>
-          <w:ilvl w:val="0"/>
-          <w:numId w:val="50"/>
-        </w:numPr>
-        <w:rPr>
-          <w:noProof/>
-        </w:rPr>
-      </w:pPr>
-      <w:commentRangeStart w:id="0"/>
+        <w:t>Pythoniga puhastatud väljund</w:t>
+      </w:r>
       <w:r>
         <w:rPr>
           <w:b/>
           <w:bCs/>
           <w:noProof/>
         </w:rPr>
-        <w:t>SQL-iga töödeldud väljund:</w:t>
-      </w:r>
-      <w:r>
-        <w:rPr>
-          <w:noProof/>
-        </w:rPr>
-        <w:t xml:space="preserve"> ..._sql_final</w:t>
-      </w:r>
-      <w:commentRangeEnd w:id="0"/>
-      <w:r>
-        <w:rPr>
-          <w:rStyle w:val="CommentReference"/>
-        </w:rPr>
-        <w:commentReference w:id="0"/>
+        <w:t xml:space="preserve"> (excel)</w:t>
+      </w:r>
+      <w:r>
+        <w:rPr>
+          <w:b/>
+          <w:bCs/>
+          <w:noProof/>
+        </w:rPr>
+        <w:t>:</w:t>
+      </w:r>
+      <w:r>
+        <w:rPr>
+          <w:noProof/>
+        </w:rPr>
+        <w:t xml:space="preserve"> ..._py_final</w:t>
       </w:r>
     </w:p>
     <w:p>
@@ -752,11 +1085,27 @@
           <w:noProof/>
         </w:rPr>
       </w:pPr>
-      <w:r>
-        <w:rPr>
-          <w:noProof/>
-        </w:rPr>
-        <w:t>Andmeallikad ja metoodilised piirangud</w:t>
+      <w:commentRangeStart w:id="0"/>
+      <w:r>
+        <w:rPr>
+          <w:noProof/>
+        </w:rPr>
+        <w:t>Andmeallikad</w:t>
+      </w:r>
+      <w:commentRangeEnd w:id="0"/>
+      <w:r>
+        <w:rPr>
+          <w:rStyle w:val="CommentReference"/>
+          <w:rFonts w:asciiTheme="minorHAnsi" w:eastAsiaTheme="minorHAnsi" w:hAnsiTheme="minorHAnsi" w:cstheme="minorBidi"/>
+          <w:color w:val="auto"/>
+        </w:rPr>
+        <w:commentReference w:id="0"/>
+      </w:r>
+      <w:r>
+        <w:rPr>
+          <w:noProof/>
+        </w:rPr>
+        <w:t xml:space="preserve"> ja metoodilised piirangud</w:t>
       </w:r>
     </w:p>
     <w:p>
@@ -821,7 +1170,21 @@
         <w:rPr>
           <w:noProof/>
         </w:rPr>
-        <w:t>2. Palgastatistika piirang ja lahendus</w:t>
+        <w:t xml:space="preserve">2. </w:t>
+      </w:r>
+      <w:commentRangeStart w:id="1"/>
+      <w:r>
+        <w:rPr>
+          <w:noProof/>
+        </w:rPr>
+        <w:t>Palgastatistika piirang ja lahendus</w:t>
+      </w:r>
+      <w:commentRangeEnd w:id="1"/>
+      <w:r>
+        <w:rPr>
+          <w:rStyle w:val="CommentReference"/>
+        </w:rPr>
+        <w:commentReference w:id="1"/>
       </w:r>
     </w:p>
     <w:p>
@@ -879,7 +1242,6 @@
           <w:bCs/>
           <w:noProof/>
         </w:rPr>
-        <w:lastRenderedPageBreak/>
         <w:t>Mõju:</w:t>
       </w:r>
       <w:r>
@@ -928,6 +1290,7 @@
         <w:rPr>
           <w:noProof/>
         </w:rPr>
+        <w:lastRenderedPageBreak/>
         <w:t>PA21 (2005–2017)</w:t>
       </w:r>
     </w:p>
@@ -1012,27 +1375,7 @@
         <w:rPr>
           <w:noProof/>
         </w:rPr>
-        <w:t xml:space="preserve"> Eesti Panga statistikamoodul (eluasemelaenude </w:t>
-      </w:r>
-      <w:commentRangeStart w:id="1"/>
-      <w:r>
-        <w:rPr>
-          <w:noProof/>
-        </w:rPr>
-        <w:t>intressimäärad</w:t>
-      </w:r>
-      <w:commentRangeEnd w:id="1"/>
-      <w:r>
-        <w:rPr>
-          <w:rStyle w:val="CommentReference"/>
-        </w:rPr>
-        <w:commentReference w:id="1"/>
-      </w:r>
-      <w:r>
-        <w:rPr>
-          <w:noProof/>
-        </w:rPr>
-        <w:t>).</w:t>
+        <w:t xml:space="preserve"> Eesti Panga statistikamoodul (eluasemelaenude intressimäärad).</w:t>
       </w:r>
     </w:p>
     <w:p>
@@ -1129,6 +1472,9 @@
         </w:rPr>
       </w:pPr>
       <w:commentRangeStart w:id="2"/>
+      <w:commentRangeStart w:id="3"/>
+      <w:commentRangeStart w:id="4"/>
+      <w:commentRangeStart w:id="5"/>
       <w:r>
         <w:rPr>
           <w:noProof/>
@@ -1176,6 +1522,27 @@
         </w:rPr>
         <w:commentReference w:id="2"/>
       </w:r>
+      <w:commentRangeEnd w:id="3"/>
+      <w:r>
+        <w:rPr>
+          <w:rStyle w:val="CommentReference"/>
+        </w:rPr>
+        <w:commentReference w:id="3"/>
+      </w:r>
+      <w:commentRangeEnd w:id="4"/>
+      <w:r>
+        <w:rPr>
+          <w:rStyle w:val="CommentReference"/>
+        </w:rPr>
+        <w:commentReference w:id="4"/>
+      </w:r>
+      <w:commentRangeEnd w:id="5"/>
+      <w:r>
+        <w:rPr>
+          <w:rStyle w:val="CommentReference"/>
+        </w:rPr>
+        <w:commentReference w:id="5"/>
+      </w:r>
     </w:p>
     <w:p>
       <w:pPr>
@@ -1246,8 +1613,9 @@
         </w:rPr>
         <w:t xml:space="preserve"> </w:t>
       </w:r>
-      <w:commentRangeStart w:id="3"/>
-      <w:commentRangeStart w:id="4"/>
+      <w:commentRangeStart w:id="6"/>
+      <w:commentRangeStart w:id="7"/>
+      <w:commentRangeStart w:id="8"/>
       <w:r>
         <w:rPr>
           <w:b/>
@@ -1255,19 +1623,26 @@
         </w:rPr>
         <w:t>andmebaasis</w:t>
       </w:r>
-      <w:commentRangeEnd w:id="3"/>
+      <w:commentRangeEnd w:id="6"/>
       <w:r>
         <w:rPr>
           <w:rStyle w:val="CommentReference"/>
         </w:rPr>
-        <w:commentReference w:id="3"/>
-      </w:r>
-      <w:commentRangeEnd w:id="4"/>
+        <w:commentReference w:id="6"/>
+      </w:r>
+      <w:commentRangeEnd w:id="7"/>
       <w:r>
         <w:rPr>
           <w:rStyle w:val="CommentReference"/>
         </w:rPr>
-        <w:commentReference w:id="4"/>
+        <w:commentReference w:id="7"/>
+      </w:r>
+      <w:commentRangeEnd w:id="8"/>
+      <w:r>
+        <w:rPr>
+          <w:rStyle w:val="CommentReference"/>
+        </w:rPr>
+        <w:commentReference w:id="8"/>
       </w:r>
     </w:p>
     <w:p>
@@ -1275,6 +1650,7 @@
         <w:rPr>
           <w:noProof/>
         </w:rPr>
+        <w:lastRenderedPageBreak/>
         <w:drawing>
           <wp:inline distT="0" distB="0" distL="0" distR="0" wp14:anchorId="69265019" wp14:editId="3ED47783">
             <wp:extent cx="5731510" cy="4277995"/>
@@ -1330,11 +1706,19 @@
       <w:r>
         <w:t xml:space="preserve"> </w:t>
       </w:r>
+      <w:commentRangeStart w:id="9"/>
       <w:proofErr w:type="spellStart"/>
       <w:r>
         <w:t>grain</w:t>
       </w:r>
+      <w:commentRangeEnd w:id="9"/>
       <w:proofErr w:type="spellEnd"/>
+      <w:r>
+        <w:rPr>
+          <w:rStyle w:val="CommentReference"/>
+        </w:rPr>
+        <w:commentReference w:id="9"/>
+      </w:r>
       <w:r>
         <w:t xml:space="preserve"> on</w:t>
       </w:r>
@@ -1366,7 +1750,21 @@
         <w:t xml:space="preserve"> on ühe maakonna keskmine brutopalk ühes kvartalis.</w:t>
       </w:r>
       <w:r>
-        <w:t xml:space="preserve"> 3 veergu, 1290 rida. Ajaperiood 2005-2026, 15 maakonda.</w:t>
+        <w:t xml:space="preserve"> 3 veergu, </w:t>
+      </w:r>
+      <w:commentRangeStart w:id="10"/>
+      <w:r>
+        <w:t>1290</w:t>
+      </w:r>
+      <w:commentRangeEnd w:id="10"/>
+      <w:r>
+        <w:rPr>
+          <w:rStyle w:val="CommentReference"/>
+        </w:rPr>
+        <w:commentReference w:id="10"/>
+      </w:r>
+      <w:r>
+        <w:t xml:space="preserve"> rida. Ajaperiood 2005-2026, 15 maakonda.</w:t>
       </w:r>
     </w:p>
     <w:p>
@@ -1449,7 +1847,6 @@
     </w:p>
     <w:p>
       <w:r>
-        <w:lastRenderedPageBreak/>
         <w:t xml:space="preserve">Dimensioonitabeli </w:t>
       </w:r>
       <w:proofErr w:type="spellStart"/>
@@ -1469,7 +1866,21 @@
         <w:t xml:space="preserve"> on üks kvartal.</w:t>
       </w:r>
       <w:r>
-        <w:t xml:space="preserve"> 5 veergu, 86 rida. Ajaperiood 2005-2026 kõik kvartalid.</w:t>
+        <w:t xml:space="preserve"> 5 veergu, 86 rida. Ajaperiood 2005-</w:t>
+      </w:r>
+      <w:commentRangeStart w:id="11"/>
+      <w:r>
+        <w:t>2026 kõik kvartalid</w:t>
+      </w:r>
+      <w:commentRangeEnd w:id="11"/>
+      <w:r>
+        <w:rPr>
+          <w:rStyle w:val="CommentReference"/>
+        </w:rPr>
+        <w:commentReference w:id="11"/>
+      </w:r>
+      <w:r>
+        <w:t>.</w:t>
       </w:r>
     </w:p>
     <w:p/>
@@ -1483,7 +1894,27 @@
         <w:rPr>
           <w:noProof/>
         </w:rPr>
-        <w:t>1. Maakondade dimensioon (grupitoo_kv.Dim_County)</w:t>
+        <w:t xml:space="preserve">1. </w:t>
+      </w:r>
+      <w:commentRangeStart w:id="12"/>
+      <w:r>
+        <w:rPr>
+          <w:noProof/>
+        </w:rPr>
+        <w:t>Maakondade</w:t>
+      </w:r>
+      <w:commentRangeEnd w:id="12"/>
+      <w:r>
+        <w:rPr>
+          <w:rStyle w:val="CommentReference"/>
+        </w:rPr>
+        <w:commentReference w:id="12"/>
+      </w:r>
+      <w:r>
+        <w:rPr>
+          <w:noProof/>
+        </w:rPr>
+        <w:t xml:space="preserve"> dimensioon (grupitoo_kv.Dim_County)</w:t>
       </w:r>
     </w:p>
     <w:tbl>
@@ -1625,6 +2056,7 @@
               <w:rPr>
                 <w:noProof/>
               </w:rPr>
+              <w:lastRenderedPageBreak/>
               <w:t>PK_county_ID</w:t>
             </w:r>
           </w:p>
@@ -3073,7 +3505,6 @@
               <w:rPr>
                 <w:noProof/>
               </w:rPr>
-              <w:lastRenderedPageBreak/>
               <w:t>FK_county_id</w:t>
             </w:r>
           </w:p>
@@ -3377,6 +3808,7 @@
               <w:rPr>
                 <w:noProof/>
               </w:rPr>
+              <w:lastRenderedPageBreak/>
               <w:t>FK_quarter_ID</w:t>
             </w:r>
           </w:p>
@@ -3877,7 +4309,19 @@
         <w:rPr>
           <w:noProof/>
         </w:rPr>
-        <w:t xml:space="preserve">Tegemist on Statistikaameti, Maaameti ja Eesti Panga avalike andmetega, mille kvaliteet on hea. </w:t>
+        <w:t>Tegemist on Statistikaameti, Maa</w:t>
+      </w:r>
+      <w:r>
+        <w:rPr>
+          <w:noProof/>
+        </w:rPr>
+        <w:t>-</w:t>
+      </w:r>
+      <w:r>
+        <w:rPr>
+          <w:noProof/>
+        </w:rPr>
+        <w:t xml:space="preserve">ameti ja Eesti Panga avalike andmetega, mille kvaliteet on hea. </w:t>
       </w:r>
     </w:p>
     <w:p>
@@ -3890,19 +4334,51 @@
           <w:noProof/>
         </w:rPr>
       </w:pPr>
-      <w:commentRangeStart w:id="5"/>
-      <w:r>
-        <w:rPr>
-          <w:noProof/>
-        </w:rPr>
-        <w:t xml:space="preserve">Maaameti korterite ruutmeetrihinna statistikas puudub 1 rida, kuna keskmise leidmiseks polnud piisavalt tehinguid. </w:t>
-      </w:r>
-      <w:commentRangeEnd w:id="5"/>
+      <w:commentRangeStart w:id="13"/>
+      <w:commentRangeStart w:id="14"/>
+      <w:r>
+        <w:rPr>
+          <w:noProof/>
+        </w:rPr>
+        <w:t>Maa</w:t>
+      </w:r>
+      <w:r>
+        <w:rPr>
+          <w:noProof/>
+        </w:rPr>
+        <w:t>-</w:t>
+      </w:r>
+      <w:r>
+        <w:rPr>
+          <w:noProof/>
+        </w:rPr>
+        <w:t xml:space="preserve">ameti korterite ruutmeetrihinna statistikas puudub </w:t>
+      </w:r>
+      <w:r>
+        <w:rPr>
+          <w:noProof/>
+        </w:rPr>
+        <w:t>Hiiu maakonna kohta 2 kvartali kinnisvara ruutmeetri hind, kuna tehingute arv kokku oli alla 5, mis on vajalik keskmise hinna kuvamiseks</w:t>
+      </w:r>
+      <w:r>
+        <w:rPr>
+          <w:noProof/>
+        </w:rPr>
+        <w:t xml:space="preserve">. </w:t>
+      </w:r>
+      <w:commentRangeEnd w:id="13"/>
       <w:r>
         <w:rPr>
           <w:rStyle w:val="CommentReference"/>
         </w:rPr>
-        <w:commentReference w:id="5"/>
+        <w:commentReference w:id="13"/>
+      </w:r>
+      <w:commentRangeEnd w:id="14"/>
+      <w:r>
+        <w:rPr>
+          <w:rStyle w:val="CommentReference"/>
+        </w:rPr>
+        <w:commentReference w:id="14"/>
       </w:r>
     </w:p>
     <w:p>
@@ -3952,7 +4428,35 @@
         <w:rPr>
           <w:noProof/>
         </w:rPr>
-        <w:t>Maa-ameti kuupõhiste hindade agregeerimine kvartali tasemele.</w:t>
+        <w:t>Ma</w:t>
+      </w:r>
+      <w:commentRangeStart w:id="15"/>
+      <w:commentRangeStart w:id="16"/>
+      <w:r>
+        <w:rPr>
+          <w:noProof/>
+        </w:rPr>
+        <w:t>a-ameti kuupõhiste hindade agregeerimine kvartali tasemel</w:t>
+      </w:r>
+      <w:commentRangeEnd w:id="15"/>
+      <w:r>
+        <w:rPr>
+          <w:rStyle w:val="CommentReference"/>
+        </w:rPr>
+        <w:commentReference w:id="15"/>
+      </w:r>
+      <w:commentRangeEnd w:id="16"/>
+      <w:r>
+        <w:rPr>
+          <w:rStyle w:val="CommentReference"/>
+        </w:rPr>
+        <w:commentReference w:id="16"/>
+      </w:r>
+      <w:r>
+        <w:rPr>
+          <w:noProof/>
+        </w:rPr>
+        <w:t>e.</w:t>
       </w:r>
     </w:p>
     <w:p>
@@ -3992,7 +4496,19 @@
         <w:rPr>
           <w:noProof/>
         </w:rPr>
-        <w:t xml:space="preserve">Kvartalite formaatide ühtlustamine Pythonis. Kvartalid viidud ühtlasele kujule, kvartali tähisena kasutatud esimese kuupäeva formaati 2005-01-01, 2005-04-01 jne. </w:t>
+        <w:t xml:space="preserve">Kvartalite formaatide ühtlustamine Pythonis. Kvartalid viidud ühtlasele kujule, kvartali tähisena kasutatud </w:t>
+      </w:r>
+      <w:r>
+        <w:rPr>
+          <w:noProof/>
+        </w:rPr>
+        <w:t xml:space="preserve">vastava kvartali </w:t>
+      </w:r>
+      <w:r>
+        <w:rPr>
+          <w:noProof/>
+        </w:rPr>
+        <w:t xml:space="preserve">esimese kuupäeva formaati 2005-01-01, 2005-04-01 jne. </w:t>
       </w:r>
     </w:p>
     <w:p>
@@ -4005,19 +4521,19 @@
           <w:noProof/>
         </w:rPr>
       </w:pPr>
-      <w:commentRangeStart w:id="6"/>
+      <w:commentRangeStart w:id="17"/>
       <w:r>
         <w:rPr>
           <w:noProof/>
         </w:rPr>
         <w:t>Metoodilise nihke (2023. aasta muutus) silumine üleminekukohtades.</w:t>
       </w:r>
-      <w:commentRangeEnd w:id="6"/>
+      <w:commentRangeEnd w:id="17"/>
       <w:r>
         <w:rPr>
           <w:rStyle w:val="CommentReference"/>
         </w:rPr>
-        <w:commentReference w:id="6"/>
+        <w:commentReference w:id="17"/>
       </w:r>
     </w:p>
     <w:p>
@@ -4030,6 +4546,7 @@
           <w:noProof/>
         </w:rPr>
       </w:pPr>
+      <w:commentRangeStart w:id="18"/>
       <w:r>
         <w:rPr>
           <w:b/>
@@ -4053,7 +4570,6 @@
         <w:rPr>
           <w:noProof/>
         </w:rPr>
-        <w:lastRenderedPageBreak/>
         <w:t>Kinnisvaraturu ostujõu indeksi arvutamine valemiga:</w:t>
       </w:r>
       <w:r>
@@ -4133,6 +4649,7 @@
         <w:rPr>
           <w:noProof/>
         </w:rPr>
+        <w:lastRenderedPageBreak/>
         <w:t>Ostujõud=Keskmine palkRuutmeetri hindOstujõud equals the fraction with numerator Keskmine palk and denominator Ruutmeetri hind end-fraction</w:t>
       </w:r>
     </w:p>
@@ -4147,6 +4664,13 @@
           <w:noProof/>
         </w:rPr>
         <w:t>Ostujõud=Keskmine palkRuutmeetri hind</w:t>
+      </w:r>
+      <w:commentRangeEnd w:id="18"/>
+      <w:r>
+        <w:rPr>
+          <w:rStyle w:val="CommentReference"/>
+        </w:rPr>
+        <w:commentReference w:id="18"/>
       </w:r>
     </w:p>
     <w:p>
@@ -4165,15 +4689,16 @@
           <w:bCs/>
           <w:noProof/>
         </w:rPr>
-        <w:t>Regionaalne võrdlev analüüs</w:t>
-      </w:r>
+        <w:t xml:space="preserve">Regionaalne </w:t>
+      </w:r>
+      <w:commentRangeStart w:id="19"/>
       <w:r>
         <w:rPr>
           <w:b/>
           <w:bCs/>
           <w:noProof/>
         </w:rPr>
-        <w:t xml:space="preserve"> PowerBI-s</w:t>
+        <w:t>võrdlev analüüs</w:t>
       </w:r>
       <w:r>
         <w:rPr>
@@ -4181,7 +4706,22 @@
           <w:bCs/>
           <w:noProof/>
         </w:rPr>
+        <w:t xml:space="preserve"> PowerBI-s</w:t>
+      </w:r>
+      <w:r>
+        <w:rPr>
+          <w:b/>
+          <w:bCs/>
+          <w:noProof/>
+        </w:rPr>
         <w:t>:</w:t>
+      </w:r>
+      <w:commentRangeEnd w:id="19"/>
+      <w:r>
+        <w:rPr>
+          <w:rStyle w:val="CommentReference"/>
+        </w:rPr>
+        <w:commentReference w:id="19"/>
       </w:r>
     </w:p>
     <w:p>
@@ -4344,6 +4884,7 @@
           <w:noProof/>
         </w:rPr>
       </w:pPr>
+      <w:commentRangeStart w:id="20"/>
       <w:r>
         <w:rPr>
           <w:b/>
@@ -4351,6 +4892,13 @@
           <w:noProof/>
         </w:rPr>
         <w:t>Inflatsiooniga korrigeerimine (Reaalväärtus):</w:t>
+      </w:r>
+      <w:commentRangeEnd w:id="20"/>
+      <w:r>
+        <w:rPr>
+          <w:rStyle w:val="CommentReference"/>
+        </w:rPr>
+        <w:commentReference w:id="20"/>
       </w:r>
     </w:p>
     <w:p>
@@ -4416,11 +4964,19 @@
           <w:noProof/>
         </w:rPr>
       </w:pPr>
+      <w:commentRangeStart w:id="21"/>
       <w:r>
         <w:rPr>
           <w:noProof/>
         </w:rPr>
         <w:t>Ajaloolise trendi analüüs matemaatiliste trendijoonte abil.</w:t>
+      </w:r>
+      <w:commentRangeEnd w:id="21"/>
+      <w:r>
+        <w:rPr>
+          <w:rStyle w:val="CommentReference"/>
+        </w:rPr>
+        <w:commentReference w:id="21"/>
       </w:r>
     </w:p>
     <w:p>
@@ -4433,6 +4989,7 @@
           <w:noProof/>
         </w:rPr>
       </w:pPr>
+      <w:commentRangeStart w:id="22"/>
       <w:r>
         <w:rPr>
           <w:noProof/>
@@ -4452,6 +5009,13 @@
           <w:noProof/>
         </w:rPr>
         <w:t xml:space="preserve"> suhtarvude prognoos, sidudes mudelisse Eesti Panga ametlikud palga- ja inflatsiooniprognoosid.</w:t>
+      </w:r>
+      <w:commentRangeEnd w:id="22"/>
+      <w:r>
+        <w:rPr>
+          <w:rStyle w:val="CommentReference"/>
+        </w:rPr>
+        <w:commentReference w:id="22"/>
       </w:r>
     </w:p>
     <w:p>
@@ -4470,7 +5034,6 @@
           <w:bCs/>
           <w:noProof/>
         </w:rPr>
-        <w:lastRenderedPageBreak/>
         <w:t>Kasutajarakendus</w:t>
       </w:r>
       <w:r>
@@ -4551,8 +5114,10 @@
         <w:rPr>
           <w:noProof/>
         </w:rPr>
+        <w:lastRenderedPageBreak/>
         <w:t xml:space="preserve">Kokku loodud 3 äppi: a) </w:t>
       </w:r>
+      <w:commentRangeStart w:id="23"/>
       <w:r>
         <w:rPr>
           <w:b/>
@@ -4560,6 +5125,13 @@
           <w:noProof/>
         </w:rPr>
         <w:t>Kinnisvara keskmise ruutmeetri hinna analüüs ja prognoos</w:t>
+      </w:r>
+      <w:commentRangeEnd w:id="23"/>
+      <w:r>
+        <w:rPr>
+          <w:rStyle w:val="CommentReference"/>
+        </w:rPr>
+        <w:commentReference w:id="23"/>
       </w:r>
     </w:p>
     <w:p>
@@ -4684,7 +5256,7 @@
 
 <file path=word/comments.xml><?xml version="1.0" encoding="utf-8"?>
 <w:comments xmlns:wpc="http://schemas.microsoft.com/office/word/2010/wordprocessingCanvas" xmlns:cx="http://schemas.microsoft.com/office/drawing/2014/chartex" xmlns:cx1="http://schemas.microsoft.com/office/drawing/2015/9/8/chartex" xmlns:cx2="http://schemas.microsoft.com/office/drawing/2015/10/21/chartex" xmlns:cx3="http://schemas.microsoft.com/office/drawing/2016/5/9/chartex" xmlns:cx4="http://schemas.microsoft.com/office/drawing/2016/5/10/chartex" xmlns:cx5="http://schemas.microsoft.com/office/drawing/2016/5/11/chartex" xmlns:cx6="http://schemas.microsoft.com/office/drawing/2016/5/12/chartex" xmlns:cx7="http://schemas.microsoft.com/office/drawing/2016/5/13/chartex" xmlns:cx8="http://schemas.microsoft.com/office/drawing/2016/5/14/chartex" xmlns:mc="http://schemas.openxmlformats.org/markup-compatibility/2006" xmlns:aink="http://schemas.microsoft.com/office/drawing/2016/ink" xmlns:am3d="http://schemas.microsoft.com/office/drawing/2017/model3d" xmlns:o="urn:schemas-microsoft-com:office:office" xmlns:oel="http://schemas.microsoft.com/office/2019/extlst" xmlns:r="http://schemas.openxmlformats.org/officeDocument/2006/relationships" xmlns:m="http://schemas.openxmlformats.org/officeDocument/2006/math" xmlns:v="urn:schemas-microsoft-com:vml" xmlns:wp14="http://schemas.microsoft.com/office/word/2010/wordprocessingDrawing" xmlns:wp="http://schemas.openxmlformats.org/drawingml/2006/wordprocessingDrawing" xmlns:w10="urn:schemas-microsoft-com:office:word" xmlns:w="http://schemas.openxmlformats.org/wordprocessingml/2006/main" xmlns:w14="http://schemas.microsoft.com/office/word/2010/wordml" xmlns:w15="http://schemas.microsoft.com/office/word/2012/wordml" xmlns:w16cex="http://schemas.microsoft.com/office/word/2018/wordml/cex" xmlns:w16cid="http://schemas.microsoft.com/office/word/2016/wordml/cid" xmlns:w16="http://schemas.microsoft.com/office/word/2018/wordml" xmlns:w16sdtdh="http://schemas.microsoft.com/office/word/2020/wordml/sdtdatahash" xmlns:w16se="http://schemas.microsoft.com/office/word/2015/wordml/symex" xmlns:wpg="http://schemas.microsoft.com/office/word/2010/wordprocessingGroup" xmlns:wpi="http://schemas.microsoft.com/office/word/2010/wordprocessingInk" xmlns:wne="http://schemas.microsoft.com/office/word/2006/wordml" xmlns:wps="http://schemas.microsoft.com/office/word/2010/wordprocessingShape" mc:Ignorable="w14 w15 w16se w16cid w16 w16cex w16sdtdh wp14">
-  <w:comment w:id="0" w:author="Õpilane" w:date="2026-10-01T11:02:00Z" w:initials="Õ">
+  <w:comment w:id="0" w:author="Õpilane" w:date="2026-10-05T11:50:00Z" w:initials="Õ">
     <w:p>
       <w:pPr>
         <w:pStyle w:val="CommentText"/>
@@ -4696,11 +5268,11 @@
         <w:annotationRef/>
       </w:r>
       <w:r>
-        <w:t>On meil üldse mõni selline?</w:t>
+        <w:t>Kas me tahame siin lisada ka lingid? Või kuidagi täpsemalt nimetada, et mis tabel, et võõras inimene saaks selle allika kirjelduse alusel minna ja samad andmed kätte saada?</w:t>
       </w:r>
     </w:p>
   </w:comment>
-  <w:comment w:id="1" w:author="Õpilane" w:date="2026-10-01T11:03:00Z" w:initials="Õ">
+  <w:comment w:id="1" w:author="Õpilane" w:date="2026-10-05T11:49:00Z" w:initials="Õ">
     <w:p>
       <w:pPr>
         <w:pStyle w:val="CommentText"/>
@@ -4712,7 +5284,7 @@
         <w:annotationRef/>
       </w:r>
       <w:r>
-        <w:t>Siia vaja Kaidil lisada, kas oli laenusumma või laenujäägi pealt</w:t>
+        <w:t>Siin oli Siretil kommentaare?</w:t>
       </w:r>
     </w:p>
   </w:comment>
@@ -4740,7 +5312,63 @@
       </w:r>
     </w:p>
   </w:comment>
-  <w:comment w:id="3" w:author="Õpilane" w:date="2026-10-01T11:26:00Z" w:initials="Õ">
+  <w:comment w:id="3" w:author="Õpilane" w:date="2026-10-05T11:52:00Z" w:initials="Õ">
+    <w:p>
+      <w:pPr>
+        <w:pStyle w:val="CommentText"/>
+      </w:pPr>
+      <w:r>
+        <w:rPr>
+          <w:rStyle w:val="CommentReference"/>
+        </w:rPr>
+        <w:annotationRef/>
+      </w:r>
+      <w:r>
+        <w:t xml:space="preserve">Eesti pangast me saame ainult intressi kokku, </w:t>
+      </w:r>
+      <w:proofErr w:type="spellStart"/>
+      <w:r>
+        <w:t>euribori</w:t>
+      </w:r>
+      <w:proofErr w:type="spellEnd"/>
+      <w:r>
+        <w:t xml:space="preserve"> meil ei ole kuskil, võiks korrigeerida.</w:t>
+      </w:r>
+    </w:p>
+  </w:comment>
+  <w:comment w:id="4" w:author="Õpilane" w:date="2026-10-05T11:52:00Z" w:initials="Õ">
+    <w:p>
+      <w:pPr>
+        <w:pStyle w:val="CommentText"/>
+      </w:pPr>
+      <w:r>
+        <w:rPr>
+          <w:rStyle w:val="CommentReference"/>
+        </w:rPr>
+        <w:annotationRef/>
+      </w:r>
+      <w:r>
+        <w:t>Maa-ameti kastile võiks panna täpsustavalt „tehingute arv“ mitte „tehingud“</w:t>
+      </w:r>
+    </w:p>
+  </w:comment>
+  <w:comment w:id="5" w:author="Õpilane" w:date="2026-10-05T11:52:00Z" w:initials="Õ">
+    <w:p>
+      <w:pPr>
+        <w:pStyle w:val="CommentText"/>
+      </w:pPr>
+      <w:r>
+        <w:rPr>
+          <w:rStyle w:val="CommentReference"/>
+        </w:rPr>
+        <w:annotationRef/>
+      </w:r>
+      <w:r>
+        <w:t>Kas rikastamise all peaks just Pandas välja tooma? Kas me mingeid muid lisateeke ei kasuta või kas siin üldse vaja neid eraldi välja tuua?</w:t>
+      </w:r>
+    </w:p>
+  </w:comment>
+  <w:comment w:id="6" w:author="Õpilane" w:date="2026-10-01T11:26:00Z" w:initials="Õ">
     <w:p>
       <w:pPr>
         <w:pStyle w:val="CommentText"/>
@@ -4777,7 +5405,7 @@
       <w:proofErr w:type="spellEnd"/>
     </w:p>
   </w:comment>
-  <w:comment w:id="4" w:author="Õpilane" w:date="2026-10-01T14:13:00Z" w:initials="Õ">
+  <w:comment w:id="7" w:author="Õpilane" w:date="2026-10-01T14:13:00Z" w:initials="Õ">
     <w:p>
       <w:pPr>
         <w:pStyle w:val="CommentText"/>
@@ -4817,7 +5445,7 @@
       </w:r>
     </w:p>
   </w:comment>
-  <w:comment w:id="5" w:author="Õpilane" w:date="2026-10-01T14:35:00Z" w:initials="Õ">
+  <w:comment w:id="8" w:author="Õpilane" w:date="2026-10-05T11:51:00Z" w:initials="Õ">
     <w:p>
       <w:pPr>
         <w:pStyle w:val="CommentText"/>
@@ -4829,11 +5457,19 @@
         <w:annotationRef/>
       </w:r>
       <w:r>
-        <w:t>Kaidi, palun kommenteeri seda täpsemalt</w:t>
+        <w:t xml:space="preserve">Kas paneme siia siis nii SQL kui </w:t>
+      </w:r>
+      <w:proofErr w:type="spellStart"/>
+      <w:r>
+        <w:t>PowerBI</w:t>
+      </w:r>
+      <w:proofErr w:type="spellEnd"/>
+      <w:r>
+        <w:t xml:space="preserve"> tähtskeemi? Või siia SQL ja slaididele Power BI?</w:t>
       </w:r>
     </w:p>
   </w:comment>
-  <w:comment w:id="6" w:author="Õpilane" w:date="2026-10-01T14:41:00Z" w:initials="Õ">
+  <w:comment w:id="9" w:author="Õpilane" w:date="2026-10-05T11:54:00Z" w:initials="Õ">
     <w:p>
       <w:pPr>
         <w:pStyle w:val="CommentText"/>
@@ -4845,7 +5481,299 @@
         <w:annotationRef/>
       </w:r>
       <w:r>
+        <w:t>Ka kasutame eestikeelses jutus ingliskeelset sõna „</w:t>
+      </w:r>
+      <w:proofErr w:type="spellStart"/>
+      <w:r>
+        <w:t>grain</w:t>
+      </w:r>
+      <w:proofErr w:type="spellEnd"/>
+      <w:r>
+        <w:t xml:space="preserve">“? See </w:t>
+      </w:r>
+      <w:proofErr w:type="spellStart"/>
+      <w:r>
+        <w:t>Emiliega</w:t>
+      </w:r>
+      <w:proofErr w:type="spellEnd"/>
+      <w:r>
+        <w:t xml:space="preserve"> üle kinnitatud?</w:t>
+      </w:r>
+    </w:p>
+  </w:comment>
+  <w:comment w:id="10" w:author="Õpilane" w:date="2026-10-05T11:53:00Z" w:initials="Õ">
+    <w:p>
+      <w:pPr>
+        <w:pStyle w:val="CommentText"/>
+      </w:pPr>
+      <w:r>
+        <w:rPr>
+          <w:rStyle w:val="CommentReference"/>
+        </w:rPr>
+        <w:annotationRef/>
+      </w:r>
+      <w:r>
+        <w:t>See nüüd uuendatud info kui 2026 lisatud jah? (igaks juhuks kontrollin üle)</w:t>
+      </w:r>
+    </w:p>
+  </w:comment>
+  <w:comment w:id="11" w:author="Õpilane" w:date="2026-10-05T11:55:00Z" w:initials="Õ">
+    <w:p>
+      <w:pPr>
+        <w:pStyle w:val="CommentText"/>
+      </w:pPr>
+      <w:r>
+        <w:rPr>
+          <w:rStyle w:val="CommentReference"/>
+        </w:rPr>
+        <w:annotationRef/>
+      </w:r>
+      <w:r>
+        <w:t>2026 puhul ainult kvartal 1 ja 2</w:t>
+      </w:r>
+    </w:p>
+  </w:comment>
+  <w:comment w:id="12" w:author="Õpilane" w:date="2026-10-05T11:56:00Z" w:initials="Õ">
+    <w:p>
+      <w:pPr>
+        <w:pStyle w:val="CommentText"/>
+      </w:pPr>
+      <w:r>
+        <w:rPr>
+          <w:rStyle w:val="CommentReference"/>
+        </w:rPr>
+        <w:annotationRef/>
+      </w:r>
+      <w:r>
+        <w:rPr>
+          <w:rStyle w:val="CommentReference"/>
+        </w:rPr>
+        <w:t>Vormistada neid tabeleid selliselt, et oleks võimalik visuaalselt näha, kus jookseb mingi rida ja veerg</w:t>
+      </w:r>
+    </w:p>
+  </w:comment>
+  <w:comment w:id="13" w:author="Õpilane" w:date="2026-10-01T14:35:00Z" w:initials="Õ">
+    <w:p>
+      <w:pPr>
+        <w:pStyle w:val="CommentText"/>
+      </w:pPr>
+      <w:r>
+        <w:rPr>
+          <w:rStyle w:val="CommentReference"/>
+        </w:rPr>
+        <w:annotationRef/>
+      </w:r>
+      <w:r>
+        <w:t>Kaidi, palun kommenteeri seda täpsemalt</w:t>
+      </w:r>
+    </w:p>
+  </w:comment>
+  <w:comment w:id="14" w:author="Õpilane" w:date="2026-10-05T12:00:00Z" w:initials="Õ">
+    <w:p>
+      <w:pPr>
+        <w:pStyle w:val="CommentText"/>
+      </w:pPr>
+      <w:r>
+        <w:rPr>
+          <w:rStyle w:val="CommentReference"/>
+        </w:rPr>
+        <w:annotationRef/>
+      </w:r>
+      <w:r>
+        <w:t xml:space="preserve">Ma muutsin lauset. Kui tahate </w:t>
+      </w:r>
+      <w:r>
+        <w:t xml:space="preserve">lisada </w:t>
+      </w:r>
+      <w:r>
+        <w:t>konkreetseid kvartaleid, kus see muutus, siis need oli</w:t>
+      </w:r>
+      <w:r>
+        <w:t>d</w:t>
+      </w:r>
+      <w:r>
+        <w:t xml:space="preserve"> Q1 2010 ning Q1 2014</w:t>
+      </w:r>
+    </w:p>
+  </w:comment>
+  <w:comment w:id="15" w:author="Õpilane" w:date="2026-10-05T12:05:00Z" w:initials="Õ">
+    <w:p>
+      <w:pPr>
+        <w:pStyle w:val="CommentText"/>
+      </w:pPr>
+      <w:r>
+        <w:rPr>
+          <w:rStyle w:val="CommentReference"/>
+        </w:rPr>
+        <w:annotationRef/>
+      </w:r>
+      <w:r>
+        <w:t>?? meil ongi kvartaalsed andmed võetud</w:t>
+      </w:r>
+    </w:p>
+  </w:comment>
+  <w:comment w:id="16" w:author="Õpilane" w:date="2026-10-05T12:06:00Z" w:initials="Õ">
+    <w:p>
+      <w:pPr>
+        <w:pStyle w:val="CommentText"/>
+      </w:pPr>
+      <w:r>
+        <w:rPr>
+          <w:rStyle w:val="CommentReference"/>
+        </w:rPr>
+        <w:annotationRef/>
+      </w:r>
+      <w:r>
+        <w:t>Intressid või THI oli hoopis? Ja siis võtsime keskmise, mitte summa (ehk ei agregeerinud, mis tähendab summeerima)</w:t>
+      </w:r>
+    </w:p>
+  </w:comment>
+  <w:comment w:id="17" w:author="Õpilane" w:date="2026-10-01T14:41:00Z" w:initials="Õ">
+    <w:p>
+      <w:pPr>
+        <w:pStyle w:val="CommentText"/>
+      </w:pPr>
+      <w:r>
+        <w:rPr>
+          <w:rStyle w:val="CommentReference"/>
+        </w:rPr>
+        <w:annotationRef/>
+      </w:r>
+      <w:r>
         <w:t>Kas see jätta? Me tegelikult ei silunud nagu midagi?</w:t>
+      </w:r>
+    </w:p>
+  </w:comment>
+  <w:comment w:id="18" w:author="Õpilane" w:date="2026-10-05T12:07:00Z" w:initials="Õ">
+    <w:p>
+      <w:pPr>
+        <w:pStyle w:val="CommentText"/>
+      </w:pPr>
+      <w:r>
+        <w:rPr>
+          <w:rStyle w:val="CommentReference"/>
+        </w:rPr>
+        <w:annotationRef/>
+      </w:r>
+      <w:r>
+        <w:t xml:space="preserve">Seda peaks uuendama, et kõik </w:t>
+      </w:r>
+      <w:proofErr w:type="spellStart"/>
+      <w:r>
+        <w:t>metricsid</w:t>
+      </w:r>
+      <w:proofErr w:type="spellEnd"/>
+      <w:r>
+        <w:t xml:space="preserve"> oleks siin ära selgitatud, mis lõpuks Power </w:t>
+      </w:r>
+      <w:proofErr w:type="spellStart"/>
+      <w:r>
+        <w:t>BI-sse</w:t>
+      </w:r>
+      <w:proofErr w:type="spellEnd"/>
+      <w:r>
+        <w:t xml:space="preserve"> jätsite ja kasutate</w:t>
+      </w:r>
+    </w:p>
+  </w:comment>
+  <w:comment w:id="19" w:author="Õpilane" w:date="2026-10-05T12:08:00Z" w:initials="Õ">
+    <w:p>
+      <w:pPr>
+        <w:pStyle w:val="CommentText"/>
+      </w:pPr>
+      <w:r>
+        <w:rPr>
+          <w:rStyle w:val="CommentReference"/>
+        </w:rPr>
+        <w:annotationRef/>
+      </w:r>
+      <w:proofErr w:type="spellStart"/>
+      <w:r>
+        <w:t>Final</w:t>
+      </w:r>
+      <w:proofErr w:type="spellEnd"/>
+      <w:r>
+        <w:t xml:space="preserve"> </w:t>
+      </w:r>
+      <w:proofErr w:type="spellStart"/>
+      <w:r>
+        <w:t>update</w:t>
+      </w:r>
+      <w:proofErr w:type="spellEnd"/>
+      <w:r>
+        <w:t xml:space="preserve"> vajalik kui Power BI on valmis</w:t>
+      </w:r>
+    </w:p>
+  </w:comment>
+  <w:comment w:id="20" w:author="Õpilane" w:date="2026-10-05T12:08:00Z" w:initials="Õ">
+    <w:p>
+      <w:pPr>
+        <w:pStyle w:val="CommentText"/>
+      </w:pPr>
+      <w:r>
+        <w:rPr>
+          <w:rStyle w:val="CommentReference"/>
+        </w:rPr>
+        <w:annotationRef/>
+      </w:r>
+      <w:r>
+        <w:t>Kui selle ikkagi välja jätame? Siis see osa siit kirjeldusest ka eemaldada</w:t>
+      </w:r>
+    </w:p>
+  </w:comment>
+  <w:comment w:id="21" w:author="Õpilane" w:date="2026-10-05T12:58:00Z" w:initials="Õ">
+    <w:p>
+      <w:pPr>
+        <w:pStyle w:val="CommentText"/>
+      </w:pPr>
+      <w:r>
+        <w:rPr>
+          <w:rStyle w:val="CommentReference"/>
+        </w:rPr>
+        <w:annotationRef/>
+      </w:r>
+      <w:r>
+        <w:t>See pigem Power BI võrdlev analüüs, sellega/trendijoonega ju prognoose ei tee?</w:t>
+      </w:r>
+    </w:p>
+  </w:comment>
+  <w:comment w:id="22" w:author="Õpilane" w:date="2026-10-05T12:58:00Z" w:initials="Õ">
+    <w:p>
+      <w:pPr>
+        <w:pStyle w:val="CommentText"/>
+      </w:pPr>
+      <w:r>
+        <w:rPr>
+          <w:rStyle w:val="CommentReference"/>
+        </w:rPr>
+        <w:annotationRef/>
+      </w:r>
+      <w:r>
+        <w:t>Seda ei tee</w:t>
+      </w:r>
+    </w:p>
+  </w:comment>
+  <w:comment w:id="23" w:author="Õpilane" w:date="2026-10-05T13:00:00Z" w:initials="Õ">
+    <w:p>
+      <w:pPr>
+        <w:pStyle w:val="CommentText"/>
+      </w:pPr>
+      <w:r>
+        <w:rPr>
+          <w:rStyle w:val="CommentReference"/>
+        </w:rPr>
+        <w:annotationRef/>
+      </w:r>
+      <w:r>
+        <w:t xml:space="preserve">Kokkuvõtlikult Kaidi </w:t>
+      </w:r>
+      <w:proofErr w:type="spellStart"/>
+      <w:r>
+        <w:t>app</w:t>
+      </w:r>
+      <w:proofErr w:type="spellEnd"/>
+      <w:r>
+        <w:t>, kas tahame täpsemalt siin midagi lahti kirjutada ka, sest materjali ja analüüsi on seal veidi rohkem sees?</w:t>
       </w:r>
     </w:p>
   </w:comment>
@@ -4854,37 +5782,88 @@
 
 <file path=word/commentsExtended.xml><?xml version="1.0" encoding="utf-8"?>
 <w15:commentsEx xmlns:wpc="http://schemas.microsoft.com/office/word/2010/wordprocessingCanvas" xmlns:cx="http://schemas.microsoft.com/office/drawing/2014/chartex" xmlns:cx1="http://schemas.microsoft.com/office/drawing/2015/9/8/chartex" xmlns:cx2="http://schemas.microsoft.com/office/drawing/2015/10/21/chartex" xmlns:cx3="http://schemas.microsoft.com/office/drawing/2016/5/9/chartex" xmlns:cx4="http://schemas.microsoft.com/office/drawing/2016/5/10/chartex" xmlns:cx5="http://schemas.microsoft.com/office/drawing/2016/5/11/chartex" xmlns:cx6="http://schemas.microsoft.com/office/drawing/2016/5/12/chartex" xmlns:cx7="http://schemas.microsoft.com/office/drawing/2016/5/13/chartex" xmlns:cx8="http://schemas.microsoft.com/office/drawing/2016/5/14/chartex" xmlns:mc="http://schemas.openxmlformats.org/markup-compatibility/2006" xmlns:aink="http://schemas.microsoft.com/office/drawing/2016/ink" xmlns:am3d="http://schemas.microsoft.com/office/drawing/2017/model3d" xmlns:o="urn:schemas-microsoft-com:office:office" xmlns:oel="http://schemas.microsoft.com/office/2019/extlst" xmlns:r="http://schemas.openxmlformats.org/officeDocument/2006/relationships" xmlns:m="http://schemas.openxmlformats.org/officeDocument/2006/math" xmlns:v="urn:schemas-microsoft-com:vml" xmlns:wp14="http://schemas.microsoft.com/office/word/2010/wordprocessingDrawing" xmlns:wp="http://schemas.openxmlformats.org/drawingml/2006/wordprocessingDrawing" xmlns:w10="urn:schemas-microsoft-com:office:word" xmlns:w="http://schemas.openxmlformats.org/wordprocessingml/2006/main" xmlns:w14="http://schemas.microsoft.com/office/word/2010/wordml" xmlns:w15="http://schemas.microsoft.com/office/word/2012/wordml" xmlns:w16cex="http://schemas.microsoft.com/office/word/2018/wordml/cex" xmlns:w16cid="http://schemas.microsoft.com/office/word/2016/wordml/cid" xmlns:w16="http://schemas.microsoft.com/office/word/2018/wordml" xmlns:w16sdtdh="http://schemas.microsoft.com/office/word/2020/wordml/sdtdatahash" xmlns:w16se="http://schemas.microsoft.com/office/word/2015/wordml/symex" xmlns:wpg="http://schemas.microsoft.com/office/word/2010/wordprocessingGroup" xmlns:wpi="http://schemas.microsoft.com/office/word/2010/wordprocessingInk" xmlns:wne="http://schemas.microsoft.com/office/word/2006/wordml" xmlns:wps="http://schemas.microsoft.com/office/word/2010/wordprocessingShape" mc:Ignorable="w14 w15 w16se w16cid w16 w16cex w16sdtdh wp14">
-  <w15:commentEx w15:paraId="10ECE6F5" w15:done="0"/>
-  <w15:commentEx w15:paraId="5FB4FD83" w15:done="0"/>
+  <w15:commentEx w15:paraId="69B58EC3" w15:done="0"/>
+  <w15:commentEx w15:paraId="347EF188" w15:done="0"/>
   <w15:commentEx w15:paraId="463BFCC7" w15:done="0"/>
+  <w15:commentEx w15:paraId="44837761" w15:paraIdParent="463BFCC7" w15:done="0"/>
+  <w15:commentEx w15:paraId="73BF09CC" w15:paraIdParent="463BFCC7" w15:done="0"/>
+  <w15:commentEx w15:paraId="593722D8" w15:paraIdParent="463BFCC7" w15:done="0"/>
   <w15:commentEx w15:paraId="29733001" w15:done="0"/>
   <w15:commentEx w15:paraId="1D1F63A1" w15:paraIdParent="29733001" w15:done="0"/>
+  <w15:commentEx w15:paraId="7830D208" w15:paraIdParent="29733001" w15:done="0"/>
+  <w15:commentEx w15:paraId="4A346C65" w15:done="0"/>
+  <w15:commentEx w15:paraId="0B6070AF" w15:done="0"/>
+  <w15:commentEx w15:paraId="78175D25" w15:done="0"/>
+  <w15:commentEx w15:paraId="5AFDA85F" w15:done="0"/>
   <w15:commentEx w15:paraId="1313EF87" w15:done="0"/>
+  <w15:commentEx w15:paraId="3DF2ADF6" w15:paraIdParent="1313EF87" w15:done="0"/>
+  <w15:commentEx w15:paraId="02F1B2DB" w15:done="0"/>
+  <w15:commentEx w15:paraId="4EAF8475" w15:paraIdParent="02F1B2DB" w15:done="0"/>
   <w15:commentEx w15:paraId="1FAC6745" w15:done="0"/>
+  <w15:commentEx w15:paraId="37F4D209" w15:done="0"/>
+  <w15:commentEx w15:paraId="5CF6FFBB" w15:done="0"/>
+  <w15:commentEx w15:paraId="14CE4A76" w15:done="0"/>
+  <w15:commentEx w15:paraId="42856EC3" w15:done="0"/>
+  <w15:commentEx w15:paraId="1A6B4240" w15:done="0"/>
+  <w15:commentEx w15:paraId="6E7F9AB2" w15:done="0"/>
 </w15:commentsEx>
 </file>
 
 <file path=word/commentsExtensible.xml><?xml version="1.0" encoding="utf-8"?>
 <w16cex:commentsExtensible xmlns:wpc="http://schemas.microsoft.com/office/word/2010/wordprocessingCanvas" xmlns:cx="http://schemas.microsoft.com/office/drawing/2014/chartex" xmlns:cx1="http://schemas.microsoft.com/office/drawing/2015/9/8/chartex" xmlns:cx2="http://schemas.microsoft.com/office/drawing/2015/10/21/chartex" xmlns:cx3="http://schemas.microsoft.com/office/drawing/2016/5/9/chartex" xmlns:cx4="http://schemas.microsoft.com/office/drawing/2016/5/10/chartex" xmlns:cx5="http://schemas.microsoft.com/office/drawing/2016/5/11/chartex" xmlns:cx6="http://schemas.microsoft.com/office/drawing/2016/5/12/chartex" xmlns:cx7="http://schemas.microsoft.com/office/drawing/2016/5/13/chartex" xmlns:cx8="http://schemas.microsoft.com/office/drawing/2016/5/14/chartex" xmlns:cr="http://schemas.microsoft.com/office/comments/2020/reactions" xmlns:mc="http://schemas.openxmlformats.org/markup-compatibility/2006" xmlns:aink="http://schemas.microsoft.com/office/drawing/2016/ink" xmlns:am3d="http://schemas.microsoft.com/office/drawing/2017/model3d" xmlns:o="urn:schemas-microsoft-com:office:office" xmlns:oel="http://schemas.microsoft.com/office/2019/extlst" xmlns:r="http://schemas.openxmlformats.org/officeDocument/2006/relationships" xmlns:m="http://schemas.openxmlformats.org/officeDocument/2006/math" xmlns:v="urn:schemas-microsoft-com:vml" xmlns:wp14="http://schemas.microsoft.com/office/word/2010/wordprocessingDrawing" xmlns:wp="http://schemas.openxmlformats.org/drawingml/2006/wordprocessingDrawing" xmlns:w10="urn:schemas-microsoft-com:office:word" xmlns:w="http://schemas.openxmlformats.org/wordprocessingml/2006/main" xmlns:w14="http://schemas.microsoft.com/office/word/2010/wordml" xmlns:w15="http://schemas.microsoft.com/office/word/2012/wordml" xmlns:w16cex="http://schemas.microsoft.com/office/word/2018/wordml/cex" xmlns:w16cid="http://schemas.microsoft.com/office/word/2016/wordml/cid" xmlns:w16="http://schemas.microsoft.com/office/word/2018/wordml" xmlns:w16sdtdh="http://schemas.microsoft.com/office/word/2020/wordml/sdtdatahash" xmlns:w16se="http://schemas.microsoft.com/office/word/2015/wordml/symex" xmlns:wpg="http://schemas.microsoft.com/office/word/2010/wordprocessingGroup" xmlns:wpi="http://schemas.microsoft.com/office/word/2010/wordprocessingInk" xmlns:wne="http://schemas.microsoft.com/office/word/2006/wordml" xmlns:wps="http://schemas.microsoft.com/office/word/2010/wordprocessingShape" mc:Ignorable="w14 w15 w16se w16cid w16 w16cex w16sdtdh cr wp14">
-  <w16cex:commentExtensible w16cex:durableId="4954ED59" w16cex:dateUtc="2026-10-01T08:02:00Z"/>
-  <w16cex:commentExtensible w16cex:durableId="52A3C59A" w16cex:dateUtc="2026-10-01T08:03:00Z"/>
+  <w16cex:commentExtensible w16cex:durableId="44723956" w16cex:dateUtc="2026-10-05T08:50:00Z"/>
+  <w16cex:commentExtensible w16cex:durableId="1A339D0F" w16cex:dateUtc="2026-10-05T08:49:00Z"/>
   <w16cex:commentExtensible w16cex:durableId="7845A70B" w16cex:dateUtc="2026-10-01T08:26:00Z"/>
+  <w16cex:commentExtensible w16cex:durableId="7225DC82" w16cex:dateUtc="2026-10-05T08:52:00Z"/>
+  <w16cex:commentExtensible w16cex:durableId="000BB29F" w16cex:dateUtc="2026-10-05T08:52:00Z"/>
+  <w16cex:commentExtensible w16cex:durableId="7A742839" w16cex:dateUtc="2026-10-05T08:52:00Z"/>
   <w16cex:commentExtensible w16cex:durableId="70107C70" w16cex:dateUtc="2026-10-01T08:26:00Z"/>
   <w16cex:commentExtensible w16cex:durableId="09A28619" w16cex:dateUtc="2026-10-01T11:13:00Z"/>
+  <w16cex:commentExtensible w16cex:durableId="72BE7D9C" w16cex:dateUtc="2026-10-05T08:51:00Z"/>
+  <w16cex:commentExtensible w16cex:durableId="5C8E4403" w16cex:dateUtc="2026-10-05T08:54:00Z"/>
+  <w16cex:commentExtensible w16cex:durableId="1538643C" w16cex:dateUtc="2026-10-05T08:53:00Z"/>
+  <w16cex:commentExtensible w16cex:durableId="687AE27E" w16cex:dateUtc="2026-10-05T08:55:00Z"/>
+  <w16cex:commentExtensible w16cex:durableId="5583AD88" w16cex:dateUtc="2026-10-05T08:56:00Z"/>
   <w16cex:commentExtensible w16cex:durableId="3DE0D30F" w16cex:dateUtc="2026-10-01T11:35:00Z"/>
+  <w16cex:commentExtensible w16cex:durableId="4D07E4CA" w16cex:dateUtc="2026-10-05T09:00:00Z"/>
+  <w16cex:commentExtensible w16cex:durableId="180FEDF0" w16cex:dateUtc="2026-10-05T09:05:00Z"/>
+  <w16cex:commentExtensible w16cex:durableId="7890FA74" w16cex:dateUtc="2026-10-05T09:06:00Z"/>
   <w16cex:commentExtensible w16cex:durableId="13AC2003" w16cex:dateUtc="2026-10-01T11:41:00Z"/>
+  <w16cex:commentExtensible w16cex:durableId="2A78C4E7" w16cex:dateUtc="2026-10-05T09:07:00Z"/>
+  <w16cex:commentExtensible w16cex:durableId="5F2148F1" w16cex:dateUtc="2026-10-05T09:08:00Z"/>
+  <w16cex:commentExtensible w16cex:durableId="6FCDC783" w16cex:dateUtc="2026-10-05T09:08:00Z"/>
+  <w16cex:commentExtensible w16cex:durableId="5122BC92" w16cex:dateUtc="2026-10-05T09:58:00Z"/>
+  <w16cex:commentExtensible w16cex:durableId="3B0C9E14" w16cex:dateUtc="2026-10-05T09:58:00Z"/>
+  <w16cex:commentExtensible w16cex:durableId="21456794" w16cex:dateUtc="2026-10-05T10:00:00Z"/>
 </w16cex:commentsExtensible>
 </file>
 
 <file path=word/commentsIds.xml><?xml version="1.0" encoding="utf-8"?>
 <w16cid:commentsIds xmlns:wpc="http://schemas.microsoft.com/office/word/2010/wordprocessingCanvas" xmlns:cx="http://schemas.microsoft.com/office/drawing/2014/chartex" xmlns:cx1="http://schemas.microsoft.com/office/drawing/2015/9/8/chartex" xmlns:cx2="http://schemas.microsoft.com/office/drawing/2015/10/21/chartex" xmlns:cx3="http://schemas.microsoft.com/office/drawing/2016/5/9/chartex" xmlns:cx4="http://schemas.microsoft.com/office/drawing/2016/5/10/chartex" xmlns:cx5="http://schemas.microsoft.com/office/drawing/2016/5/11/chartex" xmlns:cx6="http://schemas.microsoft.com/office/drawing/2016/5/12/chartex" xmlns:cx7="http://schemas.microsoft.com/office/drawing/2016/5/13/chartex" xmlns:cx8="http://schemas.microsoft.com/office/drawing/2016/5/14/chartex" xmlns:mc="http://schemas.openxmlformats.org/markup-compatibility/2006" xmlns:aink="http://schemas.microsoft.com/office/drawing/2016/ink" xmlns:am3d="http://schemas.microsoft.com/office/drawing/2017/model3d" xmlns:o="urn:schemas-microsoft-com:office:office" xmlns:oel="http://schemas.microsoft.com/office/2019/extlst" xmlns:r="http://schemas.openxmlformats.org/officeDocument/2006/relationships" xmlns:m="http://schemas.openxmlformats.org/officeDocument/2006/math" xmlns:v="urn:schemas-microsoft-com:vml" xmlns:wp14="http://schemas.microsoft.com/office/word/2010/wordprocessingDrawing" xmlns:wp="http://schemas.openxmlformats.org/drawingml/2006/wordprocessingDrawing" xmlns:w10="urn:schemas-microsoft-com:office:word" xmlns:w="http://schemas.openxmlformats.org/wordprocessingml/2006/main" xmlns:w14="http://schemas.microsoft.com/office/word/2010/wordml" xmlns:w15="http://schemas.microsoft.com/office/word/2012/wordml" xmlns:w16cex="http://schemas.microsoft.com/office/word/2018/wordml/cex" xmlns:w16cid="http://schemas.microsoft.com/office/word/2016/wordml/cid" xmlns:w16="http://schemas.microsoft.com/office/word/2018/wordml" xmlns:w16sdtdh="http://schemas.microsoft.com/office/word/2020/wordml/sdtdatahash" xmlns:w16se="http://schemas.microsoft.com/office/word/2015/wordml/symex" xmlns:wpg="http://schemas.microsoft.com/office/word/2010/wordprocessingGroup" xmlns:wpi="http://schemas.microsoft.com/office/word/2010/wordprocessingInk" xmlns:wne="http://schemas.microsoft.com/office/word/2006/wordml" xmlns:wps="http://schemas.microsoft.com/office/word/2010/wordprocessingShape" mc:Ignorable="w14 w15 w16se w16cid w16 w16cex w16sdtdh wp14">
-  <w16cid:commentId w16cid:paraId="10ECE6F5" w16cid:durableId="4954ED59"/>
-  <w16cid:commentId w16cid:paraId="5FB4FD83" w16cid:durableId="52A3C59A"/>
+  <w16cid:commentId w16cid:paraId="69B58EC3" w16cid:durableId="44723956"/>
+  <w16cid:commentId w16cid:paraId="347EF188" w16cid:durableId="1A339D0F"/>
   <w16cid:commentId w16cid:paraId="463BFCC7" w16cid:durableId="7845A70B"/>
+  <w16cid:commentId w16cid:paraId="44837761" w16cid:durableId="7225DC82"/>
+  <w16cid:commentId w16cid:paraId="73BF09CC" w16cid:durableId="000BB29F"/>
+  <w16cid:commentId w16cid:paraId="593722D8" w16cid:durableId="7A742839"/>
   <w16cid:commentId w16cid:paraId="29733001" w16cid:durableId="70107C70"/>
   <w16cid:commentId w16cid:paraId="1D1F63A1" w16cid:durableId="09A28619"/>
+  <w16cid:commentId w16cid:paraId="7830D208" w16cid:durableId="72BE7D9C"/>
+  <w16cid:commentId w16cid:paraId="4A346C65" w16cid:durableId="5C8E4403"/>
+  <w16cid:commentId w16cid:paraId="0B6070AF" w16cid:durableId="1538643C"/>
+  <w16cid:commentId w16cid:paraId="78175D25" w16cid:durableId="687AE27E"/>
+  <w16cid:commentId w16cid:paraId="5AFDA85F" w16cid:durableId="5583AD88"/>
   <w16cid:commentId w16cid:paraId="1313EF87" w16cid:durableId="3DE0D30F"/>
+  <w16cid:commentId w16cid:paraId="3DF2ADF6" w16cid:durableId="4D07E4CA"/>
+  <w16cid:commentId w16cid:paraId="02F1B2DB" w16cid:durableId="180FEDF0"/>
+  <w16cid:commentId w16cid:paraId="4EAF8475" w16cid:durableId="7890FA74"/>
   <w16cid:commentId w16cid:paraId="1FAC6745" w16cid:durableId="13AC2003"/>
+  <w16cid:commentId w16cid:paraId="37F4D209" w16cid:durableId="2A78C4E7"/>
+  <w16cid:commentId w16cid:paraId="5CF6FFBB" w16cid:durableId="5F2148F1"/>
+  <w16cid:commentId w16cid:paraId="14CE4A76" w16cid:durableId="6FCDC783"/>
+  <w16cid:commentId w16cid:paraId="42856EC3" w16cid:durableId="5122BC92"/>
+  <w16cid:commentId w16cid:paraId="1A6B4240" w16cid:durableId="3B0C9E14"/>
+  <w16cid:commentId w16cid:paraId="6E7F9AB2" w16cid:durableId="21456794"/>
 </w16cid:commentsIds>
 </file>
 
@@ -4892,7 +5871,7 @@
 <w:numbering xmlns:wpc="http://schemas.microsoft.com/office/word/2010/wordprocessingCanvas" xmlns:cx="http://schemas.microsoft.com/office/drawing/2014/chartex" xmlns:cx1="http://schemas.microsoft.com/office/drawing/2015/9/8/chartex" xmlns:cx2="http://schemas.microsoft.com/office/drawing/2015/10/21/chartex" xmlns:cx3="http://schemas.microsoft.com/office/drawing/2016/5/9/chartex" xmlns:cx4="http://schemas.microsoft.com/office/drawing/2016/5/10/chartex" xmlns:cx5="http://schemas.microsoft.com/office/drawing/2016/5/11/chartex" xmlns:cx6="http://schemas.microsoft.com/office/drawing/2016/5/12/chartex" xmlns:cx7="http://schemas.microsoft.com/office/drawing/2016/5/13/chartex" xmlns:cx8="http://schemas.microsoft.com/office/drawing/2016/5/14/chartex" xmlns:mc="http://schemas.openxmlformats.org/markup-compatibility/2006" xmlns:aink="http://schemas.microsoft.com/office/drawing/2016/ink" xmlns:am3d="http://schemas.microsoft.com/office/drawing/2017/model3d" xmlns:o="urn:schemas-microsoft-com:office:office" xmlns:oel="http://schemas.microsoft.com/office/2019/extlst" xmlns:r="http://schemas.openxmlformats.org/officeDocument/2006/relationships" xmlns:m="http://schemas.openxmlformats.org/officeDocument/2006/math" xmlns:v="urn:schemas-microsoft-com:vml" xmlns:wp14="http://schemas.microsoft.com/office/word/2010/wordprocessingDrawing" xmlns:wp="http://schemas.openxmlformats.org/drawingml/2006/wordprocessingDrawing" xmlns:w10="urn:schemas-microsoft-com:office:word" xmlns:w="http://schemas.openxmlformats.org/wordprocessingml/2006/main" xmlns:w14="http://schemas.microsoft.com/office/word/2010/wordml" xmlns:w15="http://schemas.microsoft.com/office/word/2012/wordml" xmlns:w16cex="http://schemas.microsoft.com/office/word/2018/wordml/cex" xmlns:w16cid="http://schemas.microsoft.com/office/word/2016/wordml/cid" xmlns:w16="http://schemas.microsoft.com/office/word/2018/wordml" xmlns:w16sdtdh="http://schemas.microsoft.com/office/word/2020/wordml/sdtdatahash" xmlns:w16se="http://schemas.microsoft.com/office/word/2015/wordml/symex" xmlns:wpg="http://schemas.microsoft.com/office/word/2010/wordprocessingGroup" xmlns:wpi="http://schemas.microsoft.com/office/word/2010/wordprocessingInk" xmlns:wne="http://schemas.microsoft.com/office/word/2006/wordml" xmlns:wps="http://schemas.microsoft.com/office/word/2010/wordprocessingShape" mc:Ignorable="w14 w15 w16se w16cid w16 w16cex w16sdtdh wp14">
   <w:numPicBullet w:numPicBulletId="0">
     <w:pict>
-      <v:rect id="_x0000_i1032" style="width:0;height:1.5pt" o:hralign="center" o:bullet="t" o:hrstd="t" o:hr="t" fillcolor="#a0a0a0" stroked="f"/>
+      <v:rect id="_x0000_i1057" style="width:0;height:1.5pt" o:hralign="center" o:bullet="t" o:hrstd="t" o:hr="t" fillcolor="#a0a0a0" stroked="f"/>
     </w:pict>
   </w:numPicBullet>
   <w:abstractNum w:abstractNumId="0" w15:restartNumberingAfterBreak="0">

--- a/Lõputöö kirjeldus.docx
+++ b/Lõputöö kirjeldus.docx
@@ -100,7 +100,13 @@
         <w:rPr>
           <w:noProof/>
         </w:rPr>
-        <w:t xml:space="preserve"> Uurida, kas kinnisvara põgeneb tavainimese eest kiiremini kui sissetulekud tõusevad.</w:t>
+        <w:t xml:space="preserve"> Uurida, kas kinnisvara põgeneb tavainimese eest kiiremini kui sissetulekud tõusevad</w:t>
+      </w:r>
+      <w:r>
+        <w:rPr>
+          <w:noProof/>
+        </w:rPr>
+        <w:t>.</w:t>
       </w:r>
     </w:p>
     <w:p>
@@ -228,7 +234,24 @@
         <w:rPr>
           <w:noProof/>
         </w:rPr>
-        <w:t>Äriprobleem (Üldine)</w:t>
+        <w:t xml:space="preserve">Äriprobleem </w:t>
+      </w:r>
+      <w:commentRangeStart w:id="0"/>
+      <w:r>
+        <w:rPr>
+          <w:strike/>
+          <w:noProof/>
+        </w:rPr>
+        <w:t>(Üldine)</w:t>
+      </w:r>
+      <w:commentRangeEnd w:id="0"/>
+      <w:r>
+        <w:rPr>
+          <w:rStyle w:val="CommentReference"/>
+          <w:rFonts w:asciiTheme="minorHAnsi" w:eastAsiaTheme="minorHAnsi" w:hAnsiTheme="minorHAnsi" w:cstheme="minorBidi"/>
+          <w:color w:val="auto"/>
+        </w:rPr>
+        <w:commentReference w:id="0"/>
       </w:r>
     </w:p>
     <w:p>
@@ -298,13 +321,31 @@
         <w:rPr>
           <w:noProof/>
         </w:rPr>
-        <w:t xml:space="preserve"> ja THI</w:t>
-      </w:r>
-      <w:r>
-        <w:rPr>
-          <w:noProof/>
-        </w:rPr>
-        <w:t xml:space="preserve">-d, </w:t>
+        <w:t xml:space="preserve"> ja </w:t>
+      </w:r>
+      <w:r>
+        <w:rPr>
+          <w:noProof/>
+        </w:rPr>
+        <w:t>tarbijahinna  indeksit (</w:t>
+      </w:r>
+      <w:r>
+        <w:rPr>
+          <w:noProof/>
+        </w:rPr>
+        <w:t>THI</w:t>
+      </w:r>
+      <w:r>
+        <w:rPr>
+          <w:noProof/>
+        </w:rPr>
+        <w:t>)</w:t>
+      </w:r>
+      <w:r>
+        <w:rPr>
+          <w:noProof/>
+        </w:rPr>
+        <w:t xml:space="preserve">, </w:t>
       </w:r>
       <w:r>
         <w:rPr>
@@ -340,31 +381,19 @@
         <w:rPr>
           <w:noProof/>
         </w:rPr>
-        <w:t xml:space="preserve">ning </w:t>
-      </w:r>
-      <w:r>
-        <w:rPr>
-          <w:noProof/>
-        </w:rPr>
-        <w:t xml:space="preserve">kas </w:t>
-      </w:r>
-      <w:r>
-        <w:rPr>
-          <w:noProof/>
-        </w:rPr>
-        <w:t xml:space="preserve">brutopalgal, </w:t>
-      </w:r>
-      <w:r>
-        <w:rPr>
-          <w:noProof/>
-        </w:rPr>
-        <w:t>intressimäära suurusel ja tarbijahinnaindeksil (THI) on mõju kinnisvara hindade</w:t>
-      </w:r>
-      <w:r>
-        <w:rPr>
-          <w:noProof/>
-        </w:rPr>
-        <w:t xml:space="preserve"> kujunemisele</w:t>
+        <w:t>ning kas brutopalgal, intressimäära suurusel ja THI</w:t>
+      </w:r>
+      <w:r>
+        <w:rPr>
+          <w:noProof/>
+        </w:rPr>
+        <w:t>-l</w:t>
+      </w:r>
+      <w:r>
+        <w:rPr>
+          <w:noProof/>
+        </w:rPr>
+        <w:t xml:space="preserve"> on mõju kinnisvara hindade kujunemisele</w:t>
       </w:r>
       <w:r>
         <w:rPr>
@@ -1085,27 +1114,53 @@
           <w:noProof/>
         </w:rPr>
       </w:pPr>
-      <w:commentRangeStart w:id="0"/>
+      <w:commentRangeStart w:id="1"/>
       <w:r>
         <w:rPr>
           <w:noProof/>
         </w:rPr>
         <w:t>Andmeallikad</w:t>
       </w:r>
-      <w:commentRangeEnd w:id="0"/>
+      <w:commentRangeEnd w:id="1"/>
       <w:r>
         <w:rPr>
           <w:rStyle w:val="CommentReference"/>
           <w:rFonts w:asciiTheme="minorHAnsi" w:eastAsiaTheme="minorHAnsi" w:hAnsiTheme="minorHAnsi" w:cstheme="minorBidi"/>
           <w:color w:val="auto"/>
         </w:rPr>
-        <w:commentReference w:id="0"/>
+        <w:commentReference w:id="1"/>
       </w:r>
       <w:r>
         <w:rPr>
           <w:noProof/>
         </w:rPr>
         <w:t xml:space="preserve"> ja metoodilised piirangud</w:t>
+      </w:r>
+    </w:p>
+    <w:p>
+      <w:r>
+        <w:t>Andmed pärinevad Statistikaamet</w:t>
+      </w:r>
+      <w:r>
+        <w:t>i</w:t>
+      </w:r>
+      <w:r>
+        <w:t>, Eesti Pan</w:t>
+      </w:r>
+      <w:r>
+        <w:t>ga ja</w:t>
+      </w:r>
+      <w:r>
+        <w:t xml:space="preserve"> Maa-amet</w:t>
+      </w:r>
+      <w:r>
+        <w:t xml:space="preserve">i avalikest andmetest </w:t>
+      </w:r>
+      <w:r>
+        <w:t>allalaetuna csv failidena.</w:t>
+      </w:r>
+      <w:r>
+        <w:t xml:space="preserve"> </w:t>
       </w:r>
     </w:p>
     <w:p>
@@ -1170,25 +1225,18 @@
         <w:rPr>
           <w:noProof/>
         </w:rPr>
-        <w:t xml:space="preserve">2. </w:t>
-      </w:r>
-      <w:commentRangeStart w:id="1"/>
-      <w:r>
-        <w:rPr>
-          <w:noProof/>
-        </w:rPr>
-        <w:t>Palgastatistika piirang ja lahendus</w:t>
-      </w:r>
-      <w:commentRangeEnd w:id="1"/>
-      <w:r>
-        <w:rPr>
-          <w:rStyle w:val="CommentReference"/>
-        </w:rPr>
-        <w:commentReference w:id="1"/>
+        <w:t xml:space="preserve">2. Palgastatistika </w:t>
+      </w:r>
+      <w:r>
+        <w:rPr>
+          <w:noProof/>
+        </w:rPr>
+        <w:t>andmed:</w:t>
       </w:r>
     </w:p>
     <w:p>
       <w:pPr>
+        <w:pStyle w:val="ListParagraph"/>
         <w:numPr>
           <w:ilvl w:val="0"/>
           <w:numId w:val="52"/>
@@ -1203,13 +1251,7 @@
           <w:bCs/>
           <w:noProof/>
         </w:rPr>
-        <w:t>Kriitiline muutus:</w:t>
-      </w:r>
-      <w:r>
-        <w:rPr>
-          <w:noProof/>
-        </w:rPr>
-        <w:t xml:space="preserve"> </w:t>
+        <w:t>Allikas:</w:t>
       </w:r>
       <w:r>
         <w:rPr>
@@ -1217,13 +1259,13 @@
           <w:bCs/>
           <w:noProof/>
         </w:rPr>
-        <w:t>2023. aasta 1. kvartalis</w:t>
-      </w:r>
-      <w:r>
-        <w:rPr>
-          <w:noProof/>
-        </w:rPr>
-        <w:t xml:space="preserve"> toimus üleminek valimipõhiselt uuringult registripõhisele (MTA TÖR ja TSD andmed).</w:t>
+        <w:t xml:space="preserve"> </w:t>
+      </w:r>
+      <w:r>
+        <w:rPr>
+          <w:noProof/>
+        </w:rPr>
+        <w:t>Statistikaamet</w:t>
       </w:r>
     </w:p>
     <w:p>
@@ -1242,13 +1284,27 @@
           <w:bCs/>
           <w:noProof/>
         </w:rPr>
-        <w:t>Mõju:</w:t>
-      </w:r>
-      <w:r>
-        <w:rPr>
-          <w:noProof/>
-        </w:rPr>
-        <w:t xml:space="preserve"> Registripõhine süsteem kaasab ka mikroettevõtted, mis tekitab andmetesse kunstliku nihke ehk "hinnahüppe".</w:t>
+        <w:t>Kriitiline muutus:</w:t>
+      </w:r>
+      <w:r>
+        <w:rPr>
+          <w:noProof/>
+        </w:rPr>
+        <w:t xml:space="preserve"> </w:t>
+      </w:r>
+      <w:r>
+        <w:rPr>
+          <w:b/>
+          <w:bCs/>
+          <w:noProof/>
+        </w:rPr>
+        <w:t>2023. aasta 1. kvartalis</w:t>
+      </w:r>
+      <w:r>
+        <w:rPr>
+          <w:noProof/>
+        </w:rPr>
+        <w:t xml:space="preserve"> toimus üleminek valimipõhiselt uuringult registripõhisele (MTA TÖR ja TSD andmed).</w:t>
       </w:r>
     </w:p>
     <w:p>
@@ -1267,6 +1323,32 @@
           <w:bCs/>
           <w:noProof/>
         </w:rPr>
+        <w:lastRenderedPageBreak/>
+        <w:t>Mõju:</w:t>
+      </w:r>
+      <w:r>
+        <w:rPr>
+          <w:noProof/>
+        </w:rPr>
+        <w:t xml:space="preserve"> Registripõhine süsteem kaasab ka mikroettevõtted, mis tekitab andmetesse kunstliku nihke ehk "hinnahüppe".</w:t>
+      </w:r>
+    </w:p>
+    <w:p>
+      <w:pPr>
+        <w:numPr>
+          <w:ilvl w:val="0"/>
+          <w:numId w:val="52"/>
+        </w:numPr>
+        <w:rPr>
+          <w:noProof/>
+        </w:rPr>
+      </w:pPr>
+      <w:r>
+        <w:rPr>
+          <w:b/>
+          <w:bCs/>
+          <w:noProof/>
+        </w:rPr>
         <w:t>Lahendus:</w:t>
       </w:r>
       <w:r>
@@ -1290,7 +1372,6 @@
         <w:rPr>
           <w:noProof/>
         </w:rPr>
-        <w:lastRenderedPageBreak/>
         <w:t>PA21 (2005–2017)</w:t>
       </w:r>
     </w:p>
@@ -1415,6 +1496,12 @@
         </w:rPr>
         <w:t xml:space="preserve"> Statistikaameti tarbijahinnaindeks (THI).</w:t>
       </w:r>
+      <w:r>
+        <w:rPr>
+          <w:noProof/>
+        </w:rPr>
+        <w:t xml:space="preserve"> Tabel IA002 (ilma väliskaubandusstatistika andmeteta).</w:t>
+      </w:r>
     </w:p>
     <w:p>
       <w:pPr>
@@ -1455,7 +1542,25 @@
         <w:rPr>
           <w:noProof/>
         </w:rPr>
-        <w:t>Andmed on koondatud PostgreSQL andmebaasi skeemi grupitoo_kv.</w:t>
+        <w:t>Andmed on koondatud PostgreSQL andmebaasi</w:t>
+      </w:r>
+      <w:r>
+        <w:rPr>
+          <w:noProof/>
+        </w:rPr>
+        <w:t>, mis on salvestatud</w:t>
+      </w:r>
+      <w:r>
+        <w:rPr>
+          <w:noProof/>
+        </w:rPr>
+        <w:t xml:space="preserve"> skeemi grupitoo_kv.</w:t>
+      </w:r>
+      <w:r>
+        <w:rPr>
+          <w:noProof/>
+        </w:rPr>
+        <w:t xml:space="preserve"> </w:t>
       </w:r>
     </w:p>
     <w:p>
@@ -1475,14 +1580,42 @@
       <w:commentRangeStart w:id="3"/>
       <w:commentRangeStart w:id="4"/>
       <w:commentRangeStart w:id="5"/>
+      <w:commentRangeEnd w:id="5"/>
+      <w:r>
+        <w:rPr>
+          <w:rStyle w:val="CommentReference"/>
+        </w:rPr>
+        <w:commentReference w:id="5"/>
+      </w:r>
+      <w:commentRangeEnd w:id="2"/>
+      <w:r>
+        <w:rPr>
+          <w:rStyle w:val="CommentReference"/>
+        </w:rPr>
+        <w:commentReference w:id="2"/>
+      </w:r>
+      <w:commentRangeEnd w:id="3"/>
+      <w:r>
+        <w:rPr>
+          <w:rStyle w:val="CommentReference"/>
+        </w:rPr>
+        <w:commentReference w:id="3"/>
+      </w:r>
+      <w:commentRangeEnd w:id="4"/>
+      <w:r>
+        <w:rPr>
+          <w:rStyle w:val="CommentReference"/>
+        </w:rPr>
+        <w:commentReference w:id="4"/>
+      </w:r>
       <w:r>
         <w:rPr>
           <w:noProof/>
         </w:rPr>
         <w:drawing>
-          <wp:inline distT="0" distB="0" distL="0" distR="0" wp14:anchorId="5E438B32" wp14:editId="17584FA4">
-            <wp:extent cx="5731510" cy="2758440"/>
-            <wp:effectExtent l="0" t="0" r="2540" b="3810"/>
+          <wp:inline distT="0" distB="0" distL="0" distR="0" wp14:anchorId="7B2CC0BD" wp14:editId="3A3BBDD6">
+            <wp:extent cx="5922179" cy="2958465"/>
+            <wp:effectExtent l="0" t="0" r="2540" b="0"/>
             <wp:docPr id="1" name="Picture 1"/>
             <wp:cNvGraphicFramePr>
               <a:graphicFrameLocks xmlns:a="http://schemas.openxmlformats.org/drawingml/2006/main" noChangeAspect="1"/>
@@ -1503,7 +1636,7 @@
                   <pic:spPr>
                     <a:xfrm>
                       <a:off x="0" y="0"/>
-                      <a:ext cx="5731510" cy="2758440"/>
+                      <a:ext cx="5923505" cy="2959127"/>
                     </a:xfrm>
                     <a:prstGeom prst="rect">
                       <a:avLst/>
@@ -1515,34 +1648,6 @@
           </wp:inline>
         </w:drawing>
       </w:r>
-      <w:commentRangeEnd w:id="2"/>
-      <w:r>
-        <w:rPr>
-          <w:rStyle w:val="CommentReference"/>
-        </w:rPr>
-        <w:commentReference w:id="2"/>
-      </w:r>
-      <w:commentRangeEnd w:id="3"/>
-      <w:r>
-        <w:rPr>
-          <w:rStyle w:val="CommentReference"/>
-        </w:rPr>
-        <w:commentReference w:id="3"/>
-      </w:r>
-      <w:commentRangeEnd w:id="4"/>
-      <w:r>
-        <w:rPr>
-          <w:rStyle w:val="CommentReference"/>
-        </w:rPr>
-        <w:commentReference w:id="4"/>
-      </w:r>
-      <w:commentRangeEnd w:id="5"/>
-      <w:r>
-        <w:rPr>
-          <w:rStyle w:val="CommentReference"/>
-        </w:rPr>
-        <w:commentReference w:id="5"/>
-      </w:r>
     </w:p>
     <w:p>
       <w:pPr>
@@ -1551,98 +1656,35 @@
           <w:noProof/>
         </w:rPr>
       </w:pPr>
+      <w:r>
+        <w:rPr>
+          <w:noProof/>
+        </w:rPr>
+        <w:lastRenderedPageBreak/>
+        <w:t>Dim</w:t>
+      </w:r>
+      <w:r>
+        <w:rPr>
+          <w:noProof/>
+        </w:rPr>
+        <w:t>-mudel SQL andmebaasis</w:t>
+      </w:r>
     </w:p>
     <w:p>
-      <w:pPr>
-        <w:pStyle w:val="Heading1"/>
-        <w:rPr>
-          <w:noProof/>
-        </w:rPr>
-      </w:pPr>
-      <w:r>
-        <w:rPr>
-          <w:noProof/>
-        </w:rPr>
-        <w:t>Dimensioonitabelid</w:t>
-      </w:r>
-    </w:p>
-    <w:p/>
-    <w:p>
-      <w:pPr>
-        <w:rPr>
-          <w:b/>
-          <w:bCs/>
-        </w:rPr>
-      </w:pPr>
-      <w:proofErr w:type="spellStart"/>
-      <w:r>
-        <w:rPr>
-          <w:b/>
-          <w:bCs/>
-        </w:rPr>
-        <w:t>Dim</w:t>
-      </w:r>
-      <w:proofErr w:type="spellEnd"/>
-      <w:r>
-        <w:rPr>
-          <w:b/>
-          <w:bCs/>
-        </w:rPr>
-        <w:t xml:space="preserve">-mudel </w:t>
-      </w:r>
-      <w:proofErr w:type="spellStart"/>
-      <w:r>
-        <w:rPr>
-          <w:b/>
-          <w:bCs/>
-        </w:rPr>
+      <w:r>
+        <w:t xml:space="preserve">Struktureeritud failide import kohalikule </w:t>
+      </w:r>
+      <w:r>
         <w:t>Postgres</w:t>
       </w:r>
       <w:r>
-        <w:rPr>
-          <w:b/>
-          <w:bCs/>
-        </w:rPr>
-        <w:t>SQL</w:t>
-      </w:r>
-      <w:proofErr w:type="spellEnd"/>
-      <w:r>
-        <w:rPr>
-          <w:b/>
-          <w:bCs/>
-        </w:rPr>
-        <w:t xml:space="preserve"> </w:t>
-      </w:r>
-      <w:commentRangeStart w:id="6"/>
-      <w:commentRangeStart w:id="7"/>
-      <w:commentRangeStart w:id="8"/>
-      <w:r>
-        <w:rPr>
-          <w:b/>
-          <w:bCs/>
-        </w:rPr>
-        <w:t>andmebaasis</w:t>
-      </w:r>
-      <w:commentRangeEnd w:id="6"/>
-      <w:r>
-        <w:rPr>
-          <w:rStyle w:val="CommentReference"/>
-        </w:rPr>
-        <w:commentReference w:id="6"/>
-      </w:r>
-      <w:commentRangeEnd w:id="7"/>
-      <w:r>
-        <w:rPr>
-          <w:rStyle w:val="CommentReference"/>
-        </w:rPr>
-        <w:commentReference w:id="7"/>
-      </w:r>
-      <w:commentRangeEnd w:id="8"/>
-      <w:r>
-        <w:rPr>
-          <w:rStyle w:val="CommentReference"/>
-        </w:rPr>
-        <w:commentReference w:id="8"/>
+        <w:t>SQL andmebaasi</w:t>
+      </w:r>
+      <w:r>
+        <w:t>le</w:t>
+      </w:r>
+      <w:r>
+        <w:t>.</w:t>
       </w:r>
     </w:p>
     <w:p>
@@ -1650,7 +1692,6 @@
         <w:rPr>
           <w:noProof/>
         </w:rPr>
-        <w:lastRenderedPageBreak/>
         <w:drawing>
           <wp:inline distT="0" distB="0" distL="0" distR="0" wp14:anchorId="69265019" wp14:editId="3ED47783">
             <wp:extent cx="5731510" cy="4277995"/>
@@ -1689,127 +1730,121 @@
       </w:r>
     </w:p>
     <w:p>
-      <w:r>
-        <w:t>F</w:t>
-      </w:r>
-      <w:r>
-        <w:t xml:space="preserve">aktitabeli </w:t>
-      </w:r>
-      <w:proofErr w:type="spellStart"/>
-      <w:r>
-        <w:t>fact_</w:t>
-      </w:r>
-      <w:r>
-        <w:t>kv</w:t>
-      </w:r>
-      <w:proofErr w:type="spellEnd"/>
-      <w:r>
-        <w:t xml:space="preserve"> </w:t>
-      </w:r>
-      <w:commentRangeStart w:id="9"/>
-      <w:proofErr w:type="spellStart"/>
-      <w:r>
-        <w:t>grain</w:t>
-      </w:r>
-      <w:commentRangeEnd w:id="9"/>
-      <w:proofErr w:type="spellEnd"/>
-      <w:r>
-        <w:rPr>
-          <w:rStyle w:val="CommentReference"/>
-        </w:rPr>
-        <w:commentReference w:id="9"/>
-      </w:r>
-      <w:r>
-        <w:t xml:space="preserve"> on</w:t>
-      </w:r>
-      <w:r>
-        <w:t xml:space="preserve"> ühe maakonna korterite keskmine m2 hind ühes kvartalis.</w:t>
-      </w:r>
-      <w:r>
-        <w:t xml:space="preserve"> 4 veergu, 1289 rida. Ajaperiood 2005-2026, 15 maakonda.</w:t>
+      <w:pPr>
+        <w:pStyle w:val="Heading2"/>
+      </w:pPr>
+      <w:r>
+        <w:t>Faktitabelid:</w:t>
       </w:r>
     </w:p>
     <w:p>
       <w:r>
-        <w:t xml:space="preserve">Faktitabeli </w:t>
-      </w:r>
-      <w:proofErr w:type="spellStart"/>
-      <w:r>
-        <w:t>fact_palk</w:t>
-      </w:r>
-      <w:proofErr w:type="spellEnd"/>
+        <w:rPr>
+          <w:b/>
+          <w:bCs/>
+        </w:rPr>
+        <w:t>fact_kv</w:t>
+      </w:r>
       <w:r>
         <w:t xml:space="preserve"> </w:t>
       </w:r>
-      <w:proofErr w:type="spellStart"/>
+      <w:r>
+        <w:t xml:space="preserve">= </w:t>
+      </w:r>
+      <w:commentRangeStart w:id="6"/>
+      <w:commentRangeStart w:id="7"/>
       <w:r>
         <w:t>grain</w:t>
       </w:r>
-      <w:proofErr w:type="spellEnd"/>
-      <w:r>
-        <w:t xml:space="preserve"> on ühe maakonna keskmine brutopalk ühes kvartalis.</w:t>
-      </w:r>
-      <w:r>
-        <w:t xml:space="preserve"> 3 veergu, </w:t>
-      </w:r>
-      <w:commentRangeStart w:id="10"/>
-      <w:r>
-        <w:t>1290</w:t>
-      </w:r>
-      <w:commentRangeEnd w:id="10"/>
+      <w:commentRangeEnd w:id="6"/>
       <w:r>
         <w:rPr>
           <w:rStyle w:val="CommentReference"/>
         </w:rPr>
-        <w:commentReference w:id="10"/>
-      </w:r>
-      <w:r>
-        <w:t xml:space="preserve"> rida. Ajaperiood 2005-2026, 15 maakonda.</w:t>
+        <w:commentReference w:id="6"/>
+      </w:r>
+      <w:commentRangeEnd w:id="7"/>
+      <w:r>
+        <w:rPr>
+          <w:rStyle w:val="CommentReference"/>
+        </w:rPr>
+        <w:commentReference w:id="7"/>
+      </w:r>
+      <w:r>
+        <w:t xml:space="preserve"> on</w:t>
+      </w:r>
+      <w:r>
+        <w:t xml:space="preserve"> ühe maakonna korterite keskmine m2 hind ühes kvartalis.</w:t>
+      </w:r>
+      <w:r>
+        <w:t xml:space="preserve"> 4 veergu, 1289 rida. Ajaperiood 2005-2026, 15 maakonda.</w:t>
       </w:r>
     </w:p>
     <w:p>
       <w:r>
-        <w:t xml:space="preserve">Faktitabeli </w:t>
-      </w:r>
-      <w:proofErr w:type="spellStart"/>
-      <w:r>
-        <w:t>fact_intressid</w:t>
-      </w:r>
-      <w:proofErr w:type="spellEnd"/>
+        <w:rPr>
+          <w:b/>
+          <w:bCs/>
+        </w:rPr>
+        <w:t>F</w:t>
+      </w:r>
+      <w:r>
+        <w:rPr>
+          <w:b/>
+          <w:bCs/>
+        </w:rPr>
+        <w:t>act_palk</w:t>
+      </w:r>
       <w:r>
         <w:t xml:space="preserve"> </w:t>
       </w:r>
-      <w:proofErr w:type="spellStart"/>
-      <w:r>
-        <w:t>grain</w:t>
-      </w:r>
-      <w:proofErr w:type="spellEnd"/>
-      <w:r>
-        <w:t xml:space="preserve"> on Eesti keskmine laenuintressi määr ühes kvartalis.</w:t>
-      </w:r>
-      <w:r>
-        <w:t xml:space="preserve"> 2 veergu, 86 rida. Ajaperiood 2005-2026.</w:t>
+      <w:r>
+        <w:t xml:space="preserve">= </w:t>
+      </w:r>
+      <w:r>
+        <w:t>grain on ühe maakonna keskmine brutopalk ühes kvartalis.</w:t>
+      </w:r>
+      <w:r>
+        <w:t xml:space="preserve"> 3 veergu, </w:t>
+      </w:r>
+      <w:commentRangeStart w:id="8"/>
+      <w:r>
+        <w:t>1290</w:t>
+      </w:r>
+      <w:commentRangeEnd w:id="8"/>
+      <w:r>
+        <w:rPr>
+          <w:rStyle w:val="CommentReference"/>
+        </w:rPr>
+        <w:commentReference w:id="8"/>
+      </w:r>
+      <w:r>
+        <w:t xml:space="preserve"> rida. Ajaperiood 2005-2026, 15 maakonda.</w:t>
       </w:r>
     </w:p>
     <w:p>
       <w:r>
-        <w:t xml:space="preserve">Faktitabeli </w:t>
-      </w:r>
-      <w:proofErr w:type="spellStart"/>
-      <w:r>
-        <w:t>fact_thi</w:t>
-      </w:r>
-      <w:proofErr w:type="spellEnd"/>
+        <w:rPr>
+          <w:b/>
+          <w:bCs/>
+        </w:rPr>
+        <w:t>F</w:t>
+      </w:r>
+      <w:r>
+        <w:rPr>
+          <w:b/>
+          <w:bCs/>
+        </w:rPr>
+        <w:t>act_intressid</w:t>
+      </w:r>
       <w:r>
         <w:t xml:space="preserve"> </w:t>
       </w:r>
-      <w:proofErr w:type="spellStart"/>
-      <w:r>
-        <w:t>grain</w:t>
-      </w:r>
-      <w:proofErr w:type="spellEnd"/>
-      <w:r>
-        <w:t xml:space="preserve"> on Eesti keskmine THI indeks ühes kvartalis.</w:t>
+      <w:r>
+        <w:t xml:space="preserve">= </w:t>
+      </w:r>
+      <w:r>
+        <w:t>grain on Eesti keskmine laenuintressi määr ühes kvartalis.</w:t>
       </w:r>
       <w:r>
         <w:t xml:space="preserve"> 2 veergu, 86 rida. Ajaperiood 2005-2026.</w:t>
@@ -1817,110 +1852,136 @@
     </w:p>
     <w:p>
       <w:r>
-        <w:t>Dim</w:t>
-      </w:r>
-      <w:r>
-        <w:t>ensiooni</w:t>
-      </w:r>
-      <w:r>
-        <w:t xml:space="preserve">tabeli </w:t>
-      </w:r>
-      <w:proofErr w:type="spellStart"/>
-      <w:r>
-        <w:t>dim_county</w:t>
-      </w:r>
-      <w:proofErr w:type="spellEnd"/>
+        <w:rPr>
+          <w:b/>
+          <w:bCs/>
+        </w:rPr>
+        <w:t>Fact_thi</w:t>
+      </w:r>
       <w:r>
         <w:t xml:space="preserve"> </w:t>
       </w:r>
-      <w:proofErr w:type="spellStart"/>
-      <w:r>
-        <w:t>grain</w:t>
-      </w:r>
-      <w:proofErr w:type="spellEnd"/>
-      <w:r>
-        <w:t xml:space="preserve"> on üks unikaalne maakond.</w:t>
-      </w:r>
-      <w:r>
-        <w:t xml:space="preserve"> 2 veergu, 15 rida, 15 maakonda.</w:t>
+      <w:r>
+        <w:t xml:space="preserve">= </w:t>
+      </w:r>
+      <w:r>
+        <w:t>grain on Eesti keskmine THI indeks ühes kvartalis.</w:t>
+      </w:r>
+      <w:r>
+        <w:t xml:space="preserve"> 2 veergu, 86 rida. Ajaperiood 2005-2026.</w:t>
       </w:r>
     </w:p>
     <w:p>
-      <w:r>
-        <w:t xml:space="preserve">Dimensioonitabeli </w:t>
-      </w:r>
-      <w:proofErr w:type="spellStart"/>
-      <w:r>
+      <w:pPr>
+        <w:pStyle w:val="Heading1"/>
+      </w:pPr>
+      <w:r>
+        <w:t>Dim</w:t>
+      </w:r>
+      <w:r>
+        <w:t>ensiooni</w:t>
+      </w:r>
+      <w:r>
+        <w:t>tabeli</w:t>
+      </w:r>
+      <w:r>
+        <w:t>d:</w:t>
+      </w:r>
+    </w:p>
+    <w:p>
+      <w:r>
+        <w:rPr>
+          <w:b/>
+          <w:bCs/>
+        </w:rPr>
+        <w:t>dim_county</w:t>
+      </w:r>
+      <w:r>
+        <w:t xml:space="preserve"> </w:t>
+      </w:r>
+      <w:r>
+        <w:t xml:space="preserve">= </w:t>
+      </w:r>
+      <w:r>
+        <w:t>grain on üks unikaalne maakond.</w:t>
+      </w:r>
+      <w:r>
+        <w:t xml:space="preserve"> 2 veergu, 15 rida, 15 maakonda.</w:t>
+      </w:r>
+    </w:p>
+    <w:p>
+      <w:r>
+        <w:rPr>
+          <w:b/>
+          <w:bCs/>
+        </w:rPr>
         <w:t>dim_time</w:t>
       </w:r>
-      <w:proofErr w:type="spellEnd"/>
       <w:r>
         <w:t xml:space="preserve"> </w:t>
       </w:r>
-      <w:proofErr w:type="spellStart"/>
-      <w:r>
-        <w:t>grain</w:t>
-      </w:r>
-      <w:proofErr w:type="spellEnd"/>
-      <w:r>
-        <w:t xml:space="preserve"> on üks kvartal.</w:t>
+      <w:r>
+        <w:t xml:space="preserve">= </w:t>
+      </w:r>
+      <w:r>
+        <w:t>grain on üks kvartal.</w:t>
       </w:r>
       <w:r>
         <w:t xml:space="preserve"> 5 veergu, 86 rida. Ajaperiood 2005-</w:t>
       </w:r>
-      <w:commentRangeStart w:id="11"/>
+      <w:commentRangeStart w:id="9"/>
       <w:r>
         <w:t>2026 kõik kvartalid</w:t>
       </w:r>
-      <w:commentRangeEnd w:id="11"/>
+      <w:commentRangeEnd w:id="9"/>
       <w:r>
         <w:rPr>
           <w:rStyle w:val="CommentReference"/>
         </w:rPr>
-        <w:commentReference w:id="11"/>
+        <w:commentReference w:id="9"/>
       </w:r>
       <w:r>
         <w:t>.</w:t>
       </w:r>
     </w:p>
-    <w:p/>
     <w:p>
       <w:pPr>
-        <w:rPr>
-          <w:noProof/>
-        </w:rPr>
-      </w:pPr>
-      <w:r>
-        <w:rPr>
-          <w:noProof/>
-        </w:rPr>
-        <w:t xml:space="preserve">1. </w:t>
-      </w:r>
-      <w:commentRangeStart w:id="12"/>
-      <w:r>
-        <w:rPr>
-          <w:noProof/>
-        </w:rPr>
+        <w:pStyle w:val="Heading2"/>
+      </w:pPr>
+      <w:r>
+        <w:lastRenderedPageBreak/>
+        <w:t>1.</w:t>
+      </w:r>
+      <w:commentRangeStart w:id="10"/>
+      <w:r>
         <w:t>Maakondade</w:t>
       </w:r>
-      <w:commentRangeEnd w:id="12"/>
-      <w:r>
-        <w:rPr>
-          <w:rStyle w:val="CommentReference"/>
-        </w:rPr>
-        <w:commentReference w:id="12"/>
-      </w:r>
-      <w:r>
-        <w:rPr>
-          <w:noProof/>
-        </w:rPr>
+      <w:commentRangeEnd w:id="10"/>
+      <w:r>
+        <w:commentReference w:id="10"/>
+      </w:r>
+      <w:r>
         <w:t xml:space="preserve"> dimensioon (grupitoo_kv.Dim_County)</w:t>
       </w:r>
+    </w:p>
+    <w:p>
+      <w:pPr>
+        <w:pStyle w:val="ListParagraph"/>
+        <w:ind w:left="1440"/>
+      </w:pPr>
     </w:p>
     <w:tbl>
       <w:tblPr>
         <w:tblW w:w="0" w:type="auto"/>
         <w:tblCellSpacing w:w="15" w:type="dxa"/>
+        <w:tblBorders>
+          <w:top w:val="single" w:sz="4" w:space="0" w:color="auto"/>
+          <w:left w:val="single" w:sz="4" w:space="0" w:color="auto"/>
+          <w:bottom w:val="single" w:sz="4" w:space="0" w:color="auto"/>
+          <w:right w:val="single" w:sz="4" w:space="0" w:color="auto"/>
+          <w:insideH w:val="single" w:sz="4" w:space="0" w:color="auto"/>
+          <w:insideV w:val="single" w:sz="4" w:space="0" w:color="auto"/>
+        </w:tblBorders>
         <w:tblCellMar>
           <w:top w:w="15" w:type="dxa"/>
           <w:left w:w="15" w:type="dxa"/>
@@ -1930,10 +1991,10 @@
         <w:tblLook w:val="04A0" w:firstRow="1" w:lastRow="0" w:firstColumn="1" w:lastColumn="0" w:noHBand="0" w:noVBand="1"/>
       </w:tblPr>
       <w:tblGrid>
-        <w:gridCol w:w="1508"/>
-        <w:gridCol w:w="1624"/>
-        <w:gridCol w:w="2120"/>
-        <w:gridCol w:w="3728"/>
+        <w:gridCol w:w="1528"/>
+        <w:gridCol w:w="1644"/>
+        <w:gridCol w:w="2140"/>
+        <w:gridCol w:w="3699"/>
       </w:tblGrid>
       <w:tr>
         <w:trPr>
@@ -2056,7 +2117,6 @@
               <w:rPr>
                 <w:noProof/>
               </w:rPr>
-              <w:lastRenderedPageBreak/>
               <w:t>PK_county_ID</w:t>
             </w:r>
           </w:p>
@@ -2117,7 +2177,7 @@
               <w:rPr>
                 <w:noProof/>
               </w:rPr>
-              <w:t>Unikaalne maakonna identifikaator.</w:t>
+              <w:t>Unikaalne maakonna identifikaator</w:t>
             </w:r>
           </w:p>
         </w:tc>
@@ -2202,7 +2262,7 @@
               <w:rPr>
                 <w:noProof/>
               </w:rPr>
-              <w:t>Maakonna ametlik nimi.</w:t>
+              <w:t>Maakonna ametlik nimi</w:t>
             </w:r>
           </w:p>
         </w:tc>
@@ -2210,14 +2270,14 @@
     </w:tbl>
     <w:p>
       <w:pPr>
-        <w:rPr>
-          <w:noProof/>
-        </w:rPr>
-      </w:pPr>
-      <w:r>
-        <w:rPr>
-          <w:noProof/>
-        </w:rPr>
+        <w:pStyle w:val="Heading2"/>
+      </w:pPr>
+    </w:p>
+    <w:p>
+      <w:pPr>
+        <w:pStyle w:val="Heading2"/>
+      </w:pPr>
+      <w:r>
         <w:t>2. Aja dimensioon (grupitoo_kv.Dim_Time)</w:t>
       </w:r>
     </w:p>
@@ -2225,6 +2285,14 @@
       <w:tblPr>
         <w:tblW w:w="0" w:type="auto"/>
         <w:tblCellSpacing w:w="15" w:type="dxa"/>
+        <w:tblBorders>
+          <w:top w:val="single" w:sz="4" w:space="0" w:color="auto"/>
+          <w:left w:val="single" w:sz="4" w:space="0" w:color="auto"/>
+          <w:bottom w:val="single" w:sz="4" w:space="0" w:color="auto"/>
+          <w:right w:val="single" w:sz="4" w:space="0" w:color="auto"/>
+          <w:insideH w:val="single" w:sz="4" w:space="0" w:color="auto"/>
+          <w:insideV w:val="single" w:sz="4" w:space="0" w:color="auto"/>
+        </w:tblBorders>
         <w:tblCellMar>
           <w:top w:w="15" w:type="dxa"/>
           <w:left w:w="15" w:type="dxa"/>
@@ -2234,10 +2302,10 @@
         <w:tblLook w:val="04A0" w:firstRow="1" w:lastRow="0" w:firstColumn="1" w:lastColumn="0" w:noHBand="0" w:noVBand="1"/>
       </w:tblPr>
       <w:tblGrid>
-        <w:gridCol w:w="1757"/>
-        <w:gridCol w:w="1496"/>
-        <w:gridCol w:w="1455"/>
-        <w:gridCol w:w="4028"/>
+        <w:gridCol w:w="1777"/>
+        <w:gridCol w:w="1516"/>
+        <w:gridCol w:w="1475"/>
+        <w:gridCol w:w="4048"/>
       </w:tblGrid>
       <w:tr>
         <w:trPr>
@@ -2783,7 +2851,7 @@
     </w:p>
     <w:p>
       <w:pPr>
-        <w:pStyle w:val="Heading2"/>
+        <w:pStyle w:val="Heading1"/>
         <w:rPr>
           <w:noProof/>
         </w:rPr>
@@ -2798,12 +2866,20 @@
     <w:p>
       <w:pPr>
         <w:rPr>
-          <w:noProof/>
-        </w:rPr>
-      </w:pPr>
-      <w:r>
-        <w:rPr>
-          <w:noProof/>
+          <w:rFonts w:asciiTheme="majorHAnsi" w:eastAsiaTheme="majorEastAsia" w:hAnsiTheme="majorHAnsi" w:cstheme="majorBidi"/>
+          <w:noProof/>
+          <w:color w:val="0F4761" w:themeColor="accent1" w:themeShade="BF"/>
+          <w:sz w:val="32"/>
+          <w:szCs w:val="32"/>
+        </w:rPr>
+      </w:pPr>
+      <w:r>
+        <w:rPr>
+          <w:rFonts w:asciiTheme="majorHAnsi" w:eastAsiaTheme="majorEastAsia" w:hAnsiTheme="majorHAnsi" w:cstheme="majorBidi"/>
+          <w:noProof/>
+          <w:color w:val="0F4761" w:themeColor="accent1" w:themeShade="BF"/>
+          <w:sz w:val="32"/>
+          <w:szCs w:val="32"/>
         </w:rPr>
         <w:t>1. Kinnisvaratehingute faktitabel (grupitoo_kv.Fact_KV)</w:t>
       </w:r>
@@ -2812,6 +2888,14 @@
       <w:tblPr>
         <w:tblW w:w="0" w:type="auto"/>
         <w:tblCellSpacing w:w="15" w:type="dxa"/>
+        <w:tblBorders>
+          <w:top w:val="single" w:sz="4" w:space="0" w:color="auto"/>
+          <w:left w:val="single" w:sz="4" w:space="0" w:color="auto"/>
+          <w:bottom w:val="single" w:sz="4" w:space="0" w:color="auto"/>
+          <w:right w:val="single" w:sz="4" w:space="0" w:color="auto"/>
+          <w:insideH w:val="single" w:sz="4" w:space="0" w:color="auto"/>
+          <w:insideV w:val="single" w:sz="4" w:space="0" w:color="auto"/>
+        </w:tblBorders>
         <w:tblCellMar>
           <w:top w:w="15" w:type="dxa"/>
           <w:left w:w="15" w:type="dxa"/>
@@ -2821,10 +2905,10 @@
         <w:tblLook w:val="04A0" w:firstRow="1" w:lastRow="0" w:firstColumn="1" w:lastColumn="0" w:noHBand="0" w:noVBand="1"/>
       </w:tblPr>
       <w:tblGrid>
-        <w:gridCol w:w="1965"/>
-        <w:gridCol w:w="1488"/>
-        <w:gridCol w:w="1489"/>
-        <w:gridCol w:w="2920"/>
+        <w:gridCol w:w="1985"/>
+        <w:gridCol w:w="1508"/>
+        <w:gridCol w:w="1509"/>
+        <w:gridCol w:w="2940"/>
       </w:tblGrid>
       <w:tr>
         <w:trPr>
@@ -3270,6 +3354,15 @@
     </w:tbl>
     <w:p>
       <w:pPr>
+        <w:pStyle w:val="Heading2"/>
+        <w:rPr>
+          <w:noProof/>
+        </w:rPr>
+      </w:pPr>
+    </w:p>
+    <w:p>
+      <w:pPr>
+        <w:pStyle w:val="Heading2"/>
         <w:rPr>
           <w:noProof/>
         </w:rPr>
@@ -3281,10 +3374,19 @@
         <w:t>2. Palgastatistika faktitabel (grupitoo_kv.Fact_Palk)</w:t>
       </w:r>
     </w:p>
+    <w:p/>
     <w:tbl>
       <w:tblPr>
         <w:tblW w:w="0" w:type="auto"/>
         <w:tblCellSpacing w:w="15" w:type="dxa"/>
+        <w:tblBorders>
+          <w:top w:val="single" w:sz="4" w:space="0" w:color="auto"/>
+          <w:left w:val="single" w:sz="4" w:space="0" w:color="auto"/>
+          <w:bottom w:val="single" w:sz="4" w:space="0" w:color="auto"/>
+          <w:right w:val="single" w:sz="4" w:space="0" w:color="auto"/>
+          <w:insideH w:val="single" w:sz="4" w:space="0" w:color="auto"/>
+          <w:insideV w:val="single" w:sz="4" w:space="0" w:color="auto"/>
+        </w:tblBorders>
         <w:tblCellMar>
           <w:top w:w="15" w:type="dxa"/>
           <w:left w:w="15" w:type="dxa"/>
@@ -3294,10 +3396,10 @@
         <w:tblLook w:val="04A0" w:firstRow="1" w:lastRow="0" w:firstColumn="1" w:lastColumn="0" w:noHBand="0" w:noVBand="1"/>
       </w:tblPr>
       <w:tblGrid>
-        <w:gridCol w:w="1612"/>
-        <w:gridCol w:w="1343"/>
-        <w:gridCol w:w="2654"/>
-        <w:gridCol w:w="3308"/>
+        <w:gridCol w:w="1632"/>
+        <w:gridCol w:w="1363"/>
+        <w:gridCol w:w="2674"/>
+        <w:gridCol w:w="3259"/>
       </w:tblGrid>
       <w:tr>
         <w:trPr>
@@ -3480,7 +3582,7 @@
               <w:rPr>
                 <w:noProof/>
               </w:rPr>
-              <w:t>Seos tabeliga Dim_Time.</w:t>
+              <w:t>Seos tabeliga Dim_Time</w:t>
             </w:r>
           </w:p>
         </w:tc>
@@ -3565,7 +3667,7 @@
               <w:rPr>
                 <w:noProof/>
               </w:rPr>
-              <w:t>Seos tabeliga Dim_County.</w:t>
+              <w:t>Seos tabeliga Dim_County</w:t>
             </w:r>
           </w:p>
         </w:tc>
@@ -3650,7 +3752,7 @@
               <w:rPr>
                 <w:noProof/>
               </w:rPr>
-              <w:t>Maakonna keskmine brutopalk.</w:t>
+              <w:t>Maakonna keskmine brutopalk</w:t>
             </w:r>
           </w:p>
         </w:tc>
@@ -3662,6 +3764,14 @@
           <w:noProof/>
         </w:rPr>
       </w:pPr>
+    </w:p>
+    <w:p>
+      <w:pPr>
+        <w:pStyle w:val="Heading2"/>
+        <w:rPr>
+          <w:noProof/>
+        </w:rPr>
+      </w:pPr>
       <w:r>
         <w:rPr>
           <w:noProof/>
@@ -3669,10 +3779,19 @@
         <w:t>3. Intressimäärade faktitabel (grupitoo_kv.Fact_intressid)</w:t>
       </w:r>
     </w:p>
+    <w:p/>
     <w:tbl>
       <w:tblPr>
         <w:tblW w:w="0" w:type="auto"/>
         <w:tblCellSpacing w:w="15" w:type="dxa"/>
+        <w:tblBorders>
+          <w:top w:val="single" w:sz="4" w:space="0" w:color="auto"/>
+          <w:left w:val="single" w:sz="4" w:space="0" w:color="auto"/>
+          <w:bottom w:val="single" w:sz="4" w:space="0" w:color="auto"/>
+          <w:right w:val="single" w:sz="4" w:space="0" w:color="auto"/>
+          <w:insideH w:val="single" w:sz="4" w:space="0" w:color="auto"/>
+          <w:insideV w:val="single" w:sz="4" w:space="0" w:color="auto"/>
+        </w:tblBorders>
         <w:tblCellMar>
           <w:top w:w="15" w:type="dxa"/>
           <w:left w:w="15" w:type="dxa"/>
@@ -3682,10 +3801,10 @@
         <w:tblLook w:val="04A0" w:firstRow="1" w:lastRow="0" w:firstColumn="1" w:lastColumn="0" w:noHBand="0" w:noVBand="1"/>
       </w:tblPr>
       <w:tblGrid>
-        <w:gridCol w:w="1544"/>
-        <w:gridCol w:w="1684"/>
-        <w:gridCol w:w="1370"/>
-        <w:gridCol w:w="4428"/>
+        <w:gridCol w:w="1564"/>
+        <w:gridCol w:w="1704"/>
+        <w:gridCol w:w="1386"/>
+        <w:gridCol w:w="4362"/>
       </w:tblGrid>
       <w:tr>
         <w:trPr>
@@ -3808,7 +3927,6 @@
               <w:rPr>
                 <w:noProof/>
               </w:rPr>
-              <w:lastRenderedPageBreak/>
               <w:t>FK_quarter_ID</w:t>
             </w:r>
           </w:p>
@@ -3869,7 +3987,7 @@
               <w:rPr>
                 <w:noProof/>
               </w:rPr>
-              <w:t>Seos tabeliga Dim_Time.</w:t>
+              <w:t>Seos tabeliga Dim_Time</w:t>
             </w:r>
           </w:p>
         </w:tc>
@@ -3954,7 +4072,7 @@
               <w:rPr>
                 <w:noProof/>
               </w:rPr>
-              <w:t>Kvartali keskmine eluasemelaenu intressimäär (EUR).</w:t>
+              <w:t>Kvartali keskmine eluasemelaenu intressimäär (EUR)</w:t>
             </w:r>
           </w:p>
         </w:tc>
@@ -3966,6 +4084,14 @@
           <w:noProof/>
         </w:rPr>
       </w:pPr>
+    </w:p>
+    <w:p>
+      <w:pPr>
+        <w:pStyle w:val="Heading2"/>
+        <w:rPr>
+          <w:noProof/>
+        </w:rPr>
+      </w:pPr>
       <w:r>
         <w:rPr>
           <w:noProof/>
@@ -3973,10 +4099,19 @@
         <w:t>4. Tarbijahinnaindeksi faktitabel (grupitoo_kv.Fact_thi)</w:t>
       </w:r>
     </w:p>
+    <w:p/>
     <w:tbl>
       <w:tblPr>
         <w:tblW w:w="0" w:type="auto"/>
         <w:tblCellSpacing w:w="15" w:type="dxa"/>
+        <w:tblBorders>
+          <w:top w:val="single" w:sz="4" w:space="0" w:color="auto"/>
+          <w:left w:val="single" w:sz="4" w:space="0" w:color="auto"/>
+          <w:bottom w:val="single" w:sz="4" w:space="0" w:color="auto"/>
+          <w:right w:val="single" w:sz="4" w:space="0" w:color="auto"/>
+          <w:insideH w:val="single" w:sz="4" w:space="0" w:color="auto"/>
+          <w:insideV w:val="single" w:sz="4" w:space="0" w:color="auto"/>
+        </w:tblBorders>
         <w:tblCellMar>
           <w:top w:w="15" w:type="dxa"/>
           <w:left w:w="15" w:type="dxa"/>
@@ -3986,10 +4121,10 @@
         <w:tblLook w:val="04A0" w:firstRow="1" w:lastRow="0" w:firstColumn="1" w:lastColumn="0" w:noHBand="0" w:noVBand="1"/>
       </w:tblPr>
       <w:tblGrid>
-        <w:gridCol w:w="1857"/>
-        <w:gridCol w:w="1343"/>
-        <w:gridCol w:w="1453"/>
-        <w:gridCol w:w="4373"/>
+        <w:gridCol w:w="1877"/>
+        <w:gridCol w:w="1363"/>
+        <w:gridCol w:w="1469"/>
+        <w:gridCol w:w="4307"/>
       </w:tblGrid>
       <w:tr>
         <w:trPr>
@@ -4172,7 +4307,7 @@
               <w:rPr>
                 <w:noProof/>
               </w:rPr>
-              <w:t>Seos tabeliga Dim_Time.</w:t>
+              <w:t>Seos tabeliga Dim_Time</w:t>
             </w:r>
           </w:p>
         </w:tc>
@@ -4257,7 +4392,7 @@
               <w:rPr>
                 <w:noProof/>
               </w:rPr>
-              <w:t>Tarbijahinnaindeksi keskmine tase kvartalis.</w:t>
+              <w:t>Tarbijahinnaindeksi keskmine tase kvartalis</w:t>
             </w:r>
           </w:p>
         </w:tc>
@@ -4280,6 +4415,33 @@
     </w:p>
     <w:p>
       <w:pPr>
+        <w:pStyle w:val="Heading1"/>
+        <w:rPr>
+          <w:noProof/>
+        </w:rPr>
+      </w:pPr>
+      <w:r>
+        <w:rPr>
+          <w:noProof/>
+        </w:rPr>
+        <w:t>An</w:t>
+      </w:r>
+      <w:r>
+        <w:rPr>
+          <w:noProof/>
+        </w:rPr>
+        <w:t>dmetöötlus</w:t>
+      </w:r>
+    </w:p>
+    <w:p>
+      <w:pPr>
+        <w:rPr>
+          <w:noProof/>
+        </w:rPr>
+      </w:pPr>
+    </w:p>
+    <w:p>
+      <w:pPr>
         <w:rPr>
           <w:b/>
           <w:bCs/>
@@ -4292,6 +4454,7 @@
           <w:bCs/>
           <w:noProof/>
         </w:rPr>
+        <w:lastRenderedPageBreak/>
         <w:t>Andmekvaliteet</w:t>
       </w:r>
     </w:p>
@@ -4309,19 +4472,13 @@
         <w:rPr>
           <w:noProof/>
         </w:rPr>
-        <w:t>Tegemist on Statistikaameti, Maa</w:t>
-      </w:r>
-      <w:r>
-        <w:rPr>
-          <w:noProof/>
-        </w:rPr>
-        <w:t>-</w:t>
-      </w:r>
-      <w:r>
-        <w:rPr>
-          <w:noProof/>
-        </w:rPr>
-        <w:t xml:space="preserve">ameti ja Eesti Panga avalike andmetega, mille kvaliteet on hea. </w:t>
+        <w:t xml:space="preserve">Tegemist on Statistikaameti, Maa-ameti ja Eesti Panga avalike andmetega, mille kvaliteet on </w:t>
+      </w:r>
+      <w:r>
+        <w:rPr>
+          <w:noProof/>
+        </w:rPr>
+        <w:t>väga hea.</w:t>
       </w:r>
     </w:p>
     <w:p>
@@ -4334,37 +4491,28 @@
           <w:noProof/>
         </w:rPr>
       </w:pPr>
+      <w:commentRangeStart w:id="11"/>
+      <w:commentRangeStart w:id="12"/>
       <w:commentRangeStart w:id="13"/>
-      <w:commentRangeStart w:id="14"/>
-      <w:r>
-        <w:rPr>
-          <w:noProof/>
-        </w:rPr>
-        <w:t>Maa</w:t>
-      </w:r>
-      <w:r>
-        <w:rPr>
-          <w:noProof/>
-        </w:rPr>
-        <w:t>-</w:t>
-      </w:r>
-      <w:r>
-        <w:rPr>
-          <w:noProof/>
-        </w:rPr>
-        <w:t xml:space="preserve">ameti korterite ruutmeetrihinna statistikas puudub </w:t>
-      </w:r>
-      <w:r>
-        <w:rPr>
-          <w:noProof/>
-        </w:rPr>
-        <w:t>Hiiu maakonna kohta 2 kvartali kinnisvara ruutmeetri hind, kuna tehingute arv kokku oli alla 5, mis on vajalik keskmise hinna kuvamiseks</w:t>
-      </w:r>
-      <w:r>
-        <w:rPr>
-          <w:noProof/>
-        </w:rPr>
-        <w:t xml:space="preserve">. </w:t>
+      <w:r>
+        <w:rPr>
+          <w:noProof/>
+        </w:rPr>
+        <w:t xml:space="preserve">Maa-ameti korterite ruutmeetrihinna statistikas puudub Hiiu maakonna kohta 2 kvartali kinnisvara ruutmeetri hind, kuna tehingute arv kokku oli alla 5, mis on vajalik keskmise hinna kuvamiseks. </w:t>
+      </w:r>
+      <w:commentRangeEnd w:id="11"/>
+      <w:r>
+        <w:rPr>
+          <w:rStyle w:val="CommentReference"/>
+        </w:rPr>
+        <w:commentReference w:id="11"/>
+      </w:r>
+      <w:commentRangeEnd w:id="12"/>
+      <w:r>
+        <w:rPr>
+          <w:rStyle w:val="CommentReference"/>
+        </w:rPr>
+        <w:commentReference w:id="12"/>
       </w:r>
       <w:commentRangeEnd w:id="13"/>
       <w:r>
@@ -4372,46 +4520,279 @@
           <w:rStyle w:val="CommentReference"/>
         </w:rPr>
         <w:commentReference w:id="13"/>
-      </w:r>
-      <w:commentRangeEnd w:id="14"/>
-      <w:r>
-        <w:rPr>
-          <w:rStyle w:val="CommentReference"/>
-        </w:rPr>
-        <w:commentReference w:id="14"/>
       </w:r>
     </w:p>
     <w:p>
       <w:pPr>
-        <w:pStyle w:val="Heading1"/>
-        <w:rPr>
-          <w:noProof/>
-        </w:rPr>
-      </w:pPr>
-      <w:r>
-        <w:rPr>
-          <w:noProof/>
-        </w:rPr>
-        <w:t>Analüüsi läbiviimise sammud ja meetodid</w:t>
+        <w:numPr>
+          <w:ilvl w:val="0"/>
+          <w:numId w:val="58"/>
+        </w:numPr>
+        <w:rPr>
+          <w:noProof/>
+        </w:rPr>
+      </w:pPr>
+      <w:r>
+        <w:t>Andmed</w:t>
+      </w:r>
+      <w:r>
+        <w:t xml:space="preserve"> on</w:t>
+      </w:r>
+      <w:r>
+        <w:t xml:space="preserve"> </w:t>
+      </w:r>
+      <w:r>
+        <w:t>s</w:t>
+      </w:r>
+      <w:r>
+        <w:t>eptember 2026 seisuga.</w:t>
       </w:r>
     </w:p>
     <w:p>
       <w:pPr>
+        <w:ind w:left="720"/>
+        <w:rPr>
+          <w:noProof/>
+        </w:rPr>
+      </w:pPr>
+    </w:p>
+    <w:p>
+      <w:pPr>
+        <w:rPr>
+          <w:b/>
+          <w:bCs/>
+          <w:noProof/>
+        </w:rPr>
+      </w:pPr>
+      <w:r>
+        <w:rPr>
+          <w:b/>
+          <w:bCs/>
+          <w:noProof/>
+        </w:rPr>
+        <w:t>Transformeerimine</w:t>
+      </w:r>
+    </w:p>
+    <w:p>
+      <w:pPr>
+        <w:pStyle w:val="ListParagraph"/>
         <w:numPr>
           <w:ilvl w:val="0"/>
-          <w:numId w:val="55"/>
+          <w:numId w:val="61"/>
         </w:numPr>
         <w:rPr>
           <w:noProof/>
         </w:rPr>
       </w:pPr>
       <w:r>
+        <w:rPr>
+          <w:noProof/>
+        </w:rPr>
+        <w:t>T</w:t>
+      </w:r>
+      <w:r>
+        <w:rPr>
+          <w:noProof/>
+        </w:rPr>
+        <w:t xml:space="preserve">HI </w:t>
+      </w:r>
+      <w:r>
+        <w:rPr>
+          <w:noProof/>
+        </w:rPr>
+        <w:t xml:space="preserve">algtabelis </w:t>
+      </w:r>
+      <w:r>
+        <w:rPr>
+          <w:noProof/>
+        </w:rPr>
+        <w:t>pidime Pythoniga transformeerima laiaformaadilise tabeli pikaformaadiliseks, et saaksime seda ühendada oma relatsioonilises andmebaasis ja kasutada Power BI-s tähtskeemi. Algandmed muutsime kuudest kvartaliteks ja lisasime kuudele kohandatud kategoorilise järjekorra. Agregeerisime Pythoni DuckDb teegiga kvartali kolme kuu aritmeetilise keskmise.</w:t>
+      </w:r>
+    </w:p>
+    <w:p>
+      <w:pPr>
+        <w:pStyle w:val="ListParagraph"/>
+        <w:numPr>
+          <w:ilvl w:val="0"/>
+          <w:numId w:val="61"/>
+        </w:numPr>
+        <w:rPr>
+          <w:noProof/>
+        </w:rPr>
+      </w:pPr>
+      <w:r>
+        <w:rPr>
+          <w:noProof/>
+        </w:rPr>
+        <w:t>Statistikaameti kolme erineva palgatabeli ühendamine Pythonis</w:t>
+      </w:r>
+      <w:r>
+        <w:rPr>
+          <w:noProof/>
+        </w:rPr>
+        <w:t xml:space="preserve"> ja eemaldame duplikaadid.</w:t>
+      </w:r>
+    </w:p>
+    <w:p>
+      <w:pPr>
         <w:rPr>
           <w:b/>
           <w:bCs/>
           <w:noProof/>
         </w:rPr>
-        <w:t>Andmete normaliseerimine:</w:t>
+      </w:pPr>
+    </w:p>
+    <w:p>
+      <w:pPr>
+        <w:rPr>
+          <w:b/>
+          <w:bCs/>
+          <w:noProof/>
+        </w:rPr>
+      </w:pPr>
+      <w:r>
+        <w:rPr>
+          <w:b/>
+          <w:bCs/>
+          <w:noProof/>
+        </w:rPr>
+        <w:t>Rikastamine</w:t>
+      </w:r>
+    </w:p>
+    <w:p>
+      <w:pPr>
+        <w:pStyle w:val="ListParagraph"/>
+        <w:numPr>
+          <w:ilvl w:val="0"/>
+          <w:numId w:val="62"/>
+        </w:numPr>
+        <w:rPr>
+          <w:noProof/>
+        </w:rPr>
+      </w:pPr>
+      <w:r>
+        <w:rPr>
+          <w:noProof/>
+        </w:rPr>
+        <w:t>T</w:t>
+      </w:r>
+      <w:r>
+        <w:rPr>
+          <w:noProof/>
+        </w:rPr>
+        <w:t xml:space="preserve">HI tabelis pidime arvutama kvartali keskmise indeksi ja nimetasime ta keskmine_indeks. </w:t>
+      </w:r>
+    </w:p>
+    <w:p>
+      <w:pPr>
+        <w:pStyle w:val="ListParagraph"/>
+        <w:numPr>
+          <w:ilvl w:val="0"/>
+          <w:numId w:val="62"/>
+        </w:numPr>
+        <w:rPr>
+          <w:noProof/>
+        </w:rPr>
+      </w:pPr>
+      <w:r>
+        <w:rPr>
+          <w:noProof/>
+        </w:rPr>
+        <w:t xml:space="preserve">THI tabelis tekitasime quarter_id veeru kus liitsime aasta ja kvartali alguse kuu ja päeva, et saaksime selle JOIN-ida SQL-is </w:t>
+      </w:r>
+      <w:r>
+        <w:rPr>
+          <w:noProof/>
+        </w:rPr>
+        <w:t>dim-Time tabeliga.</w:t>
+      </w:r>
+    </w:p>
+    <w:p>
+      <w:pPr>
+        <w:pStyle w:val="ListParagraph"/>
+        <w:rPr>
+          <w:noProof/>
+        </w:rPr>
+      </w:pPr>
+    </w:p>
+    <w:p>
+      <w:pPr>
+        <w:rPr>
+          <w:b/>
+          <w:bCs/>
+          <w:noProof/>
+        </w:rPr>
+      </w:pPr>
+      <w:r>
+        <w:rPr>
+          <w:b/>
+          <w:bCs/>
+          <w:noProof/>
+        </w:rPr>
+        <w:t>Üleandmine</w:t>
+      </w:r>
+    </w:p>
+    <w:p>
+      <w:pPr>
+        <w:numPr>
+          <w:ilvl w:val="0"/>
+          <w:numId w:val="63"/>
+        </w:numPr>
+        <w:rPr>
+          <w:i/>
+          <w:iCs/>
+          <w:noProof/>
+          <w:color w:val="FF0000"/>
+        </w:rPr>
+      </w:pPr>
+      <w:r>
+        <w:rPr>
+          <w:i/>
+          <w:iCs/>
+          <w:noProof/>
+          <w:color w:val="FF0000"/>
+        </w:rPr>
+        <w:t>4–8 juhist, kuidas voogu käivitada ja täiendada: käivitus, parool, uus veerg, millal voog jookseb.</w:t>
+      </w:r>
+    </w:p>
+    <w:p>
+      <w:pPr>
+        <w:rPr>
+          <w:b/>
+          <w:bCs/>
+          <w:noProof/>
+        </w:rPr>
+      </w:pPr>
+    </w:p>
+    <w:p>
+      <w:pPr>
+        <w:pStyle w:val="Heading1"/>
+        <w:rPr>
+          <w:noProof/>
+        </w:rPr>
+      </w:pPr>
+      <w:r>
+        <w:rPr>
+          <w:noProof/>
+        </w:rPr>
+        <w:t>Analüüs ja visualiseerimine</w:t>
+      </w:r>
+    </w:p>
+    <w:p/>
+    <w:p>
+      <w:pPr>
+        <w:rPr>
+          <w:noProof/>
+        </w:rPr>
+      </w:pPr>
+      <w:commentRangeStart w:id="14"/>
+      <w:r>
+        <w:rPr>
+          <w:b/>
+          <w:bCs/>
+          <w:noProof/>
+        </w:rPr>
+        <w:t>Suhtarvude arvutamine (Kättesaadavuse indeks):</w:t>
       </w:r>
     </w:p>
     <w:p>
@@ -4428,148 +4809,7 @@
         <w:rPr>
           <w:noProof/>
         </w:rPr>
-        <w:t>Ma</w:t>
-      </w:r>
-      <w:commentRangeStart w:id="15"/>
-      <w:commentRangeStart w:id="16"/>
-      <w:r>
-        <w:rPr>
-          <w:noProof/>
-        </w:rPr>
-        <w:t>a-ameti kuupõhiste hindade agregeerimine kvartali tasemel</w:t>
-      </w:r>
-      <w:commentRangeEnd w:id="15"/>
-      <w:r>
-        <w:rPr>
-          <w:rStyle w:val="CommentReference"/>
-        </w:rPr>
-        <w:commentReference w:id="15"/>
-      </w:r>
-      <w:commentRangeEnd w:id="16"/>
-      <w:r>
-        <w:rPr>
-          <w:rStyle w:val="CommentReference"/>
-        </w:rPr>
-        <w:commentReference w:id="16"/>
-      </w:r>
-      <w:r>
-        <w:rPr>
-          <w:noProof/>
-        </w:rPr>
-        <w:t>e.</w:t>
-      </w:r>
-    </w:p>
-    <w:p>
-      <w:pPr>
-        <w:numPr>
-          <w:ilvl w:val="1"/>
-          <w:numId w:val="55"/>
-        </w:numPr>
-        <w:rPr>
-          <w:noProof/>
-        </w:rPr>
-      </w:pPr>
-      <w:r>
-        <w:rPr>
-          <w:noProof/>
-        </w:rPr>
-        <w:t>Statistikaameti kolme erineva palgatabeli ühendamine Pythonis.</w:t>
-      </w:r>
-      <w:r>
-        <w:rPr>
-          <w:noProof/>
-        </w:rPr>
-        <w:t xml:space="preserve"> </w:t>
-      </w:r>
-    </w:p>
-    <w:p>
-      <w:pPr>
-        <w:numPr>
-          <w:ilvl w:val="1"/>
-          <w:numId w:val="55"/>
-        </w:numPr>
-        <w:rPr>
-          <w:noProof/>
-        </w:rPr>
-      </w:pPr>
-      <w:r>
-        <w:rPr>
-          <w:noProof/>
-        </w:rPr>
-        <w:t xml:space="preserve">Kvartalite formaatide ühtlustamine Pythonis. Kvartalid viidud ühtlasele kujule, kvartali tähisena kasutatud </w:t>
-      </w:r>
-      <w:r>
-        <w:rPr>
-          <w:noProof/>
-        </w:rPr>
-        <w:t xml:space="preserve">vastava kvartali </w:t>
-      </w:r>
-      <w:r>
-        <w:rPr>
-          <w:noProof/>
-        </w:rPr>
-        <w:t xml:space="preserve">esimese kuupäeva formaati 2005-01-01, 2005-04-01 jne. </w:t>
-      </w:r>
-    </w:p>
-    <w:p>
-      <w:pPr>
-        <w:numPr>
-          <w:ilvl w:val="1"/>
-          <w:numId w:val="55"/>
-        </w:numPr>
-        <w:rPr>
-          <w:noProof/>
-        </w:rPr>
-      </w:pPr>
-      <w:commentRangeStart w:id="17"/>
-      <w:r>
-        <w:rPr>
-          <w:noProof/>
-        </w:rPr>
-        <w:t>Metoodilise nihke (2023. aasta muutus) silumine üleminekukohtades.</w:t>
-      </w:r>
-      <w:commentRangeEnd w:id="17"/>
-      <w:r>
-        <w:rPr>
-          <w:rStyle w:val="CommentReference"/>
-        </w:rPr>
-        <w:commentReference w:id="17"/>
-      </w:r>
-    </w:p>
-    <w:p>
-      <w:pPr>
-        <w:numPr>
-          <w:ilvl w:val="0"/>
-          <w:numId w:val="55"/>
-        </w:numPr>
-        <w:rPr>
-          <w:noProof/>
-        </w:rPr>
-      </w:pPr>
-      <w:commentRangeStart w:id="18"/>
-      <w:r>
-        <w:rPr>
-          <w:b/>
-          <w:bCs/>
-          <w:noProof/>
-        </w:rPr>
-        <w:t>Suhtarvude arvutamine (Kättesaadavuse indeks):</w:t>
-      </w:r>
-    </w:p>
-    <w:p>
-      <w:pPr>
-        <w:numPr>
-          <w:ilvl w:val="1"/>
-          <w:numId w:val="55"/>
-        </w:numPr>
-        <w:rPr>
-          <w:noProof/>
-        </w:rPr>
-      </w:pPr>
-      <w:r>
-        <w:rPr>
-          <w:noProof/>
-        </w:rPr>
+        <w:lastRenderedPageBreak/>
         <w:t>Kinnisvaraturu ostujõu indeksi arvutamine valemiga:</w:t>
       </w:r>
       <w:r>
@@ -4649,7 +4889,6 @@
         <w:rPr>
           <w:noProof/>
         </w:rPr>
-        <w:lastRenderedPageBreak/>
         <w:t>Ostujõud=Keskmine palkRuutmeetri hindOstujõud equals the fraction with numerator Keskmine palk and denominator Ruutmeetri hind end-fraction</w:t>
       </w:r>
     </w:p>
@@ -4665,12 +4904,12 @@
         </w:rPr>
         <w:t>Ostujõud=Keskmine palkRuutmeetri hind</w:t>
       </w:r>
-      <w:commentRangeEnd w:id="18"/>
+      <w:commentRangeEnd w:id="14"/>
       <w:r>
         <w:rPr>
           <w:rStyle w:val="CommentReference"/>
         </w:rPr>
-        <w:commentReference w:id="18"/>
+        <w:commentReference w:id="14"/>
       </w:r>
     </w:p>
     <w:p>
@@ -4691,7 +4930,7 @@
         </w:rPr>
         <w:t xml:space="preserve">Regionaalne </w:t>
       </w:r>
-      <w:commentRangeStart w:id="19"/>
+      <w:commentRangeStart w:id="15"/>
       <w:r>
         <w:rPr>
           <w:b/>
@@ -4716,12 +4955,12 @@
         </w:rPr>
         <w:t>:</w:t>
       </w:r>
-      <w:commentRangeEnd w:id="19"/>
+      <w:commentRangeEnd w:id="15"/>
       <w:r>
         <w:rPr>
           <w:rStyle w:val="CommentReference"/>
         </w:rPr>
-        <w:commentReference w:id="19"/>
+        <w:commentReference w:id="15"/>
       </w:r>
     </w:p>
     <w:p>
@@ -4872,330 +5111,6 @@
           <w:noProof/>
         </w:rPr>
         <w:t>Samal ajal kajastab mummukeste suurus graafikul tehinguaktiivsust ehk tehingute arvu antud maakonnas antud aastal. Mida suurem tehingute arv, seda suurem on mummuke graafikul, mis ilmestab maakondade erinevusi. Vaikimisi näidatatksegi 5 suurima tehinguaktiivsusega maakonda.</w:t>
-      </w:r>
-    </w:p>
-    <w:p>
-      <w:pPr>
-        <w:numPr>
-          <w:ilvl w:val="0"/>
-          <w:numId w:val="55"/>
-        </w:numPr>
-        <w:rPr>
-          <w:noProof/>
-        </w:rPr>
-      </w:pPr>
-      <w:commentRangeStart w:id="20"/>
-      <w:r>
-        <w:rPr>
-          <w:b/>
-          <w:bCs/>
-          <w:noProof/>
-        </w:rPr>
-        <w:t>Inflatsiooniga korrigeerimine (Reaalväärtus):</w:t>
-      </w:r>
-      <w:commentRangeEnd w:id="20"/>
-      <w:r>
-        <w:rPr>
-          <w:rStyle w:val="CommentReference"/>
-        </w:rPr>
-        <w:commentReference w:id="20"/>
-      </w:r>
-    </w:p>
-    <w:p>
-      <w:pPr>
-        <w:numPr>
-          <w:ilvl w:val="1"/>
-          <w:numId w:val="55"/>
-        </w:numPr>
-        <w:rPr>
-          <w:noProof/>
-        </w:rPr>
-      </w:pPr>
-      <w:r>
-        <w:rPr>
-          <w:noProof/>
-        </w:rPr>
-        <w:t>Palkade nominaalkasvu kõrvutamine THI-ga.</w:t>
-      </w:r>
-    </w:p>
-    <w:p>
-      <w:pPr>
-        <w:numPr>
-          <w:ilvl w:val="1"/>
-          <w:numId w:val="55"/>
-        </w:numPr>
-        <w:rPr>
-          <w:noProof/>
-        </w:rPr>
-      </w:pPr>
-      <w:r>
-        <w:rPr>
-          <w:noProof/>
-        </w:rPr>
-        <w:t>Reaalse ostujõu kahanemise isoleerimine inflatsiooniperioodidel.</w:t>
-      </w:r>
-    </w:p>
-    <w:p>
-      <w:pPr>
-        <w:numPr>
-          <w:ilvl w:val="0"/>
-          <w:numId w:val="55"/>
-        </w:numPr>
-        <w:rPr>
-          <w:noProof/>
-        </w:rPr>
-      </w:pPr>
-      <w:r>
-        <w:rPr>
-          <w:b/>
-          <w:bCs/>
-          <w:noProof/>
-        </w:rPr>
-        <w:t>Prognoosimudel:</w:t>
-      </w:r>
-    </w:p>
-    <w:p>
-      <w:pPr>
-        <w:numPr>
-          <w:ilvl w:val="1"/>
-          <w:numId w:val="55"/>
-        </w:numPr>
-        <w:rPr>
-          <w:noProof/>
-        </w:rPr>
-      </w:pPr>
-      <w:commentRangeStart w:id="21"/>
-      <w:r>
-        <w:rPr>
-          <w:noProof/>
-        </w:rPr>
-        <w:t>Ajaloolise trendi analüüs matemaatiliste trendijoonte abil.</w:t>
-      </w:r>
-      <w:commentRangeEnd w:id="21"/>
-      <w:r>
-        <w:rPr>
-          <w:rStyle w:val="CommentReference"/>
-        </w:rPr>
-        <w:commentReference w:id="21"/>
-      </w:r>
-    </w:p>
-    <w:p>
-      <w:pPr>
-        <w:numPr>
-          <w:ilvl w:val="1"/>
-          <w:numId w:val="55"/>
-        </w:numPr>
-        <w:rPr>
-          <w:noProof/>
-        </w:rPr>
-      </w:pPr>
-      <w:commentRangeStart w:id="22"/>
-      <w:r>
-        <w:rPr>
-          <w:noProof/>
-        </w:rPr>
-        <w:t xml:space="preserve">Järgmise </w:t>
-      </w:r>
-      <w:r>
-        <w:rPr>
-          <w:b/>
-          <w:bCs/>
-          <w:noProof/>
-        </w:rPr>
-        <w:t>5 aasta</w:t>
-      </w:r>
-      <w:r>
-        <w:rPr>
-          <w:noProof/>
-        </w:rPr>
-        <w:t xml:space="preserve"> suhtarvude prognoos, sidudes mudelisse Eesti Panga ametlikud palga- ja inflatsiooniprognoosid.</w:t>
-      </w:r>
-      <w:commentRangeEnd w:id="22"/>
-      <w:r>
-        <w:rPr>
-          <w:rStyle w:val="CommentReference"/>
-        </w:rPr>
-        <w:commentReference w:id="22"/>
-      </w:r>
-    </w:p>
-    <w:p>
-      <w:pPr>
-        <w:numPr>
-          <w:ilvl w:val="0"/>
-          <w:numId w:val="55"/>
-        </w:numPr>
-        <w:rPr>
-          <w:noProof/>
-        </w:rPr>
-      </w:pPr>
-      <w:r>
-        <w:rPr>
-          <w:b/>
-          <w:bCs/>
-          <w:noProof/>
-        </w:rPr>
-        <w:t>Kasutajarakendus</w:t>
-      </w:r>
-      <w:r>
-        <w:rPr>
-          <w:b/>
-          <w:bCs/>
-          <w:noProof/>
-        </w:rPr>
-        <w:t>ed</w:t>
-      </w:r>
-      <w:r>
-        <w:rPr>
-          <w:b/>
-          <w:bCs/>
-          <w:noProof/>
-        </w:rPr>
-        <w:t xml:space="preserve"> (Äp</w:t>
-      </w:r>
-      <w:r>
-        <w:rPr>
-          <w:b/>
-          <w:bCs/>
-          <w:noProof/>
-        </w:rPr>
-        <w:t>id</w:t>
-      </w:r>
-      <w:r>
-        <w:rPr>
-          <w:b/>
-          <w:bCs/>
-          <w:noProof/>
-        </w:rPr>
-        <w:t>):</w:t>
-      </w:r>
-    </w:p>
-    <w:p>
-      <w:pPr>
-        <w:numPr>
-          <w:ilvl w:val="1"/>
-          <w:numId w:val="55"/>
-        </w:numPr>
-        <w:rPr>
-          <w:noProof/>
-        </w:rPr>
-      </w:pPr>
-      <w:r>
-        <w:rPr>
-          <w:noProof/>
-        </w:rPr>
-        <w:t>Eraisikule ja koduostjale suunatud otsustustoe tööriista</w:t>
-      </w:r>
-      <w:r>
-        <w:rPr>
-          <w:noProof/>
-        </w:rPr>
-        <w:t>de</w:t>
-      </w:r>
-      <w:r>
-        <w:rPr>
-          <w:noProof/>
-        </w:rPr>
-        <w:t xml:space="preserve"> loomine kogutud andmete visualiseerimiseks.</w:t>
-      </w:r>
-    </w:p>
-    <w:p>
-      <w:pPr>
-        <w:numPr>
-          <w:ilvl w:val="1"/>
-          <w:numId w:val="55"/>
-        </w:numPr>
-        <w:rPr>
-          <w:b/>
-          <w:bCs/>
-          <w:noProof/>
-        </w:rPr>
-      </w:pPr>
-      <w:r>
-        <w:rPr>
-          <w:noProof/>
-        </w:rPr>
-        <w:lastRenderedPageBreak/>
-        <w:t xml:space="preserve">Kokku loodud 3 äppi: a) </w:t>
-      </w:r>
-      <w:commentRangeStart w:id="23"/>
-      <w:r>
-        <w:rPr>
-          <w:b/>
-          <w:bCs/>
-          <w:noProof/>
-        </w:rPr>
-        <w:t>Kinnisvara keskmise ruutmeetri hinna analüüs ja prognoos</w:t>
-      </w:r>
-      <w:commentRangeEnd w:id="23"/>
-      <w:r>
-        <w:rPr>
-          <w:rStyle w:val="CommentReference"/>
-        </w:rPr>
-        <w:commentReference w:id="23"/>
-      </w:r>
-    </w:p>
-    <w:p>
-      <w:pPr>
-        <w:ind w:left="1440"/>
-        <w:rPr>
-          <w:b/>
-          <w:bCs/>
-          <w:noProof/>
-        </w:rPr>
-      </w:pPr>
-      <w:r>
-        <w:rPr>
-          <w:noProof/>
-        </w:rPr>
-        <w:t xml:space="preserve">b) </w:t>
-      </w:r>
-      <w:r>
-        <w:rPr>
-          <w:b/>
-          <w:bCs/>
-          <w:noProof/>
-        </w:rPr>
-        <w:t>Eesti Kinnisvara Ostujõu Kompass (2005–202</w:t>
-      </w:r>
-      <w:r>
-        <w:rPr>
-          <w:b/>
-          <w:bCs/>
-          <w:noProof/>
-        </w:rPr>
-        <w:t>6</w:t>
-      </w:r>
-      <w:r>
-        <w:rPr>
-          <w:b/>
-          <w:bCs/>
-          <w:noProof/>
-        </w:rPr>
-        <w:t>)</w:t>
-      </w:r>
-    </w:p>
-    <w:p>
-      <w:pPr>
-        <w:ind w:left="1440"/>
-        <w:rPr>
-          <w:b/>
-          <w:bCs/>
-          <w:noProof/>
-        </w:rPr>
-      </w:pPr>
-      <w:r>
-        <w:rPr>
-          <w:noProof/>
-        </w:rPr>
-        <w:t xml:space="preserve">c) </w:t>
-      </w:r>
-      <w:r>
-        <w:rPr>
-          <w:b/>
-          <w:bCs/>
-          <w:noProof/>
-        </w:rPr>
-        <w:t>Mitu ruutmeetrit korterit saad osta ühe kuupalgaga?</w:t>
       </w:r>
     </w:p>
     <w:p>
@@ -5256,7 +5171,7 @@
 
 <file path=word/comments.xml><?xml version="1.0" encoding="utf-8"?>
 <w:comments xmlns:wpc="http://schemas.microsoft.com/office/word/2010/wordprocessingCanvas" xmlns:cx="http://schemas.microsoft.com/office/drawing/2014/chartex" xmlns:cx1="http://schemas.microsoft.com/office/drawing/2015/9/8/chartex" xmlns:cx2="http://schemas.microsoft.com/office/drawing/2015/10/21/chartex" xmlns:cx3="http://schemas.microsoft.com/office/drawing/2016/5/9/chartex" xmlns:cx4="http://schemas.microsoft.com/office/drawing/2016/5/10/chartex" xmlns:cx5="http://schemas.microsoft.com/office/drawing/2016/5/11/chartex" xmlns:cx6="http://schemas.microsoft.com/office/drawing/2016/5/12/chartex" xmlns:cx7="http://schemas.microsoft.com/office/drawing/2016/5/13/chartex" xmlns:cx8="http://schemas.microsoft.com/office/drawing/2016/5/14/chartex" xmlns:mc="http://schemas.openxmlformats.org/markup-compatibility/2006" xmlns:aink="http://schemas.microsoft.com/office/drawing/2016/ink" xmlns:am3d="http://schemas.microsoft.com/office/drawing/2017/model3d" xmlns:o="urn:schemas-microsoft-com:office:office" xmlns:oel="http://schemas.microsoft.com/office/2019/extlst" xmlns:r="http://schemas.openxmlformats.org/officeDocument/2006/relationships" xmlns:m="http://schemas.openxmlformats.org/officeDocument/2006/math" xmlns:v="urn:schemas-microsoft-com:vml" xmlns:wp14="http://schemas.microsoft.com/office/word/2010/wordprocessingDrawing" xmlns:wp="http://schemas.openxmlformats.org/drawingml/2006/wordprocessingDrawing" xmlns:w10="urn:schemas-microsoft-com:office:word" xmlns:w="http://schemas.openxmlformats.org/wordprocessingml/2006/main" xmlns:w14="http://schemas.microsoft.com/office/word/2010/wordml" xmlns:w15="http://schemas.microsoft.com/office/word/2012/wordml" xmlns:w16cex="http://schemas.microsoft.com/office/word/2018/wordml/cex" xmlns:w16cid="http://schemas.microsoft.com/office/word/2016/wordml/cid" xmlns:w16="http://schemas.microsoft.com/office/word/2018/wordml" xmlns:w16sdtdh="http://schemas.microsoft.com/office/word/2020/wordml/sdtdatahash" xmlns:w16se="http://schemas.microsoft.com/office/word/2015/wordml/symex" xmlns:wpg="http://schemas.microsoft.com/office/word/2010/wordprocessingGroup" xmlns:wpi="http://schemas.microsoft.com/office/word/2010/wordprocessingInk" xmlns:wne="http://schemas.microsoft.com/office/word/2006/wordml" xmlns:wps="http://schemas.microsoft.com/office/word/2010/wordprocessingShape" mc:Ignorable="w14 w15 w16se w16cid w16 w16cex w16sdtdh wp14">
-  <w:comment w:id="0" w:author="Õpilane" w:date="2026-10-05T11:50:00Z" w:initials="Õ">
+  <w:comment w:id="0" w:author="Õpilane" w:date="2026-10-05T13:24:00Z" w:initials="Õ">
     <w:p>
       <w:pPr>
         <w:pStyle w:val="CommentText"/>
@@ -5268,11 +5183,11 @@
         <w:annotationRef/>
       </w:r>
       <w:r>
-        <w:t>Kas me tahame siin lisada ka lingid? Või kuidagi täpsemalt nimetada, et mis tabel, et võõras inimene saaks selle allika kirjelduse alusel minna ja samad andmed kätte saada?</w:t>
+        <w:t>Ma kustutaks selle ära.</w:t>
       </w:r>
     </w:p>
   </w:comment>
-  <w:comment w:id="1" w:author="Õpilane" w:date="2026-10-05T11:49:00Z" w:initials="Õ">
+  <w:comment w:id="1" w:author="Õpilane" w:date="2026-10-05T11:50:00Z" w:initials="Õ">
     <w:p>
       <w:pPr>
         <w:pStyle w:val="CommentText"/>
@@ -5284,11 +5199,11 @@
         <w:annotationRef/>
       </w:r>
       <w:r>
-        <w:t>Siin oli Siretil kommentaare?</w:t>
+        <w:t>Kas me tahame siin lisada ka lingid? Või kuidagi täpsemalt nimetada, et mis tabel, et võõras inimene saaks selle allika kirjelduse alusel minna ja samad andmed kätte saada?</w:t>
       </w:r>
     </w:p>
   </w:comment>
-  <w:comment w:id="2" w:author="Õpilane" w:date="2026-10-01T11:26:00Z" w:initials="Õ">
+  <w:comment w:id="5" w:author="Õpilane" w:date="2026-10-01T11:26:00Z" w:initials="Õ">
     <w:p>
       <w:pPr>
         <w:pStyle w:val="CommentText"/>
@@ -5300,15 +5215,23 @@
         <w:annotationRef/>
       </w:r>
       <w:r>
-        <w:t xml:space="preserve">Analüüs ka </w:t>
-      </w:r>
-      <w:proofErr w:type="spellStart"/>
-      <w:r>
-        <w:t>Pythoni</w:t>
-      </w:r>
-      <w:proofErr w:type="spellEnd"/>
-      <w:r>
-        <w:t xml:space="preserve"> App</w:t>
+        <w:t>Analüüs ka Pythoni App</w:t>
+      </w:r>
+    </w:p>
+  </w:comment>
+  <w:comment w:id="2" w:author="Õpilane" w:date="2026-10-05T11:52:00Z" w:initials="Õ">
+    <w:p>
+      <w:pPr>
+        <w:pStyle w:val="CommentText"/>
+      </w:pPr>
+      <w:r>
+        <w:rPr>
+          <w:rStyle w:val="CommentReference"/>
+        </w:rPr>
+        <w:annotationRef/>
+      </w:r>
+      <w:r>
+        <w:t>Eesti pangast me saame ainult intressi kokku, euribori meil ei ole kuskil, võiks korrigeerida.</w:t>
       </w:r>
     </w:p>
   </w:comment>
@@ -5324,15 +5247,7 @@
         <w:annotationRef/>
       </w:r>
       <w:r>
-        <w:t xml:space="preserve">Eesti pangast me saame ainult intressi kokku, </w:t>
-      </w:r>
-      <w:proofErr w:type="spellStart"/>
-      <w:r>
-        <w:t>euribori</w:t>
-      </w:r>
-      <w:proofErr w:type="spellEnd"/>
-      <w:r>
-        <w:t xml:space="preserve"> meil ei ole kuskil, võiks korrigeerida.</w:t>
+        <w:t>Maa-ameti kastile võiks panna täpsustavalt „tehingute arv“ mitte „tehingud“</w:t>
       </w:r>
     </w:p>
   </w:comment>
@@ -5348,11 +5263,11 @@
         <w:annotationRef/>
       </w:r>
       <w:r>
-        <w:t>Maa-ameti kastile võiks panna täpsustavalt „tehingute arv“ mitte „tehingud“</w:t>
+        <w:t>Kas rikastamise all peaks just Pandas välja tooma? Kas me mingeid muid lisateeke ei kasuta või kas siin üldse vaja neid eraldi välja tuua?</w:t>
       </w:r>
     </w:p>
   </w:comment>
-  <w:comment w:id="5" w:author="Õpilane" w:date="2026-10-05T11:52:00Z" w:initials="Õ">
+  <w:comment w:id="6" w:author="Õpilane" w:date="2026-10-05T11:54:00Z" w:initials="Õ">
     <w:p>
       <w:pPr>
         <w:pStyle w:val="CommentText"/>
@@ -5364,11 +5279,11 @@
         <w:annotationRef/>
       </w:r>
       <w:r>
-        <w:t>Kas rikastamise all peaks just Pandas välja tooma? Kas me mingeid muid lisateeke ei kasuta või kas siin üldse vaja neid eraldi välja tuua?</w:t>
+        <w:t>Ka kasutame eestikeelses jutus ingliskeelset sõna „grain“? See Emiliega üle kinnitatud?</w:t>
       </w:r>
     </w:p>
   </w:comment>
-  <w:comment w:id="6" w:author="Õpilane" w:date="2026-10-01T11:26:00Z" w:initials="Õ">
+  <w:comment w:id="7" w:author="Õpilane" w:date="2026-10-05T13:55:00Z" w:initials="Õ">
     <w:p>
       <w:pPr>
         <w:pStyle w:val="CommentText"/>
@@ -5380,32 +5295,11 @@
         <w:annotationRef/>
       </w:r>
       <w:r>
-        <w:t xml:space="preserve">Peaks muutma </w:t>
-      </w:r>
-      <w:proofErr w:type="spellStart"/>
-      <w:r>
-        <w:t>SQL’is</w:t>
-      </w:r>
-      <w:proofErr w:type="spellEnd"/>
-      <w:r>
-        <w:t xml:space="preserve"> juba ka kõik eestikeelseks, et oleks läbivalt samas keeles ja siin </w:t>
-      </w:r>
-      <w:proofErr w:type="spellStart"/>
-      <w:r>
-        <w:t>update</w:t>
-      </w:r>
-      <w:proofErr w:type="spellEnd"/>
-      <w:r>
-        <w:t xml:space="preserve"> </w:t>
-      </w:r>
-      <w:proofErr w:type="spellStart"/>
-      <w:r>
-        <w:t>visuaalile</w:t>
-      </w:r>
-      <w:proofErr w:type="spellEnd"/>
+        <w:t>See on emilie enda eesti keelses juhendis. Ta ei muuda sõna grain.</w:t>
+      </w:r>
     </w:p>
   </w:comment>
-  <w:comment w:id="7" w:author="Õpilane" w:date="2026-10-01T14:13:00Z" w:initials="Õ">
+  <w:comment w:id="8" w:author="Õpilane" w:date="2026-10-05T11:53:00Z" w:initials="Õ">
     <w:p>
       <w:pPr>
         <w:pStyle w:val="CommentText"/>
@@ -5417,35 +5311,11 @@
         <w:annotationRef/>
       </w:r>
       <w:r>
-        <w:t xml:space="preserve">Minu meelest me </w:t>
-      </w:r>
-      <w:proofErr w:type="spellStart"/>
-      <w:r>
-        <w:t>PowerBI</w:t>
-      </w:r>
-      <w:proofErr w:type="spellEnd"/>
-      <w:r>
-        <w:t xml:space="preserve"> eelset </w:t>
-      </w:r>
-      <w:proofErr w:type="spellStart"/>
-      <w:r>
-        <w:t>Postgres</w:t>
-      </w:r>
-      <w:proofErr w:type="spellEnd"/>
-      <w:r>
-        <w:t xml:space="preserve"> vaadet ei pea eestikeelseks muutma? Küll aga peaksime </w:t>
-      </w:r>
-      <w:proofErr w:type="spellStart"/>
-      <w:r>
-        <w:t>PowerBI</w:t>
-      </w:r>
-      <w:proofErr w:type="spellEnd"/>
-      <w:r>
-        <w:t>-s tabelite nimed korda tegema...</w:t>
+        <w:t>See nüüd uuendatud info kui 2026 lisatud jah? (igaks juhuks kontrollin üle)</w:t>
       </w:r>
     </w:p>
   </w:comment>
-  <w:comment w:id="8" w:author="Õpilane" w:date="2026-10-05T11:51:00Z" w:initials="Õ">
+  <w:comment w:id="9" w:author="Õpilane" w:date="2026-10-05T11:55:00Z" w:initials="Õ">
     <w:p>
       <w:pPr>
         <w:pStyle w:val="CommentText"/>
@@ -5457,19 +5327,11 @@
         <w:annotationRef/>
       </w:r>
       <w:r>
-        <w:t xml:space="preserve">Kas paneme siia siis nii SQL kui </w:t>
-      </w:r>
-      <w:proofErr w:type="spellStart"/>
-      <w:r>
-        <w:t>PowerBI</w:t>
-      </w:r>
-      <w:proofErr w:type="spellEnd"/>
-      <w:r>
-        <w:t xml:space="preserve"> tähtskeemi? Või siia SQL ja slaididele Power BI?</w:t>
+        <w:t>2026 puhul ainult kvartal 1 ja 2</w:t>
       </w:r>
     </w:p>
   </w:comment>
-  <w:comment w:id="9" w:author="Õpilane" w:date="2026-10-05T11:54:00Z" w:initials="Õ">
+  <w:comment w:id="10" w:author="Õpilane" w:date="2026-10-05T11:56:00Z" w:initials="Õ">
     <w:p>
       <w:pPr>
         <w:pStyle w:val="CommentText"/>
@@ -5481,27 +5343,14 @@
         <w:annotationRef/>
       </w:r>
       <w:r>
-        <w:t>Ka kasutame eestikeelses jutus ingliskeelset sõna „</w:t>
-      </w:r>
-      <w:proofErr w:type="spellStart"/>
-      <w:r>
-        <w:t>grain</w:t>
-      </w:r>
-      <w:proofErr w:type="spellEnd"/>
-      <w:r>
-        <w:t xml:space="preserve">“? See </w:t>
-      </w:r>
-      <w:proofErr w:type="spellStart"/>
-      <w:r>
-        <w:t>Emiliega</w:t>
-      </w:r>
-      <w:proofErr w:type="spellEnd"/>
-      <w:r>
-        <w:t xml:space="preserve"> üle kinnitatud?</w:t>
+        <w:rPr>
+          <w:rStyle w:val="CommentReference"/>
+        </w:rPr>
+        <w:t>Vormistada neid tabeleid selliselt, et oleks võimalik visuaalselt näha, kus jookseb mingi rida ja veerg</w:t>
       </w:r>
     </w:p>
   </w:comment>
-  <w:comment w:id="10" w:author="Õpilane" w:date="2026-10-05T11:53:00Z" w:initials="Õ">
+  <w:comment w:id="11" w:author="Õpilane" w:date="2026-10-01T14:35:00Z" w:initials="Õ">
     <w:p>
       <w:pPr>
         <w:pStyle w:val="CommentText"/>
@@ -5513,11 +5362,11 @@
         <w:annotationRef/>
       </w:r>
       <w:r>
-        <w:t>See nüüd uuendatud info kui 2026 lisatud jah? (igaks juhuks kontrollin üle)</w:t>
+        <w:t>Kaidi, palun kommenteeri seda täpsemalt</w:t>
       </w:r>
     </w:p>
   </w:comment>
-  <w:comment w:id="11" w:author="Õpilane" w:date="2026-10-05T11:55:00Z" w:initials="Õ">
+  <w:comment w:id="12" w:author="Õpilane" w:date="2026-10-05T12:00:00Z" w:initials="Õ">
     <w:p>
       <w:pPr>
         <w:pStyle w:val="CommentText"/>
@@ -5529,11 +5378,11 @@
         <w:annotationRef/>
       </w:r>
       <w:r>
-        <w:t>2026 puhul ainult kvartal 1 ja 2</w:t>
+        <w:t>Ma muutsin lauset. Kui tahate lisada konkreetseid kvartaleid, kus see muutus, siis need olid Q1 2010 ning Q1 2014</w:t>
       </w:r>
     </w:p>
   </w:comment>
-  <w:comment w:id="12" w:author="Õpilane" w:date="2026-10-05T11:56:00Z" w:initials="Õ">
+  <w:comment w:id="13" w:author="Õpilane" w:date="2026-10-05T14:24:00Z" w:initials="Õ">
     <w:p>
       <w:pPr>
         <w:pStyle w:val="CommentText"/>
@@ -5545,14 +5394,11 @@
         <w:annotationRef/>
       </w:r>
       <w:r>
-        <w:rPr>
-          <w:rStyle w:val="CommentReference"/>
-        </w:rPr>
-        <w:t>Vormistada neid tabeleid selliselt, et oleks võimalik visuaalselt näha, kus jookseb mingi rida ja veerg</w:t>
+        <w:t>Aga mis me selle infoga tegime? Kas me jätsime need kvartalid välja oma andmetest?</w:t>
       </w:r>
     </w:p>
   </w:comment>
-  <w:comment w:id="13" w:author="Õpilane" w:date="2026-10-01T14:35:00Z" w:initials="Õ">
+  <w:comment w:id="14" w:author="Õpilane" w:date="2026-10-05T12:07:00Z" w:initials="Õ">
     <w:p>
       <w:pPr>
         <w:pStyle w:val="CommentText"/>
@@ -5564,11 +5410,11 @@
         <w:annotationRef/>
       </w:r>
       <w:r>
-        <w:t>Kaidi, palun kommenteeri seda täpsemalt</w:t>
+        <w:t>Seda peaks uuendama, et kõik metricsid oleks siin ära selgitatud, mis lõpuks Power BI-sse jätsite ja kasutate</w:t>
       </w:r>
     </w:p>
   </w:comment>
-  <w:comment w:id="14" w:author="Õpilane" w:date="2026-10-05T12:00:00Z" w:initials="Õ">
+  <w:comment w:id="15" w:author="Õpilane" w:date="2026-10-05T12:08:00Z" w:initials="Õ">
     <w:p>
       <w:pPr>
         <w:pStyle w:val="CommentText"/>
@@ -5580,200 +5426,7 @@
         <w:annotationRef/>
       </w:r>
       <w:r>
-        <w:t xml:space="preserve">Ma muutsin lauset. Kui tahate </w:t>
-      </w:r>
-      <w:r>
-        <w:t xml:space="preserve">lisada </w:t>
-      </w:r>
-      <w:r>
-        <w:t>konkreetseid kvartaleid, kus see muutus, siis need oli</w:t>
-      </w:r>
-      <w:r>
-        <w:t>d</w:t>
-      </w:r>
-      <w:r>
-        <w:t xml:space="preserve"> Q1 2010 ning Q1 2014</w:t>
-      </w:r>
-    </w:p>
-  </w:comment>
-  <w:comment w:id="15" w:author="Õpilane" w:date="2026-10-05T12:05:00Z" w:initials="Õ">
-    <w:p>
-      <w:pPr>
-        <w:pStyle w:val="CommentText"/>
-      </w:pPr>
-      <w:r>
-        <w:rPr>
-          <w:rStyle w:val="CommentReference"/>
-        </w:rPr>
-        <w:annotationRef/>
-      </w:r>
-      <w:r>
-        <w:t>?? meil ongi kvartaalsed andmed võetud</w:t>
-      </w:r>
-    </w:p>
-  </w:comment>
-  <w:comment w:id="16" w:author="Õpilane" w:date="2026-10-05T12:06:00Z" w:initials="Õ">
-    <w:p>
-      <w:pPr>
-        <w:pStyle w:val="CommentText"/>
-      </w:pPr>
-      <w:r>
-        <w:rPr>
-          <w:rStyle w:val="CommentReference"/>
-        </w:rPr>
-        <w:annotationRef/>
-      </w:r>
-      <w:r>
-        <w:t>Intressid või THI oli hoopis? Ja siis võtsime keskmise, mitte summa (ehk ei agregeerinud, mis tähendab summeerima)</w:t>
-      </w:r>
-    </w:p>
-  </w:comment>
-  <w:comment w:id="17" w:author="Õpilane" w:date="2026-10-01T14:41:00Z" w:initials="Õ">
-    <w:p>
-      <w:pPr>
-        <w:pStyle w:val="CommentText"/>
-      </w:pPr>
-      <w:r>
-        <w:rPr>
-          <w:rStyle w:val="CommentReference"/>
-        </w:rPr>
-        <w:annotationRef/>
-      </w:r>
-      <w:r>
-        <w:t>Kas see jätta? Me tegelikult ei silunud nagu midagi?</w:t>
-      </w:r>
-    </w:p>
-  </w:comment>
-  <w:comment w:id="18" w:author="Õpilane" w:date="2026-10-05T12:07:00Z" w:initials="Õ">
-    <w:p>
-      <w:pPr>
-        <w:pStyle w:val="CommentText"/>
-      </w:pPr>
-      <w:r>
-        <w:rPr>
-          <w:rStyle w:val="CommentReference"/>
-        </w:rPr>
-        <w:annotationRef/>
-      </w:r>
-      <w:r>
-        <w:t xml:space="preserve">Seda peaks uuendama, et kõik </w:t>
-      </w:r>
-      <w:proofErr w:type="spellStart"/>
-      <w:r>
-        <w:t>metricsid</w:t>
-      </w:r>
-      <w:proofErr w:type="spellEnd"/>
-      <w:r>
-        <w:t xml:space="preserve"> oleks siin ära selgitatud, mis lõpuks Power </w:t>
-      </w:r>
-      <w:proofErr w:type="spellStart"/>
-      <w:r>
-        <w:t>BI-sse</w:t>
-      </w:r>
-      <w:proofErr w:type="spellEnd"/>
-      <w:r>
-        <w:t xml:space="preserve"> jätsite ja kasutate</w:t>
-      </w:r>
-    </w:p>
-  </w:comment>
-  <w:comment w:id="19" w:author="Õpilane" w:date="2026-10-05T12:08:00Z" w:initials="Õ">
-    <w:p>
-      <w:pPr>
-        <w:pStyle w:val="CommentText"/>
-      </w:pPr>
-      <w:r>
-        <w:rPr>
-          <w:rStyle w:val="CommentReference"/>
-        </w:rPr>
-        <w:annotationRef/>
-      </w:r>
-      <w:proofErr w:type="spellStart"/>
-      <w:r>
-        <w:t>Final</w:t>
-      </w:r>
-      <w:proofErr w:type="spellEnd"/>
-      <w:r>
-        <w:t xml:space="preserve"> </w:t>
-      </w:r>
-      <w:proofErr w:type="spellStart"/>
-      <w:r>
-        <w:t>update</w:t>
-      </w:r>
-      <w:proofErr w:type="spellEnd"/>
-      <w:r>
-        <w:t xml:space="preserve"> vajalik kui Power BI on valmis</w:t>
-      </w:r>
-    </w:p>
-  </w:comment>
-  <w:comment w:id="20" w:author="Õpilane" w:date="2026-10-05T12:08:00Z" w:initials="Õ">
-    <w:p>
-      <w:pPr>
-        <w:pStyle w:val="CommentText"/>
-      </w:pPr>
-      <w:r>
-        <w:rPr>
-          <w:rStyle w:val="CommentReference"/>
-        </w:rPr>
-        <w:annotationRef/>
-      </w:r>
-      <w:r>
-        <w:t>Kui selle ikkagi välja jätame? Siis see osa siit kirjeldusest ka eemaldada</w:t>
-      </w:r>
-    </w:p>
-  </w:comment>
-  <w:comment w:id="21" w:author="Õpilane" w:date="2026-10-05T12:58:00Z" w:initials="Õ">
-    <w:p>
-      <w:pPr>
-        <w:pStyle w:val="CommentText"/>
-      </w:pPr>
-      <w:r>
-        <w:rPr>
-          <w:rStyle w:val="CommentReference"/>
-        </w:rPr>
-        <w:annotationRef/>
-      </w:r>
-      <w:r>
-        <w:t>See pigem Power BI võrdlev analüüs, sellega/trendijoonega ju prognoose ei tee?</w:t>
-      </w:r>
-    </w:p>
-  </w:comment>
-  <w:comment w:id="22" w:author="Õpilane" w:date="2026-10-05T12:58:00Z" w:initials="Õ">
-    <w:p>
-      <w:pPr>
-        <w:pStyle w:val="CommentText"/>
-      </w:pPr>
-      <w:r>
-        <w:rPr>
-          <w:rStyle w:val="CommentReference"/>
-        </w:rPr>
-        <w:annotationRef/>
-      </w:r>
-      <w:r>
-        <w:t>Seda ei tee</w:t>
-      </w:r>
-    </w:p>
-  </w:comment>
-  <w:comment w:id="23" w:author="Õpilane" w:date="2026-10-05T13:00:00Z" w:initials="Õ">
-    <w:p>
-      <w:pPr>
-        <w:pStyle w:val="CommentText"/>
-      </w:pPr>
-      <w:r>
-        <w:rPr>
-          <w:rStyle w:val="CommentReference"/>
-        </w:rPr>
-        <w:annotationRef/>
-      </w:r>
-      <w:r>
-        <w:t xml:space="preserve">Kokkuvõtlikult Kaidi </w:t>
-      </w:r>
-      <w:proofErr w:type="spellStart"/>
-      <w:r>
-        <w:t>app</w:t>
-      </w:r>
-      <w:proofErr w:type="spellEnd"/>
-      <w:r>
-        <w:t>, kas tahame täpsemalt siin midagi lahti kirjutada ka, sest materjali ja analüüsi on seal veidi rohkem sees?</w:t>
+        <w:t>Final update vajalik kui Power BI on valmis</w:t>
       </w:r>
     </w:p>
   </w:comment>
@@ -5782,88 +5435,64 @@
 
 <file path=word/commentsExtended.xml><?xml version="1.0" encoding="utf-8"?>
 <w15:commentsEx xmlns:wpc="http://schemas.microsoft.com/office/word/2010/wordprocessingCanvas" xmlns:cx="http://schemas.microsoft.com/office/drawing/2014/chartex" xmlns:cx1="http://schemas.microsoft.com/office/drawing/2015/9/8/chartex" xmlns:cx2="http://schemas.microsoft.com/office/drawing/2015/10/21/chartex" xmlns:cx3="http://schemas.microsoft.com/office/drawing/2016/5/9/chartex" xmlns:cx4="http://schemas.microsoft.com/office/drawing/2016/5/10/chartex" xmlns:cx5="http://schemas.microsoft.com/office/drawing/2016/5/11/chartex" xmlns:cx6="http://schemas.microsoft.com/office/drawing/2016/5/12/chartex" xmlns:cx7="http://schemas.microsoft.com/office/drawing/2016/5/13/chartex" xmlns:cx8="http://schemas.microsoft.com/office/drawing/2016/5/14/chartex" xmlns:mc="http://schemas.openxmlformats.org/markup-compatibility/2006" xmlns:aink="http://schemas.microsoft.com/office/drawing/2016/ink" xmlns:am3d="http://schemas.microsoft.com/office/drawing/2017/model3d" xmlns:o="urn:schemas-microsoft-com:office:office" xmlns:oel="http://schemas.microsoft.com/office/2019/extlst" xmlns:r="http://schemas.openxmlformats.org/officeDocument/2006/relationships" xmlns:m="http://schemas.openxmlformats.org/officeDocument/2006/math" xmlns:v="urn:schemas-microsoft-com:vml" xmlns:wp14="http://schemas.microsoft.com/office/word/2010/wordprocessingDrawing" xmlns:wp="http://schemas.openxmlformats.org/drawingml/2006/wordprocessingDrawing" xmlns:w10="urn:schemas-microsoft-com:office:word" xmlns:w="http://schemas.openxmlformats.org/wordprocessingml/2006/main" xmlns:w14="http://schemas.microsoft.com/office/word/2010/wordml" xmlns:w15="http://schemas.microsoft.com/office/word/2012/wordml" xmlns:w16cex="http://schemas.microsoft.com/office/word/2018/wordml/cex" xmlns:w16cid="http://schemas.microsoft.com/office/word/2016/wordml/cid" xmlns:w16="http://schemas.microsoft.com/office/word/2018/wordml" xmlns:w16sdtdh="http://schemas.microsoft.com/office/word/2020/wordml/sdtdatahash" xmlns:w16se="http://schemas.microsoft.com/office/word/2015/wordml/symex" xmlns:wpg="http://schemas.microsoft.com/office/word/2010/wordprocessingGroup" xmlns:wpi="http://schemas.microsoft.com/office/word/2010/wordprocessingInk" xmlns:wne="http://schemas.microsoft.com/office/word/2006/wordml" xmlns:wps="http://schemas.microsoft.com/office/word/2010/wordprocessingShape" mc:Ignorable="w14 w15 w16se w16cid w16 w16cex w16sdtdh wp14">
+  <w15:commentEx w15:paraId="40138288" w15:done="0"/>
   <w15:commentEx w15:paraId="69B58EC3" w15:done="0"/>
-  <w15:commentEx w15:paraId="347EF188" w15:done="0"/>
-  <w15:commentEx w15:paraId="463BFCC7" w15:done="0"/>
-  <w15:commentEx w15:paraId="44837761" w15:paraIdParent="463BFCC7" w15:done="0"/>
-  <w15:commentEx w15:paraId="73BF09CC" w15:paraIdParent="463BFCC7" w15:done="0"/>
-  <w15:commentEx w15:paraId="593722D8" w15:paraIdParent="463BFCC7" w15:done="0"/>
-  <w15:commentEx w15:paraId="29733001" w15:done="0"/>
-  <w15:commentEx w15:paraId="1D1F63A1" w15:paraIdParent="29733001" w15:done="0"/>
-  <w15:commentEx w15:paraId="7830D208" w15:paraIdParent="29733001" w15:done="0"/>
+  <w15:commentEx w15:paraId="463BFCC7" w15:done="1"/>
+  <w15:commentEx w15:paraId="44837761" w15:paraIdParent="463BFCC7" w15:done="1"/>
+  <w15:commentEx w15:paraId="73BF09CC" w15:paraIdParent="463BFCC7" w15:done="1"/>
+  <w15:commentEx w15:paraId="593722D8" w15:paraIdParent="463BFCC7" w15:done="1"/>
   <w15:commentEx w15:paraId="4A346C65" w15:done="0"/>
+  <w15:commentEx w15:paraId="7B6A2769" w15:paraIdParent="4A346C65" w15:done="0"/>
   <w15:commentEx w15:paraId="0B6070AF" w15:done="0"/>
   <w15:commentEx w15:paraId="78175D25" w15:done="0"/>
   <w15:commentEx w15:paraId="5AFDA85F" w15:done="0"/>
-  <w15:commentEx w15:paraId="1313EF87" w15:done="0"/>
-  <w15:commentEx w15:paraId="3DF2ADF6" w15:paraIdParent="1313EF87" w15:done="0"/>
-  <w15:commentEx w15:paraId="02F1B2DB" w15:done="0"/>
-  <w15:commentEx w15:paraId="4EAF8475" w15:paraIdParent="02F1B2DB" w15:done="0"/>
-  <w15:commentEx w15:paraId="1FAC6745" w15:done="0"/>
+  <w15:commentEx w15:paraId="12E370E6" w15:done="0"/>
+  <w15:commentEx w15:paraId="3A6ED51D" w15:paraIdParent="12E370E6" w15:done="0"/>
+  <w15:commentEx w15:paraId="73361748" w15:paraIdParent="12E370E6" w15:done="0"/>
   <w15:commentEx w15:paraId="37F4D209" w15:done="0"/>
   <w15:commentEx w15:paraId="5CF6FFBB" w15:done="0"/>
-  <w15:commentEx w15:paraId="14CE4A76" w15:done="0"/>
-  <w15:commentEx w15:paraId="42856EC3" w15:done="0"/>
-  <w15:commentEx w15:paraId="1A6B4240" w15:done="0"/>
-  <w15:commentEx w15:paraId="6E7F9AB2" w15:done="0"/>
 </w15:commentsEx>
 </file>
 
 <file path=word/commentsExtensible.xml><?xml version="1.0" encoding="utf-8"?>
 <w16cex:commentsExtensible xmlns:wpc="http://schemas.microsoft.com/office/word/2010/wordprocessingCanvas" xmlns:cx="http://schemas.microsoft.com/office/drawing/2014/chartex" xmlns:cx1="http://schemas.microsoft.com/office/drawing/2015/9/8/chartex" xmlns:cx2="http://schemas.microsoft.com/office/drawing/2015/10/21/chartex" xmlns:cx3="http://schemas.microsoft.com/office/drawing/2016/5/9/chartex" xmlns:cx4="http://schemas.microsoft.com/office/drawing/2016/5/10/chartex" xmlns:cx5="http://schemas.microsoft.com/office/drawing/2016/5/11/chartex" xmlns:cx6="http://schemas.microsoft.com/office/drawing/2016/5/12/chartex" xmlns:cx7="http://schemas.microsoft.com/office/drawing/2016/5/13/chartex" xmlns:cx8="http://schemas.microsoft.com/office/drawing/2016/5/14/chartex" xmlns:cr="http://schemas.microsoft.com/office/comments/2020/reactions" xmlns:mc="http://schemas.openxmlformats.org/markup-compatibility/2006" xmlns:aink="http://schemas.microsoft.com/office/drawing/2016/ink" xmlns:am3d="http://schemas.microsoft.com/office/drawing/2017/model3d" xmlns:o="urn:schemas-microsoft-com:office:office" xmlns:oel="http://schemas.microsoft.com/office/2019/extlst" xmlns:r="http://schemas.openxmlformats.org/officeDocument/2006/relationships" xmlns:m="http://schemas.openxmlformats.org/officeDocument/2006/math" xmlns:v="urn:schemas-microsoft-com:vml" xmlns:wp14="http://schemas.microsoft.com/office/word/2010/wordprocessingDrawing" xmlns:wp="http://schemas.openxmlformats.org/drawingml/2006/wordprocessingDrawing" xmlns:w10="urn:schemas-microsoft-com:office:word" xmlns:w="http://schemas.openxmlformats.org/wordprocessingml/2006/main" xmlns:w14="http://schemas.microsoft.com/office/word/2010/wordml" xmlns:w15="http://schemas.microsoft.com/office/word/2012/wordml" xmlns:w16cex="http://schemas.microsoft.com/office/word/2018/wordml/cex" xmlns:w16cid="http://schemas.microsoft.com/office/word/2016/wordml/cid" xmlns:w16="http://schemas.microsoft.com/office/word/2018/wordml" xmlns:w16sdtdh="http://schemas.microsoft.com/office/word/2020/wordml/sdtdatahash" xmlns:w16se="http://schemas.microsoft.com/office/word/2015/wordml/symex" xmlns:wpg="http://schemas.microsoft.com/office/word/2010/wordprocessingGroup" xmlns:wpi="http://schemas.microsoft.com/office/word/2010/wordprocessingInk" xmlns:wne="http://schemas.microsoft.com/office/word/2006/wordml" xmlns:wps="http://schemas.microsoft.com/office/word/2010/wordprocessingShape" mc:Ignorable="w14 w15 w16se w16cid w16 w16cex w16sdtdh cr wp14">
+  <w16cex:commentExtensible w16cex:durableId="6704D114" w16cex:dateUtc="2026-10-05T10:24:00Z"/>
   <w16cex:commentExtensible w16cex:durableId="44723956" w16cex:dateUtc="2026-10-05T08:50:00Z"/>
-  <w16cex:commentExtensible w16cex:durableId="1A339D0F" w16cex:dateUtc="2026-10-05T08:49:00Z"/>
   <w16cex:commentExtensible w16cex:durableId="7845A70B" w16cex:dateUtc="2026-10-01T08:26:00Z"/>
   <w16cex:commentExtensible w16cex:durableId="7225DC82" w16cex:dateUtc="2026-10-05T08:52:00Z"/>
   <w16cex:commentExtensible w16cex:durableId="000BB29F" w16cex:dateUtc="2026-10-05T08:52:00Z"/>
   <w16cex:commentExtensible w16cex:durableId="7A742839" w16cex:dateUtc="2026-10-05T08:52:00Z"/>
-  <w16cex:commentExtensible w16cex:durableId="70107C70" w16cex:dateUtc="2026-10-01T08:26:00Z"/>
-  <w16cex:commentExtensible w16cex:durableId="09A28619" w16cex:dateUtc="2026-10-01T11:13:00Z"/>
-  <w16cex:commentExtensible w16cex:durableId="72BE7D9C" w16cex:dateUtc="2026-10-05T08:51:00Z"/>
   <w16cex:commentExtensible w16cex:durableId="5C8E4403" w16cex:dateUtc="2026-10-05T08:54:00Z"/>
+  <w16cex:commentExtensible w16cex:durableId="69D2DABB" w16cex:dateUtc="2026-10-05T10:55:00Z"/>
   <w16cex:commentExtensible w16cex:durableId="1538643C" w16cex:dateUtc="2026-10-05T08:53:00Z"/>
   <w16cex:commentExtensible w16cex:durableId="687AE27E" w16cex:dateUtc="2026-10-05T08:55:00Z"/>
   <w16cex:commentExtensible w16cex:durableId="5583AD88" w16cex:dateUtc="2026-10-05T08:56:00Z"/>
   <w16cex:commentExtensible w16cex:durableId="3DE0D30F" w16cex:dateUtc="2026-10-01T11:35:00Z"/>
   <w16cex:commentExtensible w16cex:durableId="4D07E4CA" w16cex:dateUtc="2026-10-05T09:00:00Z"/>
-  <w16cex:commentExtensible w16cex:durableId="180FEDF0" w16cex:dateUtc="2026-10-05T09:05:00Z"/>
-  <w16cex:commentExtensible w16cex:durableId="7890FA74" w16cex:dateUtc="2026-10-05T09:06:00Z"/>
-  <w16cex:commentExtensible w16cex:durableId="13AC2003" w16cex:dateUtc="2026-10-01T11:41:00Z"/>
+  <w16cex:commentExtensible w16cex:durableId="54928509" w16cex:dateUtc="2026-10-05T11:24:00Z"/>
   <w16cex:commentExtensible w16cex:durableId="2A78C4E7" w16cex:dateUtc="2026-10-05T09:07:00Z"/>
   <w16cex:commentExtensible w16cex:durableId="5F2148F1" w16cex:dateUtc="2026-10-05T09:08:00Z"/>
-  <w16cex:commentExtensible w16cex:durableId="6FCDC783" w16cex:dateUtc="2026-10-05T09:08:00Z"/>
-  <w16cex:commentExtensible w16cex:durableId="5122BC92" w16cex:dateUtc="2026-10-05T09:58:00Z"/>
-  <w16cex:commentExtensible w16cex:durableId="3B0C9E14" w16cex:dateUtc="2026-10-05T09:58:00Z"/>
-  <w16cex:commentExtensible w16cex:durableId="21456794" w16cex:dateUtc="2026-10-05T10:00:00Z"/>
 </w16cex:commentsExtensible>
 </file>
 
 <file path=word/commentsIds.xml><?xml version="1.0" encoding="utf-8"?>
 <w16cid:commentsIds xmlns:wpc="http://schemas.microsoft.com/office/word/2010/wordprocessingCanvas" xmlns:cx="http://schemas.microsoft.com/office/drawing/2014/chartex" xmlns:cx1="http://schemas.microsoft.com/office/drawing/2015/9/8/chartex" xmlns:cx2="http://schemas.microsoft.com/office/drawing/2015/10/21/chartex" xmlns:cx3="http://schemas.microsoft.com/office/drawing/2016/5/9/chartex" xmlns:cx4="http://schemas.microsoft.com/office/drawing/2016/5/10/chartex" xmlns:cx5="http://schemas.microsoft.com/office/drawing/2016/5/11/chartex" xmlns:cx6="http://schemas.microsoft.com/office/drawing/2016/5/12/chartex" xmlns:cx7="http://schemas.microsoft.com/office/drawing/2016/5/13/chartex" xmlns:cx8="http://schemas.microsoft.com/office/drawing/2016/5/14/chartex" xmlns:mc="http://schemas.openxmlformats.org/markup-compatibility/2006" xmlns:aink="http://schemas.microsoft.com/office/drawing/2016/ink" xmlns:am3d="http://schemas.microsoft.com/office/drawing/2017/model3d" xmlns:o="urn:schemas-microsoft-com:office:office" xmlns:oel="http://schemas.microsoft.com/office/2019/extlst" xmlns:r="http://schemas.openxmlformats.org/officeDocument/2006/relationships" xmlns:m="http://schemas.openxmlformats.org/officeDocument/2006/math" xmlns:v="urn:schemas-microsoft-com:vml" xmlns:wp14="http://schemas.microsoft.com/office/word/2010/wordprocessingDrawing" xmlns:wp="http://schemas.openxmlformats.org/drawingml/2006/wordprocessingDrawing" xmlns:w10="urn:schemas-microsoft-com:office:word" xmlns:w="http://schemas.openxmlformats.org/wordprocessingml/2006/main" xmlns:w14="http://schemas.microsoft.com/office/word/2010/wordml" xmlns:w15="http://schemas.microsoft.com/office/word/2012/wordml" xmlns:w16cex="http://schemas.microsoft.com/office/word/2018/wordml/cex" xmlns:w16cid="http://schemas.microsoft.com/office/word/2016/wordml/cid" xmlns:w16="http://schemas.microsoft.com/office/word/2018/wordml" xmlns:w16sdtdh="http://schemas.microsoft.com/office/word/2020/wordml/sdtdatahash" xmlns:w16se="http://schemas.microsoft.com/office/word/2015/wordml/symex" xmlns:wpg="http://schemas.microsoft.com/office/word/2010/wordprocessingGroup" xmlns:wpi="http://schemas.microsoft.com/office/word/2010/wordprocessingInk" xmlns:wne="http://schemas.microsoft.com/office/word/2006/wordml" xmlns:wps="http://schemas.microsoft.com/office/word/2010/wordprocessingShape" mc:Ignorable="w14 w15 w16se w16cid w16 w16cex w16sdtdh wp14">
+  <w16cid:commentId w16cid:paraId="40138288" w16cid:durableId="6704D114"/>
   <w16cid:commentId w16cid:paraId="69B58EC3" w16cid:durableId="44723956"/>
-  <w16cid:commentId w16cid:paraId="347EF188" w16cid:durableId="1A339D0F"/>
   <w16cid:commentId w16cid:paraId="463BFCC7" w16cid:durableId="7845A70B"/>
   <w16cid:commentId w16cid:paraId="44837761" w16cid:durableId="7225DC82"/>
   <w16cid:commentId w16cid:paraId="73BF09CC" w16cid:durableId="000BB29F"/>
   <w16cid:commentId w16cid:paraId="593722D8" w16cid:durableId="7A742839"/>
-  <w16cid:commentId w16cid:paraId="29733001" w16cid:durableId="70107C70"/>
-  <w16cid:commentId w16cid:paraId="1D1F63A1" w16cid:durableId="09A28619"/>
-  <w16cid:commentId w16cid:paraId="7830D208" w16cid:durableId="72BE7D9C"/>
   <w16cid:commentId w16cid:paraId="4A346C65" w16cid:durableId="5C8E4403"/>
+  <w16cid:commentId w16cid:paraId="7B6A2769" w16cid:durableId="69D2DABB"/>
   <w16cid:commentId w16cid:paraId="0B6070AF" w16cid:durableId="1538643C"/>
   <w16cid:commentId w16cid:paraId="78175D25" w16cid:durableId="687AE27E"/>
   <w16cid:commentId w16cid:paraId="5AFDA85F" w16cid:durableId="5583AD88"/>
-  <w16cid:commentId w16cid:paraId="1313EF87" w16cid:durableId="3DE0D30F"/>
-  <w16cid:commentId w16cid:paraId="3DF2ADF6" w16cid:durableId="4D07E4CA"/>
-  <w16cid:commentId w16cid:paraId="02F1B2DB" w16cid:durableId="180FEDF0"/>
-  <w16cid:commentId w16cid:paraId="4EAF8475" w16cid:durableId="7890FA74"/>
-  <w16cid:commentId w16cid:paraId="1FAC6745" w16cid:durableId="13AC2003"/>
+  <w16cid:commentId w16cid:paraId="12E370E6" w16cid:durableId="3DE0D30F"/>
+  <w16cid:commentId w16cid:paraId="3A6ED51D" w16cid:durableId="4D07E4CA"/>
+  <w16cid:commentId w16cid:paraId="73361748" w16cid:durableId="54928509"/>
   <w16cid:commentId w16cid:paraId="37F4D209" w16cid:durableId="2A78C4E7"/>
   <w16cid:commentId w16cid:paraId="5CF6FFBB" w16cid:durableId="5F2148F1"/>
-  <w16cid:commentId w16cid:paraId="14CE4A76" w16cid:durableId="6FCDC783"/>
-  <w16cid:commentId w16cid:paraId="42856EC3" w16cid:durableId="5122BC92"/>
-  <w16cid:commentId w16cid:paraId="1A6B4240" w16cid:durableId="3B0C9E14"/>
-  <w16cid:commentId w16cid:paraId="6E7F9AB2" w16cid:durableId="21456794"/>
 </w16cid:commentsIds>
 </file>
 
@@ -5871,7 +5500,7 @@
 <w:numbering xmlns:wpc="http://schemas.microsoft.com/office/word/2010/wordprocessingCanvas" xmlns:cx="http://schemas.microsoft.com/office/drawing/2014/chartex" xmlns:cx1="http://schemas.microsoft.com/office/drawing/2015/9/8/chartex" xmlns:cx2="http://schemas.microsoft.com/office/drawing/2015/10/21/chartex" xmlns:cx3="http://schemas.microsoft.com/office/drawing/2016/5/9/chartex" xmlns:cx4="http://schemas.microsoft.com/office/drawing/2016/5/10/chartex" xmlns:cx5="http://schemas.microsoft.com/office/drawing/2016/5/11/chartex" xmlns:cx6="http://schemas.microsoft.com/office/drawing/2016/5/12/chartex" xmlns:cx7="http://schemas.microsoft.com/office/drawing/2016/5/13/chartex" xmlns:cx8="http://schemas.microsoft.com/office/drawing/2016/5/14/chartex" xmlns:mc="http://schemas.openxmlformats.org/markup-compatibility/2006" xmlns:aink="http://schemas.microsoft.com/office/drawing/2016/ink" xmlns:am3d="http://schemas.microsoft.com/office/drawing/2017/model3d" xmlns:o="urn:schemas-microsoft-com:office:office" xmlns:oel="http://schemas.microsoft.com/office/2019/extlst" xmlns:r="http://schemas.openxmlformats.org/officeDocument/2006/relationships" xmlns:m="http://schemas.openxmlformats.org/officeDocument/2006/math" xmlns:v="urn:schemas-microsoft-com:vml" xmlns:wp14="http://schemas.microsoft.com/office/word/2010/wordprocessingDrawing" xmlns:wp="http://schemas.openxmlformats.org/drawingml/2006/wordprocessingDrawing" xmlns:w10="urn:schemas-microsoft-com:office:word" xmlns:w="http://schemas.openxmlformats.org/wordprocessingml/2006/main" xmlns:w14="http://schemas.microsoft.com/office/word/2010/wordml" xmlns:w15="http://schemas.microsoft.com/office/word/2012/wordml" xmlns:w16cex="http://schemas.microsoft.com/office/word/2018/wordml/cex" xmlns:w16cid="http://schemas.microsoft.com/office/word/2016/wordml/cid" xmlns:w16="http://schemas.microsoft.com/office/word/2018/wordml" xmlns:w16sdtdh="http://schemas.microsoft.com/office/word/2020/wordml/sdtdatahash" xmlns:w16se="http://schemas.microsoft.com/office/word/2015/wordml/symex" xmlns:wpg="http://schemas.microsoft.com/office/word/2010/wordprocessingGroup" xmlns:wpi="http://schemas.microsoft.com/office/word/2010/wordprocessingInk" xmlns:wne="http://schemas.microsoft.com/office/word/2006/wordml" xmlns:wps="http://schemas.microsoft.com/office/word/2010/wordprocessingShape" mc:Ignorable="w14 w15 w16se w16cid w16 w16cex w16sdtdh wp14">
   <w:numPicBullet w:numPicBulletId="0">
     <w:pict>
-      <v:rect id="_x0000_i1057" style="width:0;height:1.5pt" o:hralign="center" o:bullet="t" o:hrstd="t" o:hr="t" fillcolor="#a0a0a0" stroked="f"/>
+      <v:rect id="_x0000_i1090" style="width:0;height:1.5pt" o:hralign="center" o:bullet="t" o:hrstd="t" o:hr="t" fillcolor="#a0a0a0" stroked="f"/>
     </w:pict>
   </w:numPicBullet>
   <w:abstractNum w:abstractNumId="0" w15:restartNumberingAfterBreak="0">
@@ -10524,6 +10153,155 @@
     </w:lvl>
   </w:abstractNum>
   <w:abstractNum w:abstractNumId="33" w15:restartNumberingAfterBreak="0">
+    <w:nsid w:val="4DDA7A03"/>
+    <w:multiLevelType w:val="multilevel"/>
+    <w:tmpl w:val="2B105C98"/>
+    <w:lvl w:ilvl="0">
+      <w:start w:val="1"/>
+      <w:numFmt w:val="bullet"/>
+      <w:lvlText w:val=""/>
+      <w:lvlJc w:val="left"/>
+      <w:pPr>
+        <w:tabs>
+          <w:tab w:val="num" w:pos="720"/>
+        </w:tabs>
+        <w:ind w:left="720" w:hanging="360"/>
+      </w:pPr>
+      <w:rPr>
+        <w:rFonts w:ascii="Symbol" w:hAnsi="Symbol" w:hint="default"/>
+        <w:sz w:val="20"/>
+      </w:rPr>
+    </w:lvl>
+    <w:lvl w:ilvl="1">
+      <w:start w:val="1"/>
+      <w:numFmt w:val="bullet"/>
+      <w:lvlText w:val="o"/>
+      <w:lvlJc w:val="left"/>
+      <w:pPr>
+        <w:tabs>
+          <w:tab w:val="num" w:pos="1440"/>
+        </w:tabs>
+        <w:ind w:left="1440" w:hanging="360"/>
+      </w:pPr>
+      <w:rPr>
+        <w:rFonts w:ascii="Courier New" w:hAnsi="Courier New" w:hint="default"/>
+        <w:sz w:val="20"/>
+      </w:rPr>
+    </w:lvl>
+    <w:lvl w:ilvl="2" w:tentative="1">
+      <w:start w:val="1"/>
+      <w:numFmt w:val="bullet"/>
+      <w:lvlText w:val=""/>
+      <w:lvlJc w:val="left"/>
+      <w:pPr>
+        <w:tabs>
+          <w:tab w:val="num" w:pos="2160"/>
+        </w:tabs>
+        <w:ind w:left="2160" w:hanging="360"/>
+      </w:pPr>
+      <w:rPr>
+        <w:rFonts w:ascii="Wingdings" w:hAnsi="Wingdings" w:hint="default"/>
+        <w:sz w:val="20"/>
+      </w:rPr>
+    </w:lvl>
+    <w:lvl w:ilvl="3" w:tentative="1">
+      <w:start w:val="1"/>
+      <w:numFmt w:val="bullet"/>
+      <w:lvlText w:val=""/>
+      <w:lvlJc w:val="left"/>
+      <w:pPr>
+        <w:tabs>
+          <w:tab w:val="num" w:pos="2880"/>
+        </w:tabs>
+        <w:ind w:left="2880" w:hanging="360"/>
+      </w:pPr>
+      <w:rPr>
+        <w:rFonts w:ascii="Wingdings" w:hAnsi="Wingdings" w:hint="default"/>
+        <w:sz w:val="20"/>
+      </w:rPr>
+    </w:lvl>
+    <w:lvl w:ilvl="4" w:tentative="1">
+      <w:start w:val="1"/>
+      <w:numFmt w:val="bullet"/>
+      <w:lvlText w:val=""/>
+      <w:lvlJc w:val="left"/>
+      <w:pPr>
+        <w:tabs>
+          <w:tab w:val="num" w:pos="3600"/>
+        </w:tabs>
+        <w:ind w:left="3600" w:hanging="360"/>
+      </w:pPr>
+      <w:rPr>
+        <w:rFonts w:ascii="Wingdings" w:hAnsi="Wingdings" w:hint="default"/>
+        <w:sz w:val="20"/>
+      </w:rPr>
+    </w:lvl>
+    <w:lvl w:ilvl="5" w:tentative="1">
+      <w:start w:val="1"/>
+      <w:numFmt w:val="bullet"/>
+      <w:lvlText w:val=""/>
+      <w:lvlJc w:val="left"/>
+      <w:pPr>
+        <w:tabs>
+          <w:tab w:val="num" w:pos="4320"/>
+        </w:tabs>
+        <w:ind w:left="4320" w:hanging="360"/>
+      </w:pPr>
+      <w:rPr>
+        <w:rFonts w:ascii="Wingdings" w:hAnsi="Wingdings" w:hint="default"/>
+        <w:sz w:val="20"/>
+      </w:rPr>
+    </w:lvl>
+    <w:lvl w:ilvl="6" w:tentative="1">
+      <w:start w:val="1"/>
+      <w:numFmt w:val="bullet"/>
+      <w:lvlText w:val=""/>
+      <w:lvlJc w:val="left"/>
+      <w:pPr>
+        <w:tabs>
+          <w:tab w:val="num" w:pos="5040"/>
+        </w:tabs>
+        <w:ind w:left="5040" w:hanging="360"/>
+      </w:pPr>
+      <w:rPr>
+        <w:rFonts w:ascii="Wingdings" w:hAnsi="Wingdings" w:hint="default"/>
+        <w:sz w:val="20"/>
+      </w:rPr>
+    </w:lvl>
+    <w:lvl w:ilvl="7" w:tentative="1">
+      <w:start w:val="1"/>
+      <w:numFmt w:val="bullet"/>
+      <w:lvlText w:val=""/>
+      <w:lvlJc w:val="left"/>
+      <w:pPr>
+        <w:tabs>
+          <w:tab w:val="num" w:pos="5760"/>
+        </w:tabs>
+        <w:ind w:left="5760" w:hanging="360"/>
+      </w:pPr>
+      <w:rPr>
+        <w:rFonts w:ascii="Wingdings" w:hAnsi="Wingdings" w:hint="default"/>
+        <w:sz w:val="20"/>
+      </w:rPr>
+    </w:lvl>
+    <w:lvl w:ilvl="8" w:tentative="1">
+      <w:start w:val="1"/>
+      <w:numFmt w:val="bullet"/>
+      <w:lvlText w:val=""/>
+      <w:lvlJc w:val="left"/>
+      <w:pPr>
+        <w:tabs>
+          <w:tab w:val="num" w:pos="6480"/>
+        </w:tabs>
+        <w:ind w:left="6480" w:hanging="360"/>
+      </w:pPr>
+      <w:rPr>
+        <w:rFonts w:ascii="Wingdings" w:hAnsi="Wingdings" w:hint="default"/>
+        <w:sz w:val="20"/>
+      </w:rPr>
+    </w:lvl>
+  </w:abstractNum>
+  <w:abstractNum w:abstractNumId="34" w15:restartNumberingAfterBreak="0">
     <w:nsid w:val="51A02B4D"/>
     <w:multiLevelType w:val="multilevel"/>
     <w:tmpl w:val="DA64CC82"/>
@@ -10672,7 +10450,7 @@
       </w:rPr>
     </w:lvl>
   </w:abstractNum>
-  <w:abstractNum w:abstractNumId="34" w15:restartNumberingAfterBreak="0">
+  <w:abstractNum w:abstractNumId="35" w15:restartNumberingAfterBreak="0">
     <w:nsid w:val="51CA7E9F"/>
     <w:multiLevelType w:val="multilevel"/>
     <w:tmpl w:val="B672AEB0"/>
@@ -10821,7 +10599,7 @@
       </w:rPr>
     </w:lvl>
   </w:abstractNum>
-  <w:abstractNum w:abstractNumId="35" w15:restartNumberingAfterBreak="0">
+  <w:abstractNum w:abstractNumId="36" w15:restartNumberingAfterBreak="0">
     <w:nsid w:val="54730D8E"/>
     <w:multiLevelType w:val="multilevel"/>
     <w:tmpl w:val="47727466"/>
@@ -10970,7 +10748,7 @@
       </w:rPr>
     </w:lvl>
   </w:abstractNum>
-  <w:abstractNum w:abstractNumId="36" w15:restartNumberingAfterBreak="0">
+  <w:abstractNum w:abstractNumId="37" w15:restartNumberingAfterBreak="0">
     <w:nsid w:val="552D5924"/>
     <w:multiLevelType w:val="multilevel"/>
     <w:tmpl w:val="07CEE6EA"/>
@@ -11119,7 +10897,7 @@
       </w:rPr>
     </w:lvl>
   </w:abstractNum>
-  <w:abstractNum w:abstractNumId="37" w15:restartNumberingAfterBreak="0">
+  <w:abstractNum w:abstractNumId="38" w15:restartNumberingAfterBreak="0">
     <w:nsid w:val="584D491E"/>
     <w:multiLevelType w:val="multilevel"/>
     <w:tmpl w:val="968638B6"/>
@@ -11268,7 +11046,7 @@
       </w:rPr>
     </w:lvl>
   </w:abstractNum>
-  <w:abstractNum w:abstractNumId="38" w15:restartNumberingAfterBreak="0">
+  <w:abstractNum w:abstractNumId="39" w15:restartNumberingAfterBreak="0">
     <w:nsid w:val="5A053C5D"/>
     <w:multiLevelType w:val="multilevel"/>
     <w:tmpl w:val="0FFC9E72"/>
@@ -11417,7 +11195,7 @@
       </w:rPr>
     </w:lvl>
   </w:abstractNum>
-  <w:abstractNum w:abstractNumId="39" w15:restartNumberingAfterBreak="0">
+  <w:abstractNum w:abstractNumId="40" w15:restartNumberingAfterBreak="0">
     <w:nsid w:val="5A1E6F14"/>
     <w:multiLevelType w:val="multilevel"/>
     <w:tmpl w:val="45508DF8"/>
@@ -11566,7 +11344,7 @@
       </w:rPr>
     </w:lvl>
   </w:abstractNum>
-  <w:abstractNum w:abstractNumId="40" w15:restartNumberingAfterBreak="0">
+  <w:abstractNum w:abstractNumId="41" w15:restartNumberingAfterBreak="0">
     <w:nsid w:val="5C1A1393"/>
     <w:multiLevelType w:val="multilevel"/>
     <w:tmpl w:val="21564A98"/>
@@ -11715,7 +11493,7 @@
       </w:rPr>
     </w:lvl>
   </w:abstractNum>
-  <w:abstractNum w:abstractNumId="41" w15:restartNumberingAfterBreak="0">
+  <w:abstractNum w:abstractNumId="42" w15:restartNumberingAfterBreak="0">
     <w:nsid w:val="5EF240F4"/>
     <w:multiLevelType w:val="multilevel"/>
     <w:tmpl w:val="0CF0D9AE"/>
@@ -11864,7 +11642,7 @@
       </w:rPr>
     </w:lvl>
   </w:abstractNum>
-  <w:abstractNum w:abstractNumId="42" w15:restartNumberingAfterBreak="0">
+  <w:abstractNum w:abstractNumId="43" w15:restartNumberingAfterBreak="0">
     <w:nsid w:val="606310D9"/>
     <w:multiLevelType w:val="multilevel"/>
     <w:tmpl w:val="229AD398"/>
@@ -12013,10 +11791,10 @@
       </w:rPr>
     </w:lvl>
   </w:abstractNum>
-  <w:abstractNum w:abstractNumId="43" w15:restartNumberingAfterBreak="0">
+  <w:abstractNum w:abstractNumId="44" w15:restartNumberingAfterBreak="0">
     <w:nsid w:val="64765A68"/>
     <w:multiLevelType w:val="multilevel"/>
-    <w:tmpl w:val="1BAE2316"/>
+    <w:tmpl w:val="CF64A726"/>
     <w:lvl w:ilvl="0">
       <w:start w:val="1"/>
       <w:numFmt w:val="bullet"/>
@@ -12033,20 +11811,16 @@
         <w:sz w:val="20"/>
       </w:rPr>
     </w:lvl>
-    <w:lvl w:ilvl="1" w:tentative="1">
-      <w:start w:val="1"/>
-      <w:numFmt w:val="bullet"/>
-      <w:lvlText w:val="o"/>
-      <w:lvlJc w:val="left"/>
-      <w:pPr>
-        <w:tabs>
-          <w:tab w:val="num" w:pos="1440"/>
-        </w:tabs>
+    <w:lvl w:ilvl="1">
+      <w:start w:val="1"/>
+      <w:numFmt w:val="decimal"/>
+      <w:lvlText w:val="%2."/>
+      <w:lvlJc w:val="left"/>
+      <w:pPr>
         <w:ind w:left="1440" w:hanging="360"/>
       </w:pPr>
       <w:rPr>
-        <w:rFonts w:ascii="Courier New" w:hAnsi="Courier New" w:hint="default"/>
-        <w:sz w:val="20"/>
+        <w:rFonts w:hint="default"/>
       </w:rPr>
     </w:lvl>
     <w:lvl w:ilvl="2" w:tentative="1">
@@ -12162,7 +11936,7 @@
       </w:rPr>
     </w:lvl>
   </w:abstractNum>
-  <w:abstractNum w:abstractNumId="44" w15:restartNumberingAfterBreak="0">
+  <w:abstractNum w:abstractNumId="45" w15:restartNumberingAfterBreak="0">
     <w:nsid w:val="65A00763"/>
     <w:multiLevelType w:val="multilevel"/>
     <w:tmpl w:val="100603DC"/>
@@ -12275,7 +12049,7 @@
       </w:pPr>
     </w:lvl>
   </w:abstractNum>
-  <w:abstractNum w:abstractNumId="45" w15:restartNumberingAfterBreak="0">
+  <w:abstractNum w:abstractNumId="46" w15:restartNumberingAfterBreak="0">
     <w:nsid w:val="669E1870"/>
     <w:multiLevelType w:val="multilevel"/>
     <w:tmpl w:val="87BA8F6C"/>
@@ -12424,7 +12198,7 @@
       </w:rPr>
     </w:lvl>
   </w:abstractNum>
-  <w:abstractNum w:abstractNumId="46" w15:restartNumberingAfterBreak="0">
+  <w:abstractNum w:abstractNumId="47" w15:restartNumberingAfterBreak="0">
     <w:nsid w:val="68AF5BC2"/>
     <w:multiLevelType w:val="multilevel"/>
     <w:tmpl w:val="BBF09E78"/>
@@ -12569,7 +12343,7 @@
       </w:rPr>
     </w:lvl>
   </w:abstractNum>
-  <w:abstractNum w:abstractNumId="47" w15:restartNumberingAfterBreak="0">
+  <w:abstractNum w:abstractNumId="48" w15:restartNumberingAfterBreak="0">
     <w:nsid w:val="6C5C4463"/>
     <w:multiLevelType w:val="hybridMultilevel"/>
     <w:tmpl w:val="772A031A"/>
@@ -12682,7 +12456,7 @@
       </w:rPr>
     </w:lvl>
   </w:abstractNum>
-  <w:abstractNum w:abstractNumId="48" w15:restartNumberingAfterBreak="0">
+  <w:abstractNum w:abstractNumId="49" w15:restartNumberingAfterBreak="0">
     <w:nsid w:val="6D1A501F"/>
     <w:multiLevelType w:val="multilevel"/>
     <w:tmpl w:val="0DA28030"/>
@@ -12831,7 +12605,7 @@
       </w:rPr>
     </w:lvl>
   </w:abstractNum>
-  <w:abstractNum w:abstractNumId="49" w15:restartNumberingAfterBreak="0">
+  <w:abstractNum w:abstractNumId="50" w15:restartNumberingAfterBreak="0">
     <w:nsid w:val="6EC00ECF"/>
     <w:multiLevelType w:val="multilevel"/>
     <w:tmpl w:val="95961DCC"/>
@@ -12980,7 +12754,7 @@
       </w:rPr>
     </w:lvl>
   </w:abstractNum>
-  <w:abstractNum w:abstractNumId="50" w15:restartNumberingAfterBreak="0">
+  <w:abstractNum w:abstractNumId="51" w15:restartNumberingAfterBreak="0">
     <w:nsid w:val="6F3E66FD"/>
     <w:multiLevelType w:val="multilevel"/>
     <w:tmpl w:val="A8DEDA48"/>
@@ -13129,7 +12903,7 @@
       </w:rPr>
     </w:lvl>
   </w:abstractNum>
-  <w:abstractNum w:abstractNumId="51" w15:restartNumberingAfterBreak="0">
+  <w:abstractNum w:abstractNumId="52" w15:restartNumberingAfterBreak="0">
     <w:nsid w:val="70BF2C7A"/>
     <w:multiLevelType w:val="multilevel"/>
     <w:tmpl w:val="1562A278"/>
@@ -13278,7 +13052,7 @@
       </w:rPr>
     </w:lvl>
   </w:abstractNum>
-  <w:abstractNum w:abstractNumId="52" w15:restartNumberingAfterBreak="0">
+  <w:abstractNum w:abstractNumId="53" w15:restartNumberingAfterBreak="0">
     <w:nsid w:val="70C51484"/>
     <w:multiLevelType w:val="multilevel"/>
     <w:tmpl w:val="9E128CE4"/>
@@ -13427,7 +13201,7 @@
       </w:rPr>
     </w:lvl>
   </w:abstractNum>
-  <w:abstractNum w:abstractNumId="53" w15:restartNumberingAfterBreak="0">
+  <w:abstractNum w:abstractNumId="54" w15:restartNumberingAfterBreak="0">
     <w:nsid w:val="718B259F"/>
     <w:multiLevelType w:val="multilevel"/>
     <w:tmpl w:val="F71A683C"/>
@@ -13576,7 +13350,7 @@
       </w:rPr>
     </w:lvl>
   </w:abstractNum>
-  <w:abstractNum w:abstractNumId="54" w15:restartNumberingAfterBreak="0">
+  <w:abstractNum w:abstractNumId="55" w15:restartNumberingAfterBreak="0">
     <w:nsid w:val="729168D8"/>
     <w:multiLevelType w:val="multilevel"/>
     <w:tmpl w:val="D6DEB760"/>
@@ -13725,7 +13499,7 @@
       </w:rPr>
     </w:lvl>
   </w:abstractNum>
-  <w:abstractNum w:abstractNumId="55" w15:restartNumberingAfterBreak="0">
+  <w:abstractNum w:abstractNumId="56" w15:restartNumberingAfterBreak="0">
     <w:nsid w:val="731077A3"/>
     <w:multiLevelType w:val="multilevel"/>
     <w:tmpl w:val="E59C51FA"/>
@@ -13870,7 +13644,7 @@
       </w:rPr>
     </w:lvl>
   </w:abstractNum>
-  <w:abstractNum w:abstractNumId="56" w15:restartNumberingAfterBreak="0">
+  <w:abstractNum w:abstractNumId="57" w15:restartNumberingAfterBreak="0">
     <w:nsid w:val="7B176394"/>
     <w:multiLevelType w:val="multilevel"/>
     <w:tmpl w:val="FBA8252E"/>
@@ -14019,7 +13793,7 @@
       </w:rPr>
     </w:lvl>
   </w:abstractNum>
-  <w:abstractNum w:abstractNumId="57" w15:restartNumberingAfterBreak="0">
+  <w:abstractNum w:abstractNumId="58" w15:restartNumberingAfterBreak="0">
     <w:nsid w:val="7B203AB1"/>
     <w:multiLevelType w:val="multilevel"/>
     <w:tmpl w:val="CED2ED12"/>
@@ -14168,7 +13942,305 @@
       </w:rPr>
     </w:lvl>
   </w:abstractNum>
-  <w:abstractNum w:abstractNumId="58" w15:restartNumberingAfterBreak="0">
+  <w:abstractNum w:abstractNumId="59" w15:restartNumberingAfterBreak="0">
+    <w:nsid w:val="7B9D03C6"/>
+    <w:multiLevelType w:val="multilevel"/>
+    <w:tmpl w:val="2B105C98"/>
+    <w:lvl w:ilvl="0">
+      <w:start w:val="1"/>
+      <w:numFmt w:val="bullet"/>
+      <w:lvlText w:val=""/>
+      <w:lvlJc w:val="left"/>
+      <w:pPr>
+        <w:tabs>
+          <w:tab w:val="num" w:pos="720"/>
+        </w:tabs>
+        <w:ind w:left="720" w:hanging="360"/>
+      </w:pPr>
+      <w:rPr>
+        <w:rFonts w:ascii="Symbol" w:hAnsi="Symbol" w:hint="default"/>
+        <w:sz w:val="20"/>
+      </w:rPr>
+    </w:lvl>
+    <w:lvl w:ilvl="1" w:tentative="1">
+      <w:start w:val="1"/>
+      <w:numFmt w:val="bullet"/>
+      <w:lvlText w:val="o"/>
+      <w:lvlJc w:val="left"/>
+      <w:pPr>
+        <w:tabs>
+          <w:tab w:val="num" w:pos="1440"/>
+        </w:tabs>
+        <w:ind w:left="1440" w:hanging="360"/>
+      </w:pPr>
+      <w:rPr>
+        <w:rFonts w:ascii="Courier New" w:hAnsi="Courier New" w:hint="default"/>
+        <w:sz w:val="20"/>
+      </w:rPr>
+    </w:lvl>
+    <w:lvl w:ilvl="2" w:tentative="1">
+      <w:start w:val="1"/>
+      <w:numFmt w:val="bullet"/>
+      <w:lvlText w:val=""/>
+      <w:lvlJc w:val="left"/>
+      <w:pPr>
+        <w:tabs>
+          <w:tab w:val="num" w:pos="2160"/>
+        </w:tabs>
+        <w:ind w:left="2160" w:hanging="360"/>
+      </w:pPr>
+      <w:rPr>
+        <w:rFonts w:ascii="Wingdings" w:hAnsi="Wingdings" w:hint="default"/>
+        <w:sz w:val="20"/>
+      </w:rPr>
+    </w:lvl>
+    <w:lvl w:ilvl="3" w:tentative="1">
+      <w:start w:val="1"/>
+      <w:numFmt w:val="bullet"/>
+      <w:lvlText w:val=""/>
+      <w:lvlJc w:val="left"/>
+      <w:pPr>
+        <w:tabs>
+          <w:tab w:val="num" w:pos="2880"/>
+        </w:tabs>
+        <w:ind w:left="2880" w:hanging="360"/>
+      </w:pPr>
+      <w:rPr>
+        <w:rFonts w:ascii="Wingdings" w:hAnsi="Wingdings" w:hint="default"/>
+        <w:sz w:val="20"/>
+      </w:rPr>
+    </w:lvl>
+    <w:lvl w:ilvl="4" w:tentative="1">
+      <w:start w:val="1"/>
+      <w:numFmt w:val="bullet"/>
+      <w:lvlText w:val=""/>
+      <w:lvlJc w:val="left"/>
+      <w:pPr>
+        <w:tabs>
+          <w:tab w:val="num" w:pos="3600"/>
+        </w:tabs>
+        <w:ind w:left="3600" w:hanging="360"/>
+      </w:pPr>
+      <w:rPr>
+        <w:rFonts w:ascii="Wingdings" w:hAnsi="Wingdings" w:hint="default"/>
+        <w:sz w:val="20"/>
+      </w:rPr>
+    </w:lvl>
+    <w:lvl w:ilvl="5" w:tentative="1">
+      <w:start w:val="1"/>
+      <w:numFmt w:val="bullet"/>
+      <w:lvlText w:val=""/>
+      <w:lvlJc w:val="left"/>
+      <w:pPr>
+        <w:tabs>
+          <w:tab w:val="num" w:pos="4320"/>
+        </w:tabs>
+        <w:ind w:left="4320" w:hanging="360"/>
+      </w:pPr>
+      <w:rPr>
+        <w:rFonts w:ascii="Wingdings" w:hAnsi="Wingdings" w:hint="default"/>
+        <w:sz w:val="20"/>
+      </w:rPr>
+    </w:lvl>
+    <w:lvl w:ilvl="6" w:tentative="1">
+      <w:start w:val="1"/>
+      <w:numFmt w:val="bullet"/>
+      <w:lvlText w:val=""/>
+      <w:lvlJc w:val="left"/>
+      <w:pPr>
+        <w:tabs>
+          <w:tab w:val="num" w:pos="5040"/>
+        </w:tabs>
+        <w:ind w:left="5040" w:hanging="360"/>
+      </w:pPr>
+      <w:rPr>
+        <w:rFonts w:ascii="Wingdings" w:hAnsi="Wingdings" w:hint="default"/>
+        <w:sz w:val="20"/>
+      </w:rPr>
+    </w:lvl>
+    <w:lvl w:ilvl="7" w:tentative="1">
+      <w:start w:val="1"/>
+      <w:numFmt w:val="bullet"/>
+      <w:lvlText w:val=""/>
+      <w:lvlJc w:val="left"/>
+      <w:pPr>
+        <w:tabs>
+          <w:tab w:val="num" w:pos="5760"/>
+        </w:tabs>
+        <w:ind w:left="5760" w:hanging="360"/>
+      </w:pPr>
+      <w:rPr>
+        <w:rFonts w:ascii="Wingdings" w:hAnsi="Wingdings" w:hint="default"/>
+        <w:sz w:val="20"/>
+      </w:rPr>
+    </w:lvl>
+    <w:lvl w:ilvl="8" w:tentative="1">
+      <w:start w:val="1"/>
+      <w:numFmt w:val="bullet"/>
+      <w:lvlText w:val=""/>
+      <w:lvlJc w:val="left"/>
+      <w:pPr>
+        <w:tabs>
+          <w:tab w:val="num" w:pos="6480"/>
+        </w:tabs>
+        <w:ind w:left="6480" w:hanging="360"/>
+      </w:pPr>
+      <w:rPr>
+        <w:rFonts w:ascii="Wingdings" w:hAnsi="Wingdings" w:hint="default"/>
+        <w:sz w:val="20"/>
+      </w:rPr>
+    </w:lvl>
+  </w:abstractNum>
+  <w:abstractNum w:abstractNumId="60" w15:restartNumberingAfterBreak="0">
+    <w:nsid w:val="7C3E2C74"/>
+    <w:multiLevelType w:val="multilevel"/>
+    <w:tmpl w:val="2B105C98"/>
+    <w:lvl w:ilvl="0">
+      <w:start w:val="1"/>
+      <w:numFmt w:val="bullet"/>
+      <w:lvlText w:val=""/>
+      <w:lvlJc w:val="left"/>
+      <w:pPr>
+        <w:tabs>
+          <w:tab w:val="num" w:pos="720"/>
+        </w:tabs>
+        <w:ind w:left="720" w:hanging="360"/>
+      </w:pPr>
+      <w:rPr>
+        <w:rFonts w:ascii="Symbol" w:hAnsi="Symbol" w:hint="default"/>
+        <w:sz w:val="20"/>
+      </w:rPr>
+    </w:lvl>
+    <w:lvl w:ilvl="1">
+      <w:start w:val="1"/>
+      <w:numFmt w:val="bullet"/>
+      <w:lvlText w:val="o"/>
+      <w:lvlJc w:val="left"/>
+      <w:pPr>
+        <w:tabs>
+          <w:tab w:val="num" w:pos="1440"/>
+        </w:tabs>
+        <w:ind w:left="1440" w:hanging="360"/>
+      </w:pPr>
+      <w:rPr>
+        <w:rFonts w:ascii="Courier New" w:hAnsi="Courier New" w:hint="default"/>
+        <w:sz w:val="20"/>
+      </w:rPr>
+    </w:lvl>
+    <w:lvl w:ilvl="2" w:tentative="1">
+      <w:start w:val="1"/>
+      <w:numFmt w:val="bullet"/>
+      <w:lvlText w:val=""/>
+      <w:lvlJc w:val="left"/>
+      <w:pPr>
+        <w:tabs>
+          <w:tab w:val="num" w:pos="2160"/>
+        </w:tabs>
+        <w:ind w:left="2160" w:hanging="360"/>
+      </w:pPr>
+      <w:rPr>
+        <w:rFonts w:ascii="Wingdings" w:hAnsi="Wingdings" w:hint="default"/>
+        <w:sz w:val="20"/>
+      </w:rPr>
+    </w:lvl>
+    <w:lvl w:ilvl="3" w:tentative="1">
+      <w:start w:val="1"/>
+      <w:numFmt w:val="bullet"/>
+      <w:lvlText w:val=""/>
+      <w:lvlJc w:val="left"/>
+      <w:pPr>
+        <w:tabs>
+          <w:tab w:val="num" w:pos="2880"/>
+        </w:tabs>
+        <w:ind w:left="2880" w:hanging="360"/>
+      </w:pPr>
+      <w:rPr>
+        <w:rFonts w:ascii="Wingdings" w:hAnsi="Wingdings" w:hint="default"/>
+        <w:sz w:val="20"/>
+      </w:rPr>
+    </w:lvl>
+    <w:lvl w:ilvl="4" w:tentative="1">
+      <w:start w:val="1"/>
+      <w:numFmt w:val="bullet"/>
+      <w:lvlText w:val=""/>
+      <w:lvlJc w:val="left"/>
+      <w:pPr>
+        <w:tabs>
+          <w:tab w:val="num" w:pos="3600"/>
+        </w:tabs>
+        <w:ind w:left="3600" w:hanging="360"/>
+      </w:pPr>
+      <w:rPr>
+        <w:rFonts w:ascii="Wingdings" w:hAnsi="Wingdings" w:hint="default"/>
+        <w:sz w:val="20"/>
+      </w:rPr>
+    </w:lvl>
+    <w:lvl w:ilvl="5" w:tentative="1">
+      <w:start w:val="1"/>
+      <w:numFmt w:val="bullet"/>
+      <w:lvlText w:val=""/>
+      <w:lvlJc w:val="left"/>
+      <w:pPr>
+        <w:tabs>
+          <w:tab w:val="num" w:pos="4320"/>
+        </w:tabs>
+        <w:ind w:left="4320" w:hanging="360"/>
+      </w:pPr>
+      <w:rPr>
+        <w:rFonts w:ascii="Wingdings" w:hAnsi="Wingdings" w:hint="default"/>
+        <w:sz w:val="20"/>
+      </w:rPr>
+    </w:lvl>
+    <w:lvl w:ilvl="6" w:tentative="1">
+      <w:start w:val="1"/>
+      <w:numFmt w:val="bullet"/>
+      <w:lvlText w:val=""/>
+      <w:lvlJc w:val="left"/>
+      <w:pPr>
+        <w:tabs>
+          <w:tab w:val="num" w:pos="5040"/>
+        </w:tabs>
+        <w:ind w:left="5040" w:hanging="360"/>
+      </w:pPr>
+      <w:rPr>
+        <w:rFonts w:ascii="Wingdings" w:hAnsi="Wingdings" w:hint="default"/>
+        <w:sz w:val="20"/>
+      </w:rPr>
+    </w:lvl>
+    <w:lvl w:ilvl="7" w:tentative="1">
+      <w:start w:val="1"/>
+      <w:numFmt w:val="bullet"/>
+      <w:lvlText w:val=""/>
+      <w:lvlJc w:val="left"/>
+      <w:pPr>
+        <w:tabs>
+          <w:tab w:val="num" w:pos="5760"/>
+        </w:tabs>
+        <w:ind w:left="5760" w:hanging="360"/>
+      </w:pPr>
+      <w:rPr>
+        <w:rFonts w:ascii="Wingdings" w:hAnsi="Wingdings" w:hint="default"/>
+        <w:sz w:val="20"/>
+      </w:rPr>
+    </w:lvl>
+    <w:lvl w:ilvl="8" w:tentative="1">
+      <w:start w:val="1"/>
+      <w:numFmt w:val="bullet"/>
+      <w:lvlText w:val=""/>
+      <w:lvlJc w:val="left"/>
+      <w:pPr>
+        <w:tabs>
+          <w:tab w:val="num" w:pos="6480"/>
+        </w:tabs>
+        <w:ind w:left="6480" w:hanging="360"/>
+      </w:pPr>
+      <w:rPr>
+        <w:rFonts w:ascii="Wingdings" w:hAnsi="Wingdings" w:hint="default"/>
+        <w:sz w:val="20"/>
+      </w:rPr>
+    </w:lvl>
+  </w:abstractNum>
+  <w:abstractNum w:abstractNumId="61" w15:restartNumberingAfterBreak="0">
     <w:nsid w:val="7E0C738B"/>
     <w:multiLevelType w:val="multilevel"/>
     <w:tmpl w:val="C19C3592"/>
@@ -14318,28 +14390,28 @@
     </w:lvl>
   </w:abstractNum>
   <w:num w:numId="1" w16cid:durableId="27343711">
-    <w:abstractNumId w:val="34"/>
+    <w:abstractNumId w:val="35"/>
   </w:num>
   <w:num w:numId="2" w16cid:durableId="1189878167">
-    <w:abstractNumId w:val="45"/>
+    <w:abstractNumId w:val="46"/>
   </w:num>
   <w:num w:numId="3" w16cid:durableId="522134800">
-    <w:abstractNumId w:val="48"/>
+    <w:abstractNumId w:val="49"/>
   </w:num>
   <w:num w:numId="4" w16cid:durableId="1368022358">
     <w:abstractNumId w:val="2"/>
   </w:num>
   <w:num w:numId="5" w16cid:durableId="870453898">
-    <w:abstractNumId w:val="51"/>
+    <w:abstractNumId w:val="52"/>
   </w:num>
   <w:num w:numId="6" w16cid:durableId="2080976972">
-    <w:abstractNumId w:val="39"/>
+    <w:abstractNumId w:val="40"/>
   </w:num>
   <w:num w:numId="7" w16cid:durableId="1733383082">
     <w:abstractNumId w:val="3"/>
   </w:num>
   <w:num w:numId="8" w16cid:durableId="314915720">
-    <w:abstractNumId w:val="53"/>
+    <w:abstractNumId w:val="54"/>
   </w:num>
   <w:num w:numId="9" w16cid:durableId="357852277">
     <w:abstractNumId w:val="10"/>
@@ -14348,7 +14420,7 @@
     <w:abstractNumId w:val="15"/>
   </w:num>
   <w:num w:numId="11" w16cid:durableId="865557796">
-    <w:abstractNumId w:val="54"/>
+    <w:abstractNumId w:val="55"/>
   </w:num>
   <w:num w:numId="12" w16cid:durableId="1943954552">
     <w:abstractNumId w:val="0"/>
@@ -14360,25 +14432,25 @@
     <w:abstractNumId w:val="17"/>
   </w:num>
   <w:num w:numId="15" w16cid:durableId="2054377148">
-    <w:abstractNumId w:val="35"/>
+    <w:abstractNumId w:val="36"/>
   </w:num>
   <w:num w:numId="16" w16cid:durableId="2110394441">
     <w:abstractNumId w:val="27"/>
   </w:num>
   <w:num w:numId="17" w16cid:durableId="926572840">
-    <w:abstractNumId w:val="57"/>
+    <w:abstractNumId w:val="58"/>
   </w:num>
   <w:num w:numId="18" w16cid:durableId="1303074629">
-    <w:abstractNumId w:val="58"/>
+    <w:abstractNumId w:val="61"/>
   </w:num>
   <w:num w:numId="19" w16cid:durableId="1405839482">
     <w:abstractNumId w:val="20"/>
   </w:num>
   <w:num w:numId="20" w16cid:durableId="2130124051">
-    <w:abstractNumId w:val="40"/>
+    <w:abstractNumId w:val="41"/>
   </w:num>
   <w:num w:numId="21" w16cid:durableId="1577782323">
-    <w:abstractNumId w:val="56"/>
+    <w:abstractNumId w:val="57"/>
   </w:num>
   <w:num w:numId="22" w16cid:durableId="1214275579">
     <w:abstractNumId w:val="28"/>
@@ -14401,7 +14473,7 @@
     </w:lvlOverride>
   </w:num>
   <w:num w:numId="24" w16cid:durableId="2040232091">
-    <w:abstractNumId w:val="37"/>
+    <w:abstractNumId w:val="38"/>
   </w:num>
   <w:num w:numId="25" w16cid:durableId="1842115328">
     <w:abstractNumId w:val="11"/>
@@ -14410,22 +14482,22 @@
     <w:abstractNumId w:val="19"/>
   </w:num>
   <w:num w:numId="27" w16cid:durableId="565337783">
-    <w:abstractNumId w:val="47"/>
+    <w:abstractNumId w:val="48"/>
   </w:num>
   <w:num w:numId="28" w16cid:durableId="1715539596">
-    <w:abstractNumId w:val="46"/>
+    <w:abstractNumId w:val="47"/>
   </w:num>
   <w:num w:numId="29" w16cid:durableId="1690445427">
     <w:abstractNumId w:val="12"/>
   </w:num>
   <w:num w:numId="30" w16cid:durableId="692151356">
-    <w:abstractNumId w:val="44"/>
+    <w:abstractNumId w:val="45"/>
   </w:num>
   <w:num w:numId="31" w16cid:durableId="952786855">
     <w:abstractNumId w:val="6"/>
   </w:num>
   <w:num w:numId="32" w16cid:durableId="189531672">
-    <w:abstractNumId w:val="38"/>
+    <w:abstractNumId w:val="39"/>
   </w:num>
   <w:num w:numId="33" w16cid:durableId="1309743859">
     <w:abstractNumId w:val="18"/>
@@ -14434,25 +14506,25 @@
     <w:abstractNumId w:val="24"/>
   </w:num>
   <w:num w:numId="35" w16cid:durableId="53552792">
-    <w:abstractNumId w:val="42"/>
+    <w:abstractNumId w:val="43"/>
   </w:num>
   <w:num w:numId="36" w16cid:durableId="1379351700">
     <w:abstractNumId w:val="14"/>
   </w:num>
   <w:num w:numId="37" w16cid:durableId="931739896">
-    <w:abstractNumId w:val="49"/>
+    <w:abstractNumId w:val="50"/>
   </w:num>
   <w:num w:numId="38" w16cid:durableId="790973297">
-    <w:abstractNumId w:val="55"/>
+    <w:abstractNumId w:val="56"/>
   </w:num>
   <w:num w:numId="39" w16cid:durableId="1130510469">
-    <w:abstractNumId w:val="52"/>
+    <w:abstractNumId w:val="53"/>
   </w:num>
   <w:num w:numId="40" w16cid:durableId="1326543493">
     <w:abstractNumId w:val="30"/>
   </w:num>
   <w:num w:numId="41" w16cid:durableId="399250526">
-    <w:abstractNumId w:val="33"/>
+    <w:abstractNumId w:val="34"/>
   </w:num>
   <w:num w:numId="42" w16cid:durableId="1831095655">
     <w:abstractNumId w:val="32"/>
@@ -14467,7 +14539,7 @@
     <w:abstractNumId w:val="25"/>
   </w:num>
   <w:num w:numId="46" w16cid:durableId="1378043185">
-    <w:abstractNumId w:val="50"/>
+    <w:abstractNumId w:val="51"/>
   </w:num>
   <w:num w:numId="47" w16cid:durableId="769739249">
     <w:abstractNumId w:val="5"/>
@@ -14479,16 +14551,16 @@
     <w:abstractNumId w:val="9"/>
   </w:num>
   <w:num w:numId="50" w16cid:durableId="652609079">
-    <w:abstractNumId w:val="36"/>
+    <w:abstractNumId w:val="37"/>
   </w:num>
   <w:num w:numId="51" w16cid:durableId="1207643152">
-    <w:abstractNumId w:val="41"/>
+    <w:abstractNumId w:val="42"/>
   </w:num>
   <w:num w:numId="52" w16cid:durableId="1392189016">
     <w:abstractNumId w:val="13"/>
   </w:num>
   <w:num w:numId="53" w16cid:durableId="663633007">
-    <w:abstractNumId w:val="43"/>
+    <w:abstractNumId w:val="44"/>
   </w:num>
   <w:num w:numId="54" w16cid:durableId="385102495">
     <w:abstractNumId w:val="29"/>
@@ -14510,6 +14582,15 @@
   </w:num>
   <w:num w:numId="60" w16cid:durableId="269751378">
     <w:abstractNumId w:val="23"/>
+  </w:num>
+  <w:num w:numId="61" w16cid:durableId="1671441633">
+    <w:abstractNumId w:val="60"/>
+  </w:num>
+  <w:num w:numId="62" w16cid:durableId="1356662378">
+    <w:abstractNumId w:val="33"/>
+  </w:num>
+  <w:num w:numId="63" w16cid:durableId="1730110058">
+    <w:abstractNumId w:val="59"/>
   </w:num>
 </w:numbering>
 </file>
@@ -15124,7 +15205,6 @@
   <w:style w:type="character" w:default="1" w:styleId="DefaultParagraphFont">
     <w:name w:val="Default Paragraph Font"/>
     <w:uiPriority w:val="1"/>
-    <w:semiHidden/>
     <w:unhideWhenUsed/>
   </w:style>
   <w:style w:type="table" w:default="1" w:styleId="TableNormal">

--- a/Lõputöö kirjeldus.docx
+++ b/Lõputöö kirjeldus.docx
@@ -1580,33 +1580,33 @@
       <w:commentRangeStart w:id="3"/>
       <w:commentRangeStart w:id="4"/>
       <w:commentRangeStart w:id="5"/>
+      <w:commentRangeEnd w:id="2"/>
+      <w:r>
+        <w:rPr>
+          <w:rStyle w:val="CommentReference"/>
+        </w:rPr>
+        <w:commentReference w:id="2"/>
+      </w:r>
+      <w:commentRangeEnd w:id="3"/>
+      <w:r>
+        <w:rPr>
+          <w:rStyle w:val="CommentReference"/>
+        </w:rPr>
+        <w:commentReference w:id="3"/>
+      </w:r>
+      <w:commentRangeEnd w:id="4"/>
+      <w:r>
+        <w:rPr>
+          <w:rStyle w:val="CommentReference"/>
+        </w:rPr>
+        <w:commentReference w:id="4"/>
+      </w:r>
       <w:commentRangeEnd w:id="5"/>
       <w:r>
         <w:rPr>
           <w:rStyle w:val="CommentReference"/>
         </w:rPr>
         <w:commentReference w:id="5"/>
-      </w:r>
-      <w:commentRangeEnd w:id="2"/>
-      <w:r>
-        <w:rPr>
-          <w:rStyle w:val="CommentReference"/>
-        </w:rPr>
-        <w:commentReference w:id="2"/>
-      </w:r>
-      <w:commentRangeEnd w:id="3"/>
-      <w:r>
-        <w:rPr>
-          <w:rStyle w:val="CommentReference"/>
-        </w:rPr>
-        <w:commentReference w:id="3"/>
-      </w:r>
-      <w:commentRangeEnd w:id="4"/>
-      <w:r>
-        <w:rPr>
-          <w:rStyle w:val="CommentReference"/>
-        </w:rPr>
-        <w:commentReference w:id="4"/>
       </w:r>
       <w:r>
         <w:rPr>
@@ -4533,19 +4533,7 @@
         </w:rPr>
       </w:pPr>
       <w:r>
-        <w:t>Andmed</w:t>
-      </w:r>
-      <w:r>
-        <w:t xml:space="preserve"> on</w:t>
-      </w:r>
-      <w:r>
-        <w:t xml:space="preserve"> </w:t>
-      </w:r>
-      <w:r>
-        <w:t>s</w:t>
-      </w:r>
-      <w:r>
-        <w:t>eptember 2026 seisuga.</w:t>
+        <w:t>Andmed on september 2026 seisuga.</w:t>
       </w:r>
     </w:p>
     <w:p>
@@ -4709,57 +4697,8 @@
     </w:p>
     <w:p>
       <w:pPr>
-        <w:pStyle w:val="ListParagraph"/>
-        <w:rPr>
-          <w:noProof/>
-        </w:rPr>
-      </w:pPr>
-    </w:p>
-    <w:p>
-      <w:pPr>
-        <w:rPr>
-          <w:b/>
-          <w:bCs/>
-          <w:noProof/>
-        </w:rPr>
-      </w:pPr>
-      <w:r>
-        <w:rPr>
-          <w:b/>
-          <w:bCs/>
-          <w:noProof/>
-        </w:rPr>
-        <w:t>Üleandmine</w:t>
-      </w:r>
-    </w:p>
-    <w:p>
-      <w:pPr>
-        <w:numPr>
-          <w:ilvl w:val="0"/>
-          <w:numId w:val="63"/>
-        </w:numPr>
-        <w:rPr>
-          <w:i/>
-          <w:iCs/>
-          <w:noProof/>
-          <w:color w:val="FF0000"/>
-        </w:rPr>
-      </w:pPr>
-      <w:r>
-        <w:rPr>
-          <w:i/>
-          <w:iCs/>
-          <w:noProof/>
-          <w:color w:val="FF0000"/>
-        </w:rPr>
-        <w:t>4–8 juhist, kuidas voogu käivitada ja täiendada: käivitus, parool, uus veerg, millal voog jookseb.</w:t>
-      </w:r>
-    </w:p>
-    <w:p>
-      <w:pPr>
-        <w:rPr>
-          <w:b/>
-          <w:bCs/>
+        <w:pStyle w:val="Heading1"/>
+        <w:rPr>
           <w:noProof/>
         </w:rPr>
       </w:pPr>
@@ -4782,41 +4721,37 @@
     <w:p>
       <w:pPr>
         <w:rPr>
-          <w:noProof/>
-        </w:rPr>
-      </w:pPr>
-      <w:commentRangeStart w:id="14"/>
-      <w:r>
-        <w:rPr>
           <w:b/>
           <w:bCs/>
-          <w:noProof/>
-        </w:rPr>
-        <w:t>Suhtarvude arvutamine (Kättesaadavuse indeks):</w:t>
+        </w:rPr>
+      </w:pPr>
+      <w:r>
+        <w:rPr>
+          <w:b/>
+          <w:bCs/>
+        </w:rPr>
+        <w:t>Graafik 1: Korterite m² hind ja brutopalk – Üldine trend</w:t>
       </w:r>
     </w:p>
     <w:p>
-      <w:pPr>
-        <w:numPr>
-          <w:ilvl w:val="1"/>
-          <w:numId w:val="55"/>
-        </w:numPr>
-        <w:rPr>
-          <w:noProof/>
-        </w:rPr>
-      </w:pPr>
-      <w:r>
-        <w:rPr>
-          <w:noProof/>
-        </w:rPr>
-        <w:lastRenderedPageBreak/>
-        <w:t>Kinnisvaraturu ostujõu indeksi arvutamine valemiga:</w:t>
-      </w:r>
-      <w:r>
-        <w:rPr>
-          <w:noProof/>
-        </w:rPr>
-        <w:br/>
+      <w:r>
+        <w:t xml:space="preserve">Graafik </w:t>
+      </w:r>
+      <w:r>
+        <w:t>näitab</w:t>
+      </w:r>
+      <w:r>
+        <w:t xml:space="preserve">, et </w:t>
+      </w:r>
+      <w:r>
+        <w:rPr>
+          <w:b/>
+          <w:bCs/>
+        </w:rPr>
+        <w:t>"Kinnisvara ostujõu indeks"</w:t>
+      </w:r>
+      <w:r>
+        <w:t xml:space="preserve"> (m² ühe kuupalga eest) paranes oluliselt 2010. aasta kriisipõhjas (kus palk oli ~650 € ja m² hind vaid ~350 €), liikus stabiilses tasakaalus eelmisel kümnendil ning on tänaseks (2025–2026) uue nominaalpalga kiire tõusu tõttu (~1800 €) kriisieelsest (2007) mullist tervislikumas seisus.</w:t>
       </w:r>
     </w:p>
     <w:p>
@@ -4829,11 +4764,12 @@
         <w:rPr>
           <w:noProof/>
         </w:rPr>
+        <w:lastRenderedPageBreak/>
         <w:drawing>
-          <wp:inline distT="0" distB="0" distL="0" distR="0" wp14:anchorId="322F2482" wp14:editId="77F13930">
-            <wp:extent cx="12700" cy="12700"/>
-            <wp:effectExtent l="0" t="0" r="0" b="0"/>
-            <wp:docPr id="3" name="Picture 3"/>
+          <wp:inline distT="0" distB="0" distL="0" distR="0" wp14:anchorId="25829CFD" wp14:editId="0C808429">
+            <wp:extent cx="5731510" cy="2243455"/>
+            <wp:effectExtent l="0" t="0" r="2540" b="4445"/>
+            <wp:docPr id="4" name="Picture 4"/>
             <wp:cNvGraphicFramePr>
               <a:graphicFrameLocks xmlns:a="http://schemas.openxmlformats.org/drawingml/2006/main" noChangeAspect="1"/>
             </wp:cNvGraphicFramePr>
@@ -4841,36 +4777,23 @@
               <a:graphicData uri="http://schemas.openxmlformats.org/drawingml/2006/picture">
                 <pic:pic xmlns:pic="http://schemas.openxmlformats.org/drawingml/2006/picture">
                   <pic:nvPicPr>
-                    <pic:cNvPr id="0" name="Picture 68"/>
-                    <pic:cNvPicPr>
-                      <a:picLocks noChangeAspect="1" noChangeArrowheads="1"/>
-                    </pic:cNvPicPr>
+                    <pic:cNvPr id="1" name=""/>
+                    <pic:cNvPicPr/>
                   </pic:nvPicPr>
                   <pic:blipFill>
-                    <a:blip r:embed="rId11">
-                      <a:extLst>
-                        <a:ext uri="{28A0092B-C50C-407E-A947-70E740481C1C}">
-                          <a14:useLocalDpi xmlns:a14="http://schemas.microsoft.com/office/drawing/2010/main" val="0"/>
-                        </a:ext>
-                      </a:extLst>
-                    </a:blip>
-                    <a:srcRect/>
+                    <a:blip r:embed="rId11"/>
                     <a:stretch>
                       <a:fillRect/>
                     </a:stretch>
                   </pic:blipFill>
-                  <pic:spPr bwMode="auto">
+                  <pic:spPr>
                     <a:xfrm>
                       <a:off x="0" y="0"/>
-                      <a:ext cx="12700" cy="12700"/>
+                      <a:ext cx="5731510" cy="2243455"/>
                     </a:xfrm>
                     <a:prstGeom prst="rect">
                       <a:avLst/>
                     </a:prstGeom>
-                    <a:noFill/>
-                    <a:ln>
-                      <a:noFill/>
-                    </a:ln>
                   </pic:spPr>
                 </pic:pic>
               </a:graphicData>
@@ -4882,41 +4805,34 @@
     <w:p>
       <w:pPr>
         <w:rPr>
-          <w:noProof/>
-        </w:rPr>
-      </w:pPr>
-      <w:r>
-        <w:rPr>
-          <w:noProof/>
-        </w:rPr>
-        <w:t>Ostujõud=Keskmine palkRuutmeetri hindOstujõud equals the fraction with numerator Keskmine palk and denominator Ruutmeetri hind end-fraction</w:t>
-      </w:r>
+          <w:b/>
+          <w:bCs/>
+          <w:noProof/>
+        </w:rPr>
+      </w:pPr>
     </w:p>
     <w:p>
       <w:pPr>
         <w:rPr>
-          <w:noProof/>
-        </w:rPr>
-      </w:pPr>
-      <w:r>
-        <w:rPr>
-          <w:noProof/>
-        </w:rPr>
-        <w:t>Ostujõud=Keskmine palkRuutmeetri hind</w:t>
-      </w:r>
-      <w:commentRangeEnd w:id="14"/>
-      <w:r>
-        <w:rPr>
-          <w:rStyle w:val="CommentReference"/>
-        </w:rPr>
-        <w:commentReference w:id="14"/>
+          <w:b/>
+          <w:bCs/>
+          <w:noProof/>
+        </w:rPr>
+      </w:pPr>
+      <w:r>
+        <w:rPr>
+          <w:b/>
+          <w:bCs/>
+          <w:noProof/>
+        </w:rPr>
+        <w:t>Graafik 2: Kinnisvarahindade ja palga seos – Regionaalne lõhe</w:t>
       </w:r>
     </w:p>
     <w:p>
       <w:pPr>
         <w:numPr>
           <w:ilvl w:val="0"/>
-          <w:numId w:val="55"/>
+          <w:numId w:val="64"/>
         </w:numPr>
         <w:rPr>
           <w:noProof/>
@@ -4928,236 +4844,267 @@
           <w:bCs/>
           <w:noProof/>
         </w:rPr>
-        <w:t xml:space="preserve">Regionaalne </w:t>
-      </w:r>
-      <w:commentRangeStart w:id="15"/>
+        <w:t>Harju ja Tartu maakond</w:t>
+      </w:r>
+      <w:r>
+        <w:rPr>
+          <w:noProof/>
+        </w:rPr>
+        <w:t xml:space="preserve"> esindavad kõrge turuaktiivsusega piirkondi, kus seos palga ja m² hinna vahel on ülitugev ja lineaarne. Siin on oht, et kinnisvara "põgeneb" tavainimese eest, kõige suurem.</w:t>
+      </w:r>
+    </w:p>
+    <w:p>
+      <w:pPr>
+        <w:numPr>
+          <w:ilvl w:val="0"/>
+          <w:numId w:val="64"/>
+        </w:numPr>
+        <w:rPr>
+          <w:noProof/>
+        </w:rPr>
+      </w:pPr>
       <w:r>
         <w:rPr>
           <w:b/>
           <w:bCs/>
           <w:noProof/>
         </w:rPr>
-        <w:t>võrdlev analüüs</w:t>
-      </w:r>
-      <w:r>
+        <w:t>Ida-Viru ja Lääne-Viru</w:t>
+      </w:r>
+      <w:r>
+        <w:rPr>
+          <w:noProof/>
+        </w:rPr>
+        <w:t xml:space="preserve"> maakonnad näitavad madalat tõusu (lame trendijoon), mis viitab sellele, et nendes regioonides ei ole palkade kasv hinnanäitajaid üles rühkinud ja kinnisvara on kättesaadav, kuid turg on ebaaktiivne (väikesed mullid).</w:t>
+      </w:r>
+    </w:p>
+    <w:p>
+      <w:pPr>
+        <w:ind w:left="720"/>
+        <w:rPr>
+          <w:noProof/>
+        </w:rPr>
+      </w:pPr>
+    </w:p>
+    <w:p>
+      <w:pPr>
+        <w:rPr>
+          <w:noProof/>
+        </w:rPr>
+      </w:pPr>
+      <w:r>
+        <w:rPr>
+          <w:noProof/>
+        </w:rPr>
+        <w:drawing>
+          <wp:inline distT="0" distB="0" distL="0" distR="0" wp14:anchorId="36A01083" wp14:editId="2ED61D78">
+            <wp:extent cx="5731510" cy="2374265"/>
+            <wp:effectExtent l="0" t="0" r="2540" b="6985"/>
+            <wp:docPr id="5" name="Picture 5"/>
+            <wp:cNvGraphicFramePr>
+              <a:graphicFrameLocks xmlns:a="http://schemas.openxmlformats.org/drawingml/2006/main" noChangeAspect="1"/>
+            </wp:cNvGraphicFramePr>
+            <a:graphic xmlns:a="http://schemas.openxmlformats.org/drawingml/2006/main">
+              <a:graphicData uri="http://schemas.openxmlformats.org/drawingml/2006/picture">
+                <pic:pic xmlns:pic="http://schemas.openxmlformats.org/drawingml/2006/picture">
+                  <pic:nvPicPr>
+                    <pic:cNvPr id="1" name=""/>
+                    <pic:cNvPicPr/>
+                  </pic:nvPicPr>
+                  <pic:blipFill>
+                    <a:blip r:embed="rId12"/>
+                    <a:stretch>
+                      <a:fillRect/>
+                    </a:stretch>
+                  </pic:blipFill>
+                  <pic:spPr>
+                    <a:xfrm>
+                      <a:off x="0" y="0"/>
+                      <a:ext cx="5731510" cy="2374265"/>
+                    </a:xfrm>
+                    <a:prstGeom prst="rect">
+                      <a:avLst/>
+                    </a:prstGeom>
+                  </pic:spPr>
+                </pic:pic>
+              </a:graphicData>
+            </a:graphic>
+          </wp:inline>
+        </w:drawing>
+      </w:r>
+    </w:p>
+    <w:p>
+      <w:pPr>
+        <w:rPr>
+          <w:noProof/>
+        </w:rPr>
+      </w:pPr>
+    </w:p>
+    <w:p>
+      <w:pPr>
         <w:rPr>
           <w:b/>
           <w:bCs/>
           <w:noProof/>
         </w:rPr>
-        <w:t xml:space="preserve"> PowerBI-s</w:t>
-      </w:r>
+      </w:pPr>
       <w:r>
         <w:rPr>
           <w:b/>
           <w:bCs/>
           <w:noProof/>
         </w:rPr>
-        <w:t>:</w:t>
-      </w:r>
-      <w:commentRangeEnd w:id="15"/>
-      <w:r>
-        <w:rPr>
-          <w:rStyle w:val="CommentReference"/>
-        </w:rPr>
-        <w:commentReference w:id="15"/>
+        <w:t>Graafik 3: Kinnisvara hindade ja intressimäärade suhe – Finantstingimused</w:t>
       </w:r>
     </w:p>
     <w:p>
       <w:pPr>
-        <w:numPr>
-          <w:ilvl w:val="1"/>
-          <w:numId w:val="55"/>
-        </w:numPr>
-        <w:rPr>
-          <w:noProof/>
-        </w:rPr>
-      </w:pPr>
-      <w:r>
-        <w:rPr>
-          <w:noProof/>
-        </w:rPr>
-        <w:t>Eesti maakondade ostujõu dünaamika võrdlemine.</w:t>
+        <w:rPr>
+          <w:noProof/>
+        </w:rPr>
+      </w:pPr>
+      <w:r>
+        <w:rPr>
+          <w:noProof/>
+        </w:rPr>
+        <w:t xml:space="preserve">See demonstreerib ilmekalt, kuidas keskpanga rahapoliitika (Eesti Panga eluasemelaenude intressimäär) reguleerib turgu. Madala intressiga keskkond (2015–2021 stabiilne 2,2%–2,5%) toimis turu </w:t>
+      </w:r>
+      <w:r>
+        <w:rPr>
+          <w:noProof/>
+        </w:rPr>
+        <w:t>kütusena</w:t>
+      </w:r>
+      <w:r>
+        <w:rPr>
+          <w:noProof/>
+        </w:rPr>
+        <w:t>, lubades m² hinnal kasvada ilma, et kuumakse oleks elanikule üle jõu käinud.</w:t>
       </w:r>
     </w:p>
     <w:p>
       <w:pPr>
-        <w:ind w:left="1440"/>
+        <w:rPr>
+          <w:noProof/>
+        </w:rPr>
+      </w:pPr>
+      <w:r>
+        <w:rPr>
+          <w:noProof/>
+        </w:rPr>
+        <w:lastRenderedPageBreak/>
+        <w:drawing>
+          <wp:inline distT="0" distB="0" distL="0" distR="0" wp14:anchorId="7494CF3A" wp14:editId="2A34E1C3">
+            <wp:extent cx="5731510" cy="1865630"/>
+            <wp:effectExtent l="0" t="0" r="2540" b="1270"/>
+            <wp:docPr id="6" name="Picture 6"/>
+            <wp:cNvGraphicFramePr>
+              <a:graphicFrameLocks xmlns:a="http://schemas.openxmlformats.org/drawingml/2006/main" noChangeAspect="1"/>
+            </wp:cNvGraphicFramePr>
+            <a:graphic xmlns:a="http://schemas.openxmlformats.org/drawingml/2006/main">
+              <a:graphicData uri="http://schemas.openxmlformats.org/drawingml/2006/picture">
+                <pic:pic xmlns:pic="http://schemas.openxmlformats.org/drawingml/2006/picture">
+                  <pic:nvPicPr>
+                    <pic:cNvPr id="1" name=""/>
+                    <pic:cNvPicPr/>
+                  </pic:nvPicPr>
+                  <pic:blipFill>
+                    <a:blip r:embed="rId13"/>
+                    <a:stretch>
+                      <a:fillRect/>
+                    </a:stretch>
+                  </pic:blipFill>
+                  <pic:spPr>
+                    <a:xfrm>
+                      <a:off x="0" y="0"/>
+                      <a:ext cx="5731510" cy="1865630"/>
+                    </a:xfrm>
+                    <a:prstGeom prst="rect">
+                      <a:avLst/>
+                    </a:prstGeom>
+                  </pic:spPr>
+                </pic:pic>
+              </a:graphicData>
+            </a:graphic>
+          </wp:inline>
+        </w:drawing>
+      </w:r>
+    </w:p>
+    <w:p/>
+    <w:p>
+      <w:pPr>
         <w:rPr>
           <w:b/>
           <w:bCs/>
-          <w:noProof/>
         </w:rPr>
       </w:pPr>
       <w:r>
         <w:rPr>
           <w:b/>
           <w:bCs/>
-          <w:noProof/>
-        </w:rPr>
-        <w:t>Aruanne: Korterite keskmine m2 hind ja keskmine brutopalk aastate lõikes. Aruandele tehtud eraldi slicer: Maakond</w:t>
+        </w:rPr>
+        <w:t>Graafik 4: Kumulatiivne kasv – Pikaajaline ostujõud (Baas 2005)</w:t>
       </w:r>
     </w:p>
     <w:p>
-      <w:pPr>
-        <w:ind w:left="1440"/>
-        <w:rPr>
-          <w:noProof/>
-        </w:rPr>
-      </w:pPr>
-      <w:r>
-        <w:rPr>
-          <w:noProof/>
-        </w:rPr>
-        <w:t>Aruanne võimaldab visuaalselt jälgida läbi aastate, kuidas on muutunud keskmine brutopalk ja samal ajal korterite ruutmeetri hind ning kus muutuvad ’käärid’ kõige suuremaks. Valida saab kas kogu Eesti või maakonnad eraldi.</w:t>
-      </w:r>
-    </w:p>
-    <w:p>
-      <w:pPr>
-        <w:ind w:left="1440"/>
-        <w:rPr>
-          <w:noProof/>
-        </w:rPr>
-      </w:pPr>
       <w:r>
         <w:rPr>
           <w:b/>
           <w:bCs/>
-          <w:noProof/>
-        </w:rPr>
-        <w:t>Aruanne: R script, et võrrelda korteri ruutmeetri hinna ja keskmise brutopalga trajektoori.</w:t>
-      </w:r>
-      <w:r>
-        <w:rPr>
-          <w:noProof/>
-        </w:rPr>
-        <w:t xml:space="preserve"> Slicer: Maakond töötab ka sellel visuaalil.</w:t>
-      </w:r>
-    </w:p>
-    <w:p>
-      <w:pPr>
-        <w:numPr>
-          <w:ilvl w:val="1"/>
-          <w:numId w:val="55"/>
-        </w:numPr>
-        <w:rPr>
-          <w:noProof/>
-        </w:rPr>
-      </w:pPr>
-      <w:r>
-        <w:rPr>
-          <w:noProof/>
-        </w:rPr>
-        <w:t xml:space="preserve">Kõrvalekalded trajektoorist näitavad piltlikult, kus kinnisvara hind kallines kiiremini ja rohkem võrreldes palgaga ning kus oli palgatõus suurema mõjuga ning kinnisvara hind ei kallinenud nii palju. </w:t>
-      </w:r>
-      <w:r>
-        <w:rPr>
-          <w:noProof/>
-        </w:rPr>
-        <w:t>Graafik võimaldab t</w:t>
-      </w:r>
-      <w:r>
-        <w:rPr>
-          <w:noProof/>
-        </w:rPr>
-        <w:t>uvasta</w:t>
-      </w:r>
-      <w:r>
-        <w:rPr>
-          <w:noProof/>
-        </w:rPr>
-        <w:t>da</w:t>
-      </w:r>
-      <w:r>
-        <w:rPr>
-          <w:noProof/>
-        </w:rPr>
-        <w:t xml:space="preserve">, millises maakonnas </w:t>
-      </w:r>
-      <w:r>
-        <w:rPr>
-          <w:noProof/>
-        </w:rPr>
-        <w:t>läbi aastate on</w:t>
-      </w:r>
-      <w:r>
-        <w:rPr>
-          <w:noProof/>
-        </w:rPr>
-        <w:t xml:space="preserve"> ostujõud</w:t>
-      </w:r>
-      <w:r>
-        <w:rPr>
-          <w:noProof/>
-        </w:rPr>
-        <w:t xml:space="preserve"> võrreldes korterite hindadega madalam ning kus on ostujõud suurem</w:t>
-      </w:r>
-      <w:r>
-        <w:rPr>
-          <w:noProof/>
-        </w:rPr>
-        <w:t>.</w:t>
-      </w:r>
-    </w:p>
-    <w:p>
-      <w:pPr>
-        <w:ind w:left="1440"/>
-        <w:rPr>
-          <w:noProof/>
-        </w:rPr>
-      </w:pPr>
-      <w:r>
-        <w:rPr>
-          <w:noProof/>
-        </w:rPr>
-        <w:t>Samal ajal kajastab mummukeste suurus graafikul tehinguaktiivsust ehk tehingute arvu antud maakonnas antud aastal. Mida suurem tehingute arv, seda suurem on mummuke graafikul, mis ilmestab maakondade erinevusi. Vaikimisi näidatatksegi 5 suurima tehinguaktiivsusega maakonda.</w:t>
-      </w:r>
-    </w:p>
-    <w:p>
-      <w:pPr>
-        <w:ind w:left="1440"/>
-        <w:rPr>
-          <w:noProof/>
-        </w:rPr>
-      </w:pPr>
-    </w:p>
-    <w:p>
-      <w:pPr>
-        <w:rPr>
-          <w:noProof/>
-        </w:rPr>
-      </w:pPr>
-      <w:r>
-        <w:rPr>
-          <w:noProof/>
-        </w:rPr>
-        <w:pict w14:anchorId="55984D91">
-          <v:rect id="_x0000_i1032" style="width:0;height:1.5pt" o:hralign="center" o:hrstd="t" o:hr="t" fillcolor="#a0a0a0" stroked="f"/>
-        </w:pict>
-      </w:r>
-    </w:p>
-    <w:p>
-      <w:pPr>
-        <w:rPr>
-          <w:noProof/>
-        </w:rPr>
-      </w:pPr>
-    </w:p>
-    <w:p>
-      <w:pPr>
-        <w:rPr>
-          <w:noProof/>
-        </w:rPr>
-      </w:pPr>
-    </w:p>
-    <w:p>
-      <w:pPr>
-        <w:rPr>
-          <w:noProof/>
-        </w:rPr>
-      </w:pPr>
+        </w:rPr>
+        <w:t>P</w:t>
+      </w:r>
+      <w:r>
+        <w:rPr>
+          <w:b/>
+          <w:bCs/>
+        </w:rPr>
+        <w:t>ikas plaanis ei ole elamispind muutunud kättesaamatuks luksuseks</w:t>
+      </w:r>
+      <w:r>
+        <w:t>, vaid viimase viie aasta kriisid (THI ja Euribori järsk tõus) lõid lühiajalise hälbe, millest turg on palkade järelejõudmise tõttu praegu (2026) väljumas.</w:t>
+      </w:r>
     </w:p>
     <w:p/>
+    <w:p>
+      <w:r>
+        <w:drawing>
+          <wp:inline distT="0" distB="0" distL="0" distR="0" wp14:anchorId="0C2A0C86" wp14:editId="74B3DC2D">
+            <wp:extent cx="5731510" cy="1882775"/>
+            <wp:effectExtent l="0" t="0" r="2540" b="3175"/>
+            <wp:docPr id="7" name="Picture 7"/>
+            <wp:cNvGraphicFramePr>
+              <a:graphicFrameLocks xmlns:a="http://schemas.openxmlformats.org/drawingml/2006/main" noChangeAspect="1"/>
+            </wp:cNvGraphicFramePr>
+            <a:graphic xmlns:a="http://schemas.openxmlformats.org/drawingml/2006/main">
+              <a:graphicData uri="http://schemas.openxmlformats.org/drawingml/2006/picture">
+                <pic:pic xmlns:pic="http://schemas.openxmlformats.org/drawingml/2006/picture">
+                  <pic:nvPicPr>
+                    <pic:cNvPr id="1" name=""/>
+                    <pic:cNvPicPr/>
+                  </pic:nvPicPr>
+                  <pic:blipFill>
+                    <a:blip r:embed="rId14"/>
+                    <a:stretch>
+                      <a:fillRect/>
+                    </a:stretch>
+                  </pic:blipFill>
+                  <pic:spPr>
+                    <a:xfrm>
+                      <a:off x="0" y="0"/>
+                      <a:ext cx="5731510" cy="1882775"/>
+                    </a:xfrm>
+                    <a:prstGeom prst="rect">
+                      <a:avLst/>
+                    </a:prstGeom>
+                  </pic:spPr>
+                </pic:pic>
+              </a:graphicData>
+            </a:graphic>
+          </wp:inline>
+        </w:drawing>
+      </w:r>
+    </w:p>
     <w:p/>
     <w:sectPr>
       <w:pgSz w:w="11906" w:h="16838"/>
@@ -5203,7 +5150,7 @@
       </w:r>
     </w:p>
   </w:comment>
-  <w:comment w:id="5" w:author="Õpilane" w:date="2026-10-01T11:26:00Z" w:initials="Õ">
+  <w:comment w:id="2" w:author="Õpilane" w:date="2026-10-01T11:26:00Z" w:initials="Õ">
     <w:p>
       <w:pPr>
         <w:pStyle w:val="CommentText"/>
@@ -5216,22 +5163,6 @@
       </w:r>
       <w:r>
         <w:t>Analüüs ka Pythoni App</w:t>
-      </w:r>
-    </w:p>
-  </w:comment>
-  <w:comment w:id="2" w:author="Õpilane" w:date="2026-10-05T11:52:00Z" w:initials="Õ">
-    <w:p>
-      <w:pPr>
-        <w:pStyle w:val="CommentText"/>
-      </w:pPr>
-      <w:r>
-        <w:rPr>
-          <w:rStyle w:val="CommentReference"/>
-        </w:rPr>
-        <w:annotationRef/>
-      </w:r>
-      <w:r>
-        <w:t>Eesti pangast me saame ainult intressi kokku, euribori meil ei ole kuskil, võiks korrigeerida.</w:t>
       </w:r>
     </w:p>
   </w:comment>
@@ -5247,7 +5178,7 @@
         <w:annotationRef/>
       </w:r>
       <w:r>
-        <w:t>Maa-ameti kastile võiks panna täpsustavalt „tehingute arv“ mitte „tehingud“</w:t>
+        <w:t>Eesti pangast me saame ainult intressi kokku, euribori meil ei ole kuskil, võiks korrigeerida.</w:t>
       </w:r>
     </w:p>
   </w:comment>
@@ -5263,6 +5194,22 @@
         <w:annotationRef/>
       </w:r>
       <w:r>
+        <w:t>Maa-ameti kastile võiks panna täpsustavalt „tehingute arv“ mitte „tehingud“</w:t>
+      </w:r>
+    </w:p>
+  </w:comment>
+  <w:comment w:id="5" w:author="Õpilane" w:date="2026-10-05T11:52:00Z" w:initials="Õ">
+    <w:p>
+      <w:pPr>
+        <w:pStyle w:val="CommentText"/>
+      </w:pPr>
+      <w:r>
+        <w:rPr>
+          <w:rStyle w:val="CommentReference"/>
+        </w:rPr>
+        <w:annotationRef/>
+      </w:r>
+      <w:r>
         <w:t>Kas rikastamise all peaks just Pandas välja tooma? Kas me mingeid muid lisateeke ei kasuta või kas siin üldse vaja neid eraldi välja tuua?</w:t>
       </w:r>
     </w:p>
@@ -5395,38 +5342,6 @@
       </w:r>
       <w:r>
         <w:t>Aga mis me selle infoga tegime? Kas me jätsime need kvartalid välja oma andmetest?</w:t>
-      </w:r>
-    </w:p>
-  </w:comment>
-  <w:comment w:id="14" w:author="Õpilane" w:date="2026-10-05T12:07:00Z" w:initials="Õ">
-    <w:p>
-      <w:pPr>
-        <w:pStyle w:val="CommentText"/>
-      </w:pPr>
-      <w:r>
-        <w:rPr>
-          <w:rStyle w:val="CommentReference"/>
-        </w:rPr>
-        <w:annotationRef/>
-      </w:r>
-      <w:r>
-        <w:t>Seda peaks uuendama, et kõik metricsid oleks siin ära selgitatud, mis lõpuks Power BI-sse jätsite ja kasutate</w:t>
-      </w:r>
-    </w:p>
-  </w:comment>
-  <w:comment w:id="15" w:author="Õpilane" w:date="2026-10-05T12:08:00Z" w:initials="Õ">
-    <w:p>
-      <w:pPr>
-        <w:pStyle w:val="CommentText"/>
-      </w:pPr>
-      <w:r>
-        <w:rPr>
-          <w:rStyle w:val="CommentReference"/>
-        </w:rPr>
-        <w:annotationRef/>
-      </w:r>
-      <w:r>
-        <w:t>Final update vajalik kui Power BI on valmis</w:t>
       </w:r>
     </w:p>
   </w:comment>
@@ -5449,8 +5364,6 @@
   <w15:commentEx w15:paraId="12E370E6" w15:done="0"/>
   <w15:commentEx w15:paraId="3A6ED51D" w15:paraIdParent="12E370E6" w15:done="0"/>
   <w15:commentEx w15:paraId="73361748" w15:paraIdParent="12E370E6" w15:done="0"/>
-  <w15:commentEx w15:paraId="37F4D209" w15:done="0"/>
-  <w15:commentEx w15:paraId="5CF6FFBB" w15:done="0"/>
 </w15:commentsEx>
 </file>
 
@@ -5470,8 +5383,6 @@
   <w16cex:commentExtensible w16cex:durableId="3DE0D30F" w16cex:dateUtc="2026-10-01T11:35:00Z"/>
   <w16cex:commentExtensible w16cex:durableId="4D07E4CA" w16cex:dateUtc="2026-10-05T09:00:00Z"/>
   <w16cex:commentExtensible w16cex:durableId="54928509" w16cex:dateUtc="2026-10-05T11:24:00Z"/>
-  <w16cex:commentExtensible w16cex:durableId="2A78C4E7" w16cex:dateUtc="2026-10-05T09:07:00Z"/>
-  <w16cex:commentExtensible w16cex:durableId="5F2148F1" w16cex:dateUtc="2026-10-05T09:08:00Z"/>
 </w16cex:commentsExtensible>
 </file>
 
@@ -5491,8 +5402,6 @@
   <w16cid:commentId w16cid:paraId="12E370E6" w16cid:durableId="3DE0D30F"/>
   <w16cid:commentId w16cid:paraId="3A6ED51D" w16cid:durableId="4D07E4CA"/>
   <w16cid:commentId w16cid:paraId="73361748" w16cid:durableId="54928509"/>
-  <w16cid:commentId w16cid:paraId="37F4D209" w16cid:durableId="2A78C4E7"/>
-  <w16cid:commentId w16cid:paraId="5CF6FFBB" w16cid:durableId="5F2148F1"/>
 </w16cid:commentsIds>
 </file>
 
@@ -5500,7 +5409,7 @@
 <w:numbering xmlns:wpc="http://schemas.microsoft.com/office/word/2010/wordprocessingCanvas" xmlns:cx="http://schemas.microsoft.com/office/drawing/2014/chartex" xmlns:cx1="http://schemas.microsoft.com/office/drawing/2015/9/8/chartex" xmlns:cx2="http://schemas.microsoft.com/office/drawing/2015/10/21/chartex" xmlns:cx3="http://schemas.microsoft.com/office/drawing/2016/5/9/chartex" xmlns:cx4="http://schemas.microsoft.com/office/drawing/2016/5/10/chartex" xmlns:cx5="http://schemas.microsoft.com/office/drawing/2016/5/11/chartex" xmlns:cx6="http://schemas.microsoft.com/office/drawing/2016/5/12/chartex" xmlns:cx7="http://schemas.microsoft.com/office/drawing/2016/5/13/chartex" xmlns:cx8="http://schemas.microsoft.com/office/drawing/2016/5/14/chartex" xmlns:mc="http://schemas.openxmlformats.org/markup-compatibility/2006" xmlns:aink="http://schemas.microsoft.com/office/drawing/2016/ink" xmlns:am3d="http://schemas.microsoft.com/office/drawing/2017/model3d" xmlns:o="urn:schemas-microsoft-com:office:office" xmlns:oel="http://schemas.microsoft.com/office/2019/extlst" xmlns:r="http://schemas.openxmlformats.org/officeDocument/2006/relationships" xmlns:m="http://schemas.openxmlformats.org/officeDocument/2006/math" xmlns:v="urn:schemas-microsoft-com:vml" xmlns:wp14="http://schemas.microsoft.com/office/word/2010/wordprocessingDrawing" xmlns:wp="http://schemas.openxmlformats.org/drawingml/2006/wordprocessingDrawing" xmlns:w10="urn:schemas-microsoft-com:office:word" xmlns:w="http://schemas.openxmlformats.org/wordprocessingml/2006/main" xmlns:w14="http://schemas.microsoft.com/office/word/2010/wordml" xmlns:w15="http://schemas.microsoft.com/office/word/2012/wordml" xmlns:w16cex="http://schemas.microsoft.com/office/word/2018/wordml/cex" xmlns:w16cid="http://schemas.microsoft.com/office/word/2016/wordml/cid" xmlns:w16="http://schemas.microsoft.com/office/word/2018/wordml" xmlns:w16sdtdh="http://schemas.microsoft.com/office/word/2020/wordml/sdtdatahash" xmlns:w16se="http://schemas.microsoft.com/office/word/2015/wordml/symex" xmlns:wpg="http://schemas.microsoft.com/office/word/2010/wordprocessingGroup" xmlns:wpi="http://schemas.microsoft.com/office/word/2010/wordprocessingInk" xmlns:wne="http://schemas.microsoft.com/office/word/2006/wordml" xmlns:wps="http://schemas.microsoft.com/office/word/2010/wordprocessingShape" mc:Ignorable="w14 w15 w16se w16cid w16 w16cex w16sdtdh wp14">
   <w:numPicBullet w:numPicBulletId="0">
     <w:pict>
-      <v:rect id="_x0000_i1090" style="width:0;height:1.5pt" o:hralign="center" o:bullet="t" o:hrstd="t" o:hr="t" fillcolor="#a0a0a0" stroked="f"/>
+      <v:rect id="_x0000_i1049" style="width:0;height:1.5pt" o:hralign="center" o:bullet="t" o:hrstd="t" o:hr="t" fillcolor="#a0a0a0" stroked="f"/>
     </w:pict>
   </w:numPicBullet>
   <w:abstractNum w:abstractNumId="0" w15:restartNumberingAfterBreak="0">
@@ -13645,6 +13554,155 @@
     </w:lvl>
   </w:abstractNum>
   <w:abstractNum w:abstractNumId="57" w15:restartNumberingAfterBreak="0">
+    <w:nsid w:val="738760B1"/>
+    <w:multiLevelType w:val="multilevel"/>
+    <w:tmpl w:val="7388C62C"/>
+    <w:lvl w:ilvl="0">
+      <w:start w:val="1"/>
+      <w:numFmt w:val="bullet"/>
+      <w:lvlText w:val=""/>
+      <w:lvlJc w:val="left"/>
+      <w:pPr>
+        <w:tabs>
+          <w:tab w:val="num" w:pos="720"/>
+        </w:tabs>
+        <w:ind w:left="720" w:hanging="360"/>
+      </w:pPr>
+      <w:rPr>
+        <w:rFonts w:ascii="Symbol" w:hAnsi="Symbol" w:hint="default"/>
+        <w:sz w:val="20"/>
+      </w:rPr>
+    </w:lvl>
+    <w:lvl w:ilvl="1" w:tentative="1">
+      <w:start w:val="1"/>
+      <w:numFmt w:val="bullet"/>
+      <w:lvlText w:val="o"/>
+      <w:lvlJc w:val="left"/>
+      <w:pPr>
+        <w:tabs>
+          <w:tab w:val="num" w:pos="1440"/>
+        </w:tabs>
+        <w:ind w:left="1440" w:hanging="360"/>
+      </w:pPr>
+      <w:rPr>
+        <w:rFonts w:ascii="Courier New" w:hAnsi="Courier New" w:hint="default"/>
+        <w:sz w:val="20"/>
+      </w:rPr>
+    </w:lvl>
+    <w:lvl w:ilvl="2" w:tentative="1">
+      <w:start w:val="1"/>
+      <w:numFmt w:val="bullet"/>
+      <w:lvlText w:val=""/>
+      <w:lvlJc w:val="left"/>
+      <w:pPr>
+        <w:tabs>
+          <w:tab w:val="num" w:pos="2160"/>
+        </w:tabs>
+        <w:ind w:left="2160" w:hanging="360"/>
+      </w:pPr>
+      <w:rPr>
+        <w:rFonts w:ascii="Wingdings" w:hAnsi="Wingdings" w:hint="default"/>
+        <w:sz w:val="20"/>
+      </w:rPr>
+    </w:lvl>
+    <w:lvl w:ilvl="3" w:tentative="1">
+      <w:start w:val="1"/>
+      <w:numFmt w:val="bullet"/>
+      <w:lvlText w:val=""/>
+      <w:lvlJc w:val="left"/>
+      <w:pPr>
+        <w:tabs>
+          <w:tab w:val="num" w:pos="2880"/>
+        </w:tabs>
+        <w:ind w:left="2880" w:hanging="360"/>
+      </w:pPr>
+      <w:rPr>
+        <w:rFonts w:ascii="Wingdings" w:hAnsi="Wingdings" w:hint="default"/>
+        <w:sz w:val="20"/>
+      </w:rPr>
+    </w:lvl>
+    <w:lvl w:ilvl="4" w:tentative="1">
+      <w:start w:val="1"/>
+      <w:numFmt w:val="bullet"/>
+      <w:lvlText w:val=""/>
+      <w:lvlJc w:val="left"/>
+      <w:pPr>
+        <w:tabs>
+          <w:tab w:val="num" w:pos="3600"/>
+        </w:tabs>
+        <w:ind w:left="3600" w:hanging="360"/>
+      </w:pPr>
+      <w:rPr>
+        <w:rFonts w:ascii="Wingdings" w:hAnsi="Wingdings" w:hint="default"/>
+        <w:sz w:val="20"/>
+      </w:rPr>
+    </w:lvl>
+    <w:lvl w:ilvl="5" w:tentative="1">
+      <w:start w:val="1"/>
+      <w:numFmt w:val="bullet"/>
+      <w:lvlText w:val=""/>
+      <w:lvlJc w:val="left"/>
+      <w:pPr>
+        <w:tabs>
+          <w:tab w:val="num" w:pos="4320"/>
+        </w:tabs>
+        <w:ind w:left="4320" w:hanging="360"/>
+      </w:pPr>
+      <w:rPr>
+        <w:rFonts w:ascii="Wingdings" w:hAnsi="Wingdings" w:hint="default"/>
+        <w:sz w:val="20"/>
+      </w:rPr>
+    </w:lvl>
+    <w:lvl w:ilvl="6" w:tentative="1">
+      <w:start w:val="1"/>
+      <w:numFmt w:val="bullet"/>
+      <w:lvlText w:val=""/>
+      <w:lvlJc w:val="left"/>
+      <w:pPr>
+        <w:tabs>
+          <w:tab w:val="num" w:pos="5040"/>
+        </w:tabs>
+        <w:ind w:left="5040" w:hanging="360"/>
+      </w:pPr>
+      <w:rPr>
+        <w:rFonts w:ascii="Wingdings" w:hAnsi="Wingdings" w:hint="default"/>
+        <w:sz w:val="20"/>
+      </w:rPr>
+    </w:lvl>
+    <w:lvl w:ilvl="7" w:tentative="1">
+      <w:start w:val="1"/>
+      <w:numFmt w:val="bullet"/>
+      <w:lvlText w:val=""/>
+      <w:lvlJc w:val="left"/>
+      <w:pPr>
+        <w:tabs>
+          <w:tab w:val="num" w:pos="5760"/>
+        </w:tabs>
+        <w:ind w:left="5760" w:hanging="360"/>
+      </w:pPr>
+      <w:rPr>
+        <w:rFonts w:ascii="Wingdings" w:hAnsi="Wingdings" w:hint="default"/>
+        <w:sz w:val="20"/>
+      </w:rPr>
+    </w:lvl>
+    <w:lvl w:ilvl="8" w:tentative="1">
+      <w:start w:val="1"/>
+      <w:numFmt w:val="bullet"/>
+      <w:lvlText w:val=""/>
+      <w:lvlJc w:val="left"/>
+      <w:pPr>
+        <w:tabs>
+          <w:tab w:val="num" w:pos="6480"/>
+        </w:tabs>
+        <w:ind w:left="6480" w:hanging="360"/>
+      </w:pPr>
+      <w:rPr>
+        <w:rFonts w:ascii="Wingdings" w:hAnsi="Wingdings" w:hint="default"/>
+        <w:sz w:val="20"/>
+      </w:rPr>
+    </w:lvl>
+  </w:abstractNum>
+  <w:abstractNum w:abstractNumId="58" w15:restartNumberingAfterBreak="0">
     <w:nsid w:val="7B176394"/>
     <w:multiLevelType w:val="multilevel"/>
     <w:tmpl w:val="FBA8252E"/>
@@ -13793,7 +13851,7 @@
       </w:rPr>
     </w:lvl>
   </w:abstractNum>
-  <w:abstractNum w:abstractNumId="58" w15:restartNumberingAfterBreak="0">
+  <w:abstractNum w:abstractNumId="59" w15:restartNumberingAfterBreak="0">
     <w:nsid w:val="7B203AB1"/>
     <w:multiLevelType w:val="multilevel"/>
     <w:tmpl w:val="CED2ED12"/>
@@ -13942,7 +14000,7 @@
       </w:rPr>
     </w:lvl>
   </w:abstractNum>
-  <w:abstractNum w:abstractNumId="59" w15:restartNumberingAfterBreak="0">
+  <w:abstractNum w:abstractNumId="60" w15:restartNumberingAfterBreak="0">
     <w:nsid w:val="7B9D03C6"/>
     <w:multiLevelType w:val="multilevel"/>
     <w:tmpl w:val="2B105C98"/>
@@ -14091,7 +14149,7 @@
       </w:rPr>
     </w:lvl>
   </w:abstractNum>
-  <w:abstractNum w:abstractNumId="60" w15:restartNumberingAfterBreak="0">
+  <w:abstractNum w:abstractNumId="61" w15:restartNumberingAfterBreak="0">
     <w:nsid w:val="7C3E2C74"/>
     <w:multiLevelType w:val="multilevel"/>
     <w:tmpl w:val="2B105C98"/>
@@ -14240,7 +14298,7 @@
       </w:rPr>
     </w:lvl>
   </w:abstractNum>
-  <w:abstractNum w:abstractNumId="61" w15:restartNumberingAfterBreak="0">
+  <w:abstractNum w:abstractNumId="62" w15:restartNumberingAfterBreak="0">
     <w:nsid w:val="7E0C738B"/>
     <w:multiLevelType w:val="multilevel"/>
     <w:tmpl w:val="C19C3592"/>
@@ -14438,10 +14496,10 @@
     <w:abstractNumId w:val="27"/>
   </w:num>
   <w:num w:numId="17" w16cid:durableId="926572840">
-    <w:abstractNumId w:val="58"/>
+    <w:abstractNumId w:val="59"/>
   </w:num>
   <w:num w:numId="18" w16cid:durableId="1303074629">
-    <w:abstractNumId w:val="61"/>
+    <w:abstractNumId w:val="62"/>
   </w:num>
   <w:num w:numId="19" w16cid:durableId="1405839482">
     <w:abstractNumId w:val="20"/>
@@ -14450,7 +14508,7 @@
     <w:abstractNumId w:val="41"/>
   </w:num>
   <w:num w:numId="21" w16cid:durableId="1577782323">
-    <w:abstractNumId w:val="57"/>
+    <w:abstractNumId w:val="58"/>
   </w:num>
   <w:num w:numId="22" w16cid:durableId="1214275579">
     <w:abstractNumId w:val="28"/>
@@ -14584,13 +14642,16 @@
     <w:abstractNumId w:val="23"/>
   </w:num>
   <w:num w:numId="61" w16cid:durableId="1671441633">
-    <w:abstractNumId w:val="60"/>
+    <w:abstractNumId w:val="61"/>
   </w:num>
   <w:num w:numId="62" w16cid:durableId="1356662378">
     <w:abstractNumId w:val="33"/>
   </w:num>
   <w:num w:numId="63" w16cid:durableId="1730110058">
-    <w:abstractNumId w:val="59"/>
+    <w:abstractNumId w:val="60"/>
+  </w:num>
+  <w:num w:numId="64" w16cid:durableId="45841354">
+    <w:abstractNumId w:val="57"/>
   </w:num>
 </w:numbering>
 </file>

--- a/Lõputöö kirjeldus.docx
+++ b/Lõputöö kirjeldus.docx
@@ -4717,12 +4717,12 @@
         <w:t>Analüüs ja visualiseerimine</w:t>
       </w:r>
     </w:p>
-    <w:p/>
     <w:p>
       <w:pPr>
         <w:rPr>
           <w:b/>
           <w:bCs/>
+          <w:noProof/>
         </w:rPr>
       </w:pPr>
       <w:r>
@@ -4730,29 +4730,37 @@
           <w:b/>
           <w:bCs/>
         </w:rPr>
-        <w:t>Graafik 1: Korterite m² hind ja brutopalk – Üldine trend</w:t>
+        <w:t xml:space="preserve">Graafik 1: </w:t>
+      </w:r>
+      <w:r>
+        <w:rPr>
+          <w:b/>
+          <w:bCs/>
+          <w:noProof/>
+        </w:rPr>
+        <w:t xml:space="preserve">Korterite keskmine m2 hind ja keskmine brutopalk aastate lõikes. </w:t>
       </w:r>
     </w:p>
     <w:p>
-      <w:r>
-        <w:t xml:space="preserve">Graafik </w:t>
-      </w:r>
-      <w:r>
-        <w:t>näitab</w:t>
-      </w:r>
-      <w:r>
-        <w:t xml:space="preserve">, et </w:t>
-      </w:r>
-      <w:r>
+      <w:pPr>
+        <w:rPr>
+          <w:noProof/>
+        </w:rPr>
+      </w:pPr>
+      <w:r>
+        <w:rPr>
+          <w:noProof/>
+        </w:rPr>
+        <w:t>Aruanne võimaldab visuaalselt jälgida läbi aastate, kuidas on muutunud keskmine brutopalk ja samal ajal korterite ruutmeetri hind ning kus muutuvad ’käärid’ kõige suuremaks. Valida saab kas kogu Eesti või maakonnad eraldi.</w:t>
+      </w:r>
+    </w:p>
+    <w:p>
+      <w:pPr>
         <w:rPr>
           <w:b/>
           <w:bCs/>
         </w:rPr>
-        <w:t>"Kinnisvara ostujõu indeks"</w:t>
-      </w:r>
-      <w:r>
-        <w:t xml:space="preserve"> (m² ühe kuupalga eest) paranes oluliselt 2010. aasta kriisipõhjas (kus palk oli ~650 € ja m² hind vaid ~350 €), liikus stabiilses tasakaalus eelmisel kümnendil ning on tänaseks (2025–2026) uue nominaalpalga kiire tõusu tõttu (~1800 €) kriisieelsest (2007) mullist tervislikumas seisus.</w:t>
-      </w:r>
+      </w:pPr>
     </w:p>
     <w:p>
       <w:pPr>
@@ -4825,62 +4833,109 @@
           <w:bCs/>
           <w:noProof/>
         </w:rPr>
-        <w:t>Graafik 2: Kinnisvarahindade ja palga seos – Regionaalne lõhe</w:t>
+        <w:t xml:space="preserve">Graafik 2: </w:t>
+      </w:r>
+      <w:r>
+        <w:rPr>
+          <w:b/>
+          <w:bCs/>
+          <w:noProof/>
+        </w:rPr>
+        <w:t>R script, et võrrelda korteri ruutmeetri hinna ja keskmise brutopalga trajektoori</w:t>
+      </w:r>
+      <w:r>
+        <w:rPr>
+          <w:b/>
+          <w:bCs/>
+          <w:noProof/>
+        </w:rPr>
+        <w:t xml:space="preserve"> maakondade lõikes</w:t>
+      </w:r>
+      <w:r>
+        <w:rPr>
+          <w:b/>
+          <w:bCs/>
+          <w:noProof/>
+        </w:rPr>
+        <w:t>.</w:t>
+      </w:r>
+      <w:r>
+        <w:rPr>
+          <w:noProof/>
+        </w:rPr>
+        <w:t xml:space="preserve"> </w:t>
       </w:r>
     </w:p>
     <w:p>
       <w:pPr>
-        <w:numPr>
-          <w:ilvl w:val="0"/>
-          <w:numId w:val="64"/>
-        </w:numPr>
-        <w:rPr>
-          <w:noProof/>
-        </w:rPr>
-      </w:pPr>
-      <w:r>
-        <w:rPr>
-          <w:b/>
-          <w:bCs/>
-          <w:noProof/>
-        </w:rPr>
-        <w:t>Harju ja Tartu maakond</w:t>
-      </w:r>
-      <w:r>
-        <w:rPr>
-          <w:noProof/>
-        </w:rPr>
-        <w:t xml:space="preserve"> esindavad kõrge turuaktiivsusega piirkondi, kus seos palga ja m² hinna vahel on ülitugev ja lineaarne. Siin on oht, et kinnisvara "põgeneb" tavainimese eest, kõige suurem.</w:t>
+        <w:rPr>
+          <w:noProof/>
+        </w:rPr>
+      </w:pPr>
+      <w:r>
+        <w:rPr>
+          <w:noProof/>
+        </w:rPr>
+        <w:t>Kõrvalekalded trajektoorist näitavad piltlikult, kus kinnisvara hind kallines kiiremini ja rohkem võrreldes palgaga ning kus oli palgatõus suurema mõjuga ning kinnisvara hind ei kallinenud nii palju. Graafik võimaldab t</w:t>
+      </w:r>
+      <w:r>
+        <w:rPr>
+          <w:noProof/>
+        </w:rPr>
+        <w:t>uvasta</w:t>
+      </w:r>
+      <w:r>
+        <w:rPr>
+          <w:noProof/>
+        </w:rPr>
+        <w:t>da</w:t>
+      </w:r>
+      <w:r>
+        <w:rPr>
+          <w:noProof/>
+        </w:rPr>
+        <w:t xml:space="preserve">, millises maakonnas </w:t>
+      </w:r>
+      <w:r>
+        <w:rPr>
+          <w:noProof/>
+        </w:rPr>
+        <w:t>läbi aastate on</w:t>
+      </w:r>
+      <w:r>
+        <w:rPr>
+          <w:noProof/>
+        </w:rPr>
+        <w:t xml:space="preserve"> ostujõud</w:t>
+      </w:r>
+      <w:r>
+        <w:rPr>
+          <w:noProof/>
+        </w:rPr>
+        <w:t xml:space="preserve"> võrreldes korterite hindadega madalam ning kus on ostujõud suurem</w:t>
+      </w:r>
+      <w:r>
+        <w:rPr>
+          <w:noProof/>
+        </w:rPr>
+        <w:t>.</w:t>
       </w:r>
     </w:p>
     <w:p>
       <w:pPr>
-        <w:numPr>
-          <w:ilvl w:val="0"/>
-          <w:numId w:val="64"/>
-        </w:numPr>
-        <w:rPr>
-          <w:noProof/>
-        </w:rPr>
-      </w:pPr>
-      <w:r>
-        <w:rPr>
-          <w:b/>
-          <w:bCs/>
-          <w:noProof/>
-        </w:rPr>
-        <w:t>Ida-Viru ja Lääne-Viru</w:t>
-      </w:r>
-      <w:r>
-        <w:rPr>
-          <w:noProof/>
-        </w:rPr>
-        <w:t xml:space="preserve"> maakonnad näitavad madalat tõusu (lame trendijoon), mis viitab sellele, et nendes regioonides ei ole palkade kasv hinnanäitajaid üles rühkinud ja kinnisvara on kättesaadav, kuid turg on ebaaktiivne (väikesed mullid).</w:t>
+        <w:rPr>
+          <w:noProof/>
+        </w:rPr>
+      </w:pPr>
+      <w:r>
+        <w:rPr>
+          <w:noProof/>
+        </w:rPr>
+        <w:t>Samal ajal kajastab mummukeste suurus graafikul tehinguaktiivsust ehk tehingute arvu antud maakonnas antud aastal. Mida suurem tehingute arv, seda suurem on mummuke graafikul, mis ilmestab maakondade erinevusi. Vaikimisi näidatatksegi 5 suurima tehinguaktiivsusega maakonda.</w:t>
       </w:r>
     </w:p>
     <w:p>
       <w:pPr>
-        <w:ind w:left="720"/>
         <w:rPr>
           <w:noProof/>
         </w:rPr>
@@ -4954,7 +5009,7 @@
           <w:bCs/>
           <w:noProof/>
         </w:rPr>
-        <w:t>Graafik 3: Kinnisvara hindade ja intressimäärade suhe – Finantstingimused</w:t>
+        <w:t>Graafik 3: Kinnisvara hindade ja intressimäärade suhe</w:t>
       </w:r>
     </w:p>
     <w:p>
@@ -4967,19 +5022,20 @@
         <w:rPr>
           <w:noProof/>
         </w:rPr>
-        <w:t xml:space="preserve">See demonstreerib ilmekalt, kuidas keskpanga rahapoliitika (Eesti Panga eluasemelaenude intressimäär) reguleerib turgu. Madala intressiga keskkond (2015–2021 stabiilne 2,2%–2,5%) toimis turu </w:t>
-      </w:r>
-      <w:r>
-        <w:rPr>
-          <w:noProof/>
-        </w:rPr>
-        <w:t>kütusena</w:t>
-      </w:r>
-      <w:r>
-        <w:rPr>
-          <w:noProof/>
-        </w:rPr>
-        <w:t>, lubades m² hinnal kasvada ilma, et kuumakse oleks elanikule üle jõu käinud.</w:t>
+        <w:lastRenderedPageBreak/>
+        <w:t xml:space="preserve">Graafik näitab </w:t>
+      </w:r>
+      <w:r>
+        <w:rPr>
+          <w:noProof/>
+        </w:rPr>
+        <w:t>Eesti Panga eluasemelaenude intressimäär</w:t>
+      </w:r>
+      <w:r>
+        <w:rPr>
+          <w:noProof/>
+        </w:rPr>
+        <w:t xml:space="preserve">a ja korterite keskmise ruutmeetri hinna muutumist läbi aastate. </w:t>
       </w:r>
     </w:p>
     <w:p>
@@ -4992,7 +5048,6 @@
         <w:rPr>
           <w:noProof/>
         </w:rPr>
-        <w:lastRenderedPageBreak/>
         <w:drawing>
           <wp:inline distT="0" distB="0" distL="0" distR="0" wp14:anchorId="7494CF3A" wp14:editId="2A34E1C3">
             <wp:extent cx="5731510" cy="1865630"/>
@@ -5043,36 +5098,35 @@
           <w:b/>
           <w:bCs/>
         </w:rPr>
-        <w:t>Graafik 4: Kumulatiivne kasv – Pikaajaline ostujõud (Baas 2005)</w:t>
+        <w:t xml:space="preserve">Graafik 4: </w:t>
+      </w:r>
+      <w:r>
+        <w:rPr>
+          <w:b/>
+          <w:bCs/>
+        </w:rPr>
+        <w:t>Korteri keskmise ruutmeetri hinna, brutopalga ja THI indeksite võrdlus ajas (b</w:t>
+      </w:r>
+      <w:r>
+        <w:rPr>
+          <w:b/>
+          <w:bCs/>
+        </w:rPr>
+        <w:t>aas 2005)</w:t>
       </w:r>
     </w:p>
     <w:p>
       <w:r>
-        <w:rPr>
-          <w:b/>
-          <w:bCs/>
-        </w:rPr>
-        <w:t>P</w:t>
-      </w:r>
-      <w:r>
-        <w:rPr>
-          <w:b/>
-          <w:bCs/>
-        </w:rPr>
-        <w:t>ikas plaanis ei ole elamispind muutunud kättesaamatuks luksuseks</w:t>
-      </w:r>
-      <w:r>
-        <w:t>, vaid viimase viie aasta kriisid (THI ja Euribori järsk tõus) lõid lühiajalise hälbe, millest turg on palkade järelejõudmise tõttu praegu (2026) väljumas.</w:t>
+        <w:t xml:space="preserve">Kolme näitaja võrdlemiseks on kõik viidud indeksi kujule, kasutades baasina aastat 2005. Indeksite võrdlus võimaldab piltlikult näidata, milline kolmest parameetrist on enim kasvanud. </w:t>
       </w:r>
     </w:p>
-    <w:p/>
     <w:p>
       <w:r>
         <w:drawing>
-          <wp:inline distT="0" distB="0" distL="0" distR="0" wp14:anchorId="0C2A0C86" wp14:editId="74B3DC2D">
-            <wp:extent cx="5731510" cy="1882775"/>
-            <wp:effectExtent l="0" t="0" r="2540" b="3175"/>
-            <wp:docPr id="7" name="Picture 7"/>
+          <wp:inline distT="0" distB="0" distL="0" distR="0" wp14:anchorId="2A2EAC2A" wp14:editId="1BA65F58">
+            <wp:extent cx="5731510" cy="1902460"/>
+            <wp:effectExtent l="0" t="0" r="2540" b="2540"/>
+            <wp:docPr id="3" name="Picture 3"/>
             <wp:cNvGraphicFramePr>
               <a:graphicFrameLocks xmlns:a="http://schemas.openxmlformats.org/drawingml/2006/main" noChangeAspect="1"/>
             </wp:cNvGraphicFramePr>
@@ -5092,7 +5146,7 @@
                   <pic:spPr>
                     <a:xfrm>
                       <a:off x="0" y="0"/>
-                      <a:ext cx="5731510" cy="1882775"/>
+                      <a:ext cx="5731510" cy="1902460"/>
                     </a:xfrm>
                     <a:prstGeom prst="rect">
                       <a:avLst/>
@@ -5409,7 +5463,7 @@
 <w:numbering xmlns:wpc="http://schemas.microsoft.com/office/word/2010/wordprocessingCanvas" xmlns:cx="http://schemas.microsoft.com/office/drawing/2014/chartex" xmlns:cx1="http://schemas.microsoft.com/office/drawing/2015/9/8/chartex" xmlns:cx2="http://schemas.microsoft.com/office/drawing/2015/10/21/chartex" xmlns:cx3="http://schemas.microsoft.com/office/drawing/2016/5/9/chartex" xmlns:cx4="http://schemas.microsoft.com/office/drawing/2016/5/10/chartex" xmlns:cx5="http://schemas.microsoft.com/office/drawing/2016/5/11/chartex" xmlns:cx6="http://schemas.microsoft.com/office/drawing/2016/5/12/chartex" xmlns:cx7="http://schemas.microsoft.com/office/drawing/2016/5/13/chartex" xmlns:cx8="http://schemas.microsoft.com/office/drawing/2016/5/14/chartex" xmlns:mc="http://schemas.openxmlformats.org/markup-compatibility/2006" xmlns:aink="http://schemas.microsoft.com/office/drawing/2016/ink" xmlns:am3d="http://schemas.microsoft.com/office/drawing/2017/model3d" xmlns:o="urn:schemas-microsoft-com:office:office" xmlns:oel="http://schemas.microsoft.com/office/2019/extlst" xmlns:r="http://schemas.openxmlformats.org/officeDocument/2006/relationships" xmlns:m="http://schemas.openxmlformats.org/officeDocument/2006/math" xmlns:v="urn:schemas-microsoft-com:vml" xmlns:wp14="http://schemas.microsoft.com/office/word/2010/wordprocessingDrawing" xmlns:wp="http://schemas.openxmlformats.org/drawingml/2006/wordprocessingDrawing" xmlns:w10="urn:schemas-microsoft-com:office:word" xmlns:w="http://schemas.openxmlformats.org/wordprocessingml/2006/main" xmlns:w14="http://schemas.microsoft.com/office/word/2010/wordml" xmlns:w15="http://schemas.microsoft.com/office/word/2012/wordml" xmlns:w16cex="http://schemas.microsoft.com/office/word/2018/wordml/cex" xmlns:w16cid="http://schemas.microsoft.com/office/word/2016/wordml/cid" xmlns:w16="http://schemas.microsoft.com/office/word/2018/wordml" xmlns:w16sdtdh="http://schemas.microsoft.com/office/word/2020/wordml/sdtdatahash" xmlns:w16se="http://schemas.microsoft.com/office/word/2015/wordml/symex" xmlns:wpg="http://schemas.microsoft.com/office/word/2010/wordprocessingGroup" xmlns:wpi="http://schemas.microsoft.com/office/word/2010/wordprocessingInk" xmlns:wne="http://schemas.microsoft.com/office/word/2006/wordml" xmlns:wps="http://schemas.microsoft.com/office/word/2010/wordprocessingShape" mc:Ignorable="w14 w15 w16se w16cid w16 w16cex w16sdtdh wp14">
   <w:numPicBullet w:numPicBulletId="0">
     <w:pict>
-      <v:rect id="_x0000_i1049" style="width:0;height:1.5pt" o:hralign="center" o:bullet="t" o:hrstd="t" o:hr="t" fillcolor="#a0a0a0" stroked="f"/>
+      <v:rect id="_x0000_i1081" style="width:0;height:1.5pt" o:hralign="center" o:bullet="t" o:hrstd="t" o:hr="t" fillcolor="#a0a0a0" stroked="f"/>
     </w:pict>
   </w:numPicBullet>
   <w:abstractNum w:abstractNumId="0" w15:restartNumberingAfterBreak="0">
@@ -15266,6 +15320,7 @@
   <w:style w:type="character" w:default="1" w:styleId="DefaultParagraphFont">
     <w:name w:val="Default Paragraph Font"/>
     <w:uiPriority w:val="1"/>
+    <w:semiHidden/>
     <w:unhideWhenUsed/>
   </w:style>
   <w:style w:type="table" w:default="1" w:styleId="TableNormal">

--- a/Lõputöö kirjeldus.docx
+++ b/Lõputöö kirjeldus.docx
@@ -236,23 +236,6 @@
         </w:rPr>
         <w:t xml:space="preserve">Äriprobleem </w:t>
       </w:r>
-      <w:commentRangeStart w:id="0"/>
-      <w:r>
-        <w:rPr>
-          <w:strike/>
-          <w:noProof/>
-        </w:rPr>
-        <w:t>(Üldine)</w:t>
-      </w:r>
-      <w:commentRangeEnd w:id="0"/>
-      <w:r>
-        <w:rPr>
-          <w:rStyle w:val="CommentReference"/>
-          <w:rFonts w:asciiTheme="minorHAnsi" w:eastAsiaTheme="minorHAnsi" w:hAnsiTheme="minorHAnsi" w:cstheme="minorBidi"/>
-          <w:color w:val="auto"/>
-        </w:rPr>
-        <w:commentReference w:id="0"/>
-      </w:r>
     </w:p>
     <w:p>
       <w:pPr>
@@ -1114,27 +1097,11 @@
           <w:noProof/>
         </w:rPr>
       </w:pPr>
-      <w:commentRangeStart w:id="1"/>
-      <w:r>
-        <w:rPr>
-          <w:noProof/>
-        </w:rPr>
-        <w:t>Andmeallikad</w:t>
-      </w:r>
-      <w:commentRangeEnd w:id="1"/>
-      <w:r>
-        <w:rPr>
-          <w:rStyle w:val="CommentReference"/>
-          <w:rFonts w:asciiTheme="minorHAnsi" w:eastAsiaTheme="minorHAnsi" w:hAnsiTheme="minorHAnsi" w:cstheme="minorBidi"/>
-          <w:color w:val="auto"/>
-        </w:rPr>
-        <w:commentReference w:id="1"/>
-      </w:r>
-      <w:r>
-        <w:rPr>
-          <w:noProof/>
-        </w:rPr>
-        <w:t xml:space="preserve"> ja metoodilised piirangud</w:t>
+      <w:r>
+        <w:rPr>
+          <w:noProof/>
+        </w:rPr>
+        <w:t>Andmeallikad ja metoodilised piirangud</w:t>
       </w:r>
     </w:p>
     <w:p>
@@ -1157,7 +1124,21 @@
         <w:t xml:space="preserve">i avalikest andmetest </w:t>
       </w:r>
       <w:r>
-        <w:t>allalaetuna csv failidena.</w:t>
+        <w:t>alla</w:t>
+      </w:r>
+      <w:r>
+        <w:t xml:space="preserve"> </w:t>
+      </w:r>
+      <w:r>
+        <w:t xml:space="preserve">laetuna </w:t>
+      </w:r>
+      <w:proofErr w:type="spellStart"/>
+      <w:r>
+        <w:t>csv</w:t>
+      </w:r>
+      <w:proofErr w:type="spellEnd"/>
+      <w:r>
+        <w:t xml:space="preserve"> failidena.</w:t>
       </w:r>
       <w:r>
         <w:t xml:space="preserve"> </w:t>
@@ -1198,7 +1179,22 @@
         <w:rPr>
           <w:noProof/>
         </w:rPr>
-        <w:t xml:space="preserve"> Maa-ameti tehingute andmebaas (</w:t>
+        <w:t xml:space="preserve"> </w:t>
+      </w:r>
+      <w:hyperlink r:id="rId8" w:history="1">
+        <w:r>
+          <w:rPr>
+            <w:rStyle w:val="Hyperlink"/>
+            <w:noProof/>
+          </w:rPr>
+          <w:t>Maa-ameti</w:t>
+        </w:r>
+      </w:hyperlink>
+      <w:r>
+        <w:rPr>
+          <w:noProof/>
+        </w:rPr>
+        <w:t xml:space="preserve"> tehingute andmebaas (</w:t>
       </w:r>
       <w:r>
         <w:rPr>
@@ -1261,12 +1257,15 @@
         </w:rPr>
         <w:t xml:space="preserve"> </w:t>
       </w:r>
-      <w:r>
-        <w:rPr>
-          <w:noProof/>
-        </w:rPr>
-        <w:t>Statistikaamet</w:t>
-      </w:r>
+      <w:hyperlink r:id="rId9" w:history="1">
+        <w:r>
+          <w:rPr>
+            <w:rStyle w:val="Hyperlink"/>
+            <w:noProof/>
+          </w:rPr>
+          <w:t>Statistikaamet</w:t>
+        </w:r>
+      </w:hyperlink>
     </w:p>
     <w:p>
       <w:pPr>
@@ -1456,7 +1455,22 @@
         <w:rPr>
           <w:noProof/>
         </w:rPr>
-        <w:t xml:space="preserve"> Eesti Panga statistikamoodul (eluasemelaenude intressimäärad).</w:t>
+        <w:t xml:space="preserve"> </w:t>
+      </w:r>
+      <w:hyperlink r:id="rId10" w:history="1">
+        <w:r>
+          <w:rPr>
+            <w:rStyle w:val="Hyperlink"/>
+            <w:noProof/>
+          </w:rPr>
+          <w:t>Eesti Panga</w:t>
+        </w:r>
+      </w:hyperlink>
+      <w:r>
+        <w:rPr>
+          <w:noProof/>
+        </w:rPr>
+        <w:t xml:space="preserve"> statistikamoodul (eluasemelaenude intressimäärad).</w:t>
       </w:r>
     </w:p>
     <w:p>
@@ -1494,7 +1508,22 @@
         <w:rPr>
           <w:noProof/>
         </w:rPr>
-        <w:t xml:space="preserve"> Statistikaameti tarbijahinnaindeks (THI).</w:t>
+        <w:t xml:space="preserve"> </w:t>
+      </w:r>
+      <w:hyperlink r:id="rId11" w:history="1">
+        <w:r>
+          <w:rPr>
+            <w:rStyle w:val="Hyperlink"/>
+            <w:noProof/>
+          </w:rPr>
+          <w:t>Statistikaameti tarbijahinnaindeks</w:t>
+        </w:r>
+      </w:hyperlink>
+      <w:r>
+        <w:rPr>
+          <w:noProof/>
+        </w:rPr>
+        <w:t xml:space="preserve"> (THI).</w:t>
       </w:r>
       <w:r>
         <w:rPr>
@@ -1576,38 +1605,6 @@
           <w:noProof/>
         </w:rPr>
       </w:pPr>
-      <w:commentRangeStart w:id="2"/>
-      <w:commentRangeStart w:id="3"/>
-      <w:commentRangeStart w:id="4"/>
-      <w:commentRangeStart w:id="5"/>
-      <w:commentRangeEnd w:id="2"/>
-      <w:r>
-        <w:rPr>
-          <w:rStyle w:val="CommentReference"/>
-        </w:rPr>
-        <w:commentReference w:id="2"/>
-      </w:r>
-      <w:commentRangeEnd w:id="3"/>
-      <w:r>
-        <w:rPr>
-          <w:rStyle w:val="CommentReference"/>
-        </w:rPr>
-        <w:commentReference w:id="3"/>
-      </w:r>
-      <w:commentRangeEnd w:id="4"/>
-      <w:r>
-        <w:rPr>
-          <w:rStyle w:val="CommentReference"/>
-        </w:rPr>
-        <w:commentReference w:id="4"/>
-      </w:r>
-      <w:commentRangeEnd w:id="5"/>
-      <w:r>
-        <w:rPr>
-          <w:rStyle w:val="CommentReference"/>
-        </w:rPr>
-        <w:commentReference w:id="5"/>
-      </w:r>
       <w:r>
         <w:rPr>
           <w:noProof/>
@@ -1628,7 +1625,7 @@
                     <pic:cNvPicPr/>
                   </pic:nvPicPr>
                   <pic:blipFill>
-                    <a:blip r:embed="rId9"/>
+                    <a:blip r:embed="rId12"/>
                     <a:stretch>
                       <a:fillRect/>
                     </a:stretch>
@@ -1674,11 +1671,16 @@
       <w:r>
         <w:t xml:space="preserve">Struktureeritud failide import kohalikule </w:t>
       </w:r>
+      <w:proofErr w:type="spellStart"/>
       <w:r>
         <w:t>Postgres</w:t>
       </w:r>
       <w:r>
-        <w:t>SQL andmebaasi</w:t>
+        <w:t>SQL</w:t>
+      </w:r>
+      <w:proofErr w:type="spellEnd"/>
+      <w:r>
+        <w:t xml:space="preserve"> andmebaasi</w:t>
       </w:r>
       <w:r>
         <w:t>le</w:t>
@@ -1708,7 +1710,7 @@
                     <pic:cNvPicPr/>
                   </pic:nvPicPr>
                   <pic:blipFill>
-                    <a:blip r:embed="rId10"/>
+                    <a:blip r:embed="rId13"/>
                     <a:stretch>
                       <a:fillRect/>
                     </a:stretch>
@@ -1738,6 +1740,7 @@
       </w:r>
     </w:p>
     <w:p>
+      <w:proofErr w:type="spellStart"/>
       <w:r>
         <w:rPr>
           <w:b/>
@@ -1745,31 +1748,18 @@
         </w:rPr>
         <w:t>fact_kv</w:t>
       </w:r>
+      <w:proofErr w:type="spellEnd"/>
       <w:r>
         <w:t xml:space="preserve"> </w:t>
       </w:r>
       <w:r>
         <w:t xml:space="preserve">= </w:t>
       </w:r>
-      <w:commentRangeStart w:id="6"/>
-      <w:commentRangeStart w:id="7"/>
+      <w:proofErr w:type="spellStart"/>
       <w:r>
         <w:t>grain</w:t>
       </w:r>
-      <w:commentRangeEnd w:id="6"/>
-      <w:r>
-        <w:rPr>
-          <w:rStyle w:val="CommentReference"/>
-        </w:rPr>
-        <w:commentReference w:id="6"/>
-      </w:r>
-      <w:commentRangeEnd w:id="7"/>
-      <w:r>
-        <w:rPr>
-          <w:rStyle w:val="CommentReference"/>
-        </w:rPr>
-        <w:commentReference w:id="7"/>
-      </w:r>
+      <w:proofErr w:type="spellEnd"/>
       <w:r>
         <w:t xml:space="preserve"> on</w:t>
       </w:r>
@@ -1781,12 +1771,13 @@
       </w:r>
     </w:p>
     <w:p>
+      <w:proofErr w:type="spellStart"/>
       <w:r>
         <w:rPr>
           <w:b/>
           <w:bCs/>
         </w:rPr>
-        <w:t>F</w:t>
+        <w:t>f</w:t>
       </w:r>
       <w:r>
         <w:rPr>
@@ -1795,40 +1786,33 @@
         </w:rPr>
         <w:t>act_palk</w:t>
       </w:r>
+      <w:proofErr w:type="spellEnd"/>
       <w:r>
         <w:t xml:space="preserve"> </w:t>
       </w:r>
       <w:r>
         <w:t xml:space="preserve">= </w:t>
       </w:r>
-      <w:r>
-        <w:t>grain on ühe maakonna keskmine brutopalk ühes kvartalis.</w:t>
-      </w:r>
-      <w:r>
-        <w:t xml:space="preserve"> 3 veergu, </w:t>
-      </w:r>
-      <w:commentRangeStart w:id="8"/>
-      <w:r>
-        <w:t>1290</w:t>
-      </w:r>
-      <w:commentRangeEnd w:id="8"/>
-      <w:r>
-        <w:rPr>
-          <w:rStyle w:val="CommentReference"/>
-        </w:rPr>
-        <w:commentReference w:id="8"/>
-      </w:r>
-      <w:r>
-        <w:t xml:space="preserve"> rida. Ajaperiood 2005-2026, 15 maakonda.</w:t>
+      <w:proofErr w:type="spellStart"/>
+      <w:r>
+        <w:t>grain</w:t>
+      </w:r>
+      <w:proofErr w:type="spellEnd"/>
+      <w:r>
+        <w:t xml:space="preserve"> on ühe maakonna keskmine brutopalk ühes kvartalis.</w:t>
+      </w:r>
+      <w:r>
+        <w:t xml:space="preserve"> 3 veergu, 1290 rida. Ajaperiood 2005-2026, 15 maakonda.</w:t>
       </w:r>
     </w:p>
     <w:p>
+      <w:proofErr w:type="spellStart"/>
       <w:r>
         <w:rPr>
           <w:b/>
           <w:bCs/>
         </w:rPr>
-        <w:t>F</w:t>
+        <w:t>f</w:t>
       </w:r>
       <w:r>
         <w:rPr>
@@ -1837,35 +1821,55 @@
         </w:rPr>
         <w:t>act_intressid</w:t>
       </w:r>
+      <w:proofErr w:type="spellEnd"/>
       <w:r>
         <w:t xml:space="preserve"> </w:t>
       </w:r>
       <w:r>
         <w:t xml:space="preserve">= </w:t>
       </w:r>
-      <w:r>
-        <w:t>grain on Eesti keskmine laenuintressi määr ühes kvartalis.</w:t>
+      <w:proofErr w:type="spellStart"/>
+      <w:r>
+        <w:t>grain</w:t>
+      </w:r>
+      <w:proofErr w:type="spellEnd"/>
+      <w:r>
+        <w:t xml:space="preserve"> on Eesti keskmine laenuintressi määr ühes kvartalis.</w:t>
       </w:r>
       <w:r>
         <w:t xml:space="preserve"> 2 veergu, 86 rida. Ajaperiood 2005-2026.</w:t>
       </w:r>
     </w:p>
     <w:p>
+      <w:proofErr w:type="spellStart"/>
       <w:r>
         <w:rPr>
           <w:b/>
           <w:bCs/>
         </w:rPr>
-        <w:t>Fact_thi</w:t>
-      </w:r>
+        <w:t>f</w:t>
+      </w:r>
+      <w:r>
+        <w:rPr>
+          <w:b/>
+          <w:bCs/>
+        </w:rPr>
+        <w:t>act_thi</w:t>
+      </w:r>
+      <w:proofErr w:type="spellEnd"/>
       <w:r>
         <w:t xml:space="preserve"> </w:t>
       </w:r>
       <w:r>
         <w:t xml:space="preserve">= </w:t>
       </w:r>
-      <w:r>
-        <w:t>grain on Eesti keskmine THI indeks ühes kvartalis.</w:t>
+      <w:proofErr w:type="spellStart"/>
+      <w:r>
+        <w:t>grain</w:t>
+      </w:r>
+      <w:proofErr w:type="spellEnd"/>
+      <w:r>
+        <w:t xml:space="preserve"> on Eesti keskmine THI indeks ühes kvartalis.</w:t>
       </w:r>
       <w:r>
         <w:t xml:space="preserve"> 2 veergu, 86 rida. Ajaperiood 2005-2026.</w:t>
@@ -1889,6 +1893,7 @@
       </w:r>
     </w:p>
     <w:p>
+      <w:proofErr w:type="spellStart"/>
       <w:r>
         <w:rPr>
           <w:b/>
@@ -1896,20 +1901,27 @@
         </w:rPr>
         <w:t>dim_county</w:t>
       </w:r>
+      <w:proofErr w:type="spellEnd"/>
       <w:r>
         <w:t xml:space="preserve"> </w:t>
       </w:r>
       <w:r>
         <w:t xml:space="preserve">= </w:t>
       </w:r>
-      <w:r>
-        <w:t>grain on üks unikaalne maakond.</w:t>
+      <w:proofErr w:type="spellStart"/>
+      <w:r>
+        <w:t>grain</w:t>
+      </w:r>
+      <w:proofErr w:type="spellEnd"/>
+      <w:r>
+        <w:t xml:space="preserve"> on üks unikaalne maakond.</w:t>
       </w:r>
       <w:r>
         <w:t xml:space="preserve"> 2 veergu, 15 rida, 15 maakonda.</w:t>
       </w:r>
     </w:p>
     <w:p>
+      <w:proofErr w:type="spellStart"/>
       <w:r>
         <w:rPr>
           <w:b/>
@@ -1917,28 +1929,26 @@
         </w:rPr>
         <w:t>dim_time</w:t>
       </w:r>
+      <w:proofErr w:type="spellEnd"/>
       <w:r>
         <w:t xml:space="preserve"> </w:t>
       </w:r>
       <w:r>
         <w:t xml:space="preserve">= </w:t>
       </w:r>
-      <w:r>
-        <w:t>grain on üks kvartal.</w:t>
-      </w:r>
-      <w:r>
-        <w:t xml:space="preserve"> 5 veergu, 86 rida. Ajaperiood 2005-</w:t>
-      </w:r>
-      <w:commentRangeStart w:id="9"/>
-      <w:r>
-        <w:t>2026 kõik kvartalid</w:t>
-      </w:r>
-      <w:commentRangeEnd w:id="9"/>
-      <w:r>
-        <w:rPr>
-          <w:rStyle w:val="CommentReference"/>
-        </w:rPr>
-        <w:commentReference w:id="9"/>
+      <w:proofErr w:type="spellStart"/>
+      <w:r>
+        <w:t>grain</w:t>
+      </w:r>
+      <w:proofErr w:type="spellEnd"/>
+      <w:r>
+        <w:t xml:space="preserve"> on üks kvartal.</w:t>
+      </w:r>
+      <w:r>
+        <w:t xml:space="preserve"> 5 veergu, 86 rida. Ajaperiood 2005-2026 kvartalid</w:t>
+      </w:r>
+      <w:r>
+        <w:t xml:space="preserve"> 1 ja 2</w:t>
       </w:r>
       <w:r>
         <w:t>.</w:t>
@@ -1952,16 +1962,16 @@
         <w:lastRenderedPageBreak/>
         <w:t>1.</w:t>
       </w:r>
-      <w:commentRangeStart w:id="10"/>
-      <w:r>
-        <w:t>Maakondade</w:t>
-      </w:r>
-      <w:commentRangeEnd w:id="10"/>
-      <w:r>
-        <w:commentReference w:id="10"/>
-      </w:r>
-      <w:r>
-        <w:t xml:space="preserve"> dimensioon (grupitoo_kv.Dim_County)</w:t>
+      <w:r>
+        <w:t>Maakondade dimensioon (</w:t>
+      </w:r>
+      <w:proofErr w:type="spellStart"/>
+      <w:r>
+        <w:t>grupitoo_kv.Dim_County</w:t>
+      </w:r>
+      <w:proofErr w:type="spellEnd"/>
+      <w:r>
+        <w:t>)</w:t>
       </w:r>
     </w:p>
     <w:p>
@@ -1972,7 +1982,7 @@
     </w:p>
     <w:tbl>
       <w:tblPr>
-        <w:tblW w:w="0" w:type="auto"/>
+        <w:tblW w:w="9548" w:type="dxa"/>
         <w:tblCellSpacing w:w="15" w:type="dxa"/>
         <w:tblBorders>
           <w:top w:val="single" w:sz="4" w:space="0" w:color="auto"/>
@@ -1991,13 +2001,14 @@
         <w:tblLook w:val="04A0" w:firstRow="1" w:lastRow="0" w:firstColumn="1" w:lastColumn="0" w:noHBand="0" w:noVBand="1"/>
       </w:tblPr>
       <w:tblGrid>
-        <w:gridCol w:w="1528"/>
-        <w:gridCol w:w="1644"/>
-        <w:gridCol w:w="2140"/>
-        <w:gridCol w:w="3699"/>
+        <w:gridCol w:w="1618"/>
+        <w:gridCol w:w="1742"/>
+        <w:gridCol w:w="2268"/>
+        <w:gridCol w:w="3920"/>
       </w:tblGrid>
       <w:tr>
         <w:trPr>
+          <w:trHeight w:val="532"/>
           <w:tblCellSpacing w:w="15" w:type="dxa"/>
         </w:trPr>
         <w:tc>
@@ -2099,6 +2110,7 @@
       </w:tr>
       <w:tr>
         <w:trPr>
+          <w:trHeight w:val="532"/>
           <w:tblCellSpacing w:w="15" w:type="dxa"/>
         </w:trPr>
         <w:tc>
@@ -2184,6 +2196,7 @@
       </w:tr>
       <w:tr>
         <w:trPr>
+          <w:trHeight w:val="532"/>
           <w:tblCellSpacing w:w="15" w:type="dxa"/>
         </w:trPr>
         <w:tc>
@@ -2278,12 +2291,20 @@
         <w:pStyle w:val="Heading2"/>
       </w:pPr>
       <w:r>
-        <w:t>2. Aja dimensioon (grupitoo_kv.Dim_Time)</w:t>
+        <w:t>2. Aja dimensioon (</w:t>
+      </w:r>
+      <w:proofErr w:type="spellStart"/>
+      <w:r>
+        <w:t>grupitoo_kv.Dim_Time</w:t>
+      </w:r>
+      <w:proofErr w:type="spellEnd"/>
+      <w:r>
+        <w:t>)</w:t>
       </w:r>
     </w:p>
     <w:tbl>
       <w:tblPr>
-        <w:tblW w:w="0" w:type="auto"/>
+        <w:tblW w:w="9503" w:type="dxa"/>
         <w:tblCellSpacing w:w="15" w:type="dxa"/>
         <w:tblBorders>
           <w:top w:val="single" w:sz="4" w:space="0" w:color="auto"/>
@@ -2302,13 +2323,14 @@
         <w:tblLook w:val="04A0" w:firstRow="1" w:lastRow="0" w:firstColumn="1" w:lastColumn="0" w:noHBand="0" w:noVBand="1"/>
       </w:tblPr>
       <w:tblGrid>
-        <w:gridCol w:w="1777"/>
-        <w:gridCol w:w="1516"/>
-        <w:gridCol w:w="1475"/>
-        <w:gridCol w:w="4048"/>
+        <w:gridCol w:w="1914"/>
+        <w:gridCol w:w="1634"/>
+        <w:gridCol w:w="1590"/>
+        <w:gridCol w:w="4365"/>
       </w:tblGrid>
       <w:tr>
         <w:trPr>
+          <w:trHeight w:val="522"/>
           <w:tblCellSpacing w:w="15" w:type="dxa"/>
         </w:trPr>
         <w:tc>
@@ -2410,6 +2432,7 @@
       </w:tr>
       <w:tr>
         <w:trPr>
+          <w:trHeight w:val="522"/>
           <w:tblCellSpacing w:w="15" w:type="dxa"/>
         </w:trPr>
         <w:tc>
@@ -2495,6 +2518,7 @@
       </w:tr>
       <w:tr>
         <w:trPr>
+          <w:trHeight w:val="522"/>
           <w:tblCellSpacing w:w="15" w:type="dxa"/>
         </w:trPr>
         <w:tc>
@@ -2580,6 +2604,7 @@
       </w:tr>
       <w:tr>
         <w:trPr>
+          <w:trHeight w:val="506"/>
           <w:tblCellSpacing w:w="15" w:type="dxa"/>
         </w:trPr>
         <w:tc>
@@ -2665,6 +2690,7 @@
       </w:tr>
       <w:tr>
         <w:trPr>
+          <w:trHeight w:val="522"/>
           <w:tblCellSpacing w:w="15" w:type="dxa"/>
         </w:trPr>
         <w:tc>
@@ -2750,6 +2776,7 @@
       </w:tr>
       <w:tr>
         <w:trPr>
+          <w:trHeight w:val="522"/>
           <w:tblCellSpacing w:w="15" w:type="dxa"/>
         </w:trPr>
         <w:tc>
@@ -2886,7 +2913,7 @@
     </w:p>
     <w:tbl>
       <w:tblPr>
-        <w:tblW w:w="0" w:type="auto"/>
+        <w:tblW w:w="9422" w:type="dxa"/>
         <w:tblCellSpacing w:w="15" w:type="dxa"/>
         <w:tblBorders>
           <w:top w:val="single" w:sz="4" w:space="0" w:color="auto"/>
@@ -2905,13 +2932,14 @@
         <w:tblLook w:val="04A0" w:firstRow="1" w:lastRow="0" w:firstColumn="1" w:lastColumn="0" w:noHBand="0" w:noVBand="1"/>
       </w:tblPr>
       <w:tblGrid>
-        <w:gridCol w:w="1985"/>
-        <w:gridCol w:w="1508"/>
-        <w:gridCol w:w="1509"/>
-        <w:gridCol w:w="2940"/>
+        <w:gridCol w:w="2353"/>
+        <w:gridCol w:w="1789"/>
+        <w:gridCol w:w="1790"/>
+        <w:gridCol w:w="3490"/>
       </w:tblGrid>
       <w:tr>
         <w:trPr>
+          <w:trHeight w:val="555"/>
           <w:tblCellSpacing w:w="15" w:type="dxa"/>
         </w:trPr>
         <w:tc>
@@ -3013,6 +3041,7 @@
       </w:tr>
       <w:tr>
         <w:trPr>
+          <w:trHeight w:val="555"/>
           <w:tblCellSpacing w:w="15" w:type="dxa"/>
         </w:trPr>
         <w:tc>
@@ -3098,6 +3127,7 @@
       </w:tr>
       <w:tr>
         <w:trPr>
+          <w:trHeight w:val="555"/>
           <w:tblCellSpacing w:w="15" w:type="dxa"/>
         </w:trPr>
         <w:tc>
@@ -3183,6 +3213,7 @@
       </w:tr>
       <w:tr>
         <w:trPr>
+          <w:trHeight w:val="539"/>
           <w:tblCellSpacing w:w="15" w:type="dxa"/>
         </w:trPr>
         <w:tc>
@@ -3268,6 +3299,7 @@
       </w:tr>
       <w:tr>
         <w:trPr>
+          <w:trHeight w:val="555"/>
           <w:tblCellSpacing w:w="15" w:type="dxa"/>
         </w:trPr>
         <w:tc>
@@ -4491,35 +4523,17 @@
           <w:noProof/>
         </w:rPr>
       </w:pPr>
-      <w:commentRangeStart w:id="11"/>
-      <w:commentRangeStart w:id="12"/>
-      <w:commentRangeStart w:id="13"/>
       <w:r>
         <w:rPr>
           <w:noProof/>
         </w:rPr>
         <w:t xml:space="preserve">Maa-ameti korterite ruutmeetrihinna statistikas puudub Hiiu maakonna kohta 2 kvartali kinnisvara ruutmeetri hind, kuna tehingute arv kokku oli alla 5, mis on vajalik keskmise hinna kuvamiseks. </w:t>
       </w:r>
-      <w:commentRangeEnd w:id="11"/>
-      <w:r>
-        <w:rPr>
-          <w:rStyle w:val="CommentReference"/>
-        </w:rPr>
-        <w:commentReference w:id="11"/>
-      </w:r>
-      <w:commentRangeEnd w:id="12"/>
-      <w:r>
-        <w:rPr>
-          <w:rStyle w:val="CommentReference"/>
-        </w:rPr>
-        <w:commentReference w:id="12"/>
-      </w:r>
-      <w:commentRangeEnd w:id="13"/>
-      <w:r>
-        <w:rPr>
-          <w:rStyle w:val="CommentReference"/>
-        </w:rPr>
-        <w:commentReference w:id="13"/>
+      <w:r>
+        <w:rPr>
+          <w:noProof/>
+        </w:rPr>
+        <w:t>Jätsime need andmed null väärtusega.</w:t>
       </w:r>
     </w:p>
     <w:p>
@@ -4778,355 +4792,6 @@
             <wp:extent cx="5731510" cy="2243455"/>
             <wp:effectExtent l="0" t="0" r="2540" b="4445"/>
             <wp:docPr id="4" name="Picture 4"/>
-            <wp:cNvGraphicFramePr>
-              <a:graphicFrameLocks xmlns:a="http://schemas.openxmlformats.org/drawingml/2006/main" noChangeAspect="1"/>
-            </wp:cNvGraphicFramePr>
-            <a:graphic xmlns:a="http://schemas.openxmlformats.org/drawingml/2006/main">
-              <a:graphicData uri="http://schemas.openxmlformats.org/drawingml/2006/picture">
-                <pic:pic xmlns:pic="http://schemas.openxmlformats.org/drawingml/2006/picture">
-                  <pic:nvPicPr>
-                    <pic:cNvPr id="1" name=""/>
-                    <pic:cNvPicPr/>
-                  </pic:nvPicPr>
-                  <pic:blipFill>
-                    <a:blip r:embed="rId11"/>
-                    <a:stretch>
-                      <a:fillRect/>
-                    </a:stretch>
-                  </pic:blipFill>
-                  <pic:spPr>
-                    <a:xfrm>
-                      <a:off x="0" y="0"/>
-                      <a:ext cx="5731510" cy="2243455"/>
-                    </a:xfrm>
-                    <a:prstGeom prst="rect">
-                      <a:avLst/>
-                    </a:prstGeom>
-                  </pic:spPr>
-                </pic:pic>
-              </a:graphicData>
-            </a:graphic>
-          </wp:inline>
-        </w:drawing>
-      </w:r>
-    </w:p>
-    <w:p>
-      <w:pPr>
-        <w:rPr>
-          <w:b/>
-          <w:bCs/>
-          <w:noProof/>
-        </w:rPr>
-      </w:pPr>
-    </w:p>
-    <w:p>
-      <w:pPr>
-        <w:rPr>
-          <w:b/>
-          <w:bCs/>
-          <w:noProof/>
-        </w:rPr>
-      </w:pPr>
-      <w:r>
-        <w:rPr>
-          <w:b/>
-          <w:bCs/>
-          <w:noProof/>
-        </w:rPr>
-        <w:t xml:space="preserve">Graafik 2: </w:t>
-      </w:r>
-      <w:r>
-        <w:rPr>
-          <w:b/>
-          <w:bCs/>
-          <w:noProof/>
-        </w:rPr>
-        <w:t>R script, et võrrelda korteri ruutmeetri hinna ja keskmise brutopalga trajektoori</w:t>
-      </w:r>
-      <w:r>
-        <w:rPr>
-          <w:b/>
-          <w:bCs/>
-          <w:noProof/>
-        </w:rPr>
-        <w:t xml:space="preserve"> maakondade lõikes</w:t>
-      </w:r>
-      <w:r>
-        <w:rPr>
-          <w:b/>
-          <w:bCs/>
-          <w:noProof/>
-        </w:rPr>
-        <w:t>.</w:t>
-      </w:r>
-      <w:r>
-        <w:rPr>
-          <w:noProof/>
-        </w:rPr>
-        <w:t xml:space="preserve"> </w:t>
-      </w:r>
-    </w:p>
-    <w:p>
-      <w:pPr>
-        <w:rPr>
-          <w:noProof/>
-        </w:rPr>
-      </w:pPr>
-      <w:r>
-        <w:rPr>
-          <w:noProof/>
-        </w:rPr>
-        <w:t>Kõrvalekalded trajektoorist näitavad piltlikult, kus kinnisvara hind kallines kiiremini ja rohkem võrreldes palgaga ning kus oli palgatõus suurema mõjuga ning kinnisvara hind ei kallinenud nii palju. Graafik võimaldab t</w:t>
-      </w:r>
-      <w:r>
-        <w:rPr>
-          <w:noProof/>
-        </w:rPr>
-        <w:t>uvasta</w:t>
-      </w:r>
-      <w:r>
-        <w:rPr>
-          <w:noProof/>
-        </w:rPr>
-        <w:t>da</w:t>
-      </w:r>
-      <w:r>
-        <w:rPr>
-          <w:noProof/>
-        </w:rPr>
-        <w:t xml:space="preserve">, millises maakonnas </w:t>
-      </w:r>
-      <w:r>
-        <w:rPr>
-          <w:noProof/>
-        </w:rPr>
-        <w:t>läbi aastate on</w:t>
-      </w:r>
-      <w:r>
-        <w:rPr>
-          <w:noProof/>
-        </w:rPr>
-        <w:t xml:space="preserve"> ostujõud</w:t>
-      </w:r>
-      <w:r>
-        <w:rPr>
-          <w:noProof/>
-        </w:rPr>
-        <w:t xml:space="preserve"> võrreldes korterite hindadega madalam ning kus on ostujõud suurem</w:t>
-      </w:r>
-      <w:r>
-        <w:rPr>
-          <w:noProof/>
-        </w:rPr>
-        <w:t>.</w:t>
-      </w:r>
-    </w:p>
-    <w:p>
-      <w:pPr>
-        <w:rPr>
-          <w:noProof/>
-        </w:rPr>
-      </w:pPr>
-      <w:r>
-        <w:rPr>
-          <w:noProof/>
-        </w:rPr>
-        <w:t>Samal ajal kajastab mummukeste suurus graafikul tehinguaktiivsust ehk tehingute arvu antud maakonnas antud aastal. Mida suurem tehingute arv, seda suurem on mummuke graafikul, mis ilmestab maakondade erinevusi. Vaikimisi näidatatksegi 5 suurima tehinguaktiivsusega maakonda.</w:t>
-      </w:r>
-    </w:p>
-    <w:p>
-      <w:pPr>
-        <w:rPr>
-          <w:noProof/>
-        </w:rPr>
-      </w:pPr>
-    </w:p>
-    <w:p>
-      <w:pPr>
-        <w:rPr>
-          <w:noProof/>
-        </w:rPr>
-      </w:pPr>
-      <w:r>
-        <w:rPr>
-          <w:noProof/>
-        </w:rPr>
-        <w:drawing>
-          <wp:inline distT="0" distB="0" distL="0" distR="0" wp14:anchorId="36A01083" wp14:editId="2ED61D78">
-            <wp:extent cx="5731510" cy="2374265"/>
-            <wp:effectExtent l="0" t="0" r="2540" b="6985"/>
-            <wp:docPr id="5" name="Picture 5"/>
-            <wp:cNvGraphicFramePr>
-              <a:graphicFrameLocks xmlns:a="http://schemas.openxmlformats.org/drawingml/2006/main" noChangeAspect="1"/>
-            </wp:cNvGraphicFramePr>
-            <a:graphic xmlns:a="http://schemas.openxmlformats.org/drawingml/2006/main">
-              <a:graphicData uri="http://schemas.openxmlformats.org/drawingml/2006/picture">
-                <pic:pic xmlns:pic="http://schemas.openxmlformats.org/drawingml/2006/picture">
-                  <pic:nvPicPr>
-                    <pic:cNvPr id="1" name=""/>
-                    <pic:cNvPicPr/>
-                  </pic:nvPicPr>
-                  <pic:blipFill>
-                    <a:blip r:embed="rId12"/>
-                    <a:stretch>
-                      <a:fillRect/>
-                    </a:stretch>
-                  </pic:blipFill>
-                  <pic:spPr>
-                    <a:xfrm>
-                      <a:off x="0" y="0"/>
-                      <a:ext cx="5731510" cy="2374265"/>
-                    </a:xfrm>
-                    <a:prstGeom prst="rect">
-                      <a:avLst/>
-                    </a:prstGeom>
-                  </pic:spPr>
-                </pic:pic>
-              </a:graphicData>
-            </a:graphic>
-          </wp:inline>
-        </w:drawing>
-      </w:r>
-    </w:p>
-    <w:p>
-      <w:pPr>
-        <w:rPr>
-          <w:noProof/>
-        </w:rPr>
-      </w:pPr>
-    </w:p>
-    <w:p>
-      <w:pPr>
-        <w:rPr>
-          <w:b/>
-          <w:bCs/>
-          <w:noProof/>
-        </w:rPr>
-      </w:pPr>
-      <w:r>
-        <w:rPr>
-          <w:b/>
-          <w:bCs/>
-          <w:noProof/>
-        </w:rPr>
-        <w:t>Graafik 3: Kinnisvara hindade ja intressimäärade suhe</w:t>
-      </w:r>
-    </w:p>
-    <w:p>
-      <w:pPr>
-        <w:rPr>
-          <w:noProof/>
-        </w:rPr>
-      </w:pPr>
-      <w:r>
-        <w:rPr>
-          <w:noProof/>
-        </w:rPr>
-        <w:lastRenderedPageBreak/>
-        <w:t xml:space="preserve">Graafik näitab </w:t>
-      </w:r>
-      <w:r>
-        <w:rPr>
-          <w:noProof/>
-        </w:rPr>
-        <w:t>Eesti Panga eluasemelaenude intressimäär</w:t>
-      </w:r>
-      <w:r>
-        <w:rPr>
-          <w:noProof/>
-        </w:rPr>
-        <w:t xml:space="preserve">a ja korterite keskmise ruutmeetri hinna muutumist läbi aastate. </w:t>
-      </w:r>
-    </w:p>
-    <w:p>
-      <w:pPr>
-        <w:rPr>
-          <w:noProof/>
-        </w:rPr>
-      </w:pPr>
-      <w:r>
-        <w:rPr>
-          <w:noProof/>
-        </w:rPr>
-        <w:drawing>
-          <wp:inline distT="0" distB="0" distL="0" distR="0" wp14:anchorId="7494CF3A" wp14:editId="2A34E1C3">
-            <wp:extent cx="5731510" cy="1865630"/>
-            <wp:effectExtent l="0" t="0" r="2540" b="1270"/>
-            <wp:docPr id="6" name="Picture 6"/>
-            <wp:cNvGraphicFramePr>
-              <a:graphicFrameLocks xmlns:a="http://schemas.openxmlformats.org/drawingml/2006/main" noChangeAspect="1"/>
-            </wp:cNvGraphicFramePr>
-            <a:graphic xmlns:a="http://schemas.openxmlformats.org/drawingml/2006/main">
-              <a:graphicData uri="http://schemas.openxmlformats.org/drawingml/2006/picture">
-                <pic:pic xmlns:pic="http://schemas.openxmlformats.org/drawingml/2006/picture">
-                  <pic:nvPicPr>
-                    <pic:cNvPr id="1" name=""/>
-                    <pic:cNvPicPr/>
-                  </pic:nvPicPr>
-                  <pic:blipFill>
-                    <a:blip r:embed="rId13"/>
-                    <a:stretch>
-                      <a:fillRect/>
-                    </a:stretch>
-                  </pic:blipFill>
-                  <pic:spPr>
-                    <a:xfrm>
-                      <a:off x="0" y="0"/>
-                      <a:ext cx="5731510" cy="1865630"/>
-                    </a:xfrm>
-                    <a:prstGeom prst="rect">
-                      <a:avLst/>
-                    </a:prstGeom>
-                  </pic:spPr>
-                </pic:pic>
-              </a:graphicData>
-            </a:graphic>
-          </wp:inline>
-        </w:drawing>
-      </w:r>
-    </w:p>
-    <w:p/>
-    <w:p>
-      <w:pPr>
-        <w:rPr>
-          <w:b/>
-          <w:bCs/>
-        </w:rPr>
-      </w:pPr>
-      <w:r>
-        <w:rPr>
-          <w:b/>
-          <w:bCs/>
-        </w:rPr>
-        <w:t xml:space="preserve">Graafik 4: </w:t>
-      </w:r>
-      <w:r>
-        <w:rPr>
-          <w:b/>
-          <w:bCs/>
-        </w:rPr>
-        <w:t>Korteri keskmise ruutmeetri hinna, brutopalga ja THI indeksite võrdlus ajas (b</w:t>
-      </w:r>
-      <w:r>
-        <w:rPr>
-          <w:b/>
-          <w:bCs/>
-        </w:rPr>
-        <w:t>aas 2005)</w:t>
-      </w:r>
-    </w:p>
-    <w:p>
-      <w:r>
-        <w:t xml:space="preserve">Kolme näitaja võrdlemiseks on kõik viidud indeksi kujule, kasutades baasina aastat 2005. Indeksite võrdlus võimaldab piltlikult näidata, milline kolmest parameetrist on enim kasvanud. </w:t>
-      </w:r>
-    </w:p>
-    <w:p>
-      <w:r>
-        <w:drawing>
-          <wp:inline distT="0" distB="0" distL="0" distR="0" wp14:anchorId="2A2EAC2A" wp14:editId="1BA65F58">
-            <wp:extent cx="5731510" cy="1902460"/>
-            <wp:effectExtent l="0" t="0" r="2540" b="2540"/>
-            <wp:docPr id="3" name="Picture 3"/>
             <wp:cNvGraphicFramePr>
               <a:graphicFrameLocks xmlns:a="http://schemas.openxmlformats.org/drawingml/2006/main" noChangeAspect="1"/>
             </wp:cNvGraphicFramePr>
@@ -5146,6 +4811,358 @@
                   <pic:spPr>
                     <a:xfrm>
                       <a:off x="0" y="0"/>
+                      <a:ext cx="5731510" cy="2243455"/>
+                    </a:xfrm>
+                    <a:prstGeom prst="rect">
+                      <a:avLst/>
+                    </a:prstGeom>
+                  </pic:spPr>
+                </pic:pic>
+              </a:graphicData>
+            </a:graphic>
+          </wp:inline>
+        </w:drawing>
+      </w:r>
+    </w:p>
+    <w:p>
+      <w:pPr>
+        <w:rPr>
+          <w:b/>
+          <w:bCs/>
+          <w:noProof/>
+        </w:rPr>
+      </w:pPr>
+    </w:p>
+    <w:p>
+      <w:pPr>
+        <w:rPr>
+          <w:b/>
+          <w:bCs/>
+          <w:noProof/>
+        </w:rPr>
+      </w:pPr>
+      <w:r>
+        <w:rPr>
+          <w:b/>
+          <w:bCs/>
+          <w:noProof/>
+        </w:rPr>
+        <w:t xml:space="preserve">Graafik 2: </w:t>
+      </w:r>
+      <w:r>
+        <w:rPr>
+          <w:b/>
+          <w:bCs/>
+          <w:noProof/>
+        </w:rPr>
+        <w:t>R script, et võrrelda korteri ruutmeetri hinna ja keskmise brutopalga trajektoori</w:t>
+      </w:r>
+      <w:r>
+        <w:rPr>
+          <w:b/>
+          <w:bCs/>
+          <w:noProof/>
+        </w:rPr>
+        <w:t xml:space="preserve"> maakondade lõikes</w:t>
+      </w:r>
+      <w:r>
+        <w:rPr>
+          <w:b/>
+          <w:bCs/>
+          <w:noProof/>
+        </w:rPr>
+        <w:t>.</w:t>
+      </w:r>
+      <w:r>
+        <w:rPr>
+          <w:noProof/>
+        </w:rPr>
+        <w:t xml:space="preserve"> </w:t>
+      </w:r>
+    </w:p>
+    <w:p>
+      <w:pPr>
+        <w:rPr>
+          <w:noProof/>
+        </w:rPr>
+      </w:pPr>
+      <w:r>
+        <w:rPr>
+          <w:noProof/>
+        </w:rPr>
+        <w:t>Kõrvalekalded trajektoorist näitavad piltlikult, kus kinnisvara hind kallines kiiremini ja rohkem võrreldes palgaga ning kus oli palgatõus suurema mõjuga ning kinnisvara hind ei kallinenud nii palju. Graafik võimaldab t</w:t>
+      </w:r>
+      <w:r>
+        <w:rPr>
+          <w:noProof/>
+        </w:rPr>
+        <w:t>uvasta</w:t>
+      </w:r>
+      <w:r>
+        <w:rPr>
+          <w:noProof/>
+        </w:rPr>
+        <w:t>da</w:t>
+      </w:r>
+      <w:r>
+        <w:rPr>
+          <w:noProof/>
+        </w:rPr>
+        <w:t xml:space="preserve">, millises maakonnas </w:t>
+      </w:r>
+      <w:r>
+        <w:rPr>
+          <w:noProof/>
+        </w:rPr>
+        <w:t>läbi aastate on</w:t>
+      </w:r>
+      <w:r>
+        <w:rPr>
+          <w:noProof/>
+        </w:rPr>
+        <w:t xml:space="preserve"> ostujõud</w:t>
+      </w:r>
+      <w:r>
+        <w:rPr>
+          <w:noProof/>
+        </w:rPr>
+        <w:t xml:space="preserve"> võrreldes korterite hindadega madalam ning kus on ostujõud suurem</w:t>
+      </w:r>
+      <w:r>
+        <w:rPr>
+          <w:noProof/>
+        </w:rPr>
+        <w:t>.</w:t>
+      </w:r>
+    </w:p>
+    <w:p>
+      <w:pPr>
+        <w:rPr>
+          <w:noProof/>
+        </w:rPr>
+      </w:pPr>
+      <w:r>
+        <w:rPr>
+          <w:noProof/>
+        </w:rPr>
+        <w:t>Samal ajal kajastab mummukeste suurus graafikul tehinguaktiivsust ehk tehingute arvu antud maakonnas antud aastal. Mida suurem tehingute arv, seda suurem on mummuke graafikul, mis ilmestab maakondade erinevusi. Vaikimisi näidatatksegi 5 suurima tehinguaktiivsusega maakonda.</w:t>
+      </w:r>
+    </w:p>
+    <w:p>
+      <w:pPr>
+        <w:rPr>
+          <w:noProof/>
+        </w:rPr>
+      </w:pPr>
+    </w:p>
+    <w:p>
+      <w:pPr>
+        <w:rPr>
+          <w:noProof/>
+        </w:rPr>
+      </w:pPr>
+      <w:r>
+        <w:rPr>
+          <w:noProof/>
+        </w:rPr>
+        <w:drawing>
+          <wp:inline distT="0" distB="0" distL="0" distR="0" wp14:anchorId="36A01083" wp14:editId="2ED61D78">
+            <wp:extent cx="5731510" cy="2374265"/>
+            <wp:effectExtent l="0" t="0" r="2540" b="6985"/>
+            <wp:docPr id="5" name="Picture 5"/>
+            <wp:cNvGraphicFramePr>
+              <a:graphicFrameLocks xmlns:a="http://schemas.openxmlformats.org/drawingml/2006/main" noChangeAspect="1"/>
+            </wp:cNvGraphicFramePr>
+            <a:graphic xmlns:a="http://schemas.openxmlformats.org/drawingml/2006/main">
+              <a:graphicData uri="http://schemas.openxmlformats.org/drawingml/2006/picture">
+                <pic:pic xmlns:pic="http://schemas.openxmlformats.org/drawingml/2006/picture">
+                  <pic:nvPicPr>
+                    <pic:cNvPr id="1" name=""/>
+                    <pic:cNvPicPr/>
+                  </pic:nvPicPr>
+                  <pic:blipFill>
+                    <a:blip r:embed="rId15"/>
+                    <a:stretch>
+                      <a:fillRect/>
+                    </a:stretch>
+                  </pic:blipFill>
+                  <pic:spPr>
+                    <a:xfrm>
+                      <a:off x="0" y="0"/>
+                      <a:ext cx="5731510" cy="2374265"/>
+                    </a:xfrm>
+                    <a:prstGeom prst="rect">
+                      <a:avLst/>
+                    </a:prstGeom>
+                  </pic:spPr>
+                </pic:pic>
+              </a:graphicData>
+            </a:graphic>
+          </wp:inline>
+        </w:drawing>
+      </w:r>
+    </w:p>
+    <w:p>
+      <w:pPr>
+        <w:rPr>
+          <w:noProof/>
+        </w:rPr>
+      </w:pPr>
+    </w:p>
+    <w:p>
+      <w:pPr>
+        <w:rPr>
+          <w:b/>
+          <w:bCs/>
+          <w:noProof/>
+        </w:rPr>
+      </w:pPr>
+      <w:r>
+        <w:rPr>
+          <w:b/>
+          <w:bCs/>
+          <w:noProof/>
+        </w:rPr>
+        <w:t>Graafik 3: Kinnisvara hindade ja intressimäärade suhe</w:t>
+      </w:r>
+    </w:p>
+    <w:p>
+      <w:pPr>
+        <w:rPr>
+          <w:noProof/>
+        </w:rPr>
+      </w:pPr>
+      <w:r>
+        <w:rPr>
+          <w:noProof/>
+        </w:rPr>
+        <w:lastRenderedPageBreak/>
+        <w:t xml:space="preserve">Graafik näitab </w:t>
+      </w:r>
+      <w:r>
+        <w:rPr>
+          <w:noProof/>
+        </w:rPr>
+        <w:t>Eesti Panga eluasemelaenude intressimäär</w:t>
+      </w:r>
+      <w:r>
+        <w:rPr>
+          <w:noProof/>
+        </w:rPr>
+        <w:t xml:space="preserve">a ja korterite keskmise ruutmeetri hinna muutumist läbi aastate. </w:t>
+      </w:r>
+    </w:p>
+    <w:p>
+      <w:pPr>
+        <w:rPr>
+          <w:noProof/>
+        </w:rPr>
+      </w:pPr>
+      <w:r>
+        <w:rPr>
+          <w:noProof/>
+        </w:rPr>
+        <w:drawing>
+          <wp:inline distT="0" distB="0" distL="0" distR="0" wp14:anchorId="7494CF3A" wp14:editId="2A34E1C3">
+            <wp:extent cx="5731510" cy="1865630"/>
+            <wp:effectExtent l="0" t="0" r="2540" b="1270"/>
+            <wp:docPr id="6" name="Picture 6"/>
+            <wp:cNvGraphicFramePr>
+              <a:graphicFrameLocks xmlns:a="http://schemas.openxmlformats.org/drawingml/2006/main" noChangeAspect="1"/>
+            </wp:cNvGraphicFramePr>
+            <a:graphic xmlns:a="http://schemas.openxmlformats.org/drawingml/2006/main">
+              <a:graphicData uri="http://schemas.openxmlformats.org/drawingml/2006/picture">
+                <pic:pic xmlns:pic="http://schemas.openxmlformats.org/drawingml/2006/picture">
+                  <pic:nvPicPr>
+                    <pic:cNvPr id="1" name=""/>
+                    <pic:cNvPicPr/>
+                  </pic:nvPicPr>
+                  <pic:blipFill>
+                    <a:blip r:embed="rId16"/>
+                    <a:stretch>
+                      <a:fillRect/>
+                    </a:stretch>
+                  </pic:blipFill>
+                  <pic:spPr>
+                    <a:xfrm>
+                      <a:off x="0" y="0"/>
+                      <a:ext cx="5731510" cy="1865630"/>
+                    </a:xfrm>
+                    <a:prstGeom prst="rect">
+                      <a:avLst/>
+                    </a:prstGeom>
+                  </pic:spPr>
+                </pic:pic>
+              </a:graphicData>
+            </a:graphic>
+          </wp:inline>
+        </w:drawing>
+      </w:r>
+    </w:p>
+    <w:p/>
+    <w:p>
+      <w:pPr>
+        <w:rPr>
+          <w:b/>
+          <w:bCs/>
+        </w:rPr>
+      </w:pPr>
+      <w:r>
+        <w:rPr>
+          <w:b/>
+          <w:bCs/>
+        </w:rPr>
+        <w:t xml:space="preserve">Graafik 4: </w:t>
+      </w:r>
+      <w:r>
+        <w:rPr>
+          <w:b/>
+          <w:bCs/>
+        </w:rPr>
+        <w:t>Korteri keskmise ruutmeetri hinna, brutopalga ja THI indeksite võrdlus ajas (b</w:t>
+      </w:r>
+      <w:r>
+        <w:rPr>
+          <w:b/>
+          <w:bCs/>
+        </w:rPr>
+        <w:t>aas 2005)</w:t>
+      </w:r>
+    </w:p>
+    <w:p>
+      <w:r>
+        <w:t xml:space="preserve">Kolme näitaja võrdlemiseks on kõik viidud indeksi kujule, kasutades baasina aastat 2005. Indeksite võrdlus võimaldab piltlikult näidata, milline kolmest parameetrist on enim kasvanud. </w:t>
+      </w:r>
+    </w:p>
+    <w:p>
+      <w:r>
+        <w:rPr>
+          <w:noProof/>
+        </w:rPr>
+        <w:drawing>
+          <wp:inline distT="0" distB="0" distL="0" distR="0" wp14:anchorId="2A2EAC2A" wp14:editId="1BA65F58">
+            <wp:extent cx="5731510" cy="1902460"/>
+            <wp:effectExtent l="0" t="0" r="2540" b="2540"/>
+            <wp:docPr id="3" name="Picture 3"/>
+            <wp:cNvGraphicFramePr>
+              <a:graphicFrameLocks xmlns:a="http://schemas.openxmlformats.org/drawingml/2006/main" noChangeAspect="1"/>
+            </wp:cNvGraphicFramePr>
+            <a:graphic xmlns:a="http://schemas.openxmlformats.org/drawingml/2006/main">
+              <a:graphicData uri="http://schemas.openxmlformats.org/drawingml/2006/picture">
+                <pic:pic xmlns:pic="http://schemas.openxmlformats.org/drawingml/2006/picture">
+                  <pic:nvPicPr>
+                    <pic:cNvPr id="1" name=""/>
+                    <pic:cNvPicPr/>
+                  </pic:nvPicPr>
+                  <pic:blipFill>
+                    <a:blip r:embed="rId17"/>
+                    <a:stretch>
+                      <a:fillRect/>
+                    </a:stretch>
+                  </pic:blipFill>
+                  <pic:spPr>
+                    <a:xfrm>
+                      <a:off x="0" y="0"/>
                       <a:ext cx="5731510" cy="1902460"/>
                     </a:xfrm>
                     <a:prstGeom prst="rect">
@@ -5161,6 +5178,7 @@
     </w:p>
     <w:p/>
     <w:sectPr>
+      <w:footerReference w:type="default" r:id="rId18"/>
       <w:pgSz w:w="11906" w:h="16838"/>
       <w:pgMar w:top="1440" w:right="1440" w:bottom="1440" w:left="1440" w:header="708" w:footer="708" w:gutter="0"/>
       <w:cols w:space="708"/>
@@ -5170,300 +5188,103 @@
 </w:document>
 </file>
 
-<file path=word/comments.xml><?xml version="1.0" encoding="utf-8"?>
-<w:comments xmlns:wpc="http://schemas.microsoft.com/office/word/2010/wordprocessingCanvas" xmlns:cx="http://schemas.microsoft.com/office/drawing/2014/chartex" xmlns:cx1="http://schemas.microsoft.com/office/drawing/2015/9/8/chartex" xmlns:cx2="http://schemas.microsoft.com/office/drawing/2015/10/21/chartex" xmlns:cx3="http://schemas.microsoft.com/office/drawing/2016/5/9/chartex" xmlns:cx4="http://schemas.microsoft.com/office/drawing/2016/5/10/chartex" xmlns:cx5="http://schemas.microsoft.com/office/drawing/2016/5/11/chartex" xmlns:cx6="http://schemas.microsoft.com/office/drawing/2016/5/12/chartex" xmlns:cx7="http://schemas.microsoft.com/office/drawing/2016/5/13/chartex" xmlns:cx8="http://schemas.microsoft.com/office/drawing/2016/5/14/chartex" xmlns:mc="http://schemas.openxmlformats.org/markup-compatibility/2006" xmlns:aink="http://schemas.microsoft.com/office/drawing/2016/ink" xmlns:am3d="http://schemas.microsoft.com/office/drawing/2017/model3d" xmlns:o="urn:schemas-microsoft-com:office:office" xmlns:oel="http://schemas.microsoft.com/office/2019/extlst" xmlns:r="http://schemas.openxmlformats.org/officeDocument/2006/relationships" xmlns:m="http://schemas.openxmlformats.org/officeDocument/2006/math" xmlns:v="urn:schemas-microsoft-com:vml" xmlns:wp14="http://schemas.microsoft.com/office/word/2010/wordprocessingDrawing" xmlns:wp="http://schemas.openxmlformats.org/drawingml/2006/wordprocessingDrawing" xmlns:w10="urn:schemas-microsoft-com:office:word" xmlns:w="http://schemas.openxmlformats.org/wordprocessingml/2006/main" xmlns:w14="http://schemas.microsoft.com/office/word/2010/wordml" xmlns:w15="http://schemas.microsoft.com/office/word/2012/wordml" xmlns:w16cex="http://schemas.microsoft.com/office/word/2018/wordml/cex" xmlns:w16cid="http://schemas.microsoft.com/office/word/2016/wordml/cid" xmlns:w16="http://schemas.microsoft.com/office/word/2018/wordml" xmlns:w16sdtdh="http://schemas.microsoft.com/office/word/2020/wordml/sdtdatahash" xmlns:w16se="http://schemas.microsoft.com/office/word/2015/wordml/symex" xmlns:wpg="http://schemas.microsoft.com/office/word/2010/wordprocessingGroup" xmlns:wpi="http://schemas.microsoft.com/office/word/2010/wordprocessingInk" xmlns:wne="http://schemas.microsoft.com/office/word/2006/wordml" xmlns:wps="http://schemas.microsoft.com/office/word/2010/wordprocessingShape" mc:Ignorable="w14 w15 w16se w16cid w16 w16cex w16sdtdh wp14">
-  <w:comment w:id="0" w:author="Õpilane" w:date="2026-10-05T13:24:00Z" w:initials="Õ">
+<file path=word/endnotes.xml><?xml version="1.0" encoding="utf-8"?>
+<w:endnotes xmlns:wpc="http://schemas.microsoft.com/office/word/2010/wordprocessingCanvas" xmlns:cx="http://schemas.microsoft.com/office/drawing/2014/chartex" xmlns:cx1="http://schemas.microsoft.com/office/drawing/2015/9/8/chartex" xmlns:cx2="http://schemas.microsoft.com/office/drawing/2015/10/21/chartex" xmlns:cx3="http://schemas.microsoft.com/office/drawing/2016/5/9/chartex" xmlns:cx4="http://schemas.microsoft.com/office/drawing/2016/5/10/chartex" xmlns:cx5="http://schemas.microsoft.com/office/drawing/2016/5/11/chartex" xmlns:cx6="http://schemas.microsoft.com/office/drawing/2016/5/12/chartex" xmlns:cx7="http://schemas.microsoft.com/office/drawing/2016/5/13/chartex" xmlns:cx8="http://schemas.microsoft.com/office/drawing/2016/5/14/chartex" xmlns:mc="http://schemas.openxmlformats.org/markup-compatibility/2006" xmlns:aink="http://schemas.microsoft.com/office/drawing/2016/ink" xmlns:am3d="http://schemas.microsoft.com/office/drawing/2017/model3d" xmlns:o="urn:schemas-microsoft-com:office:office" xmlns:oel="http://schemas.microsoft.com/office/2019/extlst" xmlns:r="http://schemas.openxmlformats.org/officeDocument/2006/relationships" xmlns:m="http://schemas.openxmlformats.org/officeDocument/2006/math" xmlns:v="urn:schemas-microsoft-com:vml" xmlns:wp14="http://schemas.microsoft.com/office/word/2010/wordprocessingDrawing" xmlns:wp="http://schemas.openxmlformats.org/drawingml/2006/wordprocessingDrawing" xmlns:w10="urn:schemas-microsoft-com:office:word" xmlns:w="http://schemas.openxmlformats.org/wordprocessingml/2006/main" xmlns:w14="http://schemas.microsoft.com/office/word/2010/wordml" xmlns:w15="http://schemas.microsoft.com/office/word/2012/wordml" xmlns:w16cex="http://schemas.microsoft.com/office/word/2018/wordml/cex" xmlns:w16cid="http://schemas.microsoft.com/office/word/2016/wordml/cid" xmlns:w16="http://schemas.microsoft.com/office/word/2018/wordml" xmlns:w16sdtdh="http://schemas.microsoft.com/office/word/2020/wordml/sdtdatahash" xmlns:w16se="http://schemas.microsoft.com/office/word/2015/wordml/symex" xmlns:wpg="http://schemas.microsoft.com/office/word/2010/wordprocessingGroup" xmlns:wpi="http://schemas.microsoft.com/office/word/2010/wordprocessingInk" xmlns:wne="http://schemas.microsoft.com/office/word/2006/wordml" xmlns:wps="http://schemas.microsoft.com/office/word/2010/wordprocessingShape" mc:Ignorable="w14 w15 w16se w16cid w16 w16cex w16sdtdh wp14">
+  <w:endnote w:type="separator" w:id="-1">
     <w:p>
       <w:pPr>
-        <w:pStyle w:val="CommentText"/>
-      </w:pPr>
-      <w:r>
-        <w:rPr>
-          <w:rStyle w:val="CommentReference"/>
-        </w:rPr>
-        <w:annotationRef/>
-      </w:r>
-      <w:r>
-        <w:t>Ma kustutaks selle ära.</w:t>
+        <w:spacing w:after="0" w:line="240" w:lineRule="auto"/>
+      </w:pPr>
+      <w:r>
+        <w:separator/>
       </w:r>
     </w:p>
-  </w:comment>
-  <w:comment w:id="1" w:author="Õpilane" w:date="2026-10-05T11:50:00Z" w:initials="Õ">
+  </w:endnote>
+  <w:endnote w:type="continuationSeparator" w:id="0">
     <w:p>
       <w:pPr>
-        <w:pStyle w:val="CommentText"/>
-      </w:pPr>
-      <w:r>
-        <w:rPr>
-          <w:rStyle w:val="CommentReference"/>
-        </w:rPr>
-        <w:annotationRef/>
-      </w:r>
-      <w:r>
-        <w:t>Kas me tahame siin lisada ka lingid? Või kuidagi täpsemalt nimetada, et mis tabel, et võõras inimene saaks selle allika kirjelduse alusel minna ja samad andmed kätte saada?</w:t>
+        <w:spacing w:after="0" w:line="240" w:lineRule="auto"/>
+      </w:pPr>
+      <w:r>
+        <w:continuationSeparator/>
       </w:r>
     </w:p>
-  </w:comment>
-  <w:comment w:id="2" w:author="Õpilane" w:date="2026-10-01T11:26:00Z" w:initials="Õ">
-    <w:p>
-      <w:pPr>
-        <w:pStyle w:val="CommentText"/>
-      </w:pPr>
-      <w:r>
-        <w:rPr>
-          <w:rStyle w:val="CommentReference"/>
-        </w:rPr>
-        <w:annotationRef/>
-      </w:r>
-      <w:r>
-        <w:t>Analüüs ka Pythoni App</w:t>
-      </w:r>
-    </w:p>
-  </w:comment>
-  <w:comment w:id="3" w:author="Õpilane" w:date="2026-10-05T11:52:00Z" w:initials="Õ">
-    <w:p>
-      <w:pPr>
-        <w:pStyle w:val="CommentText"/>
-      </w:pPr>
-      <w:r>
-        <w:rPr>
-          <w:rStyle w:val="CommentReference"/>
-        </w:rPr>
-        <w:annotationRef/>
-      </w:r>
-      <w:r>
-        <w:t>Eesti pangast me saame ainult intressi kokku, euribori meil ei ole kuskil, võiks korrigeerida.</w:t>
-      </w:r>
-    </w:p>
-  </w:comment>
-  <w:comment w:id="4" w:author="Õpilane" w:date="2026-10-05T11:52:00Z" w:initials="Õ">
-    <w:p>
-      <w:pPr>
-        <w:pStyle w:val="CommentText"/>
-      </w:pPr>
-      <w:r>
-        <w:rPr>
-          <w:rStyle w:val="CommentReference"/>
-        </w:rPr>
-        <w:annotationRef/>
-      </w:r>
-      <w:r>
-        <w:t>Maa-ameti kastile võiks panna täpsustavalt „tehingute arv“ mitte „tehingud“</w:t>
-      </w:r>
-    </w:p>
-  </w:comment>
-  <w:comment w:id="5" w:author="Õpilane" w:date="2026-10-05T11:52:00Z" w:initials="Õ">
-    <w:p>
-      <w:pPr>
-        <w:pStyle w:val="CommentText"/>
-      </w:pPr>
-      <w:r>
-        <w:rPr>
-          <w:rStyle w:val="CommentReference"/>
-        </w:rPr>
-        <w:annotationRef/>
-      </w:r>
-      <w:r>
-        <w:t>Kas rikastamise all peaks just Pandas välja tooma? Kas me mingeid muid lisateeke ei kasuta või kas siin üldse vaja neid eraldi välja tuua?</w:t>
-      </w:r>
-    </w:p>
-  </w:comment>
-  <w:comment w:id="6" w:author="Õpilane" w:date="2026-10-05T11:54:00Z" w:initials="Õ">
-    <w:p>
-      <w:pPr>
-        <w:pStyle w:val="CommentText"/>
-      </w:pPr>
-      <w:r>
-        <w:rPr>
-          <w:rStyle w:val="CommentReference"/>
-        </w:rPr>
-        <w:annotationRef/>
-      </w:r>
-      <w:r>
-        <w:t>Ka kasutame eestikeelses jutus ingliskeelset sõna „grain“? See Emiliega üle kinnitatud?</w:t>
-      </w:r>
-    </w:p>
-  </w:comment>
-  <w:comment w:id="7" w:author="Õpilane" w:date="2026-10-05T13:55:00Z" w:initials="Õ">
-    <w:p>
-      <w:pPr>
-        <w:pStyle w:val="CommentText"/>
-      </w:pPr>
-      <w:r>
-        <w:rPr>
-          <w:rStyle w:val="CommentReference"/>
-        </w:rPr>
-        <w:annotationRef/>
-      </w:r>
-      <w:r>
-        <w:t>See on emilie enda eesti keelses juhendis. Ta ei muuda sõna grain.</w:t>
-      </w:r>
-    </w:p>
-  </w:comment>
-  <w:comment w:id="8" w:author="Õpilane" w:date="2026-10-05T11:53:00Z" w:initials="Õ">
-    <w:p>
-      <w:pPr>
-        <w:pStyle w:val="CommentText"/>
-      </w:pPr>
-      <w:r>
-        <w:rPr>
-          <w:rStyle w:val="CommentReference"/>
-        </w:rPr>
-        <w:annotationRef/>
-      </w:r>
-      <w:r>
-        <w:t>See nüüd uuendatud info kui 2026 lisatud jah? (igaks juhuks kontrollin üle)</w:t>
-      </w:r>
-    </w:p>
-  </w:comment>
-  <w:comment w:id="9" w:author="Õpilane" w:date="2026-10-05T11:55:00Z" w:initials="Õ">
-    <w:p>
-      <w:pPr>
-        <w:pStyle w:val="CommentText"/>
-      </w:pPr>
-      <w:r>
-        <w:rPr>
-          <w:rStyle w:val="CommentReference"/>
-        </w:rPr>
-        <w:annotationRef/>
-      </w:r>
-      <w:r>
-        <w:t>2026 puhul ainult kvartal 1 ja 2</w:t>
-      </w:r>
-    </w:p>
-  </w:comment>
-  <w:comment w:id="10" w:author="Õpilane" w:date="2026-10-05T11:56:00Z" w:initials="Õ">
-    <w:p>
-      <w:pPr>
-        <w:pStyle w:val="CommentText"/>
-      </w:pPr>
-      <w:r>
-        <w:rPr>
-          <w:rStyle w:val="CommentReference"/>
-        </w:rPr>
-        <w:annotationRef/>
-      </w:r>
-      <w:r>
-        <w:rPr>
-          <w:rStyle w:val="CommentReference"/>
-        </w:rPr>
-        <w:t>Vormistada neid tabeleid selliselt, et oleks võimalik visuaalselt näha, kus jookseb mingi rida ja veerg</w:t>
-      </w:r>
-    </w:p>
-  </w:comment>
-  <w:comment w:id="11" w:author="Õpilane" w:date="2026-10-01T14:35:00Z" w:initials="Õ">
-    <w:p>
-      <w:pPr>
-        <w:pStyle w:val="CommentText"/>
-      </w:pPr>
-      <w:r>
-        <w:rPr>
-          <w:rStyle w:val="CommentReference"/>
-        </w:rPr>
-        <w:annotationRef/>
-      </w:r>
-      <w:r>
-        <w:t>Kaidi, palun kommenteeri seda täpsemalt</w:t>
-      </w:r>
-    </w:p>
-  </w:comment>
-  <w:comment w:id="12" w:author="Õpilane" w:date="2026-10-05T12:00:00Z" w:initials="Õ">
-    <w:p>
-      <w:pPr>
-        <w:pStyle w:val="CommentText"/>
-      </w:pPr>
-      <w:r>
-        <w:rPr>
-          <w:rStyle w:val="CommentReference"/>
-        </w:rPr>
-        <w:annotationRef/>
-      </w:r>
-      <w:r>
-        <w:t>Ma muutsin lauset. Kui tahate lisada konkreetseid kvartaleid, kus see muutus, siis need olid Q1 2010 ning Q1 2014</w:t>
-      </w:r>
-    </w:p>
-  </w:comment>
-  <w:comment w:id="13" w:author="Õpilane" w:date="2026-10-05T14:24:00Z" w:initials="Õ">
-    <w:p>
-      <w:pPr>
-        <w:pStyle w:val="CommentText"/>
-      </w:pPr>
-      <w:r>
-        <w:rPr>
-          <w:rStyle w:val="CommentReference"/>
-        </w:rPr>
-        <w:annotationRef/>
-      </w:r>
-      <w:r>
-        <w:t>Aga mis me selle infoga tegime? Kas me jätsime need kvartalid välja oma andmetest?</w:t>
-      </w:r>
-    </w:p>
-  </w:comment>
-</w:comments>
+  </w:endnote>
+</w:endnotes>
 </file>
 
-<file path=word/commentsExtended.xml><?xml version="1.0" encoding="utf-8"?>
-<w15:commentsEx xmlns:wpc="http://schemas.microsoft.com/office/word/2010/wordprocessingCanvas" xmlns:cx="http://schemas.microsoft.com/office/drawing/2014/chartex" xmlns:cx1="http://schemas.microsoft.com/office/drawing/2015/9/8/chartex" xmlns:cx2="http://schemas.microsoft.com/office/drawing/2015/10/21/chartex" xmlns:cx3="http://schemas.microsoft.com/office/drawing/2016/5/9/chartex" xmlns:cx4="http://schemas.microsoft.com/office/drawing/2016/5/10/chartex" xmlns:cx5="http://schemas.microsoft.com/office/drawing/2016/5/11/chartex" xmlns:cx6="http://schemas.microsoft.com/office/drawing/2016/5/12/chartex" xmlns:cx7="http://schemas.microsoft.com/office/drawing/2016/5/13/chartex" xmlns:cx8="http://schemas.microsoft.com/office/drawing/2016/5/14/chartex" xmlns:mc="http://schemas.openxmlformats.org/markup-compatibility/2006" xmlns:aink="http://schemas.microsoft.com/office/drawing/2016/ink" xmlns:am3d="http://schemas.microsoft.com/office/drawing/2017/model3d" xmlns:o="urn:schemas-microsoft-com:office:office" xmlns:oel="http://schemas.microsoft.com/office/2019/extlst" xmlns:r="http://schemas.openxmlformats.org/officeDocument/2006/relationships" xmlns:m="http://schemas.openxmlformats.org/officeDocument/2006/math" xmlns:v="urn:schemas-microsoft-com:vml" xmlns:wp14="http://schemas.microsoft.com/office/word/2010/wordprocessingDrawing" xmlns:wp="http://schemas.openxmlformats.org/drawingml/2006/wordprocessingDrawing" xmlns:w10="urn:schemas-microsoft-com:office:word" xmlns:w="http://schemas.openxmlformats.org/wordprocessingml/2006/main" xmlns:w14="http://schemas.microsoft.com/office/word/2010/wordml" xmlns:w15="http://schemas.microsoft.com/office/word/2012/wordml" xmlns:w16cex="http://schemas.microsoft.com/office/word/2018/wordml/cex" xmlns:w16cid="http://schemas.microsoft.com/office/word/2016/wordml/cid" xmlns:w16="http://schemas.microsoft.com/office/word/2018/wordml" xmlns:w16sdtdh="http://schemas.microsoft.com/office/word/2020/wordml/sdtdatahash" xmlns:w16se="http://schemas.microsoft.com/office/word/2015/wordml/symex" xmlns:wpg="http://schemas.microsoft.com/office/word/2010/wordprocessingGroup" xmlns:wpi="http://schemas.microsoft.com/office/word/2010/wordprocessingInk" xmlns:wne="http://schemas.microsoft.com/office/word/2006/wordml" xmlns:wps="http://schemas.microsoft.com/office/word/2010/wordprocessingShape" mc:Ignorable="w14 w15 w16se w16cid w16 w16cex w16sdtdh wp14">
-  <w15:commentEx w15:paraId="40138288" w15:done="0"/>
-  <w15:commentEx w15:paraId="69B58EC3" w15:done="0"/>
-  <w15:commentEx w15:paraId="463BFCC7" w15:done="1"/>
-  <w15:commentEx w15:paraId="44837761" w15:paraIdParent="463BFCC7" w15:done="1"/>
-  <w15:commentEx w15:paraId="73BF09CC" w15:paraIdParent="463BFCC7" w15:done="1"/>
-  <w15:commentEx w15:paraId="593722D8" w15:paraIdParent="463BFCC7" w15:done="1"/>
-  <w15:commentEx w15:paraId="4A346C65" w15:done="0"/>
-  <w15:commentEx w15:paraId="7B6A2769" w15:paraIdParent="4A346C65" w15:done="0"/>
-  <w15:commentEx w15:paraId="0B6070AF" w15:done="0"/>
-  <w15:commentEx w15:paraId="78175D25" w15:done="0"/>
-  <w15:commentEx w15:paraId="5AFDA85F" w15:done="0"/>
-  <w15:commentEx w15:paraId="12E370E6" w15:done="0"/>
-  <w15:commentEx w15:paraId="3A6ED51D" w15:paraIdParent="12E370E6" w15:done="0"/>
-  <w15:commentEx w15:paraId="73361748" w15:paraIdParent="12E370E6" w15:done="0"/>
-</w15:commentsEx>
+<file path=word/footer1.xml><?xml version="1.0" encoding="utf-8"?>
+<w:ftr xmlns:wpc="http://schemas.microsoft.com/office/word/2010/wordprocessingCanvas" xmlns:cx="http://schemas.microsoft.com/office/drawing/2014/chartex" xmlns:cx1="http://schemas.microsoft.com/office/drawing/2015/9/8/chartex" xmlns:cx2="http://schemas.microsoft.com/office/drawing/2015/10/21/chartex" xmlns:cx3="http://schemas.microsoft.com/office/drawing/2016/5/9/chartex" xmlns:cx4="http://schemas.microsoft.com/office/drawing/2016/5/10/chartex" xmlns:cx5="http://schemas.microsoft.com/office/drawing/2016/5/11/chartex" xmlns:cx6="http://schemas.microsoft.com/office/drawing/2016/5/12/chartex" xmlns:cx7="http://schemas.microsoft.com/office/drawing/2016/5/13/chartex" xmlns:cx8="http://schemas.microsoft.com/office/drawing/2016/5/14/chartex" xmlns:mc="http://schemas.openxmlformats.org/markup-compatibility/2006" xmlns:aink="http://schemas.microsoft.com/office/drawing/2016/ink" xmlns:am3d="http://schemas.microsoft.com/office/drawing/2017/model3d" xmlns:o="urn:schemas-microsoft-com:office:office" xmlns:oel="http://schemas.microsoft.com/office/2019/extlst" xmlns:r="http://schemas.openxmlformats.org/officeDocument/2006/relationships" xmlns:m="http://schemas.openxmlformats.org/officeDocument/2006/math" xmlns:v="urn:schemas-microsoft-com:vml" xmlns:wp14="http://schemas.microsoft.com/office/word/2010/wordprocessingDrawing" xmlns:wp="http://schemas.openxmlformats.org/drawingml/2006/wordprocessingDrawing" xmlns:w10="urn:schemas-microsoft-com:office:word" xmlns:w="http://schemas.openxmlformats.org/wordprocessingml/2006/main" xmlns:w14="http://schemas.microsoft.com/office/word/2010/wordml" xmlns:w15="http://schemas.microsoft.com/office/word/2012/wordml" xmlns:w16cex="http://schemas.microsoft.com/office/word/2018/wordml/cex" xmlns:w16cid="http://schemas.microsoft.com/office/word/2016/wordml/cid" xmlns:w16="http://schemas.microsoft.com/office/word/2018/wordml" xmlns:w16sdtdh="http://schemas.microsoft.com/office/word/2020/wordml/sdtdatahash" xmlns:w16se="http://schemas.microsoft.com/office/word/2015/wordml/symex" xmlns:wpg="http://schemas.microsoft.com/office/word/2010/wordprocessingGroup" xmlns:wpi="http://schemas.microsoft.com/office/word/2010/wordprocessingInk" xmlns:wne="http://schemas.microsoft.com/office/word/2006/wordml" xmlns:wps="http://schemas.microsoft.com/office/word/2010/wordprocessingShape" mc:Ignorable="w14 w15 w16se w16cid w16 w16cex w16sdtdh wp14">
+  <w:sdt>
+    <w:sdtPr>
+      <w:id w:val="646942313"/>
+      <w:docPartObj>
+        <w:docPartGallery w:val="Page Numbers (Bottom of Page)"/>
+        <w:docPartUnique/>
+      </w:docPartObj>
+    </w:sdtPr>
+    <w:sdtContent>
+      <w:p>
+        <w:pPr>
+          <w:pStyle w:val="Footer"/>
+          <w:jc w:val="right"/>
+        </w:pPr>
+        <w:r>
+          <w:fldChar w:fldCharType="begin"/>
+        </w:r>
+        <w:r>
+          <w:instrText>PAGE   \* MERGEFORMAT</w:instrText>
+        </w:r>
+        <w:r>
+          <w:fldChar w:fldCharType="separate"/>
+        </w:r>
+        <w:r>
+          <w:t>2</w:t>
+        </w:r>
+        <w:r>
+          <w:fldChar w:fldCharType="end"/>
+        </w:r>
+      </w:p>
+    </w:sdtContent>
+  </w:sdt>
+  <w:p>
+    <w:pPr>
+      <w:pStyle w:val="Footer"/>
+    </w:pPr>
+  </w:p>
+</w:ftr>
 </file>
 
-<file path=word/commentsExtensible.xml><?xml version="1.0" encoding="utf-8"?>
-<w16cex:commentsExtensible xmlns:wpc="http://schemas.microsoft.com/office/word/2010/wordprocessingCanvas" xmlns:cx="http://schemas.microsoft.com/office/drawing/2014/chartex" xmlns:cx1="http://schemas.microsoft.com/office/drawing/2015/9/8/chartex" xmlns:cx2="http://schemas.microsoft.com/office/drawing/2015/10/21/chartex" xmlns:cx3="http://schemas.microsoft.com/office/drawing/2016/5/9/chartex" xmlns:cx4="http://schemas.microsoft.com/office/drawing/2016/5/10/chartex" xmlns:cx5="http://schemas.microsoft.com/office/drawing/2016/5/11/chartex" xmlns:cx6="http://schemas.microsoft.com/office/drawing/2016/5/12/chartex" xmlns:cx7="http://schemas.microsoft.com/office/drawing/2016/5/13/chartex" xmlns:cx8="http://schemas.microsoft.com/office/drawing/2016/5/14/chartex" xmlns:cr="http://schemas.microsoft.com/office/comments/2020/reactions" xmlns:mc="http://schemas.openxmlformats.org/markup-compatibility/2006" xmlns:aink="http://schemas.microsoft.com/office/drawing/2016/ink" xmlns:am3d="http://schemas.microsoft.com/office/drawing/2017/model3d" xmlns:o="urn:schemas-microsoft-com:office:office" xmlns:oel="http://schemas.microsoft.com/office/2019/extlst" xmlns:r="http://schemas.openxmlformats.org/officeDocument/2006/relationships" xmlns:m="http://schemas.openxmlformats.org/officeDocument/2006/math" xmlns:v="urn:schemas-microsoft-com:vml" xmlns:wp14="http://schemas.microsoft.com/office/word/2010/wordprocessingDrawing" xmlns:wp="http://schemas.openxmlformats.org/drawingml/2006/wordprocessingDrawing" xmlns:w10="urn:schemas-microsoft-com:office:word" xmlns:w="http://schemas.openxmlformats.org/wordprocessingml/2006/main" xmlns:w14="http://schemas.microsoft.com/office/word/2010/wordml" xmlns:w15="http://schemas.microsoft.com/office/word/2012/wordml" xmlns:w16cex="http://schemas.microsoft.com/office/word/2018/wordml/cex" xmlns:w16cid="http://schemas.microsoft.com/office/word/2016/wordml/cid" xmlns:w16="http://schemas.microsoft.com/office/word/2018/wordml" xmlns:w16sdtdh="http://schemas.microsoft.com/office/word/2020/wordml/sdtdatahash" xmlns:w16se="http://schemas.microsoft.com/office/word/2015/wordml/symex" xmlns:wpg="http://schemas.microsoft.com/office/word/2010/wordprocessingGroup" xmlns:wpi="http://schemas.microsoft.com/office/word/2010/wordprocessingInk" xmlns:wne="http://schemas.microsoft.com/office/word/2006/wordml" xmlns:wps="http://schemas.microsoft.com/office/word/2010/wordprocessingShape" mc:Ignorable="w14 w15 w16se w16cid w16 w16cex w16sdtdh cr wp14">
-  <w16cex:commentExtensible w16cex:durableId="6704D114" w16cex:dateUtc="2026-10-05T10:24:00Z"/>
-  <w16cex:commentExtensible w16cex:durableId="44723956" w16cex:dateUtc="2026-10-05T08:50:00Z"/>
-  <w16cex:commentExtensible w16cex:durableId="7845A70B" w16cex:dateUtc="2026-10-01T08:26:00Z"/>
-  <w16cex:commentExtensible w16cex:durableId="7225DC82" w16cex:dateUtc="2026-10-05T08:52:00Z"/>
-  <w16cex:commentExtensible w16cex:durableId="000BB29F" w16cex:dateUtc="2026-10-05T08:52:00Z"/>
-  <w16cex:commentExtensible w16cex:durableId="7A742839" w16cex:dateUtc="2026-10-05T08:52:00Z"/>
-  <w16cex:commentExtensible w16cex:durableId="5C8E4403" w16cex:dateUtc="2026-10-05T08:54:00Z"/>
-  <w16cex:commentExtensible w16cex:durableId="69D2DABB" w16cex:dateUtc="2026-10-05T10:55:00Z"/>
-  <w16cex:commentExtensible w16cex:durableId="1538643C" w16cex:dateUtc="2026-10-05T08:53:00Z"/>
-  <w16cex:commentExtensible w16cex:durableId="687AE27E" w16cex:dateUtc="2026-10-05T08:55:00Z"/>
-  <w16cex:commentExtensible w16cex:durableId="5583AD88" w16cex:dateUtc="2026-10-05T08:56:00Z"/>
-  <w16cex:commentExtensible w16cex:durableId="3DE0D30F" w16cex:dateUtc="2026-10-01T11:35:00Z"/>
-  <w16cex:commentExtensible w16cex:durableId="4D07E4CA" w16cex:dateUtc="2026-10-05T09:00:00Z"/>
-  <w16cex:commentExtensible w16cex:durableId="54928509" w16cex:dateUtc="2026-10-05T11:24:00Z"/>
-</w16cex:commentsExtensible>
-</file>
-
-<file path=word/commentsIds.xml><?xml version="1.0" encoding="utf-8"?>
-<w16cid:commentsIds xmlns:wpc="http://schemas.microsoft.com/office/word/2010/wordprocessingCanvas" xmlns:cx="http://schemas.microsoft.com/office/drawing/2014/chartex" xmlns:cx1="http://schemas.microsoft.com/office/drawing/2015/9/8/chartex" xmlns:cx2="http://schemas.microsoft.com/office/drawing/2015/10/21/chartex" xmlns:cx3="http://schemas.microsoft.com/office/drawing/2016/5/9/chartex" xmlns:cx4="http://schemas.microsoft.com/office/drawing/2016/5/10/chartex" xmlns:cx5="http://schemas.microsoft.com/office/drawing/2016/5/11/chartex" xmlns:cx6="http://schemas.microsoft.com/office/drawing/2016/5/12/chartex" xmlns:cx7="http://schemas.microsoft.com/office/drawing/2016/5/13/chartex" xmlns:cx8="http://schemas.microsoft.com/office/drawing/2016/5/14/chartex" xmlns:mc="http://schemas.openxmlformats.org/markup-compatibility/2006" xmlns:aink="http://schemas.microsoft.com/office/drawing/2016/ink" xmlns:am3d="http://schemas.microsoft.com/office/drawing/2017/model3d" xmlns:o="urn:schemas-microsoft-com:office:office" xmlns:oel="http://schemas.microsoft.com/office/2019/extlst" xmlns:r="http://schemas.openxmlformats.org/officeDocument/2006/relationships" xmlns:m="http://schemas.openxmlformats.org/officeDocument/2006/math" xmlns:v="urn:schemas-microsoft-com:vml" xmlns:wp14="http://schemas.microsoft.com/office/word/2010/wordprocessingDrawing" xmlns:wp="http://schemas.openxmlformats.org/drawingml/2006/wordprocessingDrawing" xmlns:w10="urn:schemas-microsoft-com:office:word" xmlns:w="http://schemas.openxmlformats.org/wordprocessingml/2006/main" xmlns:w14="http://schemas.microsoft.com/office/word/2010/wordml" xmlns:w15="http://schemas.microsoft.com/office/word/2012/wordml" xmlns:w16cex="http://schemas.microsoft.com/office/word/2018/wordml/cex" xmlns:w16cid="http://schemas.microsoft.com/office/word/2016/wordml/cid" xmlns:w16="http://schemas.microsoft.com/office/word/2018/wordml" xmlns:w16sdtdh="http://schemas.microsoft.com/office/word/2020/wordml/sdtdatahash" xmlns:w16se="http://schemas.microsoft.com/office/word/2015/wordml/symex" xmlns:wpg="http://schemas.microsoft.com/office/word/2010/wordprocessingGroup" xmlns:wpi="http://schemas.microsoft.com/office/word/2010/wordprocessingInk" xmlns:wne="http://schemas.microsoft.com/office/word/2006/wordml" xmlns:wps="http://schemas.microsoft.com/office/word/2010/wordprocessingShape" mc:Ignorable="w14 w15 w16se w16cid w16 w16cex w16sdtdh wp14">
-  <w16cid:commentId w16cid:paraId="40138288" w16cid:durableId="6704D114"/>
-  <w16cid:commentId w16cid:paraId="69B58EC3" w16cid:durableId="44723956"/>
-  <w16cid:commentId w16cid:paraId="463BFCC7" w16cid:durableId="7845A70B"/>
-  <w16cid:commentId w16cid:paraId="44837761" w16cid:durableId="7225DC82"/>
-  <w16cid:commentId w16cid:paraId="73BF09CC" w16cid:durableId="000BB29F"/>
-  <w16cid:commentId w16cid:paraId="593722D8" w16cid:durableId="7A742839"/>
-  <w16cid:commentId w16cid:paraId="4A346C65" w16cid:durableId="5C8E4403"/>
-  <w16cid:commentId w16cid:paraId="7B6A2769" w16cid:durableId="69D2DABB"/>
-  <w16cid:commentId w16cid:paraId="0B6070AF" w16cid:durableId="1538643C"/>
-  <w16cid:commentId w16cid:paraId="78175D25" w16cid:durableId="687AE27E"/>
-  <w16cid:commentId w16cid:paraId="5AFDA85F" w16cid:durableId="5583AD88"/>
-  <w16cid:commentId w16cid:paraId="12E370E6" w16cid:durableId="3DE0D30F"/>
-  <w16cid:commentId w16cid:paraId="3A6ED51D" w16cid:durableId="4D07E4CA"/>
-  <w16cid:commentId w16cid:paraId="73361748" w16cid:durableId="54928509"/>
-</w16cid:commentsIds>
+<file path=word/footnotes.xml><?xml version="1.0" encoding="utf-8"?>
+<w:footnotes xmlns:wpc="http://schemas.microsoft.com/office/word/2010/wordprocessingCanvas" xmlns:cx="http://schemas.microsoft.com/office/drawing/2014/chartex" xmlns:cx1="http://schemas.microsoft.com/office/drawing/2015/9/8/chartex" xmlns:cx2="http://schemas.microsoft.com/office/drawing/2015/10/21/chartex" xmlns:cx3="http://schemas.microsoft.com/office/drawing/2016/5/9/chartex" xmlns:cx4="http://schemas.microsoft.com/office/drawing/2016/5/10/chartex" xmlns:cx5="http://schemas.microsoft.com/office/drawing/2016/5/11/chartex" xmlns:cx6="http://schemas.microsoft.com/office/drawing/2016/5/12/chartex" xmlns:cx7="http://schemas.microsoft.com/office/drawing/2016/5/13/chartex" xmlns:cx8="http://schemas.microsoft.com/office/drawing/2016/5/14/chartex" xmlns:mc="http://schemas.openxmlformats.org/markup-compatibility/2006" xmlns:aink="http://schemas.microsoft.com/office/drawing/2016/ink" xmlns:am3d="http://schemas.microsoft.com/office/drawing/2017/model3d" xmlns:o="urn:schemas-microsoft-com:office:office" xmlns:oel="http://schemas.microsoft.com/office/2019/extlst" xmlns:r="http://schemas.openxmlformats.org/officeDocument/2006/relationships" xmlns:m="http://schemas.openxmlformats.org/officeDocument/2006/math" xmlns:v="urn:schemas-microsoft-com:vml" xmlns:wp14="http://schemas.microsoft.com/office/word/2010/wordprocessingDrawing" xmlns:wp="http://schemas.openxmlformats.org/drawingml/2006/wordprocessingDrawing" xmlns:w10="urn:schemas-microsoft-com:office:word" xmlns:w="http://schemas.openxmlformats.org/wordprocessingml/2006/main" xmlns:w14="http://schemas.microsoft.com/office/word/2010/wordml" xmlns:w15="http://schemas.microsoft.com/office/word/2012/wordml" xmlns:w16cex="http://schemas.microsoft.com/office/word/2018/wordml/cex" xmlns:w16cid="http://schemas.microsoft.com/office/word/2016/wordml/cid" xmlns:w16="http://schemas.microsoft.com/office/word/2018/wordml" xmlns:w16sdtdh="http://schemas.microsoft.com/office/word/2020/wordml/sdtdatahash" xmlns:w16se="http://schemas.microsoft.com/office/word/2015/wordml/symex" xmlns:wpg="http://schemas.microsoft.com/office/word/2010/wordprocessingGroup" xmlns:wpi="http://schemas.microsoft.com/office/word/2010/wordprocessingInk" xmlns:wne="http://schemas.microsoft.com/office/word/2006/wordml" xmlns:wps="http://schemas.microsoft.com/office/word/2010/wordprocessingShape" mc:Ignorable="w14 w15 w16se w16cid w16 w16cex w16sdtdh wp14">
+  <w:footnote w:type="separator" w:id="-1">
+    <w:p>
+      <w:pPr>
+        <w:spacing w:after="0" w:line="240" w:lineRule="auto"/>
+      </w:pPr>
+      <w:r>
+        <w:separator/>
+      </w:r>
+    </w:p>
+  </w:footnote>
+  <w:footnote w:type="continuationSeparator" w:id="0">
+    <w:p>
+      <w:pPr>
+        <w:spacing w:after="0" w:line="240" w:lineRule="auto"/>
+      </w:pPr>
+      <w:r>
+        <w:continuationSeparator/>
+      </w:r>
+    </w:p>
+  </w:footnote>
+</w:footnotes>
 </file>
 
 <file path=word/numbering.xml><?xml version="1.0" encoding="utf-8"?>
 <w:numbering xmlns:wpc="http://schemas.microsoft.com/office/word/2010/wordprocessingCanvas" xmlns:cx="http://schemas.microsoft.com/office/drawing/2014/chartex" xmlns:cx1="http://schemas.microsoft.com/office/drawing/2015/9/8/chartex" xmlns:cx2="http://schemas.microsoft.com/office/drawing/2015/10/21/chartex" xmlns:cx3="http://schemas.microsoft.com/office/drawing/2016/5/9/chartex" xmlns:cx4="http://schemas.microsoft.com/office/drawing/2016/5/10/chartex" xmlns:cx5="http://schemas.microsoft.com/office/drawing/2016/5/11/chartex" xmlns:cx6="http://schemas.microsoft.com/office/drawing/2016/5/12/chartex" xmlns:cx7="http://schemas.microsoft.com/office/drawing/2016/5/13/chartex" xmlns:cx8="http://schemas.microsoft.com/office/drawing/2016/5/14/chartex" xmlns:mc="http://schemas.openxmlformats.org/markup-compatibility/2006" xmlns:aink="http://schemas.microsoft.com/office/drawing/2016/ink" xmlns:am3d="http://schemas.microsoft.com/office/drawing/2017/model3d" xmlns:o="urn:schemas-microsoft-com:office:office" xmlns:oel="http://schemas.microsoft.com/office/2019/extlst" xmlns:r="http://schemas.openxmlformats.org/officeDocument/2006/relationships" xmlns:m="http://schemas.openxmlformats.org/officeDocument/2006/math" xmlns:v="urn:schemas-microsoft-com:vml" xmlns:wp14="http://schemas.microsoft.com/office/word/2010/wordprocessingDrawing" xmlns:wp="http://schemas.openxmlformats.org/drawingml/2006/wordprocessingDrawing" xmlns:w10="urn:schemas-microsoft-com:office:word" xmlns:w="http://schemas.openxmlformats.org/wordprocessingml/2006/main" xmlns:w14="http://schemas.microsoft.com/office/word/2010/wordml" xmlns:w15="http://schemas.microsoft.com/office/word/2012/wordml" xmlns:w16cex="http://schemas.microsoft.com/office/word/2018/wordml/cex" xmlns:w16cid="http://schemas.microsoft.com/office/word/2016/wordml/cid" xmlns:w16="http://schemas.microsoft.com/office/word/2018/wordml" xmlns:w16sdtdh="http://schemas.microsoft.com/office/word/2020/wordml/sdtdatahash" xmlns:w16se="http://schemas.microsoft.com/office/word/2015/wordml/symex" xmlns:wpg="http://schemas.microsoft.com/office/word/2010/wordprocessingGroup" xmlns:wpi="http://schemas.microsoft.com/office/word/2010/wordprocessingInk" xmlns:wne="http://schemas.microsoft.com/office/word/2006/wordml" xmlns:wps="http://schemas.microsoft.com/office/word/2010/wordprocessingShape" mc:Ignorable="w14 w15 w16se w16cid w16 w16cex w16sdtdh wp14">
   <w:numPicBullet w:numPicBulletId="0">
     <w:pict>
-      <v:rect id="_x0000_i1081" style="width:0;height:1.5pt" o:hralign="center" o:bullet="t" o:hrstd="t" o:hr="t" fillcolor="#a0a0a0" stroked="f"/>
+      <v:rect id="_x0000_i1047" style="width:0;height:1.5pt" o:hralign="center" o:bullet="t" o:hrstd="t" o:hr="t" fillcolor="#a0a0a0" stroked="f"/>
     </w:pict>
   </w:numPicBullet>
   <w:abstractNum w:abstractNumId="0" w15:restartNumberingAfterBreak="0">
@@ -14708,14 +14529,6 @@
     <w:abstractNumId w:val="57"/>
   </w:num>
 </w:numbering>
-</file>
-
-<file path=word/people.xml><?xml version="1.0" encoding="utf-8"?>
-<w15:people xmlns:wpc="http://schemas.microsoft.com/office/word/2010/wordprocessingCanvas" xmlns:cx="http://schemas.microsoft.com/office/drawing/2014/chartex" xmlns:cx1="http://schemas.microsoft.com/office/drawing/2015/9/8/chartex" xmlns:cx2="http://schemas.microsoft.com/office/drawing/2015/10/21/chartex" xmlns:cx3="http://schemas.microsoft.com/office/drawing/2016/5/9/chartex" xmlns:cx4="http://schemas.microsoft.com/office/drawing/2016/5/10/chartex" xmlns:cx5="http://schemas.microsoft.com/office/drawing/2016/5/11/chartex" xmlns:cx6="http://schemas.microsoft.com/office/drawing/2016/5/12/chartex" xmlns:cx7="http://schemas.microsoft.com/office/drawing/2016/5/13/chartex" xmlns:cx8="http://schemas.microsoft.com/office/drawing/2016/5/14/chartex" xmlns:mc="http://schemas.openxmlformats.org/markup-compatibility/2006" xmlns:aink="http://schemas.microsoft.com/office/drawing/2016/ink" xmlns:am3d="http://schemas.microsoft.com/office/drawing/2017/model3d" xmlns:o="urn:schemas-microsoft-com:office:office" xmlns:oel="http://schemas.microsoft.com/office/2019/extlst" xmlns:r="http://schemas.openxmlformats.org/officeDocument/2006/relationships" xmlns:m="http://schemas.openxmlformats.org/officeDocument/2006/math" xmlns:v="urn:schemas-microsoft-com:vml" xmlns:wp14="http://schemas.microsoft.com/office/word/2010/wordprocessingDrawing" xmlns:wp="http://schemas.openxmlformats.org/drawingml/2006/wordprocessingDrawing" xmlns:w10="urn:schemas-microsoft-com:office:word" xmlns:w="http://schemas.openxmlformats.org/wordprocessingml/2006/main" xmlns:w14="http://schemas.microsoft.com/office/word/2010/wordml" xmlns:w15="http://schemas.microsoft.com/office/word/2012/wordml" xmlns:w16cex="http://schemas.microsoft.com/office/word/2018/wordml/cex" xmlns:w16cid="http://schemas.microsoft.com/office/word/2016/wordml/cid" xmlns:w16="http://schemas.microsoft.com/office/word/2018/wordml" xmlns:w16sdtdh="http://schemas.microsoft.com/office/word/2020/wordml/sdtdatahash" xmlns:w16se="http://schemas.microsoft.com/office/word/2015/wordml/symex" xmlns:wpg="http://schemas.microsoft.com/office/word/2010/wordprocessingGroup" xmlns:wpi="http://schemas.microsoft.com/office/word/2010/wordprocessingInk" xmlns:wne="http://schemas.microsoft.com/office/word/2006/wordml" xmlns:wps="http://schemas.microsoft.com/office/word/2010/wordprocessingShape" mc:Ignorable="w14 w15 w16se w16cid w16 w16cex w16sdtdh wp14">
-  <w15:person w15:author="Õpilane">
-    <w15:presenceInfo w15:providerId="AD" w15:userId="S-1-5-21-737232220-2741909841-3835638558-8315"/>
-  </w15:person>
-</w15:people>
 </file>
 
 <file path=word/styles.xml><?xml version="1.0" encoding="utf-8"?>
@@ -15752,6 +15565,50 @@
       <w:szCs w:val="20"/>
     </w:rPr>
   </w:style>
+  <w:style w:type="paragraph" w:styleId="Header">
+    <w:name w:val="header"/>
+    <w:basedOn w:val="Normal"/>
+    <w:link w:val="HeaderChar"/>
+    <w:uiPriority w:val="99"/>
+    <w:unhideWhenUsed/>
+    <w:rsid w:val="005A1681"/>
+    <w:pPr>
+      <w:tabs>
+        <w:tab w:val="center" w:pos="4513"/>
+        <w:tab w:val="right" w:pos="9026"/>
+      </w:tabs>
+      <w:spacing w:after="0" w:line="240" w:lineRule="auto"/>
+    </w:pPr>
+  </w:style>
+  <w:style w:type="character" w:customStyle="1" w:styleId="HeaderChar">
+    <w:name w:val="Header Char"/>
+    <w:basedOn w:val="DefaultParagraphFont"/>
+    <w:link w:val="Header"/>
+    <w:uiPriority w:val="99"/>
+    <w:rsid w:val="005A1681"/>
+  </w:style>
+  <w:style w:type="paragraph" w:styleId="Footer">
+    <w:name w:val="footer"/>
+    <w:basedOn w:val="Normal"/>
+    <w:link w:val="FooterChar"/>
+    <w:uiPriority w:val="99"/>
+    <w:unhideWhenUsed/>
+    <w:rsid w:val="005A1681"/>
+    <w:pPr>
+      <w:tabs>
+        <w:tab w:val="center" w:pos="4513"/>
+        <w:tab w:val="right" w:pos="9026"/>
+      </w:tabs>
+      <w:spacing w:after="0" w:line="240" w:lineRule="auto"/>
+    </w:pPr>
+  </w:style>
+  <w:style w:type="character" w:customStyle="1" w:styleId="FooterChar">
+    <w:name w:val="Footer Char"/>
+    <w:basedOn w:val="DefaultParagraphFont"/>
+    <w:link w:val="Footer"/>
+    <w:uiPriority w:val="99"/>
+    <w:rsid w:val="005A1681"/>
+  </w:style>
 </w:styles>
 </file>
 
@@ -16048,4 +15905,16 @@
     </a:ext>
   </a:extLst>
 </a:theme>
+</file>
+
+<file path=customXml/item1.xml><?xml version="1.0" encoding="utf-8"?>
+<b:Sources xmlns:b="http://schemas.openxmlformats.org/officeDocument/2006/bibliography" xmlns="http://schemas.openxmlformats.org/officeDocument/2006/bibliography" SelectedStyle="\APASixthEditionOfficeOnline.xsl" StyleName="APA" Version="6"/>
+</file>
+
+<file path=customXml/itemProps1.xml><?xml version="1.0" encoding="utf-8"?>
+<ds:datastoreItem xmlns:ds="http://schemas.openxmlformats.org/officeDocument/2006/customXml" ds:itemID="{2527889E-82B0-44A5-81C6-2082CFEC0DE9}">
+  <ds:schemaRefs>
+    <ds:schemaRef ds:uri="http://schemas.openxmlformats.org/officeDocument/2006/bibliography"/>
+  </ds:schemaRefs>
+</ds:datastoreItem>
 </file>
--- a/Lõputöö kirjeldus.docx
+++ b/Lõputöö kirjeldus.docx
@@ -4527,13 +4527,43 @@
         <w:rPr>
           <w:noProof/>
         </w:rPr>
-        <w:t xml:space="preserve">Maa-ameti korterite ruutmeetrihinna statistikas puudub Hiiu maakonna kohta 2 kvartali kinnisvara ruutmeetri hind, kuna tehingute arv kokku oli alla 5, mis on vajalik keskmise hinna kuvamiseks. </w:t>
+        <w:t xml:space="preserve">Maa-ameti korterite ruutmeetrihinna statistikas puudub Hiiu maakonna kohta </w:t>
+      </w:r>
+      <w:r>
+        <w:rPr>
+          <w:noProof/>
+        </w:rPr>
+        <w:t>kokku kolme</w:t>
+      </w:r>
+      <w:r>
+        <w:rPr>
+          <w:noProof/>
+        </w:rPr>
+        <w:t xml:space="preserve"> kvartali kinnisvara ruutmeetri hin</w:t>
+      </w:r>
+      <w:r>
+        <w:rPr>
+          <w:noProof/>
+        </w:rPr>
+        <w:t>nad</w:t>
+      </w:r>
+      <w:r>
+        <w:rPr>
+          <w:noProof/>
+        </w:rPr>
+        <w:t xml:space="preserve">, kuna tehingute arv kokku oli alla 5, mis on vajalik keskmise hinna kuvamiseks. </w:t>
       </w:r>
       <w:r>
         <w:rPr>
           <w:noProof/>
         </w:rPr>
         <w:t>Jätsime need andmed null väärtusega.</w:t>
+      </w:r>
+      <w:r>
+        <w:rPr>
+          <w:noProof/>
+        </w:rPr>
+        <w:t xml:space="preserve"> Puuduvad read on 2009 IV kvartal ja väärtused on puudu 2010 ja 2014 I kvartalil.</w:t>
       </w:r>
     </w:p>
     <w:p>
@@ -4547,7 +4577,10 @@
         </w:rPr>
       </w:pPr>
       <w:r>
-        <w:t>Andmed on september 2026 seisuga.</w:t>
+        <w:t>Kõik a</w:t>
+      </w:r>
+      <w:r>
+        <w:t>ndmed on september 2026 seisuga.</w:t>
       </w:r>
     </w:p>
     <w:p>
@@ -4602,13 +4635,121 @@
         <w:rPr>
           <w:noProof/>
         </w:rPr>
-        <w:t xml:space="preserve">algtabelis </w:t>
-      </w:r>
-      <w:r>
-        <w:rPr>
-          <w:noProof/>
-        </w:rPr>
-        <w:t>pidime Pythoniga transformeerima laiaformaadilise tabeli pikaformaadiliseks, et saaksime seda ühendada oma relatsioonilises andmebaasis ja kasutada Power BI-s tähtskeemi. Algandmed muutsime kuudest kvartaliteks ja lisasime kuudele kohandatud kategoorilise järjekorra. Agregeerisime Pythoni DuckDb teegiga kvartali kolme kuu aritmeetilise keskmise.</w:t>
+        <w:t>algtabelis</w:t>
+      </w:r>
+      <w:r>
+        <w:rPr>
+          <w:noProof/>
+        </w:rPr>
+        <w:t xml:space="preserve"> on</w:t>
+      </w:r>
+      <w:r>
+        <w:rPr>
+          <w:noProof/>
+        </w:rPr>
+        <w:t xml:space="preserve"> </w:t>
+      </w:r>
+      <w:r>
+        <w:rPr>
+          <w:noProof/>
+        </w:rPr>
+        <w:t>transformeeritud</w:t>
+      </w:r>
+      <w:r>
+        <w:rPr>
+          <w:noProof/>
+        </w:rPr>
+        <w:t xml:space="preserve"> Pythoniga laiaformaadili</w:t>
+      </w:r>
+      <w:r>
+        <w:rPr>
+          <w:noProof/>
+        </w:rPr>
+        <w:t>ne</w:t>
+      </w:r>
+      <w:r>
+        <w:rPr>
+          <w:noProof/>
+        </w:rPr>
+        <w:t xml:space="preserve"> tabel pikaformaadiliseks, et saaks seda ühendada relatsioonilises andmebaasis ja kasutada Power BI-s tähtskeemi. Algandmed muu</w:t>
+      </w:r>
+      <w:r>
+        <w:rPr>
+          <w:noProof/>
+        </w:rPr>
+        <w:t>detud</w:t>
+      </w:r>
+      <w:r>
+        <w:rPr>
+          <w:noProof/>
+        </w:rPr>
+        <w:t xml:space="preserve"> kuudest kvartaliteks ja lisa</w:t>
+      </w:r>
+      <w:r>
+        <w:rPr>
+          <w:noProof/>
+        </w:rPr>
+        <w:t>tud</w:t>
+      </w:r>
+      <w:r>
+        <w:rPr>
+          <w:noProof/>
+        </w:rPr>
+        <w:t xml:space="preserve"> kuudele kohandatud kategoorilis</w:t>
+      </w:r>
+      <w:r>
+        <w:rPr>
+          <w:noProof/>
+        </w:rPr>
+        <w:t>n</w:t>
+      </w:r>
+      <w:r>
+        <w:rPr>
+          <w:noProof/>
+        </w:rPr>
+        <w:t>e järjekor</w:t>
+      </w:r>
+      <w:r>
+        <w:rPr>
+          <w:noProof/>
+        </w:rPr>
+        <w:t>d</w:t>
+      </w:r>
+      <w:r>
+        <w:rPr>
+          <w:noProof/>
+        </w:rPr>
+        <w:t xml:space="preserve">. </w:t>
+      </w:r>
+      <w:r>
+        <w:rPr>
+          <w:noProof/>
+        </w:rPr>
+        <w:t>Kvartali kolme kuu aritmeetiline keskmine on agregeeritud</w:t>
+      </w:r>
+      <w:r>
+        <w:rPr>
+          <w:noProof/>
+        </w:rPr>
+        <w:t xml:space="preserve"> Pythoni</w:t>
+      </w:r>
+      <w:r>
+        <w:rPr>
+          <w:noProof/>
+        </w:rPr>
+        <w:t>s</w:t>
+      </w:r>
+      <w:r>
+        <w:rPr>
+          <w:noProof/>
+        </w:rPr>
+        <w:t xml:space="preserve"> DuckDb teegiga</w:t>
+      </w:r>
+      <w:r>
+        <w:rPr>
+          <w:noProof/>
+        </w:rPr>
+        <w:t>.</w:t>
       </w:r>
     </w:p>
     <w:p>
@@ -4632,7 +4773,13 @@
         <w:rPr>
           <w:noProof/>
         </w:rPr>
-        <w:t xml:space="preserve"> ja eemaldame duplikaadid.</w:t>
+        <w:t xml:space="preserve"> ja </w:t>
+      </w:r>
+      <w:r>
+        <w:rPr>
+          <w:noProof/>
+        </w:rPr>
+        <w:t>duplikaatide eemaldamine.</w:t>
       </w:r>
     </w:p>
     <w:p>
@@ -4708,14 +4855,6 @@
         </w:rPr>
         <w:t>dim-Time tabeliga.</w:t>
       </w:r>
-    </w:p>
-    <w:p>
-      <w:pPr>
-        <w:pStyle w:val="Heading1"/>
-        <w:rPr>
-          <w:noProof/>
-        </w:rPr>
-      </w:pPr>
     </w:p>
     <w:p>
       <w:pPr>
@@ -5177,8 +5316,674 @@
       </w:r>
     </w:p>
     <w:p/>
+    <w:p/>
+    <w:p>
+      <w:r>
+        <w:t>Analüüsi läbiviimise sammud ja meetodid</w:t>
+      </w:r>
+    </w:p>
+    <w:p>
+      <w:pPr>
+        <w:numPr>
+          <w:ilvl w:val="0"/>
+          <w:numId w:val="65"/>
+        </w:numPr>
+      </w:pPr>
+      <w:r>
+        <w:rPr>
+          <w:b/>
+          <w:bCs/>
+        </w:rPr>
+        <w:t>Andmete normaliseerimine:</w:t>
+      </w:r>
+    </w:p>
+    <w:p>
+      <w:pPr>
+        <w:numPr>
+          <w:ilvl w:val="1"/>
+          <w:numId w:val="65"/>
+        </w:numPr>
+      </w:pPr>
+      <w:r>
+        <w:t>Ma</w:t>
+      </w:r>
+      <w:commentRangeStart w:id="0"/>
+      <w:commentRangeStart w:id="1"/>
+      <w:r>
+        <w:t>a-ameti kuupõhiste hindade agregeerimine kvartali tasemel</w:t>
+      </w:r>
+      <w:commentRangeEnd w:id="0"/>
+      <w:r>
+        <w:commentReference w:id="0"/>
+      </w:r>
+      <w:commentRangeEnd w:id="1"/>
+      <w:r>
+        <w:commentReference w:id="1"/>
+      </w:r>
+      <w:r>
+        <w:t>e.</w:t>
+      </w:r>
+    </w:p>
+    <w:p>
+      <w:pPr>
+        <w:numPr>
+          <w:ilvl w:val="1"/>
+          <w:numId w:val="65"/>
+        </w:numPr>
+      </w:pPr>
+      <w:r>
+        <w:t xml:space="preserve">Statistikaameti kolme erineva palgatabeli ühendamine </w:t>
+      </w:r>
+      <w:proofErr w:type="spellStart"/>
+      <w:r>
+        <w:t>Pythonis</w:t>
+      </w:r>
+      <w:proofErr w:type="spellEnd"/>
+      <w:r>
+        <w:t xml:space="preserve">. </w:t>
+      </w:r>
+    </w:p>
+    <w:p>
+      <w:pPr>
+        <w:numPr>
+          <w:ilvl w:val="1"/>
+          <w:numId w:val="65"/>
+        </w:numPr>
+      </w:pPr>
+      <w:r>
+        <w:t xml:space="preserve">Kvartalite formaatide ühtlustamine </w:t>
+      </w:r>
+      <w:proofErr w:type="spellStart"/>
+      <w:r>
+        <w:t>Pythonis</w:t>
+      </w:r>
+      <w:proofErr w:type="spellEnd"/>
+      <w:r>
+        <w:t xml:space="preserve">. Kvartalid viidud ühtlasele kujule, kvartali tähisena kasutatud vastava kvartali esimese kuupäeva formaati 2005-01-01, 2005-04-01 jne. </w:t>
+      </w:r>
+    </w:p>
+    <w:p>
+      <w:pPr>
+        <w:numPr>
+          <w:ilvl w:val="1"/>
+          <w:numId w:val="65"/>
+        </w:numPr>
+      </w:pPr>
+      <w:commentRangeStart w:id="2"/>
+      <w:r>
+        <w:lastRenderedPageBreak/>
+        <w:t>Metoodilise nihke (2023. aasta muutus) silumine üleminekukohtades.</w:t>
+      </w:r>
+      <w:commentRangeEnd w:id="2"/>
+      <w:r>
+        <w:commentReference w:id="2"/>
+      </w:r>
+    </w:p>
+    <w:p>
+      <w:pPr>
+        <w:numPr>
+          <w:ilvl w:val="0"/>
+          <w:numId w:val="65"/>
+        </w:numPr>
+      </w:pPr>
+      <w:commentRangeStart w:id="3"/>
+      <w:r>
+        <w:rPr>
+          <w:b/>
+          <w:bCs/>
+        </w:rPr>
+        <w:t>Suhtarvude arvutamine (Kättesaadavuse indeks):</w:t>
+      </w:r>
+    </w:p>
+    <w:p>
+      <w:pPr>
+        <w:numPr>
+          <w:ilvl w:val="1"/>
+          <w:numId w:val="65"/>
+        </w:numPr>
+      </w:pPr>
+      <w:r>
+        <w:t>Kinnisvaraturu ostujõu indeksi arvutamine valemiga:</w:t>
+      </w:r>
+      <w:r>
+        <w:br/>
+      </w:r>
+    </w:p>
+    <w:p>
+      <w:r>
+        <w:drawing>
+          <wp:inline distT="0" distB="0" distL="0" distR="0" wp14:anchorId="1991A0CB" wp14:editId="0E66E4CA">
+            <wp:extent cx="12700" cy="12700"/>
+            <wp:effectExtent l="0" t="0" r="0" b="0"/>
+            <wp:docPr id="8" name="Picture 8"/>
+            <wp:cNvGraphicFramePr>
+              <a:graphicFrameLocks xmlns:a="http://schemas.openxmlformats.org/drawingml/2006/main" noChangeAspect="1"/>
+            </wp:cNvGraphicFramePr>
+            <a:graphic xmlns:a="http://schemas.openxmlformats.org/drawingml/2006/main">
+              <a:graphicData uri="http://schemas.openxmlformats.org/drawingml/2006/picture">
+                <pic:pic xmlns:pic="http://schemas.openxmlformats.org/drawingml/2006/picture">
+                  <pic:nvPicPr>
+                    <pic:cNvPr id="0" name="Picture 3"/>
+                    <pic:cNvPicPr>
+                      <a:picLocks noChangeAspect="1" noChangeArrowheads="1"/>
+                    </pic:cNvPicPr>
+                  </pic:nvPicPr>
+                  <pic:blipFill>
+                    <a:blip r:embed="rId22">
+                      <a:extLst>
+                        <a:ext uri="{28A0092B-C50C-407E-A947-70E740481C1C}">
+                          <a14:useLocalDpi xmlns:a14="http://schemas.microsoft.com/office/drawing/2010/main" val="0"/>
+                        </a:ext>
+                      </a:extLst>
+                    </a:blip>
+                    <a:srcRect/>
+                    <a:stretch>
+                      <a:fillRect/>
+                    </a:stretch>
+                  </pic:blipFill>
+                  <pic:spPr bwMode="auto">
+                    <a:xfrm>
+                      <a:off x="0" y="0"/>
+                      <a:ext cx="12700" cy="12700"/>
+                    </a:xfrm>
+                    <a:prstGeom prst="rect">
+                      <a:avLst/>
+                    </a:prstGeom>
+                    <a:noFill/>
+                    <a:ln>
+                      <a:noFill/>
+                    </a:ln>
+                  </pic:spPr>
+                </pic:pic>
+              </a:graphicData>
+            </a:graphic>
+          </wp:inline>
+        </w:drawing>
+      </w:r>
+    </w:p>
+    <w:p>
+      <w:r>
+        <w:t xml:space="preserve">Ostujõud=Keskmine palkRuutmeetri </w:t>
+      </w:r>
+      <w:proofErr w:type="spellStart"/>
+      <w:r>
+        <w:t>hindOstujõud</w:t>
+      </w:r>
+      <w:proofErr w:type="spellEnd"/>
+      <w:r>
+        <w:t xml:space="preserve"> </w:t>
+      </w:r>
+      <w:proofErr w:type="spellStart"/>
+      <w:r>
+        <w:t>equals</w:t>
+      </w:r>
+      <w:proofErr w:type="spellEnd"/>
+      <w:r>
+        <w:t xml:space="preserve"> </w:t>
+      </w:r>
+      <w:proofErr w:type="spellStart"/>
+      <w:r>
+        <w:t>the</w:t>
+      </w:r>
+      <w:proofErr w:type="spellEnd"/>
+      <w:r>
+        <w:t xml:space="preserve"> </w:t>
+      </w:r>
+      <w:proofErr w:type="spellStart"/>
+      <w:r>
+        <w:t>fraction</w:t>
+      </w:r>
+      <w:proofErr w:type="spellEnd"/>
+      <w:r>
+        <w:t xml:space="preserve"> </w:t>
+      </w:r>
+      <w:proofErr w:type="spellStart"/>
+      <w:r>
+        <w:t>with</w:t>
+      </w:r>
+      <w:proofErr w:type="spellEnd"/>
+      <w:r>
+        <w:t xml:space="preserve"> </w:t>
+      </w:r>
+      <w:proofErr w:type="spellStart"/>
+      <w:r>
+        <w:t>numerator</w:t>
+      </w:r>
+      <w:proofErr w:type="spellEnd"/>
+      <w:r>
+        <w:t xml:space="preserve"> Keskmine palk and </w:t>
+      </w:r>
+      <w:proofErr w:type="spellStart"/>
+      <w:r>
+        <w:t>denominator</w:t>
+      </w:r>
+      <w:proofErr w:type="spellEnd"/>
+      <w:r>
+        <w:t xml:space="preserve"> Ruutmeetri hind end-</w:t>
+      </w:r>
+      <w:proofErr w:type="spellStart"/>
+      <w:r>
+        <w:t>fraction</w:t>
+      </w:r>
+      <w:proofErr w:type="spellEnd"/>
+    </w:p>
+    <w:p>
+      <w:r>
+        <w:t>Ostujõud=Keskmine palkRuutmeetri hind</w:t>
+      </w:r>
+      <w:commentRangeEnd w:id="3"/>
+      <w:r>
+        <w:commentReference w:id="3"/>
+      </w:r>
+    </w:p>
+    <w:p>
+      <w:pPr>
+        <w:numPr>
+          <w:ilvl w:val="0"/>
+          <w:numId w:val="65"/>
+        </w:numPr>
+      </w:pPr>
+      <w:r>
+        <w:rPr>
+          <w:b/>
+          <w:bCs/>
+        </w:rPr>
+        <w:t xml:space="preserve">Regionaalne </w:t>
+      </w:r>
+      <w:commentRangeStart w:id="4"/>
+      <w:r>
+        <w:rPr>
+          <w:b/>
+          <w:bCs/>
+        </w:rPr>
+        <w:t xml:space="preserve">võrdlev analüüs </w:t>
+      </w:r>
+      <w:proofErr w:type="spellStart"/>
+      <w:r>
+        <w:rPr>
+          <w:b/>
+          <w:bCs/>
+        </w:rPr>
+        <w:t>PowerBI</w:t>
+      </w:r>
+      <w:proofErr w:type="spellEnd"/>
+      <w:r>
+        <w:rPr>
+          <w:b/>
+          <w:bCs/>
+        </w:rPr>
+        <w:t>-s:</w:t>
+      </w:r>
+      <w:commentRangeEnd w:id="4"/>
+      <w:r>
+        <w:commentReference w:id="4"/>
+      </w:r>
+    </w:p>
+    <w:p>
+      <w:pPr>
+        <w:numPr>
+          <w:ilvl w:val="1"/>
+          <w:numId w:val="65"/>
+        </w:numPr>
+      </w:pPr>
+      <w:r>
+        <w:t>Eesti maakondade ostujõu dünaamika võrdlemine.</w:t>
+      </w:r>
+    </w:p>
+    <w:p>
+      <w:pPr>
+        <w:rPr>
+          <w:b/>
+          <w:bCs/>
+        </w:rPr>
+      </w:pPr>
+      <w:r>
+        <w:rPr>
+          <w:b/>
+          <w:bCs/>
+        </w:rPr>
+        <w:t xml:space="preserve">Aruanne: Korterite keskmine m2 hind ja keskmine brutopalk aastate lõikes. Aruandele tehtud eraldi </w:t>
+      </w:r>
+      <w:proofErr w:type="spellStart"/>
+      <w:r>
+        <w:rPr>
+          <w:b/>
+          <w:bCs/>
+        </w:rPr>
+        <w:t>slicer</w:t>
+      </w:r>
+      <w:proofErr w:type="spellEnd"/>
+      <w:r>
+        <w:rPr>
+          <w:b/>
+          <w:bCs/>
+        </w:rPr>
+        <w:t>: Maakond</w:t>
+      </w:r>
+    </w:p>
+    <w:p>
+      <w:r>
+        <w:t>Aruanne võimaldab visuaalselt jälgida läbi aastate, kuidas on muutunud keskmine brutopalk ja samal ajal korterite ruutmeetri hind ning kus muutuvad ’käärid’ kõige suuremaks. Valida saab kas kogu Eesti või maakonnad eraldi.</w:t>
+      </w:r>
+    </w:p>
+    <w:p>
+      <w:r>
+        <w:rPr>
+          <w:b/>
+          <w:bCs/>
+        </w:rPr>
+        <w:t xml:space="preserve">Aruanne: R </w:t>
+      </w:r>
+      <w:proofErr w:type="spellStart"/>
+      <w:r>
+        <w:rPr>
+          <w:b/>
+          <w:bCs/>
+        </w:rPr>
+        <w:t>script</w:t>
+      </w:r>
+      <w:proofErr w:type="spellEnd"/>
+      <w:r>
+        <w:rPr>
+          <w:b/>
+          <w:bCs/>
+        </w:rPr>
+        <w:t>, et võrrelda korteri ruutmeetri hinna ja keskmise brutopalga trajektoori.</w:t>
+      </w:r>
+      <w:r>
+        <w:t xml:space="preserve"> </w:t>
+      </w:r>
+      <w:proofErr w:type="spellStart"/>
+      <w:r>
+        <w:t>Slicer</w:t>
+      </w:r>
+      <w:proofErr w:type="spellEnd"/>
+      <w:r>
+        <w:t xml:space="preserve">: Maakond töötab ka sellel </w:t>
+      </w:r>
+      <w:proofErr w:type="spellStart"/>
+      <w:r>
+        <w:t>visuaalil</w:t>
+      </w:r>
+      <w:proofErr w:type="spellEnd"/>
+      <w:r>
+        <w:t>.</w:t>
+      </w:r>
+    </w:p>
+    <w:p>
+      <w:pPr>
+        <w:numPr>
+          <w:ilvl w:val="1"/>
+          <w:numId w:val="65"/>
+        </w:numPr>
+      </w:pPr>
+      <w:r>
+        <w:t>Kõrvalekalded trajektoorist näitavad piltlikult, kus kinnisvara hind kallines kiiremini ja rohkem võrreldes palgaga ning kus oli palgatõus suurema mõjuga ning kinnisvara hind ei kallinenud nii palju. Graafik võimaldab tuvastada, millises maakonnas läbi aastate on ostujõud võrreldes korterite hindadega madalam ning kus on ostujõud suurem.</w:t>
+      </w:r>
+    </w:p>
+    <w:p>
+      <w:r>
+        <w:t xml:space="preserve">Samal ajal kajastab </w:t>
+      </w:r>
+      <w:proofErr w:type="spellStart"/>
+      <w:r>
+        <w:t>mummukeste</w:t>
+      </w:r>
+      <w:proofErr w:type="spellEnd"/>
+      <w:r>
+        <w:t xml:space="preserve"> suurus graafikul tehinguaktiivsust ehk tehingute arvu antud maakonnas antud aastal. Mida suurem tehingute arv, seda suurem on </w:t>
+      </w:r>
+      <w:proofErr w:type="spellStart"/>
+      <w:r>
+        <w:t>mummuke</w:t>
+      </w:r>
+      <w:proofErr w:type="spellEnd"/>
+      <w:r>
+        <w:t xml:space="preserve"> graafikul, mis ilmestab maakondade erinevusi. Vaikimisi </w:t>
+      </w:r>
+      <w:proofErr w:type="spellStart"/>
+      <w:r>
+        <w:t>näidatatksegi</w:t>
+      </w:r>
+      <w:proofErr w:type="spellEnd"/>
+      <w:r>
+        <w:t xml:space="preserve"> 5 suurima tehinguaktiivsusega maakonda.</w:t>
+      </w:r>
+    </w:p>
+    <w:p>
+      <w:pPr>
+        <w:numPr>
+          <w:ilvl w:val="0"/>
+          <w:numId w:val="65"/>
+        </w:numPr>
+      </w:pPr>
+      <w:commentRangeStart w:id="5"/>
+      <w:r>
+        <w:rPr>
+          <w:b/>
+          <w:bCs/>
+        </w:rPr>
+        <w:t>Inflatsiooniga korrigeerimine (Reaalväärtus):</w:t>
+      </w:r>
+      <w:commentRangeEnd w:id="5"/>
+      <w:r>
+        <w:commentReference w:id="5"/>
+      </w:r>
+    </w:p>
+    <w:p>
+      <w:pPr>
+        <w:numPr>
+          <w:ilvl w:val="1"/>
+          <w:numId w:val="65"/>
+        </w:numPr>
+      </w:pPr>
+      <w:r>
+        <w:t>Palkade nominaalkasvu kõrvutamine THI-</w:t>
+      </w:r>
+      <w:proofErr w:type="spellStart"/>
+      <w:r>
+        <w:t>ga</w:t>
+      </w:r>
+      <w:proofErr w:type="spellEnd"/>
+      <w:r>
+        <w:t>.</w:t>
+      </w:r>
+    </w:p>
+    <w:p>
+      <w:pPr>
+        <w:numPr>
+          <w:ilvl w:val="1"/>
+          <w:numId w:val="65"/>
+        </w:numPr>
+      </w:pPr>
+      <w:r>
+        <w:t>Reaalse ostujõu kahanemise isoleerimine inflatsiooniperioodidel.</w:t>
+      </w:r>
+    </w:p>
+    <w:p>
+      <w:pPr>
+        <w:numPr>
+          <w:ilvl w:val="0"/>
+          <w:numId w:val="65"/>
+        </w:numPr>
+      </w:pPr>
+      <w:r>
+        <w:rPr>
+          <w:b/>
+          <w:bCs/>
+        </w:rPr>
+        <w:t>Prognoosimudel:</w:t>
+      </w:r>
+    </w:p>
+    <w:p>
+      <w:pPr>
+        <w:numPr>
+          <w:ilvl w:val="1"/>
+          <w:numId w:val="65"/>
+        </w:numPr>
+      </w:pPr>
+      <w:commentRangeStart w:id="6"/>
+      <w:r>
+        <w:t>Ajaloolise trendi analüüs matemaatiliste trendijoonte abil.</w:t>
+      </w:r>
+      <w:commentRangeEnd w:id="6"/>
+      <w:r>
+        <w:commentReference w:id="6"/>
+      </w:r>
+    </w:p>
+    <w:p>
+      <w:pPr>
+        <w:numPr>
+          <w:ilvl w:val="1"/>
+          <w:numId w:val="65"/>
+        </w:numPr>
+      </w:pPr>
+      <w:commentRangeStart w:id="7"/>
+      <w:r>
+        <w:lastRenderedPageBreak/>
+        <w:t xml:space="preserve">Järgmise </w:t>
+      </w:r>
+      <w:r>
+        <w:rPr>
+          <w:b/>
+          <w:bCs/>
+        </w:rPr>
+        <w:t>5 aasta</w:t>
+      </w:r>
+      <w:r>
+        <w:t xml:space="preserve"> suhtarvude prognoos, sidudes mudelisse Eesti Panga ametlikud palga- ja inflatsiooniprognoosid.</w:t>
+      </w:r>
+      <w:commentRangeEnd w:id="7"/>
+      <w:r>
+        <w:commentReference w:id="7"/>
+      </w:r>
+    </w:p>
+    <w:p>
+      <w:pPr>
+        <w:numPr>
+          <w:ilvl w:val="0"/>
+          <w:numId w:val="65"/>
+        </w:numPr>
+      </w:pPr>
+      <w:r>
+        <w:rPr>
+          <w:b/>
+          <w:bCs/>
+        </w:rPr>
+        <w:t>Kasutajarakendused (</w:t>
+      </w:r>
+      <w:proofErr w:type="spellStart"/>
+      <w:r>
+        <w:rPr>
+          <w:b/>
+          <w:bCs/>
+        </w:rPr>
+        <w:t>Äpid</w:t>
+      </w:r>
+      <w:proofErr w:type="spellEnd"/>
+      <w:r>
+        <w:rPr>
+          <w:b/>
+          <w:bCs/>
+        </w:rPr>
+        <w:t>):</w:t>
+      </w:r>
+    </w:p>
+    <w:p>
+      <w:pPr>
+        <w:numPr>
+          <w:ilvl w:val="1"/>
+          <w:numId w:val="65"/>
+        </w:numPr>
+      </w:pPr>
+      <w:r>
+        <w:t>Eraisikule ja koduostjale suunatud otsustustoe tööriistade loomine kogutud andmete visualiseerimiseks.</w:t>
+      </w:r>
+    </w:p>
+    <w:p>
+      <w:pPr>
+        <w:numPr>
+          <w:ilvl w:val="1"/>
+          <w:numId w:val="65"/>
+        </w:numPr>
+        <w:rPr>
+          <w:b/>
+          <w:bCs/>
+        </w:rPr>
+      </w:pPr>
+      <w:r>
+        <w:t xml:space="preserve">Kokku loodud 3 </w:t>
+      </w:r>
+      <w:proofErr w:type="spellStart"/>
+      <w:r>
+        <w:t>äppi</w:t>
+      </w:r>
+      <w:proofErr w:type="spellEnd"/>
+      <w:r>
+        <w:t xml:space="preserve">: a) </w:t>
+      </w:r>
+      <w:commentRangeStart w:id="8"/>
+      <w:r>
+        <w:rPr>
+          <w:b/>
+          <w:bCs/>
+        </w:rPr>
+        <w:t>Kinnisvara keskmise ruutmeetri hinna analüüs ja prognoos</w:t>
+      </w:r>
+      <w:commentRangeEnd w:id="8"/>
+      <w:r>
+        <w:commentReference w:id="8"/>
+      </w:r>
+    </w:p>
+    <w:p>
+      <w:pPr>
+        <w:rPr>
+          <w:b/>
+          <w:bCs/>
+        </w:rPr>
+      </w:pPr>
+      <w:r>
+        <w:t xml:space="preserve">b) </w:t>
+      </w:r>
+      <w:r>
+        <w:rPr>
+          <w:b/>
+          <w:bCs/>
+        </w:rPr>
+        <w:t>Eesti Kinnisvara Ostujõu Kompass (2005–2026)</w:t>
+      </w:r>
+    </w:p>
+    <w:p>
+      <w:pPr>
+        <w:rPr>
+          <w:b/>
+          <w:bCs/>
+        </w:rPr>
+      </w:pPr>
+      <w:r>
+        <w:t xml:space="preserve">c) </w:t>
+      </w:r>
+      <w:r>
+        <w:rPr>
+          <w:b/>
+          <w:bCs/>
+        </w:rPr>
+        <w:t>Mitu ruutmeetrit korterit saad osta ühe kuupalgaga?</w:t>
+      </w:r>
+    </w:p>
+    <w:p/>
+    <w:p>
+      <w:r>
+        <w:pict w14:anchorId="02D253D5">
+          <v:rect id="_x0000_i1044" style="width:468pt;height:1pt" o:hralign="center" o:hrstd="t" o:hr="t" fillcolor="#a0a0a0" stroked="f"/>
+        </w:pict>
+      </w:r>
+    </w:p>
+    <w:p/>
+    <w:p/>
+    <w:p/>
     <w:sectPr>
-      <w:footerReference w:type="default" r:id="rId18"/>
+      <w:footerReference w:type="default" r:id="rId23"/>
       <w:pgSz w:w="11906" w:h="16838"/>
       <w:pgMar w:top="1440" w:right="1440" w:bottom="1440" w:left="1440" w:header="708" w:footer="708" w:gutter="0"/>
       <w:cols w:space="708"/>
@@ -5186,6 +5991,234 @@
     </w:sectPr>
   </w:body>
 </w:document>
+</file>
+
+<file path=word/comments.xml><?xml version="1.0" encoding="utf-8"?>
+<w:comments xmlns:wpc="http://schemas.microsoft.com/office/word/2010/wordprocessingCanvas" xmlns:cx="http://schemas.microsoft.com/office/drawing/2014/chartex" xmlns:cx1="http://schemas.microsoft.com/office/drawing/2015/9/8/chartex" xmlns:cx2="http://schemas.microsoft.com/office/drawing/2015/10/21/chartex" xmlns:cx3="http://schemas.microsoft.com/office/drawing/2016/5/9/chartex" xmlns:cx4="http://schemas.microsoft.com/office/drawing/2016/5/10/chartex" xmlns:cx5="http://schemas.microsoft.com/office/drawing/2016/5/11/chartex" xmlns:cx6="http://schemas.microsoft.com/office/drawing/2016/5/12/chartex" xmlns:cx7="http://schemas.microsoft.com/office/drawing/2016/5/13/chartex" xmlns:cx8="http://schemas.microsoft.com/office/drawing/2016/5/14/chartex" xmlns:mc="http://schemas.openxmlformats.org/markup-compatibility/2006" xmlns:aink="http://schemas.microsoft.com/office/drawing/2016/ink" xmlns:am3d="http://schemas.microsoft.com/office/drawing/2017/model3d" xmlns:o="urn:schemas-microsoft-com:office:office" xmlns:oel="http://schemas.microsoft.com/office/2019/extlst" xmlns:r="http://schemas.openxmlformats.org/officeDocument/2006/relationships" xmlns:m="http://schemas.openxmlformats.org/officeDocument/2006/math" xmlns:v="urn:schemas-microsoft-com:vml" xmlns:wp14="http://schemas.microsoft.com/office/word/2010/wordprocessingDrawing" xmlns:wp="http://schemas.openxmlformats.org/drawingml/2006/wordprocessingDrawing" xmlns:w10="urn:schemas-microsoft-com:office:word" xmlns:w="http://schemas.openxmlformats.org/wordprocessingml/2006/main" xmlns:w14="http://schemas.microsoft.com/office/word/2010/wordml" xmlns:w15="http://schemas.microsoft.com/office/word/2012/wordml" xmlns:w16cex="http://schemas.microsoft.com/office/word/2018/wordml/cex" xmlns:w16cid="http://schemas.microsoft.com/office/word/2016/wordml/cid" xmlns:w16="http://schemas.microsoft.com/office/word/2018/wordml" xmlns:w16sdtdh="http://schemas.microsoft.com/office/word/2020/wordml/sdtdatahash" xmlns:w16se="http://schemas.microsoft.com/office/word/2015/wordml/symex" xmlns:wpg="http://schemas.microsoft.com/office/word/2010/wordprocessingGroup" xmlns:wpi="http://schemas.microsoft.com/office/word/2010/wordprocessingInk" xmlns:wne="http://schemas.microsoft.com/office/word/2006/wordml" xmlns:wps="http://schemas.microsoft.com/office/word/2010/wordprocessingShape" mc:Ignorable="w14 w15 w16se w16cid w16 w16cex w16sdtdh wp14">
+  <w:comment w:id="0" w:author="Õpilane" w:date="2026-10-05T12:05:00Z" w:initials="Õ">
+    <w:p>
+      <w:pPr>
+        <w:pStyle w:val="CommentText"/>
+      </w:pPr>
+      <w:r>
+        <w:rPr>
+          <w:rStyle w:val="CommentReference"/>
+        </w:rPr>
+        <w:annotationRef/>
+      </w:r>
+      <w:r>
+        <w:t>?? meil ongi kvartaalsed andmed võetud</w:t>
+      </w:r>
+    </w:p>
+  </w:comment>
+  <w:comment w:id="1" w:author="Õpilane" w:date="2026-10-05T12:06:00Z" w:initials="Õ">
+    <w:p>
+      <w:pPr>
+        <w:pStyle w:val="CommentText"/>
+      </w:pPr>
+      <w:r>
+        <w:rPr>
+          <w:rStyle w:val="CommentReference"/>
+        </w:rPr>
+        <w:annotationRef/>
+      </w:r>
+      <w:r>
+        <w:t>Intressid või THI oli hoopis? Ja siis võtsime keskmise, mitte summa (ehk ei agregeerinud, mis tähendab summeerima)</w:t>
+      </w:r>
+    </w:p>
+  </w:comment>
+  <w:comment w:id="2" w:author="Õpilane" w:date="2026-10-01T14:41:00Z" w:initials="Õ">
+    <w:p>
+      <w:pPr>
+        <w:pStyle w:val="CommentText"/>
+      </w:pPr>
+      <w:r>
+        <w:rPr>
+          <w:rStyle w:val="CommentReference"/>
+        </w:rPr>
+        <w:annotationRef/>
+      </w:r>
+      <w:r>
+        <w:t>Kas see jätta? Me tegelikult ei silunud nagu midagi?</w:t>
+      </w:r>
+    </w:p>
+  </w:comment>
+  <w:comment w:id="3" w:author="Õpilane" w:date="2026-10-05T12:07:00Z" w:initials="Õ">
+    <w:p>
+      <w:pPr>
+        <w:pStyle w:val="CommentText"/>
+      </w:pPr>
+      <w:r>
+        <w:rPr>
+          <w:rStyle w:val="CommentReference"/>
+        </w:rPr>
+        <w:annotationRef/>
+      </w:r>
+      <w:r>
+        <w:t xml:space="preserve">Seda peaks uuendama, et kõik </w:t>
+      </w:r>
+      <w:proofErr w:type="spellStart"/>
+      <w:r>
+        <w:t>metricsid</w:t>
+      </w:r>
+      <w:proofErr w:type="spellEnd"/>
+      <w:r>
+        <w:t xml:space="preserve"> oleks siin ära selgitatud, mis lõpuks Power </w:t>
+      </w:r>
+      <w:proofErr w:type="spellStart"/>
+      <w:r>
+        <w:t>BI-sse</w:t>
+      </w:r>
+      <w:proofErr w:type="spellEnd"/>
+      <w:r>
+        <w:t xml:space="preserve"> jätsite ja kasutate</w:t>
+      </w:r>
+    </w:p>
+  </w:comment>
+  <w:comment w:id="4" w:author="Õpilane" w:date="2026-10-05T12:08:00Z" w:initials="Õ">
+    <w:p>
+      <w:pPr>
+        <w:pStyle w:val="CommentText"/>
+      </w:pPr>
+      <w:r>
+        <w:rPr>
+          <w:rStyle w:val="CommentReference"/>
+        </w:rPr>
+        <w:annotationRef/>
+      </w:r>
+      <w:proofErr w:type="spellStart"/>
+      <w:r>
+        <w:t>Final</w:t>
+      </w:r>
+      <w:proofErr w:type="spellEnd"/>
+      <w:r>
+        <w:t xml:space="preserve"> </w:t>
+      </w:r>
+      <w:proofErr w:type="spellStart"/>
+      <w:r>
+        <w:t>update</w:t>
+      </w:r>
+      <w:proofErr w:type="spellEnd"/>
+      <w:r>
+        <w:t xml:space="preserve"> vajalik kui Power BI on valmis</w:t>
+      </w:r>
+    </w:p>
+  </w:comment>
+  <w:comment w:id="5" w:author="Õpilane" w:date="2026-10-05T12:08:00Z" w:initials="Õ">
+    <w:p>
+      <w:pPr>
+        <w:pStyle w:val="CommentText"/>
+      </w:pPr>
+      <w:r>
+        <w:rPr>
+          <w:rStyle w:val="CommentReference"/>
+        </w:rPr>
+        <w:annotationRef/>
+      </w:r>
+      <w:r>
+        <w:t>Kui selle ikkagi välja jätame? Siis see osa siit kirjeldusest ka eemaldada</w:t>
+      </w:r>
+    </w:p>
+  </w:comment>
+  <w:comment w:id="6" w:author="Õpilane" w:date="2026-10-05T12:58:00Z" w:initials="Õ">
+    <w:p>
+      <w:pPr>
+        <w:pStyle w:val="CommentText"/>
+      </w:pPr>
+      <w:r>
+        <w:rPr>
+          <w:rStyle w:val="CommentReference"/>
+        </w:rPr>
+        <w:annotationRef/>
+      </w:r>
+      <w:r>
+        <w:t>See pigem Power BI võrdlev analüüs, sellega/trendijoonega ju prognoose ei tee?</w:t>
+      </w:r>
+    </w:p>
+  </w:comment>
+  <w:comment w:id="7" w:author="Õpilane" w:date="2026-10-05T12:58:00Z" w:initials="Õ">
+    <w:p>
+      <w:pPr>
+        <w:pStyle w:val="CommentText"/>
+      </w:pPr>
+      <w:r>
+        <w:rPr>
+          <w:rStyle w:val="CommentReference"/>
+        </w:rPr>
+        <w:annotationRef/>
+      </w:r>
+      <w:r>
+        <w:t>Seda ei tee</w:t>
+      </w:r>
+    </w:p>
+  </w:comment>
+  <w:comment w:id="8" w:author="Õpilane" w:date="2026-10-05T13:00:00Z" w:initials="Õ">
+    <w:p>
+      <w:pPr>
+        <w:pStyle w:val="CommentText"/>
+      </w:pPr>
+      <w:r>
+        <w:rPr>
+          <w:rStyle w:val="CommentReference"/>
+        </w:rPr>
+        <w:annotationRef/>
+      </w:r>
+      <w:r>
+        <w:t xml:space="preserve">Kokkuvõtlikult Kaidi </w:t>
+      </w:r>
+      <w:proofErr w:type="spellStart"/>
+      <w:r>
+        <w:t>app</w:t>
+      </w:r>
+      <w:proofErr w:type="spellEnd"/>
+      <w:r>
+        <w:t>, kas tahame täpsemalt siin midagi lahti kirjutada ka, sest materjali ja analüüsi on seal veidi rohkem sees?</w:t>
+      </w:r>
+    </w:p>
+  </w:comment>
+</w:comments>
+</file>
+
+<file path=word/commentsExtended.xml><?xml version="1.0" encoding="utf-8"?>
+<w15:commentsEx xmlns:wpc="http://schemas.microsoft.com/office/word/2010/wordprocessingCanvas" xmlns:cx="http://schemas.microsoft.com/office/drawing/2014/chartex" xmlns:cx1="http://schemas.microsoft.com/office/drawing/2015/9/8/chartex" xmlns:cx2="http://schemas.microsoft.com/office/drawing/2015/10/21/chartex" xmlns:cx3="http://schemas.microsoft.com/office/drawing/2016/5/9/chartex" xmlns:cx4="http://schemas.microsoft.com/office/drawing/2016/5/10/chartex" xmlns:cx5="http://schemas.microsoft.com/office/drawing/2016/5/11/chartex" xmlns:cx6="http://schemas.microsoft.com/office/drawing/2016/5/12/chartex" xmlns:cx7="http://schemas.microsoft.com/office/drawing/2016/5/13/chartex" xmlns:cx8="http://schemas.microsoft.com/office/drawing/2016/5/14/chartex" xmlns:mc="http://schemas.openxmlformats.org/markup-compatibility/2006" xmlns:aink="http://schemas.microsoft.com/office/drawing/2016/ink" xmlns:am3d="http://schemas.microsoft.com/office/drawing/2017/model3d" xmlns:o="urn:schemas-microsoft-com:office:office" xmlns:oel="http://schemas.microsoft.com/office/2019/extlst" xmlns:r="http://schemas.openxmlformats.org/officeDocument/2006/relationships" xmlns:m="http://schemas.openxmlformats.org/officeDocument/2006/math" xmlns:v="urn:schemas-microsoft-com:vml" xmlns:wp14="http://schemas.microsoft.com/office/word/2010/wordprocessingDrawing" xmlns:wp="http://schemas.openxmlformats.org/drawingml/2006/wordprocessingDrawing" xmlns:w10="urn:schemas-microsoft-com:office:word" xmlns:w="http://schemas.openxmlformats.org/wordprocessingml/2006/main" xmlns:w14="http://schemas.microsoft.com/office/word/2010/wordml" xmlns:w15="http://schemas.microsoft.com/office/word/2012/wordml" xmlns:w16cex="http://schemas.microsoft.com/office/word/2018/wordml/cex" xmlns:w16cid="http://schemas.microsoft.com/office/word/2016/wordml/cid" xmlns:w16="http://schemas.microsoft.com/office/word/2018/wordml" xmlns:w16sdtdh="http://schemas.microsoft.com/office/word/2020/wordml/sdtdatahash" xmlns:w16se="http://schemas.microsoft.com/office/word/2015/wordml/symex" xmlns:wpg="http://schemas.microsoft.com/office/word/2010/wordprocessingGroup" xmlns:wpi="http://schemas.microsoft.com/office/word/2010/wordprocessingInk" xmlns:wne="http://schemas.microsoft.com/office/word/2006/wordml" xmlns:wps="http://schemas.microsoft.com/office/word/2010/wordprocessingShape" mc:Ignorable="w14 w15 w16se w16cid w16 w16cex w16sdtdh wp14">
+  <w15:commentEx w15:paraId="044F688E" w15:done="0"/>
+  <w15:commentEx w15:paraId="756ABAF7" w15:paraIdParent="044F688E" w15:done="0"/>
+  <w15:commentEx w15:paraId="1A939C74" w15:done="0"/>
+  <w15:commentEx w15:paraId="2BE5D865" w15:done="0"/>
+  <w15:commentEx w15:paraId="2BAB74C2" w15:done="0"/>
+  <w15:commentEx w15:paraId="6BAAF6B0" w15:done="0"/>
+  <w15:commentEx w15:paraId="18C6B154" w15:done="0"/>
+  <w15:commentEx w15:paraId="198DB2DE" w15:done="0"/>
+  <w15:commentEx w15:paraId="6C13AFD5" w15:done="0"/>
+</w15:commentsEx>
+</file>
+
+<file path=word/commentsExtensible.xml><?xml version="1.0" encoding="utf-8"?>
+<w16cex:commentsExtensible xmlns:wpc="http://schemas.microsoft.com/office/word/2010/wordprocessingCanvas" xmlns:cx="http://schemas.microsoft.com/office/drawing/2014/chartex" xmlns:cx1="http://schemas.microsoft.com/office/drawing/2015/9/8/chartex" xmlns:cx2="http://schemas.microsoft.com/office/drawing/2015/10/21/chartex" xmlns:cx3="http://schemas.microsoft.com/office/drawing/2016/5/9/chartex" xmlns:cx4="http://schemas.microsoft.com/office/drawing/2016/5/10/chartex" xmlns:cx5="http://schemas.microsoft.com/office/drawing/2016/5/11/chartex" xmlns:cx6="http://schemas.microsoft.com/office/drawing/2016/5/12/chartex" xmlns:cx7="http://schemas.microsoft.com/office/drawing/2016/5/13/chartex" xmlns:cx8="http://schemas.microsoft.com/office/drawing/2016/5/14/chartex" xmlns:cr="http://schemas.microsoft.com/office/comments/2020/reactions" xmlns:mc="http://schemas.openxmlformats.org/markup-compatibility/2006" xmlns:aink="http://schemas.microsoft.com/office/drawing/2016/ink" xmlns:am3d="http://schemas.microsoft.com/office/drawing/2017/model3d" xmlns:o="urn:schemas-microsoft-com:office:office" xmlns:oel="http://schemas.microsoft.com/office/2019/extlst" xmlns:r="http://schemas.openxmlformats.org/officeDocument/2006/relationships" xmlns:m="http://schemas.openxmlformats.org/officeDocument/2006/math" xmlns:v="urn:schemas-microsoft-com:vml" xmlns:wp14="http://schemas.microsoft.com/office/word/2010/wordprocessingDrawing" xmlns:wp="http://schemas.openxmlformats.org/drawingml/2006/wordprocessingDrawing" xmlns:w10="urn:schemas-microsoft-com:office:word" xmlns:w="http://schemas.openxmlformats.org/wordprocessingml/2006/main" xmlns:w14="http://schemas.microsoft.com/office/word/2010/wordml" xmlns:w15="http://schemas.microsoft.com/office/word/2012/wordml" xmlns:w16cex="http://schemas.microsoft.com/office/word/2018/wordml/cex" xmlns:w16cid="http://schemas.microsoft.com/office/word/2016/wordml/cid" xmlns:w16="http://schemas.microsoft.com/office/word/2018/wordml" xmlns:w16sdtdh="http://schemas.microsoft.com/office/word/2020/wordml/sdtdatahash" xmlns:w16se="http://schemas.microsoft.com/office/word/2015/wordml/symex" xmlns:wpg="http://schemas.microsoft.com/office/word/2010/wordprocessingGroup" xmlns:wpi="http://schemas.microsoft.com/office/word/2010/wordprocessingInk" xmlns:wne="http://schemas.microsoft.com/office/word/2006/wordml" xmlns:wps="http://schemas.microsoft.com/office/word/2010/wordprocessingShape" mc:Ignorable="w14 w15 w16se w16cid w16 w16cex w16sdtdh cr wp14">
+  <w16cex:commentExtensible w16cex:durableId="3D0F4AD2" w16cex:dateUtc="2026-10-06T07:38:00Z"/>
+  <w16cex:commentExtensible w16cex:durableId="0C80884E" w16cex:dateUtc="2026-10-06T07:38:00Z"/>
+  <w16cex:commentExtensible w16cex:durableId="0B03F641" w16cex:dateUtc="2026-10-06T07:38:00Z"/>
+  <w16cex:commentExtensible w16cex:durableId="1BEF4BBF" w16cex:dateUtc="2026-10-06T07:38:00Z"/>
+  <w16cex:commentExtensible w16cex:durableId="47FDD142" w16cex:dateUtc="2026-10-06T07:38:00Z"/>
+  <w16cex:commentExtensible w16cex:durableId="0E932982" w16cex:dateUtc="2026-10-06T07:38:00Z"/>
+  <w16cex:commentExtensible w16cex:durableId="24729E52" w16cex:dateUtc="2026-10-06T07:38:00Z"/>
+  <w16cex:commentExtensible w16cex:durableId="1C5A2393" w16cex:dateUtc="2026-10-06T07:38:00Z"/>
+  <w16cex:commentExtensible w16cex:durableId="0616F956" w16cex:dateUtc="2026-10-06T07:38:00Z"/>
+</w16cex:commentsExtensible>
+</file>
+
+<file path=word/commentsIds.xml><?xml version="1.0" encoding="utf-8"?>
+<w16cid:commentsIds xmlns:wpc="http://schemas.microsoft.com/office/word/2010/wordprocessingCanvas" xmlns:cx="http://schemas.microsoft.com/office/drawing/2014/chartex" xmlns:cx1="http://schemas.microsoft.com/office/drawing/2015/9/8/chartex" xmlns:cx2="http://schemas.microsoft.com/office/drawing/2015/10/21/chartex" xmlns:cx3="http://schemas.microsoft.com/office/drawing/2016/5/9/chartex" xmlns:cx4="http://schemas.microsoft.com/office/drawing/2016/5/10/chartex" xmlns:cx5="http://schemas.microsoft.com/office/drawing/2016/5/11/chartex" xmlns:cx6="http://schemas.microsoft.com/office/drawing/2016/5/12/chartex" xmlns:cx7="http://schemas.microsoft.com/office/drawing/2016/5/13/chartex" xmlns:cx8="http://schemas.microsoft.com/office/drawing/2016/5/14/chartex" xmlns:mc="http://schemas.openxmlformats.org/markup-compatibility/2006" xmlns:aink="http://schemas.microsoft.com/office/drawing/2016/ink" xmlns:am3d="http://schemas.microsoft.com/office/drawing/2017/model3d" xmlns:o="urn:schemas-microsoft-com:office:office" xmlns:oel="http://schemas.microsoft.com/office/2019/extlst" xmlns:r="http://schemas.openxmlformats.org/officeDocument/2006/relationships" xmlns:m="http://schemas.openxmlformats.org/officeDocument/2006/math" xmlns:v="urn:schemas-microsoft-com:vml" xmlns:wp14="http://schemas.microsoft.com/office/word/2010/wordprocessingDrawing" xmlns:wp="http://schemas.openxmlformats.org/drawingml/2006/wordprocessingDrawing" xmlns:w10="urn:schemas-microsoft-com:office:word" xmlns:w="http://schemas.openxmlformats.org/wordprocessingml/2006/main" xmlns:w14="http://schemas.microsoft.com/office/word/2010/wordml" xmlns:w15="http://schemas.microsoft.com/office/word/2012/wordml" xmlns:w16cex="http://schemas.microsoft.com/office/word/2018/wordml/cex" xmlns:w16cid="http://schemas.microsoft.com/office/word/2016/wordml/cid" xmlns:w16="http://schemas.microsoft.com/office/word/2018/wordml" xmlns:w16sdtdh="http://schemas.microsoft.com/office/word/2020/wordml/sdtdatahash" xmlns:w16se="http://schemas.microsoft.com/office/word/2015/wordml/symex" xmlns:wpg="http://schemas.microsoft.com/office/word/2010/wordprocessingGroup" xmlns:wpi="http://schemas.microsoft.com/office/word/2010/wordprocessingInk" xmlns:wne="http://schemas.microsoft.com/office/word/2006/wordml" xmlns:wps="http://schemas.microsoft.com/office/word/2010/wordprocessingShape" mc:Ignorable="w14 w15 w16se w16cid w16 w16cex w16sdtdh wp14">
+  <w16cid:commentId w16cid:paraId="044F688E" w16cid:durableId="3D0F4AD2"/>
+  <w16cid:commentId w16cid:paraId="756ABAF7" w16cid:durableId="0C80884E"/>
+  <w16cid:commentId w16cid:paraId="1A939C74" w16cid:durableId="0B03F641"/>
+  <w16cid:commentId w16cid:paraId="2BE5D865" w16cid:durableId="1BEF4BBF"/>
+  <w16cid:commentId w16cid:paraId="2BAB74C2" w16cid:durableId="47FDD142"/>
+  <w16cid:commentId w16cid:paraId="6BAAF6B0" w16cid:durableId="0E932982"/>
+  <w16cid:commentId w16cid:paraId="18C6B154" w16cid:durableId="24729E52"/>
+  <w16cid:commentId w16cid:paraId="198DB2DE" w16cid:durableId="1C5A2393"/>
+  <w16cid:commentId w16cid:paraId="6C13AFD5" w16cid:durableId="0616F956"/>
+</w16cid:commentsIds>
 </file>
 
 <file path=word/endnotes.xml><?xml version="1.0" encoding="utf-8"?>
@@ -5284,7 +6317,7 @@
 <w:numbering xmlns:wpc="http://schemas.microsoft.com/office/word/2010/wordprocessingCanvas" xmlns:cx="http://schemas.microsoft.com/office/drawing/2014/chartex" xmlns:cx1="http://schemas.microsoft.com/office/drawing/2015/9/8/chartex" xmlns:cx2="http://schemas.microsoft.com/office/drawing/2015/10/21/chartex" xmlns:cx3="http://schemas.microsoft.com/office/drawing/2016/5/9/chartex" xmlns:cx4="http://schemas.microsoft.com/office/drawing/2016/5/10/chartex" xmlns:cx5="http://schemas.microsoft.com/office/drawing/2016/5/11/chartex" xmlns:cx6="http://schemas.microsoft.com/office/drawing/2016/5/12/chartex" xmlns:cx7="http://schemas.microsoft.com/office/drawing/2016/5/13/chartex" xmlns:cx8="http://schemas.microsoft.com/office/drawing/2016/5/14/chartex" xmlns:mc="http://schemas.openxmlformats.org/markup-compatibility/2006" xmlns:aink="http://schemas.microsoft.com/office/drawing/2016/ink" xmlns:am3d="http://schemas.microsoft.com/office/drawing/2017/model3d" xmlns:o="urn:schemas-microsoft-com:office:office" xmlns:oel="http://schemas.microsoft.com/office/2019/extlst" xmlns:r="http://schemas.openxmlformats.org/officeDocument/2006/relationships" xmlns:m="http://schemas.openxmlformats.org/officeDocument/2006/math" xmlns:v="urn:schemas-microsoft-com:vml" xmlns:wp14="http://schemas.microsoft.com/office/word/2010/wordprocessingDrawing" xmlns:wp="http://schemas.openxmlformats.org/drawingml/2006/wordprocessingDrawing" xmlns:w10="urn:schemas-microsoft-com:office:word" xmlns:w="http://schemas.openxmlformats.org/wordprocessingml/2006/main" xmlns:w14="http://schemas.microsoft.com/office/word/2010/wordml" xmlns:w15="http://schemas.microsoft.com/office/word/2012/wordml" xmlns:w16cex="http://schemas.microsoft.com/office/word/2018/wordml/cex" xmlns:w16cid="http://schemas.microsoft.com/office/word/2016/wordml/cid" xmlns:w16="http://schemas.microsoft.com/office/word/2018/wordml" xmlns:w16sdtdh="http://schemas.microsoft.com/office/word/2020/wordml/sdtdatahash" xmlns:w16se="http://schemas.microsoft.com/office/word/2015/wordml/symex" xmlns:wpg="http://schemas.microsoft.com/office/word/2010/wordprocessingGroup" xmlns:wpi="http://schemas.microsoft.com/office/word/2010/wordprocessingInk" xmlns:wne="http://schemas.microsoft.com/office/word/2006/wordml" xmlns:wps="http://schemas.microsoft.com/office/word/2010/wordprocessingShape" mc:Ignorable="w14 w15 w16se w16cid w16 w16cex w16sdtdh wp14">
   <w:numPicBullet w:numPicBulletId="0">
     <w:pict>
-      <v:rect id="_x0000_i1047" style="width:0;height:1.5pt" o:hralign="center" o:bullet="t" o:hrstd="t" o:hr="t" fillcolor="#a0a0a0" stroked="f"/>
+      <v:rect id="_x0000_i1038" style="width:0;height:1.5pt" o:hralign="center" o:bullet="t" o:hrstd="t" o:hr="t" fillcolor="#a0a0a0" stroked="f"/>
     </w:pict>
   </w:numPicBullet>
   <w:abstractNum w:abstractNumId="0" w15:restartNumberingAfterBreak="0">
@@ -14528,7 +15561,43 @@
   <w:num w:numId="64" w16cid:durableId="45841354">
     <w:abstractNumId w:val="57"/>
   </w:num>
+  <w:num w:numId="65" w16cid:durableId="1023556921">
+    <w:abstractNumId w:val="22"/>
+    <w:lvlOverride w:ilvl="0">
+      <w:startOverride w:val="1"/>
+    </w:lvlOverride>
+    <w:lvlOverride w:ilvl="1"/>
+    <w:lvlOverride w:ilvl="2">
+      <w:startOverride w:val="1"/>
+    </w:lvlOverride>
+    <w:lvlOverride w:ilvl="3">
+      <w:startOverride w:val="1"/>
+    </w:lvlOverride>
+    <w:lvlOverride w:ilvl="4">
+      <w:startOverride w:val="1"/>
+    </w:lvlOverride>
+    <w:lvlOverride w:ilvl="5">
+      <w:startOverride w:val="1"/>
+    </w:lvlOverride>
+    <w:lvlOverride w:ilvl="6">
+      <w:startOverride w:val="1"/>
+    </w:lvlOverride>
+    <w:lvlOverride w:ilvl="7">
+      <w:startOverride w:val="1"/>
+    </w:lvlOverride>
+    <w:lvlOverride w:ilvl="8">
+      <w:startOverride w:val="1"/>
+    </w:lvlOverride>
+  </w:num>
 </w:numbering>
+</file>
+
+<file path=word/people.xml><?xml version="1.0" encoding="utf-8"?>
+<w15:people xmlns:wpc="http://schemas.microsoft.com/office/word/2010/wordprocessingCanvas" xmlns:cx="http://schemas.microsoft.com/office/drawing/2014/chartex" xmlns:cx1="http://schemas.microsoft.com/office/drawing/2015/9/8/chartex" xmlns:cx2="http://schemas.microsoft.com/office/drawing/2015/10/21/chartex" xmlns:cx3="http://schemas.microsoft.com/office/drawing/2016/5/9/chartex" xmlns:cx4="http://schemas.microsoft.com/office/drawing/2016/5/10/chartex" xmlns:cx5="http://schemas.microsoft.com/office/drawing/2016/5/11/chartex" xmlns:cx6="http://schemas.microsoft.com/office/drawing/2016/5/12/chartex" xmlns:cx7="http://schemas.microsoft.com/office/drawing/2016/5/13/chartex" xmlns:cx8="http://schemas.microsoft.com/office/drawing/2016/5/14/chartex" xmlns:mc="http://schemas.openxmlformats.org/markup-compatibility/2006" xmlns:aink="http://schemas.microsoft.com/office/drawing/2016/ink" xmlns:am3d="http://schemas.microsoft.com/office/drawing/2017/model3d" xmlns:o="urn:schemas-microsoft-com:office:office" xmlns:oel="http://schemas.microsoft.com/office/2019/extlst" xmlns:r="http://schemas.openxmlformats.org/officeDocument/2006/relationships" xmlns:m="http://schemas.openxmlformats.org/officeDocument/2006/math" xmlns:v="urn:schemas-microsoft-com:vml" xmlns:wp14="http://schemas.microsoft.com/office/word/2010/wordprocessingDrawing" xmlns:wp="http://schemas.openxmlformats.org/drawingml/2006/wordprocessingDrawing" xmlns:w10="urn:schemas-microsoft-com:office:word" xmlns:w="http://schemas.openxmlformats.org/wordprocessingml/2006/main" xmlns:w14="http://schemas.microsoft.com/office/word/2010/wordml" xmlns:w15="http://schemas.microsoft.com/office/word/2012/wordml" xmlns:w16cex="http://schemas.microsoft.com/office/word/2018/wordml/cex" xmlns:w16cid="http://schemas.microsoft.com/office/word/2016/wordml/cid" xmlns:w16="http://schemas.microsoft.com/office/word/2018/wordml" xmlns:w16sdtdh="http://schemas.microsoft.com/office/word/2020/wordml/sdtdatahash" xmlns:w16se="http://schemas.microsoft.com/office/word/2015/wordml/symex" xmlns:wpg="http://schemas.microsoft.com/office/word/2010/wordprocessingGroup" xmlns:wpi="http://schemas.microsoft.com/office/word/2010/wordprocessingInk" xmlns:wne="http://schemas.microsoft.com/office/word/2006/wordml" xmlns:wps="http://schemas.microsoft.com/office/word/2010/wordprocessingShape" mc:Ignorable="w14 w15 w16se w16cid w16 w16cex w16sdtdh wp14">
+  <w15:person w15:author="Õpilane">
+    <w15:presenceInfo w15:providerId="AD" w15:userId="S-1-5-21-737232220-2741909841-3835638558-8315"/>
+  </w15:person>
+</w15:people>
 </file>
 
 <file path=word/styles.xml><?xml version="1.0" encoding="utf-8"?>
@@ -15133,7 +16202,6 @@
   <w:style w:type="character" w:default="1" w:styleId="DefaultParagraphFont">
     <w:name w:val="Default Paragraph Font"/>
     <w:uiPriority w:val="1"/>
-    <w:semiHidden/>
     <w:unhideWhenUsed/>
   </w:style>
   <w:style w:type="table" w:default="1" w:styleId="TableNormal">

--- a/Lõputöö kirjeldus.docx
+++ b/Lõputöö kirjeldus.docx
@@ -1598,22 +1598,15 @@
           <w:noProof/>
         </w:rPr>
       </w:pPr>
-    </w:p>
-    <w:p>
-      <w:pPr>
-        <w:rPr>
-          <w:noProof/>
-        </w:rPr>
-      </w:pPr>
       <w:r>
         <w:rPr>
           <w:noProof/>
         </w:rPr>
         <w:drawing>
-          <wp:inline distT="0" distB="0" distL="0" distR="0" wp14:anchorId="7B2CC0BD" wp14:editId="3A3BBDD6">
-            <wp:extent cx="5922179" cy="2958465"/>
+          <wp:inline distT="0" distB="0" distL="0" distR="0" wp14:anchorId="5A27BAD0" wp14:editId="35D55CA2">
+            <wp:extent cx="5731510" cy="2884170"/>
             <wp:effectExtent l="0" t="0" r="2540" b="0"/>
-            <wp:docPr id="1" name="Picture 1"/>
+            <wp:docPr id="7" name="Picture 7"/>
             <wp:cNvGraphicFramePr>
               <a:graphicFrameLocks xmlns:a="http://schemas.openxmlformats.org/drawingml/2006/main" noChangeAspect="1"/>
             </wp:cNvGraphicFramePr>
@@ -1633,7 +1626,7 @@
                   <pic:spPr>
                     <a:xfrm>
                       <a:off x="0" y="0"/>
-                      <a:ext cx="5923505" cy="2959127"/>
+                      <a:ext cx="5731510" cy="2884170"/>
                     </a:xfrm>
                     <a:prstGeom prst="rect">
                       <a:avLst/>
@@ -1645,6 +1638,13 @@
           </wp:inline>
         </w:drawing>
       </w:r>
+    </w:p>
+    <w:p>
+      <w:pPr>
+        <w:rPr>
+          <w:noProof/>
+        </w:rPr>
+      </w:pPr>
     </w:p>
     <w:p>
       <w:pPr>
@@ -5451,6 +5451,9 @@
     </w:p>
     <w:p>
       <w:r>
+        <w:rPr>
+          <w:noProof/>
+        </w:rPr>
         <w:drawing>
           <wp:inline distT="0" distB="0" distL="0" distR="0" wp14:anchorId="1991A0CB" wp14:editId="0E66E4CA">
             <wp:extent cx="12700" cy="12700"/>
@@ -5975,7 +5978,7 @@
     <w:p>
       <w:r>
         <w:pict w14:anchorId="02D253D5">
-          <v:rect id="_x0000_i1044" style="width:468pt;height:1pt" o:hralign="center" o:hrstd="t" o:hr="t" fillcolor="#a0a0a0" stroked="f"/>
+          <v:rect id="_x0000_i1032" style="width:468pt;height:1pt" o:hralign="center" o:hrstd="t" o:hr="t" fillcolor="#a0a0a0" stroked="f"/>
         </w:pict>
       </w:r>
     </w:p>
@@ -6055,23 +6058,7 @@
         <w:annotationRef/>
       </w:r>
       <w:r>
-        <w:t xml:space="preserve">Seda peaks uuendama, et kõik </w:t>
-      </w:r>
-      <w:proofErr w:type="spellStart"/>
-      <w:r>
-        <w:t>metricsid</w:t>
-      </w:r>
-      <w:proofErr w:type="spellEnd"/>
-      <w:r>
-        <w:t xml:space="preserve"> oleks siin ära selgitatud, mis lõpuks Power </w:t>
-      </w:r>
-      <w:proofErr w:type="spellStart"/>
-      <w:r>
-        <w:t>BI-sse</w:t>
-      </w:r>
-      <w:proofErr w:type="spellEnd"/>
-      <w:r>
-        <w:t xml:space="preserve"> jätsite ja kasutate</w:t>
+        <w:t>Seda peaks uuendama, et kõik metricsid oleks siin ära selgitatud, mis lõpuks Power BI-sse jätsite ja kasutate</w:t>
       </w:r>
     </w:p>
   </w:comment>
@@ -6086,21 +6073,8 @@
         </w:rPr>
         <w:annotationRef/>
       </w:r>
-      <w:proofErr w:type="spellStart"/>
-      <w:r>
-        <w:t>Final</w:t>
-      </w:r>
-      <w:proofErr w:type="spellEnd"/>
-      <w:r>
-        <w:t xml:space="preserve"> </w:t>
-      </w:r>
-      <w:proofErr w:type="spellStart"/>
-      <w:r>
-        <w:t>update</w:t>
-      </w:r>
-      <w:proofErr w:type="spellEnd"/>
-      <w:r>
-        <w:t xml:space="preserve"> vajalik kui Power BI on valmis</w:t>
+      <w:r>
+        <w:t>Final update vajalik kui Power BI on valmis</w:t>
       </w:r>
     </w:p>
   </w:comment>
@@ -6166,13 +6140,8 @@
       <w:r>
         <w:t xml:space="preserve">Kokkuvõtlikult Kaidi </w:t>
       </w:r>
-      <w:proofErr w:type="spellStart"/>
-      <w:r>
-        <w:t>app</w:t>
-      </w:r>
-      <w:proofErr w:type="spellEnd"/>
-      <w:r>
-        <w:t>, kas tahame täpsemalt siin midagi lahti kirjutada ka, sest materjali ja analüüsi on seal veidi rohkem sees?</w:t>
+      <w:r>
+        <w:t>app, kas tahame täpsemalt siin midagi lahti kirjutada ka, sest materjali ja analüüsi on seal veidi rohkem sees?</w:t>
       </w:r>
     </w:p>
   </w:comment>
@@ -6317,7 +6286,7 @@
 <w:numbering xmlns:wpc="http://schemas.microsoft.com/office/word/2010/wordprocessingCanvas" xmlns:cx="http://schemas.microsoft.com/office/drawing/2014/chartex" xmlns:cx1="http://schemas.microsoft.com/office/drawing/2015/9/8/chartex" xmlns:cx2="http://schemas.microsoft.com/office/drawing/2015/10/21/chartex" xmlns:cx3="http://schemas.microsoft.com/office/drawing/2016/5/9/chartex" xmlns:cx4="http://schemas.microsoft.com/office/drawing/2016/5/10/chartex" xmlns:cx5="http://schemas.microsoft.com/office/drawing/2016/5/11/chartex" xmlns:cx6="http://schemas.microsoft.com/office/drawing/2016/5/12/chartex" xmlns:cx7="http://schemas.microsoft.com/office/drawing/2016/5/13/chartex" xmlns:cx8="http://schemas.microsoft.com/office/drawing/2016/5/14/chartex" xmlns:mc="http://schemas.openxmlformats.org/markup-compatibility/2006" xmlns:aink="http://schemas.microsoft.com/office/drawing/2016/ink" xmlns:am3d="http://schemas.microsoft.com/office/drawing/2017/model3d" xmlns:o="urn:schemas-microsoft-com:office:office" xmlns:oel="http://schemas.microsoft.com/office/2019/extlst" xmlns:r="http://schemas.openxmlformats.org/officeDocument/2006/relationships" xmlns:m="http://schemas.openxmlformats.org/officeDocument/2006/math" xmlns:v="urn:schemas-microsoft-com:vml" xmlns:wp14="http://schemas.microsoft.com/office/word/2010/wordprocessingDrawing" xmlns:wp="http://schemas.openxmlformats.org/drawingml/2006/wordprocessingDrawing" xmlns:w10="urn:schemas-microsoft-com:office:word" xmlns:w="http://schemas.openxmlformats.org/wordprocessingml/2006/main" xmlns:w14="http://schemas.microsoft.com/office/word/2010/wordml" xmlns:w15="http://schemas.microsoft.com/office/word/2012/wordml" xmlns:w16cex="http://schemas.microsoft.com/office/word/2018/wordml/cex" xmlns:w16cid="http://schemas.microsoft.com/office/word/2016/wordml/cid" xmlns:w16="http://schemas.microsoft.com/office/word/2018/wordml" xmlns:w16sdtdh="http://schemas.microsoft.com/office/word/2020/wordml/sdtdatahash" xmlns:w16se="http://schemas.microsoft.com/office/word/2015/wordml/symex" xmlns:wpg="http://schemas.microsoft.com/office/word/2010/wordprocessingGroup" xmlns:wpi="http://schemas.microsoft.com/office/word/2010/wordprocessingInk" xmlns:wne="http://schemas.microsoft.com/office/word/2006/wordml" xmlns:wps="http://schemas.microsoft.com/office/word/2010/wordprocessingShape" mc:Ignorable="w14 w15 w16se w16cid w16 w16cex w16sdtdh wp14">
   <w:numPicBullet w:numPicBulletId="0">
     <w:pict>
-      <v:rect id="_x0000_i1038" style="width:0;height:1.5pt" o:hralign="center" o:bullet="t" o:hrstd="t" o:hr="t" fillcolor="#a0a0a0" stroked="f"/>
+      <v:rect id="_x0000_i1029" style="width:0;height:1.5pt" o:hralign="center" o:bullet="t" o:hrstd="t" o:hr="t" fillcolor="#a0a0a0" stroked="f"/>
     </w:pict>
   </w:numPicBullet>
   <w:abstractNum w:abstractNumId="0" w15:restartNumberingAfterBreak="0">
@@ -16202,6 +16171,7 @@
   <w:style w:type="character" w:default="1" w:styleId="DefaultParagraphFont">
     <w:name w:val="Default Paragraph Font"/>
     <w:uiPriority w:val="1"/>
+    <w:semiHidden/>
     <w:unhideWhenUsed/>
   </w:style>
   <w:style w:type="table" w:default="1" w:styleId="TableNormal">

--- a/Lõputöö kirjeldus.docx
+++ b/Lõputöö kirjeldus.docx
@@ -4649,6 +4649,7 @@
         </w:rPr>
         <w:t xml:space="preserve"> </w:t>
       </w:r>
+      <w:commentRangeStart w:id="0"/>
       <w:r>
         <w:rPr>
           <w:noProof/>
@@ -4671,7 +4672,20 @@
         <w:rPr>
           <w:noProof/>
         </w:rPr>
-        <w:t xml:space="preserve"> tabel pikaformaadiliseks, et saaks seda ühendada relatsioonilises andmebaasis ja kasutada Power BI-s tähtskeemi. Algandmed muu</w:t>
+        <w:t xml:space="preserve"> tabel pikaformaadiliseks, et saaks seda ühendada relatsioonilises andmebaasis ja kasutada Power BI-s tähtskeemi</w:t>
+      </w:r>
+      <w:commentRangeEnd w:id="0"/>
+      <w:r>
+        <w:rPr>
+          <w:rStyle w:val="CommentReference"/>
+        </w:rPr>
+        <w:commentReference w:id="0"/>
+      </w:r>
+      <w:r>
+        <w:rPr>
+          <w:noProof/>
+        </w:rPr>
+        <w:t>. Algandmed muu</w:t>
       </w:r>
       <w:r>
         <w:rPr>
@@ -4695,7 +4709,7 @@
         <w:rPr>
           <w:noProof/>
         </w:rPr>
-        <w:t xml:space="preserve"> kuudele kohandatud kategoorilis</w:t>
+        <w:t xml:space="preserve"> kuudele kohandatud kategoorili</w:t>
       </w:r>
       <w:r>
         <w:rPr>
@@ -4868,6 +4882,26 @@
           <w:noProof/>
         </w:rPr>
         <w:t>Analüüs ja visualiseerimine</w:t>
+      </w:r>
+    </w:p>
+    <w:p>
+      <w:pPr>
+        <w:pStyle w:val="ListParagraph"/>
+        <w:numPr>
+          <w:ilvl w:val="0"/>
+          <w:numId w:val="66"/>
+        </w:numPr>
+      </w:pPr>
+      <w:commentRangeStart w:id="1"/>
+      <w:r>
+        <w:t>Power BI</w:t>
+      </w:r>
+      <w:commentRangeEnd w:id="1"/>
+      <w:r>
+        <w:rPr>
+          <w:rStyle w:val="CommentReference"/>
+        </w:rPr>
+        <w:commentReference w:id="1"/>
       </w:r>
     </w:p>
     <w:p>
@@ -4942,7 +4976,7 @@
                     <pic:cNvPicPr/>
                   </pic:nvPicPr>
                   <pic:blipFill>
-                    <a:blip r:embed="rId14"/>
+                    <a:blip r:embed="rId18"/>
                     <a:stretch>
                       <a:fillRect/>
                     </a:stretch>
@@ -5120,7 +5154,7 @@
                     <pic:cNvPicPr/>
                   </pic:nvPicPr>
                   <pic:blipFill>
-                    <a:blip r:embed="rId15"/>
+                    <a:blip r:embed="rId19"/>
                     <a:stretch>
                       <a:fillRect/>
                     </a:stretch>
@@ -5217,7 +5251,7 @@
                     <pic:cNvPicPr/>
                   </pic:nvPicPr>
                   <pic:blipFill>
-                    <a:blip r:embed="rId16"/>
+                    <a:blip r:embed="rId20"/>
                     <a:stretch>
                       <a:fillRect/>
                     </a:stretch>
@@ -5294,7 +5328,7 @@
                     <pic:cNvPicPr/>
                   </pic:nvPicPr>
                   <pic:blipFill>
-                    <a:blip r:embed="rId17"/>
+                    <a:blip r:embed="rId21"/>
                     <a:stretch>
                       <a:fillRect/>
                     </a:stretch>
@@ -5316,10 +5350,35 @@
       </w:r>
     </w:p>
     <w:p/>
-    <w:p/>
     <w:p>
-      <w:r>
-        <w:t>Analüüsi läbiviimise sammud ja meetodid</w:t>
+      <w:pPr>
+        <w:pStyle w:val="ListParagraph"/>
+        <w:numPr>
+          <w:ilvl w:val="0"/>
+          <w:numId w:val="66"/>
+        </w:numPr>
+      </w:pPr>
+      <w:r>
+        <w:t xml:space="preserve">Kasutajarakendused </w:t>
+      </w:r>
+      <w:commentRangeStart w:id="2"/>
+      <w:r>
+        <w:t>(</w:t>
+      </w:r>
+      <w:proofErr w:type="spellStart"/>
+      <w:r>
+        <w:t>äpid</w:t>
+      </w:r>
+      <w:proofErr w:type="spellEnd"/>
+      <w:r>
+        <w:t>, sh prognoosimudel):</w:t>
+      </w:r>
+      <w:commentRangeEnd w:id="2"/>
+      <w:r>
+        <w:rPr>
+          <w:rStyle w:val="CommentReference"/>
+        </w:rPr>
+        <w:commentReference w:id="2"/>
       </w:r>
     </w:p>
     <w:p>
@@ -5334,7 +5393,7 @@
           <w:b/>
           <w:bCs/>
         </w:rPr>
-        <w:t>Andmete normaliseerimine:</w:t>
+        <w:t>Prognoosimudel:</w:t>
       </w:r>
     </w:p>
     <w:p>
@@ -5344,24 +5403,13 @@
           <w:numId w:val="65"/>
         </w:numPr>
       </w:pPr>
-      <w:r>
-        <w:t>Ma</w:t>
-      </w:r>
-      <w:commentRangeStart w:id="0"/>
-      <w:commentRangeStart w:id="1"/>
-      <w:r>
-        <w:t>a-ameti kuupõhiste hindade agregeerimine kvartali tasemel</w:t>
-      </w:r>
-      <w:commentRangeEnd w:id="0"/>
-      <w:r>
-        <w:commentReference w:id="0"/>
-      </w:r>
-      <w:commentRangeEnd w:id="1"/>
-      <w:r>
-        <w:commentReference w:id="1"/>
-      </w:r>
-      <w:r>
-        <w:t>e.</w:t>
+      <w:commentRangeStart w:id="3"/>
+      <w:r>
+        <w:t>Ajaloolise trendi analüüs matemaatiliste trendijoonte abil.</w:t>
+      </w:r>
+      <w:commentRangeEnd w:id="3"/>
+      <w:r>
+        <w:commentReference w:id="3"/>
       </w:r>
     </w:p>
     <w:p>
@@ -5371,16 +5419,54 @@
           <w:numId w:val="65"/>
         </w:numPr>
       </w:pPr>
-      <w:r>
-        <w:t xml:space="preserve">Statistikaameti kolme erineva palgatabeli ühendamine </w:t>
+      <w:commentRangeStart w:id="4"/>
+      <w:r>
+        <w:t xml:space="preserve">Järgmise </w:t>
+      </w:r>
+      <w:r>
+        <w:rPr>
+          <w:b/>
+          <w:bCs/>
+        </w:rPr>
+        <w:t>5 aasta</w:t>
+      </w:r>
+      <w:r>
+        <w:t xml:space="preserve"> suhtarvude prognoos, sidudes mudelisse Eesti Panga ametlikud palga- ja inflatsiooniprognoosid.</w:t>
+      </w:r>
+      <w:commentRangeEnd w:id="4"/>
+      <w:r>
+        <w:commentReference w:id="4"/>
+      </w:r>
+    </w:p>
+    <w:p>
+      <w:pPr>
+        <w:numPr>
+          <w:ilvl w:val="0"/>
+          <w:numId w:val="65"/>
+        </w:numPr>
+      </w:pPr>
+      <w:r>
+        <w:rPr>
+          <w:b/>
+          <w:bCs/>
+        </w:rPr>
+        <w:t>Kasutajarakendused (</w:t>
       </w:r>
       <w:proofErr w:type="spellStart"/>
       <w:r>
-        <w:t>Pythonis</w:t>
+        <w:rPr>
+          <w:b/>
+          <w:bCs/>
+        </w:rPr>
+        <w:t>Äpid</w:t>
       </w:r>
       <w:proofErr w:type="spellEnd"/>
       <w:r>
-        <w:t xml:space="preserve">. </w:t>
+        <w:rPr>
+          <w:b/>
+          <w:bCs/>
+        </w:rPr>
+        <w:t>):</w:t>
       </w:r>
     </w:p>
     <w:p>
@@ -5391,15 +5477,7 @@
         </w:numPr>
       </w:pPr>
       <w:r>
-        <w:t xml:space="preserve">Kvartalite formaatide ühtlustamine </w:t>
-      </w:r>
-      <w:proofErr w:type="spellStart"/>
-      <w:r>
-        <w:t>Pythonis</w:t>
-      </w:r>
-      <w:proofErr w:type="spellEnd"/>
-      <w:r>
-        <w:t xml:space="preserve">. Kvartalid viidud ühtlasele kujule, kvartali tähisena kasutatud vastava kvartali esimese kuupäeva formaati 2005-01-01, 2005-04-01 jne. </w:t>
+        <w:t>Eraisikule ja koduostjale suunatud otsustustoe tööriistade loomine kogutud andmete visualiseerimiseks.</w:t>
       </w:r>
     </w:p>
     <w:p>
@@ -5408,534 +5486,34 @@
           <w:ilvl w:val="1"/>
           <w:numId w:val="65"/>
         </w:numPr>
-      </w:pPr>
-      <w:commentRangeStart w:id="2"/>
-      <w:r>
-        <w:lastRenderedPageBreak/>
-        <w:t>Metoodilise nihke (2023. aasta muutus) silumine üleminekukohtades.</w:t>
-      </w:r>
-      <w:commentRangeEnd w:id="2"/>
-      <w:r>
-        <w:commentReference w:id="2"/>
-      </w:r>
-    </w:p>
-    <w:p>
-      <w:pPr>
-        <w:numPr>
-          <w:ilvl w:val="0"/>
-          <w:numId w:val="65"/>
-        </w:numPr>
-      </w:pPr>
-      <w:commentRangeStart w:id="3"/>
-      <w:r>
         <w:rPr>
           <w:b/>
           <w:bCs/>
         </w:rPr>
-        <w:t>Suhtarvude arvutamine (Kättesaadavuse indeks):</w:t>
-      </w:r>
-    </w:p>
-    <w:p>
-      <w:pPr>
-        <w:numPr>
-          <w:ilvl w:val="1"/>
-          <w:numId w:val="65"/>
-        </w:numPr>
-      </w:pPr>
-      <w:r>
-        <w:t>Kinnisvaraturu ostujõu indeksi arvutamine valemiga:</w:t>
-      </w:r>
-      <w:r>
-        <w:br/>
-      </w:r>
-    </w:p>
-    <w:p>
-      <w:r>
-        <w:rPr>
-          <w:noProof/>
-        </w:rPr>
-        <w:drawing>
-          <wp:inline distT="0" distB="0" distL="0" distR="0" wp14:anchorId="1991A0CB" wp14:editId="0E66E4CA">
-            <wp:extent cx="12700" cy="12700"/>
-            <wp:effectExtent l="0" t="0" r="0" b="0"/>
-            <wp:docPr id="8" name="Picture 8"/>
-            <wp:cNvGraphicFramePr>
-              <a:graphicFrameLocks xmlns:a="http://schemas.openxmlformats.org/drawingml/2006/main" noChangeAspect="1"/>
-            </wp:cNvGraphicFramePr>
-            <a:graphic xmlns:a="http://schemas.openxmlformats.org/drawingml/2006/main">
-              <a:graphicData uri="http://schemas.openxmlformats.org/drawingml/2006/picture">
-                <pic:pic xmlns:pic="http://schemas.openxmlformats.org/drawingml/2006/picture">
-                  <pic:nvPicPr>
-                    <pic:cNvPr id="0" name="Picture 3"/>
-                    <pic:cNvPicPr>
-                      <a:picLocks noChangeAspect="1" noChangeArrowheads="1"/>
-                    </pic:cNvPicPr>
-                  </pic:nvPicPr>
-                  <pic:blipFill>
-                    <a:blip r:embed="rId22">
-                      <a:extLst>
-                        <a:ext uri="{28A0092B-C50C-407E-A947-70E740481C1C}">
-                          <a14:useLocalDpi xmlns:a14="http://schemas.microsoft.com/office/drawing/2010/main" val="0"/>
-                        </a:ext>
-                      </a:extLst>
-                    </a:blip>
-                    <a:srcRect/>
-                    <a:stretch>
-                      <a:fillRect/>
-                    </a:stretch>
-                  </pic:blipFill>
-                  <pic:spPr bwMode="auto">
-                    <a:xfrm>
-                      <a:off x="0" y="0"/>
-                      <a:ext cx="12700" cy="12700"/>
-                    </a:xfrm>
-                    <a:prstGeom prst="rect">
-                      <a:avLst/>
-                    </a:prstGeom>
-                    <a:noFill/>
-                    <a:ln>
-                      <a:noFill/>
-                    </a:ln>
-                  </pic:spPr>
-                </pic:pic>
-              </a:graphicData>
-            </a:graphic>
-          </wp:inline>
-        </w:drawing>
-      </w:r>
-    </w:p>
-    <w:p>
-      <w:r>
-        <w:t xml:space="preserve">Ostujõud=Keskmine palkRuutmeetri </w:t>
+      </w:pPr>
+      <w:r>
+        <w:lastRenderedPageBreak/>
+        <w:t xml:space="preserve">Kokku loodud 3 </w:t>
       </w:r>
       <w:proofErr w:type="spellStart"/>
       <w:r>
-        <w:t>hindOstujõud</w:t>
+        <w:t>äppi</w:t>
       </w:r>
       <w:proofErr w:type="spellEnd"/>
       <w:r>
-        <w:t xml:space="preserve"> </w:t>
-      </w:r>
-      <w:proofErr w:type="spellStart"/>
-      <w:r>
-        <w:t>equals</w:t>
-      </w:r>
-      <w:proofErr w:type="spellEnd"/>
-      <w:r>
-        <w:t xml:space="preserve"> </w:t>
-      </w:r>
-      <w:proofErr w:type="spellStart"/>
-      <w:r>
-        <w:t>the</w:t>
-      </w:r>
-      <w:proofErr w:type="spellEnd"/>
-      <w:r>
-        <w:t xml:space="preserve"> </w:t>
-      </w:r>
-      <w:proofErr w:type="spellStart"/>
-      <w:r>
-        <w:t>fraction</w:t>
-      </w:r>
-      <w:proofErr w:type="spellEnd"/>
-      <w:r>
-        <w:t xml:space="preserve"> </w:t>
-      </w:r>
-      <w:proofErr w:type="spellStart"/>
-      <w:r>
-        <w:t>with</w:t>
-      </w:r>
-      <w:proofErr w:type="spellEnd"/>
-      <w:r>
-        <w:t xml:space="preserve"> </w:t>
-      </w:r>
-      <w:proofErr w:type="spellStart"/>
-      <w:r>
-        <w:t>numerator</w:t>
-      </w:r>
-      <w:proofErr w:type="spellEnd"/>
-      <w:r>
-        <w:t xml:space="preserve"> Keskmine palk and </w:t>
-      </w:r>
-      <w:proofErr w:type="spellStart"/>
-      <w:r>
-        <w:t>denominator</w:t>
-      </w:r>
-      <w:proofErr w:type="spellEnd"/>
-      <w:r>
-        <w:t xml:space="preserve"> Ruutmeetri hind end-</w:t>
-      </w:r>
-      <w:proofErr w:type="spellStart"/>
-      <w:r>
-        <w:t>fraction</w:t>
-      </w:r>
-      <w:proofErr w:type="spellEnd"/>
-    </w:p>
-    <w:p>
-      <w:r>
-        <w:t>Ostujõud=Keskmine palkRuutmeetri hind</w:t>
-      </w:r>
-      <w:commentRangeEnd w:id="3"/>
-      <w:r>
-        <w:commentReference w:id="3"/>
-      </w:r>
-    </w:p>
-    <w:p>
-      <w:pPr>
-        <w:numPr>
-          <w:ilvl w:val="0"/>
-          <w:numId w:val="65"/>
-        </w:numPr>
-      </w:pPr>
+        <w:t xml:space="preserve">: a) </w:t>
+      </w:r>
+      <w:commentRangeStart w:id="5"/>
       <w:r>
         <w:rPr>
           <w:b/>
           <w:bCs/>
         </w:rPr>
-        <w:t xml:space="preserve">Regionaalne </w:t>
-      </w:r>
-      <w:commentRangeStart w:id="4"/>
-      <w:r>
-        <w:rPr>
-          <w:b/>
-          <w:bCs/>
-        </w:rPr>
-        <w:t xml:space="preserve">võrdlev analüüs </w:t>
-      </w:r>
-      <w:proofErr w:type="spellStart"/>
-      <w:r>
-        <w:rPr>
-          <w:b/>
-          <w:bCs/>
-        </w:rPr>
-        <w:t>PowerBI</w:t>
-      </w:r>
-      <w:proofErr w:type="spellEnd"/>
-      <w:r>
-        <w:rPr>
-          <w:b/>
-          <w:bCs/>
-        </w:rPr>
-        <w:t>-s:</w:t>
-      </w:r>
-      <w:commentRangeEnd w:id="4"/>
-      <w:r>
-        <w:commentReference w:id="4"/>
-      </w:r>
-    </w:p>
-    <w:p>
-      <w:pPr>
-        <w:numPr>
-          <w:ilvl w:val="1"/>
-          <w:numId w:val="65"/>
-        </w:numPr>
-      </w:pPr>
-      <w:r>
-        <w:t>Eesti maakondade ostujõu dünaamika võrdlemine.</w:t>
-      </w:r>
-    </w:p>
-    <w:p>
-      <w:pPr>
-        <w:rPr>
-          <w:b/>
-          <w:bCs/>
-        </w:rPr>
-      </w:pPr>
-      <w:r>
-        <w:rPr>
-          <w:b/>
-          <w:bCs/>
-        </w:rPr>
-        <w:t xml:space="preserve">Aruanne: Korterite keskmine m2 hind ja keskmine brutopalk aastate lõikes. Aruandele tehtud eraldi </w:t>
-      </w:r>
-      <w:proofErr w:type="spellStart"/>
-      <w:r>
-        <w:rPr>
-          <w:b/>
-          <w:bCs/>
-        </w:rPr>
-        <w:t>slicer</w:t>
-      </w:r>
-      <w:proofErr w:type="spellEnd"/>
-      <w:r>
-        <w:rPr>
-          <w:b/>
-          <w:bCs/>
-        </w:rPr>
-        <w:t>: Maakond</w:t>
-      </w:r>
-    </w:p>
-    <w:p>
-      <w:r>
-        <w:t>Aruanne võimaldab visuaalselt jälgida läbi aastate, kuidas on muutunud keskmine brutopalk ja samal ajal korterite ruutmeetri hind ning kus muutuvad ’käärid’ kõige suuremaks. Valida saab kas kogu Eesti või maakonnad eraldi.</w:t>
-      </w:r>
-    </w:p>
-    <w:p>
-      <w:r>
-        <w:rPr>
-          <w:b/>
-          <w:bCs/>
-        </w:rPr>
-        <w:t xml:space="preserve">Aruanne: R </w:t>
-      </w:r>
-      <w:proofErr w:type="spellStart"/>
-      <w:r>
-        <w:rPr>
-          <w:b/>
-          <w:bCs/>
-        </w:rPr>
-        <w:t>script</w:t>
-      </w:r>
-      <w:proofErr w:type="spellEnd"/>
-      <w:r>
-        <w:rPr>
-          <w:b/>
-          <w:bCs/>
-        </w:rPr>
-        <w:t>, et võrrelda korteri ruutmeetri hinna ja keskmise brutopalga trajektoori.</w:t>
-      </w:r>
-      <w:r>
-        <w:t xml:space="preserve"> </w:t>
-      </w:r>
-      <w:proofErr w:type="spellStart"/>
-      <w:r>
-        <w:t>Slicer</w:t>
-      </w:r>
-      <w:proofErr w:type="spellEnd"/>
-      <w:r>
-        <w:t xml:space="preserve">: Maakond töötab ka sellel </w:t>
-      </w:r>
-      <w:proofErr w:type="spellStart"/>
-      <w:r>
-        <w:t>visuaalil</w:t>
-      </w:r>
-      <w:proofErr w:type="spellEnd"/>
-      <w:r>
-        <w:t>.</w:t>
-      </w:r>
-    </w:p>
-    <w:p>
-      <w:pPr>
-        <w:numPr>
-          <w:ilvl w:val="1"/>
-          <w:numId w:val="65"/>
-        </w:numPr>
-      </w:pPr>
-      <w:r>
-        <w:t>Kõrvalekalded trajektoorist näitavad piltlikult, kus kinnisvara hind kallines kiiremini ja rohkem võrreldes palgaga ning kus oli palgatõus suurema mõjuga ning kinnisvara hind ei kallinenud nii palju. Graafik võimaldab tuvastada, millises maakonnas läbi aastate on ostujõud võrreldes korterite hindadega madalam ning kus on ostujõud suurem.</w:t>
-      </w:r>
-    </w:p>
-    <w:p>
-      <w:r>
-        <w:t xml:space="preserve">Samal ajal kajastab </w:t>
-      </w:r>
-      <w:proofErr w:type="spellStart"/>
-      <w:r>
-        <w:t>mummukeste</w:t>
-      </w:r>
-      <w:proofErr w:type="spellEnd"/>
-      <w:r>
-        <w:t xml:space="preserve"> suurus graafikul tehinguaktiivsust ehk tehingute arvu antud maakonnas antud aastal. Mida suurem tehingute arv, seda suurem on </w:t>
-      </w:r>
-      <w:proofErr w:type="spellStart"/>
-      <w:r>
-        <w:t>mummuke</w:t>
-      </w:r>
-      <w:proofErr w:type="spellEnd"/>
-      <w:r>
-        <w:t xml:space="preserve"> graafikul, mis ilmestab maakondade erinevusi. Vaikimisi </w:t>
-      </w:r>
-      <w:proofErr w:type="spellStart"/>
-      <w:r>
-        <w:t>näidatatksegi</w:t>
-      </w:r>
-      <w:proofErr w:type="spellEnd"/>
-      <w:r>
-        <w:t xml:space="preserve"> 5 suurima tehinguaktiivsusega maakonda.</w:t>
-      </w:r>
-    </w:p>
-    <w:p>
-      <w:pPr>
-        <w:numPr>
-          <w:ilvl w:val="0"/>
-          <w:numId w:val="65"/>
-        </w:numPr>
-      </w:pPr>
-      <w:commentRangeStart w:id="5"/>
-      <w:r>
-        <w:rPr>
-          <w:b/>
-          <w:bCs/>
-        </w:rPr>
-        <w:t>Inflatsiooniga korrigeerimine (Reaalväärtus):</w:t>
+        <w:t>Kinnisvara keskmise ruutmeetri hinna analüüs ja prognoos</w:t>
       </w:r>
       <w:commentRangeEnd w:id="5"/>
       <w:r>
         <w:commentReference w:id="5"/>
-      </w:r>
-    </w:p>
-    <w:p>
-      <w:pPr>
-        <w:numPr>
-          <w:ilvl w:val="1"/>
-          <w:numId w:val="65"/>
-        </w:numPr>
-      </w:pPr>
-      <w:r>
-        <w:t>Palkade nominaalkasvu kõrvutamine THI-</w:t>
-      </w:r>
-      <w:proofErr w:type="spellStart"/>
-      <w:r>
-        <w:t>ga</w:t>
-      </w:r>
-      <w:proofErr w:type="spellEnd"/>
-      <w:r>
-        <w:t>.</w:t>
-      </w:r>
-    </w:p>
-    <w:p>
-      <w:pPr>
-        <w:numPr>
-          <w:ilvl w:val="1"/>
-          <w:numId w:val="65"/>
-        </w:numPr>
-      </w:pPr>
-      <w:r>
-        <w:t>Reaalse ostujõu kahanemise isoleerimine inflatsiooniperioodidel.</w:t>
-      </w:r>
-    </w:p>
-    <w:p>
-      <w:pPr>
-        <w:numPr>
-          <w:ilvl w:val="0"/>
-          <w:numId w:val="65"/>
-        </w:numPr>
-      </w:pPr>
-      <w:r>
-        <w:rPr>
-          <w:b/>
-          <w:bCs/>
-        </w:rPr>
-        <w:t>Prognoosimudel:</w:t>
-      </w:r>
-    </w:p>
-    <w:p>
-      <w:pPr>
-        <w:numPr>
-          <w:ilvl w:val="1"/>
-          <w:numId w:val="65"/>
-        </w:numPr>
-      </w:pPr>
-      <w:commentRangeStart w:id="6"/>
-      <w:r>
-        <w:t>Ajaloolise trendi analüüs matemaatiliste trendijoonte abil.</w:t>
-      </w:r>
-      <w:commentRangeEnd w:id="6"/>
-      <w:r>
-        <w:commentReference w:id="6"/>
-      </w:r>
-    </w:p>
-    <w:p>
-      <w:pPr>
-        <w:numPr>
-          <w:ilvl w:val="1"/>
-          <w:numId w:val="65"/>
-        </w:numPr>
-      </w:pPr>
-      <w:commentRangeStart w:id="7"/>
-      <w:r>
-        <w:lastRenderedPageBreak/>
-        <w:t xml:space="preserve">Järgmise </w:t>
-      </w:r>
-      <w:r>
-        <w:rPr>
-          <w:b/>
-          <w:bCs/>
-        </w:rPr>
-        <w:t>5 aasta</w:t>
-      </w:r>
-      <w:r>
-        <w:t xml:space="preserve"> suhtarvude prognoos, sidudes mudelisse Eesti Panga ametlikud palga- ja inflatsiooniprognoosid.</w:t>
-      </w:r>
-      <w:commentRangeEnd w:id="7"/>
-      <w:r>
-        <w:commentReference w:id="7"/>
-      </w:r>
-    </w:p>
-    <w:p>
-      <w:pPr>
-        <w:numPr>
-          <w:ilvl w:val="0"/>
-          <w:numId w:val="65"/>
-        </w:numPr>
-      </w:pPr>
-      <w:r>
-        <w:rPr>
-          <w:b/>
-          <w:bCs/>
-        </w:rPr>
-        <w:t>Kasutajarakendused (</w:t>
-      </w:r>
-      <w:proofErr w:type="spellStart"/>
-      <w:r>
-        <w:rPr>
-          <w:b/>
-          <w:bCs/>
-        </w:rPr>
-        <w:t>Äpid</w:t>
-      </w:r>
-      <w:proofErr w:type="spellEnd"/>
-      <w:r>
-        <w:rPr>
-          <w:b/>
-          <w:bCs/>
-        </w:rPr>
-        <w:t>):</w:t>
-      </w:r>
-    </w:p>
-    <w:p>
-      <w:pPr>
-        <w:numPr>
-          <w:ilvl w:val="1"/>
-          <w:numId w:val="65"/>
-        </w:numPr>
-      </w:pPr>
-      <w:r>
-        <w:t>Eraisikule ja koduostjale suunatud otsustustoe tööriistade loomine kogutud andmete visualiseerimiseks.</w:t>
-      </w:r>
-    </w:p>
-    <w:p>
-      <w:pPr>
-        <w:numPr>
-          <w:ilvl w:val="1"/>
-          <w:numId w:val="65"/>
-        </w:numPr>
-        <w:rPr>
-          <w:b/>
-          <w:bCs/>
-        </w:rPr>
-      </w:pPr>
-      <w:r>
-        <w:t xml:space="preserve">Kokku loodud 3 </w:t>
-      </w:r>
-      <w:proofErr w:type="spellStart"/>
-      <w:r>
-        <w:t>äppi</w:t>
-      </w:r>
-      <w:proofErr w:type="spellEnd"/>
-      <w:r>
-        <w:t xml:space="preserve">: a) </w:t>
-      </w:r>
-      <w:commentRangeStart w:id="8"/>
-      <w:r>
-        <w:rPr>
-          <w:b/>
-          <w:bCs/>
-        </w:rPr>
-        <w:t>Kinnisvara keskmise ruutmeetri hinna analüüs ja prognoos</w:t>
-      </w:r>
-      <w:commentRangeEnd w:id="8"/>
-      <w:r>
-        <w:commentReference w:id="8"/>
       </w:r>
     </w:p>
     <w:p>
@@ -5986,7 +5564,7 @@
     <w:p/>
     <w:p/>
     <w:sectPr>
-      <w:footerReference w:type="default" r:id="rId23"/>
+      <w:footerReference w:type="default" r:id="rId22"/>
       <w:pgSz w:w="11906" w:h="16838"/>
       <w:pgMar w:top="1440" w:right="1440" w:bottom="1440" w:left="1440" w:header="708" w:footer="708" w:gutter="0"/>
       <w:cols w:space="708"/>
@@ -5998,7 +5576,7 @@
 
 <file path=word/comments.xml><?xml version="1.0" encoding="utf-8"?>
 <w:comments xmlns:wpc="http://schemas.microsoft.com/office/word/2010/wordprocessingCanvas" xmlns:cx="http://schemas.microsoft.com/office/drawing/2014/chartex" xmlns:cx1="http://schemas.microsoft.com/office/drawing/2015/9/8/chartex" xmlns:cx2="http://schemas.microsoft.com/office/drawing/2015/10/21/chartex" xmlns:cx3="http://schemas.microsoft.com/office/drawing/2016/5/9/chartex" xmlns:cx4="http://schemas.microsoft.com/office/drawing/2016/5/10/chartex" xmlns:cx5="http://schemas.microsoft.com/office/drawing/2016/5/11/chartex" xmlns:cx6="http://schemas.microsoft.com/office/drawing/2016/5/12/chartex" xmlns:cx7="http://schemas.microsoft.com/office/drawing/2016/5/13/chartex" xmlns:cx8="http://schemas.microsoft.com/office/drawing/2016/5/14/chartex" xmlns:mc="http://schemas.openxmlformats.org/markup-compatibility/2006" xmlns:aink="http://schemas.microsoft.com/office/drawing/2016/ink" xmlns:am3d="http://schemas.microsoft.com/office/drawing/2017/model3d" xmlns:o="urn:schemas-microsoft-com:office:office" xmlns:oel="http://schemas.microsoft.com/office/2019/extlst" xmlns:r="http://schemas.openxmlformats.org/officeDocument/2006/relationships" xmlns:m="http://schemas.openxmlformats.org/officeDocument/2006/math" xmlns:v="urn:schemas-microsoft-com:vml" xmlns:wp14="http://schemas.microsoft.com/office/word/2010/wordprocessingDrawing" xmlns:wp="http://schemas.openxmlformats.org/drawingml/2006/wordprocessingDrawing" xmlns:w10="urn:schemas-microsoft-com:office:word" xmlns:w="http://schemas.openxmlformats.org/wordprocessingml/2006/main" xmlns:w14="http://schemas.microsoft.com/office/word/2010/wordml" xmlns:w15="http://schemas.microsoft.com/office/word/2012/wordml" xmlns:w16cex="http://schemas.microsoft.com/office/word/2018/wordml/cex" xmlns:w16cid="http://schemas.microsoft.com/office/word/2016/wordml/cid" xmlns:w16="http://schemas.microsoft.com/office/word/2018/wordml" xmlns:w16sdtdh="http://schemas.microsoft.com/office/word/2020/wordml/sdtdatahash" xmlns:w16se="http://schemas.microsoft.com/office/word/2015/wordml/symex" xmlns:wpg="http://schemas.microsoft.com/office/word/2010/wordprocessingGroup" xmlns:wpi="http://schemas.microsoft.com/office/word/2010/wordprocessingInk" xmlns:wne="http://schemas.microsoft.com/office/word/2006/wordml" xmlns:wps="http://schemas.microsoft.com/office/word/2010/wordprocessingShape" mc:Ignorable="w14 w15 w16se w16cid w16 w16cex w16sdtdh wp14">
-  <w:comment w:id="0" w:author="Õpilane" w:date="2026-10-05T12:05:00Z" w:initials="Õ">
+  <w:comment w:id="0" w:author="Õpilane" w:date="2026-10-06T12:01:00Z" w:initials="Õ">
     <w:p>
       <w:pPr>
         <w:pStyle w:val="CommentText"/>
@@ -6010,11 +5588,11 @@
         <w:annotationRef/>
       </w:r>
       <w:r>
-        <w:t>?? meil ongi kvartaalsed andmed võetud</w:t>
+        <w:t>Update – mitte ainult THI</w:t>
       </w:r>
     </w:p>
   </w:comment>
-  <w:comment w:id="1" w:author="Õpilane" w:date="2026-10-05T12:06:00Z" w:initials="Õ">
+  <w:comment w:id="1" w:author="Õpilane" w:date="2026-10-06T12:05:00Z" w:initials="Õ">
     <w:p>
       <w:pPr>
         <w:pStyle w:val="CommentText"/>
@@ -6026,11 +5604,11 @@
         <w:annotationRef/>
       </w:r>
       <w:r>
-        <w:t>Intressid või THI oli hoopis? Ja siis võtsime keskmise, mitte summa (ehk ei agregeerinud, mis tähendab summeerima)</w:t>
+        <w:t>Vormistus?</w:t>
       </w:r>
     </w:p>
   </w:comment>
-  <w:comment w:id="2" w:author="Õpilane" w:date="2026-10-01T14:41:00Z" w:initials="Õ">
+  <w:comment w:id="2" w:author="Õpilane" w:date="2026-10-06T12:06:00Z" w:initials="Õ">
     <w:p>
       <w:pPr>
         <w:pStyle w:val="CommentText"/>
@@ -6042,11 +5620,11 @@
         <w:annotationRef/>
       </w:r>
       <w:r>
-        <w:t>Kas see jätta? Me tegelikult ei silunud nagu midagi?</w:t>
+        <w:t>Siit allapoole Kaidi ja Siret vaatavad üle</w:t>
       </w:r>
     </w:p>
   </w:comment>
-  <w:comment w:id="3" w:author="Õpilane" w:date="2026-10-05T12:07:00Z" w:initials="Õ">
+  <w:comment w:id="3" w:author="Õpilane" w:date="2026-10-05T12:58:00Z" w:initials="Õ">
     <w:p>
       <w:pPr>
         <w:pStyle w:val="CommentText"/>
@@ -6058,11 +5636,11 @@
         <w:annotationRef/>
       </w:r>
       <w:r>
-        <w:t>Seda peaks uuendama, et kõik metricsid oleks siin ära selgitatud, mis lõpuks Power BI-sse jätsite ja kasutate</w:t>
+        <w:t>See pigem Power BI võrdlev analüüs, sellega/trendijoonega ju prognoose ei tee?</w:t>
       </w:r>
     </w:p>
   </w:comment>
-  <w:comment w:id="4" w:author="Õpilane" w:date="2026-10-05T12:08:00Z" w:initials="Õ">
+  <w:comment w:id="4" w:author="Õpilane" w:date="2026-10-05T12:58:00Z" w:initials="Õ">
     <w:p>
       <w:pPr>
         <w:pStyle w:val="CommentText"/>
@@ -6074,11 +5652,11 @@
         <w:annotationRef/>
       </w:r>
       <w:r>
-        <w:t>Final update vajalik kui Power BI on valmis</w:t>
+        <w:t>Seda ei tee</w:t>
       </w:r>
     </w:p>
   </w:comment>
-  <w:comment w:id="5" w:author="Õpilane" w:date="2026-10-05T12:08:00Z" w:initials="Õ">
+  <w:comment w:id="5" w:author="Õpilane" w:date="2026-10-05T13:00:00Z" w:initials="Õ">
     <w:p>
       <w:pPr>
         <w:pStyle w:val="CommentText"/>
@@ -6090,58 +5668,15 @@
         <w:annotationRef/>
       </w:r>
       <w:r>
-        <w:t>Kui selle ikkagi välja jätame? Siis see osa siit kirjeldusest ka eemaldada</w:t>
-      </w:r>
-    </w:p>
-  </w:comment>
-  <w:comment w:id="6" w:author="Õpilane" w:date="2026-10-05T12:58:00Z" w:initials="Õ">
-    <w:p>
-      <w:pPr>
-        <w:pStyle w:val="CommentText"/>
-      </w:pPr>
-      <w:r>
-        <w:rPr>
-          <w:rStyle w:val="CommentReference"/>
-        </w:rPr>
-        <w:annotationRef/>
-      </w:r>
-      <w:r>
-        <w:t>See pigem Power BI võrdlev analüüs, sellega/trendijoonega ju prognoose ei tee?</w:t>
-      </w:r>
-    </w:p>
-  </w:comment>
-  <w:comment w:id="7" w:author="Õpilane" w:date="2026-10-05T12:58:00Z" w:initials="Õ">
-    <w:p>
-      <w:pPr>
-        <w:pStyle w:val="CommentText"/>
-      </w:pPr>
-      <w:r>
-        <w:rPr>
-          <w:rStyle w:val="CommentReference"/>
-        </w:rPr>
-        <w:annotationRef/>
-      </w:r>
-      <w:r>
-        <w:t>Seda ei tee</w:t>
-      </w:r>
-    </w:p>
-  </w:comment>
-  <w:comment w:id="8" w:author="Õpilane" w:date="2026-10-05T13:00:00Z" w:initials="Õ">
-    <w:p>
-      <w:pPr>
-        <w:pStyle w:val="CommentText"/>
-      </w:pPr>
-      <w:r>
-        <w:rPr>
-          <w:rStyle w:val="CommentReference"/>
-        </w:rPr>
-        <w:annotationRef/>
-      </w:r>
-      <w:r>
         <w:t xml:space="preserve">Kokkuvõtlikult Kaidi </w:t>
       </w:r>
-      <w:r>
-        <w:t>app, kas tahame täpsemalt siin midagi lahti kirjutada ka, sest materjali ja analüüsi on seal veidi rohkem sees?</w:t>
+      <w:proofErr w:type="spellStart"/>
+      <w:r>
+        <w:t>app</w:t>
+      </w:r>
+      <w:proofErr w:type="spellEnd"/>
+      <w:r>
+        <w:t>, kas tahame täpsemalt siin midagi lahti kirjutada ka, sest materjali ja analüüsi on seal veidi rohkem sees?</w:t>
       </w:r>
     </w:p>
   </w:comment>
@@ -6150,12 +5685,9 @@
 
 <file path=word/commentsExtended.xml><?xml version="1.0" encoding="utf-8"?>
 <w15:commentsEx xmlns:wpc="http://schemas.microsoft.com/office/word/2010/wordprocessingCanvas" xmlns:cx="http://schemas.microsoft.com/office/drawing/2014/chartex" xmlns:cx1="http://schemas.microsoft.com/office/drawing/2015/9/8/chartex" xmlns:cx2="http://schemas.microsoft.com/office/drawing/2015/10/21/chartex" xmlns:cx3="http://schemas.microsoft.com/office/drawing/2016/5/9/chartex" xmlns:cx4="http://schemas.microsoft.com/office/drawing/2016/5/10/chartex" xmlns:cx5="http://schemas.microsoft.com/office/drawing/2016/5/11/chartex" xmlns:cx6="http://schemas.microsoft.com/office/drawing/2016/5/12/chartex" xmlns:cx7="http://schemas.microsoft.com/office/drawing/2016/5/13/chartex" xmlns:cx8="http://schemas.microsoft.com/office/drawing/2016/5/14/chartex" xmlns:mc="http://schemas.openxmlformats.org/markup-compatibility/2006" xmlns:aink="http://schemas.microsoft.com/office/drawing/2016/ink" xmlns:am3d="http://schemas.microsoft.com/office/drawing/2017/model3d" xmlns:o="urn:schemas-microsoft-com:office:office" xmlns:oel="http://schemas.microsoft.com/office/2019/extlst" xmlns:r="http://schemas.openxmlformats.org/officeDocument/2006/relationships" xmlns:m="http://schemas.openxmlformats.org/officeDocument/2006/math" xmlns:v="urn:schemas-microsoft-com:vml" xmlns:wp14="http://schemas.microsoft.com/office/word/2010/wordprocessingDrawing" xmlns:wp="http://schemas.openxmlformats.org/drawingml/2006/wordprocessingDrawing" xmlns:w10="urn:schemas-microsoft-com:office:word" xmlns:w="http://schemas.openxmlformats.org/wordprocessingml/2006/main" xmlns:w14="http://schemas.microsoft.com/office/word/2010/wordml" xmlns:w15="http://schemas.microsoft.com/office/word/2012/wordml" xmlns:w16cex="http://schemas.microsoft.com/office/word/2018/wordml/cex" xmlns:w16cid="http://schemas.microsoft.com/office/word/2016/wordml/cid" xmlns:w16="http://schemas.microsoft.com/office/word/2018/wordml" xmlns:w16sdtdh="http://schemas.microsoft.com/office/word/2020/wordml/sdtdatahash" xmlns:w16se="http://schemas.microsoft.com/office/word/2015/wordml/symex" xmlns:wpg="http://schemas.microsoft.com/office/word/2010/wordprocessingGroup" xmlns:wpi="http://schemas.microsoft.com/office/word/2010/wordprocessingInk" xmlns:wne="http://schemas.microsoft.com/office/word/2006/wordml" xmlns:wps="http://schemas.microsoft.com/office/word/2010/wordprocessingShape" mc:Ignorable="w14 w15 w16se w16cid w16 w16cex w16sdtdh wp14">
-  <w15:commentEx w15:paraId="044F688E" w15:done="0"/>
-  <w15:commentEx w15:paraId="756ABAF7" w15:paraIdParent="044F688E" w15:done="0"/>
-  <w15:commentEx w15:paraId="1A939C74" w15:done="0"/>
-  <w15:commentEx w15:paraId="2BE5D865" w15:done="0"/>
-  <w15:commentEx w15:paraId="2BAB74C2" w15:done="0"/>
-  <w15:commentEx w15:paraId="6BAAF6B0" w15:done="0"/>
+  <w15:commentEx w15:paraId="20530B0F" w15:done="0"/>
+  <w15:commentEx w15:paraId="77D642CC" w15:done="0"/>
+  <w15:commentEx w15:paraId="062A04C5" w15:done="0"/>
   <w15:commentEx w15:paraId="18C6B154" w15:done="0"/>
   <w15:commentEx w15:paraId="198DB2DE" w15:done="0"/>
   <w15:commentEx w15:paraId="6C13AFD5" w15:done="0"/>
@@ -6164,12 +5696,9 @@
 
 <file path=word/commentsExtensible.xml><?xml version="1.0" encoding="utf-8"?>
 <w16cex:commentsExtensible xmlns:wpc="http://schemas.microsoft.com/office/word/2010/wordprocessingCanvas" xmlns:cx="http://schemas.microsoft.com/office/drawing/2014/chartex" xmlns:cx1="http://schemas.microsoft.com/office/drawing/2015/9/8/chartex" xmlns:cx2="http://schemas.microsoft.com/office/drawing/2015/10/21/chartex" xmlns:cx3="http://schemas.microsoft.com/office/drawing/2016/5/9/chartex" xmlns:cx4="http://schemas.microsoft.com/office/drawing/2016/5/10/chartex" xmlns:cx5="http://schemas.microsoft.com/office/drawing/2016/5/11/chartex" xmlns:cx6="http://schemas.microsoft.com/office/drawing/2016/5/12/chartex" xmlns:cx7="http://schemas.microsoft.com/office/drawing/2016/5/13/chartex" xmlns:cx8="http://schemas.microsoft.com/office/drawing/2016/5/14/chartex" xmlns:cr="http://schemas.microsoft.com/office/comments/2020/reactions" xmlns:mc="http://schemas.openxmlformats.org/markup-compatibility/2006" xmlns:aink="http://schemas.microsoft.com/office/drawing/2016/ink" xmlns:am3d="http://schemas.microsoft.com/office/drawing/2017/model3d" xmlns:o="urn:schemas-microsoft-com:office:office" xmlns:oel="http://schemas.microsoft.com/office/2019/extlst" xmlns:r="http://schemas.openxmlformats.org/officeDocument/2006/relationships" xmlns:m="http://schemas.openxmlformats.org/officeDocument/2006/math" xmlns:v="urn:schemas-microsoft-com:vml" xmlns:wp14="http://schemas.microsoft.com/office/word/2010/wordprocessingDrawing" xmlns:wp="http://schemas.openxmlformats.org/drawingml/2006/wordprocessingDrawing" xmlns:w10="urn:schemas-microsoft-com:office:word" xmlns:w="http://schemas.openxmlformats.org/wordprocessingml/2006/main" xmlns:w14="http://schemas.microsoft.com/office/word/2010/wordml" xmlns:w15="http://schemas.microsoft.com/office/word/2012/wordml" xmlns:w16cex="http://schemas.microsoft.com/office/word/2018/wordml/cex" xmlns:w16cid="http://schemas.microsoft.com/office/word/2016/wordml/cid" xmlns:w16="http://schemas.microsoft.com/office/word/2018/wordml" xmlns:w16sdtdh="http://schemas.microsoft.com/office/word/2020/wordml/sdtdatahash" xmlns:w16se="http://schemas.microsoft.com/office/word/2015/wordml/symex" xmlns:wpg="http://schemas.microsoft.com/office/word/2010/wordprocessingGroup" xmlns:wpi="http://schemas.microsoft.com/office/word/2010/wordprocessingInk" xmlns:wne="http://schemas.microsoft.com/office/word/2006/wordml" xmlns:wps="http://schemas.microsoft.com/office/word/2010/wordprocessingShape" mc:Ignorable="w14 w15 w16se w16cid w16 w16cex w16sdtdh cr wp14">
-  <w16cex:commentExtensible w16cex:durableId="3D0F4AD2" w16cex:dateUtc="2026-10-06T07:38:00Z"/>
-  <w16cex:commentExtensible w16cex:durableId="0C80884E" w16cex:dateUtc="2026-10-06T07:38:00Z"/>
-  <w16cex:commentExtensible w16cex:durableId="0B03F641" w16cex:dateUtc="2026-10-06T07:38:00Z"/>
-  <w16cex:commentExtensible w16cex:durableId="1BEF4BBF" w16cex:dateUtc="2026-10-06T07:38:00Z"/>
-  <w16cex:commentExtensible w16cex:durableId="47FDD142" w16cex:dateUtc="2026-10-06T07:38:00Z"/>
-  <w16cex:commentExtensible w16cex:durableId="0E932982" w16cex:dateUtc="2026-10-06T07:38:00Z"/>
+  <w16cex:commentExtensible w16cex:durableId="1EBE3010" w16cex:dateUtc="2026-10-06T09:01:00Z"/>
+  <w16cex:commentExtensible w16cex:durableId="19261FD1" w16cex:dateUtc="2026-10-06T09:05:00Z"/>
+  <w16cex:commentExtensible w16cex:durableId="65A0DAF9" w16cex:dateUtc="2026-10-06T09:06:00Z"/>
   <w16cex:commentExtensible w16cex:durableId="24729E52" w16cex:dateUtc="2026-10-06T07:38:00Z"/>
   <w16cex:commentExtensible w16cex:durableId="1C5A2393" w16cex:dateUtc="2026-10-06T07:38:00Z"/>
   <w16cex:commentExtensible w16cex:durableId="0616F956" w16cex:dateUtc="2026-10-06T07:38:00Z"/>
@@ -6178,12 +5707,9 @@
 
 <file path=word/commentsIds.xml><?xml version="1.0" encoding="utf-8"?>
 <w16cid:commentsIds xmlns:wpc="http://schemas.microsoft.com/office/word/2010/wordprocessingCanvas" xmlns:cx="http://schemas.microsoft.com/office/drawing/2014/chartex" xmlns:cx1="http://schemas.microsoft.com/office/drawing/2015/9/8/chartex" xmlns:cx2="http://schemas.microsoft.com/office/drawing/2015/10/21/chartex" xmlns:cx3="http://schemas.microsoft.com/office/drawing/2016/5/9/chartex" xmlns:cx4="http://schemas.microsoft.com/office/drawing/2016/5/10/chartex" xmlns:cx5="http://schemas.microsoft.com/office/drawing/2016/5/11/chartex" xmlns:cx6="http://schemas.microsoft.com/office/drawing/2016/5/12/chartex" xmlns:cx7="http://schemas.microsoft.com/office/drawing/2016/5/13/chartex" xmlns:cx8="http://schemas.microsoft.com/office/drawing/2016/5/14/chartex" xmlns:mc="http://schemas.openxmlformats.org/markup-compatibility/2006" xmlns:aink="http://schemas.microsoft.com/office/drawing/2016/ink" xmlns:am3d="http://schemas.microsoft.com/office/drawing/2017/model3d" xmlns:o="urn:schemas-microsoft-com:office:office" xmlns:oel="http://schemas.microsoft.com/office/2019/extlst" xmlns:r="http://schemas.openxmlformats.org/officeDocument/2006/relationships" xmlns:m="http://schemas.openxmlformats.org/officeDocument/2006/math" xmlns:v="urn:schemas-microsoft-com:vml" xmlns:wp14="http://schemas.microsoft.com/office/word/2010/wordprocessingDrawing" xmlns:wp="http://schemas.openxmlformats.org/drawingml/2006/wordprocessingDrawing" xmlns:w10="urn:schemas-microsoft-com:office:word" xmlns:w="http://schemas.openxmlformats.org/wordprocessingml/2006/main" xmlns:w14="http://schemas.microsoft.com/office/word/2010/wordml" xmlns:w15="http://schemas.microsoft.com/office/word/2012/wordml" xmlns:w16cex="http://schemas.microsoft.com/office/word/2018/wordml/cex" xmlns:w16cid="http://schemas.microsoft.com/office/word/2016/wordml/cid" xmlns:w16="http://schemas.microsoft.com/office/word/2018/wordml" xmlns:w16sdtdh="http://schemas.microsoft.com/office/word/2020/wordml/sdtdatahash" xmlns:w16se="http://schemas.microsoft.com/office/word/2015/wordml/symex" xmlns:wpg="http://schemas.microsoft.com/office/word/2010/wordprocessingGroup" xmlns:wpi="http://schemas.microsoft.com/office/word/2010/wordprocessingInk" xmlns:wne="http://schemas.microsoft.com/office/word/2006/wordml" xmlns:wps="http://schemas.microsoft.com/office/word/2010/wordprocessingShape" mc:Ignorable="w14 w15 w16se w16cid w16 w16cex w16sdtdh wp14">
-  <w16cid:commentId w16cid:paraId="044F688E" w16cid:durableId="3D0F4AD2"/>
-  <w16cid:commentId w16cid:paraId="756ABAF7" w16cid:durableId="0C80884E"/>
-  <w16cid:commentId w16cid:paraId="1A939C74" w16cid:durableId="0B03F641"/>
-  <w16cid:commentId w16cid:paraId="2BE5D865" w16cid:durableId="1BEF4BBF"/>
-  <w16cid:commentId w16cid:paraId="2BAB74C2" w16cid:durableId="47FDD142"/>
-  <w16cid:commentId w16cid:paraId="6BAAF6B0" w16cid:durableId="0E932982"/>
+  <w16cid:commentId w16cid:paraId="20530B0F" w16cid:durableId="1EBE3010"/>
+  <w16cid:commentId w16cid:paraId="77D642CC" w16cid:durableId="19261FD1"/>
+  <w16cid:commentId w16cid:paraId="062A04C5" w16cid:durableId="65A0DAF9"/>
   <w16cid:commentId w16cid:paraId="18C6B154" w16cid:durableId="24729E52"/>
   <w16cid:commentId w16cid:paraId="198DB2DE" w16cid:durableId="1C5A2393"/>
   <w16cid:commentId w16cid:paraId="6C13AFD5" w16cid:durableId="0616F956"/>
@@ -13690,6 +13216,95 @@
     </w:lvl>
   </w:abstractNum>
   <w:abstractNum w:abstractNumId="52" w15:restartNumberingAfterBreak="0">
+    <w:nsid w:val="6F6D65AC"/>
+    <w:multiLevelType w:val="hybridMultilevel"/>
+    <w:tmpl w:val="5742191E"/>
+    <w:lvl w:ilvl="0" w:tplc="04250011">
+      <w:start w:val="1"/>
+      <w:numFmt w:val="decimal"/>
+      <w:lvlText w:val="%1)"/>
+      <w:lvlJc w:val="left"/>
+      <w:pPr>
+        <w:ind w:left="720" w:hanging="360"/>
+      </w:pPr>
+      <w:rPr>
+        <w:rFonts w:hint="default"/>
+      </w:rPr>
+    </w:lvl>
+    <w:lvl w:ilvl="1" w:tplc="04250019" w:tentative="1">
+      <w:start w:val="1"/>
+      <w:numFmt w:val="lowerLetter"/>
+      <w:lvlText w:val="%2."/>
+      <w:lvlJc w:val="left"/>
+      <w:pPr>
+        <w:ind w:left="1440" w:hanging="360"/>
+      </w:pPr>
+    </w:lvl>
+    <w:lvl w:ilvl="2" w:tplc="0425001B" w:tentative="1">
+      <w:start w:val="1"/>
+      <w:numFmt w:val="lowerRoman"/>
+      <w:lvlText w:val="%3."/>
+      <w:lvlJc w:val="right"/>
+      <w:pPr>
+        <w:ind w:left="2160" w:hanging="180"/>
+      </w:pPr>
+    </w:lvl>
+    <w:lvl w:ilvl="3" w:tplc="0425000F" w:tentative="1">
+      <w:start w:val="1"/>
+      <w:numFmt w:val="decimal"/>
+      <w:lvlText w:val="%4."/>
+      <w:lvlJc w:val="left"/>
+      <w:pPr>
+        <w:ind w:left="2880" w:hanging="360"/>
+      </w:pPr>
+    </w:lvl>
+    <w:lvl w:ilvl="4" w:tplc="04250019" w:tentative="1">
+      <w:start w:val="1"/>
+      <w:numFmt w:val="lowerLetter"/>
+      <w:lvlText w:val="%5."/>
+      <w:lvlJc w:val="left"/>
+      <w:pPr>
+        <w:ind w:left="3600" w:hanging="360"/>
+      </w:pPr>
+    </w:lvl>
+    <w:lvl w:ilvl="5" w:tplc="0425001B" w:tentative="1">
+      <w:start w:val="1"/>
+      <w:numFmt w:val="lowerRoman"/>
+      <w:lvlText w:val="%6."/>
+      <w:lvlJc w:val="right"/>
+      <w:pPr>
+        <w:ind w:left="4320" w:hanging="180"/>
+      </w:pPr>
+    </w:lvl>
+    <w:lvl w:ilvl="6" w:tplc="0425000F" w:tentative="1">
+      <w:start w:val="1"/>
+      <w:numFmt w:val="decimal"/>
+      <w:lvlText w:val="%7."/>
+      <w:lvlJc w:val="left"/>
+      <w:pPr>
+        <w:ind w:left="5040" w:hanging="360"/>
+      </w:pPr>
+    </w:lvl>
+    <w:lvl w:ilvl="7" w:tplc="04250019" w:tentative="1">
+      <w:start w:val="1"/>
+      <w:numFmt w:val="lowerLetter"/>
+      <w:lvlText w:val="%8."/>
+      <w:lvlJc w:val="left"/>
+      <w:pPr>
+        <w:ind w:left="5760" w:hanging="360"/>
+      </w:pPr>
+    </w:lvl>
+    <w:lvl w:ilvl="8" w:tplc="0425001B" w:tentative="1">
+      <w:start w:val="1"/>
+      <w:numFmt w:val="lowerRoman"/>
+      <w:lvlText w:val="%9."/>
+      <w:lvlJc w:val="right"/>
+      <w:pPr>
+        <w:ind w:left="6480" w:hanging="180"/>
+      </w:pPr>
+    </w:lvl>
+  </w:abstractNum>
+  <w:abstractNum w:abstractNumId="53" w15:restartNumberingAfterBreak="0">
     <w:nsid w:val="70BF2C7A"/>
     <w:multiLevelType w:val="multilevel"/>
     <w:tmpl w:val="1562A278"/>
@@ -13838,7 +13453,7 @@
       </w:rPr>
     </w:lvl>
   </w:abstractNum>
-  <w:abstractNum w:abstractNumId="53" w15:restartNumberingAfterBreak="0">
+  <w:abstractNum w:abstractNumId="54" w15:restartNumberingAfterBreak="0">
     <w:nsid w:val="70C51484"/>
     <w:multiLevelType w:val="multilevel"/>
     <w:tmpl w:val="9E128CE4"/>
@@ -13987,7 +13602,7 @@
       </w:rPr>
     </w:lvl>
   </w:abstractNum>
-  <w:abstractNum w:abstractNumId="54" w15:restartNumberingAfterBreak="0">
+  <w:abstractNum w:abstractNumId="55" w15:restartNumberingAfterBreak="0">
     <w:nsid w:val="718B259F"/>
     <w:multiLevelType w:val="multilevel"/>
     <w:tmpl w:val="F71A683C"/>
@@ -14136,7 +13751,7 @@
       </w:rPr>
     </w:lvl>
   </w:abstractNum>
-  <w:abstractNum w:abstractNumId="55" w15:restartNumberingAfterBreak="0">
+  <w:abstractNum w:abstractNumId="56" w15:restartNumberingAfterBreak="0">
     <w:nsid w:val="729168D8"/>
     <w:multiLevelType w:val="multilevel"/>
     <w:tmpl w:val="D6DEB760"/>
@@ -14285,7 +13900,7 @@
       </w:rPr>
     </w:lvl>
   </w:abstractNum>
-  <w:abstractNum w:abstractNumId="56" w15:restartNumberingAfterBreak="0">
+  <w:abstractNum w:abstractNumId="57" w15:restartNumberingAfterBreak="0">
     <w:nsid w:val="731077A3"/>
     <w:multiLevelType w:val="multilevel"/>
     <w:tmpl w:val="E59C51FA"/>
@@ -14430,7 +14045,7 @@
       </w:rPr>
     </w:lvl>
   </w:abstractNum>
-  <w:abstractNum w:abstractNumId="57" w15:restartNumberingAfterBreak="0">
+  <w:abstractNum w:abstractNumId="58" w15:restartNumberingAfterBreak="0">
     <w:nsid w:val="738760B1"/>
     <w:multiLevelType w:val="multilevel"/>
     <w:tmpl w:val="7388C62C"/>
@@ -14579,7 +14194,7 @@
       </w:rPr>
     </w:lvl>
   </w:abstractNum>
-  <w:abstractNum w:abstractNumId="58" w15:restartNumberingAfterBreak="0">
+  <w:abstractNum w:abstractNumId="59" w15:restartNumberingAfterBreak="0">
     <w:nsid w:val="7B176394"/>
     <w:multiLevelType w:val="multilevel"/>
     <w:tmpl w:val="FBA8252E"/>
@@ -14728,7 +14343,7 @@
       </w:rPr>
     </w:lvl>
   </w:abstractNum>
-  <w:abstractNum w:abstractNumId="59" w15:restartNumberingAfterBreak="0">
+  <w:abstractNum w:abstractNumId="60" w15:restartNumberingAfterBreak="0">
     <w:nsid w:val="7B203AB1"/>
     <w:multiLevelType w:val="multilevel"/>
     <w:tmpl w:val="CED2ED12"/>
@@ -14877,7 +14492,7 @@
       </w:rPr>
     </w:lvl>
   </w:abstractNum>
-  <w:abstractNum w:abstractNumId="60" w15:restartNumberingAfterBreak="0">
+  <w:abstractNum w:abstractNumId="61" w15:restartNumberingAfterBreak="0">
     <w:nsid w:val="7B9D03C6"/>
     <w:multiLevelType w:val="multilevel"/>
     <w:tmpl w:val="2B105C98"/>
@@ -15026,7 +14641,7 @@
       </w:rPr>
     </w:lvl>
   </w:abstractNum>
-  <w:abstractNum w:abstractNumId="61" w15:restartNumberingAfterBreak="0">
+  <w:abstractNum w:abstractNumId="62" w15:restartNumberingAfterBreak="0">
     <w:nsid w:val="7C3E2C74"/>
     <w:multiLevelType w:val="multilevel"/>
     <w:tmpl w:val="2B105C98"/>
@@ -15175,7 +14790,7 @@
       </w:rPr>
     </w:lvl>
   </w:abstractNum>
-  <w:abstractNum w:abstractNumId="62" w15:restartNumberingAfterBreak="0">
+  <w:abstractNum w:abstractNumId="63" w15:restartNumberingAfterBreak="0">
     <w:nsid w:val="7E0C738B"/>
     <w:multiLevelType w:val="multilevel"/>
     <w:tmpl w:val="C19C3592"/>
@@ -15337,7 +14952,7 @@
     <w:abstractNumId w:val="2"/>
   </w:num>
   <w:num w:numId="5" w16cid:durableId="870453898">
-    <w:abstractNumId w:val="52"/>
+    <w:abstractNumId w:val="53"/>
   </w:num>
   <w:num w:numId="6" w16cid:durableId="2080976972">
     <w:abstractNumId w:val="40"/>
@@ -15346,7 +14961,7 @@
     <w:abstractNumId w:val="3"/>
   </w:num>
   <w:num w:numId="8" w16cid:durableId="314915720">
-    <w:abstractNumId w:val="54"/>
+    <w:abstractNumId w:val="55"/>
   </w:num>
   <w:num w:numId="9" w16cid:durableId="357852277">
     <w:abstractNumId w:val="10"/>
@@ -15355,7 +14970,7 @@
     <w:abstractNumId w:val="15"/>
   </w:num>
   <w:num w:numId="11" w16cid:durableId="865557796">
-    <w:abstractNumId w:val="55"/>
+    <w:abstractNumId w:val="56"/>
   </w:num>
   <w:num w:numId="12" w16cid:durableId="1943954552">
     <w:abstractNumId w:val="0"/>
@@ -15373,10 +14988,10 @@
     <w:abstractNumId w:val="27"/>
   </w:num>
   <w:num w:numId="17" w16cid:durableId="926572840">
-    <w:abstractNumId w:val="59"/>
+    <w:abstractNumId w:val="60"/>
   </w:num>
   <w:num w:numId="18" w16cid:durableId="1303074629">
-    <w:abstractNumId w:val="62"/>
+    <w:abstractNumId w:val="63"/>
   </w:num>
   <w:num w:numId="19" w16cid:durableId="1405839482">
     <w:abstractNumId w:val="20"/>
@@ -15385,7 +15000,7 @@
     <w:abstractNumId w:val="41"/>
   </w:num>
   <w:num w:numId="21" w16cid:durableId="1577782323">
-    <w:abstractNumId w:val="58"/>
+    <w:abstractNumId w:val="59"/>
   </w:num>
   <w:num w:numId="22" w16cid:durableId="1214275579">
     <w:abstractNumId w:val="28"/>
@@ -15450,10 +15065,10 @@
     <w:abstractNumId w:val="50"/>
   </w:num>
   <w:num w:numId="38" w16cid:durableId="790973297">
-    <w:abstractNumId w:val="56"/>
+    <w:abstractNumId w:val="57"/>
   </w:num>
   <w:num w:numId="39" w16cid:durableId="1130510469">
-    <w:abstractNumId w:val="53"/>
+    <w:abstractNumId w:val="54"/>
   </w:num>
   <w:num w:numId="40" w16cid:durableId="1326543493">
     <w:abstractNumId w:val="30"/>
@@ -15519,16 +15134,16 @@
     <w:abstractNumId w:val="23"/>
   </w:num>
   <w:num w:numId="61" w16cid:durableId="1671441633">
-    <w:abstractNumId w:val="61"/>
+    <w:abstractNumId w:val="62"/>
   </w:num>
   <w:num w:numId="62" w16cid:durableId="1356662378">
     <w:abstractNumId w:val="33"/>
   </w:num>
   <w:num w:numId="63" w16cid:durableId="1730110058">
-    <w:abstractNumId w:val="60"/>
+    <w:abstractNumId w:val="61"/>
   </w:num>
   <w:num w:numId="64" w16cid:durableId="45841354">
-    <w:abstractNumId w:val="57"/>
+    <w:abstractNumId w:val="58"/>
   </w:num>
   <w:num w:numId="65" w16cid:durableId="1023556921">
     <w:abstractNumId w:val="22"/>
@@ -15557,6 +15172,9 @@
     <w:lvlOverride w:ilvl="8">
       <w:startOverride w:val="1"/>
     </w:lvlOverride>
+  </w:num>
+  <w:num w:numId="66" w16cid:durableId="334458434">
+    <w:abstractNumId w:val="52"/>
   </w:num>
 </w:numbering>
 </file>
